--- a/Output/Chandrakant Patil/Chandrakant Patil_chunk_1.docx
+++ b/Output/Chandrakant Patil/Chandrakant Patil_chunk_1.docx
@@ -173,6 +173,45 @@
       </w:pPr>
       <w:r>
         <w:rPr/>
+        <w:t>Title: Higher education minister Chandrakant Patil’s surprise visit to a city college</w:t>
+      </w:r>
+    </w:p>
+    <w:p>
+      <w:pPr>
+        <w:pStyle w:val="Normal"/>
+      </w:pPr>
+      <w:r>
+        <w:rPr/>
+        <w:t xml:space="preserve">URL: </w:t>
+      </w:r>
+      <w:r>
+        <w:t xml:space="preserve"> https://www.thebridgechronicle.com/education/higher-education-minister-chandrakant-patil-surprise-visit-garware-college-free-education-girls</w:t>
+      </w:r>
+    </w:p>
+    <w:p>
+      <w:pPr>
+        <w:pStyle w:val="Normal"/>
+      </w:pPr>
+      <w:r>
+        <w:rPr/>
+        <w:t>Content: Paying a surprise visit, the Higher and Technical education minister Chandrakant Patil took a review of State government’s decision of waiving off the fees for girl students for higher education. He visited Garware College in the city. He said that he will pay visit to 100 such college. To help improve the number of girls in the higher education, State government had decided to waive off the fees for professional and medical courses for girls in the state. The State government has identified 842 such courses and have made budget provision of Rstwo thousand crore. To implement this decision the state had given directions to the colleges and also had created flying squads to note down the complaints of the girls if any. Patil took the step of surprise visit to check how many girl students have really benefitted through it? He also spoke with the students to understand whether they are facing any problems regarding the scheme. Patil said, “many girls have to leave their education as they could not afford it. But state took the decision to fund their education to improve their participation in the higher education. He appealed the girl students to submit the required documents to the nodal officer for availing the waving of the fee scheme. He also directed the colleges to form a joint committee to address the issues faced by the girl students. He said that he will be giving surprise visits to 100 colleges in the state regarding this scheme. He has already visited Thodmal Sahani college in Bandra, Mumbai and second was Garware in Pune. Higher education director Shailendra Devalankar, joint director Prakash Bacchav too were present. Help Us Create the Content You Love Take Survey Now! Enjoyed reading The Bridge Chronicle?Your support motivates us to do better. Follow us on Facebook, Instagram, Twitter and Whatsapp to stay updated with the latest stories.You can also read on the go with our Android and iOS mobile app. Follow Us Copyright © 2025 Sakal Media Group – All Rights Reserved Powered by Quintype</w:t>
+      </w:r>
+    </w:p>
+    <w:p>
+      <w:pPr>
+        <w:pStyle w:val="Heading3"/>
+      </w:pPr>
+      <w:r>
+        <w:rPr/>
+        <w:t>Article 6</w:t>
+      </w:r>
+    </w:p>
+    <w:p>
+      <w:pPr>
+        <w:pStyle w:val="Normal"/>
+      </w:pPr>
+      <w:r>
+        <w:rPr/>
         <w:t>Title: India has a roadmap ready for AI application: Chandrakant Patil</w:t>
       </w:r>
     </w:p>
@@ -203,7 +242,7 @@
       </w:pPr>
       <w:r>
         <w:rPr/>
-        <w:t>Article 6</w:t>
+        <w:t>Article 7</w:t>
       </w:r>
     </w:p>
     <w:p>
@@ -242,7 +281,7 @@
       </w:pPr>
       <w:r>
         <w:rPr/>
-        <w:t>Article 7</w:t>
+        <w:t>Article 8</w:t>
       </w:r>
     </w:p>
     <w:p>
@@ -281,16 +320,16 @@
       </w:pPr>
       <w:r>
         <w:rPr/>
-        <w:t>Article 8</w:t>
-      </w:r>
-    </w:p>
-    <w:p>
-      <w:pPr>
-        <w:pStyle w:val="Normal"/>
-      </w:pPr>
-      <w:r>
-        <w:rPr/>
-        <w:t>Title: Higher education minister Chandrakant Patil’s surprise visit to a city college</w:t>
+        <w:t>Article 9</w:t>
+      </w:r>
+    </w:p>
+    <w:p>
+      <w:pPr>
+        <w:pStyle w:val="Normal"/>
+      </w:pPr>
+      <w:r>
+        <w:rPr/>
+        <w:t>Title: 18.06.2025: Minister for Higher and Technical Education Chandrakant Patil meets Governor to discuss on various matters pertaining to higher education</w:t>
       </w:r>
     </w:p>
     <w:p>
@@ -302,16 +341,16 @@
         <w:t xml:space="preserve">URL: </w:t>
       </w:r>
       <w:r>
-        <w:t xml:space="preserve"> https://www.thebridgechronicle.com/education/higher-education-minister-chandrakant-patil-surprise-visit-garware-college-free-education-girls</w:t>
-      </w:r>
-    </w:p>
-    <w:p>
-      <w:pPr>
-        <w:pStyle w:val="Normal"/>
-      </w:pPr>
-      <w:r>
-        <w:rPr/>
-        <w:t>Content: Paying a surprise visit, the Higher and Technical education minister Chandrakant Patil took a review of State government’s decision of waiving off the fees for girl students for higher education. He visited Garware College in the city. He said that he will pay visit to 100 such college. To help improve the number of girls in the higher education, State government had decided to waive off the fees for professional and medical courses for girls in the state. The State government has identified 842 such courses and have made budget provision of Rstwo thousand crore. To implement this decision the state had given directions to the colleges and also had created flying squads to note down the complaints of the girls if any. Patil took the step of surprise visit to check how many girl students have really benefitted through it? He also spoke with the students to understand whether they are facing any problems regarding the scheme. Patil said, “many girls have to leave their education as they could not afford it. But state took the decision to fund their education to improve their participation in the higher education. He appealed the girl students to submit the required documents to the nodal officer for availing the waving of the fee scheme. He also directed the colleges to form a joint committee to address the issues faced by the girl students. He said that he will be giving surprise visits to 100 colleges in the state regarding this scheme. He has already visited Thodmal Sahani college in Bandra, Mumbai and second was Garware in Pune. Higher education director Shailendra Devalankar, joint director Prakash Bacchav too were present. Help Us Create the Content You Love Take Survey Now! Enjoyed reading The Bridge Chronicle?Your support motivates us to do better. Follow us on Facebook, Instagram, Twitter and Whatsapp to stay updated with the latest stories.You can also read on the go with our Android and iOS mobile app. Follow Us Copyright © 2025 Sakal Media Group – All Rights Reserved Powered by Quintype</w:t>
+        <w:t xml:space="preserve"> https://rajbhavan-maharashtra.gov.in/en/gallery/18-06-2025-minister-for-higher-and-technical-education-chandrakant-patil-meets-governor-to-discuss-on-various-matters-pertaining-to-higher-education/</w:t>
+      </w:r>
+    </w:p>
+    <w:p>
+      <w:pPr>
+        <w:pStyle w:val="Normal"/>
+      </w:pPr>
+      <w:r>
+        <w:rPr/>
+        <w:t>Content: 18.06.2025: Minister for Higher and Technical Education Chandrakant Patil met the Governor of Maharashtra and Chancellor of State Universities C. P. Radhakrishnan at Raj Bhavan, Mumbai and held discussions on various matters pertaining to higher education. The meeting discussed topics such as recruitment to the teaching and non-teaching positions in universities, recruitment to statutory posts, achievements of the department during the first 100 days of the government, apprenticeship-embedded degree programmes, collaboration with the Skill University, implementation of the National Education Policy, administrative reforms in universities, and hostel facilities for students of all degree programmes. Additional Chief Secretary (H &amp; TE) B. Venugopal Reddy; Secretary to the Governor Dr. Prashant Narnaware, Director of Higher Education Dr. Shailendra Deolankar; Director of Technical Education Dr. Vinod Mohitkar and Deputy Secretary to the Governor S. Ramamoorthy were among those present. 18.06.2025: Minister for Higher and Technical Education Chandrakant Patil met the Governor of Maharashtra and Chancellor of State Universities C. P. Radhakrishnan at Raj Bhavan, Mumbai and held discussions on various matters pertaining to higher education. The meeting discussed topics such as recruitment to the teaching and non-teaching positions in universities, recruitment to statutory posts, achievements of the department during the first 100 days of the government, apprenticeship-embedded degree programmes, collaboration with the Skill University, implementation of the National Education Policy, administrative reforms in universities, and hostel facilities for students of all degree programmes. Additional Chief Secretary (H &amp; TE) B. Venugopal Reddy; Secretary to the Governor Dr. Prashant Narnaware, Director of Higher Education Dr. Shailendra Deolankar; Director of Technical Education Dr. Vinod Mohitkar and Deputy Secretary to the Governor S. Ramamoorthy were among those present. Content Owned by Rajbhavan Maharashtra Developed and hosted by National Informatics Centre, Ministry of Electronics &amp; Information Technology, Government of India Last Updated: Sep 01, 2025</w:t>
       </w:r>
     </w:p>
     <w:p>
@@ -320,16 +359,16 @@
       </w:pPr>
       <w:r>
         <w:rPr/>
-        <w:t>Article 9</w:t>
-      </w:r>
-    </w:p>
-    <w:p>
-      <w:pPr>
-        <w:pStyle w:val="Normal"/>
-      </w:pPr>
-      <w:r>
-        <w:rPr/>
-        <w:t>Title: Focus on goal of providing education rather than looking at deposit of scholarship money: Chandrakant Patil</w:t>
+        <w:t>Article 10</w:t>
+      </w:r>
+    </w:p>
+    <w:p>
+      <w:pPr>
+        <w:pStyle w:val="Normal"/>
+      </w:pPr>
+      <w:r>
+        <w:rPr/>
+        <w:t>Title: Maharashtra Minister asks Jarange to hold talks with Govt ahead of protests</w:t>
       </w:r>
     </w:p>
     <w:p>
@@ -341,16 +380,16 @@
         <w:t xml:space="preserve">URL: </w:t>
       </w:r>
       <w:r>
-        <w:t xml:space="preserve"> https://indianexpress.com/article/cities/pune/focus-on-goal-of-providing-education-rather-than-looking-at-deposit-of-scholarship-money-chandrakant-patil-9998759/</w:t>
-      </w:r>
-    </w:p>
-    <w:p>
-      <w:pPr>
-        <w:pStyle w:val="Normal"/>
-      </w:pPr>
-      <w:r>
-        <w:rPr/>
-        <w:t>Content: State minister of Higher and Technical Education Chandrakant Patil said that self-financed educational institutions should focus on their goal of providing education rather than complaining about government assistance. Speaking at the Progressive Education Society’s auditorium in Pune on Monday, Patil said, “The state government pays 80 per cent of the (total) student fees to educational institutions in the form of 50 per cent and 100 per cent scholarships (in various categories) in the state. It is not difficult to run an institution while the government is providing scholarships. It is your responsibility…and that is not being fulfilled. Sitting nicely in an AC cabin and looking at whether the EWS money has been deposited or not…scheduled castes-scheduled tribe scheme (money has been deposited or not).” At the event, educationists raised various issues faced by educational institutes in the state. Gajanan Ekbote, chairperson of the Progressive Education Society, said around 16,000 pharmacy seats, 50,000 engineering seats, and 50,000 BBA seats were vacant in the state. In view of this situation, new colleges of engineering and pharmacy should not be approved in the state for two years. He also said non-cooperation by the Fees Regulatory Authority (FRA) was a big challenge for institutes. Ramdas Zhol, founder president of Association of Self-Finance Institutes and president of Dattakala Group of Institutes, raised issues such as irregular implementation of EWS reservation across different courses in the state, reduction in number of the many CET exams, admission of non-CET students in courses if seats remain vacant, taxation on purchase of land for educational institutes and FSI charges for the same in rural areas, and non-payment of RTE funds by the state government to schools. Patil invited the education leaders for a meeting with educational officers of the state in Mumbai and assured a resolution of their issues. However, he also pulled up the institutions and said, “Educational institutes are not an industry, right? It is my view that you have set them up to give knowledge to people. You should concentrate on that.” Further, Patil suggested that educational institutions should take the help of Corporate Social Responsibility (CSR) initiatives from corporates rather than complain about government schemes. He said institutes could appoint a ‘CEO’ who would visit corporate offices and attract CSR initiatives. Talking about 100 per cent fee waiver for girl students in the state, Patil said, “When no one had demanded it, Eknath Shinde and I took the initiative of free vocational education for girls. By spending Rs 900 crore, 100 percent of the fees of 50 percent of the girls were waived. Under this, the ‘tuition fee’ and ‘examination fee’ have been waived. However, ‘other fees’ are more than the tuition fee in educational institutions. Therefore, the question has arisen as to what about ‘other fees’. Now, the idea is to bring other fees also under the fee regulations and waive them for girls, and give the amount to the institutions.” The minister also said that a ‘revolutionary idea’ of providing Rs 1,000-1,500 ‘pocket money’ to college-going female students every month is being thought of. Soham is a Correspondent with the Indian Express in Pune. A journalism graduate, he was a fact-checker before joining the Express. Soham currently covers education and is also interested in civic issues, health, human rights, and politics. ... Read More Click here to join Express Pune WhatsApp channel and get a curated list of our stories You May Like Prajwal Revanna, former JD(S) MP and grandson of former prime minister H D Deve Gowda, has been sentenced to life imprisonment by a Bengaluru Special Court for a rape case. He is the son of Karnataka ex-minister H D Revanna and nephew of Union Minister H D Kumaraswamy.</w:t>
+        <w:t xml:space="preserve"> https://www.thehindu.com/news/national/maharashtra/maharashtra-minister-asks-jarange-to-hold-talks-with-govt-ahead-of-protests/article69969205.ece</w:t>
+      </w:r>
+    </w:p>
+    <w:p>
+      <w:pPr>
+        <w:pStyle w:val="Normal"/>
+      </w:pPr>
+      <w:r>
+        <w:rPr/>
+        <w:t>Content: August 24, 2025e-Paper The View From India Looking at World Affairs from the Indian perspective. First Day First Show News and reviews from the world of cinema and streaming. Today's Cache Your download of the top 5 technology stories of the day. Science For All The weekly newsletter from science writers takes the jargon out of science and puts the fun in! Data Point Decoding the headlines with facts, figures, and numbers Health Matters Ramya Kannan writes to you on getting to good health, and staying there The Hindu On Books Books of the week, reviews, excerpts, new titles and features. August 24, 2025e-Paper Updated - August 24, 2025 11:01 am IST Maratha reservation activist Manoj Jarange Patil. File. | Photo Credit: ANI Maharashtra Minister Chandrakant Patil appealed to the Maratha quota leader Manoj Jarange Patil to hold discussions with the Government, as the latter remained firm on holding protest in Mumbai demanding reservations in jobs for people belonging to Maratha community. Mr. Jarange called for a protest at Azad Maidan in south Mumbai from August 29, demanding reservation for the Maratha community under the Other Backward Classes (OBC) category. His demand has faced opposition from OBC groups. “Jarange should sit across the table with the government, with pen and paper, and discuss the issues related to the Maratha reservation, rather than resorting to fresh protests and hunger strikes,” said Mr. Patil in Sangli. “While everyone has the right to protest in a lawful manner, any agitation that strays from that path would compel the state to act,” he added. Ahead of the scheduled demonstration, the State Government has reconstituted a Cabinet Sub-Committee on Maratha reservation. Minister Radhakrishna Vikhe Patil will serve as the chairperson of the committee which will also have Mr. Chandrakant Patil as one of the members of the committee. The committee has been tasked with coordinating on administrative and legal aspects and studying the demand for reservations for the Maratha caste, officials said on Friday. Part of its job will be to consult with protestors, streamline the process of issuing community certificate and review the implementation of welfare schemes for the community. Mr. Chandrakant Patil, meanwhile, said many people had received Kunbi caste certificates when he was the chairman of the committee. “How long should one person keep doing the same job?” he added. During the tenure of Chief Minister Eknath Shinde, the State initiated a campaign to trace Kunbi records, enabling Marathas with such lineage to avail OBC benefits. Last year, the Government announced a 10% reservation for the Maratha community, implementation of which is underway. However, the decision was challenged in the Bombay High Court, where hearings are ongoing. Published - August 24, 2025 09:59 am IST Maharashtra / Reservation Copyright© 2025, THG PUBLISHING PVT LTD. or its affiliated companies. All rights reserved. BACK TO TOP Terms &amp; conditions | Institutional Subscriber Comments have to be in English, and in full sentences. They cannot be abusive or personal. Please abide by our community guidelines for posting your comments. We have migrated to a new commenting platform. If you are already a registered user of The Hindu and logged in, you may continue to engage with our articles. If you do not have an account please register and login to post comments. Users can access their older comments by logging into their accounts on Vuukle.</w:t>
       </w:r>
     </w:p>
     <w:p>
@@ -359,16 +398,16 @@
       </w:pPr>
       <w:r>
         <w:rPr/>
-        <w:t>Article 10</w:t>
-      </w:r>
-    </w:p>
-    <w:p>
-      <w:pPr>
-        <w:pStyle w:val="Normal"/>
-      </w:pPr>
-      <w:r>
-        <w:rPr/>
-        <w:t>Title: Maharashtra Minister asks Jarange to hold talks with Govt ahead of protests</w:t>
+        <w:t>Article 11</w:t>
+      </w:r>
+    </w:p>
+    <w:p>
+      <w:pPr>
+        <w:pStyle w:val="Normal"/>
+      </w:pPr>
+      <w:r>
+        <w:rPr/>
+        <w:t>Title: Engineering admission process revision: Four CAP rounds instead of three, stricter admission confirmation rules: Patil</w:t>
       </w:r>
     </w:p>
     <w:p>
@@ -380,16 +419,16 @@
         <w:t xml:space="preserve">URL: </w:t>
       </w:r>
       <w:r>
-        <w:t xml:space="preserve"> https://www.thehindu.com/news/national/maharashtra/maharashtra-minister-asks-jarange-to-hold-talks-with-govt-ahead-of-protests/article69969205.ece</w:t>
-      </w:r>
-    </w:p>
-    <w:p>
-      <w:pPr>
-        <w:pStyle w:val="Normal"/>
-      </w:pPr>
-      <w:r>
-        <w:rPr/>
-        <w:t>Content: August 24, 2025e-Paper The View From India Looking at World Affairs from the Indian perspective. First Day First Show News and reviews from the world of cinema and streaming. Today's Cache Your download of the top 5 technology stories of the day. Science For All The weekly newsletter from science writers takes the jargon out of science and puts the fun in! Data Point Decoding the headlines with facts, figures, and numbers Health Matters Ramya Kannan writes to you on getting to good health, and staying there The Hindu On Books Books of the week, reviews, excerpts, new titles and features. August 24, 2025e-Paper Updated - August 24, 2025 11:01 am IST Maratha reservation activist Manoj Jarange Patil. File. | Photo Credit: ANI Maharashtra Minister Chandrakant Patil appealed to the Maratha quota leader Manoj Jarange Patil to hold discussions with the Government, as the latter remained firm on holding protest in Mumbai demanding reservations in jobs for people belonging to Maratha community. Mr. Jarange called for a protest at Azad Maidan in south Mumbai from August 29, demanding reservation for the Maratha community under the Other Backward Classes (OBC) category. His demand has faced opposition from OBC groups. “Jarange should sit across the table with the government, with pen and paper, and discuss the issues related to the Maratha reservation, rather than resorting to fresh protests and hunger strikes,” said Mr. Patil in Sangli. “While everyone has the right to protest in a lawful manner, any agitation that strays from that path would compel the state to act,” he added. Ahead of the scheduled demonstration, the State Government has reconstituted a Cabinet Sub-Committee on Maratha reservation. Minister Radhakrishna Vikhe Patil will serve as the chairperson of the committee which will also have Mr. Chandrakant Patil as one of the members of the committee. The committee has been tasked with coordinating on administrative and legal aspects and studying the demand for reservations for the Maratha caste, officials said on Friday. Part of its job will be to consult with protestors, streamline the process of issuing community certificate and review the implementation of welfare schemes for the community. Mr. Chandrakant Patil, meanwhile, said many people had received Kunbi caste certificates when he was the chairman of the committee. “How long should one person keep doing the same job?” he added. During the tenure of Chief Minister Eknath Shinde, the State initiated a campaign to trace Kunbi records, enabling Marathas with such lineage to avail OBC benefits. Last year, the Government announced a 10% reservation for the Maratha community, implementation of which is underway. However, the decision was challenged in the Bombay High Court, where hearings are ongoing. Published - August 24, 2025 09:59 am IST Maharashtra / Reservation Copyright© 2025, THG PUBLISHING PVT LTD. or its affiliated companies. All rights reserved. BACK TO TOP Terms &amp; conditions | Institutional Subscriber Comments have to be in English, and in full sentences. They cannot be abusive or personal. Please abide by our community guidelines for posting your comments. We have migrated to a new commenting platform. If you are already a registered user of The Hindu and logged in, you may continue to engage with our articles. If you do not have an account please register and login to post comments. Users can access their older comments by logging into their accounts on Vuukle.</w:t>
+        <w:t xml:space="preserve"> https://indianexpress.com/article/cities/mumbai/engineering-admission-process-revision-four-cap-rounds-10050523/</w:t>
+      </w:r>
+    </w:p>
+    <w:p>
+      <w:pPr>
+        <w:pStyle w:val="Normal"/>
+      </w:pPr>
+      <w:r>
+        <w:rPr/>
+        <w:t>Content: State higher and technical education minister Chandrakant Patil announced Thursday, that the government would now conduct four centralised admission process (CAP) rounds for admission instead of three for the 2025-26 academic year. The changes mirror the revised admission process announced for Engineering Diploma admissions a few days ago. While adding that the changes mirror the revised admission, Patil said, “The move aims to complete the majority of admissions through the centralised process thereby ensuring greater transparency.” While a separate Government Resolution (GR) will be issued in this regard with details of the revised process according to the information shared by the minister, apart from one additional CAP round, another key change will be extending mandatory admission confirmation rule to the first three rounds and there would also be stricter rules of confirmation of admission on allotted seats in the first three rounds. As per this extension, the condition to mandatorily confirm admission on allotted seat will not be limited to first-preferred college. While it was always mandatory for candidates to confirm admission if allotted a seat in first preferred college, as per the revised rule this condition is now extended up to three and six colleges for second and third round, respectively. Which means, in the first CAP round, the candidate has to confirm admission on the allotted seat if it is his/her first preferred college. But in CAP round 2, it will be mandatory for candidates to confirm admission if the allotted seat is in the first three colleges from his/her preference list. Whereas in CAP round 3 the same condition is extended up to six colleges which means a candidate has to mandatorily confirm admission if allotted seat in first six colleges from his/her preference list. An official from the Directorate of Technical Education (DTE), said, “Traditionally, candidates were allowed to choose ‘float’ option which allowed the applicant to keep the allotted seat on hold as he/she seeks a betterment chance in the next round. With this process candidates would wait until the last round to confirm admission with hopes that they will get allotment of a seat in a better preferred college. With extension of mandatory confirmation rule, maximum applicants will be admitted by three rounds.” Patil added, “Additional CAP rounds will ensure that candidates have more chance of securing admission through CAP before heading to institution level admissions which start after CAP. Furthermore, expansion of the mandatory seat confirmation rule will ensure that candidates do not keep waiting until the last round without admissions.” Engineering admissions in Maharashtra will start after the result of MHT-CET is declared which is expected to be out on June 16. Stay updated with the latest - Click here to follow us on Instagram You May Like Donald Trump announced 25 per cent tariffs and a penalty for India over their protectionist policies and reliance on Russian military equipment and energy. Despite pressing for greater market access, no trade deal has been reached. In April, Trump imposed a 26% tariff on Indian goods, lower than those on China, Cambodia, and Vietnam.</w:t>
       </w:r>
     </w:p>
     <w:p>
@@ -398,16 +437,16 @@
       </w:pPr>
       <w:r>
         <w:rPr/>
-        <w:t>Article 11</w:t>
-      </w:r>
-    </w:p>
-    <w:p>
-      <w:pPr>
-        <w:pStyle w:val="Normal"/>
-      </w:pPr>
-      <w:r>
-        <w:rPr/>
-        <w:t>Title: Engineering admission process revision: Four CAP rounds instead of three, stricter admission confirmation rules: Patil</w:t>
+        <w:t>Article 12</w:t>
+      </w:r>
+    </w:p>
+    <w:p>
+      <w:pPr>
+        <w:pStyle w:val="Normal"/>
+      </w:pPr>
+      <w:r>
+        <w:rPr/>
+        <w:t>Title: MVA under a cloud, Sanjay Raut says many in BJP keen on aligning with Sena (UBT), feeling ‘mutual’</w:t>
       </w:r>
     </w:p>
     <w:p>
@@ -419,16 +458,16 @@
         <w:t xml:space="preserve">URL: </w:t>
       </w:r>
       <w:r>
-        <w:t xml:space="preserve"> https://indianexpress.com/article/cities/mumbai/engineering-admission-process-revision-four-cap-rounds-10050523/</w:t>
-      </w:r>
-    </w:p>
-    <w:p>
-      <w:pPr>
-        <w:pStyle w:val="Normal"/>
-      </w:pPr>
-      <w:r>
-        <w:rPr/>
-        <w:t>Content: State higher and technical education minister Chandrakant Patil announced Thursday, that the government would now conduct four centralised admission process (CAP) rounds for admission instead of three for the 2025-26 academic year. The changes mirror the revised admission process announced for Engineering Diploma admissions a few days ago. While adding that the changes mirror the revised admission, Patil said, “The move aims to complete the majority of admissions through the centralised process thereby ensuring greater transparency.” While a separate Government Resolution (GR) will be issued in this regard with details of the revised process according to the information shared by the minister, apart from one additional CAP round, another key change will be extending mandatory admission confirmation rule to the first three rounds and there would also be stricter rules of confirmation of admission on allotted seats in the first three rounds. As per this extension, the condition to mandatorily confirm admission on allotted seat will not be limited to first-preferred college. While it was always mandatory for candidates to confirm admission if allotted a seat in first preferred college, as per the revised rule this condition is now extended up to three and six colleges for second and third round, respectively. Which means, in the first CAP round, the candidate has to confirm admission on the allotted seat if it is his/her first preferred college. But in CAP round 2, it will be mandatory for candidates to confirm admission if the allotted seat is in the first three colleges from his/her preference list. Whereas in CAP round 3 the same condition is extended up to six colleges which means a candidate has to mandatorily confirm admission if allotted seat in first six colleges from his/her preference list. An official from the Directorate of Technical Education (DTE), said, “Traditionally, candidates were allowed to choose ‘float’ option which allowed the applicant to keep the allotted seat on hold as he/she seeks a betterment chance in the next round. With this process candidates would wait until the last round to confirm admission with hopes that they will get allotment of a seat in a better preferred college. With extension of mandatory confirmation rule, maximum applicants will be admitted by three rounds.” Patil added, “Additional CAP rounds will ensure that candidates have more chance of securing admission through CAP before heading to institution level admissions which start after CAP. Furthermore, expansion of the mandatory seat confirmation rule will ensure that candidates do not keep waiting until the last round without admissions.” Engineering admissions in Maharashtra will start after the result of MHT-CET is declared which is expected to be out on June 16. Stay updated with the latest - Click here to follow us on Instagram You May Like Donald Trump announced 25 per cent tariffs and a penalty for India over their protectionist policies and reliance on Russian military equipment and energy. Despite pressing for greater market access, no trade deal has been reached. In April, Trump imposed a 26% tariff on Indian goods, lower than those on China, Cambodia, and Vietnam.</w:t>
+        <w:t xml:space="preserve"> https://indianexpress.com/article/political-pulse/mva-sanjay-raut-bjp-sena-ubt-9808199/</w:t>
+      </w:r>
+    </w:p>
+    <w:p>
+      <w:pPr>
+        <w:pStyle w:val="Normal"/>
+      </w:pPr>
+      <w:r>
+        <w:rPr/>
+        <w:t>Content: IN WHAT may widen cracks within the Maha Vikas Aghadi (MVA) alliance, Shiv Sena (UBT) MP Sanjay Raut said Thursday that many in the BJP are in favour of the two outfits coming together. Adding that no official talks had taken place, he said that many in his party may also have similar sentiments. Raut’s statement followed a meeting between Sena (UBT) chief Uddhav Thackeray and BJP minister Chandrakant Patil at a wedding recently, where Patil said that such a union would be “a golden moment” for him. Referring to this, Raut said: “Chandrakant Patil has been a supporter of the Shiv Sena-BJP alliance since the beginning… The alliance earlier had an older generation, including leaders like Chandrakant dada. Now, there are many newbies in the BJP. They do not understand the importance of this alliance of 25 years… But the feelings of Chandrakant Patil are the same as the feelings of many in that party. Because we worked well with them (the BJP) for 25 years.” Raut added that the Sena (when it was united) also worked well with Narendra Modi, hinting that it were other senior BJP leaders who were responsible for the split. Thanking Patil for “expressing his feelings”, Raut also claimed that the Eknath Shinde Sena’s alliance with the BJP would not last. “His faction will be broken like our Sena was broken.” Asked about a re-alliance with the BJP, several Sena (UBT) leaders such as Bhaskar Jadhav and Vinayak Raut, and others off the record, said they would go along with whatever decision was taken by Uddhav. “Whatever our party chief decides will be acceptable to all of us,” said Kailas Patil, the Sena (UBT) MLA from Dharashiv. Ambadas Danve, the Leader of Opposition in the Legislative Council, said it was true that “many in the BJP and Sena (UBT) feel that the two parties should be together since it is a natural alliance”, adding that any decision on it however would be taken by Uddhav. The buzz about a change in equations between the Sena (UBT) and BJP first started following a meeting between BJP leader and Chief Minister Devendra Fadnavis and Uddhav during the Winter Session of the Maharashtra Assembly last month. Uddhav, who was accompanied by son Aaditya and other Sena (UBT) MLAs, had said he met Fadnavis to congratulate him on becoming the CM. Aaditya has had other meetings with Fadnavis as well since the Assembly elections, in which the MVA was stunned by the BJP-led Mahayuti alliance. Next up are the civic elections in Maharashtra, including for the prestigious Brihnanmumbai Municipal Corporation (BMC). The undivided Sena enjoyed a monopoly in the BMC, and Uddhav cannot afford to concede any further ground to the Shinde Sena. Many believe that the recent moves are not just attempts by the Sena (UBT) to get closer to Fadnavis owing to the recent friction between it and MVA partner Congress but also meant to rattle Shinde. The Sena (UBT) has indicated that it will contest the BMC polls alone, rather than in partnership with MVA allies Congress and the NCP (SP). The Congress too has made similar noises, though NCP (SP) chief Sharad Pawar recently said that an alliance for civic polls was not ruled out as yet. The meeting between BJP minister Chandrakant Patil and Uddhav took place at the wedding reception of BJP MLA Parag Alavani’s daughter. Uddhav’s PA and MLC Milind Narvekar asked Patil at the function when the two leaders would come together again. To that, Patil quipped, “I’m waiting for that golden moment.” Responding to that, Raut said Thursday: “We joined the MVA because of the adamant nature of some people in the BJP… If we look at the reasons over which the 25-year alliance broke, our stance was right. What we were demanding from the BJP was given to Eknath Shinde after our party split. Amit Shah rejected our demand (of a Sena CM), and decided to break the Shiv Sena.” Asked whether he too thought that the Sena (UBT) and BJP coming together would be “a golden moment”, Raut said he would wait and watch. “I will answer at the right time… We are looking at what will happen next.” While the united Sena and BJP had contested the 2019 Assembly polls together, they split after the BJP refused to concede the Sena’s demand for CM position. The Sena then joined hands with the Congress and NCP to form the MVA and a government, which fell after the Sena split in mid-2022. In the 2017 BMC polls, which the undivided Sena and BJP contested separately, the Sena finished as the single-largest party with 85 seats and 30.41% of the votes. The BJP, though, gave it a scare, finishing just behind with 82 seats and 28.28% votes. In the 2024 Assembly polls, the BJP was the most successful party by far, winning 132 seats, with a vote share of 26.77%. The Sena (UBT) won only 20 seats, with 9.96% votes. Punjab government declares all 23 districts flood-hit with 30 deaths and 3.5 lakh people affected. Dam reservoirs full, rivers near danger mark, alerts issued. Governor and Chief Minister visit affected areas, demand more compensation and funds from Centre. Cabinet Minister says 23 NDRF teams, 12 Army columns, and 35 helicopters deployed for rescue and relief.</w:t>
       </w:r>
     </w:p>
     <w:p>
@@ -437,16 +476,16 @@
       </w:pPr>
       <w:r>
         <w:rPr/>
-        <w:t>Article 12</w:t>
-      </w:r>
-    </w:p>
-    <w:p>
-      <w:pPr>
-        <w:pStyle w:val="Normal"/>
-      </w:pPr>
-      <w:r>
-        <w:rPr/>
-        <w:t>Title: 18.06.2025: Minister for Higher and Technical Education Chandrakant Patil meets Governor to discuss on various matters pertaining to higher education</w:t>
+        <w:t>Article 13</w:t>
+      </w:r>
+    </w:p>
+    <w:p>
+      <w:pPr>
+        <w:pStyle w:val="Normal"/>
+      </w:pPr>
+      <w:r>
+        <w:rPr/>
+        <w:t>Title: Guardian Ministers: Ajit Pawar (Pune, Beed), Chandrakant Patil (Sangli), Madhuri Misal (Kolhapur)</w:t>
       </w:r>
     </w:p>
     <w:p>
@@ -458,16 +497,16 @@
         <w:t xml:space="preserve">URL: </w:t>
       </w:r>
       <w:r>
-        <w:t xml:space="preserve"> https://rajbhavan-maharashtra.gov.in/en/gallery/18-06-2025-minister-for-higher-and-technical-education-chandrakant-patil-meets-governor-to-discuss-on-various-matters-pertaining-to-higher-education/</w:t>
-      </w:r>
-    </w:p>
-    <w:p>
-      <w:pPr>
-        <w:pStyle w:val="Normal"/>
-      </w:pPr>
-      <w:r>
-        <w:rPr/>
-        <w:t>Content: 18.06.2025: Minister for Higher and Technical Education Chandrakant Patil met the Governor of Maharashtra and Chancellor of State Universities C. P. Radhakrishnan at Raj Bhavan, Mumbai and held discussions on various matters pertaining to higher education. The meeting discussed topics such as recruitment to the teaching and non-teaching positions in universities, recruitment to statutory posts, achievements of the department during the first 100 days of the government, apprenticeship-embedded degree programmes, collaboration with the Skill University, implementation of the National Education Policy, administrative reforms in universities, and hostel facilities for students of all degree programmes. Additional Chief Secretary (H &amp; TE) B. Venugopal Reddy; Secretary to the Governor Dr. Prashant Narnaware, Director of Higher Education Dr. Shailendra Deolankar; Director of Technical Education Dr. Vinod Mohitkar and Deputy Secretary to the Governor S. Ramamoorthy were among those present. 18.06.2025: Minister for Higher and Technical Education Chandrakant Patil met the Governor of Maharashtra and Chancellor of State Universities C. P. Radhakrishnan at Raj Bhavan, Mumbai and held discussions on various matters pertaining to higher education. The meeting discussed topics such as recruitment to the teaching and non-teaching positions in universities, recruitment to statutory posts, achievements of the department during the first 100 days of the government, apprenticeship-embedded degree programmes, collaboration with the Skill University, implementation of the National Education Policy, administrative reforms in universities, and hostel facilities for students of all degree programmes. Additional Chief Secretary (H &amp; TE) B. Venugopal Reddy; Secretary to the Governor Dr. Prashant Narnaware, Director of Higher Education Dr. Shailendra Deolankar; Director of Technical Education Dr. Vinod Mohitkar and Deputy Secretary to the Governor S. Ramamoorthy were among those present. Content Owned by Rajbhavan Maharashtra Developed and hosted by National Informatics Centre, Ministry of Electronics &amp; Information Technology, Government of India Last Updated: Sep 01, 2025</w:t>
+        <w:t xml:space="preserve"> https://www.thebridgechronicle.com/news/guardian-ministers-ajit-pawar-pune-beed-chandrakant-patil-sangli-madhuri-misal-kolhapur</w:t>
+      </w:r>
+    </w:p>
+    <w:p>
+      <w:pPr>
+        <w:pStyle w:val="Normal"/>
+      </w:pPr>
+      <w:r>
+        <w:rPr/>
+        <w:t>Content: Pune: The Mahayuti government in Maharashtra has finalized its much-awaited list of guardian ministers. Among the appointees, three prominent MLAs from Pune have been entrusted with significant responsibilities. BJP MLA Madhuri Misal, who represents the Parvati assembly constituency, is among the leaders who have earned this opportunity. Pune city is represented by 8 MLAs, while the district has a total of 21 MLAs. Out of these, three MLAs—Ajit Pawar (NCP, Baramati), Chandrakant Patil (BJP, Kothrud), and Madhuri Misal (BJP, Parvati)—were sworn in as ministers earlier. Their prominence in state politics has now been reaffirmed with the announcement of their roles as guardian ministers. Ajit Pawar, one of the senior leaders of the NCP, has been named the guardian minister for Pune district. Chandrakant Patil has taken charge as the guardian minister for Sangli district. BJP’s Madhuri Misal has been assigned as the co-guardian minister for Kolhapur, where she will work alongside Prakash Abitkar. Additionally, Hasan Mushrif, MLA from Kagal in Kolhapur, has been entrusted with the role of guardian minister for Washim district. Ajit Pawar’s Dual Role in Pune and Beed Ajit Pawar has also taken charge as the guardian minister for Beed district. This decision comes after Parli MLA Dhananjay Munde was removed from the post amid political and social opposition. The controversies surrounding Munde included the murder case of Santosh Deshmukh, sarpanch of Masajog in Beed, and increasing criminal activities in the district. Help Us Create the Content You Love Take Survey Now! Enjoyed reading The Bridge Chronicle?Your support motivates us to do better. Follow us on Facebook, Instagram, Twitter and Whatsapp to stay updated with the latest stories.You can also read on the go with our Android and iOS mobile app. Follow Us Copyright © 2025 Sakal Media Group – All Rights Reserved Powered by Quintype</w:t>
       </w:r>
     </w:p>
     <w:p>
@@ -476,7 +515,7 @@
       </w:pPr>
       <w:r>
         <w:rPr/>
-        <w:t>Article 13</w:t>
+        <w:t>Article 14</w:t>
       </w:r>
     </w:p>
     <w:p>
@@ -515,16 +554,16 @@
       </w:pPr>
       <w:r>
         <w:rPr/>
-        <w:t>Article 14</w:t>
-      </w:r>
-    </w:p>
-    <w:p>
-      <w:pPr>
-        <w:pStyle w:val="Normal"/>
-      </w:pPr>
-      <w:r>
-        <w:rPr/>
-        <w:t>Title: Guardian Ministers: Ajit Pawar (Pune, Beed), Chandrakant Patil (Sangli), Madhuri Misal (Kolhapur)</w:t>
+        <w:t>Article 15</w:t>
+      </w:r>
+    </w:p>
+    <w:p>
+      <w:pPr>
+        <w:pStyle w:val="Normal"/>
+      </w:pPr>
+      <w:r>
+        <w:rPr/>
+        <w:t>Title: Fadnavis will seek Dhananjay Munde’s resignation if he is linked to Beed sarpanch murder: BJP’s Chandrakant Patil</w:t>
       </w:r>
     </w:p>
     <w:p>
@@ -536,16 +575,16 @@
         <w:t xml:space="preserve">URL: </w:t>
       </w:r>
       <w:r>
-        <w:t xml:space="preserve"> https://www.thebridgechronicle.com/news/guardian-ministers-ajit-pawar-pune-beed-chandrakant-patil-sangli-madhuri-misal-kolhapur</w:t>
-      </w:r>
-    </w:p>
-    <w:p>
-      <w:pPr>
-        <w:pStyle w:val="Normal"/>
-      </w:pPr>
-      <w:r>
-        <w:rPr/>
-        <w:t>Content: Pune: The Mahayuti government in Maharashtra has finalized its much-awaited list of guardian ministers. Among the appointees, three prominent MLAs from Pune have been entrusted with significant responsibilities. BJP MLA Madhuri Misal, who represents the Parvati assembly constituency, is among the leaders who have earned this opportunity. Pune city is represented by 8 MLAs, while the district has a total of 21 MLAs. Out of these, three MLAs—Ajit Pawar (NCP, Baramati), Chandrakant Patil (BJP, Kothrud), and Madhuri Misal (BJP, Parvati)—were sworn in as ministers earlier. Their prominence in state politics has now been reaffirmed with the announcement of their roles as guardian ministers. Ajit Pawar, one of the senior leaders of the NCP, has been named the guardian minister for Pune district. Chandrakant Patil has taken charge as the guardian minister for Sangli district. BJP’s Madhuri Misal has been assigned as the co-guardian minister for Kolhapur, where she will work alongside Prakash Abitkar. Additionally, Hasan Mushrif, MLA from Kagal in Kolhapur, has been entrusted with the role of guardian minister for Washim district. Ajit Pawar’s Dual Role in Pune and Beed Ajit Pawar has also taken charge as the guardian minister for Beed district. This decision comes after Parli MLA Dhananjay Munde was removed from the post amid political and social opposition. The controversies surrounding Munde included the murder case of Santosh Deshmukh, sarpanch of Masajog in Beed, and increasing criminal activities in the district. Help Us Create the Content You Love Take Survey Now! Enjoyed reading The Bridge Chronicle?Your support motivates us to do better. Follow us on Facebook, Instagram, Twitter and Whatsapp to stay updated with the latest stories.You can also read on the go with our Android and iOS mobile app. Follow Us Copyright © 2025 Sakal Media Group – All Rights Reserved Powered by Quintype</w:t>
+        <w:t xml:space="preserve"> https://www.thehindu.com/news/national/maharashtra/fadnavis-will-seek-dhananjay-mundes-resignation-if-he-is-linked-to-beed-sarpanch-murder-bjps-chandrakant-pati/article69146499.ece</w:t>
+      </w:r>
+    </w:p>
+    <w:p>
+      <w:pPr>
+        <w:pStyle w:val="Normal"/>
+      </w:pPr>
+      <w:r>
+        <w:rPr/>
+        <w:t>Content: July 31, 2025e-Paper The View From India Looking at World Affairs from the Indian perspective. First Day First Show News and reviews from the world of cinema and streaming. Today's Cache Your download of the top 5 technology stories of the day. Science For All The weekly newsletter from science writers takes the jargon out of science and puts the fun in! Data Point Decoding the headlines with facts, figures, and numbers Health Matters Ramya Kannan writes to you on getting to good health, and staying there The Hindu On Books Books of the week, reviews, excerpts, new titles and features. July 31, 2025e-Paper Updated - January 27, 2025 07:34 pm IST - Mumbai: Minister Chandrakant Patil said the State government had taken strong measures in the case, including invoking the Maharashtra Control of Organised Crime Act (MCOCA) against Karad and other accused. File | Photo Credit: PTI Senior BJP leader and Maharashtra Minister Chandrakant Patil on Monday (January 27, 2025) said Chief Minister Devendra Fadnavis would demand the resignation of NCP Minister Dhananjay Munde if there was evidence of his links to the murder of sarpanch Santosh Deshmukh. Speaking to reporters in Sangli, Mr. Patil confirmed a detailed investigation was under way into the murder of Deshmukh, the sarpanch of Massajog village in Beed district, who was abducted, tortured, and killed on December 9. Deshmukh was allegedly targeted for opposing an extortion attempt involving an energy firm operating a windmill project in the region. Bail should not be granted to accused in Santosh Deshmukh murder case, says brother Maharashtra Minister’s aide gets 14-day judicial custody, charged under MCOCA Eight accused, excluding Walmik Karad charged with MCOCA in Beed murder case Walmik Karad, a close associate of Mr. Munde, has already been arrested in connection with the extortion case linked to the murder. Mr. Munde, the NCP MLA from Parli in Beed, is under fire from political allies and opposition leaders for his alleged association with Karad. “If credible evidence is found linking Mr. Munde to the case, Chief Minister Fadnavis will act immediately and demand his resignation,” Mr. Patil said. The Minister said the State government had taken strong measures in the case, including invoking the Maharashtra Control of Organised Crime Act (MCOCA) against Karad and other accused. Authorities have begun the process of seizing Karad’s properties. To expedite the investigation, a Special Investigation Team (SIT) had been set up, and a retired judge had been appointed to oversee the inquiry, he added. “The police are actively working on the case, and all steps are being taken to ensure justice, including freezing Karad’s assets,” the Minister said. The case has triggered a political storm, with the opposition parties and critics demanding transparency and accountability in the ongoing investigation. Published - January 27, 2025 07:25 pm IST Maharashtra / Bharatiya Janata Party / murder / crime, law and justice Copyright© 2025, THG PUBLISHING PVT LTD. or its affiliated companies. All rights reserved. BACK TO TOP Terms &amp; conditions | Institutional Subscriber Comments have to be in English, and in full sentences. They cannot be abusive or personal. Please abide by our community guidelines for posting your comments. We have migrated to a new commenting platform. If you are already a registered user of The Hindu and logged in, you may continue to engage with our articles. If you do not have an account please register and login to post comments. Users can access their older comments by logging into their accounts on Vuukle.</w:t>
       </w:r>
     </w:p>
     <w:p>
@@ -554,16 +593,16 @@
       </w:pPr>
       <w:r>
         <w:rPr/>
-        <w:t>Article 15</w:t>
-      </w:r>
-    </w:p>
-    <w:p>
-      <w:pPr>
-        <w:pStyle w:val="Normal"/>
-      </w:pPr>
-      <w:r>
-        <w:rPr/>
-        <w:t>Title: Fadnavis will seek Dhananjay Munde’s resignation if he is linked to Beed sarpanch murder: BJP’s Chandrakant Patil</w:t>
+        <w:t>Article 16</w:t>
+      </w:r>
+    </w:p>
+    <w:p>
+      <w:pPr>
+        <w:pStyle w:val="Normal"/>
+      </w:pPr>
+      <w:r>
+        <w:rPr/>
+        <w:t>Title: Girls' Free Education Scheme Exists Only on Paper: Higher Education Minister to Inspect Colleges</w:t>
       </w:r>
     </w:p>
     <w:p>
@@ -575,16 +614,16 @@
         <w:t xml:space="preserve">URL: </w:t>
       </w:r>
       <w:r>
-        <w:t xml:space="preserve"> https://www.thehindu.com/news/national/maharashtra/fadnavis-will-seek-dhananjay-mundes-resignation-if-he-is-linked-to-beed-sarpanch-murder-bjps-chandrakant-pati/article69146499.ece</w:t>
-      </w:r>
-    </w:p>
-    <w:p>
-      <w:pPr>
-        <w:pStyle w:val="Normal"/>
-      </w:pPr>
-      <w:r>
-        <w:rPr/>
-        <w:t>Content: July 31, 2025e-Paper The View From India Looking at World Affairs from the Indian perspective. First Day First Show News and reviews from the world of cinema and streaming. Today's Cache Your download of the top 5 technology stories of the day. Science For All The weekly newsletter from science writers takes the jargon out of science and puts the fun in! Data Point Decoding the headlines with facts, figures, and numbers Health Matters Ramya Kannan writes to you on getting to good health, and staying there The Hindu On Books Books of the week, reviews, excerpts, new titles and features. July 31, 2025e-Paper Updated - January 27, 2025 07:34 pm IST - Mumbai: Minister Chandrakant Patil said the State government had taken strong measures in the case, including invoking the Maharashtra Control of Organised Crime Act (MCOCA) against Karad and other accused. File | Photo Credit: PTI Senior BJP leader and Maharashtra Minister Chandrakant Patil on Monday (January 27, 2025) said Chief Minister Devendra Fadnavis would demand the resignation of NCP Minister Dhananjay Munde if there was evidence of his links to the murder of sarpanch Santosh Deshmukh. Speaking to reporters in Sangli, Mr. Patil confirmed a detailed investigation was under way into the murder of Deshmukh, the sarpanch of Massajog village in Beed district, who was abducted, tortured, and killed on December 9. Deshmukh was allegedly targeted for opposing an extortion attempt involving an energy firm operating a windmill project in the region. Bail should not be granted to accused in Santosh Deshmukh murder case, says brother Maharashtra Minister’s aide gets 14-day judicial custody, charged under MCOCA Eight accused, excluding Walmik Karad charged with MCOCA in Beed murder case Walmik Karad, a close associate of Mr. Munde, has already been arrested in connection with the extortion case linked to the murder. Mr. Munde, the NCP MLA from Parli in Beed, is under fire from political allies and opposition leaders for his alleged association with Karad. “If credible evidence is found linking Mr. Munde to the case, Chief Minister Fadnavis will act immediately and demand his resignation,” Mr. Patil said. The Minister said the State government had taken strong measures in the case, including invoking the Maharashtra Control of Organised Crime Act (MCOCA) against Karad and other accused. Authorities have begun the process of seizing Karad’s properties. To expedite the investigation, a Special Investigation Team (SIT) had been set up, and a retired judge had been appointed to oversee the inquiry, he added. “The police are actively working on the case, and all steps are being taken to ensure justice, including freezing Karad’s assets,” the Minister said. The case has triggered a political storm, with the opposition parties and critics demanding transparency and accountability in the ongoing investigation. Published - January 27, 2025 07:25 pm IST Maharashtra / Bharatiya Janata Party / murder / crime, law and justice Copyright© 2025, THG PUBLISHING PVT LTD. or its affiliated companies. All rights reserved. BACK TO TOP Terms &amp; conditions | Institutional Subscriber Comments have to be in English, and in full sentences. They cannot be abusive or personal. Please abide by our community guidelines for posting your comments. We have migrated to a new commenting platform. If you are already a registered user of The Hindu and logged in, you may continue to engage with our articles. If you do not have an account please register and login to post comments. Users can access their older comments by logging into their accounts on Vuukle.</w:t>
+        <w:t xml:space="preserve"> https://www.thebridgechronicle.com/news/girls-free-education-scheme-exists-only-on-paper-higher-education-minister-to-inspect-colleges</w:t>
+      </w:r>
+    </w:p>
+    <w:p>
+      <w:pPr>
+        <w:pStyle w:val="Normal"/>
+      </w:pPr>
+      <w:r>
+        <w:rPr/>
+        <w:t>Content: Pune: A female student informed Higher and Technical Education Minister Chandrakant Patil that the state government’s free education scheme for girls is only on paper, as her fees had not yet been waived. In response, Patil has scheduled visits to colleges to verify the actual implementation of this scheme and other student welfare programs. During a media interaction about the health survey of migrant students in Pune, Minister Chandrakant Patil stated that he would personally meet students to understand their challenges and take necessary steps. In a private television interview, he was approached by a delegation from Student Helping Hands, where he questioned student Sakshi Shirsagar about the free education scheme for girls. She clarified that her fees had not been waived, contradicting the official claims about the scheme. Upon hearing this, Patil took immediate action, calling Dr. Shailesh Devlankar, Director of Higher and Technical Education, and instructing him to schedule a visit to Abasaheb Garware College the next day. He also demanded a report on traditional course fees and announced weekly visits to Pune colleges, a move that has reportedly put the administration under pressure. Key Student Demands and Minister’s Response During the meeting, students put forth several demands, including: Removing the 500-student limit per district under the Punjabrao Deshmukh Living Allowance Scheme. Patil assured immediate action to remove this restriction. Providing free meals twice a day for 500 female students starting March 1, 2025. Conducting monthly health check-ups at the college level and introducing health cards for students pursuing higher education. Providing free coaching for IELTS and TOEFL to increase the number of students studying abroad. Developing an app with details on scholarships and hostels under the Higher and Technical Education Department. Establishing a Student Service Center. Setting up a central hostel for migrant students in Pune. Launching a food scholarship for underprivileged students, similar to the Shiv Bhojan Thali scheme. Ensuring free education benefits are granted at the time of admission, while also expanding the number of eligible courses. Collecting data on migrant students pursuing higher education. Garware College Responds Speaking with mediapersons, Dr. Vilas Ugale, Principal of Garware College, Pune, clarified that all eligible students at the college are receiving government scheme benefits. However, two female students had not submitted the required documents, and their fee waivers would be processed immediately upon submission. Additionally, he stated that colleges are undergoing a review of the National Education Policy (NEP) implementation, and as part of this process, Minister Chandrakant Patil will be visiting Garware College. Help Us Create the Content You Love Take Survey Now! Enjoyed reading The Bridge Chronicle?Your support motivates us to do better. Follow us on Facebook, Instagram, Twitter and Whatsapp to stay updated with the latest stories.You can also read on the go with our Android and iOS mobile app. Follow Us Copyright © 2025 Sakal Media Group – All Rights Reserved Powered by Quintype</w:t>
       </w:r>
     </w:p>
     <w:p>
@@ -593,16 +632,16 @@
       </w:pPr>
       <w:r>
         <w:rPr/>
-        <w:t>Article 16</w:t>
-      </w:r>
-    </w:p>
-    <w:p>
-      <w:pPr>
-        <w:pStyle w:val="Normal"/>
-      </w:pPr>
-      <w:r>
-        <w:rPr/>
-        <w:t>Title: Girls' Free Education Scheme Exists Only on Paper: Higher Education Minister to Inspect Colleges</w:t>
+        <w:t>Article 17</w:t>
+      </w:r>
+    </w:p>
+    <w:p>
+      <w:pPr>
+        <w:pStyle w:val="Normal"/>
+      </w:pPr>
+      <w:r>
+        <w:rPr/>
+        <w:t>Title: Pune News: Chandrakant Patil Issues Ultimatum to Pune Municipal Corporation Over Solid Waste Management Project</w:t>
       </w:r>
     </w:p>
     <w:p>
@@ -614,16 +653,16 @@
         <w:t xml:space="preserve">URL: </w:t>
       </w:r>
       <w:r>
-        <w:t xml:space="preserve"> https://www.thebridgechronicle.com/news/girls-free-education-scheme-exists-only-on-paper-higher-education-minister-to-inspect-colleges</w:t>
-      </w:r>
-    </w:p>
-    <w:p>
-      <w:pPr>
-        <w:pStyle w:val="Normal"/>
-      </w:pPr>
-      <w:r>
-        <w:rPr/>
-        <w:t>Content: Pune: A female student informed Higher and Technical Education Minister Chandrakant Patil that the state government’s free education scheme for girls is only on paper, as her fees had not yet been waived. In response, Patil has scheduled visits to colleges to verify the actual implementation of this scheme and other student welfare programs. During a media interaction about the health survey of migrant students in Pune, Minister Chandrakant Patil stated that he would personally meet students to understand their challenges and take necessary steps. In a private television interview, he was approached by a delegation from Student Helping Hands, where he questioned student Sakshi Shirsagar about the free education scheme for girls. She clarified that her fees had not been waived, contradicting the official claims about the scheme. Upon hearing this, Patil took immediate action, calling Dr. Shailesh Devlankar, Director of Higher and Technical Education, and instructing him to schedule a visit to Abasaheb Garware College the next day. He also demanded a report on traditional course fees and announced weekly visits to Pune colleges, a move that has reportedly put the administration under pressure. Key Student Demands and Minister’s Response During the meeting, students put forth several demands, including: Removing the 500-student limit per district under the Punjabrao Deshmukh Living Allowance Scheme. Patil assured immediate action to remove this restriction. Providing free meals twice a day for 500 female students starting March 1, 2025. Conducting monthly health check-ups at the college level and introducing health cards for students pursuing higher education. Providing free coaching for IELTS and TOEFL to increase the number of students studying abroad. Developing an app with details on scholarships and hostels under the Higher and Technical Education Department. Establishing a Student Service Center. Setting up a central hostel for migrant students in Pune. Launching a food scholarship for underprivileged students, similar to the Shiv Bhojan Thali scheme. Ensuring free education benefits are granted at the time of admission, while also expanding the number of eligible courses. Collecting data on migrant students pursuing higher education. Garware College Responds Speaking with mediapersons, Dr. Vilas Ugale, Principal of Garware College, Pune, clarified that all eligible students at the college are receiving government scheme benefits. However, two female students had not submitted the required documents, and their fee waivers would be processed immediately upon submission. Additionally, he stated that colleges are undergoing a review of the National Education Policy (NEP) implementation, and as part of this process, Minister Chandrakant Patil will be visiting Garware College. Help Us Create the Content You Love Take Survey Now! Enjoyed reading The Bridge Chronicle?Your support motivates us to do better. Follow us on Facebook, Instagram, Twitter and Whatsapp to stay updated with the latest stories.You can also read on the go with our Android and iOS mobile app. Follow Us Copyright © 2025 Sakal Media Group – All Rights Reserved Powered by Quintype</w:t>
+        <w:t xml:space="preserve"> https://punemirror.com/pune-mirror-explore/pune-news-chandrakant-patil-issues-ultimatum-to-pune-municipal-corporation-over-solid-waste-management-project/</w:t>
+      </w:r>
+    </w:p>
+    <w:p>
+      <w:pPr>
+        <w:pStyle w:val="Normal"/>
+      </w:pPr>
+      <w:r>
+        <w:rPr/>
+        <w:t>Content: Reported By PMB Desk | Edited By Shreyas Vange Share In a fresh outburst regarding the Sus Solid Waste Management project, senior political leader Chandrakant Patil has strongly criticized the Pune Municipal Corporation (PMC) for its failure to relocate the project as per the previous decision. During a meeting with Sandeep Kadam, the Deputy Commissioner of PMC’s Solid Waste Management Department, Patil made it clear that if the project is not shut down by the end of the day, he will take further action by protesting against it tomorrow. Patil’s demand to shut down the Sus Waste-to-CNG project has been a long-standing issue. The project, which converts wet waste into compressed natural gas (CNG), has faced criticism from local residents and political leaders alike. The Pune Municipal Corporation had earlier decided in January 2024 to gradually shut down the project and relocate it to Nande-Chande. In today’s meeting, Patil took stock of the current status of the project and asked Deputy Commissioner Kadam why the relocation has not been completed yet. Kadam’s response was evasive, which led Patil to express his frustration over the lack of action from the PMC. He also criticized the inefficient handling of the project and expressed his dissatisfaction with the PMC’s management. Patil further contacted PMC Commissioner Dr. Rajendra Bhosale over the phone, voicing his strong objections to the mishandling of the waste management operations. Patil has now issued a stern warning to Kadam and the PMC, stating that if the project is not shut down today, he will lead a protest against it tomorrow, which could escalate further. This controversy continues to spark debate in Pune, with many locals and political leaders calling for the project’s immediate closure and relocation to a more suitable location. The political pressure on the PMC is mounting, and it remains to be seen how the authorities will respond to Patil’s ultimatum. Read more Latest Town Talk - Where voices unite, stories flourish, and community thrives through open dialogue and meaningful connections. Company Trending Tags © Pune Times Mirror</w:t>
       </w:r>
     </w:p>
     <w:p>
@@ -632,7 +671,7 @@
       </w:pPr>
       <w:r>
         <w:rPr/>
-        <w:t>Article 17</w:t>
+        <w:t>Article 18</w:t>
       </w:r>
     </w:p>
     <w:p>
@@ -671,7 +710,7 @@
       </w:pPr>
       <w:r>
         <w:rPr/>
-        <w:t>Article 18</w:t>
+        <w:t>Article 19</w:t>
       </w:r>
     </w:p>
     <w:p>
@@ -710,7 +749,7 @@
       </w:pPr>
       <w:r>
         <w:rPr/>
-        <w:t>Article 19</w:t>
+        <w:t>Article 20</w:t>
       </w:r>
     </w:p>
     <w:p>
@@ -740,7 +779,7 @@
       </w:pPr>
       <w:r>
         <w:rPr/>
-        <w:t>Content: The appointment of Harshwardhan Sapkal — a “little known” leader in Maharashtra politics — as president of the Maharashtra Pradesh Congress Committee (MPCC) does not seem to have gone down well with several leaders of the Congress, especially at a time when the party is going through its most challenging phase following its drubbing in the recent state Assembly elections. Senior Congress leaders like former chief minister Prithviraj Chavan, Satej Patil and Vishwajeet Kadam have found it difficult to accept the point that the Congress high command could not zero in on aggressive leader who could revive and revitalise the crestfallen party’s rank and file, party sources said. Sapkal, a former MLA from Buldhana from 2014 to 2019, has not made his presence felt on Maharashtra’s political terrain where the Congress has been struggling to keep its flock together. “In the last five years no one heard a word from Sapkal. When the party was in power for two and half years as part of the Maha Vikas Aghadi (MVA), Sapkal was nowhere to be seen. And when the MVA was brought down by BJP, Sapkal did not rush forward to keep the party’s morale high,” said a Congress leader. Sapkal has replaced Nana Patole whose fraught relations with the Shiv Sena (UBT) and the Sharad Pawar-led NCP had dented the Congress’s image in the state. Speaking to The Indian Express, Prithviraj Chavan said though he was approached by the Congress leadership to lead the party, but he felt the younger lot of leaders should take the charge. “I was surprised when Sapkal’s name was announced as MPCC chief. Because his name was not even in discussion. I though Kolhapur’s Satej Patil would lead the party in Maharashtra… We had suggested his name to the party leadership. It’s likely Satej Patil had refused to lead the party.” Chavan said Sapkal will have his job cut out vis-a-vis the party as well as the MVA. “In MVA, he will have to deal with leaders like Uddhav Thackeray and Sharad Pawar,” he said. “The party had to take a decision. If established leaders had refused to accept the role or have been defeated, then the party had little choice. The chapter is closed for us. We will now see how he works.” Chavan added. Though his close associates said he was “upset”, Satej Patil, Congress’s Kolhapur district president, denied he was miffed over not being appointed the MPCC president. “The party has made the right decision. Sapkal is an organisational man. He has the necessary skill to keep the party network together and running. We are no more a cadre-based party. This man has the ability to train cadres and prepare them for future challenges. He is a neutral man and has no baggage… He keeps a low profile. He has worked as an MLA and zila parishad president. He is approachable and accessible to all. He comes to party office at 9 am and is available till late evening.” Satej Patil said he has been getting calls from across Maharashtra from leaders and party workers. ”Everyone is asking me why I did not take up the post. Actually, four years is too long for me. If it was for two years, I would have taken it up,” he said. Patil said the priority of the day was to revive the party in Maharashtra. ”Even if Sapkal concentrates on creating a cadre, visits different districts and resolves differences among party leaders, it would help the party a great deal in reviving itself.” Praising the BJP’s Chandrakant Patil, Satej Patil said, “When Chandrakant Patil was the BJP president, he devoted his time and energy to build the party and was always available to party leaders and workers. He sometimes made controversial statements which drew sharp reactions, but when it came to slogging for the party, he was right up front. He kept the party united. I saw him interacting with party workers till wee hours of the morning. Sometimes low profile leaders also achieve great heights. And therefore we are hoping Sapkal will help turn around the fortunes of the party.” Vishwajeet Kadam, Congress MLA from Sangli said, “I am not upset… I was not in the race for the MPCC president’s post.” When asked about the reasons behind Sapkal’s appointment, Kadam said,”You should better ask the party.’ Another Congress leader Sachin Sawant said, “Sapkal has been in the party for years. He was NSUI president. Congress leadership must have thought about this from all angles before appointing him. I think it is a good decision that a party worker has risen from the ranks to head the party.” State Congress spokesperson Atul Londhe said, “The party has made the right choice. Sapkal has been a party loyalist and has good organisational skills. He is also vice-president of the party’s Panchayati Raj Sanghatan.” Manoj More has been working with the Indian Express since 1992. For the first 16 years, he worked on the desk, edited stories, made pages, wrote special stories and handled The Indian Express edition. In 31 years of his career, he has regularly written stories on a range of topics, primarily on civic issues like state of roads, choked drains, garbage problems, inadequate transport facilities and the like. He has also written aggressively on local gondaism. He has primarily written civic stories from Pimpri-Chinchwad, Khadki, Maval and some parts of Pune. He has also covered stories from Kolhapur, Satara, Solapur, Sangli, Ahmednagar and Latur. He has had maximum impact stories from Pimpri-Chinchwad industrial city which he has covered extensively for the last three decades. Manoj More has written over 20,000 stories. 10,000 of which are byline stories. Most of the stories pertain to civic issues and political ones. The biggest achievement of his career is getting a nearly two kilometre road done on Pune-Mumbai highway in Khadki in 2006. He wrote stories on the state of roads since 1997. In 10 years, nearly 200 two-wheeler riders had died in accidents due to the pathetic state of the road. The local cantonment board could not get the road redone as it lacked funds. The then PMC commissioner Pravin Pardeshi took the initiative, went out of his way and made the Khadki road by spending Rs 23 crore from JNNURM Funds. In the next 10 years after the road was made by the PMC, less than 10 citizens had died, effectively saving more than 100 lives. Manoj More's campaign against tree cutting on Pune-Mumbai highway in 1999 and Pune-Nashik highway in 2004 saved 2000 trees. During Covid, over 50 doctors were asked to pay Rs 30 lakh each for getting a job with PCMC. The PCMC administration alerted Manoj More who did a story on the subject, asking then corporators how much money they demanded....The story worked as doctors got the job without paying a single paisa. Manoj More has also covered the "Latur drought" situation in 2015 when a "Latur water train" created quite a buzz in Maharashtra. He also covered the Malin tragedy where over 150 villagers had died. Manoj More is on Facebook with 4.9k followers (Manoj More), on twitter manojmore91982 ... Read More Madhya Pradesh wildlife officials have devised a plan to populate the Gandhi Sagar wildlife sanctuary with a fresh stock of cheetahs by introducing a female cheetah after the monsoon.</w:t>
+        <w:t>Content: The appointment of Harshwardhan Sapkal — a “little known” leader in Maharashtra politics — as president of the Maharashtra Pradesh Congress Committee (MPCC) does not seem to have gone down well with several leaders of the Congress, especially at a time when the party is going through its most challenging phase following its drubbing in the recent state Assembly elections. Senior Congress leaders like former chief minister Prithviraj Chavan, Satej Patil and Vishwajeet Kadam have found it difficult to accept the point that the Congress high command could not zero in on aggressive leader who could revive and revitalise the crestfallen party’s rank and file, party sources said. Sapkal, a former MLA from Buldhana from 2014 to 2019, has not made his presence felt on Maharashtra’s political terrain where the Congress has been struggling to keep its flock together. “In the last five years no one heard a word from Sapkal. When the party was in power for two and half years as part of the Maha Vikas Aghadi (MVA), Sapkal was nowhere to be seen. And when the MVA was brought down by BJP, Sapkal did not rush forward to keep the party’s morale high,” said a Congress leader. Sapkal has replaced Nana Patole whose fraught relations with the Shiv Sena (UBT) and the Sharad Pawar-led NCP had dented the Congress’s image in the state. Speaking to The Indian Express, Prithviraj Chavan said though he was approached by the Congress leadership to lead the party, but he felt the younger lot of leaders should take the charge. “I was surprised when Sapkal’s name was announced as MPCC chief. Because his name was not even in discussion. I though Kolhapur’s Satej Patil would lead the party in Maharashtra… We had suggested his name to the party leadership. It’s likely Satej Patil had refused to lead the party.” Chavan said Sapkal will have his job cut out vis-a-vis the party as well as the MVA. “In MVA, he will have to deal with leaders like Uddhav Thackeray and Sharad Pawar,” he said. “The party had to take a decision. If established leaders had refused to accept the role or have been defeated, then the party had little choice. The chapter is closed for us. We will now see how he works.” Chavan added. Though his close associates said he was “upset”, Satej Patil, Congress’s Kolhapur district president, denied he was miffed over not being appointed the MPCC president. “The party has made the right decision. Sapkal is an organisational man. He has the necessary skill to keep the party network together and running. We are no more a cadre-based party. This man has the ability to train cadres and prepare them for future challenges. He is a neutral man and has no baggage… He keeps a low profile. He has worked as an MLA and zila parishad president. He is approachable and accessible to all. He comes to party office at 9 am and is available till late evening.” Satej Patil said he has been getting calls from across Maharashtra from leaders and party workers. ”Everyone is asking me why I did not take up the post. Actually, four years is too long for me. If it was for two years, I would have taken it up,” he said. Patil said the priority of the day was to revive the party in Maharashtra. ”Even if Sapkal concentrates on creating a cadre, visits different districts and resolves differences among party leaders, it would help the party a great deal in reviving itself.” Praising the BJP’s Chandrakant Patil, Satej Patil said, “When Chandrakant Patil was the BJP president, he devoted his time and energy to build the party and was always available to party leaders and workers. He sometimes made controversial statements which drew sharp reactions, but when it came to slogging for the party, he was right up front. He kept the party united. I saw him interacting with party workers till wee hours of the morning. Sometimes low profile leaders also achieve great heights. And therefore we are hoping Sapkal will help turn around the fortunes of the party.” Vishwajeet Kadam, Congress MLA from Sangli said, “I am not upset… I was not in the race for the MPCC president’s post.” When asked about the reasons behind Sapkal’s appointment, Kadam said,”You should better ask the party.’ Another Congress leader Sachin Sawant said, “Sapkal has been in the party for years. He was NSUI president. Congress leadership must have thought about this from all angles before appointing him. I think it is a good decision that a party worker has risen from the ranks to head the party.” State Congress spokesperson Atul Londhe said, “The party has made the right choice. Sapkal has been a party loyalist and has good organisational skills. He is also vice-president of the party’s Panchayati Raj Sanghatan.” Manoj More has been working with the Indian Express since 1992. For the first 16 years, he worked on the desk, edited stories, made pages, wrote special stories and handled The Indian Express edition. In 31 years of his career, he has regularly written stories on a range of topics, primarily on civic issues like state of roads, choked drains, garbage problems, inadequate transport facilities and the like. He has also written aggressively on local gondaism. He has primarily written civic stories from Pimpri-Chinchwad, Khadki, Maval and some parts of Pune. He has also covered stories from Kolhapur, Satara, Solapur, Sangli, Ahmednagar and Latur. He has had maximum impact stories from Pimpri-Chinchwad industrial city which he has covered extensively for the last three decades. Manoj More has written over 20,000 stories. 10,000 of which are byline stories. Most of the stories pertain to civic issues and political ones. The biggest achievement of his career is getting a nearly two kilometre road done on Pune-Mumbai highway in Khadki in 2006. He wrote stories on the state of roads since 1997. In 10 years, nearly 200 two-wheeler riders had died in accidents due to the pathetic state of the road. The local cantonment board could not get the road redone as it lacked funds. The then PMC commissioner Pravin Pardeshi took the initiative, went out of his way and made the Khadki road by spending Rs 23 crore from JNNURM Funds. In the next 10 years after the road was made by the PMC, less than 10 citizens had died, effectively saving more than 100 lives. Manoj More's campaign against tree cutting on Pune-Mumbai highway in 1999 and Pune-Nashik highway in 2004 saved 2000 trees. During Covid, over 50 doctors were asked to pay Rs 30 lakh each for getting a job with PCMC. The PCMC administration alerted Manoj More who did a story on the subject, asking then corporators how much money they demanded....The story worked as doctors got the job without paying a single paisa. Manoj More has also covered the "Latur drought" situation in 2015 when a "Latur water train" created quite a buzz in Maharashtra. He also covered the Malin tragedy where over 150 villagers had died. Manoj More is on Facebook with 4.9k followers (Manoj More), on twitter manojmore91982 ... Read More Punjab government declares all 23 districts flood-hit with 30 deaths and 3.5 lakh people affected. Dam reservoirs full, rivers near danger mark, alerts issued. Governor and Chief Minister visit affected areas, demand more compensation and funds from Centre. Cabinet Minister says 23 NDRF teams, 12 Army columns, and 35 helicopters deployed for rescue and relief.</w:t>
       </w:r>
     </w:p>
     <w:p>
@@ -749,7 +788,7 @@
       </w:pPr>
       <w:r>
         <w:rPr/>
-        <w:t>Article 20</w:t>
+        <w:t>Article 21</w:t>
       </w:r>
     </w:p>
     <w:p>
@@ -788,7 +827,46 @@
       </w:pPr>
       <w:r>
         <w:rPr/>
-        <w:t>Article 21</w:t>
+        <w:t>Article 22</w:t>
+      </w:r>
+    </w:p>
+    <w:p>
+      <w:pPr>
+        <w:pStyle w:val="Normal"/>
+      </w:pPr>
+      <w:r>
+        <w:rPr/>
+        <w:t>Title: Samiti, residents demand removal of unauthorised arch in Kalaburagi</w:t>
+      </w:r>
+    </w:p>
+    <w:p>
+      <w:pPr>
+        <w:pStyle w:val="Normal"/>
+      </w:pPr>
+      <w:r>
+        <w:rPr/>
+        <w:t xml:space="preserve">URL: </w:t>
+      </w:r>
+      <w:r>
+        <w:t xml:space="preserve"> https://www.thehindu.com/news/national/karnataka/samiti-residents-demand-removal-of-unauthorised-arch-in-kalaburagi/article69147129.ece</w:t>
+      </w:r>
+    </w:p>
+    <w:p>
+      <w:pPr>
+        <w:pStyle w:val="Normal"/>
+      </w:pPr>
+      <w:r>
+        <w:rPr/>
+        <w:t>Content: August 15, 2025e-Paper The View From India Looking at World Affairs from the Indian perspective. First Day First Show News and reviews from the world of cinema and streaming. Today's Cache Your download of the top 5 technology stories of the day. Science For All The weekly newsletter from science writers takes the jargon out of science and puts the fun in! Data Point Decoding the headlines with facts, figures, and numbers Health Matters Ramya Kannan writes to you on getting to good health, and staying there The Hindu On Books Books of the week, reviews, excerpts, new titles and features. August 15, 2025e-Paper Published - January 28, 2025 07:22 pm IST - KALABURAGI Members of the Nagarika Hitarakshana Vedike staging a protest outside the Kalaburagi City Corporation building on Monday demanding the removal of an unauthorised arch. | Photo Credit: ARUN KULKARNI Objecting to the construction of an arch between the Jagat Circle and Sangtraswadi stretch in Kalaburagi, members of Nagarika Hitarakshana Vedike staged a protest outside the City Corporation office building here on Monday. BJP leader and party’s district unit president Chandrakant Patil, the former Mayor Vishal Dhargi and members of pro-Hindu organisations gathered outside the City Corporation office and raised slogans demanding the removal of concrete arch which is causing hindrance to vehicular movement. The agitators said that the arch is being constructed illegally without any permission from authorities. The information furnished through an RTI (Right to Information Act) application of December 1, 2024 has revealed that neither the City Corporation nor the Kalaburagi Urban Development Authority (KUDA) have issued permission. The Public Works Department has, in its letter of December 11, 2024, stated that the department has not permitted any such arch in that locality. The residents of Siddeshwara Colony, situated adjacent to Sangtraswadi Bus Stand, said that the huge concrete arch being constructed opposite the bus stand is causing hindrance to traffic. A considerable portion of the road is covered with pillars of the unauthorised arch and sought removal of the arch to ensure road safety. Published - January 28, 2025 07:22 pm IST Copyright© 2025, THG PUBLISHING PVT LTD. or its affiliated companies. All rights reserved. BACK TO TOP Terms &amp; conditions | Institutional Subscriber Comments have to be in English, and in full sentences. They cannot be abusive or personal. Please abide by our community guidelines for posting your comments. We have migrated to a new commenting platform. If you are already a registered user of The Hindu and logged in, you may continue to engage with our articles. If you do not have an account please register and login to post comments. Users can access their older comments by logging into their accounts on Vuukle.</w:t>
+      </w:r>
+    </w:p>
+    <w:p>
+      <w:pPr>
+        <w:pStyle w:val="Heading3"/>
+      </w:pPr>
+      <w:r>
+        <w:rPr/>
+        <w:t>Article 23</w:t>
       </w:r>
     </w:p>
     <w:p>
@@ -827,7 +905,7 @@
       </w:pPr>
       <w:r>
         <w:rPr/>
-        <w:t>Article 22</w:t>
+        <w:t>Article 24</w:t>
       </w:r>
     </w:p>
     <w:p>
@@ -866,7 +944,7 @@
       </w:pPr>
       <w:r>
         <w:rPr/>
-        <w:t>Article 23</w:t>
+        <w:t>Article 25</w:t>
       </w:r>
     </w:p>
     <w:p>
@@ -905,7 +983,7 @@
       </w:pPr>
       <w:r>
         <w:rPr/>
-        <w:t>Article 24</w:t>
+        <w:t>Article 26</w:t>
       </w:r>
     </w:p>
     <w:p>
@@ -944,7 +1022,85 @@
       </w:pPr>
       <w:r>
         <w:rPr/>
-        <w:t>Article 25</w:t>
+        <w:t>Article 27</w:t>
+      </w:r>
+    </w:p>
+    <w:p>
+      <w:pPr>
+        <w:pStyle w:val="Normal"/>
+      </w:pPr>
+      <w:r>
+        <w:rPr/>
+        <w:t>Title: Chandrakant Patil Takes Action on Kothrud’s Road, Water, and Traffic Issues</w:t>
+      </w:r>
+    </w:p>
+    <w:p>
+      <w:pPr>
+        <w:pStyle w:val="Normal"/>
+      </w:pPr>
+      <w:r>
+        <w:rPr/>
+        <w:t xml:space="preserve">URL: </w:t>
+      </w:r>
+      <w:r>
+        <w:t xml:space="preserve"> https://punemirror.com/city/civic/chandrakant-patil-takes-action-on-kothrud-s-road-water-and-traffic-issues/</w:t>
+      </w:r>
+    </w:p>
+    <w:p>
+      <w:pPr>
+        <w:pStyle w:val="Normal"/>
+      </w:pPr>
+      <w:r>
+        <w:rPr/>
+        <w:t>Content: Reported By PMB Desk Share State Higher and Technical Education Minister Chandrakant Patil has adopted an assertive approach to addressing road, water, and traffic issues in Kothrud. During a meeting held Monday, he directed the municipal administration to submit a detailed report based on both the current state of affairs and the ideal situation. He assured that a follow-up meeting with the commissioner would take place next week to discuss solutions based on the report. The meeting at Patil’s residence revolved around key issues, including roads, water supply, and traffic congestion in Kothrud. Attendees included Additional Commissioner of the Property Department Mahesh Patil, Nandkishor Jagtap from the Water Supply Department, Yuvraj Deshmukh from the Building Department, Rajendra Muthe, Special Officer for Revenue, Vilas Bhalerao, BJP Kothrud South Mandal President Dr. Sandeep Butala, Pune City General Secretary Puneet Joshi, Ganesh Kallamkar, and former corporator Deepak Pote. Patil reviewed the water supply challenges in the Kothrud constituency, particularly issues affecting equitable distribution in residential and society areas during the summer. Officials highlighted the challenges posed by the elevated terrain in parts of Kothrud, such as Sutar Dara, Kishkinda Nagar, and Kelwadi. As a solution, Patil proposed community participation to set up water tanks at the beginning of residential areas, with the municipal corporation ensuring their supply of water. Further discussions addressed road development under the Kothrud development plan. Officials pointed out that legal disputes involving a resident near the DP road opposite Paranjape School had created traffic obstructions. Patil urged the PMC to present a compelling case in court, stating that the road was necessary for public convenience. Concerns were also raised about the pending resolution of a 15-metre road near Chandani Chowk, close to the Eklavya College along the highway. To expedite this matter, Patil instructed the removal of encroachments in the area and ordered the timely completion of road work. Additionally, residents of Baner-Balewadi have been persistently demanding a theatre space for cultural events, while similar requests have emerged from Kothrud locals for a facility catering to classical dance and other performances. Patil instructed a detailed study of available land, expected costs, and the feasibility of establishing theatres and cultural centres to address these demands. Read more Latest Town Talk - Where voices unite, stories flourish, and community thrives through open dialogue and meaningful connections. Company Trending Tags © Pune Times Mirror</w:t>
+      </w:r>
+    </w:p>
+    <w:p>
+      <w:pPr>
+        <w:pStyle w:val="Heading3"/>
+      </w:pPr>
+      <w:r>
+        <w:rPr/>
+        <w:t>Article 28</w:t>
+      </w:r>
+    </w:p>
+    <w:p>
+      <w:pPr>
+        <w:pStyle w:val="Normal"/>
+      </w:pPr>
+      <w:r>
+        <w:rPr/>
+        <w:t>Title: Maharashtra Unveils Ambitious Higher Education Reforms</w:t>
+      </w:r>
+    </w:p>
+    <w:p>
+      <w:pPr>
+        <w:pStyle w:val="Normal"/>
+      </w:pPr>
+      <w:r>
+        <w:rPr/>
+        <w:t xml:space="preserve">URL: </w:t>
+      </w:r>
+      <w:r>
+        <w:t xml:space="preserve"> https://punemirror.com/education/maharashtra-unveils-ambitious-higher-education-reforms/</w:t>
+      </w:r>
+    </w:p>
+    <w:p>
+      <w:pPr>
+        <w:pStyle w:val="Normal"/>
+      </w:pPr>
+      <w:r>
+        <w:rPr/>
+        <w:t>Content: Reported By Yashpal Sonkamble | Edited By Prince Chaudhuri Share In a decisive push towards inclu sive and future-ready education, Maharashtra’s Higher and Technical Education Minister Chandrakant Patil has laid out an ambitious roadmap aligning with the National Education Policy (NEP). The state has placed special emphasis on uplifting socially, educationally, and economically weaker sections through expanded scholarships and free higher education for girls. Focused on improving quality and accessibility, policy measures include ramping up NAAC accreditation drives, enhancing grants for non-agricultural universities and affiliated colleges, and easing the establishment of new institutions in law, engineering, pharmacy, and management. In a progressive move, the government is working to forge collaborations between state universities and reputed foreign institutions. The roadmap also prioritises startup incubation, Make in India initiatives, and entrepreneurship programmes for students, aiming to transform campuses into innovation hubs. These reforms, officials say, will not only democratise access to quality education but also equip students with globally competitive skills. Chandrakant Patil, former guardian minister of Pune, and the Higher and Technical Education Minister extended his heartfelt wishes to Pune Times Mirror as it marks its remarkable 18-year journey as the city’s only tabloid newspaper. Lauding its unwavering commitment to unbiased, courageous, and ethical journalism, Patil also acknowledged the publication’s pivotal role in representing both the voice of the common man and the concerns of the elite. In an era where sensational ism often overshadows substance, Pune Times Mirror has remained a beacon of responsible reportage, fearlessly addressing civic issues, social challenges, and cultural mile stones. Patil praised the editorial team for their dedication to upholding journalistic integrity while bridging the gap between Pune’s grass roots realities and its progressive urban aspirations. He expressed confidence that Pune Times Mirror will continue to be a trusted platform for honest, people-centric narratives that shape public opinion and strengthen the democratic spirit of the city in the years to come. He also appreciated and acknowledged the visionary leadership of Chairman and Managing Director Dr. Pankaj Sharma for the progressive journey of Pune Times Mirror. In an exclusive interaction with Pune Times Mirror, on the occasion of its 18th anniversary, Minister Chandrakant Patil shared his vision, policy decisions and future plans as per the implementation of National Education Policy 2020. What are the ambitious projects of the Higher and Technical Education Department for the upcoming academic year and how much financial provision has been made in the budget? The government has made a provision of Rs. 16,261.56 crore for the Higher and Technical Education Department for the financial year 2025-26. This includes expenditure on salary, funds to be used for development and besides effective implementation of the National Education Policy, educational scholar ships, special focus has been placed on the socially, educationally and economically weaker sections of the society. Scholarships have been announced and hostels have been built for the economically weaker sections of the society. What is the current status? Dr. Punjabrao Deshmukh Hostel Subsistence Allowance Scheme is applicable for students whose parents are small landholding farmers / registered labourers / economically weaker sections in the state, and under this scheme, a total of 2,62,466 students have been allocated funds of more than Rs. 464 crore in the financial year 2024-25. Also, there are currently 72 government hostels in the state with a total admission capacity of 8,424 (5,744 girls, 2,680 boys), which include EBC hostels (boys), Priyadarshini girls; hostels, boys/girls hostels in government colleges/institutions, boys and girls; hostels at the Divisional Joint Directors Headquarters. How is the new National Education Policy being implemented? After the Central Government released the National Education Policy-2020 in July 2020, the Maharashtra government took the lead in implementing this policy and set up a task force under the chairmanship of Dr. Raghunath Mashelkar. Also, the Government constituted a State-level Steering Committee in December 2022. Based on the recommendations made by the Steering Committee, the Government has implemented a new educational curriculum design method based on the National Credit Framework for undergraduate and post graduate courses in universities, colleges and higher educational institutions in the state from the academic years 2023-24 and 2024-25. Due to the implementation of the National Education Policy, radical changes have been made in the under graduate and postgraduate courses of universities and colleges. Skill-based, knowledge-based, practical experience based subjects have been included in these courses, and students have been given the flexibility to pursue a diverse range of subjects and obtain a degree. What is the current status of NAAC, grants and NEP implementation of non agricultural universities and affiliated colleges? Due to the continuous follow-up of the government, there has been a significant positive change in the status of evaluation and ranking of colleges in the state in the last year. At present, out of 441 universities and 9,413 colleges in 36 states of the country, 35 universities and 1,949 colleges in Maharashtra have completed the NAAC ranking process and evaluation of 1,984 educational institutions/colleges has been carried out. Hence, Maharashtra is at the first position. What do you think about the historic decision of free higher education for girls? The percentage of girls in higher education as well as professional education is very low at almost 36 percent. To increase the percentage of girls in education and to ensure that girls get equal opportunities, and also to ensure that girls are not deprived of education due to lack of financial support, I am very happy that 100% tuition fee and examination fee benefit has been approved for girls from economically weaker sections, other backward classes, socially and educationally backward classes. The benefit will also be extended to girls admitted to professional courses in government, aided and permanent unaided colleges in the state and whose family income is Rs. 8 lakh or less per annum. What are the innovative schemes of the state government regarding start-ups, Make in India and entrepreneurship for higher and technical education students? To encourage higher and technical education students to set up start-ups, Make in India and entrepreneurship, Maharashtra Start-up Policy has been implemented for financial assistance, advisory services, industry promotion, professional networking, workshops and training. Through this policy, a conducive environment is being created for starting start-ups. What are the special schemes for interaction between public universities and affiliated colleges? Various initiatives and schemes are being implemented at various levels for interaction between public universities and affiliated colleges in the state. In this, Sahyadri Shikshan Samvad is being implemented every Friday for princi pals, teachers, students and parents of universities and colleges. In this, lec tures are organised under the guidance of experts. Apart from this, a pro gramme named ‘Question, Your Answer, Ours’ is also organised to over come the difficulties faced in the imple mentation of the National Education Policy. Through this initiative, experts clear the doubts of principals, teachers and students regarding the National Education Policy-2020. Apart from this, as a Minister, I personally visit various colleges from time to time to maintain a harmonious environment with edu cational institutions and understand the problems of students. Please provide information regarding the policy decision taken to increase the accessibility of law, engineering, pharmacy and management, as well as the number of colleges. The institutions implementing engi neering courses under the Directorate of Technical Education have been encouraged to start new degree and postgraduate degree courses in NEP compliant and in-demand and emerg ing areas such as Artificial Intelligence and Machine Learning, Artificial Intelligence and Data Science, Automation and Robotics, Computer Science and Engineering, IOT, Mechanics, Robotics and Artificial Intelligence, etc. Accordingly, in the last 2-3 years, these courses have been started in many institutions in the col leges of the state with the approval of the All India Council for Technical Education, New Delhi and the govern ment. Apart from this, in the case of pharmacy courses, there has been a decrease in the percentage of students admitted in the last 2-3 years. Therefore, the government is thinking whether a new institute should be start ed for the Pharmaceutical Sciences course for academic year 2025-26 or whether to allow a new Pharmaceutical Sciences course / level in an existing institution What plans is the state government making to link universities in the state with foreign universities? The University Grants Commission has issued a notification on May 2, 2022 regarding the Join Degree, Dual Degree, Twinning Degree program to achieve academic cooperation between Indian higher educational institutions and for eign universities. Internationalisation of higher education will make it easier for Indian students to pursue courses from foreign universities at affordable rates. Accordingly, the University Grants Commission has issued the Establishment and Operation of Campuses of Foreign Higher Educational Institutions in India Rules, 2023 on November 7, 2023, which will be applicable to the campuses of for eign higher educational institutions that are recognised under these rules for conducting undergraduate, postgradu ate, PhD certificates, diplomas, research and other programmes. Read more Latest Town Talk - Where voices unite, stories flourish, and community thrives through open dialogue and meaningful connections. Company Trending Tags © Pune Times Mirror</w:t>
+      </w:r>
+    </w:p>
+    <w:p>
+      <w:pPr>
+        <w:pStyle w:val="Heading3"/>
+      </w:pPr>
+      <w:r>
+        <w:rPr/>
+        <w:t>Article 29</w:t>
       </w:r>
     </w:p>
     <w:p>
@@ -983,7 +1139,7 @@
       </w:pPr>
       <w:r>
         <w:rPr/>
-        <w:t>Article 26</w:t>
+        <w:t>Article 30</w:t>
       </w:r>
     </w:p>
     <w:p>
@@ -1022,7 +1178,46 @@
       </w:pPr>
       <w:r>
         <w:rPr/>
-        <w:t>Article 27</w:t>
+        <w:t>Article 31</w:t>
+      </w:r>
+    </w:p>
+    <w:p>
+      <w:pPr>
+        <w:pStyle w:val="Normal"/>
+      </w:pPr>
+      <w:r>
+        <w:rPr/>
+        <w:t>Title: 4 Toppers, 1 Centre: Patna CET Row Prompts Maharashtra To Ban Out-Of-State Exam Centres</w:t>
+      </w:r>
+    </w:p>
+    <w:p>
+      <w:pPr>
+        <w:pStyle w:val="Normal"/>
+      </w:pPr>
+      <w:r>
+        <w:rPr/>
+        <w:t xml:space="preserve">URL: </w:t>
+      </w:r>
+      <w:r>
+        <w:t xml:space="preserve"> https://www.news18.com/education-career/4-toppers-1-centre-patna-cet-row-prompts-maharashtra-to-ban-out-of-state-exam-centres-ws-dkl-9372134.html</w:t>
+      </w:r>
+    </w:p>
+    <w:p>
+      <w:pPr>
+        <w:pStyle w:val="Normal"/>
+      </w:pPr>
+      <w:r>
+        <w:rPr/>
+        <w:t>Content: In a significant policy shift, the Maharashtra government has decided to restrict all Common Entrance Tests (CET) for professional courses to examination centres within the state, starting next academic year. With this, students from outside Maharashtra taking the CET for a course offered by an institution will have to travel to an examination centre in the state. “To maintain transparency and prevent malpractices in the CET, the state government has decided to restrict examination centres within Maharashtra from next year," the Maharashtra Higher and Technical Education Minister Chandrakant Patil said on Thursday. This move comes amid rising concerns over alleged irregularities at certain centres outside Maharashtra, particularly one in Patna, Bihar, which produced an unusual cluster of top scorers in the CET for the five-year LLB course. The controversy erupted after four students – Vishesh Kumar Pathak, Himanshu Jaiswal, Prakhar Jyoti, and Sanskriti Saundarya – emerged as toppers with a perfect 100 percentile in the Maharashtra LLB CET. All four had appeared from the same test centre, Maha Infotech, located in Patna. The exam was conducted on April 28 in two shifts, and although the four candidates took the test in different sessions, they shared the same location, raising immediate suspicions about the integrity of the process. Officials confirmed that only one examination centre had been set up in Bihar this year, due to around 25 students applying from the state. In total, 18 exam centres were established outside Maharashtra, but the state government has now decided to eliminate all such centres following the Patna incident. The suspicious activity of the Patna centre will be investigated, Patil told the media, adding that strict action will be taken to prevent such incidents in the future. “Such incidents raise serious doubts and undermine the credibility of the examination process. But by conducting the CET only in Maharashtra, we can ensure better monitoring and reduce the risk of organised malpractices," PTI quoted Patil as saying. The decision aims to bolster credibility and monitoring of the CET, which is a gateway for admissions to various undergraduate and postgraduate professional courses including law, engineering, management, and more. The issue gained further gravity as it unfolds alongside an ongoing investigation into a broader CET-related scam. Earlier in March, the Mumbai Crime Branch arrested three brokers from Delhi in connection with an MBA-CET admission racket. The accused reportedly collected between Rs 11 to Rs 20 lakh from aspirants in exchange for artificially inflated scores and advised them to choose remote centres in Maharashtra districts like Bhandara, Gondia, Yavatmal, and Jalna – areas allegedly under lower scrutiny. The case involving the four Patna students is now under investigation by the Maharashtra CID. While no direct evidence of malpractice has been made public, officials say the clustering of perfect scores at a single out-of-state centre cannot be overlooked. Swipe Left For Next Video Each year, over 10 lakh students appear for various CETs across Maharashtra, with more than 25,000 candidates previously opting for centres outside the state. However, this option will no longer be available, even to out-of-state applicants. “The new move would not only help maintain fairness but also enhance the integrity of the admission process," Patil told PTI. He also addressed concerns over low participation in CETs for professional undergraduate courses like BBA, BCA, BMS, and BBM. Of more than 2,00,000 available seats, only 61,666 students appeared for the exam this year. “Since many seats are likely to remain vacant, students will be given another opportunity to take the CET," he said. Latest Blogs</w:t>
+      </w:r>
+    </w:p>
+    <w:p>
+      <w:pPr>
+        <w:pStyle w:val="Heading3"/>
+      </w:pPr>
+      <w:r>
+        <w:rPr/>
+        <w:t>Article 32</w:t>
       </w:r>
     </w:p>
     <w:p>
@@ -1061,16 +1256,16 @@
       </w:pPr>
       <w:r>
         <w:rPr/>
-        <w:t>Article 28</w:t>
-      </w:r>
-    </w:p>
-    <w:p>
-      <w:pPr>
-        <w:pStyle w:val="Normal"/>
-      </w:pPr>
-      <w:r>
-        <w:rPr/>
-        <w:t>Title: CET for courses in Maharashtra not to be held outside state to prevent malpractices: Chandrakant Patil</w:t>
+        <w:t>Article 33</w:t>
+      </w:r>
+    </w:p>
+    <w:p>
+      <w:pPr>
+        <w:pStyle w:val="Normal"/>
+      </w:pPr>
+      <w:r>
+        <w:rPr/>
+        <w:t>Title: Jayashree Patil Joins BJP: Major Setback for Congress in Sangli</w:t>
       </w:r>
     </w:p>
     <w:p>
@@ -1082,16 +1277,16 @@
         <w:t xml:space="preserve">URL: </w:t>
       </w:r>
       <w:r>
-        <w:t xml:space="preserve"> https://news.careers360.com/cet-for-courses-in-maharashtra-not-be-held-outside-state-prevent-malpractices-minister-chandrakant-patil</w:t>
-      </w:r>
-    </w:p>
-    <w:p>
-      <w:pPr>
-        <w:pStyle w:val="Normal"/>
-      </w:pPr>
-      <w:r>
-        <w:rPr/>
-        <w:t>Content: Press Trust of India | June 6, 2025 | 04:08 PM IST | 2 mins read Maharashtra minister Chandrakant Patil announced that students from outside the state will have to appear for CET exams at centres within Maharashtra, following reports of irregularities at centres abroad. Know your college admission chances based on your Domicile, Caste, Home University Region, &amp; expected exam score. NEW DELHI: Maharashtra minister Chandrakant Patil has said that from the next academic year, the Common Entrance Test (CET) for professional courses in Maharashtra will be conducted at the examination centres only in the state to prevent malpractices. With this, students from outside Maharashtra taking the CET for a course offered by an institution will have to travel to an examination centre in the state. The announcement comes in the wake of alleged irregularities at some examination centres outside Maharashtra. MHT CET 2025: CAP Round 1 Seat Allotment | Provisional Merit List MHT CET 2025: College Predictor Don't Miss: Top 50 Engineering Colleges in Maharashtra B.Tech @ Datta Meghe | DES Pune University | MIT Academy of Engineering "To maintain transparency and prevent malpractices in the CET, the state government has decided to restrict examination centres within Maharashtra from next year," the Higher and Technical Education Minister said. The minister was referring to a recent case wherein four candidates from a single exam centre in Bihar's Patna scored a perfect 100 percentile in the Maharashtra CET for the five-year LLB course. Also readTG DEECET 2025 result declared on deecet.cdse.telangana.gov.in; certificates verification, counselling dates The matter is now under investigation by the state Crime Investigation Department (CID). "Such incidents raise serious doubts and undermine the credibility of the examination process. But by conducting the CET only in Maharashtra, we can ensure better monitoring and reduce the risk of organised malpractices," Patil said. The Mumbai Crime Branch had earlier taken action against an admission racket that allegedly extracted money from students by promising to inflate their scores in the CET. Three persons from Delhi had been arrested in this connection. Over 10 lakh students appear for various CETs every year, with more than 25,000 of them opting for centres outside Maharashtra. "The new move would not only help maintain fairness but also enhance the integrity of the admission process," Patil said. The minister also spoke about the low turnout for the CET for BCA, BBA, BMS and BBM courses this year. For over 2,00,000 seats, only 61,666 students took the exam. "Since many seats are likely to remain vacant, students will be given another opportunity to take the CET," he said. Follow us for the latest education news on colleges and universities, admission, courses, exams, research, education policies, study abroad and more.. To get in touch, write to us at news@careers360.com. IMU CET 2025: The last date to register for counselling is June 8. Start you preparation journey for JEE / NEET for free today with our APP</w:t>
+        <w:t xml:space="preserve"> https://english.lokshahi.com/politics/jayashree-patil-to-join-bjp-today-maharashtra-politics-congress</w:t>
+      </w:r>
+    </w:p>
+    <w:p>
+      <w:pPr>
+        <w:pStyle w:val="Normal"/>
+      </w:pPr>
+      <w:r>
+        <w:rPr/>
+        <w:t>Content: In a major political development, the Congress party is set to suffer a significant jolt in Sangli as senior party leader Jayashree Patil is all set to join the Bharatiya Janata Party (BJP) today. Jayashree Patil, who had rebelled during the Maharashtra Assembly elections and currently serves as the Vice-Chairperson of the Sangli District Central Cooperative Bank, will formally switch allegiance to the BJP at 3 PM. The induction ceremony will take place at the BJP office in the presence of Maharashtra Chief Minister Devendra Fadnavis, BJP state president Chandrashekhar Bawankule, and senior BJP leader Chandrakant Patil. Patil is a prominent political figure in the region. She is the wife of late Madan Patil, a senior Congress leader and former minister, and the granddaughter of the iconic Maharashtra leader Vasantdada Patil. Her decision to join the BJP is being viewed as a strategic and symbolic victory for the saffron party in Western Maharashtra. With her entry, the BJP is expected to gain considerable traction in Sangli district, especially among cooperative and rural constituencies where the Patil family holds significant influence. © english-lokshahi 2025</w:t>
       </w:r>
     </w:p>
     <w:p>
@@ -1100,16 +1295,16 @@
       </w:pPr>
       <w:r>
         <w:rPr/>
-        <w:t>Article 29</w:t>
-      </w:r>
-    </w:p>
-    <w:p>
-      <w:pPr>
-        <w:pStyle w:val="Normal"/>
-      </w:pPr>
-      <w:r>
-        <w:rPr/>
-        <w:t>Title: 4 Toppers, 1 Centre: Patna CET Row Prompts Maharashtra To Ban Out-Of-State Exam Centres</w:t>
+        <w:t>Article 34</w:t>
+      </w:r>
+    </w:p>
+    <w:p>
+      <w:pPr>
+        <w:pStyle w:val="Normal"/>
+      </w:pPr>
+      <w:r>
+        <w:rPr/>
+        <w:t>Title: Baner-Balewadi Traffic Woes Get High-Level Attention at Key PMC Meeting</w:t>
       </w:r>
     </w:p>
     <w:p>
@@ -1121,16 +1316,16 @@
         <w:t xml:space="preserve">URL: </w:t>
       </w:r>
       <w:r>
-        <w:t xml:space="preserve"> https://www.news18.com/education-career/4-toppers-1-centre-patna-cet-row-prompts-maharashtra-to-ban-out-of-state-exam-centres-ws-dkl-9372134.html</w:t>
-      </w:r>
-    </w:p>
-    <w:p>
-      <w:pPr>
-        <w:pStyle w:val="Normal"/>
-      </w:pPr>
-      <w:r>
-        <w:rPr/>
-        <w:t>Content: In a significant policy shift, the Maharashtra government has decided to restrict all Common Entrance Tests (CET) for professional courses to examination centres within the state, starting next academic year. With this, students from outside Maharashtra taking the CET for a course offered by an institution will have to travel to an examination centre in the state. “To maintain transparency and prevent malpractices in the CET, the state government has decided to restrict examination centres within Maharashtra from next year," the Maharashtra Higher and Technical Education Minister Chandrakant Patil said on Thursday. This move comes amid rising concerns over alleged irregularities at certain centres outside Maharashtra, particularly one in Patna, Bihar, which produced an unusual cluster of top scorers in the CET for the five-year LLB course. The controversy erupted after four students – Vishesh Kumar Pathak, Himanshu Jaiswal, Prakhar Jyoti, and Sanskriti Saundarya – emerged as toppers with a perfect 100 percentile in the Maharashtra LLB CET. All four had appeared from the same test centre, Maha Infotech, located in Patna. The exam was conducted on April 28 in two shifts, and although the four candidates took the test in different sessions, they shared the same location, raising immediate suspicions about the integrity of the process. Officials confirmed that only one examination centre had been set up in Bihar this year, due to around 25 students applying from the state. In total, 18 exam centres were established outside Maharashtra, but the state government has now decided to eliminate all such centres following the Patna incident. The suspicious activity of the Patna centre will be investigated, Patil told the media, adding that strict action will be taken to prevent such incidents in the future. “Such incidents raise serious doubts and undermine the credibility of the examination process. But by conducting the CET only in Maharashtra, we can ensure better monitoring and reduce the risk of organised malpractices," PTI quoted Patil as saying. The decision aims to bolster credibility and monitoring of the CET, which is a gateway for admissions to various undergraduate and postgraduate professional courses including law, engineering, management, and more. The issue gained further gravity as it unfolds alongside an ongoing investigation into a broader CET-related scam. Earlier in March, the Mumbai Crime Branch arrested three brokers from Delhi in connection with an MBA-CET admission racket. The accused reportedly collected between Rs 11 to Rs 20 lakh from aspirants in exchange for artificially inflated scores and advised them to choose remote centres in Maharashtra districts like Bhandara, Gondia, Yavatmal, and Jalna – areas allegedly under lower scrutiny. The case involving the four Patna students is now under investigation by the Maharashtra CID. While no direct evidence of malpractice has been made public, officials say the clustering of perfect scores at a single out-of-state centre cannot be overlooked. Swipe Left For Next Video Each year, over 10 lakh students appear for various CETs across Maharashtra, with more than 25,000 candidates previously opting for centres outside the state. However, this option will no longer be available, even to out-of-state applicants. “The new move would not only help maintain fairness but also enhance the integrity of the admission process," Patil told PTI. He also addressed concerns over low participation in CETs for professional undergraduate courses like BBA, BCA, BMS, and BBM. Of more than 2,00,000 available seats, only 61,666 students appeared for the exam this year. “Since many seats are likely to remain vacant, students will be given another opportunity to take the CET," he said. Latest Blogs</w:t>
+        <w:t xml:space="preserve"> https://punemirror.com/city/civic/baner-balewadi-traffic-woes-get-high-level-attention-at-key-pmc-meeting/</w:t>
+      </w:r>
+    </w:p>
+    <w:p>
+      <w:pPr>
+        <w:pStyle w:val="Normal"/>
+      </w:pPr>
+      <w:r>
+        <w:rPr/>
+        <w:t>Content: Reported By Chaitraly Deshmukh | Siddheshwar Katkar Share After years of frustration over traffic congestion, encroachments, unfinished roads, and poor public infrastructure, residents of Pune’s Baner-Balewadi area may finally see meaningful relief. A high-powered meeting convened on Saturday brought together top officials from the Pune Municipal Corporation (PMC), Pune Traffic Police, Police Commissionerate, National Highways Authority of India (NHAI), and PMRDA. The meeting was chaired by Chandrakant Patil, Maharashtra’s Minister for Higher and Technical Education and MLA from Kothrud, who took a serious note of the grievances and issued directives for immediate on-ground implementation. Patil stressed that all major issues must be addressed before the forthcoming festive season, and instructed all departments to coordinate and act without delay. The meeting was held to directly tackle the chronic traffic congestion in the area. Present were Additional Police Commissioner Manoj Patil, Deputy Commissioner of Police (Traffic) Himmat Jadhav, NHAI’s Sanjay Kadam, PMC City Engineer Prashant Waghmare, Roads Department Chief Engineer Aniruddha Pawaskar, Encroachment Deputy Commissioner Sandeep Khalate, and Zonal Deputy Commissioners. BJP office-bearers, former corporators, and representatives of various housing societies across Baner-Balewadi and Kothrud were also in attendance. On the occasion, Additional Commissioner Manoj Patil appreciated the city administration’s efforts and shared updates from the traffic department. He noted that the ‘PTP Traffic App,’ developed to report illegal parking and traffic obstruction, has received over 4,500 complaints so far, with action taken in 3,200 cases. He encouraged residents to continue using the app for better enforcement. He also announced plans to expand the successful AI-powered traffic camera system (currently in place at FC Road) to other areas of Pune. A key demand raised by residents was the urgent construction of the long-pending underpass near Sadanand Residency Hotel. Minister Patil directed NHAI officials to treat the matter as a top priority and begin construction on a war footing. “This project cannot be delayed any longer,” he asserted. Residents voiced numerous concerns, such as severe traffic snarls and poor traffic signal coordination at critical junctions like Jupiter Chowk, Ganpati Mandir Chowk, Dussehra Chowk, Mamta Chowk, Sai Chowk, Radha Chowk, and near CM International School. They demanded better signal management, increased deployment of traffic wardens, removal of encroachments, and completion of pending road works. The administration has promised a time-bound resolution of these issues. In a significant move, it was announced that the administration will now review the status of these complaints and actions taken every ten days to ensure follow-through. The meeting saw overwhelming participation from residents and representatives of Baner-Balewadi housing federations, as well as citizens from Pashan, Someshwarwadi, Sutarwadi, Sus, and Mahalunge. With direct political will and administrative support finally aligned, citizens are cautiously optimistic that this meeting will lead to real change rather than more delays and red tape. Other issues highlighted included Flooding near Nanavare Bridge Encroached footpaths and missing bus stops Badly damaged roads and footpaths Water stagnation under Metro flyovers Ineffective drainage systems Overgrown tree canopies obstructing visibility Delays in land acquisition for road widening Read more Latest Town Talk - Where voices unite, stories flourish, and community thrives through open dialogue and meaningful connections. Company Trending Tags © Pune Times Mirror</w:t>
       </w:r>
     </w:p>
     <w:p>
@@ -1139,16 +1334,16 @@
       </w:pPr>
       <w:r>
         <w:rPr/>
-        <w:t>Article 30</w:t>
-      </w:r>
-    </w:p>
-    <w:p>
-      <w:pPr>
-        <w:pStyle w:val="Normal"/>
-      </w:pPr>
-      <w:r>
-        <w:rPr/>
-        <w:t>Title: Jayashree Patil Joins BJP: Major Setback for Congress in Sangli</w:t>
+        <w:t>Article 35</w:t>
+      </w:r>
+    </w:p>
+    <w:p>
+      <w:pPr>
+        <w:pStyle w:val="Normal"/>
+      </w:pPr>
+      <w:r>
+        <w:rPr/>
+        <w:t>Title: Maharashtra: Samajwadi Party’s Abu Azmi suspended from Assembly session for remark about Aurangzeb</w:t>
       </w:r>
     </w:p>
     <w:p>
@@ -1160,16 +1355,16 @@
         <w:t xml:space="preserve">URL: </w:t>
       </w:r>
       <w:r>
-        <w:t xml:space="preserve"> https://english.lokshahi.com/politics/jayashree-patil-to-join-bjp-today-maharashtra-politics-congress</w:t>
-      </w:r>
-    </w:p>
-    <w:p>
-      <w:pPr>
-        <w:pStyle w:val="Normal"/>
-      </w:pPr>
-      <w:r>
-        <w:rPr/>
-        <w:t>Content: In a major political development, the Congress party is set to suffer a significant jolt in Sangli as senior party leader Jayashree Patil is all set to join the Bharatiya Janata Party (BJP) today. Jayashree Patil, who had rebelled during the Maharashtra Assembly elections and currently serves as the Vice-Chairperson of the Sangli District Central Cooperative Bank, will formally switch allegiance to the BJP at 3 PM. The induction ceremony will take place at the BJP office in the presence of Maharashtra Chief Minister Devendra Fadnavis, BJP state president Chandrashekhar Bawankule, and senior BJP leader Chandrakant Patil. Patil is a prominent political figure in the region. She is the wife of late Madan Patil, a senior Congress leader and former minister, and the granddaughter of the iconic Maharashtra leader Vasantdada Patil. Her decision to join the BJP is being viewed as a strategic and symbolic victory for the saffron party in Western Maharashtra. With her entry, the BJP is expected to gain considerable traction in Sangli district, especially among cooperative and rural constituencies where the Patil family holds significant influence. © english-lokshahi 2025</w:t>
+        <w:t xml:space="preserve"> https://scroll.in/latest/1079939/maharashtra-samajwadi-partys-abu-azmi-suspended-from-assembly-session-for-remark-about-aurangzeb</w:t>
+      </w:r>
+    </w:p>
+    <w:p>
+      <w:pPr>
+        <w:pStyle w:val="Normal"/>
+      </w:pPr>
+      <w:r>
+        <w:rPr/>
+        <w:t>Content: Kerala’s ‘rubber belt’ farmers are switching to exotic fruit for better income ‘Param Sundari’ review: Kerala survives the invasion of the northerners We went to a polling booth with one of the highest deletions in Bihar. Here’s what we found ‘Lokah Chapter 1: Chandra’: Five reasons why everyone is talking about the Malayalam superhero film Dying while giving life: The heartbreaking tragedy of a living donor death ‘Be a friend’: A senior dog’s advice to a puppy before it leaves for its ‘forever home’ Indian history: When Maratha general Murarirao Ghorpade defended Robert Clive against the French Gold may no longer be a secure bet in times of strife Review: In ‘Tehran’, an Indian police officer inserts himself into the Iran-Israel conflict Why India’s renewed engagement with China must be driven by caution Samajwadi Party MLA Abu Asim Azmi was suspended from the Maharashtra Assembly session on Wednesday for remarks he made about Mughal emperor Aurangzeb two days earlier, The Times of India reported. Maharashtra Parliamentary Affairs Minister Chandrakant Patil moved the resolution for Azmi to be suspended, claiming that his comments were an insult to Chhatrapati Sambhaji and disrespected the House, The Indian Express reported. Azmi was suspended for the remainder of the Assembly’s Budget Session that will conclude on March 26. The session started on Monday. On Monday, Azmi said that he did not consider Aurangzeb to be a cruel ruler. “Wrong history is being shown,” the Mankhurd Shivaji Nagar MLA told reporters. “Aurangzeb built many temples. I do not consider him a cruel ruler.” This sparked a controversy, prompting Azmi to retract his statement on Tuesday. The chief of the Samajwadi Party’s Maharashtra unit said he had not intended to insult anyone. “When I quoted a historian’s book about Aurangzeb, I never spoke ill of any of our great men,” he said on social media. “But if my statements, which have been distorted, have offended anyone, I take them back. The Assembly has important work to do and it should not be disrupted over this issue.” He also said that his initial statement was in response to Assam Chief Minister Himanta Biswa Sarma drawing a comparison between Aurangzeb and Congress leader Rahul Gandhi on Sunday. Azmi questioned his suspension from the state Assembly. “To ensure that the House functions, I spoke about withdrawing my statement,” he said on social media. “I did not say anything wrong. Still, there is a controversy and proceedings of the House are being stalled. To ensure that the House functions and some work is done during [the] Budget Session...I withdrew the statement that I made outside the Assembly, not in the House. Still, I have been suspended.” महाराष्ट्र विधानसभा द्वारा बजट सत्र के लिए मेरा निलंबन सिर्फ मेरे साथ नहीं बल्कि जिनका मैं प्रतिनिधित्व करता हूँ उन लाखों लोगों के साथ नाइंसाफी है, ये मेरे साथ ज़्यादती है। मैं महाराष्ट्र सरकार से पूछना चाहूंगा क्या राज्य में दो तरह के कानून चलते है? अबू आसिम आज़मी के लिए अलग… pic.twitter.com/Qchx6Yfc1N Samajwadi Party chief Akhilesh Yadav also questioned Azmi’s suspension. “If the basis of suspension starts getting influenced by ideology, then what difference will remain between freedom of expression and slavery,” Yadav asked. “Whether it is our MLAs or MPs, their fearless wisdom is unmatched. If some people think that by ‘suspension’ one can put a rein on the tongue of truth, then this is the childishness of their negative thinking.” निलंबन का आधार यदि विचारधारा से प्रभावित होने लगेगा तो अभिव्यक्ति की स्वतंत्रता और परतंत्रता में क्या अंतर रह जाएगा। हमारे विधायक हों या सांसद उनकी बेख़ौफ़ दानिशमंदी बेमिसाल है। कुछ लोग अगर सोचते हैं कि ‘निलंबन’ से सच की ज़ुबान पर कोई लगाम लगा सकता है तो फिर ये उनकी नकारात्मक सोच… On Tuesday, the Mumbai Police registered a first information report against Azmi for his remarks on the basis of a complaint filed by Shiv Sena MP Naresh Mhaske, who claimed that the Samajwadi Party MLA’s comments had hurt the religious sentiments of Hindus by ignoring the Mughal ruler’s acts of oppression. The FIR was registered under sections of the Bharatiya Nyaya Sanhita pertaining to outraging religious feelings, insulting religious beliefs and defamation, The Times of India reported. On Tuesday, leaders of the Mahayuti alliance, comprising the Bharatiya Janata Party, Deputy Chief Minister Eknath Shinde’s Shiv Sena faction and the Nationalist Congress Party group led by Deputy Chief Minister Ajit Pawar, protested Azmi’s remarks outside the Assembly.</w:t>
       </w:r>
     </w:p>
     <w:p>
@@ -1178,7 +1373,7 @@
       </w:pPr>
       <w:r>
         <w:rPr/>
-        <w:t>Article 31</w:t>
+        <w:t>Article 36</w:t>
       </w:r>
     </w:p>
     <w:p>
@@ -1217,7 +1412,46 @@
       </w:pPr>
       <w:r>
         <w:rPr/>
-        <w:t>Article 32</w:t>
+        <w:t>Article 37</w:t>
+      </w:r>
+    </w:p>
+    <w:p>
+      <w:pPr>
+        <w:pStyle w:val="Normal"/>
+      </w:pPr>
+      <w:r>
+        <w:rPr/>
+        <w:t>Title: 17.01.2025 : Governor presides 61st Annual Convocation of Shivaji University</w:t>
+      </w:r>
+    </w:p>
+    <w:p>
+      <w:pPr>
+        <w:pStyle w:val="Normal"/>
+      </w:pPr>
+      <w:r>
+        <w:rPr/>
+        <w:t xml:space="preserve">URL: </w:t>
+      </w:r>
+      <w:r>
+        <w:t xml:space="preserve"> https://rajbhavan-maharashtra.gov.in/en/gallery/17-01-2025-governor-presides-61st-annual-convocation-of-shivaji-university/</w:t>
+      </w:r>
+    </w:p>
+    <w:p>
+      <w:pPr>
+        <w:pStyle w:val="Normal"/>
+      </w:pPr>
+      <w:r>
+        <w:rPr/>
+        <w:t>Content: 17.01.2025 : Maharashtra Governor and Chancellor of universities C. P. Radhakrishnan presided over the 61st Annual Convocation of the Shivaji University in Kolhapur. The Governor presented the President's Gold Medal, Chancellor's Gold Medal and other prizes to meritorious students on the occasion. The programme was attended by Minister for Higher and Technical Education, Chandrakant Patil, Director of the CSIR - National Chemical Laboratory Dr. Ashish Lele, Vice Chancellor of the Shivaji University Dr. D.T. Shirke, Pro Vice Chancellor Dr. P.S. Patil, Registrar Dr. V.N. Shinde, members of the Senate, Academic Council, and Management Council, along with deans, faculty and graduating students. 17.01.2025 : राज्यपाल तथा कुलपती सी. पी. राधाकृष्णन यांच्या प्रमुख उपस्थितीत कोल्हापूर येथील शिवाजी विद्यापीठाचा ६१ वा दीक्षांत समारोह संपन्न झाला. यावेळी राज्यपालांच्या हस्ते राष्ट्रपती सुवर्ण पदक, कुलपती सुवर्ण पदक तसेच विविध पारितोषिके प्रदान करण्यात आली. कार्यक्रमाला राज्याचे उच्च आणि तंत्रशिक्षण मंत्री चंद्रकांत पाटील, राष्ट्रीय रासायनिक प्रयोगशाळेचे संचालक डॉ आशिष लेले, विद्यापीठाचे कुलगुरू डॉ डी टी शिर्के, प्रकुलगुरु डॉ पी एस पाटील, कुलसचिव डॉ व्ही एन शिंदे, सिनेट, विद्वत परिषद तसेच व्यवस्थापन परिषदेचे सदस्य, अधिष्ठाता, अध्यापक व स्नातक उपस्थित होते. Content Owned by Rajbhavan Maharashtra Developed and hosted by National Informatics Centre, Ministry of Electronics &amp; Information Technology, Government of India Last Updated: Sep 01, 2025</w:t>
+      </w:r>
+    </w:p>
+    <w:p>
+      <w:pPr>
+        <w:pStyle w:val="Heading3"/>
+      </w:pPr>
+      <w:r>
+        <w:rPr/>
+        <w:t>Article 38</w:t>
       </w:r>
     </w:p>
     <w:p>
@@ -1256,16 +1490,16 @@
       </w:pPr>
       <w:r>
         <w:rPr/>
-        <w:t>Article 33</w:t>
-      </w:r>
-    </w:p>
-    <w:p>
-      <w:pPr>
-        <w:pStyle w:val="Normal"/>
-      </w:pPr>
-      <w:r>
-        <w:rPr/>
-        <w:t>Title: 17.01.2025 : Governor presides 61st Annual Convocation of Shivaji University</w:t>
+        <w:t>Article 39</w:t>
+      </w:r>
+    </w:p>
+    <w:p>
+      <w:pPr>
+        <w:pStyle w:val="Normal"/>
+      </w:pPr>
+      <w:r>
+        <w:rPr/>
+        <w:t>Title: BJP leader s statement on Raj Thackeray, Like one who predicts... ?</w:t>
       </w:r>
     </w:p>
     <w:p>
@@ -1277,16 +1511,16 @@
         <w:t xml:space="preserve">URL: </w:t>
       </w:r>
       <w:r>
-        <w:t xml:space="preserve"> https://rajbhavan-maharashtra.gov.in/en/gallery/17-01-2025-governor-presides-61st-annual-convocation-of-shivaji-university/</w:t>
-      </w:r>
-    </w:p>
-    <w:p>
-      <w:pPr>
-        <w:pStyle w:val="Normal"/>
-      </w:pPr>
-      <w:r>
-        <w:rPr/>
-        <w:t>Content: 17.01.2025 : Maharashtra Governor and Chancellor of universities C. P. Radhakrishnan presided over the 61st Annual Convocation of the Shivaji University in Kolhapur. The Governor presented the President's Gold Medal, Chancellor's Gold Medal and other prizes to meritorious students on the occasion. The programme was attended by Minister for Higher and Technical Education, Chandrakant Patil, Director of the CSIR - National Chemical Laboratory Dr. Ashish Lele, Vice Chancellor of the Shivaji University Dr. D.T. Shirke, Pro Vice Chancellor Dr. P.S. Patil, Registrar Dr. V.N. Shinde, members of the Senate, Academic Council, and Management Council, along with deans, faculty and graduating students. 17.01.2025 : राज्यपाल तथा कुलपती सी. पी. राधाकृष्णन यांच्या प्रमुख उपस्थितीत कोल्हापूर येथील शिवाजी विद्यापीठाचा ६१ वा दीक्षांत समारोह संपन्न झाला. यावेळी राज्यपालांच्या हस्ते राष्ट्रपती सुवर्ण पदक, कुलपती सुवर्ण पदक तसेच विविध पारितोषिके प्रदान करण्यात आली. कार्यक्रमाला राज्याचे उच्च आणि तंत्रशिक्षण मंत्री चंद्रकांत पाटील, राष्ट्रीय रासायनिक प्रयोगशाळेचे संचालक डॉ आशिष लेले, विद्यापीठाचे कुलगुरू डॉ डी टी शिर्के, प्रकुलगुरु डॉ पी एस पाटील, कुलसचिव डॉ व्ही एन शिंदे, सिनेट, विद्वत परिषद तसेच व्यवस्थापन परिषदेचे सदस्य, अधिष्ठाता, अध्यापक व स्नातक उपस्थित होते. Content Owned by Rajbhavan Maharashtra Developed and hosted by National Informatics Centre, Ministry of Electronics &amp; Information Technology, Government of India Last Updated: Sep 01, 2025</w:t>
+        <w:t xml:space="preserve"> https://www.indiaherald.com/Politics/Read/994827843/BJP-leaders-statement-on-Raj-Thackeray-Like-one-who-predicts</w:t>
+      </w:r>
+    </w:p>
+    <w:p>
+      <w:pPr>
+        <w:pStyle w:val="Normal"/>
+      </w:pPr>
+      <w:r>
+        <w:rPr/>
+        <w:t>Content: Suspense continues over the next step of MNS chief Raj thackeray in Maharashtra. Meanwhile, former maharashtra BJP president and minister Chandrakant Patil has said that it is difficult to predict raj Thackeray. Patil said in Sangli, "He (Raj Thackeray) is like a storm. As one cannot predict the path of a storm, one cannot predict his step. But we will soon know in which direction the storm is going." Raj thackeray met cm Fadnavis maharashtra Navnirman Sena (MNS) chief Raj thackeray recently met maharashtra chief minister devendra fadnavis at a hotel in Mumbai. This increased speculation about his next political move. Earlier there was talk that Raj thackeray could form an alliance with cousin and shiv sena (UBT) president uddhav Thackeray. Raj thackeray himself had given indications of this in an interview. Raj thackeray will soon make the next stand uddhav thackeray also welcomed raj Thackeray's statement, but Raj's sudden meeting with fadnavis started a new debate. It is believed that Raj thackeray will soon announce his next stand. Municipal elections are going to be held in Maharashtra. Before this, Raj thackeray is looking for political ground. On meeting devendra fadnavis, shiv sena UBT rajya sabha MP sanjay raut said that he is creating an atmosphere by meeting, but devendra fadnavis is responsible for the plight of Marathi Manus in mumbai and Maharashtra. Raj thackeray, who turned from a supporter of PM Modi to a critic, supported the BJP-led Mahayuti in the 2024 lok sabha elections. However, he fielded his candidates during the assembly elections held after this. Empowering 140+ Indians within and abroad with entertainment, infotainment, credible, independent, issue based journalism oriented latest updates on politics, movies. India Herald Group of Publishers P LIMITED is MediaTech division of prestigious Kotii Group of Technological Ventures R&amp;D P LIMITED, Which is core purposed to be empowering 760+ crore people across 230+ countries of this wonderful world. India Herald Group of Publishers P LIMITED is New Generation Online Media Group, which brings wealthy knowledge of information from PRINT media and Candid yet Fluid presentation from electronic media together into digital media space for our users. With the help of dedicated journalists team of about 450+ years experience; India Herald Group of Publishers Private LIMITED is the first and only true digital online publishing media groups to have such a dedicated team. Dream of empowering over 1300 million Indians across the world to stay connected with their mother land [from Web, Phone, Tablet and other Smart devices] multiplies India Herald Group of Publishers Private LIMITED team energy to bring the best into all our media initiatives such as https://www.indiaherald.com</w:t>
       </w:r>
     </w:p>
     <w:p>
@@ -1295,7 +1529,46 @@
       </w:pPr>
       <w:r>
         <w:rPr/>
-        <w:t>Article 34</w:t>
+        <w:t>Article 40</w:t>
+      </w:r>
+    </w:p>
+    <w:p>
+      <w:pPr>
+        <w:pStyle w:val="Normal"/>
+      </w:pPr>
+      <w:r>
+        <w:rPr/>
+        <w:t>Title: शाश्वत कृषी संजीवनीचे पुस्तकाचे प्रकाशन:चंद्रकांत पाटील यांच्या हस्ते अनावरण, नैसर्गिक शेतीचे महत्त्व पटवून देणारे पुस्तक</w:t>
+      </w:r>
+    </w:p>
+    <w:p>
+      <w:pPr>
+        <w:pStyle w:val="Normal"/>
+      </w:pPr>
+      <w:r>
+        <w:rPr/>
+        <w:t xml:space="preserve">URL: </w:t>
+      </w:r>
+      <w:r>
+        <w:t xml:space="preserve"> https://divyamarathi.bhaskar.com/local/maharashtra/pune/news/chandrakant-patil-natural-farming-book-release-135379530.html</w:t>
+      </w:r>
+    </w:p>
+    <w:p>
+      <w:pPr>
+        <w:pStyle w:val="Normal"/>
+      </w:pPr>
+      <w:r>
+        <w:rPr/>
+        <w:t>Content: देशाच्या आर्थिक विकासात शेतीचा सर्वाधिक वाटा आहे. मात्र अलिकडच्या काळात रासायनिक खतांच्या अतिवापरामुळे मातीचा कस कमी होत आहे.तो वाढविण्यासाठी शास्त्रशुद्ध नैसर्गिक शेतीची गरज आहे, असे मत देशाचे उच्च व तंत्रशिक्षण मंत्री चंद्रकांत पाटील यांनी मांडले. सर अल्बर्ट हॉवर्ड यांनी १०० वर्षांपूर्वी लिहिलेल्या 'अॅन अॅग्रिकल्चरल टेस्टामेंट' इंग्रजी पुस्तकाचे प्रा. अनिल व्यास यांनी अनुवाद केला आहे. डॉ. शिरनामे सभागृहात आयोजित कार्यक्रमाला राहुरी कृषी विद्यापीठाचे कुलगुरू आणि कार्यक्रमाचे अध्यक्ष डॉ. शरद गडाख, खासदार मेधा कुलकर्णी, आनंद कृषी विद्यापीठाचे माजी कुलगुरू डॉ. मदनगोपाल वार्ष्णेय, भारतीय किसान संघाच्या प्रांत उपाध्यक्षा स्नेहलता सावंत, सेवावर्धिनीचे कार्यवाह सोमदत्त पटवर्धन, प्रकाशक रविंद्र घाटपांडे उपस्थित होते. चंद्रकांत पाटील पुढे म्हणाले, शेतीच्या उत्पन्नवाढीसाठी सरकार प्रयत्न करत असून, सेंद्रीय शेती, माती परिक्षण आणि बियाणांच्या निर्मितीसाठी प्रयत्नशील आहे. या पुस्तकाचा विद्यार्थी आणि संशोधकांना कृषी संशोधनात नक्कीच फायदा होईल. देशाच्या प्रगतीत कृषी क्षेत्राचा सर्वाधिक वाटा असल्याचे मत खासदार मेधा कुलकर्णी यांनी व्यक्त केले. त्या म्हणाल्या,रासायनिक खते आणि किटकनाशकांच्या वापरातून शेतीचे अपरिमित नुकसान होत आहे. त्यामुळे आपल्याला जैविक शेतीकडे वळायला हवे. आधुनिकतेबरोबरच शाश्वत पारंपारिक शास्त्राचाही वापर व्हायला हवा. कृषी उत्पादनांच्या वाढीसाठी भूमी सुपोषण होणे गरजेचे असल्याचे सांगत प्रा. वार्ष्णेय म्हणाले, भारतीय शेतीचा २५ वर्षे अभ्यास आणि संशोधन करणाऱ्या सर अल्बर्ट हार्वर्ड यांनी १०० वर्षांपूर्वी हे पुस्तक लिहिले. त्यांनी नैसर्गिक शेतीचा आणि एकात्म कृषी संशोधनाचा केवळ पुरस्कार केला नाही तर इंदोरच्या होळकारांनी दिलेल्या ७५ एकर जमिनीवर कृषी संशोधन केंद्रही स्थापन केले. प्रा. गडाख यावेळी म्हणाले, यांत्रिक शेतीकडून आपण आता डिजीटल शेतीकडे जात आहोत. देशाची अन्नधान्याची गरज भागवत भारतीय शेतकऱ्यांनी जगभरात निर्यात सुरू केली आहे. रासायनिक शेतीमुळे आज जीवनशैलीशी निगडीत गंभीर आजारांत वाढ झाली आहे. त्यामुळे आज जगाला विषमुक्त अन्नाची गरज आहे. विद्यापीठ म्हणून आम्ही जैविक आणि नैसर्गिक शेतीवर संशोधन करत आहोत. लवकरच त्याचे निष्कर्ष आपल्या हाती लागतील. तसेच शेतकऱ्यांच्या उत्पादनवाढीसाठीही कृषी विद्यापीठात संशोधन होत आहे. पुस्तकाचे लेखक प्रा. अनिल व्यास म्हणाले, जमीनीची सुपिकता ही राष्ट्राची संपत्ती असल्याचे ऋग्वेदातील श्री सुक्तात सांगितले आहे. तोच धागा १०० वर्षांपूर्वी सर अल्बर्ट हावर्ड यांनी पकडला होता. या सुक्तामध्ये मातीच्या ह्युमस (कर्बक), कवक आणि मुळांच्या सहअस्तित्वातून जमिनीची सुपिकता वाढते हे सांगण्यात आले आहे. Copyright © 2024-25 DB Corp ltd., All Rights Reserved This website follows the DNPA Code of Ethics.</w:t>
+      </w:r>
+    </w:p>
+    <w:p>
+      <w:pPr>
+        <w:pStyle w:val="Heading3"/>
+      </w:pPr>
+      <w:r>
+        <w:rPr/>
+        <w:t>Article 41</w:t>
       </w:r>
     </w:p>
     <w:p>
@@ -1334,7 +1607,7 @@
       </w:pPr>
       <w:r>
         <w:rPr/>
-        <w:t>Article 35</w:t>
+        <w:t>Article 42</w:t>
       </w:r>
     </w:p>
     <w:p>
@@ -1373,7 +1646,7 @@
       </w:pPr>
       <w:r>
         <w:rPr/>
-        <w:t>Article 36</w:t>
+        <w:t>Article 43</w:t>
       </w:r>
     </w:p>
     <w:p>
@@ -1412,16 +1685,16 @@
       </w:pPr>
       <w:r>
         <w:rPr/>
-        <w:t>Article 37</w:t>
-      </w:r>
-    </w:p>
-    <w:p>
-      <w:pPr>
-        <w:pStyle w:val="Normal"/>
-      </w:pPr>
-      <w:r>
-        <w:rPr/>
-        <w:t>Title: Pune News: Chandrakant Patil Urges Citizens To Stay Vigilant</w:t>
+        <w:t>Article 44</w:t>
+      </w:r>
+    </w:p>
+    <w:p>
+      <w:pPr>
+        <w:pStyle w:val="Normal"/>
+      </w:pPr>
+      <w:r>
+        <w:rPr/>
+        <w:t>Title: Maharashtra Minister Chandrakant Patil Announces Approval For Teacher Recruitment Process, Introduces New Merit-Based Selection Method</w:t>
       </w:r>
     </w:p>
     <w:p>
@@ -1433,16 +1706,16 @@
         <w:t xml:space="preserve">URL: </w:t>
       </w:r>
       <w:r>
-        <w:t xml:space="preserve"> https://www.mypunepulse.com/pune-news-chandrakant-patil-urges-citizens-to-stay-vigilant/</w:t>
-      </w:r>
-    </w:p>
-    <w:p>
-      <w:pPr>
-        <w:pStyle w:val="Normal"/>
-      </w:pPr>
-      <w:r>
-        <w:rPr/>
-        <w:t>Content: PUNE PULSE Trusted-Connected-Targeted PUNE PULSE Pune: Major Announcement for Girls’ Education, Minister Chandrakant Patil to Inspect 100 Colleges, Review Fee Waiver Implementation Pune, January 22, 2025: Maharashtra Higher and Technical Education Minister, Chandrakant Patil, has appealed to citizens to remain alert about the possible presence of Bangladeshi infiltrators in their vicinity. Speaking at a public event organized by the Pune Police, he urged people to immediately report any suspicious individuals to the authorities. Patil highlighted the case of an attack on actor Saif Ali Khan, which involved a Bangladeshi national. He cautioned that even local street vendors and laborers could be infiltrators, urging citizens to act responsibly. The event saw the return of confiscated valuables worth ₹3.84 crore to 300 complainants. Senior police officials, including Police Commissioner Amitesh Kumar, were present. Patil noted that Pune’s growing population and urban expansion have strained police resources. He assured that the government is working to address this, announcing the addition of 1,000 police personnel to the Pune force soon.</w:t>
+        <w:t xml:space="preserve"> https://www.freepressjournal.in/mumbai/maharashtra-minister-chandrakant-patil-announces-approval-for-teacher-recruitment-process-introduces-new-merit-based-selection-method</w:t>
+      </w:r>
+    </w:p>
+    <w:p>
+      <w:pPr>
+        <w:pStyle w:val="Normal"/>
+      </w:pPr>
+      <w:r>
+        <w:rPr/>
+        <w:t>Content: Mumbai: The state government has approved the recruitment process for teaching positions in non-agricultural universities, with a new selection methodology set to be implemented to “ensure greater transparency and impartiality”. The revised process, which prioritises merit, was announced on Thursday by Higher and Technical Education Minister Chandrakant Patil, who emphasised that the changes aim to improve fairness and efficiency in faculty recruitment. Speaking about the reforms, Patil said that the recruitment of assistant professors, associate professors, and professors in universities would now be conducted through a structured grading system. This system, introduced under the guidance of the Governor, who also serves as the Chancellor for state universities, would assess candidates based on their academic credentials and performance in interviews. Both factors will be integrated into the selection process to ensure fairness and objectivity. “Academic qualifications, research contributions, and teaching proficiency will be accorded 80% weightage, while the interview will contribute 20% to the overall evaluation. Candidates must secure at least 50% out of a total score of 100 to be considered for final selection,” Patil informed. During the interview stage, various aspects, including teaching aptitude, research expertise, seminar presentations, lecture demonstrations, and discussions on modern teaching and research technologies, will be evaluated. “To further enhance transparency, all selection committee meetings will be recorded in audio-visual format. Upon the completion of the selection process, these recordings will be securely sealed with the signatures of all attending committee members,” said Patil. Additionally, the announcement clarified that interview results would be disclosed either on the same day or the following day. The revised selection procedure will be applicable to all assistant professor, associate professor, and professor appointments. Universities currently engaged in faculty recruitment under previous guidelines have been permitted to conclude their ongoing selection processes. However, all future recruitment exercises will strictly adhere to the newly established procedure. Patil expressed confidence that the revised selection methodology would expedite recruitment processes while maintaining high standards of transparency.</w:t>
       </w:r>
     </w:p>
     <w:p>
@@ -1451,7 +1724,46 @@
       </w:pPr>
       <w:r>
         <w:rPr/>
-        <w:t>Article 38</w:t>
+        <w:t>Article 45</w:t>
+      </w:r>
+    </w:p>
+    <w:p>
+      <w:pPr>
+        <w:pStyle w:val="Normal"/>
+      </w:pPr>
+      <w:r>
+        <w:rPr/>
+        <w:t>Title: Maharashtra News: 'Recruitment Of 4,435 Assistant Professors To Begin Soon,' Says Minister Chandrakant Patil</w:t>
+      </w:r>
+    </w:p>
+    <w:p>
+      <w:pPr>
+        <w:pStyle w:val="Normal"/>
+      </w:pPr>
+      <w:r>
+        <w:rPr/>
+        <w:t xml:space="preserve">URL: </w:t>
+      </w:r>
+      <w:r>
+        <w:t xml:space="preserve"> https://www.freepressjournal.in/mumbai/maharashtra-news-recruitment-of-4435-assistant-professors-to-begin-soon-says-minister-chandrakant-patil</w:t>
+      </w:r>
+    </w:p>
+    <w:p>
+      <w:pPr>
+        <w:pStyle w:val="Normal"/>
+      </w:pPr>
+      <w:r>
+        <w:rPr/>
+        <w:t>Content: Mumbai: The recruitment process for 4,435 vacant assistant professor positions in unaided grant-in-aid colleges across Maharashtra is set to gain momentum soon. The proposal for filling these vacancies has been sent to the finance department, and after addressing the concerns raised, the recruitment will proceed without delay, Higher and Technical Education Minister Chandrakant Patil informed the Legislative Council on Wednesday in response to a calling attention motion. Former Governor Ramesh Bais had earlier imposed a temporary halt on the recruitment process, suggesting modifications to ensure greater transparency in higher education appointments. “Now that the Governor (C. P. Radhakrishnan) has lifted the stay, the recruitment process will be conducted in a fair and transparent manner,” Patil assured the House. With the implementation of revised undergraduate and postgraduate courses under the new National Education Policy, there will be changes in workload distribution. Patil further stated that out of the total approved teaching and equivalent positions across non-agricultural universities and government-recognised deemed universities in the state, 659 positions—constituting 80% of the sanctioned strength—will be advertised for recruitment. Additionally, the authority to issue a No Objection Certificate (NOC) for the appointment of principals, which previously rested with the General Administration Department, will now be reinstated to deputy directors, as was the earlier practice, Patil informed. The calling attention motion regarding the urgent need to fill vacant teaching positions was moved by Legislative Council member Jayant Asgavkar, with members Satyajit Tambe, Vikram Kale, and Abhijit Wanjarri also participating in the discussion.</w:t>
+      </w:r>
+    </w:p>
+    <w:p>
+      <w:pPr>
+        <w:pStyle w:val="Heading3"/>
+      </w:pPr>
+      <w:r>
+        <w:rPr/>
+        <w:t>Article 46</w:t>
       </w:r>
     </w:p>
     <w:p>
@@ -1490,16 +1802,16 @@
       </w:pPr>
       <w:r>
         <w:rPr/>
-        <w:t>Article 39</w:t>
-      </w:r>
-    </w:p>
-    <w:p>
-      <w:pPr>
-        <w:pStyle w:val="Normal"/>
-      </w:pPr>
-      <w:r>
-        <w:rPr/>
-        <w:t>Title: Maharashtra Minister Chandrakant Patil Announces Approval For Teacher Recruitment Process, Introduces New Merit-Based Selection Method</w:t>
+        <w:t>Article 47</w:t>
+      </w:r>
+    </w:p>
+    <w:p>
+      <w:pPr>
+        <w:pStyle w:val="Normal"/>
+      </w:pPr>
+      <w:r>
+        <w:rPr/>
+        <w:t>Title: Traffic Congestion-Free Kothrud: Minister Chandrakant Patil Directs Introduction Of AI-Based Challan System</w:t>
       </w:r>
     </w:p>
     <w:p>
@@ -1511,16 +1823,16 @@
         <w:t xml:space="preserve">URL: </w:t>
       </w:r>
       <w:r>
-        <w:t xml:space="preserve"> https://www.freepressjournal.in/mumbai/maharashtra-minister-chandrakant-patil-announces-approval-for-teacher-recruitment-process-introduces-new-merit-based-selection-method</w:t>
-      </w:r>
-    </w:p>
-    <w:p>
-      <w:pPr>
-        <w:pStyle w:val="Normal"/>
-      </w:pPr>
-      <w:r>
-        <w:rPr/>
-        <w:t>Content: Mumbai: The state government has approved the recruitment process for teaching positions in non-agricultural universities, with a new selection methodology set to be implemented to “ensure greater transparency and impartiality”. The revised process, which prioritises merit, was announced on Thursday by Higher and Technical Education Minister Chandrakant Patil, who emphasised that the changes aim to improve fairness and efficiency in faculty recruitment. Speaking about the reforms, Patil said that the recruitment of assistant professors, associate professors, and professors in universities would now be conducted through a structured grading system. This system, introduced under the guidance of the Governor, who also serves as the Chancellor for state universities, would assess candidates based on their academic credentials and performance in interviews. Both factors will be integrated into the selection process to ensure fairness and objectivity. “Academic qualifications, research contributions, and teaching proficiency will be accorded 80% weightage, while the interview will contribute 20% to the overall evaluation. Candidates must secure at least 50% out of a total score of 100 to be considered for final selection,” Patil informed. During the interview stage, various aspects, including teaching aptitude, research expertise, seminar presentations, lecture demonstrations, and discussions on modern teaching and research technologies, will be evaluated. “To further enhance transparency, all selection committee meetings will be recorded in audio-visual format. Upon the completion of the selection process, these recordings will be securely sealed with the signatures of all attending committee members,” said Patil. Additionally, the announcement clarified that interview results would be disclosed either on the same day or the following day. The revised selection procedure will be applicable to all assistant professor, associate professor, and professor appointments. Universities currently engaged in faculty recruitment under previous guidelines have been permitted to conclude their ongoing selection processes. However, all future recruitment exercises will strictly adhere to the newly established procedure. Patil expressed confidence that the revised selection methodology would expedite recruitment processes while maintaining high standards of transparency.</w:t>
+        <w:t xml:space="preserve"> https://www.freepressjournal.in/pune/traffic-congestion-free-kothrud-minister-chandrakant-patil-directs-introduction-of-ai-based-challan-system</w:t>
+      </w:r>
+    </w:p>
+    <w:p>
+      <w:pPr>
+        <w:pStyle w:val="Normal"/>
+      </w:pPr>
+      <w:r>
+        <w:rPr/>
+        <w:t>Content: Maharashtra Minister Chandrakant Patil on Friday held a meeting at his residence concerning the traffic situation in Pune's Kothrud. He directed the officials to work on three principles — inspection, action and execution. Patil told the officials to increase the number of CCTV cameras and introduce an AI-based challan system to manage traffic congestion effectively. He also discussed appointing 50 traffic wardens in the area and figuring out 50 hotspots for traffic jams. During the meeting, Traffic Police Deputy Commissioner Himmat Jadhav, PMC Road Department’s Aniruddha Pawaskar, Anti-Encroachment Department’s Sandeep Khalate, BJP Pune City General Secretary Puneet Joshi, and others were present. Patil assured that meetings will be held regularly to address traffic congestion issues in Kothrud, Baner and Balewadi. Last week, Patil said in the Assembly that the National Council for Teacher Education (NCTE), exercising its regulatory powers, has cancelled the recognition of 16 B.Ed. colleges in the state. Of the 16 colleges whose recognition has been cancelled, nine are closed and students have not been admitted there. It is reported that the admission capacity of the other seven colleges is 500. Patil said that the recognition of these seven colleges has been cancelled due to the non-submission of the evaluation report to the NCTE on time. He added that, as per the New Education Policy, a four-year B.Ed. curriculum — that is, the Integrated Teacher Training Program — has been implemented.</w:t>
       </w:r>
     </w:p>
     <w:p>
@@ -1529,16 +1841,16 @@
       </w:pPr>
       <w:r>
         <w:rPr/>
-        <w:t>Article 40</w:t>
-      </w:r>
-    </w:p>
-    <w:p>
-      <w:pPr>
-        <w:pStyle w:val="Normal"/>
-      </w:pPr>
-      <w:r>
-        <w:rPr/>
-        <w:t>Title: Maharashtra News: 'Recruitment Of 4,435 Assistant Professors To Begin Soon,' Says Minister Chandrakant Patil</w:t>
+        <w:t>Article 48</w:t>
+      </w:r>
+    </w:p>
+    <w:p>
+      <w:pPr>
+        <w:pStyle w:val="Normal"/>
+      </w:pPr>
+      <w:r>
+        <w:rPr/>
+        <w:t>Title: Maharashtra Minister Chandrakant Patil Announces 6-Month NAAC Extension, Lifts Admission Freeze On 229 Mumbai University Colleges</w:t>
       </w:r>
     </w:p>
     <w:p>
@@ -1550,16 +1862,16 @@
         <w:t xml:space="preserve">URL: </w:t>
       </w:r>
       <w:r>
-        <w:t xml:space="preserve"> https://www.freepressjournal.in/mumbai/maharashtra-news-recruitment-of-4435-assistant-professors-to-begin-soon-says-minister-chandrakant-patil</w:t>
-      </w:r>
-    </w:p>
-    <w:p>
-      <w:pPr>
-        <w:pStyle w:val="Normal"/>
-      </w:pPr>
-      <w:r>
-        <w:rPr/>
-        <w:t>Content: Mumbai: The recruitment process for 4,435 vacant assistant professor positions in unaided grant-in-aid colleges across Maharashtra is set to gain momentum soon. The proposal for filling these vacancies has been sent to the finance department, and after addressing the concerns raised, the recruitment will proceed without delay, Higher and Technical Education Minister Chandrakant Patil informed the Legislative Council on Wednesday in response to a calling attention motion. Former Governor Ramesh Bais had earlier imposed a temporary halt on the recruitment process, suggesting modifications to ensure greater transparency in higher education appointments. “Now that the Governor (C. P. Radhakrishnan) has lifted the stay, the recruitment process will be conducted in a fair and transparent manner,” Patil assured the House. With the implementation of revised undergraduate and postgraduate courses under the new National Education Policy, there will be changes in workload distribution. Patil further stated that out of the total approved teaching and equivalent positions across non-agricultural universities and government-recognised deemed universities in the state, 659 positions—constituting 80% of the sanctioned strength—will be advertised for recruitment. Additionally, the authority to issue a No Objection Certificate (NOC) for the appointment of principals, which previously rested with the General Administration Department, will now be reinstated to deputy directors, as was the earlier practice, Patil informed. The calling attention motion regarding the urgent need to fill vacant teaching positions was moved by Legislative Council member Jayant Asgavkar, with members Satyajit Tambe, Vikram Kale, and Abhijit Wanjarri also participating in the discussion.</w:t>
+        <w:t xml:space="preserve"> https://www.freepressjournal.in/education/maharashtra-minister-chandrakant-patil-announces-6-month-naac-extension-lifts-admission-freeze-on-229-mumbai-university-colleges</w:t>
+      </w:r>
+    </w:p>
+    <w:p>
+      <w:pPr>
+        <w:pStyle w:val="Normal"/>
+      </w:pPr>
+      <w:r>
+        <w:rPr/>
+        <w:t>Content: Mumbai: In a significant relief to hundreds of students and colleges, Maharashtra’s Higher and Technical Education Minister Chandrakant Dada Patil on Thursday announced a six-month extension for colleges in the state to complete the mandatory assessment or reassessment process by the National Assessment and Accreditation Council (NAAC). The announcement follows a day after memorandums submitted by members affiliated with the Aaditya Thackeray-led Yuva Sena to Patil and University of Mumbai (MU) Vice Chancellor Dr Ravindra Kulkarni, demanding the immediate revocation of the admission freeze imposed on 229 colleges affiliated to MU for the academic year 2025–26. On May 7, MU had declared a suspension of the first-year undergraduate admission process for these 229 colleges, citing their failure to comply with mandatory accreditation and governance norms. The affected institutions had either failed to obtain or renew their accreditation from NAAC or the National Board of Accreditation (NBA) and had not constituted the College Development Committee (CDC), as required under the Maharashtra Public Universities Act, 2016. The university also stated that a fine of Rs10,000 had been imposed on each of the non-compliant institutions. The decision, MU said, was taken after serious deliberation and was approved by its Management Council. Patil, while addressing the issue, said that the decision to grant an extension was made keeping in mind the academic interests of students and to prevent disruption to their education. “To avoid any adverse impact on students and to give colleges a fair opportunity, a relaxation of six months is being granted for the NAAC assessment or reassessment process,” he said. He added that accreditation is mandatory for all eligible affiliated colleges under the state’s non-agricultural universities and must be renewed every five years to ensure the academic quality and standards of institutions. Maharashtra, he noted, leads the country in NAAC accreditation. The minister further said that due to the impending implementation of a new Binary Accreditation system, the NAAC office in Bengaluru is currently upgrading its online portal. He directed colleges to initiate the accreditation process immediately after the updated portal becomes operational and instructed universities to collect written assurances from the concerned colleges and begin the required proceedings without delay. Welcoming the announcement, the Yuva Sena said in a statement, "Keeping students’ interests at the forefront, our Senate members submitted a representation to the Vice Chancellor and to Higher and Technical Education Minister Chandrakant Patil, urging that while colleges should be held accountable for not obtaining NAAC certificate, the admission process must not be halted. We are pleased that the Minister took cognisance of our appeal and directed the university to withdraw the suspension order.” “This decision has reopened the doors of opportunity for hundreds of students who were at risk of being left out," the statement added.</w:t>
       </w:r>
     </w:p>
     <w:p>
@@ -1568,16 +1880,16 @@
       </w:pPr>
       <w:r>
         <w:rPr/>
-        <w:t>Article 41</w:t>
-      </w:r>
-    </w:p>
-    <w:p>
-      <w:pPr>
-        <w:pStyle w:val="Normal"/>
-      </w:pPr>
-      <w:r>
-        <w:rPr/>
-        <w:t>Title: Traffic Congestion-Free Kothrud: Minister Chandrakant Patil Directs Introduction Of AI-Based Challan System</w:t>
+        <w:t>Article 49</w:t>
+      </w:r>
+    </w:p>
+    <w:p>
+      <w:pPr>
+        <w:pStyle w:val="Normal"/>
+      </w:pPr>
+      <w:r>
+        <w:rPr/>
+        <w:t>Title: Mumbai: Minister Chandrakant Patil Directs Formation Of Committee To Expedite AI University Establishment</w:t>
       </w:r>
     </w:p>
     <w:p>
@@ -1589,16 +1901,16 @@
         <w:t xml:space="preserve">URL: </w:t>
       </w:r>
       <w:r>
-        <w:t xml:space="preserve"> https://www.freepressjournal.in/pune/traffic-congestion-free-kothrud-minister-chandrakant-patil-directs-introduction-of-ai-based-challan-system</w:t>
-      </w:r>
-    </w:p>
-    <w:p>
-      <w:pPr>
-        <w:pStyle w:val="Normal"/>
-      </w:pPr>
-      <w:r>
-        <w:rPr/>
-        <w:t>Content: Maharashtra Minister Chandrakant Patil on Friday held a meeting at his residence concerning the traffic situation in Pune's Kothrud. He directed the officials to work on three principles — inspection, action and execution. Patil told the officials to increase the number of CCTV cameras and introduce an AI-based challan system to manage traffic congestion effectively. He also discussed appointing 50 traffic wardens in the area and figuring out 50 hotspots for traffic jams. During the meeting, Traffic Police Deputy Commissioner Himmat Jadhav, PMC Road Department’s Aniruddha Pawaskar, Anti-Encroachment Department’s Sandeep Khalate, BJP Pune City General Secretary Puneet Joshi, and others were present. Patil assured that meetings will be held regularly to address traffic congestion issues in Kothrud, Baner and Balewadi. Last week, Patil said in the Assembly that the National Council for Teacher Education (NCTE), exercising its regulatory powers, has cancelled the recognition of 16 B.Ed. colleges in the state. Of the 16 colleges whose recognition has been cancelled, nine are closed and students have not been admitted there. It is reported that the admission capacity of the other seven colleges is 500. Patil said that the recognition of these seven colleges has been cancelled due to the non-submission of the evaluation report to the NCTE on time. He added that, as per the New Education Policy, a four-year B.Ed. curriculum — that is, the Integrated Teacher Training Program — has been implemented.</w:t>
+        <w:t xml:space="preserve"> https://www.freepressjournal.in/mumbai/mumbai-minister-chandrakant-patil-directs-formation-of-committee-to-expedite-ai-university-establishment</w:t>
+      </w:r>
+    </w:p>
+    <w:p>
+      <w:pPr>
+        <w:pStyle w:val="Normal"/>
+      </w:pPr>
+      <w:r>
+        <w:rPr/>
+        <w:t>Content: Higher and Technical Education Minister Chandrakant Patil on Tuesday directed the formation of a committee to expedite the establishment of India’s first Artificial Intelligence (AI) university. This initiative is part of the state’s efforts to contribute to the "Viksit Bharat 2047" mission and the broader goal of propelling India towards a $5 trillion economy. During a meeting at the state secretariat with Information and Technology Minister Ashish Shelar, Patil instructed that a task force be created to drive the project forward. The task force will include key officials such as Additional Chief Secretary of the Higher and Technical Education Department B. Venu Gopal Reddy, Principal Secretary of Information Technology Parag Jain-Nainutia, Director of Technical Education Dr. Vinod Mohitkar, Director of Higher Education Shailendra Devalankar, Director of the State Technical Education Board Dr. Pramod Naik, and Paresh Page of Brahma Research Foundation. विकसित भारत 2047 मिशनच्या यशस्वी पूर्ततेसाठी आणि भारताच्या 5 ट्रिलियन अर्थव्यवस्थेच्या दिशेने गतीने वाटचालीसाठी शिक्षण आणि तंत्रज्ञान यांची भूमिका महत्वाची आहे. त्यामुळेच महाराष्ट्रात माहिती तंत्रज्ञान विभागाच्या सहकार्याने कृत्रिम बुद्धिमत्ता विद्यापीठ स्थापन करण्यात येणार आहे.… pic.twitter.com/2kcpO360cj Patil highlighted the importance of the AI university in fostering cutting-edge research and providing young people with the necessary technological skills to excel globally. The university will focus on research, industry collaboration, and delivering a curriculum that aligns with future technological trends. IT minister Shelar expressed his belief in the transformative potential of AI, noting that mastery in this field could open doors to vast employment opportunities and help elevate India’s position in the global economy. He confirmed that the establishment of the AI university would be a significant step in strengthening India’s technological leadership. The committee and task force are expected to work swiftly to ensure the timely establishment of the AI university, which will play a crucial role in shaping a skilled workforce ready for the challenges of tomorrow.</w:t>
       </w:r>
     </w:p>
     <w:p>
@@ -1607,16 +1919,16 @@
       </w:pPr>
       <w:r>
         <w:rPr/>
-        <w:t>Article 42</w:t>
-      </w:r>
-    </w:p>
-    <w:p>
-      <w:pPr>
-        <w:pStyle w:val="Normal"/>
-      </w:pPr>
-      <w:r>
-        <w:rPr/>
-        <w:t>Title: Maharashtra Minister Chandrakant Patil Launches 'ATAL' Initiative For Students; Check Details</w:t>
+        <w:t>Article 50</w:t>
+      </w:r>
+    </w:p>
+    <w:p>
+      <w:pPr>
+        <w:pStyle w:val="Normal"/>
+      </w:pPr>
+      <w:r>
+        <w:rPr/>
+        <w:t>Title: Maharashtra: Judo Excellence Centre To Be Established In Sangli, Announces Minister Chandrakant Patil</w:t>
       </w:r>
     </w:p>
     <w:p>
@@ -1628,16 +1940,16 @@
         <w:t xml:space="preserve">URL: </w:t>
       </w:r>
       <w:r>
-        <w:t xml:space="preserve"> https://www.freepressjournal.in/education/maharashtra-minister-chandrakant-patil-launches-atal-initiative-for-students-check-details</w:t>
-      </w:r>
-    </w:p>
-    <w:p>
-      <w:pPr>
-        <w:pStyle w:val="Normal"/>
-      </w:pPr>
-      <w:r>
-        <w:rPr/>
-        <w:t>Content: Maharashtra Higher and Technical Education Minister, Chandrakant Dada Patil, on Wednesday, inaugurated the 'ATAL' (Assessment, Tests, and Learning) initiative. The program, introduced by the Maharashtra State CET Cell, is designed to assist students in preparing for various entrance exams through mock and psychometric tests. The launch event was attended by Dilip Sardesai, State Common Entrance Exam Commissioner, along with other senior officials. The ATAL initiative aims to provide students with a platform to enhance their preparation for entrance examinations for professional courses conducted by the State Common Entrance Test Cell. Minister Patil emphasised that the program would help students identify their strengths and abilities through psychometric evaluations and mock tests. By simulating real exam conditions, the initiative is expected to boost students' confidence and reduce the stress associated with high-stakes examinations. Moreover, the program seeks to offer tailored academic guidance to students by helping them explore suitable subjects and career paths aligned with their interests and aptitudes. Minister Patil highlighted that this initiative extends beyond exam preparation by providing holistic academic support and encouraging students to excel in their academic pursuits.</w:t>
+        <w:t xml:space="preserve"> https://www.freepressjournal.in/pune/maharashtra-judo-excellence-centre-to-be-established-in-sangli-announces-minister-chandrakant-patil</w:t>
+      </w:r>
+    </w:p>
+    <w:p>
+      <w:pPr>
+        <w:pStyle w:val="Normal"/>
+      </w:pPr>
+      <w:r>
+        <w:rPr/>
+        <w:t>Content: Maharashtra Higher and Technical Education Minister Chandrakant Patil has promised that the state government will make efforts to establish a Judo Players’ Excellence Centre in Sangli, in cooperation with the Punit Balan Group (PBG) and with support from the Maharashtra Judo Association. Patil made this announcement during the inauguration and unveiling of the trophy for the National Judo Tournament in the Cadet category, for players aged 15 to 18. The contests are being held in collaboration with the Inspire Institute of Sports and PBG at the Shiv Chhatrapati Sports Complex, Mahalunge-Balewadi. Young entrepreneur Punit Balan, Inspire Institute of Sports President Manisha Malhotra-Mukherjee, Axis Bank’s Sayyed Haider, Aditya Golhatkar, Indian Judo Federation Inspector Virendra Vashist and Assistant Secretary CS Rajan were present at the event. During his speech, Balan requested Patil to establish a Judo Excellence Centre with the government’s participation. In response, Patil immediately announced plans for setting up the centre. He stated, "The Modi government is making efforts to develop sports and athletes for the all-round progress of the country. The Centre has provided substantial funding for sportspersons and sports skill development. In line with this, the Maharashtra government has announced a 5% reservation in government jobs for Olympians, 25 grace marks for meritorious players from Std X and Std XII, and also cash rewards." Balan also announced several cash prizes for winners in the National Judo Competitions of the cadet category. The total cash awards of ₹5 lakh include ₹11,000 for the gold medallist, ₹7,000 for the silver medallist and ₹5,000 each for the two bronze medallists across 16 weight categories for both boys and girls. Dronacharya awardee coach Jiwan Sharma, Arjuna awardee Yashpal Solanki, Competition Head JR Rajesh, and State Judo Association President Dhananjay Bhosale were special guests. The introductory speech was given by State Judo Association General Secretary Shailesh Tilak, while Secretary (TC) Datta Aphale delivered the vote of thanks. As many as 600 players, coaches, umpires, and officials have gathered in the city for the competitions. Special felicitation of Hembati Nag Patil conducted a special felicitation for Hembati Nag, who hails from a remote tribal area in Chhattisgarh. Nag has overcome numerous challenges to win many medals in School and National Judo Competitions. She has also received the President’s Award.</w:t>
       </w:r>
     </w:p>
     <w:p>
@@ -1646,16 +1958,16 @@
       </w:pPr>
       <w:r>
         <w:rPr/>
-        <w:t>Article 43</w:t>
-      </w:r>
-    </w:p>
-    <w:p>
-      <w:pPr>
-        <w:pStyle w:val="Normal"/>
-      </w:pPr>
-      <w:r>
-        <w:rPr/>
-        <w:t>Title: No Ajit Pawar vs Chandrakant Patil In Pune: PMC Polls Likely To Be Held Under Leadership Of Muralidhar Mohol</w:t>
+        <w:t>Article 51</w:t>
+      </w:r>
+    </w:p>
+    <w:p>
+      <w:pPr>
+        <w:pStyle w:val="Normal"/>
+      </w:pPr>
+      <w:r>
+        <w:rPr/>
+        <w:t>Title: Pune: Chandrakant Patil Orders Detailed Report On Traffic, Roads, and Water Woes In Kothrud; Says Such Issues Will Not Be Tolerated</w:t>
       </w:r>
     </w:p>
     <w:p>
@@ -1667,16 +1979,16 @@
         <w:t xml:space="preserve">URL: </w:t>
       </w:r>
       <w:r>
-        <w:t xml:space="preserve"> https://www.freepressjournal.in/pune/no-ajit-pawar-vs-chandrakant-patil-in-pune-pmc-polls-likely-to-be-held-under-leadership-of-muralidhar-mohol</w:t>
-      </w:r>
-    </w:p>
-    <w:p>
-      <w:pPr>
-        <w:pStyle w:val="Normal"/>
-      </w:pPr>
-      <w:r>
-        <w:rPr/>
-        <w:t>Content: Ajit Pawar’s appointment as the Guardian Minister of Pune has once again cemented his position as a key political figure in the district. This move by the BJP also ensures that senior leader Chandrakant Patil stays out of the district, preventing any potential conflict between him and Pawar ahead of the upcoming local body polls. Additionally, by doing so, the BJP has cleared the path for Union Minister of State Muralidhar Mohol, a former mayor, to step in and take charge of the party’s efforts in Pune. Mohol has already begun preparing for the upcoming municipal and local body elections through outreach programs across the city. Ajit Pawar, who has held the Guardian Minister role before, was replaced by BJP’s Chandrakant Patil following the shift in power in Maharashtra over two and a half years ago. During Patil’s tenure, tensions rose between him and Pawar, particularly over changes in the District Planning Committee’s decisions, which seemed to favor BJP office bearers in rural areas. This rift posed a risk to the Mahayuti alliance, especially with the municipal elections on the horizon. By reappointing Pawar to the role, the BJP has managed to avoid further conflict and removed Patil from the district. After the 2019 Assembly elections, where the BJP claimed nine of Pune’s 21 constituencies, the NCP (Pawar’s faction) won eight, and Shiv Sena (Shinde) secured one, it became clear that Pawar’s influence in the region was still strong. Despite the BJP’s growing presence, Pawar’s dominance remained intact, and his reappointment as Guardian Minister reaffirmed his hold over Pune district. Let us know! 👂What type of content would you like to see from us this year? Pawar becomes Guardian Minister 5th time Pawar, who has held the Guardian Minister post five times since 1999, continues to wield significant influence, particularly in rural areas. This role strengthens the NCP’s financial clout, giving the party an edge ahead of the municipal and district council elections. With the passing of BJP MP Girish Bapat, speculation arose over who would lead Pune, but the BJP’s decision to appoint Patil as the Guardian Minister of Sangli signals a shift in focus, with Mohol now in the spotlight. Muralidhar Mohol, a prominent Union Minister and former mayor, has been actively involved in Pune’s political affairs, including reviewing the city’s development projects. With Patil removed from the district, the BJP seems to be positioning Mohol to take charge of the party’s efforts in the upcoming municipal elections. While the leadership question for Pune district seems settled, Pimpri-Chinchwad remains a more complicated issue. Ajit Pawar once had a strong influence over the municipal corporation, but in recent years, power has firmly shifted to the BJP, with many of Pawar’s former allies joining the party. Despite this, Pawar still holds some sway, which could lead to tensions between the BJP and NCP in the run-up to the municipal elections. The political rivalry in Pimpri-Chinchwad is likely to be a key battleground for both parties in the near future.</w:t>
+        <w:t xml:space="preserve"> https://www.freepressjournal.in/pune/pune-chandrakant-patil-orders-detailed-report-on-traffic-roads-and-water-woes-in-kothrud-says-such-issues-will-not-be-tolerated</w:t>
+      </w:r>
+    </w:p>
+    <w:p>
+      <w:pPr>
+        <w:pStyle w:val="Normal"/>
+      </w:pPr>
+      <w:r>
+        <w:rPr/>
+        <w:t>Content: Higher and Technical Education Minister of Maharashtra, and Kothrud MLA Chandrakant Patil has taken aggressive steps to curb the issues of roads, traffic and water supply in the Kothrud jurisdiction on Monday. He also said that such issues will not be tolerated in Kothrud anymore. During a meeting at his residence on Monday, he directed officials to prepare a report comparing the current situation with the ideal scenario. In the meeting, he discussed road conditions, water supply, and traffic congestion in Kothrud. The meeting was attended by Additional Commissioner of the Property Department Mahesh Patil, head of the Water Department of the pune municipal Corporation (PMC) Nand Kumar Jagtap, and other officials and local party workers. Patil highlighted that areas like Sutardara, Kishkindha Nagar, and Kalewadi are located on elevated terrain, making water supply difficult during summer. For such places, water storage tanks should be installed in key residential areas with the help of public participation and the PMC. Additionally, he also directed the dedicated department to take action against encroachments at DP Road near Paranjape School and adjacent to Chandani Chowk Highway. The authorities need to prepare a detailed report on all major concerns within the constituency with proper solutions.</w:t>
       </w:r>
     </w:p>
     <w:p>
@@ -1685,16 +1997,16 @@
       </w:pPr>
       <w:r>
         <w:rPr/>
-        <w:t>Article 44</w:t>
-      </w:r>
-    </w:p>
-    <w:p>
-      <w:pPr>
-        <w:pStyle w:val="Normal"/>
-      </w:pPr>
-      <w:r>
-        <w:rPr/>
-        <w:t>Title: Buldhana Shock: Doctor Dies After Setting Himself on Fire, Motive Still a Mystery</w:t>
+        <w:t>Article 52</w:t>
+      </w:r>
+    </w:p>
+    <w:p>
+      <w:pPr>
+        <w:pStyle w:val="Normal"/>
+      </w:pPr>
+      <w:r>
+        <w:rPr/>
+        <w:t>Title: Mumbai: 'Ensure Timely Payment Of Honorarium For Guest Lecturers In Govt Polytechnic Colleges', Says Minister Chandrakant Patil</w:t>
       </w:r>
     </w:p>
     <w:p>
@@ -1706,16 +2018,16 @@
         <w:t xml:space="preserve">URL: </w:t>
       </w:r>
       <w:r>
-        <w:t xml:space="preserve"> https://www.lokmattimes.com/maharashtra/buldhana-shock-doctor-dies-after-setting-himself-on-fire-motive-still-a-mystery-a525/</w:t>
-      </w:r>
-    </w:p>
-    <w:p>
-      <w:pPr>
-        <w:pStyle w:val="Normal"/>
-      </w:pPr>
-      <w:r>
-        <w:rPr/>
-        <w:t>Content: Marathi | Hindi FOLLOW US : City By Lokmat English Desk | Updated: July 9, 2025 18:35 IST2025-07-09T18:33:31+5:302025-07-09T18:35:02+5:30 A tragic and disturbing incident unfolded near Nimgav Phata in Buldhana district, where a doctor set himself on fire in the middle of the road. The deceased has been identified as Dr. Chandrakant Patil, a veterinary doctor from Jalgaon Jamod taluka. According to police sources, Patil poured petrol on his body and ignited it, leading to severe burn injuries. Eyewitnesses were left shocked as they watched the horrifying scene unfold in broad daylight. The incident has caused panic and sadness in the region, prompting authorities to initiate an investigation into what led to such a drastic act. Dr. Chandrakant Patil was known for his veterinary practice in Pimpalgaon Kale under the Jalgaon Jamod taluka. He practiced privately while being affiliated with a government animal hospital. After sustaining over 90% burn injuries, he was rushed to a local hospital for immediate treatment. Due to the severity of his condition, he was later referred to the government hospital in Khamgaon. From there, he was being taken to the Akola Government Hospital for advanced care. Unfortunately, he could not survive the journey and was declared dead before arrival. His sudden death has sent shockwaves through the local medical community. Also Read: Maharashtra Shocker: Friendship Ends in Bloodshed as Man in Drunken Rage Kills His Friend; Accused Arrested The motive behind Dr. Patil’s extreme decision remains unclear at this time. Police officials from Jalgaon Jamod have launched a detailed investigation into the matter. They are examining his personal and professional life to determine any possible reasons that may have driven him to suicide. No suicide note has been recovered so far, and statements from family and colleagues are being recorded. Authorities believe the full truth will emerge only after a thorough inquiry. The incident has raised concerns over mental health issues in the medical profession, especially among rural practitioners who often work under high stress and limited resources. FOLLOW US : Copyright ©2025 Lokmat Media Pvt Ltd</w:t>
+        <w:t xml:space="preserve"> https://www.freepressjournal.in/mumbai/mumbai-ensure-timely-payment-of-honorarium-for-guest-lecturers-in-govt-polytechnic-colleges-says-minister-chandrakant-patil</w:t>
+      </w:r>
+    </w:p>
+    <w:p>
+      <w:pPr>
+        <w:pStyle w:val="Normal"/>
+      </w:pPr>
+      <w:r>
+        <w:rPr/>
+        <w:t>Content: Mumbai: The Directorate of Technical Education was instructed on Tuesday to ensure that guest lecturers working on an hourly basis in government polytechnic colleges receive their honorarium on time. The directive was issued by Maharashtra’s Higher and Technical Education Minister, Chandrakant Patil, during a review meeting held at the state secretariat. Let us know! 👂What type of content would you like to see from us this year? The meeting was convened to discuss various demands raised by guest lecturers employed in government polytechnic institutions. It was attended by former minister and MLA Sanjay Bansode, MLA Abhimanyu Pawar, Additional Chief Secretary of the Higher and Technical Education Department B. Venugopal Reddy, Director of Technical Education Dr Vinod Mohitkar, Director of the Maharashtra State Board of Technical Education Dr Pramod Naik, and other senior officials. Patil acknowledged the crucial role played by guest lecturers alongside permanent faculty members in government polytechnic colleges. He noted that guest lecturers are currently paid Rs 800 per session for theoretical classes and Rs 400 per session for practical classes. He urged college administrations to implement a system that ensures these lecturers receive their honorarium regularly every month. The minister also highlighted concerns arising from the shortage of teaching staff in government polytechnics following a court-imposed stay on the appointment of hourly-paid lecturers. With rising student enrolment and the introduction of new courses, the lack of adequate faculty is reportedly affecting academic programmes and educational quality. The state government, he assured, will present its case effectively in court to address this issue.</w:t>
       </w:r>
     </w:p>
     <w:p>
@@ -1724,16 +2036,16 @@
       </w:pPr>
       <w:r>
         <w:rPr/>
-        <w:t>Article 45</w:t>
-      </w:r>
-    </w:p>
-    <w:p>
-      <w:pPr>
-        <w:pStyle w:val="Normal"/>
-      </w:pPr>
-      <w:r>
-        <w:rPr/>
-        <w:t>Title: Maharashtra Minister Chandrakant Patil Announces 6-Month NAAC Extension, Lifts Admission Freeze On 229 Mumbai University Colleges</w:t>
+        <w:t>Article 53</w:t>
+      </w:r>
+    </w:p>
+    <w:p>
+      <w:pPr>
+        <w:pStyle w:val="Normal"/>
+      </w:pPr>
+      <w:r>
+        <w:rPr/>
+        <w:t>Title: Maharashtra: Higher Education Minister Chandrakant Patil Chairs Meeting To Discuss Establishment Of Separate Arts University</w:t>
       </w:r>
     </w:p>
     <w:p>
@@ -1745,16 +2057,16 @@
         <w:t xml:space="preserve">URL: </w:t>
       </w:r>
       <w:r>
-        <w:t xml:space="preserve"> https://www.freepressjournal.in/education/maharashtra-minister-chandrakant-patil-announces-6-month-naac-extension-lifts-admission-freeze-on-229-mumbai-university-colleges</w:t>
-      </w:r>
-    </w:p>
-    <w:p>
-      <w:pPr>
-        <w:pStyle w:val="Normal"/>
-      </w:pPr>
-      <w:r>
-        <w:rPr/>
-        <w:t>Content: Mumbai: In a significant relief to hundreds of students and colleges, Maharashtra’s Higher and Technical Education Minister Chandrakant Dada Patil on Thursday announced a six-month extension for colleges in the state to complete the mandatory assessment or reassessment process by the National Assessment and Accreditation Council (NAAC). The announcement follows a day after memorandums submitted by members affiliated with the Aaditya Thackeray-led Yuva Sena to Patil and University of Mumbai (MU) Vice Chancellor Dr Ravindra Kulkarni, demanding the immediate revocation of the admission freeze imposed on 229 colleges affiliated to MU for the academic year 2025–26. On May 7, MU had declared a suspension of the first-year undergraduate admission process for these 229 colleges, citing their failure to comply with mandatory accreditation and governance norms. The affected institutions had either failed to obtain or renew their accreditation from NAAC or the National Board of Accreditation (NBA) and had not constituted the College Development Committee (CDC), as required under the Maharashtra Public Universities Act, 2016. The university also stated that a fine of Rs10,000 had been imposed on each of the non-compliant institutions. The decision, MU said, was taken after serious deliberation and was approved by its Management Council. Patil, while addressing the issue, said that the decision to grant an extension was made keeping in mind the academic interests of students and to prevent disruption to their education. “To avoid any adverse impact on students and to give colleges a fair opportunity, a relaxation of six months is being granted for the NAAC assessment or reassessment process,” he said. He added that accreditation is mandatory for all eligible affiliated colleges under the state’s non-agricultural universities and must be renewed every five years to ensure the academic quality and standards of institutions. Maharashtra, he noted, leads the country in NAAC accreditation. The minister further said that due to the impending implementation of a new Binary Accreditation system, the NAAC office in Bengaluru is currently upgrading its online portal. He directed colleges to initiate the accreditation process immediately after the updated portal becomes operational and instructed universities to collect written assurances from the concerned colleges and begin the required proceedings without delay. Welcoming the announcement, the Yuva Sena said in a statement, "Keeping students’ interests at the forefront, our Senate members submitted a representation to the Vice Chancellor and to Higher and Technical Education Minister Chandrakant Patil, urging that while colleges should be held accountable for not obtaining NAAC certificate, the admission process must not be halted. We are pleased that the Minister took cognisance of our appeal and directed the university to withdraw the suspension order.” “This decision has reopened the doors of opportunity for hundreds of students who were at risk of being left out," the statement added.</w:t>
+        <w:t xml:space="preserve"> https://www.freepressjournal.in/education/maharashtra-higher-education-minister-chandrakant-patil-chairs-meeting-to-discuss-establishment-of-separate-arts-university</w:t>
+      </w:r>
+    </w:p>
+    <w:p>
+      <w:pPr>
+        <w:pStyle w:val="Normal"/>
+      </w:pPr>
+      <w:r>
+        <w:rPr/>
+        <w:t>Content: Mumbai: Higher and Technical Education Minister Chandrakant Patil on Wednesday chaired a meeting to discuss the establishment of a separate arts university in Maharashtra, addressing a long-pending demand from students and faculty in the arts sector. The meeting, held at the state ministry, brought together key officials and experts to deliberate on the feasibility and implementation of the proposal. Senior officials in attendance included Additional Chief Secretary of the Higher and Technical Education Department B. Venugopal Reddy, Vice-Chancellor of De Novo Deemed University and Committee Chairman Dr Rajnish Kamant, as well as Associate Professor and Acting Director of Sir J.J. Institute of Applied Art Santosh Kshirsagar. Minister Patil directed the committee to conduct a thorough study and submit a detailed report on the matter. His instructions were based on concerns highlighted in a memorandum submitted by the Maharashtra State Arts Education Board Removal Action Committee, which has been advocating for reforms in arts education. The minister also emphasised the need to classify arts colleges in the state for funding purposes and instructed officials to prepare a comprehensive proposal. Once finalised, the proposal will be submitted to the Finance Department for further action. Currently, students graduating from government or university-affiliated institutions receive a ‘graduate’ degree, while those from other arts colleges are recognised only as ‘diploma holders’. This disparity has raised concerns about academic and professional disadvantages for many students. The Maharashtra State Arts Education Board Removal Action Committee has urged the government to address this issue by converting arts colleges into universities. During the meeting, participants expressed confidence that the establishment of a separate arts university would enhance the quality of education and improve career prospects for students pursuing the arts. The proposal is expected to undergo further review before any final decision is made.</w:t>
       </w:r>
     </w:p>
     <w:p>
@@ -1763,16 +2075,16 @@
       </w:pPr>
       <w:r>
         <w:rPr/>
-        <w:t>Article 46</w:t>
-      </w:r>
-    </w:p>
-    <w:p>
-      <w:pPr>
-        <w:pStyle w:val="Normal"/>
-      </w:pPr>
-      <w:r>
-        <w:rPr/>
-        <w:t>Title: Mumbai: Minister Chandrakant Patil Directs Formation Of Committee To Expedite AI University Establishment</w:t>
+        <w:t>Article 54</w:t>
+      </w:r>
+    </w:p>
+    <w:p>
+      <w:pPr>
+        <w:pStyle w:val="Normal"/>
+      </w:pPr>
+      <w:r>
+        <w:rPr/>
+        <w:t>Title: Pune: Maharashtra Minister Chandrakant Patil Inaugurates Reconstructed Steps To Mhatoba Mandir In Kothrud</w:t>
       </w:r>
     </w:p>
     <w:p>
@@ -1784,16 +2096,16 @@
         <w:t xml:space="preserve">URL: </w:t>
       </w:r>
       <w:r>
-        <w:t xml:space="preserve"> https://www.freepressjournal.in/mumbai/mumbai-minister-chandrakant-patil-directs-formation-of-committee-to-expedite-ai-university-establishment</w:t>
-      </w:r>
-    </w:p>
-    <w:p>
-      <w:pPr>
-        <w:pStyle w:val="Normal"/>
-      </w:pPr>
-      <w:r>
-        <w:rPr/>
-        <w:t>Content: Higher and Technical Education Minister Chandrakant Patil on Tuesday directed the formation of a committee to expedite the establishment of India’s first Artificial Intelligence (AI) university. This initiative is part of the state’s efforts to contribute to the "Viksit Bharat 2047" mission and the broader goal of propelling India towards a $5 trillion economy. During a meeting at the state secretariat with Information and Technology Minister Ashish Shelar, Patil instructed that a task force be created to drive the project forward. The task force will include key officials such as Additional Chief Secretary of the Higher and Technical Education Department B. Venu Gopal Reddy, Principal Secretary of Information Technology Parag Jain-Nainutia, Director of Technical Education Dr. Vinod Mohitkar, Director of Higher Education Shailendra Devalankar, Director of the State Technical Education Board Dr. Pramod Naik, and Paresh Page of Brahma Research Foundation. विकसित भारत 2047 मिशनच्या यशस्वी पूर्ततेसाठी आणि भारताच्या 5 ट्रिलियन अर्थव्यवस्थेच्या दिशेने गतीने वाटचालीसाठी शिक्षण आणि तंत्रज्ञान यांची भूमिका महत्वाची आहे. त्यामुळेच महाराष्ट्रात माहिती तंत्रज्ञान विभागाच्या सहकार्याने कृत्रिम बुद्धिमत्ता विद्यापीठ स्थापन करण्यात येणार आहे.… pic.twitter.com/2kcpO360cj Patil highlighted the importance of the AI university in fostering cutting-edge research and providing young people with the necessary technological skills to excel globally. The university will focus on research, industry collaboration, and delivering a curriculum that aligns with future technological trends. IT minister Shelar expressed his belief in the transformative potential of AI, noting that mastery in this field could open doors to vast employment opportunities and help elevate India’s position in the global economy. He confirmed that the establishment of the AI university would be a significant step in strengthening India’s technological leadership. The committee and task force are expected to work swiftly to ensure the timely establishment of the AI university, which will play a crucial role in shaping a skilled workforce ready for the challenges of tomorrow.</w:t>
+        <w:t xml:space="preserve"> https://www.freepressjournal.in/pune/pune-maharashtra-minister-chandrakant-patil-inaugurates-reconstructed-steps-to-mhatoba-mandir-in-kothrud</w:t>
+      </w:r>
+    </w:p>
+    <w:p>
+      <w:pPr>
+        <w:pStyle w:val="Normal"/>
+      </w:pPr>
+      <w:r>
+        <w:rPr/>
+        <w:t>Content: Maharashtra Minister of Higher &amp; Technical Education Chandrakant Patil on Sunday inaugurated the reconstructed steps to Mhatoba Mandir in Kothrud. Taking to X (formerly Twitter), Patil wrote, "The temple of Kothrud's village deity Shri Mhatoba is on ARAI Hill, and the steps leading to the temple were in a very bad condition. There was a constant demand from the villagers that these steps should be reconstructed. Responding to this demand, the steps have been reconstructed; stone steps have been built. Due to this, the splendour of the temple premises has also increased. Also, the devotees who go for darshan have got great relief." कोथरूडचे ग्रामदैवत श्री म्हातोबा यांचे एआरआय टेकडीवरील मूळ ठाणे असून, मंदिराकडे जाणाऱ्या पायऱ्यांची अतिशय दुरवस्था झाली होती. या पायऱ्यांची पुनर्बांधणी करावी, अशी ग्रामस्थांची सातत्याने मागणी होती.या मागणीला प्रतिसाद देत पायऱ्यांची पुनर्बांधणी केली असून; घडीव दगडी पायऱ्या… pic.twitter.com/colIjlkeSt Patil added that an integrated plan would be prepared for the development of this area in the future. He assured that funds would be made available for this from the MLA fund. Recently, Patil had expressed anger after learning that some miscreants had set fire to trees on Mhatoba Hill. The Bharatiya Janata Party (BJP) leader then directed the forest department to take measures to ensure such incidents do not occur in the future. Highlighting the damage caused by the fires, Patil stated, "Around 6,500 trees were planted on Mhatoba Hill. However, the fire incident destroyed nearly 2,500 trees. The administration needs to take strict measures to prevent such incidents in the future." Patil also suggested initiatives such as removing weeds to promote healthy tree growth, constructing protective walls where required, installing solar-powered CCTV cameras at key locations to monitor activities on the hills, and increasing the number of security personnel.</w:t>
       </w:r>
     </w:p>
     <w:p>
@@ -1802,16 +2114,16 @@
       </w:pPr>
       <w:r>
         <w:rPr/>
-        <w:t>Article 47</w:t>
-      </w:r>
-    </w:p>
-    <w:p>
-      <w:pPr>
-        <w:pStyle w:val="Normal"/>
-      </w:pPr>
-      <w:r>
-        <w:rPr/>
-        <w:t>Title: Maharashtra: Judo Excellence Centre To Be Established In Sangli, Announces Minister Chandrakant Patil</w:t>
+        <w:t>Article 55</w:t>
+      </w:r>
+    </w:p>
+    <w:p>
+      <w:pPr>
+        <w:pStyle w:val="Normal"/>
+      </w:pPr>
+      <w:r>
+        <w:rPr/>
+        <w:t>Title: Maharashtra Politics: BJP Invites Sangli MP Vishal Patil To Join Party, But He Declines, Calls For Unity In Development</w:t>
       </w:r>
     </w:p>
     <w:p>
@@ -1823,16 +2135,16 @@
         <w:t xml:space="preserve">URL: </w:t>
       </w:r>
       <w:r>
-        <w:t xml:space="preserve"> https://www.freepressjournal.in/pune/maharashtra-judo-excellence-centre-to-be-established-in-sangli-announces-minister-chandrakant-patil</w:t>
-      </w:r>
-    </w:p>
-    <w:p>
-      <w:pPr>
-        <w:pStyle w:val="Normal"/>
-      </w:pPr>
-      <w:r>
-        <w:rPr/>
-        <w:t>Content: Maharashtra Higher and Technical Education Minister Chandrakant Patil has promised that the state government will make efforts to establish a Judo Players’ Excellence Centre in Sangli, in cooperation with the Punit Balan Group (PBG) and with support from the Maharashtra Judo Association. Patil made this announcement during the inauguration and unveiling of the trophy for the National Judo Tournament in the Cadet category, for players aged 15 to 18. The contests are being held in collaboration with the Inspire Institute of Sports and PBG at the Shiv Chhatrapati Sports Complex, Mahalunge-Balewadi. Young entrepreneur Punit Balan, Inspire Institute of Sports President Manisha Malhotra-Mukherjee, Axis Bank’s Sayyed Haider, Aditya Golhatkar, Indian Judo Federation Inspector Virendra Vashist and Assistant Secretary CS Rajan were present at the event. During his speech, Balan requested Patil to establish a Judo Excellence Centre with the government’s participation. In response, Patil immediately announced plans for setting up the centre. He stated, "The Modi government is making efforts to develop sports and athletes for the all-round progress of the country. The Centre has provided substantial funding for sportspersons and sports skill development. In line with this, the Maharashtra government has announced a 5% reservation in government jobs for Olympians, 25 grace marks for meritorious players from Std X and Std XII, and also cash rewards." Balan also announced several cash prizes for winners in the National Judo Competitions of the cadet category. The total cash awards of ₹5 lakh include ₹11,000 for the gold medallist, ₹7,000 for the silver medallist and ₹5,000 each for the two bronze medallists across 16 weight categories for both boys and girls. Dronacharya awardee coach Jiwan Sharma, Arjuna awardee Yashpal Solanki, Competition Head JR Rajesh, and State Judo Association President Dhananjay Bhosale were special guests. The introductory speech was given by State Judo Association General Secretary Shailesh Tilak, while Secretary (TC) Datta Aphale delivered the vote of thanks. As many as 600 players, coaches, umpires, and officials have gathered in the city for the competitions. Special felicitation of Hembati Nag Patil conducted a special felicitation for Hembati Nag, who hails from a remote tribal area in Chhattisgarh. Nag has overcome numerous challenges to win many medals in School and National Judo Competitions. She has also received the President’s Award.</w:t>
+        <w:t xml:space="preserve"> https://www.freepressjournal.in/mumbai/maharashtra-politics-bjp-invites-sangli-mp-vishal-patil-to-join-party-but-he-declines-calls-for-unity-in-development</w:t>
+      </w:r>
+    </w:p>
+    <w:p>
+      <w:pPr>
+        <w:pStyle w:val="Normal"/>
+      </w:pPr>
+      <w:r>
+        <w:rPr/>
+        <w:t>Content: In a surprising move, the BJP has extended an invitation to Vishal Patil, the independent MP from Sangli and grandson of late Congress stalwart Vasantdada Patil, to join the party. Chandrakant Patil, a senior BJP leader and Higher and Technical Education Minister, made the offer, stating that Vishal’s inclusion would strengthen the party’s Lok Sabha presence and accelerate development projects in his constituency. Replying to the offer, Vishal Patil said, “This is an endorsement to the work I am doing. The minister might have likened my working style.” But the MP made it clear that he was not keen to join BJP and made an appeal to all political parties that they should come together for development of the district. Vishal Patil fought the Sangli Lok Sabha as an independent candidate since the seat was allocated to the Shiv Sena UBT, a constituent of the Maha Vikas Aghadi (MVA). Patil scored a decisive victory against the Sena candidate Chandrahar Patil, who lost his deposit, and the BJP sitting MP Sanjay Kaka Patil. The BJP is trying to increase the numbers in the Parliament, and the move by the state unit can be seen as an attempt in this endeavour. Patil, soon after his victory, extended support to the INDIA front. He is considered close to former Congress Minister Vishwajit Patil. An important fallout of Vishal Patil’s victory has been that the gap between the Congress and the Shiv Sena UBT widened, and the Uddhav Thackeray-led party alleged that the local Congress unit did not support the MVA candidate Chandrahar Patil and instead was seen working for Vishal Patil.</w:t>
       </w:r>
     </w:p>
     <w:p>
@@ -1841,16 +2153,16 @@
       </w:pPr>
       <w:r>
         <w:rPr/>
-        <w:t>Article 48</w:t>
-      </w:r>
-    </w:p>
-    <w:p>
-      <w:pPr>
-        <w:pStyle w:val="Normal"/>
-      </w:pPr>
-      <w:r>
-        <w:rPr/>
-        <w:t>Title: Pune: Chandrakant Patil Orders Detailed Report On Traffic, Roads, and Water Woes In Kothrud; Says Such Issues Will Not Be Tolerated</w:t>
+        <w:t>Article 56</w:t>
+      </w:r>
+    </w:p>
+    <w:p>
+      <w:pPr>
+        <w:pStyle w:val="Normal"/>
+      </w:pPr>
+      <w:r>
+        <w:rPr/>
+        <w:t>Title: Maharashtra’s ‘Atal’ Initiative: Over 1 Lakh Students Registered For Entrance Exam Preparation, Education Minister Chandrakant Patil Urges More To Join</w:t>
       </w:r>
     </w:p>
     <w:p>
@@ -1862,16 +2174,16 @@
         <w:t xml:space="preserve">URL: </w:t>
       </w:r>
       <w:r>
-        <w:t xml:space="preserve"> https://www.freepressjournal.in/pune/pune-chandrakant-patil-orders-detailed-report-on-traffic-roads-and-water-woes-in-kothrud-says-such-issues-will-not-be-tolerated</w:t>
-      </w:r>
-    </w:p>
-    <w:p>
-      <w:pPr>
-        <w:pStyle w:val="Normal"/>
-      </w:pPr>
-      <w:r>
-        <w:rPr/>
-        <w:t>Content: Higher and Technical Education Minister of Maharashtra, and Kothrud MLA Chandrakant Patil has taken aggressive steps to curb the issues of roads, traffic and water supply in the Kothrud jurisdiction on Monday. He also said that such issues will not be tolerated in Kothrud anymore. During a meeting at his residence on Monday, he directed officials to prepare a report comparing the current situation with the ideal scenario. In the meeting, he discussed road conditions, water supply, and traffic congestion in Kothrud. The meeting was attended by Additional Commissioner of the Property Department Mahesh Patil, head of the Water Department of the pune municipal Corporation (PMC) Nand Kumar Jagtap, and other officials and local party workers. Patil highlighted that areas like Sutardara, Kishkindha Nagar, and Kalewadi are located on elevated terrain, making water supply difficult during summer. For such places, water storage tanks should be installed in key residential areas with the help of public participation and the PMC. Additionally, he also directed the dedicated department to take action against encroachments at DP Road near Paranjape School and adjacent to Chandani Chowk Highway. The authorities need to prepare a detailed report on all major concerns within the constituency with proper solutions.</w:t>
+        <w:t xml:space="preserve"> https://www.freepressjournal.in/mumbai/maharashtras-atal-initiative-over-1-lakh-students-registered-for-entrance-exam-preparation-education-minister-chandrakant-patil-urges-more-to-join</w:t>
+      </w:r>
+    </w:p>
+    <w:p>
+      <w:pPr>
+        <w:pStyle w:val="Normal"/>
+      </w:pPr>
+      <w:r>
+        <w:rPr/>
+        <w:t>Content: Mumbai: Over one lakh students have registered for Maharashtra’s ‘Atal’ initiative, a special programme launched by the State Common Entrance Test (CET) Cell to help students prepare for competitive entrance exams through mock tests and psychometric assessments. Higher and Technical Education Minister Chandrakant Patil shared this update on Thursday while urging more students to take advantage of the scheme. The ‘Atal’ initiative aims to equip students with the necessary skills and confidence to excel in entrance examinations for professional courses such as engineering, management, science, arts, and commerce. By integrating modern technology, the programme helps students assess their abilities and career interests, enabling them to make informed academic choices. Patil emphasised that mock tests and psychometric assessments available under this initiative not only reduce exam-related stress but also boost students’ confidence. He stated that the programme is particularly beneficial for students from remote areas, as it provides structured preparation for state-level entrance exams conducted by the CET Cell. The state government has set a target of enrolling over five lakh students in the initiative. Various colleges across Maharashtra are participating in the scheme, and extensive promotional efforts are being made to ensure maximum student participation. The initiative also aims to provide students with timely updates on exam schedules and essential information related to entrance tests. “This programme is not just about exam preparation; it is a career guidance tool that helps students identify suitable academic paths based on their aptitude and interests,” Patil added. He encouraged students to make the most of this opportunity to enhance their preparedness for competitive exams and secure better educational prospects.</w:t>
       </w:r>
     </w:p>
     <w:p>
@@ -1880,16 +2192,16 @@
       </w:pPr>
       <w:r>
         <w:rPr/>
-        <w:t>Article 49</w:t>
-      </w:r>
-    </w:p>
-    <w:p>
-      <w:pPr>
-        <w:pStyle w:val="Normal"/>
-      </w:pPr>
-      <w:r>
-        <w:rPr/>
-        <w:t>Title: Mumbai: 'Ensure Timely Payment Of Honorarium For Guest Lecturers In Govt Polytechnic Colleges', Says Minister Chandrakant Patil</w:t>
+        <w:t>Article 57</w:t>
+      </w:r>
+    </w:p>
+    <w:p>
+      <w:pPr>
+        <w:pStyle w:val="Normal"/>
+      </w:pPr>
+      <w:r>
+        <w:rPr/>
+        <w:t>Title: Maharashtra News: 'Investigation Ordered Into Financial Irregularities At Govt Pharma College In Karad,' Says Minister Chandrakant Patil</w:t>
       </w:r>
     </w:p>
     <w:p>
@@ -1901,16 +2213,16 @@
         <w:t xml:space="preserve">URL: </w:t>
       </w:r>
       <w:r>
-        <w:t xml:space="preserve"> https://www.freepressjournal.in/mumbai/mumbai-ensure-timely-payment-of-honorarium-for-guest-lecturers-in-govt-polytechnic-colleges-says-minister-chandrakant-patil</w:t>
-      </w:r>
-    </w:p>
-    <w:p>
-      <w:pPr>
-        <w:pStyle w:val="Normal"/>
-      </w:pPr>
-      <w:r>
-        <w:rPr/>
-        <w:t>Content: Mumbai: The Directorate of Technical Education was instructed on Tuesday to ensure that guest lecturers working on an hourly basis in government polytechnic colleges receive their honorarium on time. The directive was issued by Maharashtra’s Higher and Technical Education Minister, Chandrakant Patil, during a review meeting held at the state secretariat. Let us know! 👂What type of content would you like to see from us this year? The meeting was convened to discuss various demands raised by guest lecturers employed in government polytechnic institutions. It was attended by former minister and MLA Sanjay Bansode, MLA Abhimanyu Pawar, Additional Chief Secretary of the Higher and Technical Education Department B. Venugopal Reddy, Director of Technical Education Dr Vinod Mohitkar, Director of the Maharashtra State Board of Technical Education Dr Pramod Naik, and other senior officials. Patil acknowledged the crucial role played by guest lecturers alongside permanent faculty members in government polytechnic colleges. He noted that guest lecturers are currently paid Rs 800 per session for theoretical classes and Rs 400 per session for practical classes. He urged college administrations to implement a system that ensures these lecturers receive their honorarium regularly every month. The minister also highlighted concerns arising from the shortage of teaching staff in government polytechnics following a court-imposed stay on the appointment of hourly-paid lecturers. With rising student enrolment and the introduction of new courses, the lack of adequate faculty is reportedly affecting academic programmes and educational quality. The state government, he assured, will present its case effectively in court to address this issue.</w:t>
+        <w:t xml:space="preserve"> https://www.freepressjournal.in/mumbai/maharashtra-news-investigation-ordered-into-financial-irregularities-at-govt-pharma-college-in-karad-says-minister-chandrakant-patil</w:t>
+      </w:r>
+    </w:p>
+    <w:p>
+      <w:pPr>
+        <w:pStyle w:val="Normal"/>
+      </w:pPr>
+      <w:r>
+        <w:rPr/>
+        <w:t>Content: Mumbai: The Maharashtra government has ordered an inquiry into financial irregularities at the Government College of Pharmaceutical Sciences, Karad. Higher and Technical Education Minister Chandrakant Dada Patil informed the state assembly, stating, "Action will be taken as per regulations upon receipt of the investigation report." Providing further details while responding to a legislative query, Patil said, "Dr Faheem Jahangir Sayyed, an assistant professor at the institution, had been granted a home construction advance of Rs 25 lakh. Following his demise while in service, the government, as per its regulations, waived the interest amount of Rs 8.49 lakh on the advance. Additionally, the outstanding principal amount of Rs 9.06 lakh was recovered from his posthumous service benefits." However, he noted that "the then-principal of the college allegedly demanded a total sum of Rs 17.55 lakh, including both the principal and interest, from Dr Sayyed’s legal heirs through a cheque payment, which was deemed irregular." He further added, "Dr Sayyed’s heirs approached the court, which ruled in their favour, directing the college administration to refund the amount." Patil further assured, "I will personally look into issues concerning the land under the college’s possession to ensure a proper resolution." The matter was raised in the assembly by Shiv Sena MLA Mahesh Shinde.</w:t>
       </w:r>
     </w:p>
     <w:p>
@@ -1919,16 +2231,16 @@
       </w:pPr>
       <w:r>
         <w:rPr/>
-        <w:t>Article 50</w:t>
-      </w:r>
-    </w:p>
-    <w:p>
-      <w:pPr>
-        <w:pStyle w:val="Normal"/>
-      </w:pPr>
-      <w:r>
-        <w:rPr/>
-        <w:t>Title: Maharashtra: Higher Education Minister Chandrakant Patil Chairs Meeting To Discuss Establishment Of Separate Arts University</w:t>
+        <w:t>Article 58</w:t>
+      </w:r>
+    </w:p>
+    <w:p>
+      <w:pPr>
+        <w:pStyle w:val="Normal"/>
+      </w:pPr>
+      <w:r>
+        <w:rPr/>
+        <w:t>Title: Maharashtra Govt Mulls ₹2,000 Monthly Aid For Female Students Under 'Earn And Learn' Scheme: Minister Chandrakant Patil</w:t>
       </w:r>
     </w:p>
     <w:p>
@@ -1940,16 +2252,16 @@
         <w:t xml:space="preserve">URL: </w:t>
       </w:r>
       <w:r>
-        <w:t xml:space="preserve"> https://www.freepressjournal.in/education/maharashtra-higher-education-minister-chandrakant-patil-chairs-meeting-to-discuss-establishment-of-separate-arts-university</w:t>
-      </w:r>
-    </w:p>
-    <w:p>
-      <w:pPr>
-        <w:pStyle w:val="Normal"/>
-      </w:pPr>
-      <w:r>
-        <w:rPr/>
-        <w:t>Content: Mumbai: Higher and Technical Education Minister Chandrakant Patil on Wednesday chaired a meeting to discuss the establishment of a separate arts university in Maharashtra, addressing a long-pending demand from students and faculty in the arts sector. The meeting, held at the state ministry, brought together key officials and experts to deliberate on the feasibility and implementation of the proposal. Senior officials in attendance included Additional Chief Secretary of the Higher and Technical Education Department B. Venugopal Reddy, Vice-Chancellor of De Novo Deemed University and Committee Chairman Dr Rajnish Kamant, as well as Associate Professor and Acting Director of Sir J.J. Institute of Applied Art Santosh Kshirsagar. Minister Patil directed the committee to conduct a thorough study and submit a detailed report on the matter. His instructions were based on concerns highlighted in a memorandum submitted by the Maharashtra State Arts Education Board Removal Action Committee, which has been advocating for reforms in arts education. The minister also emphasised the need to classify arts colleges in the state for funding purposes and instructed officials to prepare a comprehensive proposal. Once finalised, the proposal will be submitted to the Finance Department for further action. Currently, students graduating from government or university-affiliated institutions receive a ‘graduate’ degree, while those from other arts colleges are recognised only as ‘diploma holders’. This disparity has raised concerns about academic and professional disadvantages for many students. The Maharashtra State Arts Education Board Removal Action Committee has urged the government to address this issue by converting arts colleges into universities. During the meeting, participants expressed confidence that the establishment of a separate arts university would enhance the quality of education and improve career prospects for students pursuing the arts. The proposal is expected to undergo further review before any final decision is made.</w:t>
+        <w:t xml:space="preserve"> https://www.freepressjournal.in/mumbai/maharashtra-govt-mulls-2000-monthly-aid-for-female-students-under-earn-and-learn-scheme-minister-chandrakant-patil</w:t>
+      </w:r>
+    </w:p>
+    <w:p>
+      <w:pPr>
+        <w:pStyle w:val="Normal"/>
+      </w:pPr>
+      <w:r>
+        <w:rPr/>
+        <w:t>Content: Mumbai: The Maharashtra government is considering a proposal to provide a minimum monthly financial assistance of Rs 2,000 to female students under the 'Earn and Learn' scheme to ensure they do not face financial obstacles while pursuing higher education. Maharashtra's Minister for Higher and Technical Education, Chandrakant Patil, made this announcement during the Gyanjyoti Savitribai Phule Award Ceremony 2022-23 held at SNDT Women’s University. He stated that the proposed modification in the scheme would significantly support female students and make their educational journey smoother. In the current scheme, universities have the discretion to decide the payable amount for students working under the 'Earn and Learn' programme, resulting in varying financial assistance across institutions. Additionally, there is no fixed monthly stipend. Let us know! 👂What type of content would you like to see from us this year? The proposed amendment, however, aims to standardise the assistance by providing a fixed monthly stipend of Rs 2,000 exclusively for female students. This move is expected to reduce financial barriers and encourage more women to pursue higher education. Patil emphasised that the government intends to make the 'Earn and Learn' scheme more effective by extending financial aid to female students. “This initiative is expected to provide considerable assistance, especially to those from economically weaker backgrounds. The proposal is currently under consideration, and if approved, it will be implemented across the state,” the Minister said. The award ceremony, organised by the Department of Higher and Technical Education, honoured six women from the state's six revenue divisions for their outstanding contributions to various fields. While addressing the gathering, Patil noted that the distribution of the awards had been interrupted for a few years due to the COVID-19 pandemic. However, he assured that the government would now ensure that the award ceremony is held regularly every year. Patil also announced that the cash prize for the award, introduced in 1981, has now been increased to Rs 1 lakh. Furthermore, Patil mentioned that literature written by social reformer Savitribai Phule would be made available at subsidised rates to promote her teachings. Former minister Chhagan Bhujbal, in his address, acknowledged the immense contribution of Savitribai Phule to women’s education and urged the government to continue organising the award ceremony annually without interruption.</w:t>
       </w:r>
     </w:p>
     <w:p>
@@ -1958,16 +2270,16 @@
       </w:pPr>
       <w:r>
         <w:rPr/>
-        <w:t>Article 51</w:t>
-      </w:r>
-    </w:p>
-    <w:p>
-      <w:pPr>
-        <w:pStyle w:val="Normal"/>
-      </w:pPr>
-      <w:r>
-        <w:rPr/>
-        <w:t>Title: Pune: Maharashtra Minister Chandrakant Patil Inaugurates Reconstructed Steps To Mhatoba Mandir In Kothrud</w:t>
+        <w:t>Article 59</w:t>
+      </w:r>
+    </w:p>
+    <w:p>
+      <w:pPr>
+        <w:pStyle w:val="Normal"/>
+      </w:pPr>
+      <w:r>
+        <w:rPr/>
+        <w:t>Title: 'To Prevent Malpractices': Maharashtra Minister Says CET Exam Not To Be Held Outside State</w:t>
       </w:r>
     </w:p>
     <w:p>
@@ -1979,16 +2291,16 @@
         <w:t xml:space="preserve">URL: </w:t>
       </w:r>
       <w:r>
-        <w:t xml:space="preserve"> https://www.freepressjournal.in/pune/pune-maharashtra-minister-chandrakant-patil-inaugurates-reconstructed-steps-to-mhatoba-mandir-in-kothrud</w:t>
-      </w:r>
-    </w:p>
-    <w:p>
-      <w:pPr>
-        <w:pStyle w:val="Normal"/>
-      </w:pPr>
-      <w:r>
-        <w:rPr/>
-        <w:t>Content: Maharashtra Minister of Higher &amp; Technical Education Chandrakant Patil on Sunday inaugurated the reconstructed steps to Mhatoba Mandir in Kothrud. Taking to X (formerly Twitter), Patil wrote, "The temple of Kothrud's village deity Shri Mhatoba is on ARAI Hill, and the steps leading to the temple were in a very bad condition. There was a constant demand from the villagers that these steps should be reconstructed. Responding to this demand, the steps have been reconstructed; stone steps have been built. Due to this, the splendour of the temple premises has also increased. Also, the devotees who go for darshan have got great relief." कोथरूडचे ग्रामदैवत श्री म्हातोबा यांचे एआरआय टेकडीवरील मूळ ठाणे असून, मंदिराकडे जाणाऱ्या पायऱ्यांची अतिशय दुरवस्था झाली होती. या पायऱ्यांची पुनर्बांधणी करावी, अशी ग्रामस्थांची सातत्याने मागणी होती.या मागणीला प्रतिसाद देत पायऱ्यांची पुनर्बांधणी केली असून; घडीव दगडी पायऱ्या… pic.twitter.com/colIjlkeSt Patil added that an integrated plan would be prepared for the development of this area in the future. He assured that funds would be made available for this from the MLA fund. Recently, Patil had expressed anger after learning that some miscreants had set fire to trees on Mhatoba Hill. The Bharatiya Janata Party (BJP) leader then directed the forest department to take measures to ensure such incidents do not occur in the future. Highlighting the damage caused by the fires, Patil stated, "Around 6,500 trees were planted on Mhatoba Hill. However, the fire incident destroyed nearly 2,500 trees. The administration needs to take strict measures to prevent such incidents in the future." Patil also suggested initiatives such as removing weeds to promote healthy tree growth, constructing protective walls where required, installing solar-powered CCTV cameras at key locations to monitor activities on the hills, and increasing the number of security personnel.</w:t>
+        <w:t xml:space="preserve"> https://www.thedailyjagran.com/maharashtra/to-prevent-malpractices-maharashtra-minister-says-cet-exam-not-to-be-held-outside-state-10243139</w:t>
+      </w:r>
+    </w:p>
+    <w:p>
+      <w:pPr>
+        <w:pStyle w:val="Normal"/>
+      </w:pPr>
+      <w:r>
+        <w:rPr/>
+        <w:t>Content: Maharashtra minister Chandrakant Patil has said that from the next academic year, the Common Entrance Test (CET) for professional courses in Maharashtra will be conducted at the examination centres only in the state to prevent malpractices. With this, students from outside Maharashtra taking the CET for a course offered by an institution will have to travel to an examination centre in the state. The announcement comes in the wake of alleged irregularities at some examination centres outside Maharashtra. "To maintain transparency and prevent malpractices in the CET, the state government has decided to restrict examination centres within Maharashtra from next year," the Higher and Technical Education Minister said on Thursday. The minister was referring to a recent case wherein four candidates from a single exam centre in Bihar's Patna scored a perfect 100 percentile in the Maharashtra CET for the five-year LLB course. The matter is now under investigation by the state Crime Investigation Department (CID). ALSO READ: Delhi CM Rekha Gupta Receives Death Threat; Police Begins Manhunt "Such incidents raise serious doubts and undermine the credibility of the examination process. But by conducting the CET only in Maharashtra, we can ensure better monitoring and reduce the risk of organised malpractices," Patil said. The Mumbai Crime Branch had earlier taken action against an admission racket that allegedly extracted money from students by promising to inflate their scores in the CET. Three persons from Delhi had been arrested in this connection. Over 10 lakh students appear for various CETs every year, with more than 25,000 of them opting for centres outside Maharashtra. "The new move would not only help maintain fairness but also enhance the integrity of the admission process," Patil said. ALSO READ: Congress Doubles Down On 'Narender-Surrender' Jab At PM Modi As Vijay Mallya Alleges Informing Jaitley Before Fleeing The minister also spoke about the low turnout for the CET for BCA, BBA, BMS and BBM courses this year. For over 2,00,000 seats, only 61,666 students took the exam. "Since many seats are likely to remain vacant, students will be given another opportunity to take the CET," he said. (Note: Except for the headline, this story has not been edited by The Daily Jagran staff. Credit:PTI) Connect, share, thrive together. The Daily Jagran brings you all the latest and breaking news from India and around the world. Get live English news from India, World, Politics, Entertainment, Lifestyle, Business, Education, Sports, Technology, and much more. Follow thedailyjagran.com to stay updated with the latest English news. For any feedback or complaint, email to : compliant_gro@jagrannewmedia.com Copyright © 2025 Jagran Prakashan Limited.</w:t>
       </w:r>
     </w:p>
     <w:p>
@@ -1997,16 +2309,16 @@
       </w:pPr>
       <w:r>
         <w:rPr/>
-        <w:t>Article 52</w:t>
-      </w:r>
-    </w:p>
-    <w:p>
-      <w:pPr>
-        <w:pStyle w:val="Normal"/>
-      </w:pPr>
-      <w:r>
-        <w:rPr/>
-        <w:t>Title: 'NCTE Cancels Recognition Of 16 B.Ed. Colleges In Maharashtra': Minister Chandrakant Patil (Video)</w:t>
+        <w:t>Article 60</w:t>
+      </w:r>
+    </w:p>
+    <w:p>
+      <w:pPr>
+        <w:pStyle w:val="Normal"/>
+      </w:pPr>
+      <w:r>
+        <w:rPr/>
+        <w:t>Title: Maharashtra Assembly Monsoon Session: Opposition Raises Alarm Over Poor Living Conditions At Mumbai University's Cama Girls Hostel; Govt Denies Lapses</w:t>
       </w:r>
     </w:p>
     <w:p>
@@ -2018,16 +2330,16 @@
         <w:t xml:space="preserve">URL: </w:t>
       </w:r>
       <w:r>
-        <w:t xml:space="preserve"> https://www.freepressjournal.in/education/ncte-cancels-recognition-of-16-bed-colleges-in-maharashtra-minister-chandrakant-patil-video</w:t>
-      </w:r>
-    </w:p>
-    <w:p>
-      <w:pPr>
-        <w:pStyle w:val="Normal"/>
-      </w:pPr>
-      <w:r>
-        <w:rPr/>
-        <w:t>Content: Mumbai: Maharashtra Higher and Technical Education Minister Chandrakant Patil said on Wednesday in the Assembly that the National Council for Teacher Education (NCTE), exercising its regulatory powers, has cancelled the recognition of 16 B.Ed. colleges in the state. Of the 16 colleges whose recognition has been cancelled, nine are closed and students have not been admitted there. It is reported that the admission capacity of the other seven colleges is 500. Minister Patil said that the recognition of these seven colleges has been cancelled due to non-submission of the evaluation report to the NCTE on time. The colleges whose recognition has been cancelled have the opportunity to appeal till July 22, 2025. 📍१६ जुलै २०२५| विधानभवन,मुंबई बंद झालेल्या बी.एड. महाविद्यालयांच्या संदर्भातील प्रश्नाला सभागृहात सविस्तर उत्तर दिले.#पावसाळी_अधिवेशन२०२५#BEdCollege#बीएडप्रवेश@CMOMaharashtra @Dev_Fadnavis @mieknathshinde @AjitPawarSpeaks @BJP4Maharashtra pic.twitter.com/VRVenB4VnG If the appeal is decided in their favour, those colleges can again participate in the centralised admission process. He added that as per the New Education Policy, a four-year B.Ed. curriculum that is, Integrated Teacher Training Program has been implemented. He was replying to a query raised by Shiv Sena MP Amol Khatal and sub-question by BJP MLA Atul Bhatkhalkar. Meanwhile, State Cooperation Minister Babasaheb Patil in another query said that complaints of illegal land grabbing by moneylenders without a government license will now be investigated at the District Collector level. Minister Patil said that complaints are being received in the state about land grabbing of many farmers through illegal moneylenders, and the state government has taken a strict stand in such cases. As of now, 771 hectares of land has been returned to the farmers in such cases, he added. "It is illegal for unlicensed moneylenders to do business. Only licensed people should charge legal interest rates. Also, moneylenders should display information about the interest rates outside their offices and should also follow the annual interest rate. If the complainants provide information about specific moneylenders and borrowers, they will be looked into to get justice to the concerned," he said. (Except for the headline, this article has not been edited by FPJ's editorial team and is auto-generated from an agency feed.)</w:t>
+        <w:t xml:space="preserve"> https://www.freepressjournal.in/mumbai/maharashtra-assembly-monsoon-session-opposition-raises-alarm-over-poor-living-conditions-at-mumbai-universitys-cama-girls-hostel-govt-denies-lapses</w:t>
+      </w:r>
+    </w:p>
+    <w:p>
+      <w:pPr>
+        <w:pStyle w:val="Normal"/>
+      </w:pPr>
+      <w:r>
+        <w:rPr/>
+        <w:t>Content: Mumbai: The Maharashtra Legislative Assembly on Tuesday saw a heated discussion over the alleged poor living conditions at the Mumbai University’s Madam Cama Girls Hostel in Churchgate. A group of opposition MLAs voiced concern for the safety and well-being of over 120 girl students residing in the facility. During the ongoing Monsoon Session of the Assembly, senior legislators including Vijay Wadettiwar, Aslam Shaikh, Nana Patole and Amit Patel tabled a starred question demanding answers from the Minister of Higher and Technical Education. They highlighted issues reportedly faced by students, such as a non-functional canteen, lack of drinking water, broken infrastructure and inadequate supervision. The MLAs raised specific allegations, including that only one non-functional cooler and two fans were available in a seven-storey building, the warden was present only for two hours daily, and that student complaints had gone unaddressed despite a legislative visit to the hostel. Minister Chandrakant Patil Responds To Allegations In response, Higher and Technical Education Minister Chandrakant Patil dismissed the allegations and asserted that the hostel meets all necessary standards. He informed the Assembly that the hostel receives 25,000 litres of water daily from the BMC and is equipped with four water coolers and 32 functioning fans. The canteen, he clarified, was shut for only 10 days due to unavoidable circumstances and is now fully operational. Addressing infrastructure concerns, Patil admitted to a minor ceiling leak caused by a bathroom issue on the second floor but assured that repairs were completed immediately. He said ongoing maintenance work is being carried out and any scrap material has been secured in designated storage rooms. Patil Assures 24x7 Security &amp; Support Staff On the matter of supervision, Patil claimed that a full-time superintendent, security guards and support staff are present 24x7 at the facility to assist the students. He also rejected the charge that the department had not acted on legislative feedback. Patil insisted the hostel is well-maintained, adequately staffed and functioning smoothly, stating, “The question of inaction or delay does not arise.” However, opposition members remained unconvinced, urging the government to conduct regular inspections and establish stronger grievance redressal mechanisms to ensure students' safety and comfort. The debate has once again spotlighted the conditions of student hostels in the state, prompting calls for greater accountability.</w:t>
       </w:r>
     </w:p>
     <w:p>
@@ -2036,16 +2348,16 @@
       </w:pPr>
       <w:r>
         <w:rPr/>
-        <w:t>Article 53</w:t>
-      </w:r>
-    </w:p>
-    <w:p>
-      <w:pPr>
-        <w:pStyle w:val="Normal"/>
-      </w:pPr>
-      <w:r>
-        <w:rPr/>
-        <w:t>Title: Maharashtra’s ‘Atal’ Initiative: Over 1 Lakh Students Registered For Entrance Exam Preparation, Education Minister Chandrakant Patil Urges More To Join</w:t>
+        <w:t>Article 61</w:t>
+      </w:r>
+    </w:p>
+    <w:p>
+      <w:pPr>
+        <w:pStyle w:val="Normal"/>
+      </w:pPr>
+      <w:r>
+        <w:rPr/>
+        <w:t>Title: Ahead of Mumbai protest, Maharashtra minister asks Jarange to hold talks with govt</w:t>
       </w:r>
     </w:p>
     <w:p>
@@ -2057,16 +2369,16 @@
         <w:t xml:space="preserve">URL: </w:t>
       </w:r>
       <w:r>
-        <w:t xml:space="preserve"> https://www.freepressjournal.in/mumbai/maharashtras-atal-initiative-over-1-lakh-students-registered-for-entrance-exam-preparation-education-minister-chandrakant-patil-urges-more-to-join</w:t>
-      </w:r>
-    </w:p>
-    <w:p>
-      <w:pPr>
-        <w:pStyle w:val="Normal"/>
-      </w:pPr>
-      <w:r>
-        <w:rPr/>
-        <w:t>Content: Mumbai: Over one lakh students have registered for Maharashtra’s ‘Atal’ initiative, a special programme launched by the State Common Entrance Test (CET) Cell to help students prepare for competitive entrance exams through mock tests and psychometric assessments. Higher and Technical Education Minister Chandrakant Patil shared this update on Thursday while urging more students to take advantage of the scheme. The ‘Atal’ initiative aims to equip students with the necessary skills and confidence to excel in entrance examinations for professional courses such as engineering, management, science, arts, and commerce. By integrating modern technology, the programme helps students assess their abilities and career interests, enabling them to make informed academic choices. Patil emphasised that mock tests and psychometric assessments available under this initiative not only reduce exam-related stress but also boost students’ confidence. He stated that the programme is particularly beneficial for students from remote areas, as it provides structured preparation for state-level entrance exams conducted by the CET Cell. The state government has set a target of enrolling over five lakh students in the initiative. Various colleges across Maharashtra are participating in the scheme, and extensive promotional efforts are being made to ensure maximum student participation. The initiative also aims to provide students with timely updates on exam schedules and essential information related to entrance tests. “This programme is not just about exam preparation; it is a career guidance tool that helps students identify suitable academic paths based on their aptitude and interests,” Patil added. He encouraged students to make the most of this opportunity to enhance their preparedness for competitive exams and secure better educational prospects.</w:t>
+        <w:t xml:space="preserve"> https://www.newsdrum.in/national/ahead-of-mumbai-protest-maharashtra-minister-asks-jarange-to-hold-talks-with-govt-9725948</w:t>
+      </w:r>
+    </w:p>
+    <w:p>
+      <w:pPr>
+        <w:pStyle w:val="Normal"/>
+      </w:pPr>
+      <w:r>
+        <w:rPr/>
+        <w:t>Content: Follow Us Mumbai: With Manoj Jarange remaining firm on leading a protest in Mumbai, Maharashtra minister Chandrakant Patil on Saturday appealed to the Maratha quota leader to hold discussions with the government. At the same time, the Higher and Technical Education Minister warned that action would be taken if anyone staged an illegal demonstration. Jarange has called for a protest at Azad Maidan in south Mumbai from August 29, demanding reservation for the Maratha community under the Other Backward Classes (OBC) category. His demand has faced opposition from OBC groups. "Jarange should sit across the table with the government, with pen and paper, and discuss the issues related to the Maratha reservation, rather than resorting to fresh protests and hunger strikes,” Chandrakant Patil told reporters in Sangli. "While everyone has the right to protest in a lawful manner, any agitation that strays from that path would compel the state to act," he added. Ahead of the scheduled demonstration, the state government has reconstituted a cabinet sub-committee on Maratha reservation with minister Radhakrishna Vikhe Patil being made its new chairman. Chandrakant Patil will function as one of the members of the committee. The committee has been tasked with coordinating on administrative and legal aspects of the Maratha reservation issue, liaising with advocates representing the state in court cases, and framing procedures for implementing judicial orders, officials said on Friday. It has also been asked to hold consultations with Maratha quota protesters, streamline the process of issuing caste certificates, and review the implementation of welfare schemes declared for the community. Patil, meanwhile, said many people had received Kunbi caste certificates when he was the chairman of the committee. "How long should one person keep doing the same job?” he added. During the chief minister Eknath Shinde-led government, the state initiated a campaign to trace Kunbi records, enabling Marathas with such lineage to avail OBC benefits. Last year, the government announced a 10 per cent reservation for the Maratha community, implementation of which is underway. However, the decision has been challenged in the Bombay High Court, where hearings are ongoing. Subscribe to our Newsletter! Share this article If you liked this article share it with your friends.they will thank you later</w:t>
       </w:r>
     </w:p>
     <w:p>
@@ -2075,16 +2387,16 @@
       </w:pPr>
       <w:r>
         <w:rPr/>
-        <w:t>Article 54</w:t>
-      </w:r>
-    </w:p>
-    <w:p>
-      <w:pPr>
-        <w:pStyle w:val="Normal"/>
-      </w:pPr>
-      <w:r>
-        <w:rPr/>
-        <w:t>Title: Maharashtra News: 'Investigation Ordered Into Financial Irregularities At Govt Pharma College In Karad,' Says Minister Chandrakant Patil</w:t>
+        <w:t>Article 62</w:t>
+      </w:r>
+    </w:p>
+    <w:p>
+      <w:pPr>
+        <w:pStyle w:val="Normal"/>
+      </w:pPr>
+      <w:r>
+        <w:rPr/>
+        <w:t>Title: CM Devendra Fadnavis Inaugurates ₹713 Crore Development Projects In Ichalkaranji, Vows Swift Approval For Future Proposals</w:t>
       </w:r>
     </w:p>
     <w:p>
@@ -2096,16 +2408,16 @@
         <w:t xml:space="preserve">URL: </w:t>
       </w:r>
       <w:r>
-        <w:t xml:space="preserve"> https://www.freepressjournal.in/mumbai/maharashtra-news-investigation-ordered-into-financial-irregularities-at-govt-pharma-college-in-karad-says-minister-chandrakant-patil</w:t>
-      </w:r>
-    </w:p>
-    <w:p>
-      <w:pPr>
-        <w:pStyle w:val="Normal"/>
-      </w:pPr>
-      <w:r>
-        <w:rPr/>
-        <w:t>Content: Mumbai: The Maharashtra government has ordered an inquiry into financial irregularities at the Government College of Pharmaceutical Sciences, Karad. Higher and Technical Education Minister Chandrakant Dada Patil informed the state assembly, stating, "Action will be taken as per regulations upon receipt of the investigation report." Providing further details while responding to a legislative query, Patil said, "Dr Faheem Jahangir Sayyed, an assistant professor at the institution, had been granted a home construction advance of Rs 25 lakh. Following his demise while in service, the government, as per its regulations, waived the interest amount of Rs 8.49 lakh on the advance. Additionally, the outstanding principal amount of Rs 9.06 lakh was recovered from his posthumous service benefits." However, he noted that "the then-principal of the college allegedly demanded a total sum of Rs 17.55 lakh, including both the principal and interest, from Dr Sayyed’s legal heirs through a cheque payment, which was deemed irregular." He further added, "Dr Sayyed’s heirs approached the court, which ruled in their favour, directing the college administration to refund the amount." Patil further assured, "I will personally look into issues concerning the land under the college’s possession to ensure a proper resolution." The matter was raised in the assembly by Shiv Sena MLA Mahesh Shinde.</w:t>
+        <w:t xml:space="preserve"> https://www.freepressjournal.in/pune/cm-devendra-fadnavis-inaugurates-713-crore-development-projects-in-ichalkaranji-vows-swift-approval-for-future-proposals</w:t>
+      </w:r>
+    </w:p>
+    <w:p>
+      <w:pPr>
+        <w:pStyle w:val="Normal"/>
+      </w:pPr>
+      <w:r>
+        <w:rPr/>
+        <w:t>Content: Maharashtra Chief Minister Devendra Fadnavis on Friday reaffirmed the state government’s commitment to urban development while inaugurating and dedicating a host of infrastructure and welfare projects worth over ₹713 crore in the Ichalkaranji Assembly constituency. The Chief Minister, while addressing a public gathering, stated that the government is determined to support development proposals from elected representatives and assured that all pending and future proposals related to Ichalkaranji’s growth would be approved without delay. Fadnavis was accompanied by several key dignitaries including Public Health and Family Welfare Minister and Kolhapur Guardian Minister Prakash Abitkar, Higher and Technical Education Minister Chandrakant Patil, MPs Dhananjay Mahadik and Dhairyashil Mane, MLAs Rahul Awade, Ashokrao Mane, and Shivajirao Patil, along with former minister Prakash Awade and senior district officials. A statue of Karveer Niwasini Shri Ambabai Devi was presented to CM Fadnavis by Guardian Minister Prakash Abitkar and District Collector Amol Yedge as a gesture of respect. Upon arrival at Kolhapur airport, CM Fadnavis was welcomed by a delegation led by Higher Education Minister Chandrakant Patil, Guardian Minister Prakash Abitkar, MP Dhananjay Mahadik, MLAs, and senior district officials. District Collector Amol Yedge presented the Chief Minister with a booklet showcasing Kolhapur’s tourism highlights. The day concluded with a goodwill visit by CM Fadnavis to Arya Chanakya Nagari Sahakari Patsanstha, further emphasizing his engagement with local cooperative institutions. The large-scale event was praised by CM Fadnavis, who specifically acknowledged MLA Rahul Awade for organizing the program efficiently.</w:t>
       </w:r>
     </w:p>
     <w:p>
@@ -2114,16 +2426,16 @@
       </w:pPr>
       <w:r>
         <w:rPr/>
-        <w:t>Article 55</w:t>
-      </w:r>
-    </w:p>
-    <w:p>
-      <w:pPr>
-        <w:pStyle w:val="Normal"/>
-      </w:pPr>
-      <w:r>
-        <w:rPr/>
-        <w:t>Title: Maharashtra Govt Mulls ₹2,000 Monthly Aid For Female Students Under 'Earn And Learn' Scheme: Minister Chandrakant Patil</w:t>
+        <w:t>Article 63</w:t>
+      </w:r>
+    </w:p>
+    <w:p>
+      <w:pPr>
+        <w:pStyle w:val="Normal"/>
+      </w:pPr>
+      <w:r>
+        <w:rPr/>
+        <w:t>Title: Pune: Union Minister Muralidhar Mohol Supports MLA Hemant Rasane's Hoarding-Free Kasba Initiative</w:t>
       </w:r>
     </w:p>
     <w:p>
@@ -2135,16 +2447,16 @@
         <w:t xml:space="preserve">URL: </w:t>
       </w:r>
       <w:r>
-        <w:t xml:space="preserve"> https://www.freepressjournal.in/mumbai/maharashtra-govt-mulls-2000-monthly-aid-for-female-students-under-earn-and-learn-scheme-minister-chandrakant-patil</w:t>
-      </w:r>
-    </w:p>
-    <w:p>
-      <w:pPr>
-        <w:pStyle w:val="Normal"/>
-      </w:pPr>
-      <w:r>
-        <w:rPr/>
-        <w:t>Content: Mumbai: The Maharashtra government is considering a proposal to provide a minimum monthly financial assistance of Rs 2,000 to female students under the 'Earn and Learn' scheme to ensure they do not face financial obstacles while pursuing higher education. Maharashtra's Minister for Higher and Technical Education, Chandrakant Patil, made this announcement during the Gyanjyoti Savitribai Phule Award Ceremony 2022-23 held at SNDT Women’s University. He stated that the proposed modification in the scheme would significantly support female students and make their educational journey smoother. In the current scheme, universities have the discretion to decide the payable amount for students working under the 'Earn and Learn' programme, resulting in varying financial assistance across institutions. Additionally, there is no fixed monthly stipend. Let us know! 👂What type of content would you like to see from us this year? The proposed amendment, however, aims to standardise the assistance by providing a fixed monthly stipend of Rs 2,000 exclusively for female students. This move is expected to reduce financial barriers and encourage more women to pursue higher education. Patil emphasised that the government intends to make the 'Earn and Learn' scheme more effective by extending financial aid to female students. “This initiative is expected to provide considerable assistance, especially to those from economically weaker backgrounds. The proposal is currently under consideration, and if approved, it will be implemented across the state,” the Minister said. The award ceremony, organised by the Department of Higher and Technical Education, honoured six women from the state's six revenue divisions for their outstanding contributions to various fields. While addressing the gathering, Patil noted that the distribution of the awards had been interrupted for a few years due to the COVID-19 pandemic. However, he assured that the government would now ensure that the award ceremony is held regularly every year. Patil also announced that the cash prize for the award, introduced in 1981, has now been increased to Rs 1 lakh. Furthermore, Patil mentioned that literature written by social reformer Savitribai Phule would be made available at subsidised rates to promote her teachings. Former minister Chhagan Bhujbal, in his address, acknowledged the immense contribution of Savitribai Phule to women’s education and urged the government to continue organising the award ceremony annually without interruption.</w:t>
+        <w:t xml:space="preserve"> https://www.freepressjournal.in/pune/pune-union-minister-muralidhar-mohol-supports-mla-hemant-rasanes-hoarding-free-kasba-initiative</w:t>
+      </w:r>
+    </w:p>
+    <w:p>
+      <w:pPr>
+        <w:pStyle w:val="Normal"/>
+      </w:pPr>
+      <w:r>
+        <w:rPr/>
+        <w:t>Content: Supporting the resolution of Kasba constituency MLA Hemant Rasane for a hoarding-free Kasba, Union Minister Muralidhar Mohol urged BJP workers not to put up unauthorised flex banners. He made this appeal while speaking at the Swachhata Narayan Mahapuja event held in the Kasba constituency on February 26. Keeping up the spirit of cleanliness, the Swachhata Narayan Mahapuja was conducted with great enthusiasm in Kasba. This unique initiative was organised on the birth anniversary of Sant Gadge Maharaj and was conceptualized by MLA Hemant Rasane. The event was inaugurated by Union Minister for Cooperation and Civil Aviation, Muralidhar Mohol. Maharashtra’s Higher and Technical Education Minister, Chandrakant Patil, attended as the chief guest. "Hemant Rasane is dedicated to cleanliness, and I am confident that his campaign will be successful," said Minister Chandrakant Patil, appreciating the initiative. Let us know! 👂What type of content would you like to see from us this year? In line with the cleanliness campaign, MLA Hemant Rasane has resolved that no unauthorized hoardings will be put up in the Kasba constituency. Implementing this resolution, an unauthorized flex banner in Shanivar Peth was removed by Rasane himself. He also directed the administration to take action against all unauthorized flex banners in public places within the Kasba Assembly constituency within the next eight days. As part of the Clean, Beautiful, and Developed Kasba campaign, a special ceremony was held near Ramanbaug School, where a chronic dumping spot had been cleared. A garland was offered to the statue of Sant Gadge Maharaj, followed by a formal worship of cleaning equipment. With the cooperation of the Pune Municipal Corporation (PMC), 26 chronic dumping spots in the Kasba constituency have been successfully eliminated, and the Swachhata Narayan Mahapuja was conducted at these locations. The initiative has played a crucial role in raising public awareness about cleanliness. The event was attended by Pune Municipal Commissioner Rajendra Bhosale, Deputy Commissioner of Solid Waste Management Sandeep Kadam, Deputy Commissioner of Police Shri Sandeep Singh Gill, along with former corporators, office bearers, party workers, and sanitation workers from the Kasba constituency.</w:t>
       </w:r>
     </w:p>
     <w:p>
@@ -2153,16 +2465,16 @@
       </w:pPr>
       <w:r>
         <w:rPr/>
-        <w:t>Article 56</w:t>
-      </w:r>
-    </w:p>
-    <w:p>
-      <w:pPr>
-        <w:pStyle w:val="Normal"/>
-      </w:pPr>
-      <w:r>
-        <w:rPr/>
-        <w:t>Title: Wonder if some forces are working to destabilise Maharashtra: Minister amid Shaktipeeth stir</w:t>
+        <w:t>Article 64</w:t>
+      </w:r>
+    </w:p>
+    <w:p>
+      <w:pPr>
+        <w:pStyle w:val="Normal"/>
+      </w:pPr>
+      <w:r>
+        <w:rPr/>
+        <w:t>Title: From Pan Tapri Owner to Maharashtra Assembly Deputy Speaker: Pimpri MLA Anna Bansode Wins Unopposed</w:t>
       </w:r>
     </w:p>
     <w:p>
@@ -2174,16 +2486,16 @@
         <w:t xml:space="preserve">URL: </w:t>
       </w:r>
       <w:r>
-        <w:t xml:space="preserve"> https://www.newsdrum.in/national/wonder-if-some-forces-are-working-to-destabilise-maharashtra-minister-amid-shaktipeeth-stir-9664386</w:t>
-      </w:r>
-    </w:p>
-    <w:p>
-      <w:pPr>
-        <w:pStyle w:val="Normal"/>
-      </w:pPr>
-      <w:r>
-        <w:rPr/>
-        <w:t>Content: Follow Us Mumbai, Aug 15 (PTI) Maharashtra minister Chandrakant Patil on Friday wondered if some forces are working to destabilise the state or spread anarchy by creating unrest over any issue. Whenever something happens in the state, attempts are made to destabilise the government and create anarchy, the minister for higher and technical education said. "One wonders whether there are forces deliberately working to spread such chaos," Patil, the guardian minister of Sangli, told reporters there after taking part in an Independence Day event. Responding to a query about opposition to the proposed Shaktipeeth Expressway, Patil said, without the Koyna dam, Maharashtra would not have had the same level of power generation or irrigation. "If the Samruddhi Expressway had not been built, could farm produce have reached Mumbai from Nagpur in eight hours," he asked. Patil, however, acknowledged that some of the Koyna dam project-affected persons were still awaiting compensation even after 40 years. "The process is going on. Farmers affected by the Shaktipeeth highway must receive proper compensation and rehabilitation. The Shaktipeeth highway will connect various pilgrimage sites. Farmers should stop opposing it and instead focus on ensuring they get the best possible compensation," Patil said. According to the state government, the project that passes through 12 districts will require 8,024 hectares of land from 371 villages, including 7,625 hectares of private farmland, 262 hectares of government land and 123 hectares of forest land. Measurement work is under way in all districts, officials said. The process is nearing completion in Wardha, Yavatmal and Sindhudurg, progressing satisfactorily in Solapur, moving slowly in Nanded, Hingoli, Parbhani, Beed and Dharashiv, and facing stiff resistance in Latur, Sangli and particularly Kolhapur, they added. The state is yet to announce the compensation formula. In Kolhapur, farmers staged a symbolic agitation with the slogan "Tiranga in our fields, no Shaktipeeth in our farmlands" during the day. Congress leader in the Legislative Council Satej Patil led demonstrations in Bhudargad and Kagal talukas, while Swabhimani Shetkari Sanghatana chief and former MP Raju Shetti spearheaded protests in Hatkanangale and Shirol talukas. Farmers raised slogans asserting their rights over their land and demanded the cancellation of the project. They claimed it would swallow some of the most fertile farmland in Kolhapur, where most cultivators are small landholders. PTI ND BNM Subscribe to our Newsletter! Share this article If you liked this article share it with your friends.they will thank you later</w:t>
+        <w:t xml:space="preserve"> https://www.freepressjournal.in/pune/from-pan-tapri-owner-to-maharashtra-assembly-deputy-speaker-pimpri-mla-anna-bansode-wins-unopposed</w:t>
+      </w:r>
+    </w:p>
+    <w:p>
+      <w:pPr>
+        <w:pStyle w:val="Normal"/>
+      </w:pPr>
+      <w:r>
+        <w:rPr/>
+        <w:t>Content: NCP MLA from Pimpri, Anna Bansode, has been elected unopposed as the Maharashtra Assembly Deputy Speaker on Tuesday. Although the official announcement is yet to come, several leaders congratulated him on social media. While Pimpri was awaiting a ministerial post, it has now received the post of Assembly Deputy Speaker. He filed his nomination on Tuesday in the presence of his party chief, Deputy Chief Minister Ajit Pawar, Chief Minister Devendra Fadnavis, Higher and Technical Education Minister Chandrakant Patil from BJP, and Shiv Sena's Uday Samant. Let us know! 👂What type of content would you like to see from us this year? Who is Anna Bansode? Bansode is an MLA of the Nationalist Congress Party (NCP), led by Deputy CM Ajit Pawar, from Pimpri. His name was finalized last week at a meeting attended by Chief Minister Devendra Fadnavis (BJP), his deputies Ajit Pawar (NCP), and Eknath Shinde (Shiv Sena). Bansode is a close aide of Pawar and a three-time legislator from Pimpri in Pune district. A member of the Scheduled Castes, he was likely to be elected unopposed, considering Mahayuti's overwhelming majority in the assembly, with no indication from the opposition Maha Vikas Aghadi (MVA) to field its nominee. Even after opposition in the Pimpri constituency, Bansode was given candidacy by NCP due to his personal loyalty to Ajit Pawar. Sources say that during the 2019 rebellion staged by Ajit Pawar, Anna Bansode was the only MLA who remained with him 24/7 while all others left. Let us know! 👂What type of content would you like to see from us this year? From Pan Tapri Owner To Maharashtra Assembly Deputy Speaker Anna Bansode's political journey began with the municipal elections. Before entering politics, he ran a pan shop. While working in this business, he became active in politics and contested the municipal elections in 1997, winning and becoming a corporator. He was re-elected in 2002 and also served as the chairperson of the Standing Committee during this period. During this time, he became close to Ajit Pawar and is now considered a close associate. The place where his pan shop once stood is now his public relations office. In 2009, he contested and won the state assembly elections. However, he faced defeat in 2014. He was denied a ticket in 2019 but later received an AB form from the party. He defeated the NCP-SP's Sulakshna Shilwant from the same seat in 2024.</w:t>
       </w:r>
     </w:p>
     <w:p>
@@ -2192,16 +2504,16 @@
       </w:pPr>
       <w:r>
         <w:rPr/>
-        <w:t>Article 57</w:t>
-      </w:r>
-    </w:p>
-    <w:p>
-      <w:pPr>
-        <w:pStyle w:val="Normal"/>
-      </w:pPr>
-      <w:r>
-        <w:rPr/>
-        <w:t>Title: 'To Prevent Malpractices': Maharashtra Minister Says CET Exam Not To Be Held Outside State</w:t>
+        <w:t>Article 65</w:t>
+      </w:r>
+    </w:p>
+    <w:p>
+      <w:pPr>
+        <w:pStyle w:val="Normal"/>
+      </w:pPr>
+      <w:r>
+        <w:rPr/>
+        <w:t>Title: VIDEO I Attention Punekars! Two Municipal Corporations In Pune Soon With PMC Bifurcation—Read Details Here</w:t>
       </w:r>
     </w:p>
     <w:p>
@@ -2213,16 +2525,16 @@
         <w:t xml:space="preserve">URL: </w:t>
       </w:r>
       <w:r>
-        <w:t xml:space="preserve"> https://www.thedailyjagran.com/maharashtra/to-prevent-malpractices-maharashtra-minister-says-cet-exam-not-to-be-held-outside-state-10243139</w:t>
-      </w:r>
-    </w:p>
-    <w:p>
-      <w:pPr>
-        <w:pStyle w:val="Normal"/>
-      </w:pPr>
-      <w:r>
-        <w:rPr/>
-        <w:t>Content: Maharashtra minister Chandrakant Patil has said that from the next academic year, the Common Entrance Test (CET) for professional courses in Maharashtra will be conducted at the examination centres only in the state to prevent malpractices. With this, students from outside Maharashtra taking the CET for a course offered by an institution will have to travel to an examination centre in the state. The announcement comes in the wake of alleged irregularities at some examination centres outside Maharashtra. "To maintain transparency and prevent malpractices in the CET, the state government has decided to restrict examination centres within Maharashtra from next year," the Higher and Technical Education Minister said on Thursday. The minister was referring to a recent case wherein four candidates from a single exam centre in Bihar's Patna scored a perfect 100 percentile in the Maharashtra CET for the five-year LLB course. The matter is now under investigation by the state Crime Investigation Department (CID). ALSO READ: Delhi CM Rekha Gupta Receives Death Threat; Police Begins Manhunt "Such incidents raise serious doubts and undermine the credibility of the examination process. But by conducting the CET only in Maharashtra, we can ensure better monitoring and reduce the risk of organised malpractices," Patil said. The Mumbai Crime Branch had earlier taken action against an admission racket that allegedly extracted money from students by promising to inflate their scores in the CET. Three persons from Delhi had been arrested in this connection. Over 10 lakh students appear for various CETs every year, with more than 25,000 of them opting for centres outside Maharashtra. "The new move would not only help maintain fairness but also enhance the integrity of the admission process," Patil said. ALSO READ: Congress Doubles Down On 'Narender-Surrender' Jab At PM Modi As Vijay Mallya Alleges Informing Jaitley Before Fleeing The minister also spoke about the low turnout for the CET for BCA, BBA, BMS and BBM courses this year. For over 2,00,000 seats, only 61,666 students took the exam. "Since many seats are likely to remain vacant, students will be given another opportunity to take the CET," he said. (Note: Except for the headline, this story has not been edited by The Daily Jagran staff. Credit:PTI) Connect, share, thrive together. The Daily Jagran brings you all the latest and breaking news from India and around the world. Get live English news from India, World, Politics, Entertainment, Lifestyle, Business, Education, Sports, Technology, and much more. Follow thedailyjagran.com to stay updated with the latest English news. For any feedback or complaint, email to : compliant_gro@jagrannewmedia.com Copyright © 2025 Jagran Prakashan Limited.</w:t>
+        <w:t xml:space="preserve"> https://www.freepressjournal.in/pune/video-i-attention-punekars-two-municipal-corporations-in-pune-soon-with-pmc-bifurcationread-details-here</w:t>
+      </w:r>
+    </w:p>
+    <w:p>
+      <w:pPr>
+        <w:pStyle w:val="Normal"/>
+      </w:pPr>
+      <w:r>
+        <w:rPr/>
+        <w:t>Content: The proposal for creating two municipal corporations in Pune has once again come into discussion following MLC Yogesh Tilekar's recent press conference. He stated that considering the pressure on the Pune Municipal Corporation (PMC), discussions will be held with the Chief Minister and Guardian Minister about forming another municipal corporation. Speaking to the media, he mentioned that although the population within PMC's jurisdiction is relatively less, the area covered is vast, making it one of the biggest civic bodies in Asia. He also noted that the population is expected to increase until 2040, putting additional strain on civic officials. Reaching areas like Manjri and Loni Kalbhor has become increasingly difficult for them. This is not the first time a politician has raised the issue of dividing PMC. Earlier, Maharashtra Minister Chandrakant Patil stated that Pune requires two municipal corporations, emphasizing that it is not possible to delay such a move. He had made the same statement in December 2022. Last year, the Maharashtra government sought PMC's opinion on forming a new municipal corporation for Hadapsar and Wagholi areas or establishing a separate municipal council for Wagholi. However, residents of both areas have mixed opinions on this. Let us know! 👂What type of content would you like to see from us this year? Strain on civic officials Additionally, in 2022, the Maharashtra government reduced PMC’s jurisdiction by excluding Uruli Devachi and Fursungi villages to form a separate municipal council for them. The issue of strain on civic officials gained attention after 34 villages were merged with PMC in two phases. In 2017, 11 villages were merged, followed by 23 more in 2021. However, Phursungi and Uruli Devachi were later excluded, reducing the total to 32 villages. The current list includes: Mhalunge, Sus, Bavdhan, Kirkatwadi, Pisoli, remaining parts of Lohegaon, Kondhwe-Dhawade, Kopre, Nanded, Khadakwasla, Shivane, remaining parts of Hadapsar, Mundhwa (remaining parts of Keshavnagar), Manjari, Narhe, Ambegaon (Budruk), Undri, Dhayari, Ambegaon (Khurd), Mantarwadi, Holkarwadi, Handewadi, Wadachiwadi, Shewalewadi, Yewalewadi, Nandoshi, Mangdewadi, Bhilarewadi, Gujar Nimbalkarwadi, Jambhulwadi, and Kolewadi.</w:t>
       </w:r>
     </w:p>
     <w:p>
@@ -2231,16 +2543,16 @@
       </w:pPr>
       <w:r>
         <w:rPr/>
-        <w:t>Article 58</w:t>
-      </w:r>
-    </w:p>
-    <w:p>
-      <w:pPr>
-        <w:pStyle w:val="Normal"/>
-      </w:pPr>
-      <w:r>
-        <w:rPr/>
-        <w:t>Title: Maharashtra Assembly Monsoon Session: Opposition Raises Alarm Over Poor Living Conditions At Mumbai University's Cama Girls Hostel; Govt Denies Lapses</w:t>
+        <w:t>Article 66</w:t>
+      </w:r>
+    </w:p>
+    <w:p>
+      <w:pPr>
+        <w:pStyle w:val="Normal"/>
+      </w:pPr>
+      <w:r>
+        <w:rPr/>
+        <w:t>Title: Radhakrishna Vikhe Patil Appointed Chairman of Maharashtra Maratha Committee</w:t>
       </w:r>
     </w:p>
     <w:p>
@@ -2252,16 +2564,16 @@
         <w:t xml:space="preserve">URL: </w:t>
       </w:r>
       <w:r>
-        <w:t xml:space="preserve"> https://www.freepressjournal.in/mumbai/maharashtra-assembly-monsoon-session-opposition-raises-alarm-over-poor-living-conditions-at-mumbai-universitys-cama-girls-hostel-govt-denies-lapses</w:t>
-      </w:r>
-    </w:p>
-    <w:p>
-      <w:pPr>
-        <w:pStyle w:val="Normal"/>
-      </w:pPr>
-      <w:r>
-        <w:rPr/>
-        <w:t>Content: Mumbai: The Maharashtra Legislative Assembly on Tuesday saw a heated discussion over the alleged poor living conditions at the Mumbai University’s Madam Cama Girls Hostel in Churchgate. A group of opposition MLAs voiced concern for the safety and well-being of over 120 girl students residing in the facility. During the ongoing Monsoon Session of the Assembly, senior legislators including Vijay Wadettiwar, Aslam Shaikh, Nana Patole and Amit Patel tabled a starred question demanding answers from the Minister of Higher and Technical Education. They highlighted issues reportedly faced by students, such as a non-functional canteen, lack of drinking water, broken infrastructure and inadequate supervision. The MLAs raised specific allegations, including that only one non-functional cooler and two fans were available in a seven-storey building, the warden was present only for two hours daily, and that student complaints had gone unaddressed despite a legislative visit to the hostel. Minister Chandrakant Patil Responds To Allegations In response, Higher and Technical Education Minister Chandrakant Patil dismissed the allegations and asserted that the hostel meets all necessary standards. He informed the Assembly that the hostel receives 25,000 litres of water daily from the BMC and is equipped with four water coolers and 32 functioning fans. The canteen, he clarified, was shut for only 10 days due to unavoidable circumstances and is now fully operational. Addressing infrastructure concerns, Patil admitted to a minor ceiling leak caused by a bathroom issue on the second floor but assured that repairs were completed immediately. He said ongoing maintenance work is being carried out and any scrap material has been secured in designated storage rooms. Patil Assures 24x7 Security &amp; Support Staff On the matter of supervision, Patil claimed that a full-time superintendent, security guards and support staff are present 24x7 at the facility to assist the students. He also rejected the charge that the department had not acted on legislative feedback. Patil insisted the hostel is well-maintained, adequately staffed and functioning smoothly, stating, “The question of inaction or delay does not arise.” However, opposition members remained unconvinced, urging the government to conduct regular inspections and establish stronger grievance redressal mechanisms to ensure students' safety and comfort. The debate has once again spotlighted the conditions of student hostels in the state, prompting calls for greater accountability.</w:t>
+        <w:t xml:space="preserve"> https://saralnama.in/other/5176/radhakrishna-vikhe-patil-appointed-chairman-of-maharashtra-maratha-committee/</w:t>
+      </w:r>
+    </w:p>
+    <w:p>
+      <w:pPr>
+        <w:pStyle w:val="Normal"/>
+      </w:pPr>
+      <w:r>
+        <w:rPr/>
+        <w:t>Content: The Maharashtra government has appointed Water Resources Minister Radhakrishna Vikhe Patil as chairman of the cabinet committee on Maratha community issues, replacing senior BJP leader Chandrakant Patil, who remains a member. The committee, expanded to 12 members, includes ministers from BJP, NCP, and Shiv Sena, such as sports minister Manikrao Kokate, who was recently divested of the agriculture portfolio. The panel is tasked with overseeing state initiatives for the Maratha community, including legal matters related to reservation from the OBC category, coordination with state counsels in court cases, and consultation with groups advocating for Maratha reservation. It also works with the Justice (retd) Sandeep Shinde committee on OBC certificates and monitors welfare schemes. Vikhe Patil, who joined BJP before the 2019 elections and has a Congress background, is expected to coordinate with senior leaders like Chandrakant Patil, Ashish Shelar, and Girish Mahajan. The committee’s role includes streamlining caste certificate issuance and reviewing implementation of welfare programs for the community, which largely consists of farmers. (Updated 23 Aug 2025, 04:51 IST; source: link) Site Navigation Neve | Powered by WordPress</w:t>
       </w:r>
     </w:p>
     <w:p>
@@ -2270,16 +2582,16 @@
       </w:pPr>
       <w:r>
         <w:rPr/>
-        <w:t>Article 59</w:t>
-      </w:r>
-    </w:p>
-    <w:p>
-      <w:pPr>
-        <w:pStyle w:val="Normal"/>
-      </w:pPr>
-      <w:r>
-        <w:rPr/>
-        <w:t>Title: Ahead of Mumbai protest, Maharashtra minister asks Jarange to hold talks with govt</w:t>
+        <w:t>Article 67</w:t>
+      </w:r>
+    </w:p>
+    <w:p>
+      <w:pPr>
+        <w:pStyle w:val="Normal"/>
+      </w:pPr>
+      <w:r>
+        <w:rPr/>
+        <w:t>Title: 18.06.2025: उच्च व तंत्रशिक्षण मंत्री चंद्रकांत पाटील यांची विभागाच्या वरिष्ठ अधिकाऱ्यांसह राज्यपालांसोबत विविध विषयांवर चर्चा</w:t>
       </w:r>
     </w:p>
     <w:p>
@@ -2291,16 +2603,16 @@
         <w:t xml:space="preserve">URL: </w:t>
       </w:r>
       <w:r>
-        <w:t xml:space="preserve"> https://www.newsdrum.in/national/ahead-of-mumbai-protest-maharashtra-minister-asks-jarange-to-hold-talks-with-govt-9725948</w:t>
-      </w:r>
-    </w:p>
-    <w:p>
-      <w:pPr>
-        <w:pStyle w:val="Normal"/>
-      </w:pPr>
-      <w:r>
-        <w:rPr/>
-        <w:t>Content: Follow Us Mumbai: With Manoj Jarange remaining firm on leading a protest in Mumbai, Maharashtra minister Chandrakant Patil on Saturday appealed to the Maratha quota leader to hold discussions with the government. At the same time, the Higher and Technical Education Minister warned that action would be taken if anyone staged an illegal demonstration. Jarange has called for a protest at Azad Maidan in south Mumbai from August 29, demanding reservation for the Maratha community under the Other Backward Classes (OBC) category. His demand has faced opposition from OBC groups. "Jarange should sit across the table with the government, with pen and paper, and discuss the issues related to the Maratha reservation, rather than resorting to fresh protests and hunger strikes,” Chandrakant Patil told reporters in Sangli. "While everyone has the right to protest in a lawful manner, any agitation that strays from that path would compel the state to act," he added. Ahead of the scheduled demonstration, the state government has reconstituted a cabinet sub-committee on Maratha reservation with minister Radhakrishna Vikhe Patil being made its new chairman. Chandrakant Patil will function as one of the members of the committee. The committee has been tasked with coordinating on administrative and legal aspects of the Maratha reservation issue, liaising with advocates representing the state in court cases, and framing procedures for implementing judicial orders, officials said on Friday. It has also been asked to hold consultations with Maratha quota protesters, streamline the process of issuing caste certificates, and review the implementation of welfare schemes declared for the community. Patil, meanwhile, said many people had received Kunbi caste certificates when he was the chairman of the committee. "How long should one person keep doing the same job?” he added. During the chief minister Eknath Shinde-led government, the state initiated a campaign to trace Kunbi records, enabling Marathas with such lineage to avail OBC benefits. Last year, the government announced a 10 per cent reservation for the Maratha community, implementation of which is underway. However, the decision has been challenged in the Bombay High Court, where hearings are ongoing. Subscribe to our Newsletter! Share this article If you liked this article share it with your friends.they will thank you later</w:t>
+        <w:t xml:space="preserve"> https://rajbhavan-maharashtra.gov.in/gallery/18-06-2025-%E0%A4%89%E0%A4%9A%E0%A5%8D%E0%A4%9A-%E0%A4%B5-%E0%A4%A4%E0%A4%82%E0%A4%A4%E0%A5%8D%E0%A4%B0%E0%A4%B6%E0%A4%BF%E0%A4%95%E0%A5%8D%E0%A4%B7%E0%A4%A3-%E0%A4%AE%E0%A4%82%E0%A4%A4%E0%A5%8D/</w:t>
+      </w:r>
+    </w:p>
+    <w:p>
+      <w:pPr>
+        <w:pStyle w:val="Normal"/>
+      </w:pPr>
+      <w:r>
+        <w:rPr/>
+        <w:t>Content: 18.06.2025: उच्च व तंत्रशिक्षण मंत्री चंद्रकांत पाटील यांनी आज विभागाच्या वरिष्ठ अधिकाऱ्यांसह राज्यपाल तथा राज्य विद्यापीठांचे कुलपती सी पी राधाकृष्णन यांची राजभवन मुंबई येथे भेट घेऊन विविध विषयांवर चर्चा केली. या बैठकीत विद्यापीठांमधील शिक्षक व शिक्षकेतर पदांवरील भरती, विद्यापीठांमधील वैधानिक पदांची भरती, विभागाचे पहिल्या १०० दिवसांमधील उपलब्धी, शिकाऊ उमेदवारी संलग्न पदवी अभ्यासक्रम, कौशल्य विद्यापीठाशी सहकार्य, राष्ट्रीय शैक्षणिक धोरणाची अंमलबजावणी, विद्यापीठांमधील प्रशासन सुधार, सर्व पदवी अभ्यासक्रमातील विद्यार्थ्यांसाठी आंतरवासिता, आदी विषयांवर चर्चा झाली. उच्च व तंत्र शिक्षण विभागाचे अपर मुख्य सचिव बी वेणुगोपाल रेड्डी, राज्यपालांचे सचिव डॉ प्रशांत नारनवरे, उच्च शिक्षण संचालक डॉ शैलेंद्र देवळाणकर, तंत्र शिक्षण संचालक डॉ विनोद मोहितकर, राज्यपालांचे उपसचिव एस राममूर्ती आदी उपस्थित होते. 18.06.2025: Minister for Higher and Technical Education Chandrakant Patil met the Governor of Maharashtra and Chancellor of State Universities C. P. Radhakrishnan at Raj Bhavan, Mumbai and held discussions on various matters pertaining to higher education. The meeting discussed topics such as recruitment to the teaching and non-teaching positions in universities, recruitment to statutory posts, achievements of the department during the first 100 days of the government, apprenticeship-embedded degree programmes, collaboration with the Skill University, implementation of the National Education Policy, administrative reforms in universities, and hostel facilities for students of all degree programmes. Additional Chief Secretary (H &amp; TE) B. Venugopal Reddy; Secretary to the Governor Dr. Prashant Narnaware, Director of Higher Education Dr. Shailendra Deolankar; Director of Technical Education Dr. Vinod Mohitkar and Deputy Secretary to the Governor S. Ramamoorthy were among those present. मालकीची सामग्री राजभवन महाराष्ट्र विकसित आणि होस्ट केलेले राष्ट्रीय सूचना विज्ञान केंद्र,इलेक्ट्रॉनिक्स आणि माहिती तंत्रज्ञान मंत्रालय, भारत सरकार शेवटचे अद्यावत: Sep 01, 2025</w:t>
       </w:r>
     </w:p>
     <w:p>
@@ -2309,16 +2621,16 @@
       </w:pPr>
       <w:r>
         <w:rPr/>
-        <w:t>Article 60</w:t>
-      </w:r>
-    </w:p>
-    <w:p>
-      <w:pPr>
-        <w:pStyle w:val="Normal"/>
-      </w:pPr>
-      <w:r>
-        <w:rPr/>
-        <w:t>Title: Maharashtra: Over 1,600 EWS Students Granted Special Exemption For Certificate Submission</w:t>
+        <w:t>Article 68</w:t>
+      </w:r>
+    </w:p>
+    <w:p>
+      <w:pPr>
+        <w:pStyle w:val="Normal"/>
+      </w:pPr>
+      <w:r>
+        <w:rPr/>
+        <w:t>Title: अमित शाहांना भेटण्यासाठी लोक माझ्याकडे यायचे, आता मात्र…चंद्रकांत पाटलांच्या विधानाची चर्चा!</w:t>
       </w:r>
     </w:p>
     <w:p>
@@ -2330,16 +2642,16 @@
         <w:t xml:space="preserve">URL: </w:t>
       </w:r>
       <w:r>
-        <w:t xml:space="preserve"> https://www.freepressjournal.in/education/maharashtra-over-1600-ews-students-granted-special-exemption-for-certificate-submission</w:t>
-      </w:r>
-    </w:p>
-    <w:p>
-      <w:pPr>
-        <w:pStyle w:val="Normal"/>
-      </w:pPr>
-      <w:r>
-        <w:rPr/>
-        <w:t>Content: Mumbai: In a major relief for over 1,600 students admitted under the Economically Weaker Section (EWS) category for the academic year (AY) 2024-25, Maharashtra’s Higher and Technical Education Minister, Chandrakant Dada Patil, announced on Friday that EWS certificates submitted in the Central Government’s prescribed format will be accepted. This decision marks a special exception, as the students were originally required to provide certificates in the format prescribed by the state government. Let us know! 👂What type of content would you like to see from us this year? Patil said that the decision was taken to safeguard the academic interests of the affected students, ensuring their admissions remain valid. “Given the circumstances, we have decided to approve EWS certificates in the central format for this academic year. This one-time measure will provide much-needed relief to students and their families,” he said. The Higher and Technical Education Department has instructed the State Common Entrance Test Cell to implement this directive immediately, ensuring a seamless process for the students concerned, Patil added. The announcement comes on the heels of a recently issued government resolution granting an additional three-month extension for AY 2024-25 students of Socially and Educationally Backward Class (SEBC) and Other Backward Class (OBC) candidates to submit their caste validity certificates (CVCs). This extension was deemed necessary due to delays in the issuance of these certificates, attributed to a shortage of personnel in the state. As reported by the Free Press Journal in its Friday edition, the state has only three officers responsible for issuing caste validity certificates across its 36 districts. This acute shortage has caused significant delays, affecting students seeking admission to critical streams like standard XI science and professional courses, including engineering and medicine. Now, through this special exemption for EWS students, the state government aims to address immediate concerns of the students from the economically weaker groups. The decision is expected to ensure that eligible students can proceed with their education without undue hindrance, especially in competitive fields where delays in documentation can result in loss of academic opportunities.</w:t>
+        <w:t xml:space="preserve"> https://www.tv9marathi.com/politics/chandrakant-patil-said-murlidhar-mohol-now-become-an-after-getting-central-ministerial-post-1444270.html</w:t>
+      </w:r>
+    </w:p>
+    <w:p>
+      <w:pPr>
+        <w:pStyle w:val="Normal"/>
+      </w:pPr>
+      <w:r>
+        <w:rPr/>
+        <w:t>Content: By signing in or creating an account, you agree with Associated Broadcasting Company's Terms &amp; Conditions and Privacy Policy. Chandrakant Patil : पुण्याचे खासदार मुरलीधर मोहोळ यांना अनेपक्षितरित्या केंद्रात राज्यमंत्रिपद मिळालं. मोहोळ यांना थेट केंद्रात राज्यमंत्रिपदाची जबाबदारी मिळेल याचा अंदाज तेव्हा कोणालाही आला नव्हता. दरम्यान, आता भाजपाचे नेते चंद्रकांत पाटील यांनी मोहळ यांना मिळालेल्या याच जबाबदारीवर भाष्य केलं. मुरलीधर आता मुरलीधर अण्णा झाले आहेत. आता मलाही अमित शाहा यांना भेटण्यासाठी मुरलीधर मोहोळ यांच्याशी बोलावं लागतं. अण्णा अनपेक्षितरित्या केंद्रात मंत्री झाले, असे चंद्रकांत पाटील म्हणाले. पुण्याचे खासदार आणि केंद्रीय राज्यमंत्री मुरलीधर मोहोळ यांच्या प्रथमवर्ष कार्यअहवालाचे प्रकाशन मुख्यमंत्री देवेंद्र फडणवीस यांच्या हस्ते करण्यात आले. यावेळी आयोजित करण्यात आलेल्या कार्यक्रमात भाजपाचे नवनिर्वाचित प्रदेशाध्यक्ष रवींद्र चव्हाण, मंत्री चंद्रकांत पाटील यांची प्रमुख उपस्थिती होती. या कार्यक्रमात ते बोलत होते. यावेळी बोलताना ते म्हणाले की, अण्णा अनपेक्षितरित्या केंद्रात मंत्री झाले. कारण केंद्रात मंत्री व्हायला थोडा वेळ लागतो. अमितभाईंना भेटण्यासाठी पुर्वी लोक माझ्याकडे पाहायचे. मात्र आता मलाही अमितभाईंना भेटण्यासाठी अण्णाला बोलावं लागतं, असं चंद्रकांत पाटील म्हणाले. तसेच मुरलीधर आता मुरलीधर अण्णा झाले आहेत. अण्णासाहेब होतील तेंव्हा त्यांना साहेब म्हणू, अशी टिप्पणीही त्यांनी केली. अण्णा केंद्रियमंत्री राज्यमंत्री आहेत. त्यांच्याकडे जबाबदाऱ्या मोठ्या आहेत. मात्र इथल्या लोकांशी नाळ तोडू नये, असा सल्लाही चंद्रकांत पाटील यांनी मुरलीधर मोहोळ यांना दिला. तर दुसरीकडे मला केंद्रात मंत्रिपद मिळेल याची कल्पनाच नव्हती. हे सगळं अनपेक्षितरित्या झालं, अशा भावना मुरलीधर मोहोळ यांनी व्यक्त केल्या. चंद्रकांतदादा म्हणाले मी मंत्री कसा झालो ते कळालं नाही. मलाही नाही कळालं मी कसा मंत्री झालो. झोपेतून उठल्यानंतर नड्डाजींचा फोन आला होता. पण तो त्यांचा फोन होता हेच मला समजलं नव्हतं. राज्यात सगळं घडवून आणणारे इथे (देवेंद्र फडणवीस) बसले आहेत. केंद्रात अमित भाईंसारखे कडक हेडमास्तर मिळाले आहेत. माझ्या पक्षनेतृत्वाने माझ्यावर विश्वास ठेवला, अशा भावना मुरलीधर मोहोळ यांनी व्यक्त केल्या. तसेच मुख्यमंत्र्‍यांना पुण्याबद्दल माझ्यापेक्षा चार गोष्टी जास्त माहिती असतात. मी काही सांगायला गेलं की ते माझ्यापुढे असतात. देशभरात प्रवास झाला तरीही जीथून मी निवडूण आलो त्यांना जास्त प्राधान्य असणार आहे. आज मला जे काही मिळालं आहे ते पुणेकरांमुळेच मिळालं आहे, अशी कृतज्ञताही मोहोळ यांनी व्यक्त केली. पुण्यात 24 तास खासदारांचे जनसंपर्क कार्यालय सुरू असणार आहे, असेही त्यांनी यावेळी सांगितले.</w:t>
       </w:r>
     </w:p>
     <w:p>
@@ -2348,16 +2660,16 @@
       </w:pPr>
       <w:r>
         <w:rPr/>
-        <w:t>Article 61</w:t>
-      </w:r>
-    </w:p>
-    <w:p>
-      <w:pPr>
-        <w:pStyle w:val="Normal"/>
-      </w:pPr>
-      <w:r>
-        <w:rPr/>
-        <w:t>Title: VIDEO I Attention Punekars! Two Municipal Corporations In Pune Soon With PMC Bifurcation—Read Details Here</w:t>
+        <w:t>Article 69</w:t>
+      </w:r>
+    </w:p>
+    <w:p>
+      <w:pPr>
+        <w:pStyle w:val="Normal"/>
+      </w:pPr>
+      <w:r>
+        <w:rPr/>
+        <w:t>Title: Vishal Patil: मंत्री चंद्रकांत पाटील यांच्याकडून अपक्ष खासदार विशाल पाटील यांना ऑफर; खासदार म्हणाले, 'प्रवेशाची ऑफर येत असेल तर मी...'</w:t>
       </w:r>
     </w:p>
     <w:p>
@@ -2369,16 +2681,16 @@
         <w:t xml:space="preserve">URL: </w:t>
       </w:r>
       <w:r>
-        <w:t xml:space="preserve"> https://www.freepressjournal.in/pune/video-i-attention-punekars-two-municipal-corporations-in-pune-soon-with-pmc-bifurcationread-details-here</w:t>
-      </w:r>
-    </w:p>
-    <w:p>
-      <w:pPr>
-        <w:pStyle w:val="Normal"/>
-      </w:pPr>
-      <w:r>
-        <w:rPr/>
-        <w:t>Content: The proposal for creating two municipal corporations in Pune has once again come into discussion following MLC Yogesh Tilekar's recent press conference. He stated that considering the pressure on the Pune Municipal Corporation (PMC), discussions will be held with the Chief Minister and Guardian Minister about forming another municipal corporation. Speaking to the media, he mentioned that although the population within PMC's jurisdiction is relatively less, the area covered is vast, making it one of the biggest civic bodies in Asia. He also noted that the population is expected to increase until 2040, putting additional strain on civic officials. Reaching areas like Manjri and Loni Kalbhor has become increasingly difficult for them. This is not the first time a politician has raised the issue of dividing PMC. Earlier, Maharashtra Minister Chandrakant Patil stated that Pune requires two municipal corporations, emphasizing that it is not possible to delay such a move. He had made the same statement in December 2022. Last year, the Maharashtra government sought PMC's opinion on forming a new municipal corporation for Hadapsar and Wagholi areas or establishing a separate municipal council for Wagholi. However, residents of both areas have mixed opinions on this. Let us know! 👂What type of content would you like to see from us this year? Strain on civic officials Additionally, in 2022, the Maharashtra government reduced PMC’s jurisdiction by excluding Uruli Devachi and Fursungi villages to form a separate municipal council for them. The issue of strain on civic officials gained attention after 34 villages were merged with PMC in two phases. In 2017, 11 villages were merged, followed by 23 more in 2021. However, Phursungi and Uruli Devachi were later excluded, reducing the total to 32 villages. The current list includes: Mhalunge, Sus, Bavdhan, Kirkatwadi, Pisoli, remaining parts of Lohegaon, Kondhwe-Dhawade, Kopre, Nanded, Khadakwasla, Shivane, remaining parts of Hadapsar, Mundhwa (remaining parts of Keshavnagar), Manjari, Narhe, Ambegaon (Budruk), Undri, Dhayari, Ambegaon (Khurd), Mantarwadi, Holkarwadi, Handewadi, Wadachiwadi, Shewalewadi, Yewalewadi, Nandoshi, Mangdewadi, Bhilarewadi, Gujar Nimbalkarwadi, Jambhulwadi, and Kolewadi.</w:t>
+        <w:t xml:space="preserve"> https://marathi.abplive.com/news/sangli/minister-chandrakant-patil-offers-to-join-bjp-to-independent-mp-vishal-patil-after-get-offer-vishal-patil-said-if-i-am-getting-an-offer-of-joining-party-i-think-i-am-doing-a-good-job-1349507</w:t>
+      </w:r>
+    </w:p>
+    <w:p>
+      <w:pPr>
+        <w:pStyle w:val="Normal"/>
+      </w:pPr>
+      <w:r>
+        <w:rPr/>
+        <w:t>Content: सांगली: राज्यात लोकसभा, विधानसभा निवडणुका होऊन देखील अद्याप नेत्यांचं पक्षातंर होताना दिसत आहे, काही दिवसांपुर्वी काँग्रेस नेते आणि पुण्यातील माजी आमदार रवींद्र धंगेकर यांनी काँग्रेस सोडून शिवसेना शिंदे गटात पक्षप्रवेश केला, त्यानंतर आता भाजपचे नेते आणि मंत्री चंद्रकांत पाटील यांनी काँग्रेसमधून बंडखोरी केलेले सांगलीचे अपक्ष खासदार विशाल पाटील यांना भाजप मध्ये येण्याची खुली ऑफर दिली आहे.जर खासदार विशाल पाटील भाजपसोबत आले तर केंद्रातील भाजपची खासदारांची संख्या ही वाढेल आणि सांगली जिल्ह्याच्याही विकासालाही गती मिळेल असंही चंद्रकांत पाटील यांनी म्हटलं आहे. राजकारणामध्ये वर्तमानावर चालायचं असतं, वर्तमानामध्ये खासदार विशाल पाटील यांच्या हाती अजून चार वर्ष दोन महिने बाकी आहेत, त्यामुळे त्यांच्या या शिल्लक राहिलेल्या कालावधीचा आम्ही विचार करतो, असंही चंद्रकांत पाटील यांनी म्हटलं आहे. राजकारणात नेहमी वर्तमानावर चालावं लागतं पुढे काय होईल माहित नाही, वर्तमान काळात त्यांच्या हाताशी अजूनही चार वर्ष दोन महिने आहेत. या कालावधीचा आम्ही विचार करतो. जर ते बरोबर आले तर आमची केंद्रातली संख्या देखील वाढते, त्याचबरोबर सांगली जिल्ह्यातील विकासाच्या कामाला त्यांना जे काय करायचं आहे. त्याला देखील सोपं जाईल, म्हणून आम्ही त्यांना जाहीर ऑफर पुन्हा एकदा देत आहोत, त्याचा त्यांनी विचार करावा, असंही पुढे चंद्रकांत पाटील यांनी म्हटलं आहे. दरम्यान, भाजपचे नेते चंद्रकांत पाटील यांच्या भाजपमध्ये येण्याच्या ऑफरवर खासदार विशाल पाटील यांनी देखील प्रतिक्रिया दिली आहे. भाजपचे नेते चंद्रकांत पाटील यांच्या भाजपमध्ये येण्याच्या ऑफरवर खासदार विशाल पाटील यांनी देखील प्रतिक्रिया दिली आहे. ते म्हणाले, मी ज्या पद्धतीने संसदेत प्रश्न मांडतोय, ही चंद्रकांत दादांना माझ्या कामाची पद्धत आवडली असेल. मला सतत भाजप प्रवेशाची ऑफर येत असेल तर मी चांगलं काम करतोय असे मी समजतो, पण भाजपप्रवेशाबाबत मी कोणताही विचार करत नाही. मी आता कायद्यानेच दुसऱ्या कोणत्याही पक्षात जाऊ शकत नाही. सर्व लोकप्रतिनिधीनी पक्ष गट तट बाजूला ठेवून सांगली जिल्ह्याच्या विकासासाठी विचार करतोय हे माझं धोरण आहे, अशी प्रतिक्रिया विशाल पाटील यांनी दिली आहे. पश्चिम महाराष्ट्रातील सांगलीची जागा लोकसभा निवडणुकीमध्ये विशाल पाटील यांनी अपक्ष लढून जिंकली आहे. या मतदार संघातून उद्धव ठाकरे गटाने चंद्रहार पाटील यांना तिकीट आधीच जाहीर केलं होतं. कॉंग्रेसचे विशाल पाटील या मतदार संघात लढायची तयारी करीत दोन वर्षांपासून करत होते. भाजपाच्या संजय काका पाटील यांचा पराभव करून ठाकरे गटाला धक्का देत विशाल पाटील यांनी निवडणूक जिंकली होती. विशाल प्रकाशबापू पाटील अपक्ष म्हणून 5 लाख 71 हजार 666 मतांनी विजयी झाले. त्यांचे प्रतिस्पर्धी भाजपाचे संजयकाका पाटील यांना 4,71 हजार 613 मते मिळाली होती. तर शिवसेना ठाकरे गटाचे उमेदवार चंद्रहार सुभाष पाटील तिसऱ्या क्रमांकावर फेकले गेले त्यांना 60, 860 मते मिळाली होती. We use cookies to improve your experience, analyze traffic, and personalize content. By clicking "Allow All Cookies", you agree to our use of cookies.</w:t>
       </w:r>
     </w:p>
     <w:p>
@@ -2387,16 +2699,16 @@
       </w:pPr>
       <w:r>
         <w:rPr/>
-        <w:t>Article 62</w:t>
-      </w:r>
-    </w:p>
-    <w:p>
-      <w:pPr>
-        <w:pStyle w:val="Normal"/>
-      </w:pPr>
-      <w:r>
-        <w:rPr/>
-        <w:t>Title: Maharashtra State CET Cell Launches visionary initiative CET-ATAL – Module for Mock Tests</w:t>
+        <w:t>Article 70</w:t>
+      </w:r>
+    </w:p>
+    <w:p>
+      <w:pPr>
+        <w:pStyle w:val="Normal"/>
+      </w:pPr>
+      <w:r>
+        <w:rPr/>
+        <w:t>Title: सांगलीचे अपक्ष खासदार विशाल पाटील यांना चंद्रकांत पाटील यांच्याकडून खुली ऑफर</w:t>
       </w:r>
     </w:p>
     <w:p>
@@ -2408,16 +2720,16 @@
         <w:t xml:space="preserve">URL: </w:t>
       </w:r>
       <w:r>
-        <w:t xml:space="preserve"> https://www.hindustanmetro.com/maharashtra-state-cet-cell-launches-visionary-initiative-cet-atal-module-for-mock-tests/</w:t>
-      </w:r>
-    </w:p>
-    <w:p>
-      <w:pPr>
-        <w:pStyle w:val="Normal"/>
-      </w:pPr>
-      <w:r>
-        <w:rPr/>
-        <w:t>Content: In a significant move to support students preparing for higher education, the Minister for Higher &amp; Technical Education, Shri Chandrakant Patil inaugurated the much-acclaimed CET-ATAL (Assessment, Tests and Learning) online education system launched by the Maharashtra State Education and Common Entrance Test (MHCET) Cell. CET-ATAL includes mock tests and psychometric tests for students, with the aim of equipping them with the necessary tools to excel in their entrance examination and take informed career decisions. The mock tests will simulate the actual examination environment, allowing students to familiarize themselves with the format and types of questions they will encounter. Additionally, the psychometric tests are designed to assess individual strengths, interests, and aptitudes, providing valuable insights that can guide them in selecting suitable career paths. Emphasising on the criticality of these assessment tests in enhancing the confidence and preparedness of the students, Honourable Minister for Higher &amp; Technical Education, Shri Chandrakant Patil said, “We understand that the journey towards higher education can be daunting for many students. By providing access to these curated mock and psychometric tests, we aim to empower them with knowledge and enhance their capabilities to help them navigate their educational aspirations more effectively.” This initiative has been launched so that the students can practice for the entrance exams for various professional courses conducted by the State Common Entrance Examination Board. The Commissioner of the State Common Examination Cell, Mr. Dilip Sardesai, Mr. Ghanshyam Kedar of the CET Cell and other officials were also present at the inaugural event. Education being the most important tool that can potentially change the world, the minister urged all students and aspirants to take advantage of this initiative. “These mock tests and psychometric tests are not just tools for examination preparation, they are also the stepping stones towards a successful career. We strongly encourage every student to participate and gain a deeper understanding of their potential.”, he further added. This initiative has been launched so that students across the far reaches of the State of Maharashtra can practise for entrance exams for various professional courses conducted by the State Common Entrance Examination Board, which will lead to better outcome and a higher success rate. The State Common Entrance Test Cell Maharashtra. will provide detailed information on registration and test schedules through its official channels. Students are encouraged to stay updated and participate actively in this transformative initiative. For further inquiries, please visit : https://cetcell.mahacet.org/ Bollywood Journalist and Entertainment Writer © 2021-2025 Hindustan Metro | Manage By Bytes Internet Media Network. Login to your account below Remember Me Please enter your username or email address to reset your password. © 2021-2025 Hindustan Metro | Manage By Bytes Internet Media Network.</w:t>
+        <w:t xml:space="preserve"> https://www.jaimaharashtranews.com/politics/chandrakant-patil-makes-an-open-offer-to-sangli-independent-mp-vishal-patil-to-join-bjp/34589</w:t>
+      </w:r>
+    </w:p>
+    <w:p>
+      <w:pPr>
+        <w:pStyle w:val="Normal"/>
+      </w:pPr>
+      <w:r>
+        <w:rPr/>
+        <w:t>Content: Wednesday, September 03, 2025 10:53:27 AM जर खासदार विशाल पाटील भाजपसोबत आले तर केंद्रातील भाजपची खासदारांची संख्या वाढेल आणि सांगली जिल्ह्याच्याही विकासालाही गती मिळेल, असं मत चंद्रकांत पाटील यांनी व्यक्त केलं आहे. Jai Maharashtra News Sunday, March 16 2025 03:23:01 PM Chandrakant Patil On MP Vishal Patil: सांगलीचे अपक्ष खासदार विशाल पाटील यांना भाजपचे नेते आणि मंत्री चंद्रकांत पाटील यांनी भाजपात प्रवेश करण्यासाठी खुली ऑफर दिली आहे. जर खासदार विशाल पाटील भाजपसोबत आले तर केंद्रातील भाजपची खासदारांची संख्या वाढेल आणि सांगली जिल्ह्याच्याही विकासालाही गती मिळेल, असं मत चंद्रकांत पाटील यांनी व्यक्त केलं आहे. यासंदर्भात बोलताना चंद्रकांत पाटील म्हणाले की, 'अपक्ष खासदार विशाल पाटील हे तरुण असून जिल्ह्यातील विकासासाठी त्यांनी भाजपासोबत यावे व विकास कामांना गती द्यावी. त्यांच्या अजून चार वर्ष दोन महिने असा मोठा कालावधी असून त्यांनी भाजप प्रवेश केल्यास मोठा फायदा होईल, असं मत चंद्रकांत पाटील यांनी आज सांगली येथे पत्रकार परिषदेत व्यक्त केले. हेही वाचा - राष्ट्रवादीकडून विधान परिषदेवर कोणाची वर्णी लागणार? चंद्रकांत पाटील यांच्या ऑफरला विशाल पाटील यांनी दिलं 'हे' उत्तर - दरम्यान, चंद्रकांत पाटील यांच्या भाजपा प्रवेश ऑफरला उत्तर देताना खासदार विशाल पाटील म्हणाले की, मंत्री चंद्रकांत पाटील वयाने जेष्ठ आहेत. त्यांना माझे काम आवडत असेल. तथापि त्यांनी माझ्याबद्दल केलेल्या वक्तव्याबद्दल मी आभार मानतो. परंतु मी अपक्ष खासदार असल्याने मला कुठल्याही पक्षात जाता येत नाही. गेल्या वर्षी पार पडलेल्या लोकसभा निवडणुकीत चुरशीच्या झालेल्या लढतीत सांगलीमध्ये अपक्ष खासदार म्हणून निवडून आलेले विशाल पाटील यांच्या नावाची चांगली चर्चा झाली होती. सांगलीमध्ये तिरंगी म्हणजेच मैत्रीपूर्ण लढत झाली होती. महाविकास आघाडी कडून लोकसभा निवडणुकी वेळी शिवसेनेने महाराष्ट्र केसरी चंद्रहार पाटील यांची अगोदरच घोषणा केली होती. हेही वाचा - भाजपच्या विधानपरिषदेच्या 3 उमेदवारांची नावं ठरली तथापि, काँग्रेस कडून विश्वजीत कदम यांच्या पाठिंब्याने विशाल पाटील यांना उमेदवारी द्यायची होती. परंतु शिवसेनेने माघार न घेतल्यामुळे विश्वजीत कदम यांनी विशाल पाटील यांना लोकसभेला अपक्ष उभे करून पूर्ण पाठिंबा दिला होता. विशाल पाटील हे वसंत दादा पाटील यांचे वारस असल्याने त्यांना या निवडणुकीत सांगलीकरांनी स्वीकारले. Sunday, March 16 2025 02:47:58 PM 5 देशासह राज्यातही मुसळधार पावसाची शक्यता हवामान विभागानं वर्तवली आहे. Rashmi Mane Wednesday, September 03 2025 09:44:17 AM अफगाणिस्तानातील तालिबान सरकारने पुष्टी केली आहे की पूर्वेकडील भागात रविवारी रात्री झालेल्या भूकंपात मृतांचा आकडा 1400 च्या पुढे गेला आहे, तर 3000 हून अधिक लोक जखमी झाले आहेत. Jai Maharashtra News Wednesday, September 03 2025 08:41:37 AM ज्येष्ठ बलुचिस्तान नेते सरदार अत्ताउल्लाह मेंगल यांच्या चौथ्या पुण्यतिथीनिमित्त आयोजित कार्यक्रम संपल्यानंतर काही क्षणांतच हा स्फोट झाला. Jai Maharashtra News Wednesday, September 03 2025 08:15:49 AM भारतीय हवामान विभागाने (IMD) जम्मू-काश्मीर आणि उत्तराखंडमध्ये मुसळधार पावसाचा ऑरेंज अलर्ट जारी केला आहे. Rashmi Mane Wednesday, September 03 2025 07:52:18 AM सारा तेंडुलकरच्या एका तरुणासोबतच्या फोटोमुळे ती तिच्या या मित्रासह गोव्याला गेली असल्याच्या अफवा पसरल्या आहेत. हा मुलगा कोण आहे? त्याच्यासोबतचे साराचे अनेक फोटो सोशल मीडियावर व्हायरल झाले आहेत. Amrita Joshi Tuesday, September 02 2025 10:15:31 PM दिन घन्टा मिनेट पुणे नाशिक नागपूर संभाजीनगर कोल्हापुर जय महाराष्ट्र मुनाफा वितरण नगर्ने सञ्चार माध्यम हो । प्रबन्ध सञ्चालक: आमोद नाथ प्याकुरेल प्रबन्ध सञ्चालक: आमोद नाथ प्याकुरेल । प्रधान सम्पादक: अजय भद्र खनाल सूचना विभाग दर्ता नं. ३४३४-२०७८/७९ । हाँडीगाउँ, काठमाडौँ । फोन नं. +९७७ ०१ ५९१६७८८ सूचना विभाग दर्ता नं. ३४३४-२०७८/७९ । हाँडीगाउँ, काठमाडौँ । फोन नं. +९७७ ०१ ५९१६७८८ info@jaimaharashtranews.com</w:t>
       </w:r>
     </w:p>
     <w:p>
@@ -2426,16 +2738,16 @@
       </w:pPr>
       <w:r>
         <w:rPr/>
-        <w:t>Article 63</w:t>
-      </w:r>
-    </w:p>
-    <w:p>
-      <w:pPr>
-        <w:pStyle w:val="Normal"/>
-      </w:pPr>
-      <w:r>
-        <w:rPr/>
-        <w:t>Title: Radhakrishna Vikhe Patil Appointed Chairman of Maharashtra Maratha Committee</w:t>
+        <w:t>Article 71</w:t>
+      </w:r>
+    </w:p>
+    <w:p>
+      <w:pPr>
+        <w:pStyle w:val="Normal"/>
+      </w:pPr>
+      <w:r>
+        <w:rPr/>
+        <w:t>Title: शिंदेंच्या शिवसेनेचे आमदार चंद्रकांत पाटील यांना पोलिसांनी घेतले ताब्यात, मुक्ताईनगर बंद</w:t>
       </w:r>
     </w:p>
     <w:p>
@@ -2447,16 +2759,16 @@
         <w:t xml:space="preserve">URL: </w:t>
       </w:r>
       <w:r>
-        <w:t xml:space="preserve"> https://saralnama.in/other/5176/radhakrishna-vikhe-patil-appointed-chairman-of-maharashtra-maratha-committee/</w:t>
-      </w:r>
-    </w:p>
-    <w:p>
-      <w:pPr>
-        <w:pStyle w:val="Normal"/>
-      </w:pPr>
-      <w:r>
-        <w:rPr/>
-        <w:t>Content: The Maharashtra government has appointed Water Resources Minister Radhakrishna Vikhe Patil as chairman of the cabinet committee on Maratha community issues, replacing senior BJP leader Chandrakant Patil, who remains a member. The committee, expanded to 12 members, includes ministers from BJP, NCP, and Shiv Sena, such as sports minister Manikrao Kokate, who was recently divested of the agriculture portfolio. The panel is tasked with overseeing state initiatives for the Maratha community, including legal matters related to reservation from the OBC category, coordination with state counsels in court cases, and consultation with groups advocating for Maratha reservation. It also works with the Justice (retd) Sandeep Shinde committee on OBC certificates and monitors welfare schemes. Vikhe Patil, who joined BJP before the 2019 elections and has a Congress background, is expected to coordinate with senior leaders like Chandrakant Patil, Ashish Shelar, and Girish Mahajan. The committee’s role includes streamlining caste certificate issuance and reviewing implementation of welfare programs for the community, which largely consists of farmers. (Updated 23 Aug 2025, 04:51 IST; source: link) Site Navigation Neve | Powered by WordPress</w:t>
+        <w:t xml:space="preserve"> https://www.lokmat.com/jalgaon/shindes-shiv-sena-mla-chandrakant-patil-taken-into-custody-by-police-muktai-nagar-closed-a-a571/</w:t>
+      </w:r>
+    </w:p>
+    <w:p>
+      <w:pPr>
+        <w:pStyle w:val="Normal"/>
+      </w:pPr>
+      <w:r>
+        <w:rPr/>
+        <w:t>Content: हिंदी | English शनिवार २३ ऑगस्ट २०२५ FOLLOW US : शहरं व्हिडीओ सखी आणखी By ऑनलाइन लोकमत | Updated: July 22, 2025 15:41 IST2025-07-22T15:39:04+5:302025-07-22T15:41:46+5:30 मुक्ताईनगर (जि.जळगाव) : इंदूर - हैद्राबाद महामार्गात जाणाऱ्या जमिनीचा योग्य मोबदला मिळावा, या मागणीसाठी आंदोलन करणारे शिंदेंच्या शिवसेनेचे आमदार चंद्रकांत पाटील यांना पोलिसांनी ताब्यात घेतले. त्यांच्यासोबत आंदोलन करणारे शेतकरी व कार्यकर्त्यांनाही ताब्यात घेण्यात आले आहे. खामखेडा पुलानजीक मंगळवारी दुपारी १ वाजता ही घटना घडली. 'लोकमत'चं WhatsApp चॅनल फॉलो करा! आमदार पाटील यांना पोलिसांनी ताब्यात घेतल्याचे पडसाद मुक्ताईनगर शहरात उमटले असून, दुपारी दीड वाजता मुक्ताईनगर बंद पुकारण्यात आले. दुपारी दोन वाजेच्या सुमारास मुक्ताईनगर कडकडीत बंद झाले. आंदोलन रोखण्यासाठी राखीव दलाच्या चार तुकड्यांना येथे पाचरण करण्यात आले होते. अपर पोलीस अधीक्षक नखाते, उपविभागीय पोलीस अधिकारी कुष्णत पिंगळे यांनी प्रथम आंदोलकांशी संवाद साधला नंतर आंदोलकांना ताब्यात घेतले. आमदार पाटील यांना ताब्यात घेतले तेव्हा वातावरण तापले होते आमदारांसोबत जवळपास ६० कार्यकर्त्यांना पोलिसांनी ताब्यात घेतले आहे. FOLLOW US : Copyright © 2025 Lokmat Media Pvt Ltd</w:t>
       </w:r>
     </w:p>
     <w:p>
@@ -2465,16 +2777,16 @@
       </w:pPr>
       <w:r>
         <w:rPr/>
-        <w:t>Article 64</w:t>
-      </w:r>
-    </w:p>
-    <w:p>
-      <w:pPr>
-        <w:pStyle w:val="Normal"/>
-      </w:pPr>
-      <w:r>
-        <w:rPr/>
-        <w:t>Title: अमित शाहांना भेटण्यासाठी लोक माझ्याकडे यायचे, आता मात्र…चंद्रकांत पाटलांच्या विधानाची चर्चा!</w:t>
+        <w:t>Article 72</w:t>
+      </w:r>
+    </w:p>
+    <w:p>
+      <w:pPr>
+        <w:pStyle w:val="Normal"/>
+      </w:pPr>
+      <w:r>
+        <w:rPr/>
+        <w:t>Title: Pune News: राज्यात 5,500 अधिव्याख्याता, 2,900 कर्मचारी भरतीला मंजुरी; चंद्रकांत पाटील यांची माहिती</w:t>
       </w:r>
     </w:p>
     <w:p>
@@ -2486,16 +2798,16 @@
         <w:t xml:space="preserve">URL: </w:t>
       </w:r>
       <w:r>
-        <w:t xml:space="preserve"> https://www.tv9marathi.com/politics/chandrakant-patil-said-murlidhar-mohol-now-become-an-after-getting-central-ministerial-post-1444270.html</w:t>
-      </w:r>
-    </w:p>
-    <w:p>
-      <w:pPr>
-        <w:pStyle w:val="Normal"/>
-      </w:pPr>
-      <w:r>
-        <w:rPr/>
-        <w:t>Content: By signing in or creating an account, you agree with Associated Broadcasting Company's Terms &amp; Conditions and Privacy Policy. Chandrakant Patil : पुण्याचे खासदार मुरलीधर मोहोळ यांना अनेपक्षितरित्या केंद्रात राज्यमंत्रिपद मिळालं. मोहोळ यांना थेट केंद्रात राज्यमंत्रिपदाची जबाबदारी मिळेल याचा अंदाज तेव्हा कोणालाही आला नव्हता. दरम्यान, आता भाजपाचे नेते चंद्रकांत पाटील यांनी मोहळ यांना मिळालेल्या याच जबाबदारीवर भाष्य केलं. मुरलीधर आता मुरलीधर अण्णा झाले आहेत. आता मलाही अमित शाहा यांना भेटण्यासाठी मुरलीधर मोहोळ यांच्याशी बोलावं लागतं. अण्णा अनपेक्षितरित्या केंद्रात मंत्री झाले, असे चंद्रकांत पाटील म्हणाले. पुण्याचे खासदार आणि केंद्रीय राज्यमंत्री मुरलीधर मोहोळ यांच्या प्रथमवर्ष कार्यअहवालाचे प्रकाशन मुख्यमंत्री देवेंद्र फडणवीस यांच्या हस्ते करण्यात आले. यावेळी आयोजित करण्यात आलेल्या कार्यक्रमात भाजपाचे नवनिर्वाचित प्रदेशाध्यक्ष रवींद्र चव्हाण, मंत्री चंद्रकांत पाटील यांची प्रमुख उपस्थिती होती. या कार्यक्रमात ते बोलत होते. यावेळी बोलताना ते म्हणाले की, अण्णा अनपेक्षितरित्या केंद्रात मंत्री झाले. कारण केंद्रात मंत्री व्हायला थोडा वेळ लागतो. अमितभाईंना भेटण्यासाठी पुर्वी लोक माझ्याकडे पाहायचे. मात्र आता मलाही अमितभाईंना भेटण्यासाठी अण्णाला बोलावं लागतं, असं चंद्रकांत पाटील म्हणाले. तसेच मुरलीधर आता मुरलीधर अण्णा झाले आहेत. अण्णासाहेब होतील तेंव्हा त्यांना साहेब म्हणू, अशी टिप्पणीही त्यांनी केली. अण्णा केंद्रियमंत्री राज्यमंत्री आहेत. त्यांच्याकडे जबाबदाऱ्या मोठ्या आहेत. मात्र इथल्या लोकांशी नाळ तोडू नये, असा सल्लाही चंद्रकांत पाटील यांनी मुरलीधर मोहोळ यांना दिला. तर दुसरीकडे मला केंद्रात मंत्रिपद मिळेल याची कल्पनाच नव्हती. हे सगळं अनपेक्षितरित्या झालं, अशा भावना मुरलीधर मोहोळ यांनी व्यक्त केल्या. चंद्रकांतदादा म्हणाले मी मंत्री कसा झालो ते कळालं नाही. मलाही नाही कळालं मी कसा मंत्री झालो. झोपेतून उठल्यानंतर नड्डाजींचा फोन आला होता. पण तो त्यांचा फोन होता हेच मला समजलं नव्हतं. राज्यात सगळं घडवून आणणारे इथे (देवेंद्र फडणवीस) बसले आहेत. केंद्रात अमित भाईंसारखे कडक हेडमास्तर मिळाले आहेत. माझ्या पक्षनेतृत्वाने माझ्यावर विश्वास ठेवला, अशा भावना मुरलीधर मोहोळ यांनी व्यक्त केल्या. तसेच मुख्यमंत्र्‍यांना पुण्याबद्दल माझ्यापेक्षा चार गोष्टी जास्त माहिती असतात. मी काही सांगायला गेलं की ते माझ्यापुढे असतात. देशभरात प्रवास झाला तरीही जीथून मी निवडूण आलो त्यांना जास्त प्राधान्य असणार आहे. आज मला जे काही मिळालं आहे ते पुणेकरांमुळेच मिळालं आहे, अशी कृतज्ञताही मोहोळ यांनी व्यक्त केली. पुण्यात 24 तास खासदारांचे जनसंपर्क कार्यालय सुरू असणार आहे, असेही त्यांनी यावेळी सांगितले.</w:t>
+        <w:t xml:space="preserve"> https://pudhari.news/maharashtra/pune/maharashtra-approves-5500-professors-2900-staff-recruitment-sb97</w:t>
+      </w:r>
+    </w:p>
+    <w:p>
+      <w:pPr>
+        <w:pStyle w:val="Normal"/>
+      </w:pPr>
+      <w:r>
+        <w:rPr/>
+        <w:t>Content: पुणे: भारत 2047 पर्यंत विकसित राष्ट्र होण्यासाठी शिक्षणाच्या क्षेत्राला महत्त्वपूर्ण भूमिका पार पाडावी लागणार आहे. नवोन्मेष, संशोधन आणि विद्यार्थ्यांमध्ये जागतिक क्षमतेचा विकास हे आपले ध्येय असले पाहिजे. सध्याच्या परिस्थितीत अनेक प्रश्न असून ते सोडविण्यात येत आहे. याखेरीज, विकसित राष्ट्राचे व्हिजन पूर्ण करण्याबाबत कुठेही कमी पडू नये, यासाठी येणारी मनुष्यबळाची समस्या दूर केली जाणार आहे. त्याअंतर्गत, राज्यात 5,500 अधिव्याख्याता आणि 2,900 कर्मचारी भरतीला मंजुरी देण्यात आली आहे, अशी माहिती उच्च व तंत्र शिक्षणमंत्री चंद्रकांत पाटील यांनी दिली. (Latest Pune News) अखिल भारतीय राष्ट्रीय शैक्षणिक महासंघ, उच्च शिक्षा संवर्ग महाराष्ट्र प्रदेश आणि प्रोग्रेसिव्ह एज्युकेशन सोसायटी, पुणे यांच्या वतीने विकसित महाराष्ट्र 2047 - जाणीव - जागृती या विषयावरील कार्यशाळेचे आयोजन करण्यात आले. या वेळी ते बोलत होते. शिवाजीनगर येथील मॉडर्न इंजिनिअरिंग महाविद्यालय येथे आयोजित कार्यशाळेवेळी शैक्षणिक महासंघ राष्ट्रीय सचिव प्रदीप खेडकर, राज्य उच्च व तंत्र शिक्षण विभाग संचालक प्रा. डॉ. शैलेंद्र देवळाणकर, माजी कुलगुरू डॉ. नितीन करमाळकर, सोसायटीचे कार्याध्यक्ष प्रा. डॉ. गजानन एकबोटे यांसह राज्यभरातून प्राध्यापक उपस्थित होते. पाटील म्हणाले, व्हिजन 2047 चा पहिला टप्पा म्हणजे 2029 साल असेल. तोपर्यंत राज्यातील सर्व विद्यापीठांनी आपला दर्जा सुधारणे आवश्यक आहे. सावित्रीबाई फुले पुणे विद्यापीठाने जागतिक क्रमवारीत आपले स्थान उंचावले असून, येत्या पाच वर्षांत जगातील टॉप 500 विद्यापीठांच्या यादीत आपले स्थान मिळवलेच पाहिजे, अशी मी कुलगुरू यांच्यासह सर्व प्रमुखांकडे अपेक्षा व्यक्त केली आहे. हीच अपेक्षा मी राज्यभरातील विद्यापीठांमधून आलेल्या प्राध्यापकांकडे व्यक्त करतो. राज्यात सध्या सरकारकडे पैसेच नाहीत, अशी चर्चा केली जात आहे. तरीही आवश्यक कामासाठी सरकार पैसे कमी पडू देणार नाही, अशी ग्वाही पाटील यांनीया वेळी दिली. प्रा. डॉ. देवळाणकर म्हणाले की, भारताला जागतिक महासत्ता बनवण्यासाठी शिक्षण, आरोग्य, ऊर्जा, पर्यावरण व संरक्षण या क्षेत्रांमध्ये धोरणात्मक बदलांची आवश्यकता आहे. भारताचे सांस्कृतिक मूल्य ही आपली प्रेरणा असावी. पुढील काळात शिक्षकांची भूमिका सीमेवरील सैनिकांसारखी असेल. शिक्षण संस्थांनी मूल्याधिष्ठित आणि तंत्रज्ञानाभिमुख शिक्षण देण्याची गरज आहे. युवकांना उद्योजक बनवणे हेही शिक्षणाचे उद्दिष्ट असायला हवे, असे प्रा. डॉ. एकबोटे यांनी नमूद केले. या वेळी प्रा. डॉ. नितीन करमळकर यांनी शिक्षण क्षेत्राचे योगदान या विषयावर मार्गदर्शन केले. 'Pudhari' is excited to announce the relaunch of its Android and iOS apps. Stay updated with the latest news at your fingertips. Android and iOS Download now and stay updated, anytime, anywhere. Pudhari Publications Private Limited</w:t>
       </w:r>
     </w:p>
     <w:p>
@@ -2504,16 +2816,16 @@
       </w:pPr>
       <w:r>
         <w:rPr/>
-        <w:t>Article 65</w:t>
-      </w:r>
-    </w:p>
-    <w:p>
-      <w:pPr>
-        <w:pStyle w:val="Normal"/>
-      </w:pPr>
-      <w:r>
-        <w:rPr/>
-        <w:t>Title: Vishal Patil: मंत्री चंद्रकांत पाटील यांच्याकडून अपक्ष खासदार विशाल पाटील यांना ऑफर; खासदार म्हणाले, 'प्रवेशाची ऑफर येत असेल तर मी...'</w:t>
+        <w:t>Article 73</w:t>
+      </w:r>
+    </w:p>
+    <w:p>
+      <w:pPr>
+        <w:pStyle w:val="Normal"/>
+      </w:pPr>
+      <w:r>
+        <w:rPr/>
+        <w:t>Title: “राज्यात सरकार अस्थिर करण्याचा काहींचा प्रयत्न” – चंद्रकांत पाटील</w:t>
       </w:r>
     </w:p>
     <w:p>
@@ -2525,16 +2837,16 @@
         <w:t xml:space="preserve">URL: </w:t>
       </w:r>
       <w:r>
-        <w:t xml:space="preserve"> https://marathi.abplive.com/news/sangli/minister-chandrakant-patil-offers-to-join-bjp-to-independent-mp-vishal-patil-after-get-offer-vishal-patil-said-if-i-am-getting-an-offer-of-joining-party-i-think-i-am-doing-a-good-job-1349507</w:t>
-      </w:r>
-    </w:p>
-    <w:p>
-      <w:pPr>
-        <w:pStyle w:val="Normal"/>
-      </w:pPr>
-      <w:r>
-        <w:rPr/>
-        <w:t>Content: सांगली: राज्यात लोकसभा, विधानसभा निवडणुका होऊन देखील अद्याप नेत्यांचं पक्षातंर होताना दिसत आहे, काही दिवसांपुर्वी काँग्रेस नेते आणि पुण्यातील माजी आमदार रवींद्र धंगेकर यांनी काँग्रेस सोडून शिवसेना शिंदे गटात पक्षप्रवेश केला, त्यानंतर आता भाजपचे नेते आणि मंत्री चंद्रकांत पाटील यांनी काँग्रेसमधून बंडखोरी केलेले सांगलीचे अपक्ष खासदार विशाल पाटील यांना भाजप मध्ये येण्याची खुली ऑफर दिली आहे.जर खासदार विशाल पाटील भाजपसोबत आले तर केंद्रातील भाजपची खासदारांची संख्या ही वाढेल आणि सांगली जिल्ह्याच्याही विकासालाही गती मिळेल असंही चंद्रकांत पाटील यांनी म्हटलं आहे. राजकारणामध्ये वर्तमानावर चालायचं असतं, वर्तमानामध्ये खासदार विशाल पाटील यांच्या हाती अजून चार वर्ष दोन महिने बाकी आहेत, त्यामुळे त्यांच्या या शिल्लक राहिलेल्या कालावधीचा आम्ही विचार करतो, असंही चंद्रकांत पाटील यांनी म्हटलं आहे. राजकारणात नेहमी वर्तमानावर चालावं लागतं पुढे काय होईल माहित नाही, वर्तमान काळात त्यांच्या हाताशी अजूनही चार वर्ष दोन महिने आहेत. या कालावधीचा आम्ही विचार करतो. जर ते बरोबर आले तर आमची केंद्रातली संख्या देखील वाढते, त्याचबरोबर सांगली जिल्ह्यातील विकासाच्या कामाला त्यांना जे काय करायचं आहे. त्याला देखील सोपं जाईल, म्हणून आम्ही त्यांना जाहीर ऑफर पुन्हा एकदा देत आहोत, त्याचा त्यांनी विचार करावा, असंही पुढे चंद्रकांत पाटील यांनी म्हटलं आहे. दरम्यान, भाजपचे नेते चंद्रकांत पाटील यांच्या भाजपमध्ये येण्याच्या ऑफरवर खासदार विशाल पाटील यांनी देखील प्रतिक्रिया दिली आहे. भाजपचे नेते चंद्रकांत पाटील यांच्या भाजपमध्ये येण्याच्या ऑफरवर खासदार विशाल पाटील यांनी देखील प्रतिक्रिया दिली आहे. ते म्हणाले, मी ज्या पद्धतीने संसदेत प्रश्न मांडतोय, ही चंद्रकांत दादांना माझ्या कामाची पद्धत आवडली असेल. मला सतत भाजप प्रवेशाची ऑफर येत असेल तर मी चांगलं काम करतोय असे मी समजतो, पण भाजपप्रवेशाबाबत मी कोणताही विचार करत नाही. मी आता कायद्यानेच दुसऱ्या कोणत्याही पक्षात जाऊ शकत नाही. सर्व लोकप्रतिनिधीनी पक्ष गट तट बाजूला ठेवून सांगली जिल्ह्याच्या विकासासाठी विचार करतोय हे माझं धोरण आहे, अशी प्रतिक्रिया विशाल पाटील यांनी दिली आहे. पश्चिम महाराष्ट्रातील सांगलीची जागा लोकसभा निवडणुकीमध्ये विशाल पाटील यांनी अपक्ष लढून जिंकली आहे. या मतदार संघातून उद्धव ठाकरे गटाने चंद्रहार पाटील यांना तिकीट आधीच जाहीर केलं होतं. कॉंग्रेसचे विशाल पाटील या मतदार संघात लढायची तयारी करीत दोन वर्षांपासून करत होते. भाजपाच्या संजय काका पाटील यांचा पराभव करून ठाकरे गटाला धक्का देत विशाल पाटील यांनी निवडणूक जिंकली होती. विशाल प्रकाशबापू पाटील अपक्ष म्हणून 5 लाख 71 हजार 666 मतांनी विजयी झाले. त्यांचे प्रतिस्पर्धी भाजपाचे संजयकाका पाटील यांना 4,71 हजार 613 मते मिळाली होती. तर शिवसेना ठाकरे गटाचे उमेदवार चंद्रहार सुभाष पाटील तिसऱ्या क्रमांकावर फेकले गेले त्यांना 60, 860 मते मिळाली होती. We use cookies to improve your experience, analyze traffic, and personalize content. By clicking "Allow All Cookies", you agree to our use of cookies.</w:t>
+        <w:t xml:space="preserve"> https://www.loksatta.com/maharashtra/chandrakant-patil-urges-farmers-to-focus-on-compensation-not-protest-ocd-94-5309717/</w:t>
+      </w:r>
+    </w:p>
+    <w:p>
+      <w:pPr>
+        <w:pStyle w:val="Normal"/>
+      </w:pPr>
+      <w:r>
+        <w:rPr/>
+        <w:t>Content: सांगली : राज्यात सरकार अस्थिर करण्याचा प्रयत्न काही शक्ती करीत असल्याचा दावा राज्याचे उच्च व तंत्र शिक्षण तथा जिल्ह्याचे पालकमंत्री चंद्रकांत पाटील यांनी गुरुवारी माध्यमांशी बोलताना केला. जिल्हाधिकारी कार्यालयात स्वातंत्र्यदिनानिमित्त ध्वजारोहण समारंभ झाल्यानंतर मंत्री पाटील यांनी माध्यमांशी संवाद साधला. यावेळी त्यांना शक्तिपीठ महामार्ग रद्द करण्यात यावा या मागणीसाठी सुरू असलेल्या आंदोलनाबाबत विचारणा केली असता ते म्हणाले, सध्या राज्यात काही झालं की सरकार, राज्य अस्थिर करण्याचा प्रयत्न सुरू होतो. एक प्रकारे राज्यात अराजकता पसरवण्याचे काम काही लोक प्रयत्न करीत असल्याचे वाटते. त्यामुळे राज्यामध्ये सतत अराजकता निर्माण व्हावी यासाठी काही शक्ती काम करत आहेत की काय, अशी शंकास्पद स्थिती निर्माण होत आहे. शक्तिपीठ महामार्गाला जो विरोध होतोय तो वाढत चालला आहे, याबाबत विचारलेल्या प्रश्नावर मंत्री पाटील म्हणाले, राज्यात कोयना धरण झालं नसतं तर आज महाराष्ट्राची वीजनिर्मिती आणि शेतीला पाणी मिळालं नसतं. कोयना धरण निर्मितीसाठी काहींच्या जमिनी संपादित करण्यात आल्या. दुर्दैवाने गेली सहा-सात दशकांपासून विस्थापित झालेल्यांचे पुनर्वसन योग्य पध्दतीने झालेले नाही. त्यांना नुकसान भरपाई योग्य मिळालेली नाही. समृद्धी महामार्ग झाला नसता तर नागपूरहून मुंबईला आठ तासात शेतकऱ्यांचा शेतीमाल पोहोचला असता का? असा सवाल शक्तिपीठ महामार्गाला विरोध करणाऱ्यांसाठी उपस्थित केला. तसेच शक्तिपीठ महामार्ग विविध ठिकाणच्या तीर्थक्षेत्रांना जोडणारा महामार्ग आहे. हा महामार्ग होत असताना बाधित शेतकऱ्यांना भरपाई योग्य मिळाली पाहिजे. त्यांचं पुनर्वसन योग्य झालं पाहिजे. त्यामुळे शेतकऱ्यांनी शक्तिपीठला विरोध बंद करावा आणि आपल्याला भरपाई कशी चांगली भेटेल याबाबत विचार करावा, असे आवाहन शक्तिपीठ महामार्ग बाधित शेतकऱ्यांना त्यांनी केले. दरम्यान, बुधगाव येथे झालेल्या एका कार्यक्रमाच्या व्यासपीठावर मंत्री पाटील यांच्यासमवेत आजी-माजी खासदारांसह तीन पाटील एकत्र हास्यविनोदात दंग असल्याचे दिसून आले. लोकसभेला एकमेकांविरोधात मैदानात उतरलेले माजी खासदार संजय काका पाटील, खासदार विशाल पाटील आणि नुकतेच काँग्रेस सोडून भाजपवासी झालेले पृथ्वीराज पाटील एका कार्यक्रमात गप्पागोष्टीत रंगल्याचे दिसून आले. बुधगाव (ता. मिरज) येथील सुपुत्र लेप्टनंट कर्नल प्रकाश पाटील यांच्या स्मरणार्थ बुधगाव ग्रामपंचायतीच्यावतीने लोकवर्गणीतून स्वागत कमान उभारण्यात आली आहे. लेप्टनंट कर्नल पाटील यांना १९९८ आसाममध्ये बोडो अतिरेक्याविरुध्द सुरू असलेल्या कारवाईमध्ये वीरमरण प्राप्त झाले होते. त्यांच्या स्मरणार्थ उभारण्यात आलेल्या स्वागत कमानीचे लोकार्पण मंत्री पाटील यांच्या हस्ते करण्यात आले. यावेळी खासदार पाटील, माजी खासदार संजयकाका पाटील व पृथ्वीराज पाटील हे व्यासपीठावर एकत्र आले होते. यावेळी तिघांमध्ये गप्पागोष्टी होत असतानाच हास्यविनोद सुरू होता. याची चर्चा सांगलीच्या राजकीय वर्तुळात सुरू होती. बॉलीवूड दिग्दर्शक विवेक अग्निहोत्री यांनी मराठी जेवणाबद्दल केलेल्या वक्तव्यामुळे वाद निर्माण झाला होता. त्यांनी वरण-भात गरिबांचं जेवण म्हटल्याने टीका झाली. मात्र, त्यांनी स्पष्ट केलं की, हे वक्तव्य मजामस्करीत केलं होतं. पुढे त्यांनी मराठी जेवण आरोग्यदायी असल्याचं सांगितलं. सोशल मीडियावर त्यांच्या वक्तव्याचा विपर्यास झाल्याचंही त्यांनी नमूद केलं. विवेक लवकरच 'द बंगाल फाइल्स' चित्रपट घेऊन येणार आहेत.</w:t>
       </w:r>
     </w:p>
     <w:p>
@@ -2543,16 +2855,16 @@
       </w:pPr>
       <w:r>
         <w:rPr/>
-        <w:t>Article 66</w:t>
-      </w:r>
-    </w:p>
-    <w:p>
-      <w:pPr>
-        <w:pStyle w:val="Normal"/>
-      </w:pPr>
-      <w:r>
-        <w:rPr/>
-        <w:t>Title: सांगलीचे अपक्ष खासदार विशाल पाटील यांना चंद्रकांत पाटील यांच्याकडून खुली ऑफर</w:t>
+        <w:t>Article 74</w:t>
+      </w:r>
+    </w:p>
+    <w:p>
+      <w:pPr>
+        <w:pStyle w:val="Normal"/>
+      </w:pPr>
+      <w:r>
+        <w:rPr/>
+        <w:t>Title: मुलींच्या शिक्षणासाठी मोठी घोषणा:मंत्री चंद्रकांत पाटील 100 महाविद्यालयांना देणार अचानक भेटी, फी माफीची अंमलबजावणी तपासणार</w:t>
       </w:r>
     </w:p>
     <w:p>
@@ -2564,16 +2876,16 @@
         <w:t xml:space="preserve">URL: </w:t>
       </w:r>
       <w:r>
-        <w:t xml:space="preserve"> https://www.jaimaharashtranews.com/politics/chandrakant-patil-makes-an-open-offer-to-sangli-independent-mp-vishal-patil-to-join-bjp/34589</w:t>
-      </w:r>
-    </w:p>
-    <w:p>
-      <w:pPr>
-        <w:pStyle w:val="Normal"/>
-      </w:pPr>
-      <w:r>
-        <w:rPr/>
-        <w:t>Content: Tuesday, September 02, 2025 11:08:20 AM जर खासदार विशाल पाटील भाजपसोबत आले तर केंद्रातील भाजपची खासदारांची संख्या वाढेल आणि सांगली जिल्ह्याच्याही विकासालाही गती मिळेल, असं मत चंद्रकांत पाटील यांनी व्यक्त केलं आहे. Jai Maharashtra News Sunday, March 16 2025 03:23:01 PM Chandrakant Patil On MP Vishal Patil: सांगलीचे अपक्ष खासदार विशाल पाटील यांना भाजपचे नेते आणि मंत्री चंद्रकांत पाटील यांनी भाजपात प्रवेश करण्यासाठी खुली ऑफर दिली आहे. जर खासदार विशाल पाटील भाजपसोबत आले तर केंद्रातील भाजपची खासदारांची संख्या वाढेल आणि सांगली जिल्ह्याच्याही विकासालाही गती मिळेल, असं मत चंद्रकांत पाटील यांनी व्यक्त केलं आहे. यासंदर्भात बोलताना चंद्रकांत पाटील म्हणाले की, 'अपक्ष खासदार विशाल पाटील हे तरुण असून जिल्ह्यातील विकासासाठी त्यांनी भाजपासोबत यावे व विकास कामांना गती द्यावी. त्यांच्या अजून चार वर्ष दोन महिने असा मोठा कालावधी असून त्यांनी भाजप प्रवेश केल्यास मोठा फायदा होईल, असं मत चंद्रकांत पाटील यांनी आज सांगली येथे पत्रकार परिषदेत व्यक्त केले. हेही वाचा - राष्ट्रवादीकडून विधान परिषदेवर कोणाची वर्णी लागणार? चंद्रकांत पाटील यांच्या ऑफरला विशाल पाटील यांनी दिलं 'हे' उत्तर - दरम्यान, चंद्रकांत पाटील यांच्या भाजपा प्रवेश ऑफरला उत्तर देताना खासदार विशाल पाटील म्हणाले की, मंत्री चंद्रकांत पाटील वयाने जेष्ठ आहेत. त्यांना माझे काम आवडत असेल. तथापि त्यांनी माझ्याबद्दल केलेल्या वक्तव्याबद्दल मी आभार मानतो. परंतु मी अपक्ष खासदार असल्याने मला कुठल्याही पक्षात जाता येत नाही. गेल्या वर्षी पार पडलेल्या लोकसभा निवडणुकीत चुरशीच्या झालेल्या लढतीत सांगलीमध्ये अपक्ष खासदार म्हणून निवडून आलेले विशाल पाटील यांच्या नावाची चांगली चर्चा झाली होती. सांगलीमध्ये तिरंगी म्हणजेच मैत्रीपूर्ण लढत झाली होती. महाविकास आघाडी कडून लोकसभा निवडणुकी वेळी शिवसेनेने महाराष्ट्र केसरी चंद्रहार पाटील यांची अगोदरच घोषणा केली होती. हेही वाचा - भाजपच्या विधानपरिषदेच्या 3 उमेदवारांची नावं ठरली तथापि, काँग्रेस कडून विश्वजीत कदम यांच्या पाठिंब्याने विशाल पाटील यांना उमेदवारी द्यायची होती. परंतु शिवसेनेने माघार न घेतल्यामुळे विश्वजीत कदम यांनी विशाल पाटील यांना लोकसभेला अपक्ष उभे करून पूर्ण पाठिंबा दिला होता. विशाल पाटील हे वसंत दादा पाटील यांचे वारस असल्याने त्यांना या निवडणुकीत सांगलीकरांनी स्वीकारले. Sunday, March 16 2025 02:47:58 PM 5 सुलिव्हन यांच्या म्हणण्यानुसार, ट्रम्प यांनी त्यांच्या कुटुंबाच्या पाकिस्तानसोबतच्या व्यावसायिक हितसंबंधांना चालना देण्यासाठी भारताशी असलेले दशके जुने धोरणात्मक संबंध दुर्लक्षित केले. Jai Maharashtra News Tuesday, September 02 2025 10:16:48 AM Rashmi Mane Tuesday, September 02 2025 08:54:00 AM मराठा आंदोलन हाताबाहेर गेलं आहे. त्यामुळे मुंबई आज दुपारपर्यंत रिकामी करण्याचे आदेश मुंबई उच्च न्यायालयाने सरकारला दिले आहेत. Apeksha Bhandare Tuesday, September 02 2025 08:08:22 AM उत्तर आणि पश्चिम भारतात मुसळधार पावसाने थैमान घातले आहे. Rashmi Mane Tuesday, September 02 2025 07:48:37 AM वसई (पश्चिम) येथील दोन गृहनिर्माण सोसायट्यांमधील धोकादायकपणे जीर्ण इमारती पाडण्याचे निर्देश मुंबई उच्च न्यायालयाने दिले आहेत Rashmi Mane Tuesday, September 02 2025 07:30:22 AM दिन घन्टा मिनेट पुणे नाशिक नागपूर संभाजीनगर कोल्हापुर जय महाराष्ट्र मुनाफा वितरण नगर्ने सञ्चार माध्यम हो । प्रबन्ध सञ्चालक: आमोद नाथ प्याकुरेल प्रबन्ध सञ्चालक: आमोद नाथ प्याकुरेल । प्रधान सम्पादक: अजय भद्र खनाल सूचना विभाग दर्ता नं. ३४३४-२०७८/७९ । हाँडीगाउँ, काठमाडौँ । फोन नं. +९७७ ०१ ५९१६७८८ सूचना विभाग दर्ता नं. ३४३४-२०७८/७९ । हाँडीगाउँ, काठमाडौँ । फोन नं. +९७७ ०१ ५९१६७८८ info@jaimaharashtranews.com</w:t>
+        <w:t xml:space="preserve"> https://divyamarathi.bhaskar.com/local/maharashtra/pune/news/minister-chandrakant-patil-will-pay-surprise-visits-to-100-colleges-check-the-implementation-of-fee-waiver-134473291.html</w:t>
+      </w:r>
+    </w:p>
+    <w:p>
+      <w:pPr>
+        <w:pStyle w:val="Normal"/>
+      </w:pPr>
+      <w:r>
+        <w:rPr/>
+        <w:t>Content: राज्याचे उच्च व तंत्रशिक्षण मंत्री चंद्रकांत पाटील यांनी मुलींच्या शैक्षणिक हितासाठी महत्त्वपूर्ण पाऊल उचलले आहे. त्यांनी पुण्यातील गरवारे महाविद्यालयाला अचानक भेट देऊन मुलींच्या फी माफी योजनेच्या अंमलबजावणीचा आढावा घेतला. राज्य सरकारने व्यावसायिक आण पाटील यांनी महाविद्यालयातील विद्यार्थिनींशी थेट संवाद साधून त्यांच्या अडचणी जाणून घेतल्या. त्यांनी सर्व महाविद्यालयांना विद्यार्थी आणि प्रशासन यांची संयुक्त समिती स्थापन करण्याचे निर्देश दिले आहेत. विद्यार्थिनींनी ३१ मार्चपर्यंत नोडल अधिकाऱ्यांकडे फी माफीसाठी आवश्यक कागदपत्रे सादर करावीत, असे आवाहन त्यांनी केले. मंत्री पाटील यांनी मुंबईतील थडोमल शहानी महाविद्यालयानंतर पुण्यातील गरवारे महाविद्यालयाला भेट दिली असून, पुढील काळात राज्यभरातील १०० महाविद्यालयांना अचानक भेटी देऊन योजनेच्या अंमलबजावणीचा आढावा घेणार आहेत. 'कमवा आणि शिका' योजनेअंतर्गत शिक्षण घेणाऱ्या विद्यार्थ्यांच्या भत्त्यात वाढ करण्याच्या मागणीवरही सकारात्मक विचार करण्याचे आश्वासन त्यांनी दिले. या भेटीदरम्यान उच्च शिक्षण विभागाचे संचालक शैलेंद्र देवळाणकर आणि सहसंचालक प्रकाश बच्चाव उपस्थित होते. Copyright © 2024-25 DB Corp ltd., All Rights Reserved This website follows the DNPA Code of Ethics.</w:t>
       </w:r>
     </w:p>
     <w:p>
@@ -2582,16 +2894,16 @@
       </w:pPr>
       <w:r>
         <w:rPr/>
-        <w:t>Article 67</w:t>
-      </w:r>
-    </w:p>
-    <w:p>
-      <w:pPr>
-        <w:pStyle w:val="Normal"/>
-      </w:pPr>
-      <w:r>
-        <w:rPr/>
-        <w:t>Title: शिंदेंच्या शिवसेनेचे आमदार चंद्रकांत पाटील यांना पोलिसांनी घेतले ताब्यात, मुक्ताईनगर बंद</w:t>
+        <w:t>Article 75</w:t>
+      </w:r>
+    </w:p>
+    <w:p>
+      <w:pPr>
+        <w:pStyle w:val="Normal"/>
+      </w:pPr>
+      <w:r>
+        <w:rPr/>
+        <w:t>Title: चंद्रकांत पाटलांना हवंय देवेंद्र फडणवीसांचं पद? थेट म्हणाले, सर्व मंत्रिपदं भूषवली आता फक्त…</w:t>
       </w:r>
     </w:p>
     <w:p>
@@ -2603,16 +2915,16 @@
         <w:t xml:space="preserve">URL: </w:t>
       </w:r>
       <w:r>
-        <w:t xml:space="preserve"> https://www.lokmat.com/jalgaon/shindes-shiv-sena-mla-chandrakant-patil-taken-into-custody-by-police-muktai-nagar-closed-a-a571/</w:t>
-      </w:r>
-    </w:p>
-    <w:p>
-      <w:pPr>
-        <w:pStyle w:val="Normal"/>
-      </w:pPr>
-      <w:r>
-        <w:rPr/>
-        <w:t>Content: हिंदी | English शनिवार २३ ऑगस्ट २०२५ FOLLOW US : शहरं व्हिडीओ सखी आणखी By ऑनलाइन लोकमत | Updated: July 22, 2025 15:41 IST2025-07-22T15:39:04+5:302025-07-22T15:41:46+5:30 मुक्ताईनगर (जि.जळगाव) : इंदूर - हैद्राबाद महामार्गात जाणाऱ्या जमिनीचा योग्य मोबदला मिळावा, या मागणीसाठी आंदोलन करणारे शिंदेंच्या शिवसेनेचे आमदार चंद्रकांत पाटील यांना पोलिसांनी ताब्यात घेतले. त्यांच्यासोबत आंदोलन करणारे शेतकरी व कार्यकर्त्यांनाही ताब्यात घेण्यात आले आहे. खामखेडा पुलानजीक मंगळवारी दुपारी १ वाजता ही घटना घडली. 'लोकमत'चं WhatsApp चॅनल फॉलो करा! आमदार पाटील यांना पोलिसांनी ताब्यात घेतल्याचे पडसाद मुक्ताईनगर शहरात उमटले असून, दुपारी दीड वाजता मुक्ताईनगर बंद पुकारण्यात आले. दुपारी दोन वाजेच्या सुमारास मुक्ताईनगर कडकडीत बंद झाले. आंदोलन रोखण्यासाठी राखीव दलाच्या चार तुकड्यांना येथे पाचरण करण्यात आले होते. अपर पोलीस अधीक्षक नखाते, उपविभागीय पोलीस अधिकारी कुष्णत पिंगळे यांनी प्रथम आंदोलकांशी संवाद साधला नंतर आंदोलकांना ताब्यात घेतले. आमदार पाटील यांना ताब्यात घेतले तेव्हा वातावरण तापले होते आमदारांसोबत जवळपास ६० कार्यकर्त्यांना पोलिसांनी ताब्यात घेतले आहे. FOLLOW US : Copyright © 2025 Lokmat Media Pvt Ltd</w:t>
+        <w:t xml:space="preserve"> https://www.tv9marathi.com/politics/chandrakant-patil-said-i-am-senior-minister-only-home-minister-department-is-remain-1389806.html</w:t>
+      </w:r>
+    </w:p>
+    <w:p>
+      <w:pPr>
+        <w:pStyle w:val="Normal"/>
+      </w:pPr>
+      <w:r>
+        <w:rPr/>
+        <w:t>Content: By signing in or creating an account, you agree with Associated Broadcasting Company's Terms &amp; Conditions and Privacy Policy. Chandrakant Patil : भाजपाचे नेते तथा उच्च व तंत्रिशिक्षणमंत्री चंद्रकांत पाटील यांनी मंत्रिपदाबाबत मोठं विधान केलं आहे. महाराष्ट्रात माझं फक्त गृहखातंच राहिलं आहे. बाकी सगळी खाती माझी झाली, असं चंद्रकांत पाटलांनी म्हटलंय. चंद्रकांत पाटील तासगावमध्ये शिवेनारी कला, क्रीडा व सांस्कृतिक मंडळाने आयोजित केलेल्या एका कार्यक्रमात बोलत होते. या सांस्कृतिक मंडळातर्फे दुर्गामाता मंदीर उभारण्यात आले आहे. याच मंदिराच्या लोकार्पण सोहळ्यात चंद्रकांत पाटील बोलत होते. यावेळी बोलताना त्यांनी गृहमंत्रिपदावर भाष्य केलं. तसेच महिलांच्या आजाराच्यासंदर्भात एक मोफत रुग्णालय उभारलं जाईल, असे आश्वासन देखील यावेळी त्यांनी दिले. चंद्रकांत पाटील भाषण करत होते. भाषणादरम्यान त्यांनी महिलांच्या सर्व आजारांवर मोफत उपचार करणारे एक रुग्णालय उभारले जाईल, असे चंद्रकांत पाटलांनी सांगितले. तसेच जिजामातांच्या नावाने महिलांच्या आजारासंबंधीचे एक क्लिनिक उभारले जाईल. यात रक्ततपासणी मोफत, इंजेक्शन मोफत, औषधं, प्रसूती, शस्त्रक्रिया असं सगळं मोफत केलं जाईल, असेही चंद्रकांत पटालांनी सांगितलं. तसेच पुढे बोलताना ही काही सरकारी योजना नाही. सरकारी योजना वेगळ्या आहेत. मी मंत्री आहे. एक वरिष्ठ मंत्री आहे. महाराष्ट्रात फक्त गृहखातं राहिलं, बाकी सर्व खाती झाली, असे भाष्य चंद्रकांत पाटील यांनी केले. मी मंत्री आहे, तरीही माझी अशी धारणा आहे की, आयजीच्या जीवावर बायजी उधार असं कशाला हवं. सरकारच्या योजना मी कशाला चालवायच्या. सरकार त्या योजना चालवेल. पण मग मी काय करणार? मी माझ्या खिशात हात घालणार की नाही? हा महत्त्वाचा मुद्दा आहे. त्यामुळेच सध्या एकच योजना सांगितली. महिलांनी एकत्र येऊन नव्या-नव्या गोष्टी समोर आणाव्यात, असे आवाहनही चंद्रकांत पाटलांनी केली. “महिलांना उपयोगी पडणारे उपक्रम मंडळाने करावेत. व्यसनी तरुणाला तुमच्या मंडळाचे सदस्य ठेवू नका. तंबाखू खाणाऱ्यालाही घेऊ नका. काही देशातील तरूण पिढी उद्ध्वस्त झाली. त्या देशांची लोकसंख्या कमी होतेय. तो देश चालवायला भारतीय तरुणं लागतात. जर्मनीने महाराष्ट्राला चार लाख पोरं मागितली आहेत. आपण 10 हजार तरुण पाठवले आहेत. बाकीची पाठवली आहेत. आगामी काळात आपली तरुणाई जपली नाही, तर अशीच स्थिती होईल,” अशी भीती चंद्रकांत पाटलांनी व्यक्त केली. दरम्यान, चंद्रकांत पाटील यांच्या या विधानाची आता राजकीय वर्तुळात चर्चा रंगली आहे. चंद्रकांत पाटलांनी गृहमंत्री पदाबाबत असणारी अपेक्षा आपोआप बोलून दाखवल्याची चर्चा सुरू झाली आहे.</w:t>
       </w:r>
     </w:p>
     <w:p>
@@ -2621,16 +2933,16 @@
       </w:pPr>
       <w:r>
         <w:rPr/>
-        <w:t>Article 68</w:t>
-      </w:r>
-    </w:p>
-    <w:p>
-      <w:pPr>
-        <w:pStyle w:val="Normal"/>
-      </w:pPr>
-      <w:r>
-        <w:rPr/>
-        <w:t>Title: Pune News: राज्यात 5,500 अधिव्याख्याता, 2,900 कर्मचारी भरतीला मंजुरी; चंद्रकांत पाटील यांची माहिती</w:t>
+        <w:t>Article 76</w:t>
+      </w:r>
+    </w:p>
+    <w:p>
+      <w:pPr>
+        <w:pStyle w:val="Normal"/>
+      </w:pPr>
+      <w:r>
+        <w:rPr/>
+        <w:t>Title: Chandrakant patil: एकनाथ शिंदेकडे 75 नगरसेवक गेलेत, आता मुंबई महापालिकेसाठी राज ठाकरे राजकीय सोय; मंत्री चंद्रकांत पाटील यांची उद्धव ठाकरेंवर टीका</w:t>
       </w:r>
     </w:p>
     <w:p>
@@ -2642,16 +2954,16 @@
         <w:t xml:space="preserve">URL: </w:t>
       </w:r>
       <w:r>
-        <w:t xml:space="preserve"> https://pudhari.news/maharashtra/pune/maharashtra-approves-5500-professors-2900-staff-recruitment-sb97</w:t>
-      </w:r>
-    </w:p>
-    <w:p>
-      <w:pPr>
-        <w:pStyle w:val="Normal"/>
-      </w:pPr>
-      <w:r>
-        <w:rPr/>
-        <w:t>Content: पुणे: भारत 2047 पर्यंत विकसित राष्ट्र होण्यासाठी शिक्षणाच्या क्षेत्राला महत्त्वपूर्ण भूमिका पार पाडावी लागणार आहे. नवोन्मेष, संशोधन आणि विद्यार्थ्यांमध्ये जागतिक क्षमतेचा विकास हे आपले ध्येय असले पाहिजे. सध्याच्या परिस्थितीत अनेक प्रश्न असून ते सोडविण्यात येत आहे. याखेरीज, विकसित राष्ट्राचे व्हिजन पूर्ण करण्याबाबत कुठेही कमी पडू नये, यासाठी येणारी मनुष्यबळाची समस्या दूर केली जाणार आहे. त्याअंतर्गत, राज्यात 5,500 अधिव्याख्याता आणि 2,900 कर्मचारी भरतीला मंजुरी देण्यात आली आहे, अशी माहिती उच्च व तंत्र शिक्षणमंत्री चंद्रकांत पाटील यांनी दिली. (Latest Pune News) अखिल भारतीय राष्ट्रीय शैक्षणिक महासंघ, उच्च शिक्षा संवर्ग महाराष्ट्र प्रदेश आणि प्रोग्रेसिव्ह एज्युकेशन सोसायटी, पुणे यांच्या वतीने विकसित महाराष्ट्र 2047 - जाणीव - जागृती या विषयावरील कार्यशाळेचे आयोजन करण्यात आले. या वेळी ते बोलत होते. शिवाजीनगर येथील मॉडर्न इंजिनिअरिंग महाविद्यालय येथे आयोजित कार्यशाळेवेळी शैक्षणिक महासंघ राष्ट्रीय सचिव प्रदीप खेडकर, राज्य उच्च व तंत्र शिक्षण विभाग संचालक प्रा. डॉ. शैलेंद्र देवळाणकर, माजी कुलगुरू डॉ. नितीन करमाळकर, सोसायटीचे कार्याध्यक्ष प्रा. डॉ. गजानन एकबोटे यांसह राज्यभरातून प्राध्यापक उपस्थित होते. पाटील म्हणाले, व्हिजन 2047 चा पहिला टप्पा म्हणजे 2029 साल असेल. तोपर्यंत राज्यातील सर्व विद्यापीठांनी आपला दर्जा सुधारणे आवश्यक आहे. सावित्रीबाई फुले पुणे विद्यापीठाने जागतिक क्रमवारीत आपले स्थान उंचावले असून, येत्या पाच वर्षांत जगातील टॉप 500 विद्यापीठांच्या यादीत आपले स्थान मिळवलेच पाहिजे, अशी मी कुलगुरू यांच्यासह सर्व प्रमुखांकडे अपेक्षा व्यक्त केली आहे. हीच अपेक्षा मी राज्यभरातील विद्यापीठांमधून आलेल्या प्राध्यापकांकडे व्यक्त करतो. राज्यात सध्या सरकारकडे पैसेच नाहीत, अशी चर्चा केली जात आहे. तरीही आवश्यक कामासाठी सरकार पैसे कमी पडू देणार नाही, अशी ग्वाही पाटील यांनीया वेळी दिली. प्रा. डॉ. देवळाणकर म्हणाले की, भारताला जागतिक महासत्ता बनवण्यासाठी शिक्षण, आरोग्य, ऊर्जा, पर्यावरण व संरक्षण या क्षेत्रांमध्ये धोरणात्मक बदलांची आवश्यकता आहे. भारताचे सांस्कृतिक मूल्य ही आपली प्रेरणा असावी. पुढील काळात शिक्षकांची भूमिका सीमेवरील सैनिकांसारखी असेल. शिक्षण संस्थांनी मूल्याधिष्ठित आणि तंत्रज्ञानाभिमुख शिक्षण देण्याची गरज आहे. युवकांना उद्योजक बनवणे हेही शिक्षणाचे उद्दिष्ट असायला हवे, असे प्रा. डॉ. एकबोटे यांनी नमूद केले. या वेळी प्रा. डॉ. नितीन करमळकर यांनी शिक्षण क्षेत्राचे योगदान या विषयावर मार्गदर्शन केले. 'Pudhari' is excited to announce the relaunch of its Android and iOS apps. Stay updated with the latest news at your fingertips. Android and iOS Download now and stay updated, anytime, anywhere. Pudhari Publications Private Limited</w:t>
+        <w:t xml:space="preserve"> https://marathi.abplive.com/news/chandrakant-patil-criticizes-on-uddhav-thackeray-said-raj-thackeray-is-political-convenience-for-mumbai-municipal-corporation-maharashtra-politics-marathi-news-1368293</w:t>
+      </w:r>
+    </w:p>
+    <w:p>
+      <w:pPr>
+        <w:pStyle w:val="Normal"/>
+      </w:pPr>
+      <w:r>
+        <w:rPr/>
+        <w:t>Content: Chandrakant Patil On Uddhav Thackeray : दोन्ही ठाकरे बंधू एकत्र आले याचा आम्हाला आनंद आहे. हिंदुत्ववादी माणूस भावनिक आहे. मात्र ते राजकीय फायद्यासाठी एकत्र आले का कुटुंब म्हणून एकत्र आले, हे पहावं लागेल. तसेच इतके दिवस उद्धव ठाकरे (Uddhav Thackeray) यांना राज ठाकरे (Raj Thackeray) यांना घ्यावं वाटलं नाही. मात्र मुंबई महापालिका निवडणुकीत 75 नगरसेवक एकनाथ शिंदेकडे गेलेत. त्यामुळे आता राजकीय सोय म्हणून उद्धव ठाकरे यांनी राज ठाकरे यांना जवळ घेतलं आहे. शिवाय राहिलेली मुंबई महापालिका ठेवण्यासाठीचे त्यांचे प्रयत्न सुरू आहेत. अशी टीका उच्च व तंत्रशिक्षण मंत्री चंद्रकांत पाटील (Chandrakant patil) यांनी केली आहे. ठाकरे बंधूंचा मेळावा (Raj Thackeray Uddhav Thackeray Victory Rally ) काल (5 जुलै 2025) मुंबईतील एनएससीआय डोममध्ये साजरा करण्यात आला. विजयी मेळाव्याच्या निमित्ताने तब्बल 19 वर्षांनंतर एका व्यासपीठावर एकत्र दिसले. राज ठाकरे आणि उद्धव ठाकरे एकत्र आल्यानंतर संपूर्ण महाराष्ट्र भावूक झाल्याचं पाहायला मिळाले. तसेच या विजयी मेळाव्यावरुन उद्धव ठाकरे यांनी मुख्यमंत्री देवेंद्र फडणवीस आणि उपमुख्यमत्री एकनाथ शिंदे यांच्यावर घणाघात केला. त्यानंतर आता भाजपकडून ही या टीकेला प्रत्यूत्तर दिलं आहे. मुंबई महाराष्ट्रापासून तोडण्याची ताकद कोणात नाही, मुख्यमंत्री देवेंद्र फडणवीस यांनी आधीच हा मुद्दा सांगितला होता. मुंबई कशाला कोण तोडतंय, आम्ही का मेलो आहोत का? असा प्रतीप्रश्न ही मंत्री चंद्रकांत पाटील (Chandrakant patil) यांनी केली आहे. मुख्यमंत्री असताना उद्धव ठाकरे यांना राज ठाकरे आठवले नाहीत राज ठाकरेचा मुलगा विधानसभेत थांबला तेव्हा आठवले नाहीत. आता राजकीय सोय म्हणून त्यांनी राज ठाकरे यांना जवळ घेतलं आहे. मात्र ते किती दिवस एकत्र राहतील निवडणुकीपर्यंत राहतील का निवडणुकीच्या आधीच ते वेगळे होतील हे सांगता येत नाही. असेही ते म्हणाले. (Raj Thackeray Uddhav Thackeray Victory Rally ) इतर महत्वाच्या बातम्या We use cookies to improve your experience, analyze traffic, and personalize content. By clicking "Allow All Cookies", you agree to our use of cookies.</w:t>
       </w:r>
     </w:p>
     <w:p>
@@ -2660,16 +2972,16 @@
       </w:pPr>
       <w:r>
         <w:rPr/>
-        <w:t>Article 69</w:t>
-      </w:r>
-    </w:p>
-    <w:p>
-      <w:pPr>
-        <w:pStyle w:val="Normal"/>
-      </w:pPr>
-      <w:r>
-        <w:rPr/>
-        <w:t>Title: “राज्यात सरकार अस्थिर करण्याचा काहींचा प्रयत्न” – चंद्रकांत पाटील</w:t>
+        <w:t>Article 77</w:t>
+      </w:r>
+    </w:p>
+    <w:p>
+      <w:pPr>
+        <w:pStyle w:val="Normal"/>
+      </w:pPr>
+      <w:r>
+        <w:rPr/>
+        <w:t>Title: विशाल पाटील कसे विजयी झाले हे जाहीरपणे सांगू शकत नाही : चंद्रकांत पाटील</w:t>
       </w:r>
     </w:p>
     <w:p>
@@ -2681,16 +2993,16 @@
         <w:t xml:space="preserve">URL: </w:t>
       </w:r>
       <w:r>
-        <w:t xml:space="preserve"> https://www.loksatta.com/maharashtra/chandrakant-patil-urges-farmers-to-focus-on-compensation-not-protest-ocd-94-5309717/</w:t>
-      </w:r>
-    </w:p>
-    <w:p>
-      <w:pPr>
-        <w:pStyle w:val="Normal"/>
-      </w:pPr>
-      <w:r>
-        <w:rPr/>
-        <w:t>Content: सांगली : राज्यात सरकार अस्थिर करण्याचा प्रयत्न काही शक्ती करीत असल्याचा दावा राज्याचे उच्च व तंत्र शिक्षण तथा जिल्ह्याचे पालकमंत्री चंद्रकांत पाटील यांनी गुरुवारी माध्यमांशी बोलताना केला. जिल्हाधिकारी कार्यालयात स्वातंत्र्यदिनानिमित्त ध्वजारोहण समारंभ झाल्यानंतर मंत्री पाटील यांनी माध्यमांशी संवाद साधला. यावेळी त्यांना शक्तिपीठ महामार्ग रद्द करण्यात यावा या मागणीसाठी सुरू असलेल्या आंदोलनाबाबत विचारणा केली असता ते म्हणाले, सध्या राज्यात काही झालं की सरकार, राज्य अस्थिर करण्याचा प्रयत्न सुरू होतो. एक प्रकारे राज्यात अराजकता पसरवण्याचे काम काही लोक प्रयत्न करीत असल्याचे वाटते. त्यामुळे राज्यामध्ये सतत अराजकता निर्माण व्हावी यासाठी काही शक्ती काम करत आहेत की काय, अशी शंकास्पद स्थिती निर्माण होत आहे. शक्तिपीठ महामार्गाला जो विरोध होतोय तो वाढत चालला आहे, याबाबत विचारलेल्या प्रश्नावर मंत्री पाटील म्हणाले, राज्यात कोयना धरण झालं नसतं तर आज महाराष्ट्राची वीजनिर्मिती आणि शेतीला पाणी मिळालं नसतं. कोयना धरण निर्मितीसाठी काहींच्या जमिनी संपादित करण्यात आल्या. दुर्दैवाने गेली सहा-सात दशकांपासून विस्थापित झालेल्यांचे पुनर्वसन योग्य पध्दतीने झालेले नाही. त्यांना नुकसान भरपाई योग्य मिळालेली नाही. समृद्धी महामार्ग झाला नसता तर नागपूरहून मुंबईला आठ तासात शेतकऱ्यांचा शेतीमाल पोहोचला असता का? असा सवाल शक्तिपीठ महामार्गाला विरोध करणाऱ्यांसाठी उपस्थित केला. तसेच शक्तिपीठ महामार्ग विविध ठिकाणच्या तीर्थक्षेत्रांना जोडणारा महामार्ग आहे. हा महामार्ग होत असताना बाधित शेतकऱ्यांना भरपाई योग्य मिळाली पाहिजे. त्यांचं पुनर्वसन योग्य झालं पाहिजे. त्यामुळे शेतकऱ्यांनी शक्तिपीठला विरोध बंद करावा आणि आपल्याला भरपाई कशी चांगली भेटेल याबाबत विचार करावा, असे आवाहन शक्तिपीठ महामार्ग बाधित शेतकऱ्यांना त्यांनी केले. दरम्यान, बुधगाव येथे झालेल्या एका कार्यक्रमाच्या व्यासपीठावर मंत्री पाटील यांच्यासमवेत आजी-माजी खासदारांसह तीन पाटील एकत्र हास्यविनोदात दंग असल्याचे दिसून आले. लोकसभेला एकमेकांविरोधात मैदानात उतरलेले माजी खासदार संजय काका पाटील, खासदार विशाल पाटील आणि नुकतेच काँग्रेस सोडून भाजपवासी झालेले पृथ्वीराज पाटील एका कार्यक्रमात गप्पागोष्टीत रंगल्याचे दिसून आले. बुधगाव (ता. मिरज) येथील सुपुत्र लेप्टनंट कर्नल प्रकाश पाटील यांच्या स्मरणार्थ बुधगाव ग्रामपंचायतीच्यावतीने लोकवर्गणीतून स्वागत कमान उभारण्यात आली आहे. लेप्टनंट कर्नल पाटील यांना १९९८ आसाममध्ये बोडो अतिरेक्याविरुध्द सुरू असलेल्या कारवाईमध्ये वीरमरण प्राप्त झाले होते. त्यांच्या स्मरणार्थ उभारण्यात आलेल्या स्वागत कमानीचे लोकार्पण मंत्री पाटील यांच्या हस्ते करण्यात आले. यावेळी खासदार पाटील, माजी खासदार संजयकाका पाटील व पृथ्वीराज पाटील हे व्यासपीठावर एकत्र आले होते. यावेळी तिघांमध्ये गप्पागोष्टी होत असतानाच हास्यविनोद सुरू होता. याची चर्चा सांगलीच्या राजकीय वर्तुळात सुरू होती. बॉलीवूड दिग्दर्शक विवेक अग्निहोत्री यांनी मराठी जेवणाबद्दल केलेल्या वक्तव्यामुळे वाद निर्माण झाला होता. त्यांनी वरण-भात गरिबांचं जेवण म्हटल्याने टीका झाली. मात्र, त्यांनी स्पष्ट केलं की, हे वक्तव्य मजामस्करीत केलं होतं. पुढे त्यांनी मराठी जेवण आरोग्यदायी असल्याचं सांगितलं. सोशल मीडियावर त्यांच्या वक्तव्याचा विपर्यास झाल्याचंही त्यांनी नमूद केलं. विवेक लवकरच 'द बंगाल फाइल्स' चित्रपट घेऊन येणार आहेत.</w:t>
+        <w:t xml:space="preserve"> https://pudhari.news/maharashtra/sangali/chandrakant-patil-says-cannot-reveal-how-vishal-patil-won-dc95</w:t>
+      </w:r>
+    </w:p>
+    <w:p>
+      <w:pPr>
+        <w:pStyle w:val="Normal"/>
+      </w:pPr>
+      <w:r>
+        <w:rPr/>
+        <w:t>Content: सांगली : विशाल पाटील लोकसभा निवडणुकीत कसे विजयी झाले, हे मी जाहीरपणे सांगू शकत नाही. लोकसभेतील विजय ही विशाल पाटील यांच्यासाठी लॉटरी होती, असे वक्तव्य भाजप नेते पालकमंत्री चंद्रकांत पाटील यांनी शुक्रवारी येथे केले. भाजपने वसंतदादा पाटील यांचे घर फोडले, या त्यांच्या आरोपात तथ्य नाही, असेही त्यांनी स्पष्ट केले. ते म्हणाले, विशाल पाटील यांची ताकदच होती, तर मग लोकसभेच्या 2019 च्या निवडणुकीत ते का विजयी झाले नाहीत? प्रत्येकवेळी स्थिती बदलते. तशी यावेळी ती बदलली, त्यांच्या ‘फेव्हर’मध्ये गेली, ते विजयी झाले. अपक्ष खासदार झालो म्हणजे मी राजा झालो, अशी भावना त्यांच्यात तयार झाली आहे. ते सर्वच विषयात टिपणी करू लागलेत. ते म्हणाले, जयश्री पाटील या काही वयाने लहान नाहीत, की कोणी तरी चुकीचे मार्गदर्शन केले आणि त्यांनी निर्णय घेतला, असे काहीही झालेले नाही. त्यांनी खूप दिवस विचारमंथन केले. कार्यकर्त्यांच्या बैठका घेतल्या आणि भाजप प्रवेशाचा निर्णय घेतला. खासदार विशाल पाटील यांना वाटते की, जयश्री यांना काही कळत नाही. भाजपच्या प्रभावाखाली त्यांनी निर्णय घेतला. मात्र तसे काही झाले नाही. भाजपच्या प्रभावाखाली त्यांनी पक्षप्रवेश केलेला नाही. काँग्रेसनेच त्यांना पक्षातून काढले. बाकीच्या ठिकाणी निवडणुका झाल्या की, बंडखोर उमेदवाराला महिन्यात परत पक्षात घेतले जाते, पण जयश्री पाटील यांना काँग्रेसमध्ये परत घेण्याचे नाव घेईनात. विधानसभा निवडणुकीला काँग्रेसच्या उमेदवारीवर त्यांचाच दावा होता. पण पक्षाने तो डावलला. भोंग्याच्या आवाजाबाबत न्यायालयाने निर्णय दिलेले आहेत. शासनाने नियम केलेले आहेत. त्यांचे पालन होणे गरजेचे आहे. हिंदू व मुस्लिम यांच्यातील काही विषय हे बसून सामंजस्याने सोडविण्याचे आहेत. दरवेळी त्यात राजकारण आणणे योग्य नाही, असे उत्तर मंत्री पाटील यांनी एका प्रश्नावर दिले. केंद्र शासनाचा तीन भाषा शिकवण्याचा प्रस्ताव आहे. हिंदी या विषयाची सक्ती केलेली नाही. हिंदी सक्तीवरून केवळ भुई धोपटण्याचे काम चालले आहे. देशाच्या निम्म्याहून अधिक भागात हिंदी भाषा वापरली जाते. त्यामुळे हिंदी शिकणे चांगलेच आहे. मराठी भाषेवरून राजकारण करणार्‍यांची मुले कोणत्या शाळेत, कोणत्या माध्यमात शिकताहेत हे जाहीर करावे, असे आव्हानही मंत्री पाटील यांनी दिले. ठाकरे शिवसेनेला मुंबई महापालिका निवडणुकीतील पराभव समोर दिसत आहे. मुंबईतील शिवसेनेचे 75 नगरसेवक शिंदे शिवसेनेत गेले आहेत. ठाकरे सेनेला आता नव्याने उमेदवार शोधावे लागणार आहेत. त्यामुळे त्यांना आता राज ठाकरे यांची आठवण झाली आहे. उध्दव ठाकरे व राज ठाकरे हे दोघे एकत्र आल्यावर भाजपची व्यूहरचना ठरेल, असेही मंत्री पाटील यांनी सांगितले. विशाल पाटील यांना भाजप प्रवेशाची ऑफर व जयश्री पाटील यांचा भाजप प्रवेश, वसंतदादांचे घर फोडल्याचा खासदार विशाल पाटील यांचा आरोप यावरून पालकमंत्री चंद्रकांत पाटील यांनी पुन्हा एक गुगली टाकली. ते म्हणाले, ‘विशाल पाटील यांचा दावा आहे का, की ते भविष्यात भाजपमध्ये येणार नाहीत.’ 'Pudhari' is excited to announce the relaunch of its Android and iOS apps. Stay updated with the latest news at your fingertips. Android and iOS Download now and stay updated, anytime, anywhere. Pudhari Publications Private Limited</w:t>
       </w:r>
     </w:p>
     <w:p>
@@ -2699,16 +3011,16 @@
       </w:pPr>
       <w:r>
         <w:rPr/>
-        <w:t>Article 70</w:t>
-      </w:r>
-    </w:p>
-    <w:p>
-      <w:pPr>
-        <w:pStyle w:val="Normal"/>
-      </w:pPr>
-      <w:r>
-        <w:rPr/>
-        <w:t>Title: चंद्रकांत पाटलांना हवंय देवेंद्र फडणवीसांचं पद? थेट म्हणाले, सर्व मंत्रिपदं भूषवली आता फक्त…</w:t>
+        <w:t>Article 78</w:t>
+      </w:r>
+    </w:p>
+    <w:p>
+      <w:pPr>
+        <w:pStyle w:val="Normal"/>
+      </w:pPr>
+      <w:r>
+        <w:rPr/>
+        <w:t>Title: उच्च व तंत्रशिक्षण मंत्र्यांच्या घरातील कपाटांमध्ये…; स्वतः चंद्रकांत पाटील यांनी दिली माहिती</w:t>
       </w:r>
     </w:p>
     <w:p>
@@ -2720,16 +3032,16 @@
         <w:t xml:space="preserve">URL: </w:t>
       </w:r>
       <w:r>
-        <w:t xml:space="preserve"> https://www.tv9marathi.com/politics/chandrakant-patil-said-i-am-senior-minister-only-home-minister-department-is-remain-1389806.html</w:t>
-      </w:r>
-    </w:p>
-    <w:p>
-      <w:pPr>
-        <w:pStyle w:val="Normal"/>
-      </w:pPr>
-      <w:r>
-        <w:rPr/>
-        <w:t>Content: By signing in or creating an account, you agree with Associated Broadcasting Company's Terms &amp; Conditions and Privacy Policy. Chandrakant Patil : भाजपाचे नेते तथा उच्च व तंत्रिशिक्षणमंत्री चंद्रकांत पाटील यांनी मंत्रिपदाबाबत मोठं विधान केलं आहे. महाराष्ट्रात माझं फक्त गृहखातंच राहिलं आहे. बाकी सगळी खाती माझी झाली, असं चंद्रकांत पाटलांनी म्हटलंय. चंद्रकांत पाटील तासगावमध्ये शिवेनारी कला, क्रीडा व सांस्कृतिक मंडळाने आयोजित केलेल्या एका कार्यक्रमात बोलत होते. या सांस्कृतिक मंडळातर्फे दुर्गामाता मंदीर उभारण्यात आले आहे. याच मंदिराच्या लोकार्पण सोहळ्यात चंद्रकांत पाटील बोलत होते. यावेळी बोलताना त्यांनी गृहमंत्रिपदावर भाष्य केलं. तसेच महिलांच्या आजाराच्यासंदर्भात एक मोफत रुग्णालय उभारलं जाईल, असे आश्वासन देखील यावेळी त्यांनी दिले. चंद्रकांत पाटील भाषण करत होते. भाषणादरम्यान त्यांनी महिलांच्या सर्व आजारांवर मोफत उपचार करणारे एक रुग्णालय उभारले जाईल, असे चंद्रकांत पाटलांनी सांगितले. तसेच जिजामातांच्या नावाने महिलांच्या आजारासंबंधीचे एक क्लिनिक उभारले जाईल. यात रक्ततपासणी मोफत, इंजेक्शन मोफत, औषधं, प्रसूती, शस्त्रक्रिया असं सगळं मोफत केलं जाईल, असेही चंद्रकांत पटालांनी सांगितलं. तसेच पुढे बोलताना ही काही सरकारी योजना नाही. सरकारी योजना वेगळ्या आहेत. मी मंत्री आहे. एक वरिष्ठ मंत्री आहे. महाराष्ट्रात फक्त गृहखातं राहिलं, बाकी सर्व खाती झाली, असे भाष्य चंद्रकांत पाटील यांनी केले. मी मंत्री आहे, तरीही माझी अशी धारणा आहे की, आयजीच्या जीवावर बायजी उधार असं कशाला हवं. सरकारच्या योजना मी कशाला चालवायच्या. सरकार त्या योजना चालवेल. पण मग मी काय करणार? मी माझ्या खिशात हात घालणार की नाही? हा महत्त्वाचा मुद्दा आहे. त्यामुळेच सध्या एकच योजना सांगितली. महिलांनी एकत्र येऊन नव्या-नव्या गोष्टी समोर आणाव्यात, असे आवाहनही चंद्रकांत पाटलांनी केली. “महिलांना उपयोगी पडणारे उपक्रम मंडळाने करावेत. व्यसनी तरुणाला तुमच्या मंडळाचे सदस्य ठेवू नका. तंबाखू खाणाऱ्यालाही घेऊ नका. काही देशातील तरूण पिढी उद्ध्वस्त झाली. त्या देशांची लोकसंख्या कमी होतेय. तो देश चालवायला भारतीय तरुणं लागतात. जर्मनीने महाराष्ट्राला चार लाख पोरं मागितली आहेत. आपण 10 हजार तरुण पाठवले आहेत. बाकीची पाठवली आहेत. आगामी काळात आपली तरुणाई जपली नाही, तर अशीच स्थिती होईल,” अशी भीती चंद्रकांत पाटलांनी व्यक्त केली. दरम्यान, चंद्रकांत पाटील यांच्या या विधानाची आता राजकीय वर्तुळात चर्चा रंगली आहे. चंद्रकांत पाटलांनी गृहमंत्री पदाबाबत असणारी अपेक्षा आपोआप बोलून दाखवल्याची चर्चा सुरू झाली आहे.</w:t>
+        <w:t xml:space="preserve"> https://www.loksatta.com/pune/akshardhara-book-gallery-maruti-chitampally-literature-gallery-inaugurated-chandrakant-patil-pune-print-news-ssb-93-5260696/</w:t>
+      </w:r>
+    </w:p>
+    <w:p>
+      <w:pPr>
+        <w:pStyle w:val="Normal"/>
+      </w:pPr>
+      <w:r>
+        <w:rPr/>
+        <w:t>Content: पुणे : ‘सध्याच्या तरुणांमध्ये वाचनाची आवड नाही, असे म्हटले जाते. मात्र, असे नसून पुणे पुस्तक महोत्सवाच्या माध्यमातून वाचनाची आवड असल्याचा प्रत्यय आला आहे,’ असे उद्गार उच्च व तंत्र शिक्षणमंत्री चंद्रकांत पाटील यांनी रविवारी काढले. केंद्र सरकारच्या ‘राष्ट्रीय पुस्तक न्यास’मार्फत बाणेर-बालेवाडी येथे उभारण्यात येणारे स्वतंत्र पुस्तकाचे ‘विश्वदालन’ वाचकांसाठी, पुस्तक प्रकाशकांसाठी फायद्याचे ठरणार असल्याचे त्यांनी सांगितले. अक्षरधारा बुक गॅलरीमध्ये पक्षीतज्ज्ञ आणि वृक्ष अभ्यासक अरण्यऋषी मारुती चितमपल्ली लिखित साहित्य दालनाचे उद्घाटन रविवारी पाटील यांच्या हस्ते करण्यात आले. आमदार हेमंत रासने, ॲडव्हेंचर फाउंडेशनचे संस्थापक विवेक देशपांडे, अक्षरधाराचे संचालक रमेश राठिवडेकर यावेळी उपस्थित होते. पाटील म्हणाले, ‘दोन वर्षांपूर्वी फर्ग्युसन महाविद्यालयाच्या प्रांगणात ‘पुणे पुस्तक महोत्सव’ आयोजित करण्यात आला होता. त्यावेळी दहा दिवसांत पुस्तक विक्रीतून ११ कोटींची उलाढाल झाली. वाचकांचा चांगला प्रतिसाद मिळाल्याने गेल्या वर्षी असाच उपक्रम राबविला आणि यामध्ये सुमारे ४० कोटी रुपयांची पुस्तके विकली गेली. यामध्ये जवळपास चार लाख शालेय आणि महाविद्यालयीन तरुणांचा सहभाग होता. त्यामुळे तरुणांमध्ये वाचनाची आवड असल्याचे प्रकर्षाने जाणवते.’ वाचकांची आवड, मिळालेला प्रतिसाद, प्रकाशकांची धरपड पाहता राष्ट्रीय पुस्तक न्यासाच्या माध्यमातून बाणेर-बालेवाडी येथे पुस्तकांचे विश्वदालन उभारण्यात येत आहे. चार ते साडेचार कोटी रुपयांची इमारत बांधण्यात येत असून, लवकरच हे दालन सर्वांसाठी खुले होईल. विशेषत: नवोदित लेखकाला पुस्तक प्रकाशन हा अत्यंत खर्चिक अडथळा असतो. हा अडथळा दूर होणार असून, या ठिकाणी मोफत प्रकाशन करता येणार आहे, असे पाटील यांनी सांगितले. पाटील म्हणाले, ‘मी मूळचा कोल्हापूरचा असल्याने माझे तेथे स्वत:चे घर आहे. पुण्यातला मतदारसंघ असल्यामुळे येथेही घर आहे, तर मंत्री असल्यामुळे मुंबईतही घर आहे. तिन्ही घरात दोन कपाटे भरून पुस्तके आहेत. घरी कोणी स्नेही आले, तर पुस्तके वाचतात, घेऊन जातात. माझी स्वत:ची फिरती अभ्यासिका असून, आतापर्यंत सहा हजार वाचक जोडले गेले आहेत.’ Zodiac Signs Cheat in Relationship: ज्योतिषशास्त्रानुसार, बारा राशींपैकी काही राशी अशा असतात ज्या राशीच्या लोकांवर प्रेम करणं थोडं धोकादायक ठरू शकतं. कारण या राशीचे लोक फसवणूक करायला अजिबात मागेपुढे पाहत नाहीत. चला तर मग पाहूया या राशी कोणत्या आहेत...</w:t>
       </w:r>
     </w:p>
     <w:p>
@@ -2738,16 +3050,16 @@
       </w:pPr>
       <w:r>
         <w:rPr/>
-        <w:t>Article 71</w:t>
-      </w:r>
-    </w:p>
-    <w:p>
-      <w:pPr>
-        <w:pStyle w:val="Normal"/>
-      </w:pPr>
-      <w:r>
-        <w:rPr/>
-        <w:t>Title: Chandrakant patil: एकनाथ शिंदेकडे 75 नगरसेवक गेलेत, आता मुंबई महापालिकेसाठी राज ठाकरे राजकीय सोय; मंत्री चंद्रकांत पाटील यांची उद्धव ठाकरेंवर टीका</w:t>
+        <w:t>Article 79</w:t>
+      </w:r>
+    </w:p>
+    <w:p>
+      <w:pPr>
+        <w:pStyle w:val="Normal"/>
+      </w:pPr>
+      <w:r>
+        <w:rPr/>
+        <w:t>Title: आंदोलनाचा प्रत्येकाला अधिकार, मात्र मार्ग सनदशीर नसल्यास कारवाई; चंद्रकांत पाटील यांचा इशारा…</w:t>
       </w:r>
     </w:p>
     <w:p>
@@ -2759,16 +3071,16 @@
         <w:t xml:space="preserve">URL: </w:t>
       </w:r>
       <w:r>
-        <w:t xml:space="preserve"> https://marathi.abplive.com/news/chandrakant-patil-criticizes-on-uddhav-thackeray-said-raj-thackeray-is-political-convenience-for-mumbai-municipal-corporation-maharashtra-politics-marathi-news-1368293</w:t>
-      </w:r>
-    </w:p>
-    <w:p>
-      <w:pPr>
-        <w:pStyle w:val="Normal"/>
-      </w:pPr>
-      <w:r>
-        <w:rPr/>
-        <w:t>Content: Chandrakant Patil On Uddhav Thackeray : दोन्ही ठाकरे बंधू एकत्र आले याचा आम्हाला आनंद आहे. हिंदुत्ववादी माणूस भावनिक आहे. मात्र ते राजकीय फायद्यासाठी एकत्र आले का कुटुंब म्हणून एकत्र आले, हे पहावं लागेल. तसेच इतके दिवस उद्धव ठाकरे (Uddhav Thackeray) यांना राज ठाकरे (Raj Thackeray) यांना घ्यावं वाटलं नाही. मात्र मुंबई महापालिका निवडणुकीत 75 नगरसेवक एकनाथ शिंदेकडे गेलेत. त्यामुळे आता राजकीय सोय म्हणून उद्धव ठाकरे यांनी राज ठाकरे यांना जवळ घेतलं आहे. शिवाय राहिलेली मुंबई महापालिका ठेवण्यासाठीचे त्यांचे प्रयत्न सुरू आहेत. अशी टीका उच्च व तंत्रशिक्षण मंत्री चंद्रकांत पाटील (Chandrakant patil) यांनी केली आहे. ठाकरे बंधूंचा मेळावा (Raj Thackeray Uddhav Thackeray Victory Rally ) काल (5 जुलै 2025) मुंबईतील एनएससीआय डोममध्ये साजरा करण्यात आला. विजयी मेळाव्याच्या निमित्ताने तब्बल 19 वर्षांनंतर एका व्यासपीठावर एकत्र दिसले. राज ठाकरे आणि उद्धव ठाकरे एकत्र आल्यानंतर संपूर्ण महाराष्ट्र भावूक झाल्याचं पाहायला मिळाले. तसेच या विजयी मेळाव्यावरुन उद्धव ठाकरे यांनी मुख्यमंत्री देवेंद्र फडणवीस आणि उपमुख्यमत्री एकनाथ शिंदे यांच्यावर घणाघात केला. त्यानंतर आता भाजपकडून ही या टीकेला प्रत्यूत्तर दिलं आहे. मुंबई महाराष्ट्रापासून तोडण्याची ताकद कोणात नाही, मुख्यमंत्री देवेंद्र फडणवीस यांनी आधीच हा मुद्दा सांगितला होता. मुंबई कशाला कोण तोडतंय, आम्ही का मेलो आहोत का? असा प्रतीप्रश्न ही मंत्री चंद्रकांत पाटील (Chandrakant patil) यांनी केली आहे. मुख्यमंत्री असताना उद्धव ठाकरे यांना राज ठाकरे आठवले नाहीत राज ठाकरेचा मुलगा विधानसभेत थांबला तेव्हा आठवले नाहीत. आता राजकीय सोय म्हणून त्यांनी राज ठाकरे यांना जवळ घेतलं आहे. मात्र ते किती दिवस एकत्र राहतील निवडणुकीपर्यंत राहतील का निवडणुकीच्या आधीच ते वेगळे होतील हे सांगता येत नाही. असेही ते म्हणाले. (Raj Thackeray Uddhav Thackeray Victory Rally ) इतर महत्वाच्या बातम्या We use cookies to improve your experience, analyze traffic, and personalize content. By clicking "Allow All Cookies", you agree to our use of cookies.</w:t>
+        <w:t xml:space="preserve"> https://www.loksatta.com/maharashtra/minister-chandrakant-patil-warns-against-illegal-protests-ocd-94-5326788/</w:t>
+      </w:r>
+    </w:p>
+    <w:p>
+      <w:pPr>
+        <w:pStyle w:val="Normal"/>
+      </w:pPr>
+      <w:r>
+        <w:rPr/>
+        <w:t>Content: सांगली : लोकशाहीत प्रत्येकाला आंदोलन करण्याचा अधिकार आहे. मात्र, आंदोलन सनदशीर मार्गानेच झाले पाहिजे. सनदशीर मार्ग सोडून जर आंदोलन होत असेल तर कारवाई करायला सरकार आहेच, असे प्रतिपादन राज्याचे उच्च व तंत्र शिक्षण मंत्री चंद्रकांत पाटील यांनी केले. शनिवारी सांगलीत मनोज जरांगे यांच्या मराठा आरक्षणासाठी मुंबईत होत असलेल्या आंदोलनाबाबत विचारले असता ते बोलत होते. मंत्री पाटील सांगली जिल्हा दौऱ्यावर आले असता त्यांनी माध्यमांशी संवाद साधला. यावेळी मराठा आंदोलक जरांगे मराठा आरक्षणाच्या मागणीसाठी मुंबईत पुढील आठवड्यात आंदोलन करणार आहेत, याबाबत शासनाची भूमिका काय, असे विचारले असता ते म्हणाले, आतापर्यंत मराठा आरक्षण उपसमितीमधून खूप काही गोष्टी मराठा समाजाला मिळाल्या आहेत. जरांगेंनी केलेल्या मागणीतून खूप गोष्टी साध्य झालेल्या आहेत. त्यामुळे आता जरांगे यांनी कागद, पेन घेऊन मराठा आरक्षणबाबत सरकारसमोर चर्चेला बसायला हवे. मात्र, सरकारशी चर्चा न करता मुंबईला जाणार, उपोषण करणार असे म्हणत असतील तर लोकशाही मध्ये प्रत्येकाला सनदशीर पद्धतीने आंदोलन करण्याचा अधिकार आहे. पण सनदशीर मार्ग सोडून जर आंदोलन होत असेल तर सरकार कारवाई करायला बसलेच आहे. मराठा आरक्षण समितीचा बराच वेळ मी अध्यक्ष होतो. एकाच माणसाने किती वेळ काम करायचे? त्यामुळे नव्या व्यक्तीकडे हे काम आले. या समितीकडून आतापर्यंत अनेक गोष्टी साध्य झालेत, यासाठी आठवड्यातून एकदा मंत्रिमंडळाची बैठक देखील व्हायची. यातून सारथी आणि अण्णासाहेब आर्थिक विकास महामंडळ देखील उभारले. अनेक जातीच्या दाखल्यांचे विषय देखील समोर येत आहेत. सत्यअसत्यता तपासणीसाठी वेळ लागतो. त्याला कालावधी देण्यासाठी उपसमिती आवश्यक असते. जरांगे पाटील यांनी केलेल्या मागण्यांमध्ये अनेक गोष्टी साध्य झाल्या आहेत. कुणबी दाखले देण्यासाठी समिती नेमली. त्यानंतर कुणबी दाखले देण्यात आले. यातून लाखो लोकांना कुणबी दाखले मिळाले. परंतु, ज्यांची नोंदच नाही त्यांना कसे मिळणार? त्यामुळे दहा टक्के मराठा आरक्षण मिळाले. आर्थिक मागास आरक्षण हे सर्वांत चांगले आरक्षण होते. त्यामुळे आर्थिक मागासांमधील जागा रिकाम्या जात आहेत. त्यामुळे मनोज जरांगे पाटील यांनी कागद पेन घेऊन समोर बसले पाहिजे. मुंबई जाणार, आंदोलन करणार, लोकशाही आहे, प्रत्येकाला अधिकार आहे. लोकशाहीमध्ये सनदशीर मार्गाने आंदोलन करायला सर्वांना परवानगी आहे. सनदशीर मार्ग सोडला तर सरकार कारवाई करायला बसलेच आहे. Ganesh Chaturthi 2025 Date and Shubh Muhurat: गणेशोत्सव संपूर्ण देशात मोठ्या उत्साहात साजरा केला जातो. हिंदू पंचांगानुसार, प्रत्येक महिन्याच्या कृष्ण पक्ष आणि शुक्ल पक्षाच्या चतुर्थीला गणेश चतुर्थीचे व्रत केले जाते. पण, भाद्रपद महिन्याची शुक्ल पक्षातील चतुर्थी सर्वात खास मानली जाते, कारण या दिवसापासून पुढील दहा दिवस गणेशोत्सव साजरा होतो.</w:t>
       </w:r>
     </w:p>
     <w:p>
@@ -2777,16 +3089,16 @@
       </w:pPr>
       <w:r>
         <w:rPr/>
-        <w:t>Article 72</w:t>
-      </w:r>
-    </w:p>
-    <w:p>
-      <w:pPr>
-        <w:pStyle w:val="Normal"/>
-      </w:pPr>
-      <w:r>
-        <w:rPr/>
-        <w:t>Title: विशाल पाटील कसे विजयी झाले हे जाहीरपणे सांगू शकत नाही : चंद्रकांत पाटील</w:t>
+        <w:t>Article 80</w:t>
+      </w:r>
+    </w:p>
+    <w:p>
+      <w:pPr>
+        <w:pStyle w:val="Normal"/>
+      </w:pPr>
+      <w:r>
+        <w:rPr/>
+        <w:t>Title: निवडणुका महायुती म्हणूनच; महापौर भाजपचा – चंद्रकांत पाटील</w:t>
       </w:r>
     </w:p>
     <w:p>
@@ -2798,16 +3110,16 @@
         <w:t xml:space="preserve">URL: </w:t>
       </w:r>
       <w:r>
-        <w:t xml:space="preserve"> https://pudhari.news/maharashtra/sangali/chandrakant-patil-says-cannot-reveal-how-vishal-patil-won-dc95</w:t>
-      </w:r>
-    </w:p>
-    <w:p>
-      <w:pPr>
-        <w:pStyle w:val="Normal"/>
-      </w:pPr>
-      <w:r>
-        <w:rPr/>
-        <w:t>Content: सांगली : विशाल पाटील लोकसभा निवडणुकीत कसे विजयी झाले, हे मी जाहीरपणे सांगू शकत नाही. लोकसभेतील विजय ही विशाल पाटील यांच्यासाठी लॉटरी होती, असे वक्तव्य भाजप नेते पालकमंत्री चंद्रकांत पाटील यांनी शुक्रवारी येथे केले. भाजपने वसंतदादा पाटील यांचे घर फोडले, या त्यांच्या आरोपात तथ्य नाही, असेही त्यांनी स्पष्ट केले. ते म्हणाले, विशाल पाटील यांची ताकदच होती, तर मग लोकसभेच्या 2019 च्या निवडणुकीत ते का विजयी झाले नाहीत? प्रत्येकवेळी स्थिती बदलते. तशी यावेळी ती बदलली, त्यांच्या ‘फेव्हर’मध्ये गेली, ते विजयी झाले. अपक्ष खासदार झालो म्हणजे मी राजा झालो, अशी भावना त्यांच्यात तयार झाली आहे. ते सर्वच विषयात टिपणी करू लागलेत. ते म्हणाले, जयश्री पाटील या काही वयाने लहान नाहीत, की कोणी तरी चुकीचे मार्गदर्शन केले आणि त्यांनी निर्णय घेतला, असे काहीही झालेले नाही. त्यांनी खूप दिवस विचारमंथन केले. कार्यकर्त्यांच्या बैठका घेतल्या आणि भाजप प्रवेशाचा निर्णय घेतला. खासदार विशाल पाटील यांना वाटते की, जयश्री यांना काही कळत नाही. भाजपच्या प्रभावाखाली त्यांनी निर्णय घेतला. मात्र तसे काही झाले नाही. भाजपच्या प्रभावाखाली त्यांनी पक्षप्रवेश केलेला नाही. काँग्रेसनेच त्यांना पक्षातून काढले. बाकीच्या ठिकाणी निवडणुका झाल्या की, बंडखोर उमेदवाराला महिन्यात परत पक्षात घेतले जाते, पण जयश्री पाटील यांना काँग्रेसमध्ये परत घेण्याचे नाव घेईनात. विधानसभा निवडणुकीला काँग्रेसच्या उमेदवारीवर त्यांचाच दावा होता. पण पक्षाने तो डावलला. भोंग्याच्या आवाजाबाबत न्यायालयाने निर्णय दिलेले आहेत. शासनाने नियम केलेले आहेत. त्यांचे पालन होणे गरजेचे आहे. हिंदू व मुस्लिम यांच्यातील काही विषय हे बसून सामंजस्याने सोडविण्याचे आहेत. दरवेळी त्यात राजकारण आणणे योग्य नाही, असे उत्तर मंत्री पाटील यांनी एका प्रश्नावर दिले. केंद्र शासनाचा तीन भाषा शिकवण्याचा प्रस्ताव आहे. हिंदी या विषयाची सक्ती केलेली नाही. हिंदी सक्तीवरून केवळ भुई धोपटण्याचे काम चालले आहे. देशाच्या निम्म्याहून अधिक भागात हिंदी भाषा वापरली जाते. त्यामुळे हिंदी शिकणे चांगलेच आहे. मराठी भाषेवरून राजकारण करणार्‍यांची मुले कोणत्या शाळेत, कोणत्या माध्यमात शिकताहेत हे जाहीर करावे, असे आव्हानही मंत्री पाटील यांनी दिले. ठाकरे शिवसेनेला मुंबई महापालिका निवडणुकीतील पराभव समोर दिसत आहे. मुंबईतील शिवसेनेचे 75 नगरसेवक शिंदे शिवसेनेत गेले आहेत. ठाकरे सेनेला आता नव्याने उमेदवार शोधावे लागणार आहेत. त्यामुळे त्यांना आता राज ठाकरे यांची आठवण झाली आहे. उध्दव ठाकरे व राज ठाकरे हे दोघे एकत्र आल्यावर भाजपची व्यूहरचना ठरेल, असेही मंत्री पाटील यांनी सांगितले. विशाल पाटील यांना भाजप प्रवेशाची ऑफर व जयश्री पाटील यांचा भाजप प्रवेश, वसंतदादांचे घर फोडल्याचा खासदार विशाल पाटील यांचा आरोप यावरून पालकमंत्री चंद्रकांत पाटील यांनी पुन्हा एक गुगली टाकली. ते म्हणाले, ‘विशाल पाटील यांचा दावा आहे का, की ते भविष्यात भाजपमध्ये येणार नाहीत.’ 'Pudhari' is excited to announce the relaunch of its Android and iOS apps. Stay updated with the latest news at your fingertips. Android and iOS Download now and stay updated, anytime, anywhere. Pudhari Publications Private Limited</w:t>
+        <w:t xml:space="preserve"> https://www.loksatta.com/kolhapur/chandrakant-patil-outlines-mahayutis-new-election-formula-in-kolhapur-bjp-meet-vsd-99-5289375/</w:t>
+      </w:r>
+    </w:p>
+    <w:p>
+      <w:pPr>
+        <w:pStyle w:val="Normal"/>
+      </w:pPr>
+      <w:r>
+        <w:rPr/>
+        <w:t>Content: कोल्हापूर : राज्यात आणि केंद्रात महायुती म्हणून आपण काम करतो. महायुतीच्या माध्यमातूनच आगामी निवडणुका लढवल्या जातील. पण जिल्हा परिषद अध्यक्ष आणि महापौर भाजपचे केले जातील, अशा शब्दांत उच्च व तंत्र शिक्षणमंत्री चंद्रकांत पाटील यांनी असे महायुतीचे निवडणुकीचे नवे समीकरण येथे मांडले. कोल्हापूर जिल्हा भाजप कार्यालयात तीन जिल्ह्यांच्या वेगवेगळ्या बैठका मंत्री पाटील यांच्या प्रमुख उपस्थितीत पार पडल्या. जिल्हा परिषद गटनिहाय, नगरपालिकानिहाय आढावा घेण्यात आला. राज्य शासनाच्या महत्त्वाच्या योजना, गोरगरिबांच्या कल्याणार्थ शासन करत असलेले काम भाजपच्या कार्यकर्त्यांनी जनतेत घेऊन जावे. आगामी निवडणुकांसाठी समाजाच्या संपर्कात राहावे, अशा सूचना पाटील यांनी कार्यकर्त्यांना दिल्या. भाजपचे प्रदेश उपाध्यक्ष, माजी आमदार सुरेश हाळवणकर, आमदार अमल महाडिक, आमदार शिवाजी पाटील, आमदार राहुल आवाडे, माजी राज्यमंत्री भरमू पाटील, माजी मंत्री प्रकाश आवाडे, प्रदेश सचिव महेश जाधव, जिल्हाध्यक्ष विजय जाधव, नाथाजी पाटील, राजवर्धन नाईक निंबाळकर, राहुल चिकोडे, शौमिका महाडिक, पदाधिकारी, नगरसेवक, मंडल अध्यक्ष, मोर्चा अध्यक्ष उपस्थित होते. राष्ट्रीय स्वयंसेवक संघाला १०० वर्षे पूर्ण झाल्या निमित्त शताब्दी महोत्सवाच्या निमित्ताने ‘ संघ गंगा के तीन भगीरथ’ हे दोन अंकी नाटक कोल्हापूर मध्ये आयोजित करण्यात आले होते. या उद्घाटन सोहळ्याला महाराष्ट्र राज्याचे उच्च व तंत्र शिक्षण मंत्री चंद्रकांत पाटील उपस्थित होते. ते म्हणाले, शंभर वर्ष पूर्ण झाल्या निमित्त इथे उपस्थित असणाऱ्या सर्व स्वयंसेवकांनी कार्यकर्त्यांनी संघाचा विचार घराघरापर्यंत अजून ज्या ठिकाणी पोचलेला नाही त्या ठिकाणी पोचवणे ही विशेष जबाबदारी असणार आहे. तसेच संघ विचाराला दलीत, शोषित, पीडित समाजापर्यंत पोहोचवणे व या देशाला परम वैभव प्राप्त करून देणे हेच आपले कर्तव्य असणार आहे. या दोन अंकी नाटकाला कोल्हापुरातील जनतेने प्रचंड प्रतिसाद दिला. तसेच हे नाटक संपल्यानंतर अनेक संघ स्वयंसेवकांनी अतिशय उत्तमरित्या हे नाटक सादर केल्याबद्दल ह्या नाटकाचे संयोजन करणाऱ्या पेंडसे दांपत्याचे विशेष आभार मानले. आप्पासाहेब दड्डीकर , डॉक्टर सूर्यकिरण वाघ, प्रमोद ढोले, प्रफुल्ल जोशी, मुकुंद भावे , केदार जोशी , हेमंत आराध्य , संतोष दिवटे , सतीश अंबडेकर , विराट चिखलीकर , अमर साठे , गायत्री राऊत , रविकिरण गवळी इत्यादी का बॉलीवूडची 'धकधक गर्ल' माधुरी दीक्षितने तिच्या अभिनय, सौंदर्य आणि नृत्य कौशल्याने अनेकांना मोहित केलं आहे. 'दिल तो पागल है' या चित्रपटात तिच्याबरोबर काम करण्यासाठी अनेक अभिनेत्रींनी नकार दिला होता. करिश्मा कपूरने सांगितलं की, माधुरीच्या उत्कृष्ट नृत्यकौशल्यामुळे कोणीही तिच्याबरोबर नृत्य करायला तयार नव्हतं. अखेर करिश्माने हा चित्रपट स्वीकारला आणि तो आयकॉनिक ठरला.</w:t>
       </w:r>
     </w:p>
     <w:p>
@@ -2816,16 +3128,16 @@
       </w:pPr>
       <w:r>
         <w:rPr/>
-        <w:t>Article 73</w:t>
-      </w:r>
-    </w:p>
-    <w:p>
-      <w:pPr>
-        <w:pStyle w:val="Normal"/>
-      </w:pPr>
-      <w:r>
-        <w:rPr/>
-        <w:t>Title: उच्च व तंत्रशिक्षण मंत्र्यांच्या घरातील कपाटांमध्ये…; स्वतः चंद्रकांत पाटील यांनी दिली माहिती</w:t>
+        <w:t>Article 81</w:t>
+      </w:r>
+    </w:p>
+    <w:p>
+      <w:pPr>
+        <w:pStyle w:val="Normal"/>
+      </w:pPr>
+      <w:r>
+        <w:rPr/>
+        <w:t>Title: पत्रकारांच्या मुला-मुलींच्या करिअर अन् कुटुंबाच्या आरोग्यासाठी मोठं पाऊल; मंत्री चंद्रकांत पाटील यांच्या सूचनेनंतर प्रतिबिंब प्रतिष्ठानचा उपक्रम</w:t>
       </w:r>
     </w:p>
     <w:p>
@@ -2837,16 +3149,16 @@
         <w:t xml:space="preserve">URL: </w:t>
       </w:r>
       <w:r>
-        <w:t xml:space="preserve"> https://www.loksatta.com/pune/akshardhara-book-gallery-maruti-chitampally-literature-gallery-inaugurated-chandrakant-patil-pune-print-news-ssb-93-5260696/</w:t>
-      </w:r>
-    </w:p>
-    <w:p>
-      <w:pPr>
-        <w:pStyle w:val="Normal"/>
-      </w:pPr>
-      <w:r>
-        <w:rPr/>
-        <w:t>Content: पुणे : ‘सध्याच्या तरुणांमध्ये वाचनाची आवड नाही, असे म्हटले जाते. मात्र, असे नसून पुणे पुस्तक महोत्सवाच्या माध्यमातून वाचनाची आवड असल्याचा प्रत्यय आला आहे,’ असे उद्गार उच्च व तंत्र शिक्षणमंत्री चंद्रकांत पाटील यांनी रविवारी काढले. केंद्र सरकारच्या ‘राष्ट्रीय पुस्तक न्यास’मार्फत बाणेर-बालेवाडी येथे उभारण्यात येणारे स्वतंत्र पुस्तकाचे ‘विश्वदालन’ वाचकांसाठी, पुस्तक प्रकाशकांसाठी फायद्याचे ठरणार असल्याचे त्यांनी सांगितले. अक्षरधारा बुक गॅलरीमध्ये पक्षीतज्ज्ञ आणि वृक्ष अभ्यासक अरण्यऋषी मारुती चितमपल्ली लिखित साहित्य दालनाचे उद्घाटन रविवारी पाटील यांच्या हस्ते करण्यात आले. आमदार हेमंत रासने, ॲडव्हेंचर फाउंडेशनचे संस्थापक विवेक देशपांडे, अक्षरधाराचे संचालक रमेश राठिवडेकर यावेळी उपस्थित होते. पाटील म्हणाले, ‘दोन वर्षांपूर्वी फर्ग्युसन महाविद्यालयाच्या प्रांगणात ‘पुणे पुस्तक महोत्सव’ आयोजित करण्यात आला होता. त्यावेळी दहा दिवसांत पुस्तक विक्रीतून ११ कोटींची उलाढाल झाली. वाचकांचा चांगला प्रतिसाद मिळाल्याने गेल्या वर्षी असाच उपक्रम राबविला आणि यामध्ये सुमारे ४० कोटी रुपयांची पुस्तके विकली गेली. यामध्ये जवळपास चार लाख शालेय आणि महाविद्यालयीन तरुणांचा सहभाग होता. त्यामुळे तरुणांमध्ये वाचनाची आवड असल्याचे प्रकर्षाने जाणवते.’ वाचकांची आवड, मिळालेला प्रतिसाद, प्रकाशकांची धरपड पाहता राष्ट्रीय पुस्तक न्यासाच्या माध्यमातून बाणेर-बालेवाडी येथे पुस्तकांचे विश्वदालन उभारण्यात येत आहे. चार ते साडेचार कोटी रुपयांची इमारत बांधण्यात येत असून, लवकरच हे दालन सर्वांसाठी खुले होईल. विशेषत: नवोदित लेखकाला पुस्तक प्रकाशन हा अत्यंत खर्चिक अडथळा असतो. हा अडथळा दूर होणार असून, या ठिकाणी मोफत प्रकाशन करता येणार आहे, असे पाटील यांनी सांगितले. पाटील म्हणाले, ‘मी मूळचा कोल्हापूरचा असल्याने माझे तेथे स्वत:चे घर आहे. पुण्यातला मतदारसंघ असल्यामुळे येथेही घर आहे, तर मंत्री असल्यामुळे मुंबईतही घर आहे. तिन्ही घरात दोन कपाटे भरून पुस्तके आहेत. घरी कोणी स्नेही आले, तर पुस्तके वाचतात, घेऊन जातात. माझी स्वत:ची फिरती अभ्यासिका असून, आतापर्यंत सहा हजार वाचक जोडले गेले आहेत.’ Zodiac Signs Cheat in Relationship: ज्योतिषशास्त्रानुसार, बारा राशींपैकी काही राशी अशा असतात ज्या राशीच्या लोकांवर प्रेम करणं थोडं धोकादायक ठरू शकतं. कारण या राशीचे लोक फसवणूक करायला अजिबात मागेपुढे पाहत नाहीत. चला तर मग पाहूया या राशी कोणत्या आहेत...</w:t>
+        <w:t xml:space="preserve"> https://marathi.abplive.com/news/minister-chandrakant-patil-suggestion-after-pratibimb-foundation-take-a-big-step-for-the-career-of-journalists-sons-and-daughters-along-with-health-of-their-families-maharashtra-marathi-news-1355102</w:t>
+      </w:r>
+    </w:p>
+    <w:p>
+      <w:pPr>
+        <w:pStyle w:val="Normal"/>
+      </w:pPr>
+      <w:r>
+        <w:rPr/>
+        <w:t>Content: मुंबई : राज्यातील गरजू पत्रकारांच्या मुला-मुलींचे शिक्षण, कला, क्रीडा, संशोधन क्षेत्रात करिअर व्हावे, यासाठी तसेच पत्रकारांच्या कुटुंबांच्या आरोग्य विषयक समस्या दूर करण्यासाठी 'प्रतिबिंब प्रतिष्ठान' (Pratibimb Foundation) आवश्यक ते सहाय्य करणार आहे. विशेष गुणवत्ता व नैपुण्य असणाऱ्या मुला-मुलींच्या पालक पत्रकारांनी आपले सहाय्य मागणीचे प्रस्ताव पाठविण्याचे आवाहन प्रतिष्ठानचे संस्थापक अध्यक्ष राजा माने यांनी केले आहे. राज्यातील पत्रकारांच्या कुटुंबांच्या हिताचा चंद्रकांतदादा पाटील यांनी विचार करुन केलेल्या सूचनेनुसार प्रतिबिंब प्रतिष्ठानची स्थापना केली आहे. खऱ्या गरजू पत्रकारांच्या कुटुंबांचे हित जपण्याचा प्रयत्न पारदर्शी कार्याने करेल, असे प्रतिष्ठानचे संस्थापक अध्यक्ष राजा माने यांनी म्हटले आहे. पत्रकारांच्या कुटुंबांच्या आरोग्य विषयक समस्या दूर करण्यासाठी देखिल या प्रतिष्ठानच्या माध्यमातून पत्रकारांना मदत केली जाणार आहे. पत्रकारांच्या मुला-मुलीचे कला, क्रीडा, संशोधन या क्षेत्रातील करिअर घडविण्यास मदत करण्याबरोबरच मुलींच्या शिक्षणासाठी अधिक भर प्रतिष्ठान देत आहे. राज्यातील गरजू व पात्र पत्रकारांनी आपल्या पाल्यांचे मागणी प्रस्ताव दि. 5 मे 2025 पर्यंत आपल्या विभागातील डिजिटल मिडिया संपादक पत्रकार संघटनेच्या अध्यक्षाच्या शिफारसीसह पाठवावे. असे आवाहन करण्यात आले आहे. यासाठी pratibimbapratishthan1@gmail.com या ईमेल आयडीवर तसेच 9922928152 या व्हॉट्सॲप नंबरवर अर्ज पाठविण्याचे आवाहन ही प्रतिष्ठानचे संस्थापक अध्यक्ष तसेच डिजिटल मिडिया संपादक पत्रकार संघटनेचे अध्यक्ष राजा माने यांनी केले आहे. डिजिटल मिडिया संपादक पत्रकार संघटना महाराष्ट्राच्या कणेरी मठ कोल्हापूर येथे गतवर्षी झालेल्या अधिवेशनात उद्घाटक म्हणून बोलताना राज्याचे उच्च व तंत्रशिक्षण मंत्री चंद्रकांतदादा पाटील यांनी पत्रकारांच्या कुटुंबासाठी आणि विशेषतः मुलींच्या शिक्षणासाठी मदत करणारे प्रतिष्ठान स्थापन करण्याची सूचना केली होती. लोकवर्गणीच्या माध्यमातून हे प्रतिष्ठान सक्षम करण्यासाठी सहकार्य करण्याचे आश्वासनही त्यांनी त्यावेळी दिले होते. राज्यातील पत्रकारांच्या कुटुंबांच्या हिताचा चंद्रकांतदादा पाटील यांनी विचार करुन केलेल्या सूचनेनुसार प्रतिबिंब प्रतिष्ठानची स्थापना केली आहे. खऱ्या गरजू पत्रकारांच्या कुटुंबांचे हित जपण्याचा प्रयत्न पारदर्शी कार्याने करेल, असे प्रतिष्ठानचे संस्थापक अध्यक्ष राजा माने यांनी म्हटले आहे. इतर महत्वाच्या बातम्या Pankaja Munde : कुटुंबाची जबाबदारी स्वीकारल्यानंतर मंत्री पंकजा मुंडे आज बाबासाहेब आगेंच्या घरी जणार; मुख्यमंत्री देवेंद्र फडणवीसांचाही बीड दौरा We use cookies to improve your experience, analyze traffic, and personalize content. By clicking "Allow All Cookies", you agree to our use of cookies.</w:t>
       </w:r>
     </w:p>
     <w:p>
@@ -2855,16 +3167,16 @@
       </w:pPr>
       <w:r>
         <w:rPr/>
-        <w:t>Article 74</w:t>
-      </w:r>
-    </w:p>
-    <w:p>
-      <w:pPr>
-        <w:pStyle w:val="Normal"/>
-      </w:pPr>
-      <w:r>
-        <w:rPr/>
-        <w:t>Title: केंद्रीय मंत्री रक्षा खडसे यांच्या मुलीची छेड, शिंदे सेनेचे आमदार चंद्रकांत पाटील यांनी मौन सोडले, ‘माझा कार्यकर्ता असेल तर…’</w:t>
+        <w:t>Article 82</w:t>
+      </w:r>
+    </w:p>
+    <w:p>
+      <w:pPr>
+        <w:pStyle w:val="Normal"/>
+      </w:pPr>
+      <w:r>
+        <w:rPr/>
+        <w:t>Title: Chandrakant Patil : जयंत पाटलांच्या डोक्यात जे सुरू ते चेहऱ्यावर उमटत नाही, चंद्रकांत पाटील काय म्हणाले?</w:t>
       </w:r>
     </w:p>
     <w:p>
@@ -2876,16 +3188,16 @@
         <w:t xml:space="preserve">URL: </w:t>
       </w:r>
       <w:r>
-        <w:t xml:space="preserve"> https://www.tv9marathi.com/maharashtra/raksha-khadse-daughter-harassed-reaction-of-mla-chandrakant-patil-1359186.html</w:t>
-      </w:r>
-    </w:p>
-    <w:p>
-      <w:pPr>
-        <w:pStyle w:val="Normal"/>
-      </w:pPr>
-      <w:r>
-        <w:rPr/>
-        <w:t>Content: By signing in or creating an account, you agree with Associated Broadcasting Company's Terms &amp; Conditions and Privacy Policy. Raksha Khadse Daughter Harassed: केंद्रीय मंत्री आणि भाजप नेत्या रक्षा खडसे यांच्या मुलीची छेड काढल्याची धक्कादायक प्रकार त्यांच्या गावात घडला होता. मुक्ताईनगरमधील कोथडीत होणाऱ्या संत मुक्ताईच्या यात्रेमध्ये रक्षा खडसे यांची मुलगी गेली होती. त्यावेळी काही टवाळखोर मुलांनी तिची छेड काढली. त्यावरुन आता महायुतीमध्येच तणाव निर्माण झाला आहे. छेड काढणारे मुले मुक्ताईनगरचे शिवसेना आमदार चंद्रकांत पाटील यांचे कार्यकर्ते असल्याचा आरोप होत आहे. त्यावर आमदार चंद्रकांत पाटील यांनी मौन सोडले आहे. केंद्रीय मंत्री रक्षा खडसे यांच्या मुलीची छेड काढण्याच्या प्रकाराबाबत बोलताना आमदार चंद्रकांत पाटील म्हणाले की, जो कोणी या घटनेत आरोपी असेल, त्याला मी पाठिशी घालणार नाही. तो व्यक्ती माझा कार्यकर्ता जरी असेल तरीही मी त्याला पाठीशी घालणार नाही. त्याला कठोर शिक्षा झाली पाहिजे. त्याला फाशी द्या. परंतु मतदार संघात कुठलीही घटना घडली म्हणजे एकनाथ खडसे यांना त्यांच्या कुटुंबियांकडून माझ्यावर टीका केली जाते. रक्षा खडसे यांच्या मुलीची छेड काढणाऱ्या आरोपीमध्ये पियुष मोरे, अनिकेत भोई, सोम माळी, अतुल पाटील, किरण माळी यांचा समावेश आहे. त्यातील एका आरोपीस अटक करण्यात आली आहे. पियुष मोरे हा शिवसेना शिंदे गटाचा आहे. पियुष मोरे हा कधीकाळी भाजपमध्ये होतो. परंतु त्यानंतर त्याने शिवसेनेत प्रवेश केला होता. दरम्यान हे प्रकरण आपण अधिवेशात उपस्थित करणार असल्याचे आमदार एकनाथ खडसे यांनी म्हटले आहे. त्यामुळे शिंदे सेनेची अडचण होणार आहे. रक्षा खडसे यांनी सांगितले की, सोबत पोलीस असताना हा प्रकार घडला आहे. याबाबत आपण मुख्यमंत्री देवेंद्र फडणवीस यांच्याशी चर्चा केली. त्यांनी जळगावच्या पोलीस अधीक्षकांना कठोर कारवाईचे आदेश दिले आहे. केंद्रीय मंत्री रक्षा खडसे यांच्या मुलीची छेड प्रकरणात या घटनेतील संशयित आरोपी पियुष मोरे (महाजन) केंद्रीय मंत्री रक्षा खडसे यांचा फोनवरील संवादाचा ऑडिओ व्हायरल झाला आहे. त्यात मंत्री रक्षा खडसे आमदाराचे नाव घेत आहेत. या ऑडिओची ‘टीव्ही 9 मराठी’ स्पृष्टी करत नाही.</w:t>
+        <w:t xml:space="preserve"> https://marathi.abplive.com/news/sangli/chandrakant-patil-statement-on-jayant-patil-ncp-sharad-pawar-leader-sangli-politics-marathi-news-1371392</w:t>
+      </w:r>
+    </w:p>
+    <w:p>
+      <w:pPr>
+        <w:pStyle w:val="Normal"/>
+      </w:pPr>
+      <w:r>
+        <w:rPr/>
+        <w:t>Content: सांगली : राष्ट्रवादीच्या प्रदेशाध्यक्ष पदावरुन पायउतार झाल्यानंतर जयंत पाटील हे भाजपसोबत जाणार असल्याच्या चर्चा सातत्याने सुरू आहेत. त्यावर आपण कुठेही जाणार नसल्याचं खुद्द जयंत पाटील यांनीच स्पष्ट केलं. त्यावरुनच भाजपचे मंत्री चंद्रकांत पाटील यांनी एक मिश्किल टोला लगावला. जयंत पाटील हे असे व्यक्तिमत्व आहे की त्यांच्या डोक्यात जे काय सुरू आहे ते त्यांच्या चेहऱ्यावर उमटत नाही असं ते म्हणाले. सांगलीत माध्यमांशी बोलताना चंद्रकांत पाटील यांनी हे वक्तव्य केलं. जयंत पाटील यांच्या जवळचा एखादा पत्रकार जोडून द्या, म्हणजे मी त्यांना कानात विचारेन की त्यांच्या डोक्यात काय सुरू आहे असे म्हणत भाजपा नेते आणि मंत्री चंद्रकांत पाटील यांनी मिश्किल टोला लगावला. विधिमंडळातील गदारोळानंतर विधिमंडळ प्रवेशाबाबत सरकारने कडक नियमावली बनवली असून डिसेंबरच्या अधिवेशनापासून फक्त आमदार आणि त्यांच्या पीए यांनाच विधिमंडळाचा प्रवेश मिळेल अशी व्यवस्था बनवली असल्याचं चंद्रकांत पाटील म्हणाले. एकूणच लोकसभा अधिवेशनाच्या धर्तीवर विधानसभा प्रवेश नियमावली बनवण्यात आल्याचं ते म्हणाले. महापालिका निवडणुका डिसेंबरमध्ये होणार असा अंदाज चंद्रकांत पाटील यांनी व्यक्त केला. पण मी निवडणूक आयोग नाही, त्यामुळे मी बोलतोय ही शक्यताच आहे असेही पाटील म्हणाले. अखेर शरद पवारांनी पक्षात भाकरी फिरवली असून गेल्या अनेक वर्षांपासून प्रदेशाध्यक्षपदावर असलेल्या जयंत पाटलांची जागा आता शशिकांत शिंदेंनी घेतली आहे. राष्ट्रवादी काँग्रेसमध्ये जयंत पाटलांनी प्रदेशाध्यक्ष पदावर राहण्याचा एकप्रकारे विक्रमच केला. आता ते भाजपमध्ये जाणार की पवारांसोबतच राहणार, ही चर्चा सुरूच राहणार आहे. दुसरीकडे अतिशय कठीण काळात शशिकांत शिंदे यांच्यावर पदाची धुरा आली आहे. आव्हानांवर मात करत शिंदे पक्षाला नवी झळाळी देणार का हे पाहायचं आहे. शरद पवारांच्या राष्ट्रवादीचे प्रदेशाध्यक्ष जयंत पाटील गेले काही दिवस चर्चांच्या केंद्रस्थानी आहेत. त्यांनी राजीनामा दिला इथपासून, ते भाजपमध्ये प्रवेश करणार इथपर्यंत सगळ्या शक्यतांनी धुमाकूळ घातला होता. एवढंच नाही तर सगळं ठरलंय फक्त खात्यावरुन अडलंय असंही सांगण्यात आलं. अखेर या सगळ्या चर्चांना विराम देण्यासाठी स्वत: जयंतराव माध्यमांसमोर आले. त्यांनी खास आपल्या शैलीत सगळ्या शक्यता फेटाळून लावल्या. आपण कुठेही जाणार नाही, शरद पवारांसोबत कायम राहणार असल्याचं जयंत पाटील म्हणाले. ही बातमी वाचा: We use cookies to improve your experience, analyze traffic, and personalize content. By clicking "Allow All Cookies", you agree to our use of cookies.</w:t>
       </w:r>
     </w:p>
     <w:p>
@@ -2894,16 +3206,16 @@
       </w:pPr>
       <w:r>
         <w:rPr/>
-        <w:t>Article 75</w:t>
-      </w:r>
-    </w:p>
-    <w:p>
-      <w:pPr>
-        <w:pStyle w:val="Normal"/>
-      </w:pPr>
-      <w:r>
-        <w:rPr/>
-        <w:t>Title: आंदोलनाचा प्रत्येकाला अधिकार, मात्र मार्ग सनदशीर नसल्यास कारवाई; चंद्रकांत पाटील यांचा इशारा…</w:t>
+        <w:t>Article 83</w:t>
+      </w:r>
+    </w:p>
+    <w:p>
+      <w:pPr>
+        <w:pStyle w:val="Normal"/>
+      </w:pPr>
+      <w:r>
+        <w:rPr/>
+        <w:t>Title: Principal Retirement Age in Maharashtra: प्राचार्यांच्या निवृत्ती वयात वाढ; मंत्री चंद्रकांत पाटील यांची मोठी घोषणा</w:t>
       </w:r>
     </w:p>
     <w:p>
@@ -2915,16 +3227,16 @@
         <w:t xml:space="preserve">URL: </w:t>
       </w:r>
       <w:r>
-        <w:t xml:space="preserve"> https://www.loksatta.com/maharashtra/minister-chandrakant-patil-warns-against-illegal-protests-ocd-94-5326788/</w:t>
-      </w:r>
-    </w:p>
-    <w:p>
-      <w:pPr>
-        <w:pStyle w:val="Normal"/>
-      </w:pPr>
-      <w:r>
-        <w:rPr/>
-        <w:t>Content: सांगली : लोकशाहीत प्रत्येकाला आंदोलन करण्याचा अधिकार आहे. मात्र, आंदोलन सनदशीर मार्गानेच झाले पाहिजे. सनदशीर मार्ग सोडून जर आंदोलन होत असेल तर कारवाई करायला सरकार आहेच, असे प्रतिपादन राज्याचे उच्च व तंत्र शिक्षण मंत्री चंद्रकांत पाटील यांनी केले. शनिवारी सांगलीत मनोज जरांगे यांच्या मराठा आरक्षणासाठी मुंबईत होत असलेल्या आंदोलनाबाबत विचारले असता ते बोलत होते. मंत्री पाटील सांगली जिल्हा दौऱ्यावर आले असता त्यांनी माध्यमांशी संवाद साधला. यावेळी मराठा आंदोलक जरांगे मराठा आरक्षणाच्या मागणीसाठी मुंबईत पुढील आठवड्यात आंदोलन करणार आहेत, याबाबत शासनाची भूमिका काय, असे विचारले असता ते म्हणाले, आतापर्यंत मराठा आरक्षण उपसमितीमधून खूप काही गोष्टी मराठा समाजाला मिळाल्या आहेत. जरांगेंनी केलेल्या मागणीतून खूप गोष्टी साध्य झालेल्या आहेत. त्यामुळे आता जरांगे यांनी कागद, पेन घेऊन मराठा आरक्षणबाबत सरकारसमोर चर्चेला बसायला हवे. मात्र, सरकारशी चर्चा न करता मुंबईला जाणार, उपोषण करणार असे म्हणत असतील तर लोकशाही मध्ये प्रत्येकाला सनदशीर पद्धतीने आंदोलन करण्याचा अधिकार आहे. पण सनदशीर मार्ग सोडून जर आंदोलन होत असेल तर सरकार कारवाई करायला बसलेच आहे. मराठा आरक्षण समितीचा बराच वेळ मी अध्यक्ष होतो. एकाच माणसाने किती वेळ काम करायचे? त्यामुळे नव्या व्यक्तीकडे हे काम आले. या समितीकडून आतापर्यंत अनेक गोष्टी साध्य झालेत, यासाठी आठवड्यातून एकदा मंत्रिमंडळाची बैठक देखील व्हायची. यातून सारथी आणि अण्णासाहेब आर्थिक विकास महामंडळ देखील उभारले. अनेक जातीच्या दाखल्यांचे विषय देखील समोर येत आहेत. सत्यअसत्यता तपासणीसाठी वेळ लागतो. त्याला कालावधी देण्यासाठी उपसमिती आवश्यक असते. जरांगे पाटील यांनी केलेल्या मागण्यांमध्ये अनेक गोष्टी साध्य झाल्या आहेत. कुणबी दाखले देण्यासाठी समिती नेमली. त्यानंतर कुणबी दाखले देण्यात आले. यातून लाखो लोकांना कुणबी दाखले मिळाले. परंतु, ज्यांची नोंदच नाही त्यांना कसे मिळणार? त्यामुळे दहा टक्के मराठा आरक्षण मिळाले. आर्थिक मागास आरक्षण हे सर्वांत चांगले आरक्षण होते. त्यामुळे आर्थिक मागासांमधील जागा रिकाम्या जात आहेत. त्यामुळे मनोज जरांगे पाटील यांनी कागद पेन घेऊन समोर बसले पाहिजे. मुंबई जाणार, आंदोलन करणार, लोकशाही आहे, प्रत्येकाला अधिकार आहे. लोकशाहीमध्ये सनदशीर मार्गाने आंदोलन करायला सर्वांना परवानगी आहे. सनदशीर मार्ग सोडला तर सरकार कारवाई करायला बसलेच आहे. Ganesh Chaturthi 2025 Date and Shubh Muhurat: गणेशोत्सव संपूर्ण देशात मोठ्या उत्साहात साजरा केला जातो. हिंदू पंचांगानुसार, प्रत्येक महिन्याच्या कृष्ण पक्ष आणि शुक्ल पक्षाच्या चतुर्थीला गणेश चतुर्थीचे व्रत केले जाते. पण, भाद्रपद महिन्याची शुक्ल पक्षातील चतुर्थी सर्वात खास मानली जाते, कारण या दिवसापासून पुढील दहा दिवस गणेशोत्सव साजरा होतो.</w:t>
+        <w:t xml:space="preserve"> https://pudhari.news/maharashtra/vidarbha/amravati/amravati-40th-principal-association-state-conference-retirement-age-extension-chandrakant-patil-announcement-as80</w:t>
+      </w:r>
+    </w:p>
+    <w:p>
+      <w:pPr>
+        <w:pStyle w:val="Normal"/>
+      </w:pPr>
+      <w:r>
+        <w:rPr/>
+        <w:t>Content: Chandrakant Patil on Principal Retirement Age in Maharashtra अमरावती : अमरावती शहरात आज (दि. २५) अखिल महाराष्ट्र फेडरेशन ऑफ प्रिन्सिपल असोसिएशनचे ४० वे राज्यस्तरीय अधिवेशन आयोजित केले केले आहे. राज्यभरातील शेकडो प्राचार्य, शिक्षणतज्ज्ञ आणि संघटनांचे पदाधिकारी या अधिवेशनात सहभागी झाले आहेत. या वेळी उच्च व तंत्र शिक्षण मंत्री चंद्रकांत पाटील यांनी उपस्थित राहून अनेक महत्त्वपूर्ण घोषणा केल्या. अधिवेशनातील सर्वात मोठी घोषणा म्हणजे प्राचार्यांच्या निवृत्ती वयात वाढ. आता प्राचार्यांना ६२ ऐवजी ६५ वर्षांपर्यंत सेवा करण्याची संधी मिळणार असल्याचे मंत्री चंद्रकांत पाटील यांनी जाहीर केले. या निर्णयामुळे राज्यातील उच्च शिक्षण क्षेत्रातील अनुभवसंपन्न लोक अधिक काळ कार्यरत राहणार आहेत. अधिवेशनात प्राचार्यांनी शैक्षणिक धोरण, शासकीय निर्णय आणि विविध मागण्यांवर आपली मते मांडली. यावर मंत्री चंद्रकांत पाटील यांनी स्पष्ट शब्दांत सांगितले की, "वीस वर्षे प्राध्यापकांची भरती झाली नव्हती, ती आमच्या सरकारने केली आहे. शैक्षणिक धोरणावर चर्चा करणे आवश्यक असले तरी, केवळ मागण्या मांडून चालणार नाही, बदलासाठी सर्वांनी एकत्रितपणे प्रयत्न करणे गरजेचे आहे." 📍 २५ जुलै २०२५|अमरावती आज अखिल महाराष्ट्र फेडरेशन ऑफ प्रिन्सिपल्स असोसिएशन ऑफ नॉन-गव्हर्नमेंट कॉलेजेस यांच्या ४० व्या वार्षिक राज्यस्तरीय अधिवेशनास उपस्थित राहण्याचा सन्मान लाभला.शिक्षण क्षेत्रातील मान्यवर प्राचार्य, शिक्षणतज्ज्ञ व कार्यकर्त्यांच्या उपस्थितीत हा कार्यक्रम… pic.twitter.com/UMaRfaCxi4 प्रिन्सिपल असोसिएशनचे उपाध्यक्ष प्राचार्य नंदकुमार निकम यांनी राष्ट्रीय शैक्षणिक धोरण आणि शासकीय निर्णयांवर सरकारच्या उणिवा अधोरेखित केल्या. ते म्हणाले की, "आम्ही अनेक वेळा सरकारकडे मागण्या मांडतो, मात्र त्या पूर्ण होत नाहीत. शिक्षक भरती, शैक्षणिक सुविधा, आणि धोरणात्मक निर्णयांमध्ये अजूनही अनेक अडचणी आहेत. या अधिवेशनात प्राचार्यांच्या नेतृत्वातील शैक्षणिक सुधारणा, नव्या धोरणांची अंमलबजावणी, आणि शिक्षकांच्या हिताच्या मुद्द्यांवर सखोल चर्चा झाली. राज्यातील उच्च शिक्षण क्षेत्राच्या भविष्याचा आराखडा ठरवण्यासाठी हे अधिवेशन महत्त्वाचे ठरणार आहे. दरम्यान, या राज्यस्तरीय अधिवेशनात प्राचार्यांच्या निवृत्ती वयात वाढ, शिक्षक भरती, आणि शैक्षणिक धोरणातील सुधारणा या मुद्द्यांवर ठोस चर्चा झाली. मंत्री चंद्रकांत पाटील यांच्या घोषणेमुळे प्राचार्यांना दिलासा मिळाला असला, तरीही प्राचार्य नंदकुमार निकम यांनी सरकारकडून अजूनही अपेक्षित असलेल्या सुधारणा आणि मागण्यांची आठवण करून दिली. 'Pudhari' is excited to announce the relaunch of its Android and iOS apps. Stay updated with the latest news at your fingertips. Android and iOS Download now and stay updated, anytime, anywhere. Pudhari Publications Private Limited</w:t>
       </w:r>
     </w:p>
     <w:p>
@@ -2933,16 +3245,16 @@
       </w:pPr>
       <w:r>
         <w:rPr/>
-        <w:t>Article 76</w:t>
-      </w:r>
-    </w:p>
-    <w:p>
-      <w:pPr>
-        <w:pStyle w:val="Normal"/>
-      </w:pPr>
-      <w:r>
-        <w:rPr/>
-        <w:t>Title: Chandrakant Patil Shiv Sena On Raksha Khadse Daughter | शिवसेना आमदार चंद्रकांत पाटील यांच्या कार्यकर्त्यांकडून छेडछाड? पाटील स्पष्टच बोलले..</w:t>
+        <w:t>Article 84</w:t>
+      </w:r>
+    </w:p>
+    <w:p>
+      <w:pPr>
+        <w:pStyle w:val="Normal"/>
+      </w:pPr>
+      <w:r>
+        <w:rPr/>
+        <w:t>Title: चंद्रकांत पाटील यांची घोषणा ! लवकरच ‘या’ महाविद्यालयातील विद्यार्थिनींसाठी सुरु होणार एक लाख रुपयांची विशेष शिष्यवृत्ती</w:t>
       </w:r>
     </w:p>
     <w:p>
@@ -2954,16 +3266,16 @@
         <w:t xml:space="preserve">URL: </w:t>
       </w:r>
       <w:r>
-        <w:t xml:space="preserve"> https://marathi.abplive.com/videos/news/jalgaon-chandrakant-patil-shiv-sena-on-raksha-khadse-daughter-devendra-fadanvis-marathi-news-abp-majha-1347066</w:t>
-      </w:r>
-    </w:p>
-    <w:p>
-      <w:pPr>
-        <w:pStyle w:val="Normal"/>
-      </w:pPr>
-      <w:r>
-        <w:rPr/>
-        <w:t>Content: Chandrakant Patil Shiv Sena On Raksha Khadse Daughter | शिवसेना आमदार चंद्रकांत पाटील यांच्या कार्यकर्त्यांकडून छेडछाड? पाटील स्पष्टच बोलले.. Follow AI generated Transcription - (खालील डिस्क्रिप्शन AI जनरेटेड आहेत. त्यामध्ये त्रुटी असू शकतात) तर सध्या जळगावचे आमदार चंद्रकांत पाटील आपल्या सोबत फोन लाईन वरती आहेत. चंद्रकांत पाटील जी, तुम्ही ही ऑडिओ क्लिप ऐकली असेल, रक्षा खडसे, तुमच्या कार्यकर्त्याशी बोलत होत्या, आपली पहिली प्रतिक्रिया काय एकंदरीत जे प्रकरण सध्या घडले त्याबद्दल प्रकरणाबद्दल बोलायचं झालं तर खऱ्या अर्थाने अशा पद्धतीच कोणते प्रकरण कुठे पण होत असेल तर त्या गोष्टींवर कठोर कारवाई झाली पाहिजे ही माझी आणि सगळ्या संबंध समाजाची तशा पद्धतीची पहिली प्रतिक्रिया पहिली मानसिकता आहे. आणि करणार आहे याही घटने संदर्भामध्ये उद्या दिवशी गुन्हा दाखल झाला, दोन गुन्हे दाखल झाले, 28 तारखेला दाखल झाला, आज एक गुन्हा दाखल झाला, 353 तेव्हा झाला, चार आरोपी झाले, त्याच्यामध्ये आरोपी केले गेले, हे सगळे विशिष्ट पक्षाचे आहे का, एखाद्या पक्षाचा नाव घ्यायचं, तुम्ही आरोपी आरोपीला आरोपीच ठरवा, आणि राजकारण फक्त का लागत मुक्ताजीनगर मध्ये खडसे ज माझ्या नावाने करायचं, कोण आरोपी तो कोण पण असेल, पक्षाचा असेल'. We use cookies to improve your experience, analyze traffic, and personalize content. By clicking "Allow All Cookies", you agree to our use of cookies.</w:t>
+        <w:t xml:space="preserve"> https://www.navarashtra.com/career/chandrakant-patil-announced-special-scholarship-for-female-students-of-sydenham-college-963588.html</w:t>
+      </w:r>
+    </w:p>
+    <w:p>
+      <w:pPr>
+        <w:pStyle w:val="Normal"/>
+      </w:pPr>
+      <w:r>
+        <w:rPr/>
+        <w:t>Content: चंद्रकांत पाटील यांची महत्वाची घोषणा देशातील कर्तबगार स्त्रियांचा आदर्श आजच्या विद्यार्थिनींनी घेऊन आपापल्या क्षेत्रात अग्रेसर राहिले पाहिजे, असे गौरवोद्गार उच्च व तंत्र शिक्षण मंत्री चंद्रकांत पाटील यांनी काढले. सिडनहॅम महाविद्यालयाच्या माजी विद्यार्थिनी आणि आशिया खंडातील पहिल्या महिला वाणिज्य पदवीधर श्रीमती यास्मिन खुर्शीदजी सर्वेअर यांच्या पदवीला शंभर वर्षे पूर्ण झाल्याचे औचित्य साधून विशेष कार्यक्रम आयोजित करण्यात आला. या कार्यक्रमात चंद्रकांत पाटील यांना बोलावण्यात आले होते. यावेळी सेंट्रल बँक ऑफ इंडियाच्या पहिल्या महिला कर्मचारी श्रीमती यास्मिन सर्वेअर यांच्या सन्मानार्थ बँकेच्या प्रायोजकत्वाने महाविद्यालयात स्थापित श्रीमती सर्वेअर यांच्या अर्धाकृती पुतळ्याचे अनावरण उच्च व तंत्र शिक्षण मंत्री चंद्रकांत पाटील यांच्या हस्ते करण्यात आले. उच्च व तंत्र शिक्षण मंत्री चंद्रकांत पाटील म्हणाले की यास्मिन सर्वेअर यांनी १८ ऑगस्ट १९२५ रोजी सिडनहॅम महाविद्यालयातून वाणिज्य शाखेत पदवी संपादन केली होती. त्या काळात महिलांनी उच्च शिक्षण घेणे हे दुर्मिळ मानले जात असल्याने त्यांचा हा प्रवास ऐतिहासिक ठरला. आज वाणिज्य क्षेत्रात आपला ठसा उमटविणाऱ्या महिलांना श्रीमती यास्मिन सर्वेयर यांनी शंभर वर्षांपूर्वी वाणिज्य विभागाचे दालन खुले करून दिले. आजच्या विद्यार्थिनींसाठी त्या प्रेरणास्थान आहेत. यावर्षीपासून महाविद्यालय व सेंट्रल बँक ऑफ इंडिया यांच्या संयुक्त विद्यमाने सिडनहॅम महाविद्यालयात वाणिज्य विभागात पदवी परीक्षेत प्रथम क्रमांक मिळवणाऱ्या विद्यार्थिनींसाठी श्रीमती यास्मिन सर्वेयर यांच्या नावाने एक लाख रुपयांची विशेष शिष्यवृत्ती सुरू करण्यात येत आहे. Judge Eligibility: न्यायाधीश होण्यासाठी वकिलीचा किती अनुभव आवश्यक आहे? योग्यता काय ? माजी विद्यार्थिनी व प्रसिद्ध पार्श्वगायिका संजीवनी भेलांडे यांनी इंग्रजीमध्ये अनुवादित केलेल्या मिराबाई यांच्या रचना सादर केल्या. याचे औचित्य साधून उच्च व तंत्र शिक्षण मंत्री चंद्रकांत पाटील यांनी महाविद्यालयासाठी एका नवीन स्पर्धेची घोषणा केली. दर महिन्याला मीराबाईंची एक रचना संजीवनी भेलांडे देतील, त्याचे अर्थपूर्ण विवेचन स्वतःच्या आवाजात करणाऱ्या विद्यार्थी- विद्यार्थिनीस पंचवीस हजारांचे रोख पारितोषिक देण्यात येईल. या उपक्रमाची सुरुवात आतापासूनच करूयात असे आवाहनही मंत्री चंद्रकांत पाटील यांनी विद्यार्थ्यांना केले. उपस्थित विद्यार्थ्यांपैकी मीराबाईंच्या भजनाचे वाचन आणि विवेचन करणाऱ्या पाच विद्यार्थ्यांना उच्च व तंत्र शिक्षण मंत्री चंद्रकांत पाटील यांनी रुपये दहा हजार रोख बक्षीस दिले. राज्यातील महिलांच्या सबलीकरण आणि सशक्तीकरणासाठी राज्य शासन त्यांना पेन्शन आणि व्यवसाय उभारण्यासाठी मदत करण्याच्या विचारात आहे. तसेच डॉ.होमी भाभा स्टेट युनिव्हर्सिटीमध्ये होणाऱ्या नाविन्यपूर्ण विविध कोर्सेस आणि उपक्रमांचे उच्च व तंत्र शिक्षण मंत्री चंद्रकांत पाटील यांनी कौतुक केले. यावर्षीपासून महाविद्यालय व सेंट्रल बँक ऑफ इंडिया यांच्या संयुक्त विद्यमाने सिडनहॅम महाविद्यालयात वाणिज्य विभागात पदवी परीक्षेत प्रथम क्रमांक मिळवणाऱ्या विद्यार्थिनींसाठी श्रीमती यास्मिन सर्वेयर यांच्या नावाने एक लाख रुपयांची विशेष शिष्यवृत्ती सुरू करण्यात येत असल्याची घोषणा उच्च व तंत्र शिक्षण मंत्री चंद्रकांत पाटील यांनी यावेळी केली. Education Loan: एज्युकेशन लोन सतत रिजेक्ट होतंय का? तुम्ही ‘या’ चुका तर करत नाहीये, नक्की तपासा या कार्यक्रमास मुंबई शहरच्या जिल्हाधिकारी आंचल गोयल, डॉ. होमी भाभा स्टेट विद्यापीठाचे कुलगुरू प्रा. रजनीश कामत, सिडनहॅमच्या माजी विद्यार्थिनी श्रीमती दिलनवाज वारीयावा, पार्श्वगायिका संजीवनी भेलांडे, यास्मिन सर्वेयर यांचे नातेवाईक श्री सोली कूपर, सेंट्रल बँक ऑफ इंडियाच्या श्रीमती पॉपी शर्मा, सिडनहॅम महाविद्यालयाचे प्राचार्य श्रीनिवास धुरु यांच्यासह महाविद्यालयातील प्राध्यापक व विद्यार्थी मोठ्या संख्येने उपस्थित होते. यावेळी प्राचार्य डॉ. श्रीनिवास धुरु यांनी सर्वांचे आभार मानले. Follow Us On © Copyright Navarashtra 2025 All rights reserved.</w:t>
       </w:r>
     </w:p>
     <w:p>
@@ -2972,16 +3284,16 @@
       </w:pPr>
       <w:r>
         <w:rPr/>
-        <w:t>Article 77</w:t>
-      </w:r>
-    </w:p>
-    <w:p>
-      <w:pPr>
-        <w:pStyle w:val="Normal"/>
-      </w:pPr>
-      <w:r>
-        <w:rPr/>
-        <w:t>Title: निवडणुका महायुती म्हणूनच; महापौर भाजपचा – चंद्रकांत पाटील</w:t>
+        <w:t>Article 85</w:t>
+      </w:r>
+    </w:p>
+    <w:p>
+      <w:pPr>
+        <w:pStyle w:val="Normal"/>
+      </w:pPr>
+      <w:r>
+        <w:rPr/>
+        <w:t>Title: Sangli News: अजित पवार-चंद्रकांत पाटील-जयंत पाटील-रोहित पवार एकाच व्यासपीठावर येणार? शरद पवारांच्या भगिनी माई कारण ठरणार!</w:t>
       </w:r>
     </w:p>
     <w:p>
@@ -2993,16 +3305,16 @@
         <w:t xml:space="preserve">URL: </w:t>
       </w:r>
       <w:r>
-        <w:t xml:space="preserve"> https://www.loksatta.com/kolhapur/chandrakant-patil-outlines-mahayutis-new-election-formula-in-kolhapur-bjp-meet-vsd-99-5289375/</w:t>
-      </w:r>
-    </w:p>
-    <w:p>
-      <w:pPr>
-        <w:pStyle w:val="Normal"/>
-      </w:pPr>
-      <w:r>
-        <w:rPr/>
-        <w:t>Content: कोल्हापूर : राज्यात आणि केंद्रात महायुती म्हणून आपण काम करतो. महायुतीच्या माध्यमातूनच आगामी निवडणुका लढवल्या जातील. पण जिल्हा परिषद अध्यक्ष आणि महापौर भाजपचे केले जातील, अशा शब्दांत उच्च व तंत्र शिक्षणमंत्री चंद्रकांत पाटील यांनी असे महायुतीचे निवडणुकीचे नवे समीकरण येथे मांडले. कोल्हापूर जिल्हा भाजप कार्यालयात तीन जिल्ह्यांच्या वेगवेगळ्या बैठका मंत्री पाटील यांच्या प्रमुख उपस्थितीत पार पडल्या. जिल्हा परिषद गटनिहाय, नगरपालिकानिहाय आढावा घेण्यात आला. राज्य शासनाच्या महत्त्वाच्या योजना, गोरगरिबांच्या कल्याणार्थ शासन करत असलेले काम भाजपच्या कार्यकर्त्यांनी जनतेत घेऊन जावे. आगामी निवडणुकांसाठी समाजाच्या संपर्कात राहावे, अशा सूचना पाटील यांनी कार्यकर्त्यांना दिल्या. भाजपचे प्रदेश उपाध्यक्ष, माजी आमदार सुरेश हाळवणकर, आमदार अमल महाडिक, आमदार शिवाजी पाटील, आमदार राहुल आवाडे, माजी राज्यमंत्री भरमू पाटील, माजी मंत्री प्रकाश आवाडे, प्रदेश सचिव महेश जाधव, जिल्हाध्यक्ष विजय जाधव, नाथाजी पाटील, राजवर्धन नाईक निंबाळकर, राहुल चिकोडे, शौमिका महाडिक, पदाधिकारी, नगरसेवक, मंडल अध्यक्ष, मोर्चा अध्यक्ष उपस्थित होते. राष्ट्रीय स्वयंसेवक संघाला १०० वर्षे पूर्ण झाल्या निमित्त शताब्दी महोत्सवाच्या निमित्ताने ‘ संघ गंगा के तीन भगीरथ’ हे दोन अंकी नाटक कोल्हापूर मध्ये आयोजित करण्यात आले होते. या उद्घाटन सोहळ्याला महाराष्ट्र राज्याचे उच्च व तंत्र शिक्षण मंत्री चंद्रकांत पाटील उपस्थित होते. ते म्हणाले, शंभर वर्ष पूर्ण झाल्या निमित्त इथे उपस्थित असणाऱ्या सर्व स्वयंसेवकांनी कार्यकर्त्यांनी संघाचा विचार घराघरापर्यंत अजून ज्या ठिकाणी पोचलेला नाही त्या ठिकाणी पोचवणे ही विशेष जबाबदारी असणार आहे. तसेच संघ विचाराला दलीत, शोषित, पीडित समाजापर्यंत पोहोचवणे व या देशाला परम वैभव प्राप्त करून देणे हेच आपले कर्तव्य असणार आहे. या दोन अंकी नाटकाला कोल्हापुरातील जनतेने प्रचंड प्रतिसाद दिला. तसेच हे नाटक संपल्यानंतर अनेक संघ स्वयंसेवकांनी अतिशय उत्तमरित्या हे नाटक सादर केल्याबद्दल ह्या नाटकाचे संयोजन करणाऱ्या पेंडसे दांपत्याचे विशेष आभार मानले. आप्पासाहेब दड्डीकर , डॉक्टर सूर्यकिरण वाघ, प्रमोद ढोले, प्रफुल्ल जोशी, मुकुंद भावे , केदार जोशी , हेमंत आराध्य , संतोष दिवटे , सतीश अंबडेकर , विराट चिखलीकर , अमर साठे , गायत्री राऊत , रविकिरण गवळी इत्यादी का बॉलीवूडची 'धकधक गर्ल' माधुरी दीक्षितने तिच्या अभिनय, सौंदर्य आणि नृत्य कौशल्याने अनेकांना मोहित केलं आहे. 'दिल तो पागल है' या चित्रपटात तिच्याबरोबर काम करण्यासाठी अनेक अभिनेत्रींनी नकार दिला होता. करिश्मा कपूरने सांगितलं की, माधुरीच्या उत्कृष्ट नृत्यकौशल्यामुळे कोणीही तिच्याबरोबर नृत्य करायला तयार नव्हतं. अखेर करिश्माने हा चित्रपट स्वीकारला आणि तो आयकॉनिक ठरला.</w:t>
+        <w:t xml:space="preserve"> https://marathi.abplive.com/news/sangli/will-ajit-pawar-chandrakant-patil-jayant-patil-rohit-pawar-come-on-the-same-platform-in-sangli-for-saroj-patil-function-1377194</w:t>
+      </w:r>
+    </w:p>
+    <w:p>
+      <w:pPr>
+        <w:pStyle w:val="Normal"/>
+      </w:pPr>
+      <w:r>
+        <w:rPr/>
+        <w:t>Content: Sangli News: राष्ट्रवादी शरदचंद्र पवार पक्षाचे अध्यक्ष शरद पवार यांच्या भगिनी सरोज पाटील यांच्या शिक्षण संस्थेच्या कार्यक्रमाच्या निमित्ताने उपमुख्यमंत्री अजित पवार, उच्च आणि तंत्रशिक्षण मंत्री चंद्रकांत पाटील, आमदार जयंत पाटील आणि आमदार रोहित पवार एकाच व्यासपीठावर दिसणार आहेत. जयंत पाटील यांचा बालेकिल्ला मानला जाणाऱ्या इस्लामपूर शहरामध्ये उद्या (16 ऑगस्ट) हा कार्यक्रम होणार आहे. इस्लामपूरमधील महात्मा फुले शिक्षण संस्थेच्या प्रा. डॉ. एन.डी. पाटील विधी महाविद्यालय, श्रीमती सरोज नारायण पाटील (माई) मानसशास्त्र संशोधन केंद्र आणि प्रा. डॉ. एन. डी. पाटील बहुउद्देशीय सभागृहाचा उद्घाटन सोहळा व प्रारंभोत्सव कार्यक्रम या सर्व नेत्यांच्या उपस्थितीत होणार आहे. सरोज पाटील यांनी सर्वपक्षीय नेत्यांना रितसर निमंत्रित केले आहे. आता यामध्ये कोण कोण नेते या कार्यक्रमाच्या व्यासपीठावर उपस्थित राहतात आणि उपस्थित नेत्यांमध्ये जुगलबंदी रंगणार का? याकडे लक्ष लागून राहिलं आहे. उद्या सांगली जिल्ह्यात अजित पवार यांचा अधिकृत दौरा आहे त्यामुळे अजित पवार तर सकाळच्या सत्रात असलेला इस्लामपूरमधील या कार्यक्रमास उपस्थित राहणार असल्याचे निश्चित आहे. दुसरीकडे उच्च आणि तंत्रशिक्षण मंत्री आणि सांगलीचे पालकमंत्री चंद्रकांत पाटील देखील या कार्यक्रमास उपस्थित राहू शकतात. आता हे दोन नेते उपस्थित राहणार असल्याने जयंत पाटील यांच्या मतदारसंघांमध्ये हा कार्यक्रम असल्याने या कार्यक्रमाला जयंत पाटील देखील उपस्थित राहणार हे निश्चित मानले जाते. रोहित पवार जर या कार्यक्रमाच्या निमित्ताने या व्यासपीठावर आले तर सध्याचे राजकीय परिस्थितीतील कट्टर विरोधक उद्या इस्लामपूरमध्ये एका व्यासपीठावर आलेले पाहायला मिळतील. राष्ट्रवादी काँग्रेसची दोन शकले झाल्यापासून अजित पवार गटाकडून सातत्याने जयंत पाटलांना बालेकिल्ल्यामध्येच घेरण्याचा प्रयत्न झाला आहे. सांगली जिल्ह्याचे पालकत्व मंत्री चंद्रकांत पाटील यांच्याकडे आहे. काही दिवसांपूर्वीच ज्येष्ठ नेते अण्णा डांगे यांनी भाजपत घरवापसी केली आहे. दुसरीकडे, विधानसभा निवडणुकीतही जयंत पाटलांना घेरण्याचा प्रयत्न झाला होता. शहराच्या नामांतरावरूनही जयंत पाटलांवर सातत्याने केली जात आहे. त्यामुळे राजकीय प्रतिस्पर्धी एकत्र आल्यास चांगलीच जुगलंबदी रंगणार यात शंका नाही. इतर महत्वाच्या बातम्या We use cookies to improve your experience, analyze traffic, and personalize content. By clicking "Allow All Cookies", you agree to our use of cookies.</w:t>
       </w:r>
     </w:p>
     <w:p>
@@ -3011,7 +3323,163 @@
       </w:pPr>
       <w:r>
         <w:rPr/>
-        <w:t>Article 78</w:t>
+        <w:t>Article 86</w:t>
+      </w:r>
+    </w:p>
+    <w:p>
+      <w:pPr>
+        <w:pStyle w:val="Normal"/>
+      </w:pPr>
+      <w:r>
+        <w:rPr/>
+        <w:t>Title: शेतीसाठी कृत्रिम बुद्धिमत्ता तंत्रज्ञान उपयुक्त – चंद्रकांत पाटील</w:t>
+      </w:r>
+    </w:p>
+    <w:p>
+      <w:pPr>
+        <w:pStyle w:val="Normal"/>
+      </w:pPr>
+      <w:r>
+        <w:rPr/>
+        <w:t xml:space="preserve">URL: </w:t>
+      </w:r>
+      <w:r>
+        <w:t xml:space="preserve"> https://www.loksatta.com/maharashtra/artificial-intelligence-technology-useful-for-agriculture-says-chandrakant-patil-ssb-93-5328187/</w:t>
+      </w:r>
+    </w:p>
+    <w:p>
+      <w:pPr>
+        <w:pStyle w:val="Normal"/>
+      </w:pPr>
+      <w:r>
+        <w:rPr/>
+        <w:t>Content: सांगली : शेती उत्पादनवाढ व शेतमाल निर्यातीसाठी कृत्रिम बुद्धिमत्ता तंत्रज्ञान उपयुक्त ठरेल. या अनुषंगाने आयोजित कृत्रिम बुद्धिमत्ता आधारित शेती या विषयावरील कृषी विभागाने आयोजित केलेला शेतकरी परिसंवाद शेतकऱ्याच्या ज्ञानात भर घालणारा ठरेल, असे प्रतिपादन पालकमंत्री चंद्रकांत पाटील यांनी शनिवारी केले. महाराष्ट्र शासन कृषी विभागांतर्गत कोल्हापूर विभाग व स्व. संभाजीराव पाटील (बापू) प्रतिष्ठान, तांबवे यांच्या संयुक्त विद्यमाने पेठ नाका येथे आयोजित शेतकरी परिसंवादाच्या अध्यक्षस्थानावरून ते बोलत होते. या कार्यक्रमास आमदार सदाभाऊ खोत, सत्यजित देशमुख, जिल्हाधिकारी अशोक काकडे, जिल्हा बँकेचे संचालक राहुल महाडिक, भाजपचे जिल्हाध्यक्ष सम्राट महाडिक, कोकण कृषी विद्यापीठ, दापोलीचे संशोधन संचालक डॉ. पराग हळदणकर आदी उपस्थित होते. पालकमंत्री पाटील म्हणाले, की शेतीचे उत्पादन व शेतकऱ्याचे उत्पन्न वाढवण्यासाठी नवनवीन प्रयोग करणे आवश्यक आहे. त्यासाठी शासन स्तरावर अनेक अनुदान योजना आहेत. शेतकऱ्यांनीही शेतीपूरक व्यवसाय व प्रक्रियाउद्योग करणे ही काळाची गरज ओळखून त्या दृष्टीने वाटचाल करावी. शेतकऱ्याचे उत्पादन, उत्पन्न वाढावे, शेतमालास चांगला भाव मिळावा, यासाठी ठिबक सिंचन, शेती व शेतीपूरक उद्योगांना अनुदान देण्याचे शासनाचे धोरण आहे. शहरवाढीची मर्यादा लक्षात घेता, गावातच शेतीमध्ये काळानुरूप बदल करून शेतकऱ्यांनी आत्मनिर्भर व्हावे. नवीन पिके, उपउत्पादने, प्रक्रिया उद्योग यावर शेतकऱ्यांनी भर दिला तरच शेती फायदेशीर ठरेल. प्रक्रिया उद्योगाचे कारखाने खोलून इतरांनाही नोकऱ्या द्याव्यात, असे ते म्हणाले. आपण मूळचे शेतकरी असल्याचे सांगून त्यांनी उमेदीच्या काळात काजूगर तयार करण्यासाठी केलेल्या प्रयोगाचा दाखला यावेळी दिला. नानासाहेब पाटील म्हणाले, शेतकऱ्यांनी पारंपरिक शेती न करता पीकपॅटर्नबाबत धोरणात्मक निर्णय घ्यावा. संरक्षित शेती करावी, फळबागलागवड करावी. शेतीची उपउत्पादने निर्माण करून आत्मनिर्भर व्हावे. तसेच, कुटुंबातील एक सदस्य शिक्षीत करून अकृषिक क्षेत्रात पारंगत करावेत, असे ते म्हणाले. या वेळी कृषिनिर्यात व व्यापार या विषयावर निवृत्त वरिष्ठ प्रशासकीय अधिकारी उमेशचंद्र सारंगी, केळी निर्यातीवर किरण डोके, डाळिंब उत्पादन व निर्यात याबाबत प्रभाकर चांदणे यांनी मार्गदर्शन केले. प्रास्ताविक नानासाहेब पाटील यांनी केले. प्रारंभी छत्रपती शिवाजी महाराज यांच्या प्रतिमेचे पूजन मान्यवरांच्या हस्ते करण्यात आले. कार्यक्रमास सांगली, कोल्हापूर, सातारा जिल्ह्यातील अधिकारी, कर्मचारी, शेतकरी मोठ्या संख्येने उपस्थित होते. मराठी इंडस्ट्रीतील लोकप्रिय अभिनेते देवदत्त नागे यांनी 'जय मल्हार' मालिकेच्या आठवणींना उजाळा दिला आहे. त्यांनी सोशल मीडियावर पोस्ट शेअर करत त्यांच्या नवीन घराच्या कामाची माहिती दिली. जेजुरीमध्ये घर बांधण्याची त्यांची इच्छा पूर्ण झाली आहे. त्यांनी श्री खंडेरायांच्या आशीर्वादाने हे घर उभारले आहे आणि त्या पवित्र जागेचं ब्रँडिंगही तेच हाताळत आहेत.</w:t>
+      </w:r>
+    </w:p>
+    <w:p>
+      <w:pPr>
+        <w:pStyle w:val="Heading3"/>
+      </w:pPr>
+      <w:r>
+        <w:rPr/>
+        <w:t>Article 87</w:t>
+      </w:r>
+    </w:p>
+    <w:p>
+      <w:pPr>
+        <w:pStyle w:val="Normal"/>
+      </w:pPr>
+      <w:r>
+        <w:rPr/>
+        <w:t>Title: खासदार विशाल पाटलांना भाजपकडून ऑफर, चंद्रकांत पाटील म्हणाले, "एक चांगला माणूस यावा, यासाठी..."</w:t>
+      </w:r>
+    </w:p>
+    <w:p>
+      <w:pPr>
+        <w:pStyle w:val="Normal"/>
+      </w:pPr>
+      <w:r>
+        <w:rPr/>
+        <w:t xml:space="preserve">URL: </w:t>
+      </w:r>
+      <w:r>
+        <w:t xml:space="preserve"> https://www.lokmat.com/sangli/chandrakant-patil-has-offered-sangli-congress-mp-vishal-patil-to-join-the-bjp-a-a571/</w:t>
+      </w:r>
+    </w:p>
+    <w:p>
+      <w:pPr>
+        <w:pStyle w:val="Normal"/>
+      </w:pPr>
+      <w:r>
+        <w:rPr/>
+        <w:t>Content: हिंदी | English शुक्रवार २९ ऑगस्ट २०२५ FOLLOW US : शहरं व्हिडीओ सखी आणखी By ऑनलाइन लोकमत | Updated: April 22, 2025 09:02 IST2025-04-22T09:00:23+5:302025-04-22T09:02:50+5:30 Maharashtra Politics News: सांगलीचे खासदार विशाल पाटील यांना भाजपने पुन्हा एकदा सोबत येण्याची ऑफर दिली आहे. भाजपचे वरिष्ठ नेते आणि कॅबिनेट मंत्री चंद्रकांत पाटील म्हणाले की, विशाल पाटलांनी भाजपत यावे, यासाठी सारखं म्हणत राहणार. काँग्रेसचे नेते संग्राम थोपटे भाजपच्या वाटेवर असतानाच पाटलांनी केलेल्या या विधानाने राजकीय वर्तुळात नव्या चर्चेला तोंड फुटले आहे. 'लोकमत'चं WhatsApp चॅनल फॉलो करा! भाजपचे नेते चंद्रकांत पाटील यांनी सांगली दौऱ्यामध्ये पुन्हा एकदा खासदार विशाल पाटील यांना भाजपसोबत येण्याची ऑफर दिली आहे. ते तरुण आणि हुशार आहेत. त्यामुळे मी हे सारखं म्हणत राहणार आहे, असे चंद्रकांत पाटील म्हणाले आहेत. "विशाल पाटलांनी भाजपमध्ये यावं" "विशाल पाटील यांनी भाजपमध्ये यावं. पण, ते अपक्ष असल्यामुळे पार्टीमध्ये येता येत नाही. त्यांना सहभागी व्हावं लागेल. ते तरुण आहेत. हुशार आहेत. खूप प्रश्नांची जाण त्यांना आहे. त्यामुळे मी असा एक चांगला माणूस यावा, यासाठी सारखं म्हणत राहणार", असे चंद्रकांत पाटील माध्यमांशी बोलताना म्हणाले. "संजयकाका पाटलांचं पुनर्वसन आता अजित पवारांनी करावं" संजयकाका पाटील यांनी लोकसभा निवडणूक भाजपकडून लढवली. पण, विधानसभा निवडणुकीत त्यांनी अजित पवारांच्या राष्ट्रवादी काँग्रेसमध्ये प्रवेश केला होता. तासगाव विधानसभा मतदारसंघात त्याचा रोहित पाटलांनी पराभव केला. हेही वाचा &gt;&gt;२१ वर्ष पूर्ण झालेल्या नव्याने पात्र ठरणाऱ्या ‘लाडक्या बहिणीं’ना केव्हा मिळणार लाभ? सध्या संजयकाका पाटील हे अजित पवारांच्या राष्ट्रवादीत आहेत. त्यांच्या पुनर्वसनाबद्दल जेव्हा चंद्रकांत पाटील यांना विचारण्यात आले. त्यावर ते म्हणाले, "संजयकाका पाटील आता अजित पवारांच्या राष्ट्रवादीमध्ये आहेत. त्यामुळे त्यांचं पुनर्वसन अजित पवारांनी करायचं आहे. जुने नेते, जुने मित्र असल्यामुळे त्यांचं पुनर्वसन करण्यामध्ये आम्ही अजित पवारांना मदत करू", असे उत्तर पाटलांनी दिले. विशाल पाटलांना महिनाभरात दुसऱ्यांदा ऑफर खासदार विशाल पाटील यांच्याबद्दल चंद्रकांत पाटील यांनी दुसऱ्यांदा विधान केले आहे. मार्च महिन्यातही चंद्रकांत पाटील म्हणाले होते की, 'राजकारणात नेहमी वर्तमानाचा विचार करून चालावं लागतं. त्यामुळे विशाल पाटील भाजपसोबत आले, तर भाजपाचे केंद्रातील संख्याबळ वाढेल आणि सांगलीच्या विकासालाही चालना मिळेल.' FOLLOW US : Copyright © 2025 Lokmat Media Pvt Ltd</w:t>
+      </w:r>
+    </w:p>
+    <w:p>
+      <w:pPr>
+        <w:pStyle w:val="Heading3"/>
+      </w:pPr>
+      <w:r>
+        <w:rPr/>
+        <w:t>Article 88</w:t>
+      </w:r>
+    </w:p>
+    <w:p>
+      <w:pPr>
+        <w:pStyle w:val="Normal"/>
+      </w:pPr>
+      <w:r>
+        <w:rPr/>
+        <w:t>Title: शिक्षक गिरीश फोंडे यांचे निलंबन रद्द करणार, मंत्री चंद्रकांत पाटील यांच्याकडून आश्वासन</w:t>
+      </w:r>
+    </w:p>
+    <w:p>
+      <w:pPr>
+        <w:pStyle w:val="Normal"/>
+      </w:pPr>
+      <w:r>
+        <w:rPr/>
+        <w:t xml:space="preserve">URL: </w:t>
+      </w:r>
+      <w:r>
+        <w:t xml:space="preserve"> https://www.lokmat.com/sangli/teacher-girish-fondes-suspension-will-be-revoked-assurance-from-minister-chandrakant-patil-a-a746/</w:t>
+      </w:r>
+    </w:p>
+    <w:p>
+      <w:pPr>
+        <w:pStyle w:val="Normal"/>
+      </w:pPr>
+      <w:r>
+        <w:rPr/>
+        <w:t>Content: हिंदी | English बुधवार ३ सप्टेंबर २०२५ FOLLOW US : शहरं व्हिडीओ सखी आणखी By ऑनलाइन लोकमत | Updated: April 9, 2025 13:11 IST2025-04-09T13:11:06+5:302025-04-09T13:11:31+5:30 सांगली : शक्तिपीठ महामार्ग विरोधातील आंदोलनात सहभागी कोल्हापूर महापालिकेचे शिक्षक गिरीश फोंडे यांचे निलंबन रद्द करण्यासंदर्भात कोल्हापूर महापालिका आयुक्तांना पत्र देऊ. तसेच शक्तिपीठ महामार्ग बाबत चर्चा सुरू असल्याचे पालकमंत्री चंद्रकांत पाटील यांनी सांगलीतील शेतकऱ्यांच्या शिष्टमंडळाला आश्वासन दिले.गिरीश फोंडे यांचे निलंबन रद्द करा, शक्तिपीठ महामार्ग रद्द करा, अन्यथा पालकमंत्र्यांना काळे झेंडे दाखवू, असा इशारा शक्तिपीठ महामार्ग विरोधी कृती समिती तर्फे दिला होता. त्याची दखल घेत पोलिस अधीक्षक संदीप घुगे, निरीक्षक सुधीर भालेराव यांनी मध्यस्थी करत पालकमंत्री पाटील यांच्यासमवेत कृती समितीचे उमेश देशमुख, महेश खराडे, उमेश एडके, विष्णू पाटील यांच्याशी पोलिस मुख्यालयात चर्चा केली.पालकमंत्री पाटील म्हणाले, गिरीश फोंडे हे कोल्हापूर महापालिकेत शिक्षक आहेत. शक्तिपीठ महामार्ग विरोधी आंदोलनात सहभाग घेतल्याबद्दल त्यांना निलंबन करण्यात आले आहे. या संदर्भात कोल्हापूर महापालिकेच्या आयुक्तांना पत्र देऊन निलंबन रद्द करण्याबाबत शिफारस करणार आहे, असे आश्वासन सांगलीतील शेतकऱ्यांना दिले. यावेळी जिल्हाधिकारी अशोक काकडे, पोलिस अधीक्षक संदीप घुगे, महापालिका आयुक्त रविकांत आडसूळ उपस्थित होते. बेदाण्याचा पोषण आहारात वाटपासाठी प्रयत्न करु : पाटीलबेदाण्याचा शालेय पोषण आहारात समावेश बाबत शासन निर्णय होऊन देखील त्याचा समावेश झालेला नाही. त्या निर्णयाची अंमलबजावणी झालेली नाही, ही बाब उमेश देशमुख यांच्यासह शेतकऱ्यांनी पालकमंत्री पाटील यांच्या लक्षात आणून दिल्यानंतर यात लक्ष घालून बेदाण्याचा शालेय पोषण आहारात वाटपाबाबत संबंधितांना सूचना देण्यात येतील, असे आश्वासन शेतकऱ्यांच्या शिष्टमंडळाला दिले. FOLLOW US : Copyright © 2025 Lokmat Media Pvt Ltd</w:t>
+      </w:r>
+    </w:p>
+    <w:p>
+      <w:pPr>
+        <w:pStyle w:val="Heading3"/>
+      </w:pPr>
+      <w:r>
+        <w:rPr/>
+        <w:t>Article 89</w:t>
+      </w:r>
+    </w:p>
+    <w:p>
+      <w:pPr>
+        <w:pStyle w:val="Normal"/>
+      </w:pPr>
+      <w:r>
+        <w:rPr/>
+        <w:t>Title: जयश्री पाटील भाजपमध्ये, बुधवारी प्रवेश, पक्षात मानसन्मान : चंद्रकांत पाटील</w:t>
+      </w:r>
+    </w:p>
+    <w:p>
+      <w:pPr>
+        <w:pStyle w:val="Normal"/>
+      </w:pPr>
+      <w:r>
+        <w:rPr/>
+        <w:t xml:space="preserve">URL: </w:t>
+      </w:r>
+      <w:r>
+        <w:t xml:space="preserve"> https://www.loksatta.com/maharashtra/minister-chandrakant-patil-statement-on-jayashree-patil-to-joining-bjp-zws-70-5163284/</w:t>
+      </w:r>
+    </w:p>
+    <w:p>
+      <w:pPr>
+        <w:pStyle w:val="Normal"/>
+      </w:pPr>
+      <w:r>
+        <w:rPr/>
+        <w:t>Content: सांगली : जिल्हा मध्यवर्ती बँकेच्या उपाध्यक्षा आणि शहरातील मदन पाटील गटाच्या नेत्या जयश्री पाटील यांनी भाजपमध्ये प्रवेश करत असल्याचे सोमवारी जाहीर केले. या वेळी पालकमंत्री चंद्रकांत पाटील यांनी, भाजपमध्ये त्यांचा मानसन्मान राखला जाईल, असे सांगत वसंतदादा घराण्यातील व्यक्ती भाजपमध्ये आल्याने जिल्ह्याच्याच नव्हे, तर राज्याच्या राजकारणावर परिणाम होईल, असे सांगितले. श्रीमती पाटील यांनी विधानसभा निवडणुकीवेळी काँग्रेसमध्ये बंडखोरी करून अपक्ष निवडणूक लढविल्याने त्यांना पक्षातून निलंबित करण्यात आले होते. महापालिका निवडणुकीच्या पार्श्वभूमीवर कार्यकर्त्यांची बैठक घेऊन त्यांनी पक्षप्रवेशाबाबत चर्चा केली होती. राष्ट्रवादी काँग्रेस अजित पवार आणि भाजप असे दोन पर्याय पक्षप्रवेशासाठी होते. बुधवारी मुंबईमध्ये प्रदेशाध्यक्ष चंद्रशेखर बावनकुळे व मुख्यमंत्री देवेंद्र फडणवीस यांच्या उपस्थितीत त्यांचा पक्ष प्रवेश होणार आहे. सोमवारी पालकमंत्री पाटील यांनी श्रीमती पाटील यांच्या निवासस्थानी जाऊन त्यांची सदिच्छा भेट घेतली. या वेळी त्यांच्या समवेत आ. सुधीर गाडगीळ, जनसुराज्य शक्ती पक्षाचे प्रदेशाध्यक्ष समित कदम, भाजपचे प्रदेश उपाध्यक्ष शेखर इनामदार, जिल्हाध्यक्ष सम्राट महाडिक, सी. बी. पाटील आदी उपस्थित होते. या वेळी बोलताना मंत्री पाटील म्हणाले, ‘वसंतदादा घराण्यातील व्यक्ती भाजपमध्ये प्रवेश करत आहे हे पक्षासाठी महत्त्वाचे आहे. त्यांनी कोणत्याही अटी, मागण्यांशिवाय प्रवेशाचा निर्णय घेतला आहे. त्यांच्या कार्यकर्त्यांना सन्मानजनक वागणूक दिली जाईलच, पण जिल्हा नियोजन मंडळात दोन जागा त्यांच्यासाठी आहेत. त्यांपैकी एक त्यांच्यासाठी, तर दुसरी जागा त्या सुचवतील त्यांना देण्यात येईल. दरम्यान, भाजप प्रवेशाबाबत पाटील यांनी सांगितले, की काँग्रेसने दिलेला शब्द पाळला नाही. त्यामुळेच विधानसभा निवडणुकीवेळी बंडखोरी केली होती. आमच्या कार्यकर्त्यांना सन्मानजनक वागणूक मिळावी, अशी आमची भावना असून, भाजपकडून त्याची खात्री वाटल्यानेच आपण हा निर्णय घेतला. आमिर खानचा 'सितारे जमीन पर' चित्रपट २० जून रोजी प्रदर्शित झाला. १९ जूनला खास स्क्रीनिंगला आमिरची गर्लफ्रेंड गौरी स्प्रॅट उपस्थित होती. आमिरने गौरीसोबतचा व्हिडीओ सोशल मीडियावर व्हायरल झाला आहे. नेटकऱ्यांनी विविध प्रतिक्रिया दिल्या आहेत. स्क्रीनिंगला सलमान खान, शाहरुख खान, रेखा, जूही चावला, आशा भोसले यांसारख्या दिग्गजांनी हजेरी लावली. 'सितारे जमीन पर' हा 'तारे जमीन पर'चा सिक्वेल आहे.</w:t>
+      </w:r>
+    </w:p>
+    <w:p>
+      <w:pPr>
+        <w:pStyle w:val="Heading3"/>
+      </w:pPr>
+      <w:r>
+        <w:rPr/>
+        <w:t>Article 90</w:t>
       </w:r>
     </w:p>
     <w:p>
@@ -3050,16 +3518,16 @@
       </w:pPr>
       <w:r>
         <w:rPr/>
-        <w:t>Article 79</w:t>
-      </w:r>
-    </w:p>
-    <w:p>
-      <w:pPr>
-        <w:pStyle w:val="Normal"/>
-      </w:pPr>
-      <w:r>
-        <w:rPr/>
-        <w:t>Title: Sangli News: अजित पवार-चंद्रकांत पाटील-जयंत पाटील-रोहित पवार एकाच व्यासपीठावर येणार? शरद पवारांच्या भगिनी माई कारण ठरणार!</w:t>
+        <w:t>Article 91</w:t>
+      </w:r>
+    </w:p>
+    <w:p>
+      <w:pPr>
+        <w:pStyle w:val="Normal"/>
+      </w:pPr>
+      <w:r>
+        <w:rPr/>
+        <w:t>Title: गुहागर येथील खरे-ढेरे महाविद्यालयात प्रमाणपत्राचा गैरव्यवहार, मंत्री चंद्रकांत पाटील यांचे कारवाईचे आदेश</w:t>
       </w:r>
     </w:p>
     <w:p>
@@ -3071,16 +3539,16 @@
         <w:t xml:space="preserve">URL: </w:t>
       </w:r>
       <w:r>
-        <w:t xml:space="preserve"> https://marathi.abplive.com/news/sangli/will-ajit-pawar-chandrakant-patil-jayant-patil-rohit-pawar-come-on-the-same-platform-in-sangli-for-saroj-patil-function-1377194</w:t>
-      </w:r>
-    </w:p>
-    <w:p>
-      <w:pPr>
-        <w:pStyle w:val="Normal"/>
-      </w:pPr>
-      <w:r>
-        <w:rPr/>
-        <w:t>Content: Sangli News: राष्ट्रवादी शरदचंद्र पवार पक्षाचे अध्यक्ष शरद पवार यांच्या भगिनी सरोज पाटील यांच्या शिक्षण संस्थेच्या कार्यक्रमाच्या निमित्ताने उपमुख्यमंत्री अजित पवार, उच्च आणि तंत्रशिक्षण मंत्री चंद्रकांत पाटील, आमदार जयंत पाटील आणि आमदार रोहित पवार एकाच व्यासपीठावर दिसणार आहेत. जयंत पाटील यांचा बालेकिल्ला मानला जाणाऱ्या इस्लामपूर शहरामध्ये उद्या (16 ऑगस्ट) हा कार्यक्रम होणार आहे. इस्लामपूरमधील महात्मा फुले शिक्षण संस्थेच्या प्रा. डॉ. एन.डी. पाटील विधी महाविद्यालय, श्रीमती सरोज नारायण पाटील (माई) मानसशास्त्र संशोधन केंद्र आणि प्रा. डॉ. एन. डी. पाटील बहुउद्देशीय सभागृहाचा उद्घाटन सोहळा व प्रारंभोत्सव कार्यक्रम या सर्व नेत्यांच्या उपस्थितीत होणार आहे. सरोज पाटील यांनी सर्वपक्षीय नेत्यांना रितसर निमंत्रित केले आहे. आता यामध्ये कोण कोण नेते या कार्यक्रमाच्या व्यासपीठावर उपस्थित राहतात आणि उपस्थित नेत्यांमध्ये जुगलबंदी रंगणार का? याकडे लक्ष लागून राहिलं आहे. उद्या सांगली जिल्ह्यात अजित पवार यांचा अधिकृत दौरा आहे त्यामुळे अजित पवार तर सकाळच्या सत्रात असलेला इस्लामपूरमधील या कार्यक्रमास उपस्थित राहणार असल्याचे निश्चित आहे. दुसरीकडे उच्च आणि तंत्रशिक्षण मंत्री आणि सांगलीचे पालकमंत्री चंद्रकांत पाटील देखील या कार्यक्रमास उपस्थित राहू शकतात. आता हे दोन नेते उपस्थित राहणार असल्याने जयंत पाटील यांच्या मतदारसंघांमध्ये हा कार्यक्रम असल्याने या कार्यक्रमाला जयंत पाटील देखील उपस्थित राहणार हे निश्चित मानले जाते. रोहित पवार जर या कार्यक्रमाच्या निमित्ताने या व्यासपीठावर आले तर सध्याचे राजकीय परिस्थितीतील कट्टर विरोधक उद्या इस्लामपूरमध्ये एका व्यासपीठावर आलेले पाहायला मिळतील. राष्ट्रवादी काँग्रेसची दोन शकले झाल्यापासून अजित पवार गटाकडून सातत्याने जयंत पाटलांना बालेकिल्ल्यामध्येच घेरण्याचा प्रयत्न झाला आहे. सांगली जिल्ह्याचे पालकत्व मंत्री चंद्रकांत पाटील यांच्याकडे आहे. काही दिवसांपूर्वीच ज्येष्ठ नेते अण्णा डांगे यांनी भाजपत घरवापसी केली आहे. दुसरीकडे, विधानसभा निवडणुकीतही जयंत पाटलांना घेरण्याचा प्रयत्न झाला होता. शहराच्या नामांतरावरूनही जयंत पाटलांवर सातत्याने केली जात आहे. त्यामुळे राजकीय प्रतिस्पर्धी एकत्र आल्यास चांगलीच जुगलंबदी रंगणार यात शंका नाही. इतर महत्वाच्या बातम्या We use cookies to improve your experience, analyze traffic, and personalize content. By clicking "Allow All Cookies", you agree to our use of cookies.</w:t>
+        <w:t xml:space="preserve"> https://www.lokmat.com/ratnagiri/certificate-fraud-at-khare-dhere-college-in-guhagar-minister-chandrakant-patil-orders-action-a-a746/</w:t>
+      </w:r>
+    </w:p>
+    <w:p>
+      <w:pPr>
+        <w:pStyle w:val="Normal"/>
+      </w:pPr>
+      <w:r>
+        <w:rPr/>
+        <w:t>Content: Presents By ऑनलाइन लोकमत | Updated: March 20, 2025 13:12 IST2025-03-20T13:12:02+5:302025-03-20T13:12:31+5:30 गुहागर : येथील खरे-ढेरे महाविद्यालयात अनेक विद्यार्थ्यांना थेट पदवी प्रमाणपत्र देण्यात आल्याच्या मुद्द्यावरून उद्धवसेनेचे विधिमंडळातील प्रतोद भास्कर जाधव यांनी बुधवारी अर्धा तास चर्चेच्या माध्यमातून अधिवेशनात आवाज उठविला. त्यावर राज्याचे उच्च व तंत्रशिक्षणमंत्री चंद्रकांत पाटील यांनी महाविद्यालयात सुरू असलेला हा प्रकार अत्यंत गंभीर असल्याची टिप्पणी करत कारवाईचे आदेश दिले.गुहागर येथील खरे-ढेरे-भोसले महाविद्यालयात विद्यार्थ्यांचा महाविद्यालयातील प्रथम वर्षाचा प्रवेश, त्यांची हजेरी, त्यांच्या परीक्षा सारे काही बोगस दाखवून त्यांना मुंबई विद्यापीठाकडून थेट तिसऱ्या वर्षाचे पदवी प्रमाणपत्र दिले जात असल्याचे आणि त्यातून मोठा गैरव्यवहार सुरू असल्याचे डिसेंबर, २०२४ च्या दरम्यान निदर्शनास आले.महाविद्यालयात चालणारी अशाप्रकारची बेकायदेशीर व नियमबाह्य कामे करण्यास नकार दिला म्हणून दिनांक १८ डिसेंबर २०२४ रोजी संस्थाचालकांनी ३ प्राध्यापकांना मारहाण केली गेली. त्यात तिघेही गंभीर जखमी झाले. कोट्यवधी रुपयांचा गैरव्यवहार करून या महाविद्यालयातून आतापर्यंत शेकडो विद्यार्थ्यांना अशाप्रकारे थेट पदवी प्रमाणपत्र देण्यात आल्याचा आरोप केला जात आहे. हा प्रकार उघडकीस आल्यानंतर संस्थाचालकांना वाचविण्याचे धक्कादायक प्रयत्न सुरू आहे. या घोटाळ्यामध्ये मुंबई विद्यापीठाच्या काही अधिकारी व कर्मचाऱ्यांचाही सहभाग असण्याची शक्यता असून, या प्रकरणाचा उलगडा करून दोषींवर कडक कारवाई करण्याची मागणी आमदार भास्कर जाधव यांनी केली.त्यांनी उपस्थिती केलेल्या या मुद्द्याची मंत्री चंद्रकांत पाटील यांनी दखल घेत हे प्रकरण गंभीर असल्याचे नमूद केले. या प्रकाराची चौकशी करुन कारवाई करण्याचे आदेश दिले. FOLLOW US : Copyright © 2025 Lokmat Media Pvt Ltd</w:t>
       </w:r>
     </w:p>
     <w:p>
@@ -3089,16 +3557,16 @@
       </w:pPr>
       <w:r>
         <w:rPr/>
-        <w:t>Article 80</w:t>
-      </w:r>
-    </w:p>
-    <w:p>
-      <w:pPr>
-        <w:pStyle w:val="Normal"/>
-      </w:pPr>
-      <w:r>
-        <w:rPr/>
-        <w:t>Title: मुलींच्या शिक्षणासाठी मोठी घोषणा:मंत्री चंद्रकांत पाटील 100 महाविद्यालयांना देणार अचानक भेटी, फी माफीची अंमलबजावणी तपासणार</w:t>
+        <w:t>Article 92</w:t>
+      </w:r>
+    </w:p>
+    <w:p>
+      <w:pPr>
+        <w:pStyle w:val="Normal"/>
+      </w:pPr>
+      <w:r>
+        <w:rPr/>
+        <w:t>Title: BJP Kolhapur: विधानसभा जिंकल्यानंतर भाजपची 'शत-प्रतिशत'ची तयारी; महापालिका, जिल्हा परिषद निवडणुका स्वबळावर लढण्याचे संकेत</w:t>
       </w:r>
     </w:p>
     <w:p>
@@ -3110,16 +3578,16 @@
         <w:t xml:space="preserve">URL: </w:t>
       </w:r>
       <w:r>
-        <w:t xml:space="preserve"> https://divyamarathi.bhaskar.com/local/maharashtra/pune/news/minister-chandrakant-patil-will-pay-surprise-visits-to-100-colleges-check-the-implementation-of-fee-waiver-134473291.html</w:t>
-      </w:r>
-    </w:p>
-    <w:p>
-      <w:pPr>
-        <w:pStyle w:val="Normal"/>
-      </w:pPr>
-      <w:r>
-        <w:rPr/>
-        <w:t>Content: राज्याचे उच्च व तंत्रशिक्षण मंत्री चंद्रकांत पाटील यांनी मुलींच्या शैक्षणिक हितासाठी महत्त्वपूर्ण पाऊल उचलले आहे. त्यांनी पुण्यातील गरवारे महाविद्यालयाला अचानक भेट देऊन मुलींच्या फी माफी योजनेच्या अंमलबजावणीचा आढावा घेतला. राज्य सरकारने व्यावसायिक आण पाटील यांनी महाविद्यालयातील विद्यार्थिनींशी थेट संवाद साधून त्यांच्या अडचणी जाणून घेतल्या. त्यांनी सर्व महाविद्यालयांना विद्यार्थी आणि प्रशासन यांची संयुक्त समिती स्थापन करण्याचे निर्देश दिले आहेत. विद्यार्थिनींनी ३१ मार्चपर्यंत नोडल अधिकाऱ्यांकडे फी माफीसाठी आवश्यक कागदपत्रे सादर करावीत, असे आवाहन त्यांनी केले. मंत्री पाटील यांनी मुंबईतील थडोमल शहानी महाविद्यालयानंतर पुण्यातील गरवारे महाविद्यालयाला भेट दिली असून, पुढील काळात राज्यभरातील १०० महाविद्यालयांना अचानक भेटी देऊन योजनेच्या अंमलबजावणीचा आढावा घेणार आहेत. 'कमवा आणि शिका' योजनेअंतर्गत शिक्षण घेणाऱ्या विद्यार्थ्यांच्या भत्त्यात वाढ करण्याच्या मागणीवरही सकारात्मक विचार करण्याचे आश्वासन त्यांनी दिले. या भेटीदरम्यान उच्च शिक्षण विभागाचे संचालक शैलेंद्र देवळाणकर आणि सहसंचालक प्रकाश बच्चाव उपस्थित होते. Copyright © 2024-25 DB Corp ltd., All Rights Reserved This website follows the DNPA Code of Ethics.</w:t>
+        <w:t xml:space="preserve"> https://marathi.abplive.com/news/politics/bjp-have-137-mlas-black-magic-will-do-nothing-maharashtra-government-will-run-for-5-years-says-chandrakant-patil-at-kolhapur-1344696</w:t>
+      </w:r>
+    </w:p>
+    <w:p>
+      <w:pPr>
+        <w:pStyle w:val="Normal"/>
+      </w:pPr>
+      <w:r>
+        <w:rPr/>
+        <w:t>Content: कोल्हापूर: राज्य सरकारवर कोणी कितीही काळी जादू करु दे. भाजपकडे तब्बल 137 आमदार आहेत. त्यामुळे पुढील पाच वर्षे सरकार मजबूत राहील, असे वक्तव्य भाजपचे आमदार आणि ज्येष्ठ नेते चंद्रकांत पाटील (Chandrakant Patil) यांनी केले. ते रविवारी भाजपच्या (BJP) पश्चिम महाराष्ट्रातील संघटन पर्व कार्यशाळेत बोलत होते. काही दिवसांपूर्वीच ठाकरे गटाचे खासदार संजय राऊत यांनी मुख्यमंत्र्यांचे निवासस्थान असलेल्या वर्षा बंगल्यावर काळी जादू (Black Magic) करण्यात आल्याचा आरोप केला होता. वर्षा बंगल्याच्या बाहेरच्या लॉनमध्ये गुवाहाटीच्या कामाख्या मंदिरात बळी देण्यात आलेल्या रेड्यांची शिंग आणून पुरली आहेत. जो कोणी दुसरा मुख्यमंत्री येईल, त्याचं मुख्यमंत्रिपद टिकू नये, यासाठी ही काळी जादू करण्यात आली आहे. त्यामुळे देवेंद्र फडणवीसांचं म्हणणं आहे की, मी वर्षा बंगल्यावर राहायला गेलो तरी रात्री झोपायला जाणार नाही, असे संजय राऊत यांनी म्हटले. या पार्श्वभूमीवर चंद्रकांत पाटील यांनी केलेले वक्तव्य चर्चेचा विषय ठरत आहे. भाजपला कोणी कितीही काळू जादू केली तरी फरक पडत नसल्याचे चंद्रकांत पाटील यांनी सुचित केले आहे. 'दैनिक लोकमत'च्या वृत्तानुसार, भाजपच्या कोल्हापूरमधील या कार्यशाळेला चंद्रकांत पाटील, प्रदेश कार्यकारी अध्यक्ष रवींद्र चव्हाण आणि प्रदेशाध्यक्ष चंद्रशेखर बावनकुळे उपस्थित होते. यावेळी भाजपकडून आगामी स्थानिक स्वराज्य संस्थांच्या निवडणुका स्वबळावर लढण्याचे संकेत दिले. राज्यातील सर्व जिल्हा परिषदा आणि महापालिकांमध्ये भाजपची सत्ता यायला हवी, असे चंद्रशेखर बावनकुळे यांनी म्हटले. पुढील 15 वर्षे राज्यात महायुतीचे सरकार सत्तेत राहण्यासाठी सर्व जिल्हा परिषदा, महापालिका , नगरपालिका, पंचायत समित्यांमध्ये भाजपची सत्ता येण्यासाठी राज्यात 1 कोटी 51 लाख सदस्य असणे आवश्यक आहे. राज्यात आतापर्यंत 1 कोटी 16 लाख इतकी सदस्य नोंदणी झाली आहे. हे उद्दिष्ट पूर्ण करण्यासाठी लाडकी बहीण योजनेचे 2 कोटी 20 लाख तर मोफत वीजेच्या 40 लाख कृषी पंपधारकांना भाजपचे सभासद करुन घ्या, असे आवाहन चंद्रशेखर बावनकुळे यांनी कार्यकर्त्यांना केले. राज्यात भाजपचे अधिकाअधिक सदस्य झाल्यास स्थानिक स्वराज्य संस्थांच्या निवडणुकीत 13 हजार जणांना भाजपकडून उमेदवारी दिली जाईल. राज्यातील सर्व 36 जिल्हा परिषद आणि 27 महापालिकांवर भाजपचा झेंडा फडकला पाहिजे, असेही चंद्रशेखर बावनकुळे यांनी म्हटले. राज्यात सत्तास्थापनेपासूनच महायुतीत आलबेल नाही हे वारंवार घडणाऱ्या घडामोडींवरून दिसून येतंय. आगामी स्थानिक स्वराज्य संस्था निवडणुका स्वबळावर लढवण्याची चाचपणी भाजपने सुरू केल्याची माहिती आहे. भाजपच्या विविध पातळ्यांवर सुरू असलेल्या बैठकांमध्ये स्वबळावर निवडणुका लढवण्याच्या सूचना देण्यात आल्याची माहिती आहे. त्यामुळे सध्या सुरू असलेल्या वादांच्या फेऱ्यानंतर स्वबळाचा नारा दिला जातोय का असा सवाल उपस्थित झालाय. तर दुसरीकडे आगामी निवडणुका महायुतीत लढण्याच्या मनस्थितीत आम्ही आहोत आणि असं झालं नाही तर परिणाम वाईट होतील, अशी प्रतिक्रिया शिवेसेना आमदार संजय शिरसाट यांनी दिली आहे. महापालिका निवडणुकांना अजून बराच अवधी असून याचा निर्णय सर्वोच्च न्यायालयात होणार आहे . त्यामुळे स्वबळाबाबत महायुतीतील कोणत्याच नेत्यांनी वक्तव्य करू नये अशा मताचा मी आहे . पण वक्तव्य करणारे नेते एवढे मोठे आहेत की त्यांना मी काय सल्ला देऊ? असा टोला चंद्रकांत पाटील यांनी लगावला. महापालिका निवडणुकात प्रत्येक ठिकाणचे चित्र आणि स्थिती वेगळी आहे त्यामुळे त्या त्यावेळी याबाबतचा निर्णय होईल. सध्या तरी सर्वोच्च न्यायालयाच्या निर्णयानंतरच या प्रक्रियेला सुरुवात होईल, असा दावा चंद्रकांत पाटील यांनी केला. आणखी वाचा 'वर्षा बंगल्यावरील लॉनमध्ये कामाख्या मंदिरात बळी दिलेल्या रेड्यांची शिंग पुरलेत'; राऊतांच्या दाव्यावर शिंदेंची प्रतिक्रिया, म्हणाले, 'जास्त अनुभव...' We use cookies to improve your experience, analyze traffic, and personalize content. By clicking "Allow All Cookies", you agree to our use of cookies.</w:t>
       </w:r>
     </w:p>
     <w:p>
@@ -3128,16 +3596,16 @@
       </w:pPr>
       <w:r>
         <w:rPr/>
-        <w:t>Article 81</w:t>
-      </w:r>
-    </w:p>
-    <w:p>
-      <w:pPr>
-        <w:pStyle w:val="Normal"/>
-      </w:pPr>
-      <w:r>
-        <w:rPr/>
-        <w:t>Title: Principal Retirement Age in Maharashtra: प्राचार्यांच्या निवृत्ती वयात वाढ; मंत्री चंद्रकांत पाटील यांची मोठी घोषणा</w:t>
+        <w:t>Article 93</w:t>
+      </w:r>
+    </w:p>
+    <w:p>
+      <w:pPr>
+        <w:pStyle w:val="Normal"/>
+      </w:pPr>
+      <w:r>
+        <w:rPr/>
+        <w:t>Title: Chandrakant Patil | कृषी उत्पादन वाढीसाठी एआय तंत्रज्ञान उपयुक्त : पालकमंत्री चंद्रकांत पाटील</w:t>
       </w:r>
     </w:p>
     <w:p>
@@ -3149,16 +3617,16 @@
         <w:t xml:space="preserve">URL: </w:t>
       </w:r>
       <w:r>
-        <w:t xml:space="preserve"> https://pudhari.news/maharashtra/vidarbha/amravati/amravati-40th-principal-association-state-conference-retirement-age-extension-chandrakant-patil-announcement-as80</w:t>
-      </w:r>
-    </w:p>
-    <w:p>
-      <w:pPr>
-        <w:pStyle w:val="Normal"/>
-      </w:pPr>
-      <w:r>
-        <w:rPr/>
-        <w:t>Content: Chandrakant Patil on Principal Retirement Age in Maharashtra अमरावती : अमरावती शहरात आज (दि. २५) अखिल महाराष्ट्र फेडरेशन ऑफ प्रिन्सिपल असोसिएशनचे ४० वे राज्यस्तरीय अधिवेशन आयोजित केले केले आहे. राज्यभरातील शेकडो प्राचार्य, शिक्षणतज्ज्ञ आणि संघटनांचे पदाधिकारी या अधिवेशनात सहभागी झाले आहेत. या वेळी उच्च व तंत्र शिक्षण मंत्री चंद्रकांत पाटील यांनी उपस्थित राहून अनेक महत्त्वपूर्ण घोषणा केल्या. अधिवेशनातील सर्वात मोठी घोषणा म्हणजे प्राचार्यांच्या निवृत्ती वयात वाढ. आता प्राचार्यांना ६२ ऐवजी ६५ वर्षांपर्यंत सेवा करण्याची संधी मिळणार असल्याचे मंत्री चंद्रकांत पाटील यांनी जाहीर केले. या निर्णयामुळे राज्यातील उच्च शिक्षण क्षेत्रातील अनुभवसंपन्न लोक अधिक काळ कार्यरत राहणार आहेत. अधिवेशनात प्राचार्यांनी शैक्षणिक धोरण, शासकीय निर्णय आणि विविध मागण्यांवर आपली मते मांडली. यावर मंत्री चंद्रकांत पाटील यांनी स्पष्ट शब्दांत सांगितले की, "वीस वर्षे प्राध्यापकांची भरती झाली नव्हती, ती आमच्या सरकारने केली आहे. शैक्षणिक धोरणावर चर्चा करणे आवश्यक असले तरी, केवळ मागण्या मांडून चालणार नाही, बदलासाठी सर्वांनी एकत्रितपणे प्रयत्न करणे गरजेचे आहे." 📍 २५ जुलै २०२५|अमरावती आज अखिल महाराष्ट्र फेडरेशन ऑफ प्रिन्सिपल्स असोसिएशन ऑफ नॉन-गव्हर्नमेंट कॉलेजेस यांच्या ४० व्या वार्षिक राज्यस्तरीय अधिवेशनास उपस्थित राहण्याचा सन्मान लाभला.शिक्षण क्षेत्रातील मान्यवर प्राचार्य, शिक्षणतज्ज्ञ व कार्यकर्त्यांच्या उपस्थितीत हा कार्यक्रम… pic.twitter.com/UMaRfaCxi4 प्रिन्सिपल असोसिएशनचे उपाध्यक्ष प्राचार्य नंदकुमार निकम यांनी राष्ट्रीय शैक्षणिक धोरण आणि शासकीय निर्णयांवर सरकारच्या उणिवा अधोरेखित केल्या. ते म्हणाले की, "आम्ही अनेक वेळा सरकारकडे मागण्या मांडतो, मात्र त्या पूर्ण होत नाहीत. शिक्षक भरती, शैक्षणिक सुविधा, आणि धोरणात्मक निर्णयांमध्ये अजूनही अनेक अडचणी आहेत. या अधिवेशनात प्राचार्यांच्या नेतृत्वातील शैक्षणिक सुधारणा, नव्या धोरणांची अंमलबजावणी, आणि शिक्षकांच्या हिताच्या मुद्द्यांवर सखोल चर्चा झाली. राज्यातील उच्च शिक्षण क्षेत्राच्या भविष्याचा आराखडा ठरवण्यासाठी हे अधिवेशन महत्त्वाचे ठरणार आहे. दरम्यान, या राज्यस्तरीय अधिवेशनात प्राचार्यांच्या निवृत्ती वयात वाढ, शिक्षक भरती, आणि शैक्षणिक धोरणातील सुधारणा या मुद्द्यांवर ठोस चर्चा झाली. मंत्री चंद्रकांत पाटील यांच्या घोषणेमुळे प्राचार्यांना दिलासा मिळाला असला, तरीही प्राचार्य नंदकुमार निकम यांनी सरकारकडून अजूनही अपेक्षित असलेल्या सुधारणा आणि मागण्यांची आठवण करून दिली. 'Pudhari' is excited to announce the relaunch of its Android and iOS apps. Stay updated with the latest news at your fingertips. Android and iOS Download now and stay updated, anytime, anywhere. Pudhari Publications Private Limited</w:t>
+        <w:t xml:space="preserve"> https://pudhari.news/maharashtra/sangali/ai-technology-useful-for-agriculture-growth-says-chandrakant-patil-sk95</w:t>
+      </w:r>
+    </w:p>
+    <w:p>
+      <w:pPr>
+        <w:pStyle w:val="Normal"/>
+      </w:pPr>
+      <w:r>
+        <w:rPr/>
+        <w:t>Content: इस्लामपूर : शेती उत्पादन वाढ व शेतमाल निर्यातीसाठी कृत्रिम बुद्धिमत्ता तंत्रज्ञान उपयुक्त ठरेल, असा विश्वास पालकमंत्री चंद्रकांत पाटील यांनी व्यक्त केला. पेठ (ता. वाळवा) येथे ‘कृत्रिम बुद्धिमत्ता आधारित शेती’ या विषयावर कृषी विभागातर्फे आयोजित शेतकरी परिसंवाद मेळाव्याच्या उद्घाटनप्रसंगी ते बोलत होते. कृषी विभाग व संभाजीराव पाटील प्रतिष्ठान (तांबवे) यांच्या संयुक्त विद्यमाने या मेळाव्याचे आयोजन करण्यात आले होते. यावेळी आमदार सदाभाऊ खोत, आमदार सत्यजित देशमुख, जिल्हाधिकारी अशोक काकडे, कोकण कृषी विद्यापीठाचे संशोधन संचालक डॉ. पराग हळदणकर, निवृत्त वरिष्ठ प्रशासकीय अधिकारी उमेशचंद्र सारंगी, माजी अप्पर मुख्य सचिव (कृषी) नानासाहेब पाटील, विभागीय कृषी सहसंचालक बसवराज मास्तोळी, जिल्हा कृषी अधिकारी विवेक कुंभार, युवा संशोधक सारंग नेरकर, जिल्हा बँकेचे संचालक राहुल महाडिक, चिमण डांगे, भाजपचे जिल्हाध्यक्ष सम्राट महाडिक, अभिजित पाटील आदी उपस्थित होते. पालकमंत्री चंद्रकांत पाटील म्हणाले, हा मेळावा शेतकर्‍यांच्या ज्ञानात भर घालणारा ठरेल. या परिसंवादात वक्त्यांनी सुलभ भाषेत एआय तंत्रज्ञान उलगडून सांगावे. शेतीचे उत्पादन व शेतकर्‍यांचे उत्पन्न वाढवण्यासाठी नवनवीन प्रयोग करणे आवश्यक आहे. त्यासाठी शासनस्तरावर अनेक अनुदान योजना आहेत. शेतकर्‍यांनीही शेतीपूरक व्यवसाय व प्रक्रिया उद्योगाकडे वळावे. काळाची गरज ओळखून त्यादृष्टीने वाटचाल करावी. शेतकर्‍यांचे उत्पादन, उत्पन्न वाढावे, शेतीमालास चांगला भाव मिळावा, यासाठी ठिबक सिंचन, शेती व शेतीपूरक उद्योगांना अनुदान देण्याचे शासनाचे धोरण आहे. मक्यापासून 52 प्रकारची उपउत्पादने तयार करता येतात. अशाच पध्दतीने शेतकर्‍यांनी शेतीमालाचे उत्पादन करण्याबरोबरच नवनवीन प्रयोग करून शेतीचे उत्पन्न वाढविण्यासाठी प्रयत्न करावा. नानासाहेब पाटील म्हणाले, शेतकर्‍यांनी पारंपरिक शेती न करता पीक पॅटर्नबाबत धोरणात्मक निर्णय घ्यावा, संरक्षित शेती करावी, फळबाग लागवड करावी, उपउत्पादने तयार करून आत्मनिर्भर व्हावे. तसेच, कुटुंबातील एक सदस्य शिक्षित करून त्याला अकृषिक क्षेत्रात पारंगत करावे. यावेळी कृषी निर्यात व कृषी व्यापार या विषयावर निवृत्त वरिष्ठ प्रशासकीय अधिकारी उमेशचंद्र सारंगी, केळी निर्यातीवर किरण डोके, डाळिंब उत्पादन व निर्यातीबाबत प्रभाकर चांदणे यांनी मार्गदर्शन केले. नानासाहेब पाटील यांनी प्रास्ताविक केले. कार्यक्रमास सांगली, कोल्हापूर, सातारा जिल्ह्यातील अधिकारी, कर्मचारी, शेतकरी उपस्थित होते. 'Pudhari' is excited to announce the relaunch of its Android and iOS apps. Stay updated with the latest news at your fingertips. Android and iOS Download now and stay updated, anytime, anywhere. Pudhari Publications Private Limited</w:t>
       </w:r>
     </w:p>
     <w:p>
@@ -3167,16 +3635,16 @@
       </w:pPr>
       <w:r>
         <w:rPr/>
-        <w:t>Article 82</w:t>
-      </w:r>
-    </w:p>
-    <w:p>
-      <w:pPr>
-        <w:pStyle w:val="Normal"/>
-      </w:pPr>
-      <w:r>
-        <w:rPr/>
-        <w:t>Title: शेतीसाठी कृत्रिम बुद्धिमत्ता तंत्रज्ञान उपयुक्त – चंद्रकांत पाटील</w:t>
+        <w:t>Article 94</w:t>
+      </w:r>
+    </w:p>
+    <w:p>
+      <w:pPr>
+        <w:pStyle w:val="Normal"/>
+      </w:pPr>
+      <w:r>
+        <w:rPr/>
+        <w:t>Title: मी राज्यातील सिनिअर मंत्री, ‘गृहमंत्री’पद फक्त राहिलंय - चंद्रकांत पाटील</w:t>
       </w:r>
     </w:p>
     <w:p>
@@ -3188,16 +3656,16 @@
         <w:t xml:space="preserve">URL: </w:t>
       </w:r>
       <w:r>
-        <w:t xml:space="preserve"> https://www.loksatta.com/maharashtra/artificial-intelligence-technology-useful-for-agriculture-says-chandrakant-patil-ssb-93-5328187/</w:t>
-      </w:r>
-    </w:p>
-    <w:p>
-      <w:pPr>
-        <w:pStyle w:val="Normal"/>
-      </w:pPr>
-      <w:r>
-        <w:rPr/>
-        <w:t>Content: सांगली : शेती उत्पादनवाढ व शेतमाल निर्यातीसाठी कृत्रिम बुद्धिमत्ता तंत्रज्ञान उपयुक्त ठरेल. या अनुषंगाने आयोजित कृत्रिम बुद्धिमत्ता आधारित शेती या विषयावरील कृषी विभागाने आयोजित केलेला शेतकरी परिसंवाद शेतकऱ्याच्या ज्ञानात भर घालणारा ठरेल, असे प्रतिपादन पालकमंत्री चंद्रकांत पाटील यांनी शनिवारी केले. महाराष्ट्र शासन कृषी विभागांतर्गत कोल्हापूर विभाग व स्व. संभाजीराव पाटील (बापू) प्रतिष्ठान, तांबवे यांच्या संयुक्त विद्यमाने पेठ नाका येथे आयोजित शेतकरी परिसंवादाच्या अध्यक्षस्थानावरून ते बोलत होते. या कार्यक्रमास आमदार सदाभाऊ खोत, सत्यजित देशमुख, जिल्हाधिकारी अशोक काकडे, जिल्हा बँकेचे संचालक राहुल महाडिक, भाजपचे जिल्हाध्यक्ष सम्राट महाडिक, कोकण कृषी विद्यापीठ, दापोलीचे संशोधन संचालक डॉ. पराग हळदणकर आदी उपस्थित होते. पालकमंत्री पाटील म्हणाले, की शेतीचे उत्पादन व शेतकऱ्याचे उत्पन्न वाढवण्यासाठी नवनवीन प्रयोग करणे आवश्यक आहे. त्यासाठी शासन स्तरावर अनेक अनुदान योजना आहेत. शेतकऱ्यांनीही शेतीपूरक व्यवसाय व प्रक्रियाउद्योग करणे ही काळाची गरज ओळखून त्या दृष्टीने वाटचाल करावी. शेतकऱ्याचे उत्पादन, उत्पन्न वाढावे, शेतमालास चांगला भाव मिळावा, यासाठी ठिबक सिंचन, शेती व शेतीपूरक उद्योगांना अनुदान देण्याचे शासनाचे धोरण आहे. शहरवाढीची मर्यादा लक्षात घेता, गावातच शेतीमध्ये काळानुरूप बदल करून शेतकऱ्यांनी आत्मनिर्भर व्हावे. नवीन पिके, उपउत्पादने, प्रक्रिया उद्योग यावर शेतकऱ्यांनी भर दिला तरच शेती फायदेशीर ठरेल. प्रक्रिया उद्योगाचे कारखाने खोलून इतरांनाही नोकऱ्या द्याव्यात, असे ते म्हणाले. आपण मूळचे शेतकरी असल्याचे सांगून त्यांनी उमेदीच्या काळात काजूगर तयार करण्यासाठी केलेल्या प्रयोगाचा दाखला यावेळी दिला. नानासाहेब पाटील म्हणाले, शेतकऱ्यांनी पारंपरिक शेती न करता पीकपॅटर्नबाबत धोरणात्मक निर्णय घ्यावा. संरक्षित शेती करावी, फळबागलागवड करावी. शेतीची उपउत्पादने निर्माण करून आत्मनिर्भर व्हावे. तसेच, कुटुंबातील एक सदस्य शिक्षीत करून अकृषिक क्षेत्रात पारंगत करावेत, असे ते म्हणाले. या वेळी कृषिनिर्यात व व्यापार या विषयावर निवृत्त वरिष्ठ प्रशासकीय अधिकारी उमेशचंद्र सारंगी, केळी निर्यातीवर किरण डोके, डाळिंब उत्पादन व निर्यात याबाबत प्रभाकर चांदणे यांनी मार्गदर्शन केले. प्रास्ताविक नानासाहेब पाटील यांनी केले. प्रारंभी छत्रपती शिवाजी महाराज यांच्या प्रतिमेचे पूजन मान्यवरांच्या हस्ते करण्यात आले. कार्यक्रमास सांगली, कोल्हापूर, सातारा जिल्ह्यातील अधिकारी, कर्मचारी, शेतकरी मोठ्या संख्येने उपस्थित होते. मराठी इंडस्ट्रीतील लोकप्रिय अभिनेते देवदत्त नागे यांनी 'जय मल्हार' मालिकेच्या आठवणींना उजाळा दिला आहे. त्यांनी सोशल मीडियावर पोस्ट शेअर करत त्यांच्या नवीन घराच्या कामाची माहिती दिली. जेजुरीमध्ये घर बांधण्याची त्यांची इच्छा पूर्ण झाली आहे. त्यांनी श्री खंडेरायांच्या आशीर्वादाने हे घर उभारले आहे आणि त्या पवित्र जागेचं ब्रँडिंगही तेच हाताळत आहेत.</w:t>
+        <w:t xml:space="preserve"> https://www.lokmat.com/sangli/i-am-a-senior-minister-in-the-state-the-post-of-home-minister-remains-says-chandrakant-patil-a-a746/</w:t>
+      </w:r>
+    </w:p>
+    <w:p>
+      <w:pPr>
+        <w:pStyle w:val="Normal"/>
+      </w:pPr>
+      <w:r>
+        <w:rPr/>
+        <w:t>Content: हिंदी | English सोमवार १ सप्टेंबर २०२५ FOLLOW US : शहरं व्हिडीओ सखी आणखी By ऑनलाइन लोकमत | Updated: April 22, 2025 11:43 IST2025-04-22T11:42:19+5:302025-04-22T11:43:34+5:30 तासगाव : मी राज्यातील सिनिअर मंत्री आहे. जवळपास सर्व मंत्रिपदे मी भूषवली आहेत. ‘गृहमंत्री’पद फक्त राहिले आहे, असे विधान राज्याचे उच्च व तंत्रशिक्षण व सांगलीचे पालकमंत्री चंद्रकांत पाटील यांनी केले. शिवाय शिवनेरी कला, क्रीडा व सांस्कृतिक मंडळाने उभारलेले दुर्गामाता मंदिर सर्वांसाठी शक्तिस्थळ ठरेल, असेही पालकमंत्री पाटील म्हणाले.तासगाव येथील शिवनेरी कला, क्रीडा व सांस्कृतिक मंडळाने सुमारे ४ कोटी ६५ लाख रुपये खर्चून भव्य असे दुर्गामाता मंदिर उभारले आहे. या मंदिरात दुर्गामातेच्या मूर्तीची प्राणप्रतिष्ठा व कलशारोहण कार्यक्रम सुरू आहे. त्यानिमित्ताने आज महाआरतीचे आयोजन पालकमंत्री पाटील यांच्या उपस्थितीत करण्यात आले होते. महाआरतीनंतर मंत्री पाटील बोलत होते.ते म्हणाले, शिवनेरी मंडळाचे काम स्फूर्तिदायी आहे. सध्या तरुण मंडळे अनेक जयंती उत्सव साजरी करतात. वर्गणी गोळा करतात. मात्र जमा झालेल्या पैशांचा विनियोग डॉल्बी किंवा अन्य अनावश्यक गोष्टींवर होतो. मात्र शिवनेरी मंडळाने समाजापुढे आदर्श घालून दिला आहे. या मंडळाचे दहीहंडीमधील सातत्य व त्यातून उभारलेल्या निधीतून दुर्गामातेचे मंदिर उभारणे, हा खरोखर स्फूर्तिदायी उपक्रम आहे. FOLLOW US : Copyright © 2025 Lokmat Media Pvt Ltd</w:t>
       </w:r>
     </w:p>
     <w:p>
@@ -3206,16 +3674,16 @@
       </w:pPr>
       <w:r>
         <w:rPr/>
-        <w:t>Article 83</w:t>
-      </w:r>
-    </w:p>
-    <w:p>
-      <w:pPr>
-        <w:pStyle w:val="Normal"/>
-      </w:pPr>
-      <w:r>
-        <w:rPr/>
-        <w:t>Title: चंद्रकांत पाटील यांची घोषणा ! लवकरच ‘या’ महाविद्यालयातील विद्यार्थिनींसाठी सुरु होणार एक लाख रुपयांची विशेष शिष्यवृत्ती</w:t>
+        <w:t>Article 95</w:t>
+      </w:r>
+    </w:p>
+    <w:p>
+      <w:pPr>
+        <w:pStyle w:val="Normal"/>
+      </w:pPr>
+      <w:r>
+        <w:rPr/>
+        <w:t>Title: Chandrakant Patil | मराठ्यांना कुणबीतून सरसकट ओबीसी आरक्षण टिकत नाही : ना. चंद्रकांत पाटील</w:t>
       </w:r>
     </w:p>
     <w:p>
@@ -3227,16 +3695,16 @@
         <w:t xml:space="preserve">URL: </w:t>
       </w:r>
       <w:r>
-        <w:t xml:space="preserve"> https://www.navarashtra.com/career/chandrakant-patil-announced-special-scholarship-for-female-students-of-sydenham-college-963588.html</w:t>
-      </w:r>
-    </w:p>
-    <w:p>
-      <w:pPr>
-        <w:pStyle w:val="Normal"/>
-      </w:pPr>
-      <w:r>
-        <w:rPr/>
-        <w:t>Content: चंद्रकांत पाटील यांची महत्वाची घोषणा देशातील कर्तबगार स्त्रियांचा आदर्श आजच्या विद्यार्थिनींनी घेऊन आपापल्या क्षेत्रात अग्रेसर राहिले पाहिजे, असे गौरवोद्गार उच्च व तंत्र शिक्षण मंत्री चंद्रकांत पाटील यांनी काढले. सिडनहॅम महाविद्यालयाच्या माजी विद्यार्थिनी आणि आशिया खंडातील पहिल्या महिला वाणिज्य पदवीधर श्रीमती यास्मिन खुर्शीदजी सर्वेअर यांच्या पदवीला शंभर वर्षे पूर्ण झाल्याचे औचित्य साधून विशेष कार्यक्रम आयोजित करण्यात आला. या कार्यक्रमात चंद्रकांत पाटील यांना बोलावण्यात आले होते. यावेळी सेंट्रल बँक ऑफ इंडियाच्या पहिल्या महिला कर्मचारी श्रीमती यास्मिन सर्वेअर यांच्या सन्मानार्थ बँकेच्या प्रायोजकत्वाने महाविद्यालयात स्थापित श्रीमती सर्वेअर यांच्या अर्धाकृती पुतळ्याचे अनावरण उच्च व तंत्र शिक्षण मंत्री चंद्रकांत पाटील यांच्या हस्ते करण्यात आले. उच्च व तंत्र शिक्षण मंत्री चंद्रकांत पाटील म्हणाले की यास्मिन सर्वेअर यांनी १८ ऑगस्ट १९२५ रोजी सिडनहॅम महाविद्यालयातून वाणिज्य शाखेत पदवी संपादन केली होती. त्या काळात महिलांनी उच्च शिक्षण घेणे हे दुर्मिळ मानले जात असल्याने त्यांचा हा प्रवास ऐतिहासिक ठरला. आज वाणिज्य क्षेत्रात आपला ठसा उमटविणाऱ्या महिलांना श्रीमती यास्मिन सर्वेयर यांनी शंभर वर्षांपूर्वी वाणिज्य विभागाचे दालन खुले करून दिले. आजच्या विद्यार्थिनींसाठी त्या प्रेरणास्थान आहेत. यावर्षीपासून महाविद्यालय व सेंट्रल बँक ऑफ इंडिया यांच्या संयुक्त विद्यमाने सिडनहॅम महाविद्यालयात वाणिज्य विभागात पदवी परीक्षेत प्रथम क्रमांक मिळवणाऱ्या विद्यार्थिनींसाठी श्रीमती यास्मिन सर्वेयर यांच्या नावाने एक लाख रुपयांची विशेष शिष्यवृत्ती सुरू करण्यात येत आहे. Judge Eligibility: न्यायाधीश होण्यासाठी वकिलीचा किती अनुभव आवश्यक आहे? योग्यता काय ? माजी विद्यार्थिनी व प्रसिद्ध पार्श्वगायिका संजीवनी भेलांडे यांनी इंग्रजीमध्ये अनुवादित केलेल्या मिराबाई यांच्या रचना सादर केल्या. याचे औचित्य साधून उच्च व तंत्र शिक्षण मंत्री चंद्रकांत पाटील यांनी महाविद्यालयासाठी एका नवीन स्पर्धेची घोषणा केली. दर महिन्याला मीराबाईंची एक रचना संजीवनी भेलांडे देतील, त्याचे अर्थपूर्ण विवेचन स्वतःच्या आवाजात करणाऱ्या विद्यार्थी- विद्यार्थिनीस पंचवीस हजारांचे रोख पारितोषिक देण्यात येईल. या उपक्रमाची सुरुवात आतापासूनच करूयात असे आवाहनही मंत्री चंद्रकांत पाटील यांनी विद्यार्थ्यांना केले. उपस्थित विद्यार्थ्यांपैकी मीराबाईंच्या भजनाचे वाचन आणि विवेचन करणाऱ्या पाच विद्यार्थ्यांना उच्च व तंत्र शिक्षण मंत्री चंद्रकांत पाटील यांनी रुपये दहा हजार रोख बक्षीस दिले. राज्यातील महिलांच्या सबलीकरण आणि सशक्तीकरणासाठी राज्य शासन त्यांना पेन्शन आणि व्यवसाय उभारण्यासाठी मदत करण्याच्या विचारात आहे. तसेच डॉ.होमी भाभा स्टेट युनिव्हर्सिटीमध्ये होणाऱ्या नाविन्यपूर्ण विविध कोर्सेस आणि उपक्रमांचे उच्च व तंत्र शिक्षण मंत्री चंद्रकांत पाटील यांनी कौतुक केले. यावर्षीपासून महाविद्यालय व सेंट्रल बँक ऑफ इंडिया यांच्या संयुक्त विद्यमाने सिडनहॅम महाविद्यालयात वाणिज्य विभागात पदवी परीक्षेत प्रथम क्रमांक मिळवणाऱ्या विद्यार्थिनींसाठी श्रीमती यास्मिन सर्वेयर यांच्या नावाने एक लाख रुपयांची विशेष शिष्यवृत्ती सुरू करण्यात येत असल्याची घोषणा उच्च व तंत्र शिक्षण मंत्री चंद्रकांत पाटील यांनी यावेळी केली. Education Loan: एज्युकेशन लोन सतत रिजेक्ट होतंय का? तुम्ही ‘या’ चुका तर करत नाहीये, नक्की तपासा या कार्यक्रमास मुंबई शहरच्या जिल्हाधिकारी आंचल गोयल, डॉ. होमी भाभा स्टेट विद्यापीठाचे कुलगुरू प्रा. रजनीश कामत, सिडनहॅमच्या माजी विद्यार्थिनी श्रीमती दिलनवाज वारीयावा, पार्श्वगायिका संजीवनी भेलांडे, यास्मिन सर्वेयर यांचे नातेवाईक श्री सोली कूपर, सेंट्रल बँक ऑफ इंडियाच्या श्रीमती पॉपी शर्मा, सिडनहॅम महाविद्यालयाचे प्राचार्य श्रीनिवास धुरु यांच्यासह महाविद्यालयातील प्राध्यापक व विद्यार्थी मोठ्या संख्येने उपस्थित होते. यावेळी प्राचार्य डॉ. श्रीनिवास धुरु यांनी सर्वांचे आभार मानले. Follow Us On © Copyright Navarashtra 2025 All rights reserved.</w:t>
+        <w:t xml:space="preserve"> https://pudhari.news/maharashtra/sangali/chandrakant-patil-says-maratha-quota-cannot-survive-through-kunbi-obc-route-sk95</w:t>
+      </w:r>
+    </w:p>
+    <w:p>
+      <w:pPr>
+        <w:pStyle w:val="Normal"/>
+      </w:pPr>
+      <w:r>
+        <w:rPr/>
+        <w:t>Content: सांगली : मराठा समाजाचे नेते मनोज जरांगे यांच्या प्रमुख मागण्या मान्य झालेल्या आहेत. ज्यांची कुणबी नोंद सापडली आहे, ते ओबीसीतून आरक्षणासाठी पात्र झालेले आहेत, पण सरसकट मराठा समाजाला कुणबी म्हणा आणि ओबीसीतून आरक्षण द्या, हे न्यायालयात टिकत नाही, असे राज्याचे उच्च व तंत्रशिक्षणमंत्री चंद्रकांत पाटील यांनी पत्रकारांशी बोलताना सांगितले. मंत्री पाटील म्हणाले, मनोज जरांगे यांनी ज्या मागण्यांसाठी आंदोलन सुरू केले, त्यातील बहुसंख्य विषय संपले आहेत. कुणबी नोंदी शोधण्यासाठी न्यायमूर्ती शिंदे समिती नेमली. या समितीने हैदराबाद, मराठवाडा येथे दौरे करून नोंदी शोधल्या आहेत. राज्यातून काही लाखांत कुणबी नोंदी सापडल्या आहेत. एक नोंद सापडली की त्यावरून 30 ते 35 जणांना कुणबी दाखला मिळतो. बहीण, भाऊ, मुलाला कुणबी दाखले मिळतात. ज्यांच्या कुणबी नोंदी सापडल्या नाहीत, अशा मराठा समाजाला एसईबीसी प्रवर्गातून 10 टक्के आरक्षण दिले आहे. ईडब्ल्यूएस आरक्षणावर सर्वोच्च न्यायालयाने मोहोर उठवली आहे, पण जातीचे आरक्षण मिळाले की ईडब्ल्यूएस आरक्षण मिळत नाही. सध्या ईडब्ल्यूएस प्रवर्गात नोकरीतील वर्ग एक व वर्ग दोनच्या अनेक जागा रिकाम्या राहिल्या आहेत, पण मराठा समाजाच्या नेत्यांनी चर्चेने एसईबीसी आरक्षण घेतले आहे. त्यामुळे आता काही विषयच उरलेला नाही. चंद्रकांत पाटील म्हणाले, मराठा समाजातील ज्या विद्यार्थ्यांना इंजिनिअरिंग, मेडिकल कॉलेजला प्रवेश मिळाला आहे, पण त्यांना जात पडताळणी प्रमाणपत्र मिळाले नाही, त्यांच्याबाबत प्रमाणपत्र सादर करण्यास मुदतवाढीची मागणी झाली आहे. त्यानुसार राज्य शासनाने प्रस्ताव तयार केला आहे. मंत्रिमंडळाच्या पुढील बैठकीत निर्णय होईल. जात पडताळणी प्रमाणपत्र सादर करण्यास सहा महिन्यांची मुदतवाढ मिळेल, असेही त्यांनी सांगितले. कागद, पेन घेऊन सरकारसमोर चर्चेला यावे... इस्लामपूर येथे पत्रकारांशी बोलताना पालकमंत्री चंद्रकांत पाटील म्हणाले, मनोज जरांगे यांनी कागद, पेन घेऊन आरक्षणाबाबत सरकारसमोर चर्चेला बसायला हवे. असं न करता ‘मुंबईला जाणार’, ‘उपोषण करणार’, असे ते म्हणत आहेत. सनदशीर मार्ग सोडून आंदोलन होत असेल तर सरकार कारवाई करायला बसलेच आहे. 'Pudhari' is excited to announce the relaunch of its Android and iOS apps. Stay updated with the latest news at your fingertips. Android and iOS Download now and stay updated, anytime, anywhere. Pudhari Publications Private Limited</w:t>
       </w:r>
     </w:p>
     <w:p>
@@ -3245,16 +3713,16 @@
       </w:pPr>
       <w:r>
         <w:rPr/>
-        <w:t>Article 84</w:t>
-      </w:r>
-    </w:p>
-    <w:p>
-      <w:pPr>
-        <w:pStyle w:val="Normal"/>
-      </w:pPr>
-      <w:r>
-        <w:rPr/>
-        <w:t>Title: जयश्री पाटील भाजपमध्ये, बुधवारी प्रवेश, पक्षात मानसन्मान : चंद्रकांत पाटील</w:t>
+        <w:t>Article 96</w:t>
+      </w:r>
+    </w:p>
+    <w:p>
+      <w:pPr>
+        <w:pStyle w:val="Normal"/>
+      </w:pPr>
+      <w:r>
+        <w:rPr/>
+        <w:t>Title: चंद्रकांत पाटील सांगलीचे पालकमंत्री</w:t>
       </w:r>
     </w:p>
     <w:p>
@@ -3266,16 +3734,16 @@
         <w:t xml:space="preserve">URL: </w:t>
       </w:r>
       <w:r>
-        <w:t xml:space="preserve"> https://www.loksatta.com/maharashtra/minister-chandrakant-patil-statement-on-jayashree-patil-to-joining-bjp-zws-70-5163284/</w:t>
-      </w:r>
-    </w:p>
-    <w:p>
-      <w:pPr>
-        <w:pStyle w:val="Normal"/>
-      </w:pPr>
-      <w:r>
-        <w:rPr/>
-        <w:t>Content: सांगली : जिल्हा मध्यवर्ती बँकेच्या उपाध्यक्षा आणि शहरातील मदन पाटील गटाच्या नेत्या जयश्री पाटील यांनी भाजपमध्ये प्रवेश करत असल्याचे सोमवारी जाहीर केले. या वेळी पालकमंत्री चंद्रकांत पाटील यांनी, भाजपमध्ये त्यांचा मानसन्मान राखला जाईल, असे सांगत वसंतदादा घराण्यातील व्यक्ती भाजपमध्ये आल्याने जिल्ह्याच्याच नव्हे, तर राज्याच्या राजकारणावर परिणाम होईल, असे सांगितले. श्रीमती पाटील यांनी विधानसभा निवडणुकीवेळी काँग्रेसमध्ये बंडखोरी करून अपक्ष निवडणूक लढविल्याने त्यांना पक्षातून निलंबित करण्यात आले होते. महापालिका निवडणुकीच्या पार्श्वभूमीवर कार्यकर्त्यांची बैठक घेऊन त्यांनी पक्षप्रवेशाबाबत चर्चा केली होती. राष्ट्रवादी काँग्रेस अजित पवार आणि भाजप असे दोन पर्याय पक्षप्रवेशासाठी होते. बुधवारी मुंबईमध्ये प्रदेशाध्यक्ष चंद्रशेखर बावनकुळे व मुख्यमंत्री देवेंद्र फडणवीस यांच्या उपस्थितीत त्यांचा पक्ष प्रवेश होणार आहे. सोमवारी पालकमंत्री पाटील यांनी श्रीमती पाटील यांच्या निवासस्थानी जाऊन त्यांची सदिच्छा भेट घेतली. या वेळी त्यांच्या समवेत आ. सुधीर गाडगीळ, जनसुराज्य शक्ती पक्षाचे प्रदेशाध्यक्ष समित कदम, भाजपचे प्रदेश उपाध्यक्ष शेखर इनामदार, जिल्हाध्यक्ष सम्राट महाडिक, सी. बी. पाटील आदी उपस्थित होते. या वेळी बोलताना मंत्री पाटील म्हणाले, ‘वसंतदादा घराण्यातील व्यक्ती भाजपमध्ये प्रवेश करत आहे हे पक्षासाठी महत्त्वाचे आहे. त्यांनी कोणत्याही अटी, मागण्यांशिवाय प्रवेशाचा निर्णय घेतला आहे. त्यांच्या कार्यकर्त्यांना सन्मानजनक वागणूक दिली जाईलच, पण जिल्हा नियोजन मंडळात दोन जागा त्यांच्यासाठी आहेत. त्यांपैकी एक त्यांच्यासाठी, तर दुसरी जागा त्या सुचवतील त्यांना देण्यात येईल. दरम्यान, भाजप प्रवेशाबाबत पाटील यांनी सांगितले, की काँग्रेसने दिलेला शब्द पाळला नाही. त्यामुळेच विधानसभा निवडणुकीवेळी बंडखोरी केली होती. आमच्या कार्यकर्त्यांना सन्मानजनक वागणूक मिळावी, अशी आमची भावना असून, भाजपकडून त्याची खात्री वाटल्यानेच आपण हा निर्णय घेतला. आमिर खानचा 'सितारे जमीन पर' चित्रपट २० जून रोजी प्रदर्शित झाला. १९ जूनला खास स्क्रीनिंगला आमिरची गर्लफ्रेंड गौरी स्प्रॅट उपस्थित होती. आमिरने गौरीसोबतचा व्हिडीओ सोशल मीडियावर व्हायरल झाला आहे. नेटकऱ्यांनी विविध प्रतिक्रिया दिल्या आहेत. स्क्रीनिंगला सलमान खान, शाहरुख खान, रेखा, जूही चावला, आशा भोसले यांसारख्या दिग्गजांनी हजेरी लावली. 'सितारे जमीन पर' हा 'तारे जमीन पर'चा सिक्वेल आहे.</w:t>
+        <w:t xml:space="preserve"> https://pudhari.news/maharashtra/sangali/chandrakant-patil-guardian-minister-of-sangli</w:t>
+      </w:r>
+    </w:p>
+    <w:p>
+      <w:pPr>
+        <w:pStyle w:val="Normal"/>
+      </w:pPr>
+      <w:r>
+        <w:rPr/>
+        <w:t>Content: सांगली : सांगली जिल्ह्याच्या पालकमंत्रिपदी कोण, या चर्चेला अखेर शनिवारी सायंकाळी पूर्णविराम मिळाला. सांगलीच्या पालकमंत्रिपदी चंद्रकांत पाटील यांची निवड झाली. यापूर्वीही 2014 ते डिसेंबर 2016 या कालावधीत ते सांगलीचे पालकमंत्री होते. महापालिका, जि.प. निवडणुकीच्या पार्श्वभूमीवर पाटील यांची निवड झाल्याने भाजप कार्यकर्त्यांमध्ये उत्साहाचे वातावरण निर्माण झाले आहे. राज्यात महायुतीचे सरकार सत्तेवर आले आहे. सांगली जिल्ह्याने महायुतीला 5 आमदार दिले, मात्र जिल्ह्यातील एकाही आमदाराला मंत्रिपदाची संधी मिळाली नाही.त्यामुळे पालकमंत्री बाहेरील जिल्ह्यातील असणार, हे स्पष्ट होते. सांगली जिल्ह्याच्या पालकमंत्रिपदी जयकुमार गोरे यांची निवड होणार, अशी चर्चा राजकीय वर्तुळात जोरात होती. शंभुराज देसाई यांच्या नावाचीही चर्चा होती. मात्र अखेर शनिवारी सायंकाळी पालकमंत्री नियुक्तीचा शासननिर्णय जारी झाला. चंद्रकांत पाटील यांची सांगलीच्या पालकमंत्रिपदी निवड झाली आणि पालकमंत्री कोण? या चर्चेला पूर्णविराम मिळाला. सांगली जिल्हा परिषदेच्या 2017 च्या निवडणुकीत मंत्री चंद्रकांत पाटील यांनी पूर्ण लक्ष घातले होते. सांगली जिल्हा परिषदेच्या इतिहासात प्रथमच भाजपची सत्ता आली. सन 2018 मध्ये सांगली महापालिकेवरही भाजपची एकहाती सत्ता आली. सांगलीत भाजपला सत्ता मिळवून देण्यात चंद्रकांत पाटील यांचे नियोजन, निवडणूक रणनीती महत्त्वपूर्ण ठरली होती. आता जिल्हा परिषद व महापालिका निवडणुकीचे संकेत मिळत आहेत. या पार्श्वभूमीवर चंद्रकांत पाटील यांची सांगलीच्या पालकमंत्रिपदी निवड झाल्याने जिल्ह्यात भाजपमध्ये उत्साहाचे वातावरण आहे. 'Pudhari' is excited to announce the relaunch of its Android and iOS apps. Stay updated with the latest news at your fingertips. Android and iOS Download now and stay updated, anytime, anywhere. Pudhari Publications Private Limited</w:t>
       </w:r>
     </w:p>
     <w:p>
@@ -3284,16 +3752,16 @@
       </w:pPr>
       <w:r>
         <w:rPr/>
-        <w:t>Article 85</w:t>
-      </w:r>
-    </w:p>
-    <w:p>
-      <w:pPr>
-        <w:pStyle w:val="Normal"/>
-      </w:pPr>
-      <w:r>
-        <w:rPr/>
-        <w:t>Title: गुहागर येथील खरे-ढेरे महाविद्यालयात प्रमाणपत्राचा गैरव्यवहार, मंत्री चंद्रकांत पाटील यांचे कारवाईचे आदेश</w:t>
+        <w:t>Article 97</w:t>
+      </w:r>
+    </w:p>
+    <w:p>
+      <w:pPr>
+        <w:pStyle w:val="Normal"/>
+      </w:pPr>
+      <w:r>
+        <w:rPr/>
+        <w:t>Title: “काँग्रेसयुक्त भाजप कधी झाली, हे त्यांनाच कळले नाही”, चंद्रकांत पाटलांच्या ‘त्या’ विधानावर हर्षवर्धन सपकाळांचा टोला</w:t>
       </w:r>
     </w:p>
     <w:p>
@@ -3305,16 +3773,16 @@
         <w:t xml:space="preserve">URL: </w:t>
       </w:r>
       <w:r>
-        <w:t xml:space="preserve"> https://www.lokmat.com/ratnagiri/certificate-fraud-at-khare-dhere-college-in-guhagar-minister-chandrakant-patil-orders-action-a-a746/</w:t>
-      </w:r>
-    </w:p>
-    <w:p>
-      <w:pPr>
-        <w:pStyle w:val="Normal"/>
-      </w:pPr>
-      <w:r>
-        <w:rPr/>
-        <w:t>Content: Presents By ऑनलाइन लोकमत | Updated: March 20, 2025 13:12 IST2025-03-20T13:12:02+5:302025-03-20T13:12:31+5:30 गुहागर : येथील खरे-ढेरे महाविद्यालयात अनेक विद्यार्थ्यांना थेट पदवी प्रमाणपत्र देण्यात आल्याच्या मुद्द्यावरून उद्धवसेनेचे विधिमंडळातील प्रतोद भास्कर जाधव यांनी बुधवारी अर्धा तास चर्चेच्या माध्यमातून अधिवेशनात आवाज उठविला. त्यावर राज्याचे उच्च व तंत्रशिक्षणमंत्री चंद्रकांत पाटील यांनी महाविद्यालयात सुरू असलेला हा प्रकार अत्यंत गंभीर असल्याची टिप्पणी करत कारवाईचे आदेश दिले.गुहागर येथील खरे-ढेरे-भोसले महाविद्यालयात विद्यार्थ्यांचा महाविद्यालयातील प्रथम वर्षाचा प्रवेश, त्यांची हजेरी, त्यांच्या परीक्षा सारे काही बोगस दाखवून त्यांना मुंबई विद्यापीठाकडून थेट तिसऱ्या वर्षाचे पदवी प्रमाणपत्र दिले जात असल्याचे आणि त्यातून मोठा गैरव्यवहार सुरू असल्याचे डिसेंबर, २०२४ च्या दरम्यान निदर्शनास आले.महाविद्यालयात चालणारी अशाप्रकारची बेकायदेशीर व नियमबाह्य कामे करण्यास नकार दिला म्हणून दिनांक १८ डिसेंबर २०२४ रोजी संस्थाचालकांनी ३ प्राध्यापकांना मारहाण केली गेली. त्यात तिघेही गंभीर जखमी झाले. कोट्यवधी रुपयांचा गैरव्यवहार करून या महाविद्यालयातून आतापर्यंत शेकडो विद्यार्थ्यांना अशाप्रकारे थेट पदवी प्रमाणपत्र देण्यात आल्याचा आरोप केला जात आहे. हा प्रकार उघडकीस आल्यानंतर संस्थाचालकांना वाचविण्याचे धक्कादायक प्रयत्न सुरू आहे. या घोटाळ्यामध्ये मुंबई विद्यापीठाच्या काही अधिकारी व कर्मचाऱ्यांचाही सहभाग असण्याची शक्यता असून, या प्रकरणाचा उलगडा करून दोषींवर कडक कारवाई करण्याची मागणी आमदार भास्कर जाधव यांनी केली.त्यांनी उपस्थिती केलेल्या या मुद्द्याची मंत्री चंद्रकांत पाटील यांनी दखल घेत हे प्रकरण गंभीर असल्याचे नमूद केले. या प्रकाराची चौकशी करुन कारवाई करण्याचे आदेश दिले. FOLLOW US : Copyright © 2025 Lokmat Media Pvt Ltd</w:t>
+        <w:t xml:space="preserve"> https://www.loksatta.com/pune/chandrakant-patil-made-the-statement-while-on-a-visit-to-pune-pune-print-news-svk-88-phm-00-5295740/</w:t>
+      </w:r>
+    </w:p>
+    <w:p>
+      <w:pPr>
+        <w:pStyle w:val="Normal"/>
+      </w:pPr>
+      <w:r>
+        <w:rPr/>
+        <w:t>Content: पुणे : भाजपचे नेते उच्च व तंत्र शिक्षण मंत्री चंद्रकांत पाटील हे पुणे दौर्‍यावर असताना,पुणे जिल्हा भाजपचे सरचिटणीस राहुल शेवाळे यांच्या अभिष्टचिंतन सोहोळ्यानिमित्त आयोजित कार्यक्रमा प्रसंगी बोलताना म्हणाले,उद्या प्रदेश अध्यक्षांच्या उपस्थितीत सांगली येथे एका मोठा पक्ष प्रवेश होणार आहे.त्यानंतर दोन तीन दिवसात आणखी काही घटना घडणार आहेत. या सर्व घटना पाहिल्यावर लोक म्हणतात,तुम्ही काही विरोधी पक्ष ठेवणार आहे की नाही.पण करणार तर काय साडे चार वर्ष तर सरकार काही जाऊ शकत नाही.हे 235 वाले सरकार आहे.त्यामुळे ज्याला राजकारणात रहायचं आहे.त्याला माहिती आहे की,जे सरकार साडे चार वर्ष राहणार नाही.तर यांचाच शर्ट पकडावा लागेल नाही.तर आपली काम होणार नाहीत,असे म्हणताच उपस्थितांमध्ये एकच हशा पिकला. काँग्रेस प्रदेशाध्यक्ष हर्षवर्धन सपकाळ यांच्या अध्यक्षतेखाली पुण्यात दोन दिवसीय कार्यशाळेचे आयोजन केले आहे.या निमित्ताने राज्यभरातील पदाधिकारी उपस्थित आहेत.त्या दरम्यान हर्षवर्धन सपकाळ यांनी प्रसार माध्यमांशी संवाद साधला.सांगली येथे एक मोठा पक्ष प्रवेश होणार असल्याचे विधान चंद्रकांत पाटील यांनी केले आहे. त्याबाबत हर्षवर्धन सपकाळ विचारले असता ते म्हणाले,काँग्रेस पक्ष हा विचार धारेवर आणि कार्यकर्त्यांवर उभा असणारा पक्ष आहे.काँग्रेस पक्षाजवळ सक्षम आणि समर्थ असे नेतृत्व आहे.तसेच काँग्रेस पक्षातील नेते घेतल्याशिवाय यांना कोणत्याही निवडणुकांना सामोरे जाता येत नाही.त्यामुळे काँग्रेस मुक्त भारत करण्याच्या नादात काँग्रेस युक्त भाजप कधी झाली हे त्यांना कळलेच नाही. मुख्यमंत्र्यांनी जर मागे वळून पाहिले तर अर्ध्याहून अधिक मंत्री हे काँग्रेस पक्षातील असल्याचे दिसून येईल,तुम्ही म्हणता एक कोटी कार्यकर्ते आहेत.तर अधिकची लोक का पाहीजे.तुमच्याकडे नरेंद्र मोदी यांच नेतृत्व आहे. ते सक्षम नसल्याने आणि पोकळ झाल्याने आता काँग्रेस पक्षातील नेत्यांना घ्याव लागत असून ही शोकांतिका असल्याचे सांगत भाजप नेतृत्वावर त्यांनी टीका केली. मनसेचे नेते अमित ठाकरे यांनी भाजपाचे नेते आणि मंत्री आशिष शेलार यांची भेट घेतली. त्यांनी गणेशोत्सवाच्या काळात मुंबईतील काही महाविद्यालये आणि खासगी शाळांमध्ये होणाऱ्या परीक्षा रद्द करण्याची मागणी केली. गणेशोत्सवाला राज्य महोत्सवाचा दर्जा दिल्यामुळे विद्यार्थ्यांच्या परीक्षांमुळे कौटुंबिक तणाव निर्माण होऊ शकतो, असे अमित ठाकरे यांनी सांगितले.</w:t>
       </w:r>
     </w:p>
     <w:p>
@@ -3323,16 +3791,16 @@
       </w:pPr>
       <w:r>
         <w:rPr/>
-        <w:t>Article 86</w:t>
-      </w:r>
-    </w:p>
-    <w:p>
-      <w:pPr>
-        <w:pStyle w:val="Normal"/>
-      </w:pPr>
-      <w:r>
-        <w:rPr/>
-        <w:t>Title: सीईटी कक्षाकडून घेण्यात येणाऱ्या प्रवेश नोंदणीला मुदतवाढ; चंद्रकांत पाटील यांची माहिती</w:t>
+        <w:t>Article 98</w:t>
+      </w:r>
+    </w:p>
+    <w:p>
+      <w:pPr>
+        <w:pStyle w:val="Normal"/>
+      </w:pPr>
+      <w:r>
+        <w:rPr/>
+        <w:t>Title: Ganeshotsav Budget: गणेशोत्सवासाठी 600 कोटींची तरतूद; उच्च व तंत्र शिक्षणमंत्री चंद्रकांत पाटील यांचे मत</w:t>
       </w:r>
     </w:p>
     <w:p>
@@ -3344,16 +3812,16 @@
         <w:t xml:space="preserve">URL: </w:t>
       </w:r>
       <w:r>
-        <w:t xml:space="preserve"> https://marathi.abplive.com/news/maharashtra/extension-of-the-deadline-for-admission-registration-conducted-by-cet-cell-information-from-minister-chandrakant-patil-1368834</w:t>
-      </w:r>
-    </w:p>
-    <w:p>
-      <w:pPr>
-        <w:pStyle w:val="Normal"/>
-      </w:pPr>
-      <w:r>
-        <w:rPr/>
-        <w:t>Content: मुंबई: राज्य सामाईक प्रवेश परीक्षा कक्षामार्फत शैक्षणिक वर्ष 2025-26 करिता बी.ई./बी.टेक आणि एमबीए/एमएमएस यासारख्या व्यावसायिक अभ्यासक्रमांच्या प्रवेशासाठी तीन दिवस मुदतवाढ आणि केंद्रीभूत प्रवेश प्रक्रियेसाठी विविध आरक्षण प्रवर्गांतून प्रवेश घेणाऱ्या विद्यार्थ्यांना EWS/NCL/CVC/TVC बाबतची मूळ प्रमाणपत्रे अंतिम प्रवेश प्रक्रियेच्या दिनांकापर्यंत सादर करण्याची सवलत देण्याचा निर्णय घेण्यात आला आहे, अशी माहिती उच्च व तंत्र शिक्षण मंत्री चंद्रकांत पाटील (Chandrakant Patil) यांनी दिली. मंत्री चंद्रकांत पाटील म्हणाले, विद्यार्थ्यांना प्रवेशासाठी जातप्रमाणपत्र आणि जातपडताळणी प्रमाणपत्र वेळेत मिळत नसल्याच्या तक्रारी अनेक विद्यार्थी आणि पालक करत होते. राज्य सामाईक प्रवेश परीक्षा कक्षामार्फत ऑनलाईन नोंदणी प्रक्रिया सुरू आहे. याअंतर्गत उमेदवारांकडून ऑनलाईन अर्ज मागविण्यात आले होते, ज्यांची तारीख 8 जुलै 2025 होती. ती आता 11 जुलैपर्यंत वाढविण्यात आली आहे. शैक्षणिक वर्ष 2025-26 मधील केंद्रीभूत प्रवेश प्रक्रियेसाठी विविध आरक्षण प्रवर्गांतून अर्ज सादर करताना ज्या उमेदवारांनी जात प्रमाणपत्र पडताळणी ऐवजी फक्त जात पडताळणीसाठी अर्ज केला आहे.आणि त्याची पावती सादर केली आहे. या विद्यार्थ्यांना आता केंद्रीय अंतिम प्रवेश प्रक्रियेच्या अंतिम दिनांकापर्यंत प्रवेश घेता येणार आहे. विद्यार्थी व पालकांची मागणी लक्षात घेऊन विद्यार्थ्यांच्या शैक्षणिक हिताला प्राधान्य देऊन ही मुदतवाढ देण्यात येत आहे. मंत्री चंद्रकांत पाटील म्हणाले. यानंतरही जात पडताळणी प्रमाणपत्र सादर (एससी,एसटी वगळून) करण्यासाठी काही तांत्रिक अडचणी विद्यार्थ्यांना आल्या तर याबाबत विद्यार्थ्यांचे शैक्षणिक नुकसान होऊ नये, यासाठी हा प्रस्ताव मंत्रिमंडळासमोर ठेवून यावर धोरणात्मक निर्णय घेण्यात येईल असेही मंत्री चंद्रकांत पाटील यांनी सांगितले.या निर्णयामुळे अनेक उमेदवारांना आपला प्रवेश घेण्यासाठी वेळ मिळणार आहे. विद्यार्थ्यांनी आणि पालकांनी अधिक माहितीसाठी राज्य सामाईक प्रवेश परीक्षा कक्षाच्या अधिकृत संकेतस्थळाला नियमित भेट द्यावी, असे आवाहनही मंत्री चंद्रकांत पाटील यांनी यावेळी केले. राज्यातील अकृषी सार्वजनिक विद्यापीठ आणि अशासकीय महाविद्यालयातील शिक्षक आणि शिक्षकेतर रिक्त पदे भरल्यास नवीन शैक्षणिक धोरणाच्या अंमलबजावणीनुसार उच्च शिक्षणाची गुणवत्ता सुधारण्यास मदत होणार आहे. राज्यातील सार्वजनिक विद्यापीठांमधील आणि अशासकीय महाविद्यालयातील शिक्षक आणि शिक्षकेतर पदभरती रिक्त पदांच्या भरतीस सकारात्मक प्रतिसाद मुख्यमंत्री देवेंद्र फडणवीस यांच्याकडून देण्यात आला. तसेच अभियांत्रिकी शासन अनुदानित संस्थांमध्ये 100 टक्के पदभरतीसही अनुकूलता दाखवण्यात आली .अकृषी विद्यापीठातील शिक्षक आणि शिक्षकेत्तर पदांचा आकृतिबंध लवकरात लवकर पूर्ण करण्यात यावा अशा सूचनाही मुख्यमंत्री देवेंद्र फडणवीस यांनी दिल्या. Eknath Shinde Shivsena: प्रताप सरनाईकांवर बॉटल भिरकावली, 50 खोकेच्या घोषणा; त्या घटनेनं शिंदेंच्या आमदारांची धाकधूक वाढली Education Loan Information:Calculate Education Loan EMI We use cookies to improve your experience, analyze traffic, and personalize content. By clicking "Allow All Cookies", you agree to our use of cookies.</w:t>
+        <w:t xml:space="preserve"> https://pudhari.news/maharashtra/pune/600-crore-ganeshotsav-budget-chandrakant-patil-sb97</w:t>
+      </w:r>
+    </w:p>
+    <w:p>
+      <w:pPr>
+        <w:pStyle w:val="Normal"/>
+      </w:pPr>
+      <w:r>
+        <w:rPr/>
+        <w:t>Content: पुणे: यंदा राज्य सरकारने गणेशोत्सवाला राज्य उत्सव म्हणून घोषित केले. त्याकरिता 600 कोटी रुपयांची भरीव तरतूद केली आहे. यंदा मंडळांच्या श्रीगणरायाचे लाईव्ह दर्शन, विविध स्पर्धा त्देरखील आयोजित करण्यात येणार आहेत. त्यामुळे यंदाचा गणेशोत्सव जोरात आणि जल्लोषात साजरा करू, असे मत राज्याचे उच्च आणि तंत्रशिक्षणमंत्री चंद्रकांत पाटील यांनी व्यक्त केले. मानाचा चौथा श्री तुळशीबाग सार्वजनिक गणेशोत्सव मंडळ ट्रस्टच्या वतीने शतकोत्तर रौप्यमहोत्सवी (125) वर्षानिमित्त सांस्कृतिक महोत्सवाचे आयोजन स्वारगेट येथील श्रीगणेश कला क्रीडा मंच येथे करण्यात आले. (Latest Pune News) महोत्सवाच्या उद्घाटनावेळी ते बोलत होते. आमदार हेमंत रासने, स्वागताध्यक्ष कृष्णकुमार गोयल, श्री कसबा गणपती मंडळाचे अध्यक्ष श्रीकांत शेटे, मंडळाचे अध्यक्ष विकास पवार, कोषाध्यक्ष नितीन पंडित, उपाध्यक्ष विनायक कदम आदी उपस्थित होते. महोत्सवाच्या पहिल्या दिवशी पुण्याच्या गणेशोत्सवातील ज्येष्ठ कार्यकर्त्यांचा सन्मान करण्यात आला. तसेच, अशोक हांडे यांच्या संकल्पनेतून ’मराठी बाणा’ हा कार्यक्रम सादर झाला. नितीन पंडित यांनी प्रास्ताविक केले. 'Pudhari' is excited to announce the relaunch of its Android and iOS apps. Stay updated with the latest news at your fingertips. Android and iOS Download now and stay updated, anytime, anywhere. Pudhari Publications Private Limited</w:t>
       </w:r>
     </w:p>
     <w:p>
@@ -3362,16 +3830,16 @@
       </w:pPr>
       <w:r>
         <w:rPr/>
-        <w:t>Article 87</w:t>
-      </w:r>
-    </w:p>
-    <w:p>
-      <w:pPr>
-        <w:pStyle w:val="Normal"/>
-      </w:pPr>
-      <w:r>
-        <w:rPr/>
-        <w:t>Title: चंद्रकांत पाटील सांगलीचे पालकमंत्री</w:t>
+        <w:t>Article 99</w:t>
+      </w:r>
+    </w:p>
+    <w:p>
+      <w:pPr>
+        <w:pStyle w:val="Normal"/>
+      </w:pPr>
+      <w:r>
+        <w:rPr/>
+        <w:t>Title: जिल्हा नियोजनची कामे मुदतीत न करणाऱ्या ठेकेदारांवर कारवाई, पालकमंत्री चंद्रकांत पाटील यांचा इशारा</w:t>
       </w:r>
     </w:p>
     <w:p>
@@ -3383,16 +3851,16 @@
         <w:t xml:space="preserve">URL: </w:t>
       </w:r>
       <w:r>
-        <w:t xml:space="preserve"> https://pudhari.news/maharashtra/sangali/chandrakant-patil-guardian-minister-of-sangli</w:t>
-      </w:r>
-    </w:p>
-    <w:p>
-      <w:pPr>
-        <w:pStyle w:val="Normal"/>
-      </w:pPr>
-      <w:r>
-        <w:rPr/>
-        <w:t>Content: सांगली : सांगली जिल्ह्याच्या पालकमंत्रिपदी कोण, या चर्चेला अखेर शनिवारी सायंकाळी पूर्णविराम मिळाला. सांगलीच्या पालकमंत्रिपदी चंद्रकांत पाटील यांची निवड झाली. यापूर्वीही 2014 ते डिसेंबर 2016 या कालावधीत ते सांगलीचे पालकमंत्री होते. महापालिका, जि.प. निवडणुकीच्या पार्श्वभूमीवर पाटील यांची निवड झाल्याने भाजप कार्यकर्त्यांमध्ये उत्साहाचे वातावरण निर्माण झाले आहे. राज्यात महायुतीचे सरकार सत्तेवर आले आहे. सांगली जिल्ह्याने महायुतीला 5 आमदार दिले, मात्र जिल्ह्यातील एकाही आमदाराला मंत्रिपदाची संधी मिळाली नाही.त्यामुळे पालकमंत्री बाहेरील जिल्ह्यातील असणार, हे स्पष्ट होते. सांगली जिल्ह्याच्या पालकमंत्रिपदी जयकुमार गोरे यांची निवड होणार, अशी चर्चा राजकीय वर्तुळात जोरात होती. शंभुराज देसाई यांच्या नावाचीही चर्चा होती. मात्र अखेर शनिवारी सायंकाळी पालकमंत्री नियुक्तीचा शासननिर्णय जारी झाला. चंद्रकांत पाटील यांची सांगलीच्या पालकमंत्रिपदी निवड झाली आणि पालकमंत्री कोण? या चर्चेला पूर्णविराम मिळाला. सांगली जिल्हा परिषदेच्या 2017 च्या निवडणुकीत मंत्री चंद्रकांत पाटील यांनी पूर्ण लक्ष घातले होते. सांगली जिल्हा परिषदेच्या इतिहासात प्रथमच भाजपची सत्ता आली. सन 2018 मध्ये सांगली महापालिकेवरही भाजपची एकहाती सत्ता आली. सांगलीत भाजपला सत्ता मिळवून देण्यात चंद्रकांत पाटील यांचे नियोजन, निवडणूक रणनीती महत्त्वपूर्ण ठरली होती. आता जिल्हा परिषद व महापालिका निवडणुकीचे संकेत मिळत आहेत. या पार्श्वभूमीवर चंद्रकांत पाटील यांची सांगलीच्या पालकमंत्रिपदी निवड झाल्याने जिल्ह्यात भाजपमध्ये उत्साहाचे वातावरण आहे. 'Pudhari' is excited to announce the relaunch of its Android and iOS apps. Stay updated with the latest news at your fingertips. Android and iOS Download now and stay updated, anytime, anywhere. Pudhari Publications Private Limited</w:t>
+        <w:t xml:space="preserve"> https://www.lokmat.com/sangli/action-will-be-taken-against-contractors-who-do-not-complete-district-planning-works-within-the-deadline-guardian-minister-chandrakant-patil-warns-a-a746/</w:t>
+      </w:r>
+    </w:p>
+    <w:p>
+      <w:pPr>
+        <w:pStyle w:val="Normal"/>
+      </w:pPr>
+      <w:r>
+        <w:rPr/>
+        <w:t>Content: हिंदी | English बुधवार ३ सप्टेंबर २०२५ FOLLOW US : शहरं व्हिडीओ सखी आणखी By ऑनलाइन लोकमत | Updated: August 8, 2025 19:10 IST2025-08-08T19:09:29+5:302025-08-08T19:10:30+5:30 सांगली : जिल्हा प्रशासनाच्या २०२४-२५ च्या जिल्हा वार्षिक योजने अंतर्गत मंजूर प्रशासकीय कामे तातडीने सुरू करून गुणवत्तापूर्ण व मुदतीत पूर्ण करण्याचे आदेश पालकमंत्री चंद्रकांत पाटील यांनी दिले. तसेच ठेकेदारांनी वेळेत आणि दर्जेदार कामे केली नाही तर त्यांच्यावर कारवाई करण्यात येईल, असा इशाराही त्यांनी दिला. चालू आर्थिक वर्षातील प्रस्तावित कामांचे प्रस्ताव २५ ऑगस्ट २०२५ पर्यंत सादर करावेत, अशा सूचनाही त्यांनी अधिकाऱ्यांना दिल्या.जिल्हाधिकारी कार्यालयात गुरुवारी झालेल्या आढावा बैठकीत जिल्हा परिषदेच्या मुख्य कार्यकारी अधिकारी तृप्ती धोडमिसे, पोलिस अधीक्षक संदीप घुगे, अपर जिल्हाधिकारी सुशांत खांडेकर, उपवनसंरक्षक सागर गवते, प्रकल्प संचालक नंदिनी घाणेकर, निवासी उपजिल्हाधिकारी डॉ. स्नेहल कनिचे, जिल्हा नियोजन अधिकारी अशोक पाटील व इतर विभागप्रमुख उपस्थित होते.पालकमंत्री पाटील म्हणाले, जिल्ह्याच्या सर्वांगीण विकासाचा सविस्तर आराखडा तयार करण्याची सूचना अधिकाऱ्यांना दिले. यंत्रणांनी प्राधान्यक्रम ठरवून शाश्वत विकास साधावा. पूर्ण झालेल्या कामांची पडताळणी करण्यासाठी पालकमंत्री व पालक सचिव प्रत्यक्ष भेटी देणार आहेत. ठेकेदारांनी निकृष्ट कामे केलेली दिसून आल्यास त्यांना काळ्या यादीत टाकावे, असे आदेशही त्यांनी वरिष्ठ अधिकाऱ्यांना दिले. महिला, पर्यावरण आणि पाणी व्यवस्थापनावर भरमहिला व बालविकास विभागाने एकल महिलांचे सर्वेक्षण करून त्यांना उत्पन्नाचे साधन उपलब्ध करावे, तसेच स्वयंसहाय्यता गटांना सक्षम करण्याची गरज आहे. शासकीय कार्यालयांत सौरऊर्जा वापर वाढवण्यासाठी प्रस्ताव सादर करावेत, तर पाटबंधारे विभागाने पूर संरक्षक भिंती व घाट बांधकामे वेळेत पूर्ण करावीत. वन विभागाने वनपर्यटनाचा आराखडा तयार करावा, असेही पालकमंत्री पाटील म्हणाले. ऑनलाइन युनिक आयडी अनिवार्य२०२५-२६ च्या जिल्हा नियोजन योजनेसाठी सप्टेंबरअखेर प्रशासकीय मान्यता मिळवण्यासाठी सर्व यंत्रणांनी ऑनलाइन युनिक आयडी घ्यावा, असे मंत्री पाटील यांनी स्पष्ट केले. २०२४-२५ च्या मंजूर, परंतु प्रलंबित कामांसाठी १५ ऑगस्ट २०२५ पूर्वी निविदा जाहीर करून कार्यारंभ आदेश द्यावेत, अशा सूचनाही त्यांनी अधिकाऱ्यांना दिल्या. विविध विभागांचा आढावापालकमंत्र्यांनी पोलिस, सार्वजनिक बांधकाम, आरोग्य, कृषी, जलसंपदा, क्रीडा, महिला व बालविकास, वन, पर्यटन यासह विविध विभागांच्या २०२३-२४ व २०२४-२५ च्या कामांचा निधी, खर्च व प्रगतीचा आढावा घेतला. या बैठकीमुळे सांगलीच्या विकासाला स्पष्ट दिशा मिळाल्याने ग्रामस्थांना वेळेवर व शाश्वत सेवा असा विश्वासही मंत्री पाटील यांनी व्यक्त केला. FOLLOW US : Copyright © 2025 Lokmat Media Pvt Ltd</w:t>
       </w:r>
     </w:p>
     <w:p>
@@ -3401,16 +3869,16 @@
       </w:pPr>
       <w:r>
         <w:rPr/>
-        <w:t>Article 88</w:t>
-      </w:r>
-    </w:p>
-    <w:p>
-      <w:pPr>
-        <w:pStyle w:val="Normal"/>
-      </w:pPr>
-      <w:r>
-        <w:rPr/>
-        <w:t>Title: Chandrakant Patil | कृषी उत्पादन वाढीसाठी एआय तंत्रज्ञान उपयुक्त : पालकमंत्री चंद्रकांत पाटील</w:t>
+        <w:t>Article 100</w:t>
+      </w:r>
+    </w:p>
+    <w:p>
+      <w:pPr>
+        <w:pStyle w:val="Normal"/>
+      </w:pPr>
+      <w:r>
+        <w:rPr/>
+        <w:t>Title: चंद्रकांत पाटलांचा रोख कोणाकडे ?</w:t>
       </w:r>
     </w:p>
     <w:p>
@@ -3422,16 +3890,16 @@
         <w:t xml:space="preserve">URL: </w:t>
       </w:r>
       <w:r>
-        <w:t xml:space="preserve"> https://pudhari.news/maharashtra/sangali/ai-technology-useful-for-agriculture-growth-says-chandrakant-patil-sk95</w:t>
-      </w:r>
-    </w:p>
-    <w:p>
-      <w:pPr>
-        <w:pStyle w:val="Normal"/>
-      </w:pPr>
-      <w:r>
-        <w:rPr/>
-        <w:t>Content: इस्लामपूर : शेती उत्पादन वाढ व शेतमाल निर्यातीसाठी कृत्रिम बुद्धिमत्ता तंत्रज्ञान उपयुक्त ठरेल, असा विश्वास पालकमंत्री चंद्रकांत पाटील यांनी व्यक्त केला. पेठ (ता. वाळवा) येथे ‘कृत्रिम बुद्धिमत्ता आधारित शेती’ या विषयावर कृषी विभागातर्फे आयोजित शेतकरी परिसंवाद मेळाव्याच्या उद्घाटनप्रसंगी ते बोलत होते. कृषी विभाग व संभाजीराव पाटील प्रतिष्ठान (तांबवे) यांच्या संयुक्त विद्यमाने या मेळाव्याचे आयोजन करण्यात आले होते. यावेळी आमदार सदाभाऊ खोत, आमदार सत्यजित देशमुख, जिल्हाधिकारी अशोक काकडे, कोकण कृषी विद्यापीठाचे संशोधन संचालक डॉ. पराग हळदणकर, निवृत्त वरिष्ठ प्रशासकीय अधिकारी उमेशचंद्र सारंगी, माजी अप्पर मुख्य सचिव (कृषी) नानासाहेब पाटील, विभागीय कृषी सहसंचालक बसवराज मास्तोळी, जिल्हा कृषी अधिकारी विवेक कुंभार, युवा संशोधक सारंग नेरकर, जिल्हा बँकेचे संचालक राहुल महाडिक, चिमण डांगे, भाजपचे जिल्हाध्यक्ष सम्राट महाडिक, अभिजित पाटील आदी उपस्थित होते. पालकमंत्री चंद्रकांत पाटील म्हणाले, हा मेळावा शेतकर्‍यांच्या ज्ञानात भर घालणारा ठरेल. या परिसंवादात वक्त्यांनी सुलभ भाषेत एआय तंत्रज्ञान उलगडून सांगावे. शेतीचे उत्पादन व शेतकर्‍यांचे उत्पन्न वाढवण्यासाठी नवनवीन प्रयोग करणे आवश्यक आहे. त्यासाठी शासनस्तरावर अनेक अनुदान योजना आहेत. शेतकर्‍यांनीही शेतीपूरक व्यवसाय व प्रक्रिया उद्योगाकडे वळावे. काळाची गरज ओळखून त्यादृष्टीने वाटचाल करावी. शेतकर्‍यांचे उत्पादन, उत्पन्न वाढावे, शेतीमालास चांगला भाव मिळावा, यासाठी ठिबक सिंचन, शेती व शेतीपूरक उद्योगांना अनुदान देण्याचे शासनाचे धोरण आहे. मक्यापासून 52 प्रकारची उपउत्पादने तयार करता येतात. अशाच पध्दतीने शेतकर्‍यांनी शेतीमालाचे उत्पादन करण्याबरोबरच नवनवीन प्रयोग करून शेतीचे उत्पन्न वाढविण्यासाठी प्रयत्न करावा. नानासाहेब पाटील म्हणाले, शेतकर्‍यांनी पारंपरिक शेती न करता पीक पॅटर्नबाबत धोरणात्मक निर्णय घ्यावा, संरक्षित शेती करावी, फळबाग लागवड करावी, उपउत्पादने तयार करून आत्मनिर्भर व्हावे. तसेच, कुटुंबातील एक सदस्य शिक्षित करून त्याला अकृषिक क्षेत्रात पारंगत करावे. यावेळी कृषी निर्यात व कृषी व्यापार या विषयावर निवृत्त वरिष्ठ प्रशासकीय अधिकारी उमेशचंद्र सारंगी, केळी निर्यातीवर किरण डोके, डाळिंब उत्पादन व निर्यातीबाबत प्रभाकर चांदणे यांनी मार्गदर्शन केले. नानासाहेब पाटील यांनी प्रास्ताविक केले. कार्यक्रमास सांगली, कोल्हापूर, सातारा जिल्ह्यातील अधिकारी, कर्मचारी, शेतकरी उपस्थित होते. 'Pudhari' is excited to announce the relaunch of its Android and iOS apps. Stay updated with the latest news at your fingertips. Android and iOS Download now and stay updated, anytime, anywhere. Pudhari Publications Private Limited</w:t>
+        <w:t xml:space="preserve"> https://www.loksatta.com/politics/guardian-minister-chandrakant-patil-invites-sangli-independent-mp-vishal-patil-to-join-bjp-print-politics-news-zws-70-4956371/</w:t>
+      </w:r>
+    </w:p>
+    <w:p>
+      <w:pPr>
+        <w:pStyle w:val="Normal"/>
+      </w:pPr>
+      <w:r>
+        <w:rPr/>
+        <w:t>Content: सांगली : भाजपचे जेष्ठ नेते आणि जिल्ह्याचे पालकमंत्री चंद्रकांत पाटील यांनी अपक्ष निवडून आलेल्या काँग्रेसचे सहयोगी खासदार विशाल पाटील यांना भाजप प्रवेशाची खुली ऑफर जाहीरपणे दिली. पक्ष प्रवेशाचे हे खुले आवाहन खुद्द खासदार पाटील यांनी नाकारले असले तरी दादांचा रोख प्रत्यक्ष कुणाकडे आहे याचीच चर्चा सुरू झाली.चंद्रकांत दादांनी खासदारांना भाजप प्रवेशाचे खुले आमंत्रण दिले जाण्यापुर्वी १२ तास अगोदर राष्ट्रवादी काँग्रेस शरद पवार गटाचे प्रदेशाध्यक्ष आमदार जयंत पाटील यांनी माजी मंत्री हर्षवर्धन पाटील आणि शशिकांत शिंदे यांना सोबत घेउन मेळावा घेतला होता. या मेळाव्यात त्यांनी पक्ष बळकटीबरोबरच स्थानिक स्वराज्य संस्थेच्या निवडणुकीची तयारी सुरू केल्याचे स्पष्टपणे सांगितले. यामुळे चंद्रकांत दादांचा कही पे निगाहे, कही पे आणि निशाणा असा प्रकार नव्हे ना अशीच शंका राजकीय वर्तुळात उपस्थित केली जात आहे. आ. जयंत पाटील यांच्या मुंबईतील वक्तव्यावरून ते भाजप प्रवेशाचा मुहुर्त कधी जाहीर करतात असा सवाल उपस्थित केला जात होता. मात्र, आ. पाटील यांनी भाजप प्रवेशाचा मुहुर्त तर जाहीर केलाच नाही, उलट आपले पक्ष संघटन अधिक मजबूत करण्यासाठी मेळाव्याचे आयोजन करून त्यांच्या भाजप प्रवेशाच्या नुसत्याच वावड्या असल्याचे दाखवले. एक मात्र खरं की आ. पाटील यांच्या मनात काय चालले आहे, काय शिजतय हे कोडे भल्या-भल्यानंा उलगडलेले नाही. बाहुबलीमधील कटाप्पाला का मारलं याचे उत्तर जसे मिळत नाही तसेच आ. पाटील यांची उघड भूमिका आणि प्रत्यक्षातील कृती याचा अंदाज आजतागायत राजकीय धुरिणांना लागलेला नाही. अगदी २०१४ मध्ये झालेल्या लोकसभा निवडणुकीपासून ही स्थिती आहे. यावेळी मात्र, इस्लामपूरमध्ये त्यांच्याच मतदार संघात त्यांना मिळालेले मताधियय लाखाचे बारा हजार झाले. गेल्या एक दशकापासून त्यांच्या भूमिकेबाबत संशयाचे धुके तयार झाले आहे. कारण काँग्रेसचा गड असणार्‍या सांगलीत कृष्णाकाठी कमळ फुलण्यास त्यांची अप्रत्यक्ष मदतच झाल्याचे सांगितले जाते. यामुळेच भाजपमधील एका गटाला जेेजीपी म्हटले जात होते. आता मात्र, भाजप स्वयंभू झाला आहे. पक्षाचा विस्तार मोठ्या प्रमाणात झाला. महापालिका, जिल्हा परिषद निवडणुकीत आयारामांना पक्षात घेउन सत्ताही काबीज करत काँग्रेेस आणि राष्ट्रवादीला कट्टयावर बसविण्यात चंद्रकांतदादांचा पुढाकार होता. त्यावेळी दादांच्याकडे जिल्ह्याचे पालकत्व तर होतेच, पण याचबरोबर पक्षाचे प्रदेशाध्यक्ष पदही होते. आता मात्र त्यांना खासदारांची गरज का आहे हे कळायला मार्ग नाही. कारण लोकसभेत भाजपला खासदारांची अधिक गरज आहे अशीही स्थिती नाही. तरीही दादांनी अपक्ष म्हणून निवडून आलेल्या आणि काँग्रेसचे सहयोगी सदस्यत्व स्वीकारलेल्या विशाल पाटील यांना भाजप प्रवेशाचे खुले निमंत्रण कशासाठी असा रास्त सवाल सांगलीकरांना पडलेला आहे.विधानसभा निवडणुकीत जिल्ह्यातून चार आमदार भाजपचे निवडून आले आहेत. म्हणजे निम्मा जिल्हा भाजपचा झाला आहे. नजीकच्या काळात लोकसभा विधानसभा निवडणुका नाहीत. संख्याबळाचा तर प्रश्‍नच नाही तरीही दादांनी अपक्ष खासदारांसाठी पायघड्या कशासाठी घातल्या याचे कोडे पडले आहे. विशाल पाटील यांना खासदार पदी निवडून आणण्यामध्ये माजी मंत्री आ. विश्‍वजित कदम यांचा सिंहाचा वाटा आहे. एकीकडे महाविकास आघाडीत बेबनाव होणार नाही याची दक्षता घेत त्यांनी सांगलीत भाजपला चारीमुंड्या चित करून दाखवले. यात वसंतदादा घराण्याचा करिष्माही तेवढाच महत्वाचा ठरला असला तरी राजकीय मोट बांधणीही यशस्वी ठरली. ही मोट बांधणी विधानसभा निवडणुकीत विस्कटली असली तरी सांगली विधानसभा निवडणुकीत खासदार पाटील यांच्या भूमिकेमुळे काँग्रेसची जागा अडचणीत आली. श्रीमती जयश्री पाटील यांची बंडखोरी भाजप पुरस्कृत होती असा आरोप पृथ्वीराज पाटील यांनी जाहीरपणे केला. यामुळे पडद्याआड बरेच काही शिजत असावे असे वाटत असले तरी हे आडाखे अंकगणितासारखे निश्‍चितच मांडता येणार नाहीत. यामागे बीजगणिताचा हिशोब असावा अशी रास्त शंका सांगलीकरांना आहे. याची उत्तरे महापालिका निवडणुकीत मिळतील का यावरच राजकीय पटलावर प्यादी कोणत्या स्थानी राहणार याची प्रचिती येणार आहे. कदाचित आ. पाटील यांच्याकडून अपेक्षित प्रतिसाद मिळत नसेल म्हणून खासदार पाटील यांना पक्ष प्रवेशाचे खुले आमंत्रण दादांनी दिले असावे. जिल्ह्यातील दादा-बापू या वादाला खतपाणी घालून आ. पाटील यांना उचकावण्याचा तर दादांचा हा प्रयत्न नाही ना अशी शंका वाटत आहे. मात्र, दादांच्या या पवित्र्याने भाजपमध्ये खळबळ माजली नसती तरच नवल. मोबाइलमधील ऑनलाइन पेमेंटमुळे फसवणूक आणि स्कॅम्स वाढत आहेत. 'उदे गं अंबे' मालिकेतील अभिनेता गिरीश परदेशीने आपल्या पत्नीच्या फोनवर स्कॅमचा प्रयत्न झाल्याचे सांगितले. एका बाईने १३ हजार रुपये मागितले आणि चुकून ३० हजार पाठवल्याचे सांगून २७ हजार परत मागितले. गिरीशने पोलिसांना कळवले असता, त्यांनी अशा अनेक केसेस होत असल्याचे सांगितले. सतर्क राहण्याचे आवाहन केले आहे.</w:t>
       </w:r>
     </w:p>
     <w:p>
@@ -3440,16 +3908,16 @@
       </w:pPr>
       <w:r>
         <w:rPr/>
-        <w:t>Article 89</w:t>
-      </w:r>
-    </w:p>
-    <w:p>
-      <w:pPr>
-        <w:pStyle w:val="Normal"/>
-      </w:pPr>
-      <w:r>
-        <w:rPr/>
-        <w:t>Title: मी राज्यातील सिनिअर मंत्री, ‘गृहमंत्री’पद फक्त राहिलंय - चंद्रकांत पाटील</w:t>
+        <w:t>Article 101</w:t>
+      </w:r>
+    </w:p>
+    <w:p>
+      <w:pPr>
+        <w:pStyle w:val="Normal"/>
+      </w:pPr>
+      <w:r>
+        <w:rPr/>
+        <w:t>Title: जिल्हा नियोजनसाठी ६३२ कोटींचा निधी मंजूर, सांगलीचे पालकमंत्री चंद्रकांत पाटील यांनी दिली माहिती</w:t>
       </w:r>
     </w:p>
     <w:p>
@@ -3461,16 +3929,16 @@
         <w:t xml:space="preserve">URL: </w:t>
       </w:r>
       <w:r>
-        <w:t xml:space="preserve"> https://www.lokmat.com/sangli/i-am-a-senior-minister-in-the-state-the-post-of-home-minister-remains-says-chandrakant-patil-a-a746/</w:t>
-      </w:r>
-    </w:p>
-    <w:p>
-      <w:pPr>
-        <w:pStyle w:val="Normal"/>
-      </w:pPr>
-      <w:r>
-        <w:rPr/>
-        <w:t>Content: हिंदी | English सोमवार १ सप्टेंबर २०२५ FOLLOW US : शहरं व्हिडीओ सखी आणखी By ऑनलाइन लोकमत | Updated: April 22, 2025 11:43 IST2025-04-22T11:42:19+5:302025-04-22T11:43:34+5:30 तासगाव : मी राज्यातील सिनिअर मंत्री आहे. जवळपास सर्व मंत्रिपदे मी भूषवली आहेत. ‘गृहमंत्री’पद फक्त राहिले आहे, असे विधान राज्याचे उच्च व तंत्रशिक्षण व सांगलीचे पालकमंत्री चंद्रकांत पाटील यांनी केले. शिवाय शिवनेरी कला, क्रीडा व सांस्कृतिक मंडळाने उभारलेले दुर्गामाता मंदिर सर्वांसाठी शक्तिस्थळ ठरेल, असेही पालकमंत्री पाटील म्हणाले.तासगाव येथील शिवनेरी कला, क्रीडा व सांस्कृतिक मंडळाने सुमारे ४ कोटी ६५ लाख रुपये खर्चून भव्य असे दुर्गामाता मंदिर उभारले आहे. या मंदिरात दुर्गामातेच्या मूर्तीची प्राणप्रतिष्ठा व कलशारोहण कार्यक्रम सुरू आहे. त्यानिमित्ताने आज महाआरतीचे आयोजन पालकमंत्री पाटील यांच्या उपस्थितीत करण्यात आले होते. महाआरतीनंतर मंत्री पाटील बोलत होते.ते म्हणाले, शिवनेरी मंडळाचे काम स्फूर्तिदायी आहे. सध्या तरुण मंडळे अनेक जयंती उत्सव साजरी करतात. वर्गणी गोळा करतात. मात्र जमा झालेल्या पैशांचा विनियोग डॉल्बी किंवा अन्य अनावश्यक गोष्टींवर होतो. मात्र शिवनेरी मंडळाने समाजापुढे आदर्श घालून दिला आहे. या मंडळाचे दहीहंडीमधील सातत्य व त्यातून उभारलेल्या निधीतून दुर्गामातेचे मंदिर उभारणे, हा खरोखर स्फूर्तिदायी उपक्रम आहे. FOLLOW US : Copyright © 2025 Lokmat Media Pvt Ltd</w:t>
+        <w:t xml:space="preserve"> https://www.lokmat.com/sangli/fund-of-rs-632-crores-approved-for-district-planning-sangli-guardian-minister-chandrakant-patil-gave-information-a-a746/</w:t>
+      </w:r>
+    </w:p>
+    <w:p>
+      <w:pPr>
+        <w:pStyle w:val="Normal"/>
+      </w:pPr>
+      <w:r>
+        <w:rPr/>
+        <w:t>Content: हिंदी | English सोमवार १ सप्टेंबर २०२५ FOLLOW US : शहरं व्हिडीओ सखी आणखी By ऑनलाइन लोकमत | Updated: June 17, 2025 16:43 IST2025-06-17T16:41:22+5:302025-06-17T16:43:08+5:30 सांगली : जनतेला चांगल्या सुविधा मिळाव्यात, यासाठी शासनामार्फत जिल्ह्यात विविध विकासकामे केली जात आहेत. त्यामुळे सांगली जिल्ह्याचा चौफेर विकास होण्याच्या दृष्टीने सर्व यंत्रणांनी विकासकामे प्रस्तावित करावीत. राज्य शासनाकडून जिल्हा नियोजनमधून ६३२ कोटी रुपयांचा निधी मंजूर झाला आहे, अशी माहिती पालकमंत्री चंद्रकांत पाटील यांनी दिली.जिल्हा नियोजन समिती सभेत अध्यक्षस्थानावरून पालकमंत्री पाटील बोलत होते. यावेळी खासदार विशाल पाटील, आमदार अरुण लाड, सदाभाऊ खोत, इद्रिस नायकवडी, सुरेश खाडे, सुधीर गाडगीळ, डॉ. विश्वजीत कदम, गोपीचंद पडळकर, सत्यजीत देशमुख, सुहास बाबर, रोहित पाटील, जिल्हाधिकारी अशोक काकडे, मुख्य कार्यकारी अधिकारी तृप्ती धोडमिसे, पोलिस अधीक्षक संदीप घुगे, महापालिका आयुक्त सत्यम गांधी, जिल्हा नियोजन अधिकारी अशोक पाटील आदी उपस्थित होते.चंद्रकांत पाटील म्हणाले की, जिल्ह्यात सुरू असलेली विकासकामे दर्जेदार आणि गुणवत्तापूर्ण होण्याबरोबरच ती मुदतीत पूर्ण व्हावीत. विकासकामांसाठी निधीची कमतरता भासू दिली जाणार नाही. लोकप्रतिनिधींशी समन्वयाने विकासकामांचा चांगला आराखडा प्रस्तावित करावा. प्रलंबित प्रश्न प्राधान्याने मार्गी लावावेत. जिल्हा नियोजन समितीच्या माध्यमातून प्रस्तावित कामांच्या तांत्रिक व प्रशासकीय मान्यतेची कार्यवाही पावसाळ्यापूर्वी पूर्ण करावी. पावसाळा संपताच कामांचे कार्यादेश दिले जातील, यासाठी सर्व यंत्रणांनी प्रयत्न करावेत, असे त्यांनी सूचित केले.जिल्हा नियोजनमधील २०२४-२५ या आर्थिक वर्षात मार्चअखेर ५७० कोटी ४१ लाख रुपये खर्च केला असून, खर्चाची टक्केवारी ९९.५५ टक्के इतकी आहे. २०२५-२६ साठी गतवर्षीच्या तुलनेत ५९ कोटी २६ लाखांची वाढ करून ६३२ कोटी २९ लाख रुपयांचा निधी मंजूर झाला आहे. जिल्हा नियोजनला २०२५-२६ साठी मिळालेला निधीपैकी कृषी व कृषी संलग्न सेवा क्षेत्र यासाठी २८ कोटी ३८ लाख, ग्रामविकास ४८ कोटी, नागरी क्षेत्राचा विकासासाठी ६६ कोटी ५३ लाख, पाटबंधारे व पूरनियंत्रणासाठी २५ कोटी, ऊर्जा विकासासाठी ५८ कोटी ५२ लाख, रस्ते विकासासाठी ४७ कोटी ५० लाख, सामान्य शिक्षणासाठी ४८ कोटी ४ लाख, शासकीय वैद्यकीय महाविद्यालयासह आरोग्य क्षेत्रासाठी ८० कोटी ३६ लाख, तीर्थक्षत्र, पर्यटन व गडकिल्ल्यांसाठी ३२ कोटी ४० लाख, महिला व बालविकाससाठी १५ कोटी ८ लाख, व्यायामशाळा व क्रीडांगण विकास ८ कोटी रुपयांची तरतूद केली आहे. या विषयांवर आमदारांकडून चर्चालोकप्रतिनिधी व समिती सदस्यांनी मांडलेल्या मौजे मरळनाथपूर, रेठरे धरण (ता. वाळवा) व गोरक्षनाथ येथील निसर्ग पर्यटन विकास मंडळाचा आराखडा, वीर शिवा काशीद स्मारक, कुंडल येथील पशुवैद्यकीय दवाखान्याच्या बांधकामाचा प्रस्ताव, बिरोब देवस्थान आरेवाडीच्या पर्यटन विकासाचा आराखडा, मिरज येथे एम्स रुग्णालय, शालेय विद्यार्थ्यांचे आधार लिंकिंग, नवीन वर्गखोल्यांचे बांधकाम व सद्य:स्थितीतील वर्गखोल्यांची दुरुस्ती, पूरपरिस्थिती नियंत्रण, अतिक्रमणधारकांवर महानगरपालिकेची कारवाई, नंदादीप प्रकल्पाअंतर्गत जत तालुक्यात रोजगार हमी योजनेअंतर्गत कामे, कवठेमहांकाळ व तासगाव तालुक्यातील दूध भेसळ, विद्युत रोहित्र (ट्रान्सफॉर्मर) आदी विषयांवर चर्चा करण्यात आली. वैभव पाटील, जयश्रीताई यांना जिल्हा नियोजनवर संधीजिल्हा नियोजन समितीचे नऊ विशेष निमंत्रित सदस्यांची नियुक्ती केली आहे. या सदस्यांच्या नियुक्तीचा प्रस्ताव शासनाकडे मान्यतेसाठी पाठविला आहे. भाजपमध्ये दोन नवीन लोकप्रतिनिधींचा समावेश झाला आहे. जिल्हा बँकेच्या उपाध्यक्षा जयश्रीताई पाटील आणि विट्याचे माजी नगराध्यक्ष वैभव पाटील यांना जिल्हा नियोजन समितीत संधी दिली आहे, असेही पालकमंत्री पाटील यांनी सांगितले. FOLLOW US : Copyright © 2025 Lokmat Media Pvt Ltd</w:t>
       </w:r>
     </w:p>
     <w:p>
@@ -3479,16 +3947,16 @@
       </w:pPr>
       <w:r>
         <w:rPr/>
-        <w:t>Article 90</w:t>
-      </w:r>
-    </w:p>
-    <w:p>
-      <w:pPr>
-        <w:pStyle w:val="Normal"/>
-      </w:pPr>
-      <w:r>
-        <w:rPr/>
-        <w:t>Title: Chandrakant Patil | मराठ्यांना कुणबीतून सरसकट ओबीसी आरक्षण टिकत नाही : ना. चंद्रकांत पाटील</w:t>
+        <w:t>Article 102</w:t>
+      </w:r>
+    </w:p>
+    <w:p>
+      <w:pPr>
+        <w:pStyle w:val="Normal"/>
+      </w:pPr>
+      <w:r>
+        <w:rPr/>
+        <w:t>Title: राज्यात दोन हजार नवीन ग्रंथालये : उच्च व तंत्रशिक्षण मंत्री चंद्रकांत पाटील</w:t>
       </w:r>
     </w:p>
     <w:p>
@@ -3500,16 +3968,16 @@
         <w:t xml:space="preserve">URL: </w:t>
       </w:r>
       <w:r>
-        <w:t xml:space="preserve"> https://pudhari.news/maharashtra/sangali/chandrakant-patil-says-maratha-quota-cannot-survive-through-kunbi-obc-route-sk95</w:t>
-      </w:r>
-    </w:p>
-    <w:p>
-      <w:pPr>
-        <w:pStyle w:val="Normal"/>
-      </w:pPr>
-      <w:r>
-        <w:rPr/>
-        <w:t>Content: सांगली : मराठा समाजाचे नेते मनोज जरांगे यांच्या प्रमुख मागण्या मान्य झालेल्या आहेत. ज्यांची कुणबी नोंद सापडली आहे, ते ओबीसीतून आरक्षणासाठी पात्र झालेले आहेत, पण सरसकट मराठा समाजाला कुणबी म्हणा आणि ओबीसीतून आरक्षण द्या, हे न्यायालयात टिकत नाही, असे राज्याचे उच्च व तंत्रशिक्षणमंत्री चंद्रकांत पाटील यांनी पत्रकारांशी बोलताना सांगितले. मंत्री पाटील म्हणाले, मनोज जरांगे यांनी ज्या मागण्यांसाठी आंदोलन सुरू केले, त्यातील बहुसंख्य विषय संपले आहेत. कुणबी नोंदी शोधण्यासाठी न्यायमूर्ती शिंदे समिती नेमली. या समितीने हैदराबाद, मराठवाडा येथे दौरे करून नोंदी शोधल्या आहेत. राज्यातून काही लाखांत कुणबी नोंदी सापडल्या आहेत. एक नोंद सापडली की त्यावरून 30 ते 35 जणांना कुणबी दाखला मिळतो. बहीण, भाऊ, मुलाला कुणबी दाखले मिळतात. ज्यांच्या कुणबी नोंदी सापडल्या नाहीत, अशा मराठा समाजाला एसईबीसी प्रवर्गातून 10 टक्के आरक्षण दिले आहे. ईडब्ल्यूएस आरक्षणावर सर्वोच्च न्यायालयाने मोहोर उठवली आहे, पण जातीचे आरक्षण मिळाले की ईडब्ल्यूएस आरक्षण मिळत नाही. सध्या ईडब्ल्यूएस प्रवर्गात नोकरीतील वर्ग एक व वर्ग दोनच्या अनेक जागा रिकाम्या राहिल्या आहेत, पण मराठा समाजाच्या नेत्यांनी चर्चेने एसईबीसी आरक्षण घेतले आहे. त्यामुळे आता काही विषयच उरलेला नाही. चंद्रकांत पाटील म्हणाले, मराठा समाजातील ज्या विद्यार्थ्यांना इंजिनिअरिंग, मेडिकल कॉलेजला प्रवेश मिळाला आहे, पण त्यांना जात पडताळणी प्रमाणपत्र मिळाले नाही, त्यांच्याबाबत प्रमाणपत्र सादर करण्यास मुदतवाढीची मागणी झाली आहे. त्यानुसार राज्य शासनाने प्रस्ताव तयार केला आहे. मंत्रिमंडळाच्या पुढील बैठकीत निर्णय होईल. जात पडताळणी प्रमाणपत्र सादर करण्यास सहा महिन्यांची मुदतवाढ मिळेल, असेही त्यांनी सांगितले. कागद, पेन घेऊन सरकारसमोर चर्चेला यावे... इस्लामपूर येथे पत्रकारांशी बोलताना पालकमंत्री चंद्रकांत पाटील म्हणाले, मनोज जरांगे यांनी कागद, पेन घेऊन आरक्षणाबाबत सरकारसमोर चर्चेला बसायला हवे. असं न करता ‘मुंबईला जाणार’, ‘उपोषण करणार’, असे ते म्हणत आहेत. सनदशीर मार्ग सोडून आंदोलन होत असेल तर सरकार कारवाई करायला बसलेच आहे. 'Pudhari' is excited to announce the relaunch of its Android and iOS apps. Stay updated with the latest news at your fingertips. Android and iOS Download now and stay updated, anytime, anywhere. Pudhari Publications Private Limited</w:t>
+        <w:t xml:space="preserve"> https://pudhari.news/maharashtra/kolhapur/two-thousand-new-libraries-in-maharashtra-announces-minister-chandrakant-patil-ap84</w:t>
+      </w:r>
+    </w:p>
+    <w:p>
+      <w:pPr>
+        <w:pStyle w:val="Normal"/>
+      </w:pPr>
+      <w:r>
+        <w:rPr/>
+        <w:t>Content: कोल्हापूर : वाचनसंस्कृतीला चालना देण्यासाठी राज्यात दोन हजार ग्रंथालयांना मान्यता देण्यात येणार आहे. तसेच सध्या कार्यरत असलेल्या ग्रंथालयांच्या अनुदानात 40 टक्के वाढ करण्यात आली असून, शासकीय प्रक्रिया सुरू असल्याची माहिती उच्च व तंत्रशिक्षण मंत्री चंद्रकांत पाटील यांनी दिली. करवीर नगर वाचन मंदिर या संस्थेला 175 वर्षे पूर्ण झाली. त्यानिमित्त आयोजित कार्यक्रमात ते बोलत होते. राम गणेश गडकरी सभागृहात रविवारी हा कार्यक्रम झाला. करवीर नगर वाचन मंदिर संस्थेने 175 वर्षांत सातत्याने नावीन्यपूर्ण उपक्रम राबवले आहेत. भविष्यात या संस्थेसाठी कधीही हाक द्या, असेही मंत्री पाटील म्हणाले. यावेळी प्रख्यात लेखक, अभिनेते अभिराम भडकमकर उपस्थित होते. मंत्री पाटील म्हणाले, वाचनसंस्कृती लोप पावत नसून, नव्या धाटणीचे वाचक घडत आहेत. शालेय व महाविद्यालयीन विद्यार्थ्यांची संख्या लक्षणीय आहे. हे चित्र नक्कीच वाचनसंस्कृती समृद्ध होत असल्याचे द्योतक आहे. याचा विचार करून ग्रंथालयांना बळ देण्याचा निर्णय राज्यस्तरावर घेण्यात आला आहे. ई लायब्ररी, संजीवनी पोर्टलवर पुस्तके उपलब्ध असून, ती आता सर्व ग्रंथालयांना विनामूल्य वापरता येणार आहेत. भडकमकर म्हणाले, ‘कनवा’ने माझे विचार, मतं घडवली. वाचक म्हणून मी या ग्रंथालयात रमायचो; मात्र माझ्यातील लेखक या संस्थेने घडवला. यावेळी संस्थेचे कार्यवाह डॉ. आशुतोष देशपांडे यांनी प्रास्ताविक केले. ग्रंथालय संचालक अशोक गाडेकर यांनी आढावा घेतला. यावेळी करवीर नगर वाचन मंदिरच्या स्मरणिकेचे प्रकाशन करण्यात आले. पुणे विभागाच्या ग्रंथालय संचालक शालिनी इंगोले, जिल्हा ग्रंथालय अधिकारी अपर्णा वाईकर, करवीर नगर वाचन मंदिरचे अध्यक्ष डॉ. नंदकुमार जोशी, उपाध्यक्ष सदानंद मराठे, हिशोब तपासनीस दीपक गाडवे, कार्यध्यक्ष प्रा. डॉ. श्रीकृष्ण साळोखे, उपकार्याध्यक्ष उदय सांगवडेकर, सहकार्यवाह मंगेश राव, मनीषा वाडीकर यांच्यासह सर्व संचालक उपस्थित होते. यावेळी विविध विषयांवर अभिवाचन करण्यात आले. करवीर नगर वाचन मंदिरच्या शतकोत्तर अमृत महोत्सवात जिल्हा ग्रंथालय संघाचे अध्यक्ष सुशांत मगदूम यांनी आपल्या मनोगतात ग्रंथालयांच्या अडचणी मांडण्यास सुरुवात केली. यावेळी मंत्री चंद्रकांत पाटील यांनी त्यांना भाषण थांबवण्याचे सूचित केले. हा कार्यक्रम एका ग्रंथालयाच्या शतकोत्तर अमृत महोत्सवाचा आहे. त्यामुळे ग्रंथालयांच्या समस्या मांडण्याचे हे व्यासपीठ नाही, असे मंत्री पाटील म्हणाले. मंत्री चंद्रकांत पाटील यांनी भडकमकर यांना मूळ गाव कोणते, असे विचारले. तेव्हा त्यांनी बारावीपर्यंत मी कोल्हापुरात होतो, असे सांगितले. मात्र, मंत्री पाटील यांना बारावी हा शब्द ‘बारामती’ असा ऐकू आल्याने हात जोडत नमस्कार केला. भडकमकरांनी मूळ गाव ‘नागपूर’ असा उलगडा करताच मंत्री पाटील यांनी गडकरी, फडणवीस यांचा उल्लेख करत कोपरखळी मारली. बारामती आणि नागपूरच्या या चर्चेने सभागृहात खसखस पिकली. 'Pudhari' is excited to announce the relaunch of its Android and iOS apps. Stay updated with the latest news at your fingertips. Android and iOS Download now and stay updated, anytime, anywhere. Pudhari Publications Private Limited</w:t>
       </w:r>
     </w:p>
     <w:p>
@@ -3518,16 +3986,16 @@
       </w:pPr>
       <w:r>
         <w:rPr/>
-        <w:t>Article 91</w:t>
-      </w:r>
-    </w:p>
-    <w:p>
-      <w:pPr>
-        <w:pStyle w:val="Normal"/>
-      </w:pPr>
-      <w:r>
-        <w:rPr/>
-        <w:t>Title: चंद्रकांत पाटील यांच्याकडून भाजपा प्रवेशाची ऑफर, विशाल पाटील म्हणाले...</w:t>
+        <w:t>Article 103</w:t>
+      </w:r>
+    </w:p>
+    <w:p>
+      <w:pPr>
+        <w:pStyle w:val="Normal"/>
+      </w:pPr>
+      <w:r>
+        <w:rPr/>
+        <w:t>Title: Chandrakant Patil Statement : शिंदेंची दादांविरोधात शहांकडे तक्रार? चंद्रकांत पाटील म्हणतात, खळखळ व्यक्त केली नाही तर...</w:t>
       </w:r>
     </w:p>
     <w:p>
@@ -3539,16 +4007,16 @@
         <w:t xml:space="preserve">URL: </w:t>
       </w:r>
       <w:r>
-        <w:t xml:space="preserve"> https://www.lokmat.com/maharashtra/chandrakant-patil-offered-to-join-bjp-vishal-patil-said-a-a301/</w:t>
-      </w:r>
-    </w:p>
-    <w:p>
-      <w:pPr>
-        <w:pStyle w:val="Normal"/>
-      </w:pPr>
-      <w:r>
-        <w:rPr/>
-        <w:t>Content: By ऑनलाइन लोकमत | Updated: March 16, 2025 21:03 IST2025-03-16T21:02:01+5:302025-03-16T21:03:00+5:30 गतवर्षी झालेल्या लोकसभा निवडुकीवेळी सांगली लोकसभा मतदारसंघात महायुती आणि महाविकास आघाडीच्या मातब्बर उमेदवारांचा पराभव करत अपक्ष उमेदवार विशाल पाटील यांनी सनसनाटी विजय मिळवला होता. या विजयानंतर विशाल पाटील यांनी काँग्रेसचं सहयोगी सदस्यत्व स्वीकारलं होतं. मात्र आता राज्यातील बदललेल्या राजकीय परिस्थितीच्या पार्श्वभूमीवर भाजपाचे ज्येष्ठ नेते आणि राज्य सरकारमधील मंत्री चंद्रकांत पाटील यांनी विशाल पाटील यांना भाजपामध्ये प्रवेश करण्याची ऑफर दिली आहे. मात्र भाजपामध्ये प्रवेश करण्याचा माझा कुठलाही विचार नसल्याचे सांगत विशाल पाटील यांनी ही ऑफर धुडकावून लावली आहे. सांगलीचे खासदार विशाल पाटील यांना भाजपा प्रवेशाची ऑफर देताना चंद्रकांत पाटील म्हणाले की, राजकारणात नेहमी वर्तमानाचा विचार करून वाटचाल करावी लागते. विशाल पाटील यांच्याकडे अद्याप ४ वर्षे २ महिने एवढा खासदारकीचा कार्यकाळ शिल्लक आहे. त्यामुळे विशाल पाटील हे भाजपासोबत आले तर भाजपाचं केंद्रातील संख्याबळ वाढेल. तसेच सांगलीच्याही विकासाला चालना मिळेल. दरम्यान, चंद्रकांत पाटील यांनी विशाल पाटील यांना दिलेल्या ऑफरची चर्चा राजकीय वर्तुळात सुरुवात झाल्यावर विशाल पाटील यांनीही तातडीने प्रतिक्रिया दिली आहे. विशाल पाटील म्हणाले की, मी ज्या पद्धतीने काम करतोय, संसदेत प्रश्न मांडतोय, ते पाहून चंद्रकांत पाटील यांना माझ्या कामाची पद्धत आवडली असावी. भाजपाकडून मला पक्षप्रवेशाची ऑफर येत असेल तर मी चांगलं काम करत आहे, असं मी समजतो. मात्र भाजपामध्ये प्रवेश करण्याचा माझा कुठलाही विचार नाही आहे. तसेच मी कायदेशररीत्याही कुठल्याही पक्षात जाऊ शकत नाही, असेही विशाल पाटील यांनी सांगितले. FOLLOW US : Copyright © 2025 Lokmat Media Pvt Ltd</w:t>
+        <w:t xml:space="preserve"> https://sarkarnama.esakal.com/pune/chandrakant-patil-statement-on-eknath-shinde-complains-to-amit-shah-against-ajit-pawar-patil-breaks-silence-rm96-sm89</w:t>
+      </w:r>
+    </w:p>
+    <w:p>
+      <w:pPr>
+        <w:pStyle w:val="Normal"/>
+      </w:pPr>
+      <w:r>
+        <w:rPr/>
+        <w:t>Content: Pune News : केंद्रीय गृहमंत्री अमित शाह हे महाराष्ट्र दौऱ्यावर असताना महायुतीतील धुसपुस समोर आल्याचे बोलले जात आहे. अमित शाह यांच्याकडे उपमुख्यमंत्री एकनाथ शिंदे यांनी अर्थ खात्याची जबाबदारी असलेल्या अजित पवारांची तक्रार केल्याचं सांगितलं जात आहे. याबाबत बोलताना भाजप नेते आणि कॅबिनेट मंत्री चंद्रकांत पाटील यांनी खळखळ आहे. आणि याचा अर्थ ते जिवंत आहेत असं म्हणत अप्रत्यक्षरित्या महायुतीमध्ये धुसफूस असल्याचं मान्य केल्याचं बोललं जात आहे. माध्यमांशी बोलताना चंद्रकांत पाटील यांनी विविध राजकीय घडामोडींवर भाष्य केलं. एकनाथ शिंदे यांनी अर्थ खात्याची तक्रार अमित शाह यांच्याकडे केली असल्याची चर्चा सध्या राजकीय वर्तुळात आहे. याबाबत बोलताना चंद्रकांत पाटील म्हणाले, माध्यमांना स्टोरिज तयार करायचे असतात आणि त्यामुळेच अशा गोष्टी समोर येतात. मात्र यामध्ये कोणतेही तथ्य नाही. महायुतीमध्ये सारं काही अलबेल आहे. सर्व गोष्टी समन्वयाने सुरू आहेत. एका रक्ताची चार माणसं घरामध्ये असतात तिथेही भांड्याला भांडं लागतं. सरकारमध्ये तर वेगवेगळ्या पार्श्वभूमीचे लोक आहेत. एकनाथ शिंदे, देवेंद्र फडणवीस आणि अजितदादा यांची पार्श्वभूमी वेगवेगळी आहे. आणि अशा वेगवेगळ्या पार्श्वभूमीचे लोक जेव्हा एकत्र येतात. अशा परिस्थितीत खळखळ नाही झाली तर माणसं हलवून पहावी लागतील की जिवंत आहेत की गेली आहेत. खळखळ आहे याचा अर्थ ते जिवंत आहेत. खळखळ आहे याचा अर्थ ते व्यक्त होत आहेत. त्यामुळे खळखळ व्यक्त करायची असते जर ती व्यक्त केली नाही तर माणसं आजारी पडतात असं चंद्रकांत पाटील म्हणाले. मुख्यमंत्री राज्यातील सामाजिक विषयांवर बोलत नाहीत अशी टीका संजय राऊत यांनी केली आहे. यावर चंद्रकांत पाटील म्हणाले, विधानसभा निवडणुकीमध्ये भाजपला 137 जागा मिळाल्या असून महायुती म्हणून 235 आमदारांनी देवेंद्र फडणवीस यांना मुख्यमंत्री म्हणून निवडला आहे. त्यामुळे देवेंद्र फडणवीस यांचं सर्वमान्य नेतृत्व सध्या महाराष्ट्रात आहे. 2014 ते 2019 दरम्यान ते मुख्यमंत्री असताना त्यांनी आरक्षण आणि सुविधा या एकमेकात अडकल्या होत्या त्या वेगळ्या केल्या. आरक्षण नसेल तरीदेखील सुविधा त्यांनी दिल्या तसेच नंतर, मराठा समाजाला आरक्षण ही दिलं आणि ते हायकोर्टात टिकून दाखवलं. त्यामुळे बहुजन समाज त्यांच्या विरोधात जाऊ शकत नाही. संजय राऊत यांच्या मनात फक्त देवेंद्र फडणवीस विरुद्ध फुले, आंबेडकर वाद आहे. मराठा नेते हे राज्याचे मुख्यमंत्री होते. मात्र त्यांनी मराठा समाजाला आरक्षण दिलं नाही मात्र ते आरक्षण देवेंद्र फडणवीस यांनी मिळवून दिलं. त्यामुळे बहुजन समाज देवेंद्र फडणवीस यांच्या विरोधात रस्त्यावर उतरेल हे जे राऊत यांच्या मनात आहे. ते कधीच पूर्ण होणार नाही असं चंद्रकांत पाटील म्हणाले. सरकारनामाचे सदस्य व्हा शॉपिंगसाठी 'सकाळ प्राईम डील्स'च्या भन्नाट ऑफर्स पाहण्यासाठी क्लिक करा. Read Latest Marathi Political News, Breaking Political News from Maharashtra, India, Pune &amp; Mumbai at Sarkarnama. To Get Live Political Marathi News on Mobile, Download the Sarkarnama Mobile App for Android and IOS. सरकारनामा आता सर्व सोशल मीडिया प्लॅटफॉर्मवर. ताज्या राजकीय घडामोडींसाठी फेसबुक, ट्विटर, इन्स्टाग्राम, शेअर चॅट, टेलिग्रामवर आणि व्हॉट्सॲप आम्हाला फॉलो करा. तसेच, सरकारनामा यूट्यूब चॅनेलला आजच सबस्क्राइब करा. Follow Us Copyright © 2025 Sakal Media Group – All Rights Reserved Powered by Quintype वेबसाईटवर ब्राउझिंगचा अनुभव सर्वोत्तम असावा, यासाठी आम्ही कुकीजचा वापर करतो. कुकीजमुळे तुम्हाला तुमच्या आवडत्या मजकुराची शिफारस करता येते. आमचे गोपनीयता आणि कुकीजसंदर्भातील धोरण तुम्हाला मान्य आहे.</w:t>
       </w:r>
     </w:p>
     <w:p>
@@ -3557,16 +4025,16 @@
       </w:pPr>
       <w:r>
         <w:rPr/>
-        <w:t>Article 92</w:t>
-      </w:r>
-    </w:p>
-    <w:p>
-      <w:pPr>
-        <w:pStyle w:val="Normal"/>
-      </w:pPr>
-      <w:r>
-        <w:rPr/>
-        <w:t>Title: “काँग्रेसयुक्त भाजप कधी झाली, हे त्यांनाच कळले नाही”, चंद्रकांत पाटलांच्या ‘त्या’ विधानावर हर्षवर्धन सपकाळांचा टोला</w:t>
+        <w:t>Article 104</w:t>
+      </w:r>
+    </w:p>
+    <w:p>
+      <w:pPr>
+        <w:pStyle w:val="Normal"/>
+      </w:pPr>
+      <w:r>
+        <w:rPr/>
+        <w:t>Title: Mahayuti Guardian Minister : चंद्रकांत पाटलांना सांगलीला आणलं, तर मुश्रीफांना थेट विदर्भात धाडलं; आबिटकरांना शिंदेंचं मोठं गिफ्ट</w:t>
       </w:r>
     </w:p>
     <w:p>
@@ -3578,16 +4046,16 @@
         <w:t xml:space="preserve">URL: </w:t>
       </w:r>
       <w:r>
-        <w:t xml:space="preserve"> https://www.loksatta.com/pune/chandrakant-patil-made-the-statement-while-on-a-visit-to-pune-pune-print-news-svk-88-phm-00-5295740/</w:t>
-      </w:r>
-    </w:p>
-    <w:p>
-      <w:pPr>
-        <w:pStyle w:val="Normal"/>
-      </w:pPr>
-      <w:r>
-        <w:rPr/>
-        <w:t>Content: पुणे : भाजपचे नेते उच्च व तंत्र शिक्षण मंत्री चंद्रकांत पाटील हे पुणे दौर्‍यावर असताना,पुणे जिल्हा भाजपचे सरचिटणीस राहुल शेवाळे यांच्या अभिष्टचिंतन सोहोळ्यानिमित्त आयोजित कार्यक्रमा प्रसंगी बोलताना म्हणाले,उद्या प्रदेश अध्यक्षांच्या उपस्थितीत सांगली येथे एका मोठा पक्ष प्रवेश होणार आहे.त्यानंतर दोन तीन दिवसात आणखी काही घटना घडणार आहेत. या सर्व घटना पाहिल्यावर लोक म्हणतात,तुम्ही काही विरोधी पक्ष ठेवणार आहे की नाही.पण करणार तर काय साडे चार वर्ष तर सरकार काही जाऊ शकत नाही.हे 235 वाले सरकार आहे.त्यामुळे ज्याला राजकारणात रहायचं आहे.त्याला माहिती आहे की,जे सरकार साडे चार वर्ष राहणार नाही.तर यांचाच शर्ट पकडावा लागेल नाही.तर आपली काम होणार नाहीत,असे म्हणताच उपस्थितांमध्ये एकच हशा पिकला. काँग्रेस प्रदेशाध्यक्ष हर्षवर्धन सपकाळ यांच्या अध्यक्षतेखाली पुण्यात दोन दिवसीय कार्यशाळेचे आयोजन केले आहे.या निमित्ताने राज्यभरातील पदाधिकारी उपस्थित आहेत.त्या दरम्यान हर्षवर्धन सपकाळ यांनी प्रसार माध्यमांशी संवाद साधला.सांगली येथे एक मोठा पक्ष प्रवेश होणार असल्याचे विधान चंद्रकांत पाटील यांनी केले आहे. त्याबाबत हर्षवर्धन सपकाळ विचारले असता ते म्हणाले,काँग्रेस पक्ष हा विचार धारेवर आणि कार्यकर्त्यांवर उभा असणारा पक्ष आहे.काँग्रेस पक्षाजवळ सक्षम आणि समर्थ असे नेतृत्व आहे.तसेच काँग्रेस पक्षातील नेते घेतल्याशिवाय यांना कोणत्याही निवडणुकांना सामोरे जाता येत नाही.त्यामुळे काँग्रेस मुक्त भारत करण्याच्या नादात काँग्रेस युक्त भाजप कधी झाली हे त्यांना कळलेच नाही. मुख्यमंत्र्यांनी जर मागे वळून पाहिले तर अर्ध्याहून अधिक मंत्री हे काँग्रेस पक्षातील असल्याचे दिसून येईल,तुम्ही म्हणता एक कोटी कार्यकर्ते आहेत.तर अधिकची लोक का पाहीजे.तुमच्याकडे नरेंद्र मोदी यांच नेतृत्व आहे. ते सक्षम नसल्याने आणि पोकळ झाल्याने आता काँग्रेस पक्षातील नेत्यांना घ्याव लागत असून ही शोकांतिका असल्याचे सांगत भाजप नेतृत्वावर त्यांनी टीका केली. मनसेचे नेते अमित ठाकरे यांनी भाजपाचे नेते आणि मंत्री आशिष शेलार यांची भेट घेतली. त्यांनी गणेशोत्सवाच्या काळात मुंबईतील काही महाविद्यालये आणि खासगी शाळांमध्ये होणाऱ्या परीक्षा रद्द करण्याची मागणी केली. गणेशोत्सवाला राज्य महोत्सवाचा दर्जा दिल्यामुळे विद्यार्थ्यांच्या परीक्षांमुळे कौटुंबिक तणाव निर्माण होऊ शकतो, असे अमित ठाकरे यांनी सांगितले.</w:t>
+        <w:t xml:space="preserve"> https://sarkarnama.esakal.com/maharashtra/paschim-maharashtra/chandrakant-patil-sangli-hasan-mushrif-washim-prakash-abitkar-kolhapur-guardian-ministers-dk88-rg93</w:t>
+      </w:r>
+    </w:p>
+    <w:p>
+      <w:pPr>
+        <w:pStyle w:val="Normal"/>
+      </w:pPr>
+      <w:r>
+        <w:rPr/>
+        <w:t>Content: Kolhapur News : विधानसभा निवडणूक झाल्यानंतर मंत्रिमंडळाचा विस्तार झाला. या मंत्रिमंडळाच्या विस्तारानंतर कोल्हापूर जिल्ह्यावर पालकमंत्री पदावर कोण राहणार याची? महायुतीमध्ये स्पर्धा लागली होती. राष्ट्रवादी आणि शिवसेनेत चांगलीच रस्सीखेच निर्माण झाली होती. वैद्यकीय शिक्षण मंत्री हसन मुश्रीफ आणि आरोग्य मंत्री प्रकाश आबिटकर यांच्यात कोल्हापूरच्या पालकमंत्रीपदावरून दावा प्रति दावा केला जात होता. शनिवारी (ता.18) पालकमंत्री पदाची यादी जाहीर करण्यात आली. या यादीत कोल्हापूरच्या पालकमंत्री पदावर अखेर शिंदे यांच्या शिवसेनेने विजय मिळवला आहे. शिंदेंच्या शिवसेनेकडून आरोग्य मंत्री प्रकाश आबिटकर यांना कोल्हापूरचे पालकमंत्री पद देण्यात आले आहे. तर मुश्रीफ यांना वाशिम जिल्ह्याचे पालकमंत्री पद देण्यात आले आहे. गेल्या पाच वर्षाच्या कार्यकाळात कोल्हापूर पासून संपर्क तुटलेल्या उच्च शिक्षण मंत्री चंद्रकांत पाटील यांना कोल्हापूरच्या जवळ आणून सांगलीचे पालकमंत्री पद दिले आहेत. महायुती सरकारच्या मागच्या अडीच वर्षाच्या कार्यकाळात कोल्हापूरच्या पालकमंत्री पदावर वैद्यकीय शिक्षणमंत्री हसन मुश्रीफ यांनी काम पाहिले होते. विधानसभा निवडणूक झाल्यानंतर कोल्हापूरचे पालकमंत्री पद मिळावे यासाठी मुश्रीफ आग्रही होते. भाजपच्या सूत्रानुसार ज्येष्ठ आणि अनुभव असणाऱ्या नेत्यांना पालकमंत्री पदाची धुरा दिली जाईल अशी शक्यता वर्तवली जात होती. मात्र, कोल्हापूर जिल्ह्यात शिंदेंच्या शिवसेनेचे जास्त आमदार असल्याने उपमुख्यमंत्री शिंदे यांनी कोल्हापूरच्या पालकमंत्री पदावरचा दावा कायम ठेवला होता. राष्ट्रवादी आणि शिंदे यांच्या शिवसेनेमध्ये या जिल्ह्याच्या पालकमंत्री पदावरून चांगलीच स्पर्धा लागली होती. मात्र यात शिंदेंच्या शिवसेनेने विजय मिळवला. आबिटकर यांना पालकमंत्री पद मिळताच कार्यकर्त्यांकडून जल्लोष साजरा केला जात आहे. तर हसन मुश्रीफ यांना वाशिम जिल्ह्याचे पालकमंत्री पद दिले आहे. महाविकास आघाडीच्या काळात ग्रामविकास मंत्री असताना मुश्रीफ यांनी अहमदनगर जिल्ह्याचे पालकमंत्री पद स्वीकारले होते. त्यानंतर महायुतीच्या काळात त्यांनी कोल्हापूरच्या पालकमंत्री पदावर मोहर उमटवली होती. मात्र आता वाशिमच्या जिल्ह्याचे पालकमंत्री पद मिळाल्याने कार्यकर्त्यांमध्ये निराशा आहे. तर दुसरीकडे सांगली जिल्ह्याला मंत्रिमंडळ विस्तारात एकही स्थान मिळाले नसल्याने, सांगली जिल्ह्याचा पालकमंत्री पदावर कोण येणार याची चर्चा लागून राहिली होती. मात्र गेल्या पाच वर्षाच्या कार्यकाळात कोल्हापूर पासून दुरावलेले उच्च शिक्षण मंत्री चंद्रकांत पाटील यांना सांगलीचा पदभार देण्यात आला आहे. यापूर्वी युतीच्या काळात चंद्रकांत पाटील हे कोल्हापूरचे, तर महायुतीच्या अडीच वर्षाच्या कार्यकाळात त्यांनी सोलापूर जिल्ह्याचे पालकमंत्री पद स्वीकारले होते. दरम्यान, कोल्हापूरला यावेळी दोन पालकमंत्री पद देण्यात आले आहे. आरोग्य मंत्री प्रकाश आबिटकर यांच्यासोबत राज्यमंत्री माधुरी मिसाळ यांना सह पालकमंत्री पदाची जबाबदारी देण्यात आली आहे सरकारनामाचे सदस्य व्हा शॉपिंगसाठी 'सकाळ प्राईम डील्स'च्या भन्नाट ऑफर्स पाहण्यासाठी क्लिक करा. Read Latest Marathi Political News, Breaking Political News from Maharashtra, India, Pune &amp; Mumbai at Sarkarnama. To Get Live Political Marathi News on Mobile, Download the Sarkarnama Mobile App for Android and IOS. सरकारनामा आता सर्व सोशल मीडिया प्लॅटफॉर्मवर. ताज्या राजकीय घडामोडींसाठी फेसबुक, ट्विटर, इन्स्टाग्राम, शेअर चॅट, टेलिग्रामवर आणि व्हॉट्सॲप आम्हाला फॉलो करा. तसेच, सरकारनामा यूट्यूब चॅनेलला आजच सबस्क्राइब करा. Follow Us Copyright © 2025 Sakal Media Group – All Rights Reserved Powered by Quintype वेबसाईटवर ब्राउझिंगचा अनुभव सर्वोत्तम असावा, यासाठी आम्ही कुकीजचा वापर करतो. कुकीजमुळे तुम्हाला तुमच्या आवडत्या मजकुराची शिफारस करता येते. आमचे गोपनीयता आणि कुकीजसंदर्भातील धोरण तुम्हाला मान्य आहे.</w:t>
       </w:r>
     </w:p>
     <w:p>
@@ -3596,16 +4064,16 @@
       </w:pPr>
       <w:r>
         <w:rPr/>
-        <w:t>Article 93</w:t>
-      </w:r>
-    </w:p>
-    <w:p>
-      <w:pPr>
-        <w:pStyle w:val="Normal"/>
-      </w:pPr>
-      <w:r>
-        <w:rPr/>
-        <w:t>Title: Ganeshotsav Budget: गणेशोत्सवासाठी 600 कोटींची तरतूद; उच्च व तंत्र शिक्षणमंत्री चंद्रकांत पाटील यांचे मत</w:t>
+        <w:t>Article 105</w:t>
+      </w:r>
+    </w:p>
+    <w:p>
+      <w:pPr>
+        <w:pStyle w:val="Normal"/>
+      </w:pPr>
+      <w:r>
+        <w:rPr/>
+        <w:t>Title: “उद्धव ठाकरेंच्या शिवसेनेला सत्तेत यायचं आहे पण…”, चंद्रकांत पाटील यांचा दावा काय?</w:t>
       </w:r>
     </w:p>
     <w:p>
@@ -3617,16 +4085,16 @@
         <w:t xml:space="preserve">URL: </w:t>
       </w:r>
       <w:r>
-        <w:t xml:space="preserve"> https://pudhari.news/maharashtra/pune/600-crore-ganeshotsav-budget-chandrakant-patil-sb97</w:t>
-      </w:r>
-    </w:p>
-    <w:p>
-      <w:pPr>
-        <w:pStyle w:val="Normal"/>
-      </w:pPr>
-      <w:r>
-        <w:rPr/>
-        <w:t>Content: पुणे: यंदा राज्य सरकारने गणेशोत्सवाला राज्य उत्सव म्हणून घोषित केले. त्याकरिता 600 कोटी रुपयांची भरीव तरतूद केली आहे. यंदा मंडळांच्या श्रीगणरायाचे लाईव्ह दर्शन, विविध स्पर्धा त्देरखील आयोजित करण्यात येणार आहेत. त्यामुळे यंदाचा गणेशोत्सव जोरात आणि जल्लोषात साजरा करू, असे मत राज्याचे उच्च आणि तंत्रशिक्षणमंत्री चंद्रकांत पाटील यांनी व्यक्त केले. मानाचा चौथा श्री तुळशीबाग सार्वजनिक गणेशोत्सव मंडळ ट्रस्टच्या वतीने शतकोत्तर रौप्यमहोत्सवी (125) वर्षानिमित्त सांस्कृतिक महोत्सवाचे आयोजन स्वारगेट येथील श्रीगणेश कला क्रीडा मंच येथे करण्यात आले. (Latest Pune News) महोत्सवाच्या उद्घाटनावेळी ते बोलत होते. आमदार हेमंत रासने, स्वागताध्यक्ष कृष्णकुमार गोयल, श्री कसबा गणपती मंडळाचे अध्यक्ष श्रीकांत शेटे, मंडळाचे अध्यक्ष विकास पवार, कोषाध्यक्ष नितीन पंडित, उपाध्यक्ष विनायक कदम आदी उपस्थित होते. महोत्सवाच्या पहिल्या दिवशी पुण्याच्या गणेशोत्सवातील ज्येष्ठ कार्यकर्त्यांचा सन्मान करण्यात आला. तसेच, अशोक हांडे यांच्या संकल्पनेतून ’मराठी बाणा’ हा कार्यक्रम सादर झाला. नितीन पंडित यांनी प्रास्ताविक केले. 'Pudhari' is excited to announce the relaunch of its Android and iOS apps. Stay updated with the latest news at your fingertips. Android and iOS Download now and stay updated, anytime, anywhere. Pudhari Publications Private Limited</w:t>
+        <w:t xml:space="preserve"> https://www.loksatta.com/maharashtra/uddhav-thackeray-shivsena-wants-to-join-mahayuti-but-what-chandrkant-patil-said-scj-81-5018355/</w:t>
+      </w:r>
+    </w:p>
+    <w:p>
+      <w:pPr>
+        <w:pStyle w:val="Normal"/>
+      </w:pPr>
+      <w:r>
+        <w:rPr/>
+        <w:t>Content: २०१९ मध्ये महायुतीला जनमताचा कौल मिळाला होता. मात्र उद्धव ठाकरे यांनी मुख्यमंत्रिपद अडीच वर्षे वाटून घेण्याचा विषय काढला आणि युती तुटली. त्यानंतर महाविकास आघाडीचं सरकार आलं. महाविकास आघाडीमधल्या शिवसेनेत २०२२ मध्ये एकनाथ शिंदेंनी सर्वात मोठं बंड केलं आणि ४० आमदारांना घेऊन ते भाजपासह गेले. त्यानंतर उद्धव ठाकरेंनी मुख्यमंत्रिपदाचा राजीनामा दिला. आता उद्धव ठाकरेंच्या शिवसेनेबाबत चंद्रकांत पाटील यांनी एक दावा केला आहे. २०२४ च्या विधानसभा निवडणुकीत महायुतीला २३७ जागा मिळाल्या आहेत. देवेंद्र फडणवीस मुख्यमंत्री झाल्यानंतर उद्धव ठाकरेंनी त्यांची दोन ते तीनवेळा भेट घेतली. तसंच आदित्य ठाकरेंनीही भेट घेतली. यानंतर उद्धव ठाकरे बरोबर येणार का? या चर्चाही रंगल्या. मात्र दस्तुरखुद्द देवेंद्र फडणवीस यांनी या प्रश्नाचं उत्तर नाही असं दिलं होतं. दीड महिन्यापूर्वी एका राजकीय मुलाखतीत देवेंद्र फडणवीस यांना उद्धव ठाकरे आले तर त्यांना बरोबर घेणार का? हा प्रश्न विचारण्यात आला होता. ज्यावर त्यांनी तातडीने नाही म्हटलं होतं. दरम्यान चंद्रकांत पाटील यांनी भुवया उंचावणारं वक्तव्य केलं आहे. अमितभाईंचं (अमित शाह) पाचशे पानी स्वतः तयार केलेलं पुस्तक आहे. हे पुस्तक छत्रपती शिवरायांवर आहे. त्यांनी संदर्भ गोळा केले आहेत पण ते पुस्तक त्यांचं आहे. येत्या काही दिवसांत ते पुण्यात प्रकाशित करायचं की दिल्लीत इतकाच मुद्दा राहिला आहे. ज्या पुस्तकाचं वाचन केल्यानंतर संजय राऊत यांनाही चक्कर येईल. इतका अभ्यास अमित शाह यांनी केला आहे. अशा अमितभाईंबद्दल केवळ तुम्ही सत्तेत नाही तुम्हाला यायचं आहे पण घेत नाहीत. म्हणून किती दुस्वास करणार? उद्धव ठाकरेंची शिवसेना एकनाथ शिंदे, अजित पवार आणि देवेंद्र फडणवीस यांची समजूत घालून किंवा दिल्लीत चर्चा करुन आली नाहीत तर मुंबईत ठाकरेंना उमेदवार मिळणार नाहीत. अर्थात त्यांनी यायचं की नाही, त्यांना बरोबर घ्यायचं की नाही हे माझे विषय नाही. याचा अर्थ असा आहे का की ते मागे लागलेत? मी एक अंदाज वर्तवला आहे. जर ते आले नाहीत गळती लागत लागत इतकी लागेल की पुणे, कोल्हापूर सोडून द्या ठाकरेंना मुंबईत उमेदवार मिळणार नाहीत. असा दावा चंद्रकांत पाटील यांनी केला आहे. वैष्णवी हगवणे आत्महत्या प्रकरणामुळे महाराष्ट्रात पुन्हा हुंडाबळीची चर्चा सुरू झाली आहे. ५१ तोळे सोनं, चांदी, रोख रक्कम दिल्यानंतरही तिचा सासरच्यांकडून छळ सुरू होता. तिच्या लग्नातील फोटो आणि व्हिडिओ व्हायरल होत आहेत, ज्यात तिचं नवऱ्यावर असलेलं प्रेम दिसतं. तिचा उखाणाही व्हायरल झाला आहे. तिच्या दिर सुशील हगवणेची पोस्टही चर्चेत आहे, ज्यात सुनेबाबत लिहलं आहे.</w:t>
       </w:r>
     </w:p>
     <w:p>
@@ -3635,16 +4103,16 @@
       </w:pPr>
       <w:r>
         <w:rPr/>
-        <w:t>Article 94</w:t>
-      </w:r>
-    </w:p>
-    <w:p>
-      <w:pPr>
-        <w:pStyle w:val="Normal"/>
-      </w:pPr>
-      <w:r>
-        <w:rPr/>
-        <w:t>Title: Sanjay Raut : शिवसेना-भाजपा युतीच्या चर्चांवर संजय राऊतांची रोखठोक भूमिका, चंद्रकांत पाटलांचा उल्लेख करत म्हणाले…</w:t>
+        <w:t>Article 106</w:t>
+      </w:r>
+    </w:p>
+    <w:p>
+      <w:pPr>
+        <w:pStyle w:val="Normal"/>
+      </w:pPr>
+      <w:r>
+        <w:rPr/>
+        <w:t>Title: शासकीय खरेदीतील गैरकारभार खपवून घेणार नाही, पालकमंत्री चंद्रकांत पाटील यांनी अधिकाऱ्यांना सुनावले</w:t>
       </w:r>
     </w:p>
     <w:p>
@@ -3656,16 +4124,16 @@
         <w:t xml:space="preserve">URL: </w:t>
       </w:r>
       <w:r>
-        <w:t xml:space="preserve"> https://www.loksatta.com/maharashtra/sanjay-raut-reaction-on-chandrakant-patil-statement-of-shivsena-bjp-alliance-will-be-golden-moment-sgk-96-4858543/</w:t>
-      </w:r>
-    </w:p>
-    <w:p>
-      <w:pPr>
-        <w:pStyle w:val="Normal"/>
-      </w:pPr>
-      <w:r>
-        <w:rPr/>
-        <w:t>Content: Sanjay Raut on Shivsena BJP Alliance : एका लग्नसोहळ्यात उद्धव ठाकरे आणि भाजपा आमदार चंद्रकांत पाटील यांची भेट झाली. या भेटीत शिवसेना- भाजपा युतीसंदर्भात चर्चा झाली असून ही युती पुन्हा झाल्यस तो क्षण माझ्यासाठी सुवर्णक्षण असेल असं, चंद्रकांत पाटलांनी म्हटल्याची चर्चा आहे. या चर्चेवर आज शिवसेना (उद्धव ठाकरे) पक्षाचे प्रवक्ते आणि राज्यसभेचे खासदार संजय राऊत यांनी प्रतिक्रिया दिली आहे. ते आज माध्यमांशी बोलत होते. संजय राऊत म्हणाले, “चंद्रकांत पाटील सुरुवातीपासूनच शिवसेना-भाजपा युतीचे समर्थक राहिले आहेत. ते आमचे चांगले मित्र आहेत. विशेषतः शिवसेना-भाजपा युतीच्या संदर्भात जुनी पिढी होती, त्यात चंद्रकांत दादांसारखे नेते होते. भाजपात आता हौशे नवशे गौशे आले आहेत. त्यांना २५ वर्षांतील युतीचं महत्त्व कळणार नाही. त्यांचा भाजपाशी संबंध नाही, त्यांचा युतीशी संबंध नाही. पण चंद्रकांत पाटलांच्या ज्या भावना आहेत, तशा त्या पक्षामध्ये अनेकांच्या भावना आहेत. कारण आम्ही २५ वर्षे आम्ही त्यांच्याशी उत्तमपणे काम केलं. आम्ही नरेंद्र मोदी यांच्याबरोबरही उत्तम काम केलंय. पण दिल्लीत अमित शाहांचा उदय झाल्यावर शिवसेना-भाजपात वितुष्ट आले. शिवसेना- युतीसंदर्भात सकारात्मक मुद्दा मांडल्याने चंद्रकांत पाटलांचे आभारी आहोत.” दरम्यान,चंद्रकांत पाटलांनी ज्या भावना मांडल्या, त्याप्रमाणे शिवसेनेतील नेत्यांमध्येही भावना आहेत का? असा प्रश्नही संजय राऊतांना विचारण्यात आला. त्यावर संजय राऊत म्हणाले, अशा भावना शिवसेना नेत्यांच्याही मनात असू शकतात. आम्ही महाविकास आघाडीमध्ये गेलो त्याला कारण भाजपाच्या काही लोकांचा हट्ट. त्यामुळे आम्ही महाविकास आघाडीत सामील झालो. २५ वर्षांची युती ज्या कारणांमुळे तुटली ती पाहिली तर आमची भूमिका योग्य होती. जे आम्ही मागत होतो, ते आमचा पक्ष फोडल्यावर एकनाथ शिंदेंना दिलं गेलं. आमची जी मागणी होती, तेव्हा ती अमित शाहांनी नाकारली. अमित शाहांनी ठरवून शिवेसना फोडायची होती. त्यांचे मुंबईत आर्थिक हितसंबंध गुंतले होते. बाळासाहेब ठाकरेंची शिवसेना तोडून संपवायची होती. आजही एकनाथ शिंदेंचा वापर त्यासाठी करत आहेत”, अशीही टीका त्यांनी केली. शिवसेना-भाजपा युती झाल्यास तुमच्यासाठीही तो सुवर्णक्षण असेल का? असा प्रश्न संजय राऊतांना विचारण्यात आला. त्यावर ते म्हणाले, याचं उत्तर मी आता देऊ शकत नाही. पण योग्य वेळी उत्तर देऊ. माझ्याकडे आता याक्षणी पुरेसं उत्तर नाही. पण आम्ही पुढल्या घडामोडी काय घडणार आहेत, याकडे पाहतोय. त्यामुळे वेट अॅण्ड वॉच करावं लागेल.” लोकप्रिय अभिनेत्री मृणाल कुलकर्णी, ज्यांनी 'सोनपरी'सारख्या भूमिकेतून प्रेक्षकांच्या मनावर मोहिनी घातली. गेली ४०-४५ वर्षे मराठी आणि हिंदी मनोरंजन सृष्टीत कार्यरत आहेत. अभिनयाबरोबरच त्यांच्या सौंदर्याचेही चाहते आहेत. मात्र, करिअरच्या सुरुवातीला त्यांनी तब्येतीकडे दुर्लक्ष केलं होतं, असं त्यांनी एका मुलाखतीत सांगितलं. वयाच्या चाळीशीपर्यंत कामामुळे त्यांनी तब्येतीकडे दुर्लक्ष केल्याचं त्यांनी मान्य केलं.</w:t>
+        <w:t xml:space="preserve"> https://www.lokmat.com/sangli/will-not-tolerate-malpractices-in-government-procurement-guardian-minister-chandrakant-patil-tells-officials-a-a746/</w:t>
+      </w:r>
+    </w:p>
+    <w:p>
+      <w:pPr>
+        <w:pStyle w:val="Normal"/>
+      </w:pPr>
+      <w:r>
+        <w:rPr/>
+        <w:t>Content: हिंदी | English सोमवार १ सप्टेंबर २०२५ FOLLOW US : शहरं व्हिडीओ सखी आणखी By ऑनलाइन लोकमत | Updated: July 22, 2025 19:17 IST2025-07-22T19:16:40+5:302025-07-22T19:17:07+5:30 सांगली : जिल्हा परिषदेतील सीसीटीव्हीसह अन्य साहित्य खरेदीबद्दल तक्रारी होत आहेत. यामध्ये खरेच अधिकाऱ्यांनी गैरकारभार केला असेल तर तो खपवून घेतला जाणार नाही, असा इशारा पालकमंत्री चंद्रकांत पाटील यांनी अधिकाऱ्यांना दिला, तसेच ऑगस्टपर्यंत जिल्हा नियोजनचा निधी खर्च झाला नाही तर तो शासनाकडे परत जाणार आहे. म्हणून अधिकाऱ्यांनी वेळेत निधी खर्च करा, अशा सूचनाही त्यांनी अधिकाऱ्यांना दिल्या.जिल्हाधिकारी कार्यालयात सोमवारी जिल्हा वार्षिक योजनेतील विविध विभागांच्या कामकाजाचा आढावा घेतला. त्यावेळी पालकमंत्री चंद्रकांत पाटील बोलत होते. यावेळी जिल्हाधिकारी अशोक काकडे, जिल्हा परिषदेच्या मुख्य कार्यकारी तृप्ती धोडमिसे, उपमुख्य कार्यकारी अधिकारी शशिकांत शिंदे, महिला व बालकल्याणचे उपमुख्य कार्यकारी अधिकारी सोमनाथ रसाळ, शिक्षणाधिकारी मोहन गायकवाड, मुख्य लेखा व वित्त अधिकारी विठ्ठल चव्हाण, जिल्हा आरोग्य अधिकारी डॉ. विजयकुमार वाघ, ग्रामीण पाणी पुरवठ्याचे कार्यकारी अभियंता संजय येवले, कृषी विकास अधिकारी मनोज वेताळ उपस्थित होते.चंद्रकांत पाटील म्हणाले, जिल्हा नियोजनमधून देण्यात येणाऱ्या निधी खर्चासाठी दोन वर्षांची मुदत आहे. मात्र, वित्त विभागातील नवीन प्रणालीमुळे निधी खर्चात अडथळे येत आहेत. त्यामुळे आलेला निधी एका वर्षातच खर्च करण्यासाठी नियोजन करा, तसेच यावर्षी एका रुपयाचाही निधी अखर्चित राहणार नाही, याची दक्षता घ्या. अनेक कामांसाठी निधी आला आहे. मात्र, प्रशासकीय मान्यता आणि कार्यारंभ आदेश नसल्यामुळे कामाची सुरुवात झाली नाही, हे बरोबर नाही. प्रशासकीय मान्यता आणि कार्यारंभ आदेश तातडीने द्या. जिल्हा परिषद, महापालिका निवडणुकीची लवकरच आचारसंहिता लागू शकते. त्यामुळे १५ ऑगस्टपर्यंत सर्व कामांचे कार्यारंभ आदेश द्यावेत. कामामध्ये गुणवत्ता ठेवण्याची गरज आहे. शिक्षण विभागाने शाळेत सीसीटीव्ही बसविले आहेत. मात्र, खरेदी प्रक्रियेमध्ये गैरप्रकार झाल्याच्या तक्रारी येत आहेत. चुकीचे झाले असेल तर खपवून घेतले जाणार नाही आणि प्रक्रिया योग्य प्रकारे झाली असल्यास तसा खुलासा करा, तसेच सीसीटीव्ही, अंगणवाडी, जिल्हा परिषद शाळा, प्राथमिक आरोग्य केंद्रांना भेट देऊन तेथील कामांची गुणवत्ता तपासणार आहे. यामध्ये दोषींवर कठोर कारवाई करणार आहे, असेही ते म्हणाले. FOLLOW US : Copyright © 2025 Lokmat Media Pvt Ltd</w:t>
       </w:r>
     </w:p>
     <w:p>
@@ -3674,16 +4142,16 @@
       </w:pPr>
       <w:r>
         <w:rPr/>
-        <w:t>Article 95</w:t>
-      </w:r>
-    </w:p>
-    <w:p>
-      <w:pPr>
-        <w:pStyle w:val="Normal"/>
-      </w:pPr>
-      <w:r>
-        <w:rPr/>
-        <w:t>Title: चंद्रकांत पाटलांचा रोख कोणाकडे ?</w:t>
+        <w:t>Article 107</w:t>
+      </w:r>
+    </w:p>
+    <w:p>
+      <w:pPr>
+        <w:pStyle w:val="Normal"/>
+      </w:pPr>
+      <w:r>
+        <w:rPr/>
+        <w:t>Title: इंजिनियरिंगसाठी 28 जूनपासून प्रवेश, डिप्लोमासाठी 30 जूनपर्यंत मुदतवाढ; मंत्री चंद्रकांत पाटलांचा निर्णय</w:t>
       </w:r>
     </w:p>
     <w:p>
@@ -3695,16 +4163,16 @@
         <w:t xml:space="preserve">URL: </w:t>
       </w:r>
       <w:r>
-        <w:t xml:space="preserve"> https://www.loksatta.com/politics/guardian-minister-chandrakant-patil-invites-sangli-independent-mp-vishal-patil-to-join-bjp-print-politics-news-zws-70-4956371/</w:t>
-      </w:r>
-    </w:p>
-    <w:p>
-      <w:pPr>
-        <w:pStyle w:val="Normal"/>
-      </w:pPr>
-      <w:r>
-        <w:rPr/>
-        <w:t>Content: सांगली : भाजपचे जेष्ठ नेते आणि जिल्ह्याचे पालकमंत्री चंद्रकांत पाटील यांनी अपक्ष निवडून आलेल्या काँग्रेसचे सहयोगी खासदार विशाल पाटील यांना भाजप प्रवेशाची खुली ऑफर जाहीरपणे दिली. पक्ष प्रवेशाचे हे खुले आवाहन खुद्द खासदार पाटील यांनी नाकारले असले तरी दादांचा रोख प्रत्यक्ष कुणाकडे आहे याचीच चर्चा सुरू झाली.चंद्रकांत दादांनी खासदारांना भाजप प्रवेशाचे खुले आमंत्रण दिले जाण्यापुर्वी १२ तास अगोदर राष्ट्रवादी काँग्रेस शरद पवार गटाचे प्रदेशाध्यक्ष आमदार जयंत पाटील यांनी माजी मंत्री हर्षवर्धन पाटील आणि शशिकांत शिंदे यांना सोबत घेउन मेळावा घेतला होता. या मेळाव्यात त्यांनी पक्ष बळकटीबरोबरच स्थानिक स्वराज्य संस्थेच्या निवडणुकीची तयारी सुरू केल्याचे स्पष्टपणे सांगितले. यामुळे चंद्रकांत दादांचा कही पे निगाहे, कही पे आणि निशाणा असा प्रकार नव्हे ना अशीच शंका राजकीय वर्तुळात उपस्थित केली जात आहे. आ. जयंत पाटील यांच्या मुंबईतील वक्तव्यावरून ते भाजप प्रवेशाचा मुहुर्त कधी जाहीर करतात असा सवाल उपस्थित केला जात होता. मात्र, आ. पाटील यांनी भाजप प्रवेशाचा मुहुर्त तर जाहीर केलाच नाही, उलट आपले पक्ष संघटन अधिक मजबूत करण्यासाठी मेळाव्याचे आयोजन करून त्यांच्या भाजप प्रवेशाच्या नुसत्याच वावड्या असल्याचे दाखवले. एक मात्र खरं की आ. पाटील यांच्या मनात काय चालले आहे, काय शिजतय हे कोडे भल्या-भल्यानंा उलगडलेले नाही. बाहुबलीमधील कटाप्पाला का मारलं याचे उत्तर जसे मिळत नाही तसेच आ. पाटील यांची उघड भूमिका आणि प्रत्यक्षातील कृती याचा अंदाज आजतागायत राजकीय धुरिणांना लागलेला नाही. अगदी २०१४ मध्ये झालेल्या लोकसभा निवडणुकीपासून ही स्थिती आहे. यावेळी मात्र, इस्लामपूरमध्ये त्यांच्याच मतदार संघात त्यांना मिळालेले मताधियय लाखाचे बारा हजार झाले. गेल्या एक दशकापासून त्यांच्या भूमिकेबाबत संशयाचे धुके तयार झाले आहे. कारण काँग्रेसचा गड असणार्‍या सांगलीत कृष्णाकाठी कमळ फुलण्यास त्यांची अप्रत्यक्ष मदतच झाल्याचे सांगितले जाते. यामुळेच भाजपमधील एका गटाला जेेजीपी म्हटले जात होते. आता मात्र, भाजप स्वयंभू झाला आहे. पक्षाचा विस्तार मोठ्या प्रमाणात झाला. महापालिका, जिल्हा परिषद निवडणुकीत आयारामांना पक्षात घेउन सत्ताही काबीज करत काँग्रेेस आणि राष्ट्रवादीला कट्टयावर बसविण्यात चंद्रकांतदादांचा पुढाकार होता. त्यावेळी दादांच्याकडे जिल्ह्याचे पालकत्व तर होतेच, पण याचबरोबर पक्षाचे प्रदेशाध्यक्ष पदही होते. आता मात्र त्यांना खासदारांची गरज का आहे हे कळायला मार्ग नाही. कारण लोकसभेत भाजपला खासदारांची अधिक गरज आहे अशीही स्थिती नाही. तरीही दादांनी अपक्ष म्हणून निवडून आलेल्या आणि काँग्रेसचे सहयोगी सदस्यत्व स्वीकारलेल्या विशाल पाटील यांना भाजप प्रवेशाचे खुले निमंत्रण कशासाठी असा रास्त सवाल सांगलीकरांना पडलेला आहे.विधानसभा निवडणुकीत जिल्ह्यातून चार आमदार भाजपचे निवडून आले आहेत. म्हणजे निम्मा जिल्हा भाजपचा झाला आहे. नजीकच्या काळात लोकसभा विधानसभा निवडणुका नाहीत. संख्याबळाचा तर प्रश्‍नच नाही तरीही दादांनी अपक्ष खासदारांसाठी पायघड्या कशासाठी घातल्या याचे कोडे पडले आहे. विशाल पाटील यांना खासदार पदी निवडून आणण्यामध्ये माजी मंत्री आ. विश्‍वजित कदम यांचा सिंहाचा वाटा आहे. एकीकडे महाविकास आघाडीत बेबनाव होणार नाही याची दक्षता घेत त्यांनी सांगलीत भाजपला चारीमुंड्या चित करून दाखवले. यात वसंतदादा घराण्याचा करिष्माही तेवढाच महत्वाचा ठरला असला तरी राजकीय मोट बांधणीही यशस्वी ठरली. ही मोट बांधणी विधानसभा निवडणुकीत विस्कटली असली तरी सांगली विधानसभा निवडणुकीत खासदार पाटील यांच्या भूमिकेमुळे काँग्रेसची जागा अडचणीत आली. श्रीमती जयश्री पाटील यांची बंडखोरी भाजप पुरस्कृत होती असा आरोप पृथ्वीराज पाटील यांनी जाहीरपणे केला. यामुळे पडद्याआड बरेच काही शिजत असावे असे वाटत असले तरी हे आडाखे अंकगणितासारखे निश्‍चितच मांडता येणार नाहीत. यामागे बीजगणिताचा हिशोब असावा अशी रास्त शंका सांगलीकरांना आहे. याची उत्तरे महापालिका निवडणुकीत मिळतील का यावरच राजकीय पटलावर प्यादी कोणत्या स्थानी राहणार याची प्रचिती येणार आहे. कदाचित आ. पाटील यांच्याकडून अपेक्षित प्रतिसाद मिळत नसेल म्हणून खासदार पाटील यांना पक्ष प्रवेशाचे खुले आमंत्रण दादांनी दिले असावे. जिल्ह्यातील दादा-बापू या वादाला खतपाणी घालून आ. पाटील यांना उचकावण्याचा तर दादांचा हा प्रयत्न नाही ना अशी शंका वाटत आहे. मात्र, दादांच्या या पवित्र्याने भाजपमध्ये खळबळ माजली नसती तरच नवल. मोबाइलमधील ऑनलाइन पेमेंटमुळे फसवणूक आणि स्कॅम्स वाढत आहेत. 'उदे गं अंबे' मालिकेतील अभिनेता गिरीश परदेशीने आपल्या पत्नीच्या फोनवर स्कॅमचा प्रयत्न झाल्याचे सांगितले. एका बाईने १३ हजार रुपये मागितले आणि चुकून ३० हजार पाठवल्याचे सांगून २७ हजार परत मागितले. गिरीशने पोलिसांना कळवले असता, त्यांनी अशा अनेक केसेस होत असल्याचे सांगितले. सतर्क राहण्याचे आवाहन केले आहे.</w:t>
+        <w:t xml:space="preserve"> https://marathi.abplive.com/education/college-admission-for-engineers-from-june-28-extension-for-diploma-till-june-30-minister-chandrakant-patil-decision-1366417</w:t>
+      </w:r>
+    </w:p>
+    <w:p>
+      <w:pPr>
+        <w:pStyle w:val="Normal"/>
+      </w:pPr>
+      <w:r>
+        <w:rPr/>
+        <w:t>Content: मुंबई : जून शैक्षणिक वर्ष 2025-26 साठी दहावी नंतरच्या महाविद्यालयीन (College) प्रथम वर्ष अभियांत्रिकी व तंत्रज्ञान / वास्तुकला या पदविका (पॉलिटेक्निक) अभ्यासक्रमांची प्रवेश प्रक्रिया दिनांक 20 मे 2025 पासून सुरु झालेली आहे. विद्यार्थ्यांना ऑनलाईन पद्धतीने अर्ज करण्याची 26 जूनपर्यंत मुदत होती. प्रवेश प्रक्रियेसाठी मिळणारा उत्तम प्रतिसाद पाहता, अभियांत्रिकी पदविका प्रवेश अर्ज नोंदणीची पुन्हा मुदतवाढ 30 जुन 2025 पर्यंत वाढविण्यात आलेली आहे, अशी माहिती उच्च व तंत्रशिक्षण मंत्री चंद्रकांत पाटील (Chandrakant patil) यांनी दिली. मंत्री पाटील म्हणाले की, पुढील संपूर्ण प्रवेश प्रक्रियेचे वेळापत्रक तंत्र शिक्षण संचालनालयाद्वारे जाहीर करण्यात आले आहे. 26 जून 2025 रोजी संध्याकाळ पर्यंत तब्बल 1लाख 50 हजार 684 विद्यार्थ्यांनी पॉलिटेक्निक अभ्यासक्रमांसाठी प्रवेश अर्ज नोंदणी केलेली आहे, तर त्यापैकी 1 लाख 30 हजार 885 विद्यार्थ्यांनी शुल्क भरणा केले आहेत. या वर्षी केंद्रिभूत प्रवेश प्रक्रियेअंतर्गत (कॅप) प्रवेशाच्या चार फेऱ्या घेण्यात येणार आहेत. पहिल्या फेरीसाठी पहिला विकल्प, दुसऱ्या फेरीसाठी पहिले तीन विकल्प, तिसऱ्या फेरीसाठी पहिले सहा विकल्प तर चौथ्या फेरीसाठी सर्व विकल्प अनिवार्य असणार आहेत. जास्तीत जास्त विद्यार्थ्यांनी कॅप फेरीसाठी विकल्प अर्ज भरुन केंद्रिभूत प्रवेश प्रक्रियेद्वारे प्रवेश घ्यावा, असे आवाहनही मंत्री श्री. पाटील यांनी विद्यार्थ्यांना केले. दहावीचा निकाल जाहीर होताच तंत्रशिक्षण संचालनालयाने पॉलिटेक्निक प्रवेशाचे वेळापत्रक संकेतस्थळावर जाहीर केले. दहावीनंतर कमी कालावधीत तंत्रशिक्षण घेऊन अभियंता होण्यासाठी तंत्रशिक्षणातील पदविका अभ्यासक्रम हा एक उत्तम पर्याय आहे. हा पदविका अभ्यासक्रम 10 वी नंतर तीन वर्षांचा असतो व हा अभ्यासक्रम पूर्ण केल्यानंतर विद्यार्थ्यांना औद्योगिक क्षेत्रात रोजगाराच्या उत्तम संधी उपलब्ध होतात. अभ्यासक्रम पूर्ण करण्यासाठी विद्यार्थ्यांना पात्रतेच्या निकषानुसार विविध शिष्यवृत्ती शासनातर्फे देण्यात येते. पदविका शिक्षणानंतर पुढील शिक्षणासाठी अभियांत्रिकी पदवी अभ्यासक्रमाच्या थेट द्वितीय वर्षात पात्रतेनुसार प्रवेश घेण्याची संधीही उपलब्ध असते. मराठी-इंग्रजी (द्विभाषिक) माध्यमातून अध्यापनाचा पर्याय निवडक पॉलिटेक्निकमध्ये उपलब्ध आहे. सभोवतालच्या औद्योगिक क्षेत्रांमधील आवश्यक गरजा ओळखून पॉलिटेक्निकमध्ये न्यू इमर्जिंग टेक्नॉलॉजी संबंधित सध्या मागणी असलेले नाविन्यपूर्ण अभ्यासक्रम जसे की आर्टिफिशिअल इंटेलिजन्स, डाटा सायन्स, रोबोटिक्स इ. असे अभ्यासक्रम सुरु केले गेले आहेत. विद्यार्थी व शिक्षकांच्या प्रशिक्षणासाठी विविध कंपन्यांसोबत संचालनालयाने सामंजस्य करार केले आहेत. राज्यातील तंत्रनिकेतनांचे मॉनिटरिंग, अभ्यासक्रम, परीक्षा यावर महाराष्ट्र राज्य तंत्रशिक्षण मंडळामार्फत देखरेख केली जाते. मंडळामार्फत नवीन K-Scheme राबविण्यात येत आहे. विद्यार्थ्यांना 12 आठवड्यांचे अनिवार्य प्रशिक्षण देखील देण्यात येते. तसेच मंडळामार्फत राज्यात सर्वत्र पदविका अभ्यासक्रमाचा दर्जा उत्तम व एकसमान राखला जातो. तंत्र शिक्षणामध्ये घडवून आणलेल्या सकारात्मक बदलामुळे पदविका प्राप्त विद्यार्थ्यांना उत्तम पॅकेजच्या रोजगाराच्या संधी उपलब्ध होत आहेत. तसेच विद्यार्थ्यांना औद्योगिक क्षेत्रामध्ये विद्यावेतनासह प्रशिक्षणाच्या संधी उपलब्ध होत आहेत. शैक्षणिक वर्ष २०२५-२६ करिता B.E./B.Tech व MBA अभ्यासक्रमांच्या केंद्रीभूत प्रवेश प्रक्रियेस दिनांक २८ जून २०२५ पासून सुरुवात होत आहे.या प्रवेश प्रक्रियेमार्फत महाराष्ट्रातील विविध अभियांत्रिकी आणि व्यवस्थापन संस्थांमध्ये प्रवेश घेऊ इच्छिणाऱ्या विद्यार्थ्यांसाठी अर्ज दाखल… पदविका प्रवेशासाठी सविस्तर वेळापत्रक, प्रवेश प्रक्रियेचा संपूर्ण तपशील, प्रवेशासंबंधीची माहिती घेण्यासाठी तसेच नाव नोंदणी आणि अर्ज भरण्यासाठी dte.maharashtra.gov.in या वेबसाईटला भेट द्यावी, असेही मंत्री श्री. पाटील यांनी सांगितले. आणीबाणीत वर्तमानपत्र बंद पाडणाऱ्या शंकररावांचा मुलगा आज भाजपात; संजय राऊतांचा पलटवार Education Loan Information:Calculate Education Loan EMI We use cookies to improve your experience, analyze traffic, and personalize content. By clicking "Allow All Cookies", you agree to our use of cookies.</w:t>
       </w:r>
     </w:p>
     <w:p>
@@ -3713,16 +4181,16 @@
       </w:pPr>
       <w:r>
         <w:rPr/>
-        <w:t>Article 96</w:t>
-      </w:r>
-    </w:p>
-    <w:p>
-      <w:pPr>
-        <w:pStyle w:val="Normal"/>
-      </w:pPr>
-      <w:r>
-        <w:rPr/>
-        <w:t>Title: शासकीय खरेदीतील गैरकारभार खपवून घेणार नाही, पालकमंत्री चंद्रकांत पाटील यांनी अधिकाऱ्यांना सुनावले</w:t>
+        <w:t>Article 108</w:t>
+      </w:r>
+    </w:p>
+    <w:p>
+      <w:pPr>
+        <w:pStyle w:val="Normal"/>
+      </w:pPr>
+      <w:r>
+        <w:rPr/>
+        <w:t>Title: हात जोडतो, नसते वाद काढू नका!वाघ्या कुत्र्याच्या समाधीवरून चंद्रकांत पाटील यांचे आवाहन</w:t>
       </w:r>
     </w:p>
     <w:p>
@@ -3734,16 +4202,16 @@
         <w:t xml:space="preserve">URL: </w:t>
       </w:r>
       <w:r>
-        <w:t xml:space="preserve"> https://www.lokmat.com/sangli/will-not-tolerate-malpractices-in-government-procurement-guardian-minister-chandrakant-patil-tells-officials-a-a746/</w:t>
-      </w:r>
-    </w:p>
-    <w:p>
-      <w:pPr>
-        <w:pStyle w:val="Normal"/>
-      </w:pPr>
-      <w:r>
-        <w:rPr/>
-        <w:t>Content: हिंदी | English सोमवार १ सप्टेंबर २०२५ FOLLOW US : शहरं व्हिडीओ सखी आणखी By ऑनलाइन लोकमत | Updated: July 22, 2025 19:17 IST2025-07-22T19:16:40+5:302025-07-22T19:17:07+5:30 सांगली : जिल्हा परिषदेतील सीसीटीव्हीसह अन्य साहित्य खरेदीबद्दल तक्रारी होत आहेत. यामध्ये खरेच अधिकाऱ्यांनी गैरकारभार केला असेल तर तो खपवून घेतला जाणार नाही, असा इशारा पालकमंत्री चंद्रकांत पाटील यांनी अधिकाऱ्यांना दिला, तसेच ऑगस्टपर्यंत जिल्हा नियोजनचा निधी खर्च झाला नाही तर तो शासनाकडे परत जाणार आहे. म्हणून अधिकाऱ्यांनी वेळेत निधी खर्च करा, अशा सूचनाही त्यांनी अधिकाऱ्यांना दिल्या.जिल्हाधिकारी कार्यालयात सोमवारी जिल्हा वार्षिक योजनेतील विविध विभागांच्या कामकाजाचा आढावा घेतला. त्यावेळी पालकमंत्री चंद्रकांत पाटील बोलत होते. यावेळी जिल्हाधिकारी अशोक काकडे, जिल्हा परिषदेच्या मुख्य कार्यकारी तृप्ती धोडमिसे, उपमुख्य कार्यकारी अधिकारी शशिकांत शिंदे, महिला व बालकल्याणचे उपमुख्य कार्यकारी अधिकारी सोमनाथ रसाळ, शिक्षणाधिकारी मोहन गायकवाड, मुख्य लेखा व वित्त अधिकारी विठ्ठल चव्हाण, जिल्हा आरोग्य अधिकारी डॉ. विजयकुमार वाघ, ग्रामीण पाणी पुरवठ्याचे कार्यकारी अभियंता संजय येवले, कृषी विकास अधिकारी मनोज वेताळ उपस्थित होते.चंद्रकांत पाटील म्हणाले, जिल्हा नियोजनमधून देण्यात येणाऱ्या निधी खर्चासाठी दोन वर्षांची मुदत आहे. मात्र, वित्त विभागातील नवीन प्रणालीमुळे निधी खर्चात अडथळे येत आहेत. त्यामुळे आलेला निधी एका वर्षातच खर्च करण्यासाठी नियोजन करा, तसेच यावर्षी एका रुपयाचाही निधी अखर्चित राहणार नाही, याची दक्षता घ्या. अनेक कामांसाठी निधी आला आहे. मात्र, प्रशासकीय मान्यता आणि कार्यारंभ आदेश नसल्यामुळे कामाची सुरुवात झाली नाही, हे बरोबर नाही. प्रशासकीय मान्यता आणि कार्यारंभ आदेश तातडीने द्या. जिल्हा परिषद, महापालिका निवडणुकीची लवकरच आचारसंहिता लागू शकते. त्यामुळे १५ ऑगस्टपर्यंत सर्व कामांचे कार्यारंभ आदेश द्यावेत. कामामध्ये गुणवत्ता ठेवण्याची गरज आहे. शिक्षण विभागाने शाळेत सीसीटीव्ही बसविले आहेत. मात्र, खरेदी प्रक्रियेमध्ये गैरप्रकार झाल्याच्या तक्रारी येत आहेत. चुकीचे झाले असेल तर खपवून घेतले जाणार नाही आणि प्रक्रिया योग्य प्रकारे झाली असल्यास तसा खुलासा करा, तसेच सीसीटीव्ही, अंगणवाडी, जिल्हा परिषद शाळा, प्राथमिक आरोग्य केंद्रांना भेट देऊन तेथील कामांची गुणवत्ता तपासणार आहे. यामध्ये दोषींवर कठोर कारवाई करणार आहे, असेही ते म्हणाले. FOLLOW US : Copyright © 2025 Lokmat Media Pvt Ltd</w:t>
+        <w:t xml:space="preserve"> https://www.loksatta.com/maharashtra/minister-chandrakant-patil-appeal-over-tomb-of-tiger-dog-controversy-zws-70-4983085/</w:t>
+      </w:r>
+    </w:p>
+    <w:p>
+      <w:pPr>
+        <w:pStyle w:val="Normal"/>
+      </w:pPr>
+      <w:r>
+        <w:rPr/>
+        <w:t>Content: अलिबाग : वाघ्या कुत्र्याच्या समाधी वादावर संताप व्यक्त करत राज्यासमोर अनेक प्रश्न आहेत, त्यामुळे सामान्य माणसाला तुमच्या या वादात रस नाही. राज्यातील नेत्यांना हात जोडून आणि साष्टांग नमस्कार घालून विनंती करतो, असे वाद उकरून काढू नका, असे आवाहन उच्च व तंत्र शिक्षणमंत्री चंद्रकांत पाटील यांनी माजी खासदार संभाजी राजे छत्रपती यांचे नाव न घेता केले आहे. लोकांना अशा गोष्टी आवडत नाहीत हे तुम्हाला कळत नाही का, तुमचे कान पितळी झाले आहेत का, असा संताप त्यांनी व्यक्त केला. वाघ्या कुत्रा नामक पात्राचा शिवकालीन इतिहासात कुठलाही उल्लेख किंवा संदर्भ सापडत नाही. त्यामुळे अशा प्रकारे कपोलकल्पित कुत्र्याचा पुतळा किंवा समाधी उभारणे हे महाराष्ट्राचे दुर्दैव आणि छत्रपती शिवाजी महाराजांची घोर प्रतारणा असल्याचे युवराज संभाजी राजे यांनी मुख्यमंत्री देवेंद्र फडणवीस यांना पत्रात नमूद केले होते. मुख्यमंत्र्यांना लिहून हा पुतळा ३१ मेपूर्वी हटवावा अशी मागणी त्यांनी केली होती. या पार्श्वभूमीवर सांस्कृतिक कार्यमंत्री आशीष शेलार आणि उच्च तंत्रशिक्षणमंत्री चंद्रकांत पाटील यांनी किल्ले रायगडाची पाहाणी केली. यावेळी महिला व बाल विकासमंत्री आदिती तटकरे आणि रोजगार हमीमंत्री भरत गोगावले हेदेखील उपस्थित होते. शेलार यांनी वाघ्या कुत्र्याची समाधी हटवा अशी मागणी होत असली, तरी याबबात चर्चा करू, त्यानंतर सविस्तर अहवाल देवेंद्र फडणवीस यांच्याकडे सादर करू, असे स्पष्ट केले. श्री शिवाजी रायगड स्मारक मंडळ आणि स्थानिक उत्सव समिती महाड यांच्या वतीने किल्ले रायगडावर ११ आणि १२ एप्रिल रोजी शिवपुण्यतिथी अभिवादन कार्यक्रमाचे आयोजन करण्यात आले आहे. या सोहळ्याला केंद्रीय गृहमंत्री अमित शहा उपस्थित राहणार आहेत . या पार्श्वभूमीवर राज्यातील चार मंत्र्यांनी आज रायगडवरील तयारीचा आढावा घेतला. पंतप्रधान नरेंद्र मोदी यांनी भूज येथील जाहीर सभेत पाकिस्तानला इशारा दिला की, "तुम्ही सुखाचे आयुष्य जगा, भाकर खा नाहीतर माझी गोळी आहेच." त्यांनी पाकिस्तानातील दहशतवाद संपविण्यासाठी तेथील नागरिकांना पुढे येण्याचे आवाहन केले.</w:t>
       </w:r>
     </w:p>
     <w:p>
@@ -3752,16 +4220,16 @@
       </w:pPr>
       <w:r>
         <w:rPr/>
-        <w:t>Article 97</w:t>
-      </w:r>
-    </w:p>
-    <w:p>
-      <w:pPr>
-        <w:pStyle w:val="Normal"/>
-      </w:pPr>
-      <w:r>
-        <w:rPr/>
-        <w:t>Title: “उद्धव ठाकरेंच्या शिवसेनेला सत्तेत यायचं आहे पण…”, चंद्रकांत पाटील यांचा दावा काय?</w:t>
+        <w:t>Article 109</w:t>
+      </w:r>
+    </w:p>
+    <w:p>
+      <w:pPr>
+        <w:pStyle w:val="Normal"/>
+      </w:pPr>
+      <w:r>
+        <w:rPr/>
+        <w:t>Title: पुणे पोलीस दलात लवकरच एक हजार पोलीस कर्मचारी; चंद्रकांत पाटील यांची माहिती</w:t>
       </w:r>
     </w:p>
     <w:p>
@@ -3773,16 +4241,16 @@
         <w:t xml:space="preserve">URL: </w:t>
       </w:r>
       <w:r>
-        <w:t xml:space="preserve"> https://www.loksatta.com/maharashtra/uddhav-thackeray-shivsena-wants-to-join-mahayuti-but-what-chandrkant-patil-said-scj-81-5018355/</w:t>
-      </w:r>
-    </w:p>
-    <w:p>
-      <w:pPr>
-        <w:pStyle w:val="Normal"/>
-      </w:pPr>
-      <w:r>
-        <w:rPr/>
-        <w:t>Content: २०१९ मध्ये महायुतीला जनमताचा कौल मिळाला होता. मात्र उद्धव ठाकरे यांनी मुख्यमंत्रिपद अडीच वर्षे वाटून घेण्याचा विषय काढला आणि युती तुटली. त्यानंतर महाविकास आघाडीचं सरकार आलं. महाविकास आघाडीमधल्या शिवसेनेत २०२२ मध्ये एकनाथ शिंदेंनी सर्वात मोठं बंड केलं आणि ४० आमदारांना घेऊन ते भाजपासह गेले. त्यानंतर उद्धव ठाकरेंनी मुख्यमंत्रिपदाचा राजीनामा दिला. आता उद्धव ठाकरेंच्या शिवसेनेबाबत चंद्रकांत पाटील यांनी एक दावा केला आहे. २०२४ च्या विधानसभा निवडणुकीत महायुतीला २३७ जागा मिळाल्या आहेत. देवेंद्र फडणवीस मुख्यमंत्री झाल्यानंतर उद्धव ठाकरेंनी त्यांची दोन ते तीनवेळा भेट घेतली. तसंच आदित्य ठाकरेंनीही भेट घेतली. यानंतर उद्धव ठाकरे बरोबर येणार का? या चर्चाही रंगल्या. मात्र दस्तुरखुद्द देवेंद्र फडणवीस यांनी या प्रश्नाचं उत्तर नाही असं दिलं होतं. दीड महिन्यापूर्वी एका राजकीय मुलाखतीत देवेंद्र फडणवीस यांना उद्धव ठाकरे आले तर त्यांना बरोबर घेणार का? हा प्रश्न विचारण्यात आला होता. ज्यावर त्यांनी तातडीने नाही म्हटलं होतं. दरम्यान चंद्रकांत पाटील यांनी भुवया उंचावणारं वक्तव्य केलं आहे. अमितभाईंचं (अमित शाह) पाचशे पानी स्वतः तयार केलेलं पुस्तक आहे. हे पुस्तक छत्रपती शिवरायांवर आहे. त्यांनी संदर्भ गोळा केले आहेत पण ते पुस्तक त्यांचं आहे. येत्या काही दिवसांत ते पुण्यात प्रकाशित करायचं की दिल्लीत इतकाच मुद्दा राहिला आहे. ज्या पुस्तकाचं वाचन केल्यानंतर संजय राऊत यांनाही चक्कर येईल. इतका अभ्यास अमित शाह यांनी केला आहे. अशा अमितभाईंबद्दल केवळ तुम्ही सत्तेत नाही तुम्हाला यायचं आहे पण घेत नाहीत. म्हणून किती दुस्वास करणार? उद्धव ठाकरेंची शिवसेना एकनाथ शिंदे, अजित पवार आणि देवेंद्र फडणवीस यांची समजूत घालून किंवा दिल्लीत चर्चा करुन आली नाहीत तर मुंबईत ठाकरेंना उमेदवार मिळणार नाहीत. अर्थात त्यांनी यायचं की नाही, त्यांना बरोबर घ्यायचं की नाही हे माझे विषय नाही. याचा अर्थ असा आहे का की ते मागे लागलेत? मी एक अंदाज वर्तवला आहे. जर ते आले नाहीत गळती लागत लागत इतकी लागेल की पुणे, कोल्हापूर सोडून द्या ठाकरेंना मुंबईत उमेदवार मिळणार नाहीत. असा दावा चंद्रकांत पाटील यांनी केला आहे. वैष्णवी हगवणे आत्महत्या प्रकरणामुळे महाराष्ट्रात पुन्हा हुंडाबळीची चर्चा सुरू झाली आहे. ५१ तोळे सोनं, चांदी, रोख रक्कम दिल्यानंतरही तिचा सासरच्यांकडून छळ सुरू होता. तिच्या लग्नातील फोटो आणि व्हिडिओ व्हायरल होत आहेत, ज्यात तिचं नवऱ्यावर असलेलं प्रेम दिसतं. तिचा उखाणाही व्हायरल झाला आहे. तिच्या दिर सुशील हगवणेची पोस्टही चर्चेत आहे, ज्यात सुनेबाबत लिहलं आहे.</w:t>
+        <w:t xml:space="preserve"> https://www.loksatta.com/pune/chandrakant-patil-says-there-will-soon-be-1000-police-personnel-in-the-pune-police-force-pune-print-news-amy-95-5209449/</w:t>
+      </w:r>
+    </w:p>
+    <w:p>
+      <w:pPr>
+        <w:pStyle w:val="Normal"/>
+      </w:pPr>
+      <w:r>
+        <w:rPr/>
+        <w:t>Content: पुणे : ‘पुणे पोलीस दलात लवकरच एक हजार पोलीस कर्मचारी दाखल होणार आहेत. शहराचा वाढता विस्तार विचारात घेऊन अतिरिक्त मनुष्यबळ उपलब्ध करून देण्यात आले आहे,’ अशी माहिती उच्च आणि तंत्र शिक्षणमंत्री चंद्रकांत पाटील यांनी रविवारी दिली. नगरविकास राज्यमंत्री माधुरी मिसाळ यांच्या आमदार निधीतून सिंहगड रस्त्यावरील विठ्ठलवाडी भागात आनंदनगर पोलीस चौकीची इमारत बांधण्यात आली आहे. नवीन पोलीस चौकीचे उद्घाटन चंद्रकांत पाटील यांच्या हस्ते करण्यात आले. त्यावेळी पाटील बोलत होते. पोलीस आयुक्त अमितेश कुमार, अतिरिक्त पोलीस आयुक्त राजेश बनसोडे, परिमंडळ तीनचे पोलीस उपायुक्त संभाजी कदम, सहायक पोलीस आयुक्त अजय परमार, सिंहगड रस्ता पोलीस ठाण्याचे वरिष्ठ पोलीस निरीक्षक दिलीप दाईगडे आदी या वेळी उपस्थित होते. ‘शहरातील कायदा सुव्यवस्था अबाधित ठेवणे, तसेच वाहतूक सुरळीत ठेवण्यासाठी नागरिक, लोकप्रतिनिधी आणि पोलिसांनी एकत्र येऊन काम करण्याची गरज आहे. महाराष्ट्र पाेलीस दलात २० हजार पोलीस कर्मचाऱ्यांची भरती करण्यात येणार आहे. भरती प्रक्रियेत निवड झालेल्या पोलीस कर्मचाऱ्यांचे सध्या प्रशिक्षण सुरू आहे. त्यापैकी एक हजार पोलीस कर्मचारी पुणे पोलीस दलाला उपलब्ध करून देण्यात आले आहेत’, असे पाटील यांनी नमूद केले. ‘पूर्वी राजाराम पुलापर्यंत पुणे शहर पोलिसांची हद्द होती. सिंहगड रस्ता भागातील नागरिकांना तक्रार देण्यासाठी ग्रामीण पोलीस दलातील हवेली पोलीस ठाण्यात तक्रार द्यायला जावे लागायचे. शहराचा वाढता विस्तार आणि नागरिकांची सूचना विचारात घेऊन सिंहगड रस्ता पोलीस ठाण्याची निर्मिती करण्यात आली. या भागाचा समावेश पुणे शहर पोलीस दलात करण्यात आला. आरक्षित जागेवर सिंहगड रस्ता पोलीस ठाण्याची नवीन इमारत बांधण्यात आली आहे. नवीन इमारतीत सायबर पोलीस ठाणे निर्माण करण्यात यावे, यासाठी मुख्यमंत्री देवेंद्र फडणवीस यांच्याकडे पाठपुरावा करण्यात येणार आहे,’ असे माधुरी मिसाळ यांनी सांगितले. पुणे शहराचा विस्तार वाढत आहे. गृहविभागाने सात नवीन पोलीस ठाण्यांना मंजुरी दिली आहे. सीसीटीव्ही यंत्रणेसाठी निधी उपलब्ध करून दिला आहे. पोलीस दलात मनुष्यबळ वाढवून देण्यात आले आहे. कायदा-सुव्यवस्था अबाधित ठेवण्यासाठी प्राधान्य देण्यात आले आहे, असे पोलीस आयुक्त अमितेश कुमार यांनी सांगितले. बॉलीवूड अभिनेत्री श्रद्धा कपूरने तिच्या सहज सुंदर अभिनयाने प्रेक्षकांच्या मनात स्थान निर्माण केले आहे. ती सोशल मीडियावर सक्रिय असून, तिच्या दैनंदिन जीवनातील घडामोडी चाहत्यांसह शेअर करते. श्रद्धा तिच्या बॉयफ्रेंड राहुल मोदीसह सार्वजनिक ठिकाणी दिसते. विमानातील क्रू मेंबर्सनी त्यांच्या नकळत फोटो काढल्याने अभिनेत्री रवीना टंडनने क्रू मेंबर्सना सुनावले आहे. रवीनाने गोपनीयतेचे उल्लंघन झाल्याचे म्हटले आहे.</w:t>
       </w:r>
     </w:p>
     <w:p>
@@ -3791,16 +4259,16 @@
       </w:pPr>
       <w:r>
         <w:rPr/>
-        <w:t>Article 98</w:t>
-      </w:r>
-    </w:p>
-    <w:p>
-      <w:pPr>
-        <w:pStyle w:val="Normal"/>
-      </w:pPr>
-      <w:r>
-        <w:rPr/>
-        <w:t>Title: राज्यात दोन हजार नवीन ग्रंथालये : उच्च व तंत्रशिक्षण मंत्री चंद्रकांत पाटील</w:t>
+        <w:t>Article 110</w:t>
+      </w:r>
+    </w:p>
+    <w:p>
+      <w:pPr>
+        <w:pStyle w:val="Normal"/>
+      </w:pPr>
+      <w:r>
+        <w:rPr/>
+        <w:t>Title: सांगली जिल्ह्याचा विकासदर वाढवण्याचे उद्दिष्ट – चंद्रकांत पाटील</w:t>
       </w:r>
     </w:p>
     <w:p>
@@ -3812,16 +4280,16 @@
         <w:t xml:space="preserve">URL: </w:t>
       </w:r>
       <w:r>
-        <w:t xml:space="preserve"> https://pudhari.news/maharashtra/kolhapur/two-thousand-new-libraries-in-maharashtra-announces-minister-chandrakant-patil-ap84</w:t>
-      </w:r>
-    </w:p>
-    <w:p>
-      <w:pPr>
-        <w:pStyle w:val="Normal"/>
-      </w:pPr>
-      <w:r>
-        <w:rPr/>
-        <w:t>Content: कोल्हापूर : वाचनसंस्कृतीला चालना देण्यासाठी राज्यात दोन हजार ग्रंथालयांना मान्यता देण्यात येणार आहे. तसेच सध्या कार्यरत असलेल्या ग्रंथालयांच्या अनुदानात 40 टक्के वाढ करण्यात आली असून, शासकीय प्रक्रिया सुरू असल्याची माहिती उच्च व तंत्रशिक्षण मंत्री चंद्रकांत पाटील यांनी दिली. करवीर नगर वाचन मंदिर या संस्थेला 175 वर्षे पूर्ण झाली. त्यानिमित्त आयोजित कार्यक्रमात ते बोलत होते. राम गणेश गडकरी सभागृहात रविवारी हा कार्यक्रम झाला. करवीर नगर वाचन मंदिर संस्थेने 175 वर्षांत सातत्याने नावीन्यपूर्ण उपक्रम राबवले आहेत. भविष्यात या संस्थेसाठी कधीही हाक द्या, असेही मंत्री पाटील म्हणाले. यावेळी प्रख्यात लेखक, अभिनेते अभिराम भडकमकर उपस्थित होते. मंत्री पाटील म्हणाले, वाचनसंस्कृती लोप पावत नसून, नव्या धाटणीचे वाचक घडत आहेत. शालेय व महाविद्यालयीन विद्यार्थ्यांची संख्या लक्षणीय आहे. हे चित्र नक्कीच वाचनसंस्कृती समृद्ध होत असल्याचे द्योतक आहे. याचा विचार करून ग्रंथालयांना बळ देण्याचा निर्णय राज्यस्तरावर घेण्यात आला आहे. ई लायब्ररी, संजीवनी पोर्टलवर पुस्तके उपलब्ध असून, ती आता सर्व ग्रंथालयांना विनामूल्य वापरता येणार आहेत. भडकमकर म्हणाले, ‘कनवा’ने माझे विचार, मतं घडवली. वाचक म्हणून मी या ग्रंथालयात रमायचो; मात्र माझ्यातील लेखक या संस्थेने घडवला. यावेळी संस्थेचे कार्यवाह डॉ. आशुतोष देशपांडे यांनी प्रास्ताविक केले. ग्रंथालय संचालक अशोक गाडेकर यांनी आढावा घेतला. यावेळी करवीर नगर वाचन मंदिरच्या स्मरणिकेचे प्रकाशन करण्यात आले. पुणे विभागाच्या ग्रंथालय संचालक शालिनी इंगोले, जिल्हा ग्रंथालय अधिकारी अपर्णा वाईकर, करवीर नगर वाचन मंदिरचे अध्यक्ष डॉ. नंदकुमार जोशी, उपाध्यक्ष सदानंद मराठे, हिशोब तपासनीस दीपक गाडवे, कार्यध्यक्ष प्रा. डॉ. श्रीकृष्ण साळोखे, उपकार्याध्यक्ष उदय सांगवडेकर, सहकार्यवाह मंगेश राव, मनीषा वाडीकर यांच्यासह सर्व संचालक उपस्थित होते. यावेळी विविध विषयांवर अभिवाचन करण्यात आले. करवीर नगर वाचन मंदिरच्या शतकोत्तर अमृत महोत्सवात जिल्हा ग्रंथालय संघाचे अध्यक्ष सुशांत मगदूम यांनी आपल्या मनोगतात ग्रंथालयांच्या अडचणी मांडण्यास सुरुवात केली. यावेळी मंत्री चंद्रकांत पाटील यांनी त्यांना भाषण थांबवण्याचे सूचित केले. हा कार्यक्रम एका ग्रंथालयाच्या शतकोत्तर अमृत महोत्सवाचा आहे. त्यामुळे ग्रंथालयांच्या समस्या मांडण्याचे हे व्यासपीठ नाही, असे मंत्री पाटील म्हणाले. मंत्री चंद्रकांत पाटील यांनी भडकमकर यांना मूळ गाव कोणते, असे विचारले. तेव्हा त्यांनी बारावीपर्यंत मी कोल्हापुरात होतो, असे सांगितले. मात्र, मंत्री पाटील यांना बारावी हा शब्द ‘बारामती’ असा ऐकू आल्याने हात जोडत नमस्कार केला. भडकमकरांनी मूळ गाव ‘नागपूर’ असा उलगडा करताच मंत्री पाटील यांनी गडकरी, फडणवीस यांचा उल्लेख करत कोपरखळी मारली. बारामती आणि नागपूरच्या या चर्चेने सभागृहात खसखस पिकली. 'Pudhari' is excited to announce the relaunch of its Android and iOS apps. Stay updated with the latest news at your fingertips. Android and iOS Download now and stay updated, anytime, anywhere. Pudhari Publications Private Limited</w:t>
+        <w:t xml:space="preserve"> https://www.loksatta.com/maharashtra/sangli-district-developmet-plan-announced-by-guardian-minister-chandrakant-patil-rds-00-5309586/</w:t>
+      </w:r>
+    </w:p>
+    <w:p>
+      <w:pPr>
+        <w:pStyle w:val="Normal"/>
+      </w:pPr>
+      <w:r>
+        <w:rPr/>
+        <w:t>Content: सांगली : देशाच्या स्वातंत्र्याच्या शताब्दीपर्यंत विकसित भारत, विकसित महाराष्ट्र आणि विकसित जिल्हा अंतर्गत तीन टप्प्यांमध्ये जिल्ह्याचा विकास आराखडा निश्चित करण्यात आला आहे. जिल्ह्याच्या सर्वसमावेशक विकासाचे नियोजन केले असून, त्याची अंमलबजावणी सुरू करण्यात आली आहे. सर्व क्षेत्रांच्या योगदानातून जिल्ह्याचा विकासदर वाढवण्याचे उद्दिष्ट आहे. यातून जिल्ह्याचा शाश्वत विकास साधण्याची ग्वाही राज्याचे उच्च व तंत्र शिक्षण, संसदीय कार्य मंत्री तथा सांगली जिल्ह्याचे पालकमंत्री चंद्रकांत पाटील यांनी दिली. भारताच्या ७९ व्या स्वातंत्र्य दिनानिमित्त जिल्हाधिकारी कार्यालयाच्या प्रांगणात पालकमंत्री चंद्रकांत पाटील यांच्या हस्ते मुख्य शासकीय ध्वजारोहण करण्यात आले. त्यानंतर दिलेल्या शुभेच्छा संदेशात ते बोलत होते. यावेळी खासदार विशाल पाटील, आमदार सुधीर गाडगीळ, जिल्हाधिकारी अशोक काकडे, जिल्हा परिषद मुख्य कार्यकारी अधिकारी तृप्ती धोडमिसे, पोलीस अधीक्षक संदीप घुगे, महानगरपालिका आयुक्त सत्यम गांधी, अपर पोलीस अधीक्षक कल्पना बारवकर, निवासी उपजिल्हाधिकारी डॉ. स्नेहल कनिचे यांच्यासह विविध कार्यालय प्रमुख, स्वातंत्र्य सैनिक, वीरमाता, वीरपत्नी, नागरिक उपस्थित होते. मंत्री पाटील म्हणाले, केंद्र व राज्य शासन बळीराजासाठी अनेक कल्याणकारी योजना राबवत आहे. प्रधानमंत्री सूक्ष्म अन्न प्रक्रिया उद्योग योजना सुरू झाल्यापासून सांगली जिल्ह्यात वैयक्तिक घटकांमध्ये एक हजार ३४९ उद्योग उभारले आहेत. या योजनेचे प्रकल्प मंजूर करण्यात सांगली जिल्हा देशात तिसरा आहे. सांगली जिल्ह्यात सन २०२४-२५ मध्ये एकूण ६४ हजार १४६ मेट्रिक टन कृषी मालाची निर्यात केली आहे. यात फळे, भाजीपाला, अन्नधान्य व मसाला पिके यांचा समावेश आहे. प्रधानमंत्री किसान सन्मान निधी योजनेमधून जिल्ह्यातील ३ लाख ९१ हजारहून अधिक लाभार्थींना एकूण २० हप्त्यामध्ये १५३७ कोटी ६० लाख रुपये वितरीत केले असल्याचे त्यांनी सांगितले. सामान्य नागरिकांना दर्जेदार आरोग्य सेवा देण्यासाठी जिल्हा नियोजन समितीच्या निधीतून आरोग्य विभागाच्या एकूण कामास ९३ कोटी रुपयांची मान्यता देण्यात आली आहे. कर्करोग जनजागृती वाहनाद्वारे जवळपास ७ हजार महिलांची कर्करोग तपासणी करण्यात आली आहे. तसेच, सांगली मिरज कुपवाड महानगरपालिका क्षेत्रात जागतिक बँकेच्या सहकार्याने महाराष्ट्र प्रतिसादात्मक विकास कार्यक्रम अंतर्गत ५९१ कोटी २९ लाख रुपयांचा प्रकल्प मंजूर झाला असून, पुढील कार्यवाही सुरू आहे, असे त्यांनी सांगितले. यावेळी विविध क्षेत्रांत उल्लेखनीय कामगिरी केलेल्या अधिकारी, कर्मचारी, विद्यार्थ्यांना पालकमंत्री चंद्रकांत पाटील यांच्या हस्ते पारितोषिक वितरण करण्यात आले. बॉलीवूड दिग्दर्शक विवेक अग्निहोत्री यांनी मराठी जेवणाबद्दल केलेल्या वक्तव्यामुळे वाद निर्माण झाला होता. त्यांनी वरण-भात गरिबांचं जेवण म्हटल्याने टीका झाली. मात्र, त्यांनी स्पष्ट केलं की, हे वक्तव्य मजामस्करीत केलं होतं. पुढे त्यांनी मराठी जेवण आरोग्यदायी असल्याचं सांगितलं. सोशल मीडियावर त्यांच्या वक्तव्याचा विपर्यास झाल्याचंही त्यांनी नमूद केलं. विवेक लवकरच 'द बंगाल फाइल्स' चित्रपट घेऊन येणार आहेत.</w:t>
       </w:r>
     </w:p>
     <w:p>
@@ -3830,16 +4298,16 @@
       </w:pPr>
       <w:r>
         <w:rPr/>
-        <w:t>Article 99</w:t>
-      </w:r>
-    </w:p>
-    <w:p>
-      <w:pPr>
-        <w:pStyle w:val="Normal"/>
-      </w:pPr>
-      <w:r>
-        <w:rPr/>
-        <w:t>Title: Chandrakant Patil Statement : शिंदेंची दादांविरोधात शहांकडे तक्रार? चंद्रकांत पाटील म्हणतात, खळखळ व्यक्त केली नाही तर...</w:t>
+        <w:t>Article 111</w:t>
+      </w:r>
+    </w:p>
+    <w:p>
+      <w:pPr>
+        <w:pStyle w:val="Normal"/>
+      </w:pPr>
+      <w:r>
+        <w:rPr/>
+        <w:t>Title: भाजपला अजूनसुद्धा दुसऱ्याचीच पोरं का आवडतात? राजू शेट्टींची चंद्रकांत पाटलांवर खरमरीत टीका</w:t>
       </w:r>
     </w:p>
     <w:p>
@@ -3851,16 +4319,16 @@
         <w:t xml:space="preserve">URL: </w:t>
       </w:r>
       <w:r>
-        <w:t xml:space="preserve"> https://sarkarnama.esakal.com/pune/chandrakant-patil-statement-on-eknath-shinde-complains-to-amit-shah-against-ajit-pawar-patil-breaks-silence-rm96-sm89</w:t>
-      </w:r>
-    </w:p>
-    <w:p>
-      <w:pPr>
-        <w:pStyle w:val="Normal"/>
-      </w:pPr>
-      <w:r>
-        <w:rPr/>
-        <w:t>Content: Pune News : केंद्रीय गृहमंत्री अमित शाह हे महाराष्ट्र दौऱ्यावर असताना महायुतीतील धुसपुस समोर आल्याचे बोलले जात आहे. अमित शाह यांच्याकडे उपमुख्यमंत्री एकनाथ शिंदे यांनी अर्थ खात्याची जबाबदारी असलेल्या अजित पवारांची तक्रार केल्याचं सांगितलं जात आहे. याबाबत बोलताना भाजप नेते आणि कॅबिनेट मंत्री चंद्रकांत पाटील यांनी खळखळ आहे. आणि याचा अर्थ ते जिवंत आहेत असं म्हणत अप्रत्यक्षरित्या महायुतीमध्ये धुसफूस असल्याचं मान्य केल्याचं बोललं जात आहे. माध्यमांशी बोलताना चंद्रकांत पाटील यांनी विविध राजकीय घडामोडींवर भाष्य केलं. एकनाथ शिंदे यांनी अर्थ खात्याची तक्रार अमित शाह यांच्याकडे केली असल्याची चर्चा सध्या राजकीय वर्तुळात आहे. याबाबत बोलताना चंद्रकांत पाटील म्हणाले, माध्यमांना स्टोरिज तयार करायचे असतात आणि त्यामुळेच अशा गोष्टी समोर येतात. मात्र यामध्ये कोणतेही तथ्य नाही. महायुतीमध्ये सारं काही अलबेल आहे. सर्व गोष्टी समन्वयाने सुरू आहेत. एका रक्ताची चार माणसं घरामध्ये असतात तिथेही भांड्याला भांडं लागतं. सरकारमध्ये तर वेगवेगळ्या पार्श्वभूमीचे लोक आहेत. एकनाथ शिंदे, देवेंद्र फडणवीस आणि अजितदादा यांची पार्श्वभूमी वेगवेगळी आहे. आणि अशा वेगवेगळ्या पार्श्वभूमीचे लोक जेव्हा एकत्र येतात. अशा परिस्थितीत खळखळ नाही झाली तर माणसं हलवून पहावी लागतील की जिवंत आहेत की गेली आहेत. खळखळ आहे याचा अर्थ ते जिवंत आहेत. खळखळ आहे याचा अर्थ ते व्यक्त होत आहेत. त्यामुळे खळखळ व्यक्त करायची असते जर ती व्यक्त केली नाही तर माणसं आजारी पडतात असं चंद्रकांत पाटील म्हणाले. मुख्यमंत्री राज्यातील सामाजिक विषयांवर बोलत नाहीत अशी टीका संजय राऊत यांनी केली आहे. यावर चंद्रकांत पाटील म्हणाले, विधानसभा निवडणुकीमध्ये भाजपला 137 जागा मिळाल्या असून महायुती म्हणून 235 आमदारांनी देवेंद्र फडणवीस यांना मुख्यमंत्री म्हणून निवडला आहे. त्यामुळे देवेंद्र फडणवीस यांचं सर्वमान्य नेतृत्व सध्या महाराष्ट्रात आहे. 2014 ते 2019 दरम्यान ते मुख्यमंत्री असताना त्यांनी आरक्षण आणि सुविधा या एकमेकात अडकल्या होत्या त्या वेगळ्या केल्या. आरक्षण नसेल तरीदेखील सुविधा त्यांनी दिल्या तसेच नंतर, मराठा समाजाला आरक्षण ही दिलं आणि ते हायकोर्टात टिकून दाखवलं. त्यामुळे बहुजन समाज त्यांच्या विरोधात जाऊ शकत नाही. संजय राऊत यांच्या मनात फक्त देवेंद्र फडणवीस विरुद्ध फुले, आंबेडकर वाद आहे. मराठा नेते हे राज्याचे मुख्यमंत्री होते. मात्र त्यांनी मराठा समाजाला आरक्षण दिलं नाही मात्र ते आरक्षण देवेंद्र फडणवीस यांनी मिळवून दिलं. त्यामुळे बहुजन समाज देवेंद्र फडणवीस यांच्या विरोधात रस्त्यावर उतरेल हे जे राऊत यांच्या मनात आहे. ते कधीच पूर्ण होणार नाही असं चंद्रकांत पाटील म्हणाले. सरकारनामाचे सदस्य व्हा शॉपिंगसाठी 'सकाळ प्राईम डील्स'च्या भन्नाट ऑफर्स पाहण्यासाठी क्लिक करा. Read Latest Marathi Political News, Breaking Political News from Maharashtra, India, Pune &amp; Mumbai at Sarkarnama. To Get Live Political Marathi News on Mobile, Download the Sarkarnama Mobile App for Android and IOS. सरकारनामा आता सर्व सोशल मीडिया प्लॅटफॉर्मवर. ताज्या राजकीय घडामोडींसाठी फेसबुक, ट्विटर, इन्स्टाग्राम, शेअर चॅट, टेलिग्रामवर आणि व्हॉट्सॲप आम्हाला फॉलो करा. तसेच, सरकारनामा यूट्यूब चॅनेलला आजच सबस्क्राइब करा. Follow Us Copyright © 2025 Sakal Media Group – All Rights Reserved Powered by Quintype वेबसाईटवर ब्राउझिंगचा अनुभव सर्वोत्तम असावा, यासाठी आम्ही कुकीजचा वापर करतो. कुकीजमुळे तुम्हाला तुमच्या आवडत्या मजकुराची शिफारस करता येते. आमचे गोपनीयता आणि कुकीजसंदर्भातील धोरण तुम्हाला मान्य आहे.</w:t>
+        <w:t xml:space="preserve"> https://marathi.abplive.com/news/politics/why-does-bjp-still-like-other-people-children-raju-shetti-scathing-criticism-of-chandrakant-patil-offer-to-vishal-patil-1349730</w:t>
+      </w:r>
+    </w:p>
+    <w:p>
+      <w:pPr>
+        <w:pStyle w:val="Normal"/>
+      </w:pPr>
+      <w:r>
+        <w:rPr/>
+        <w:t>Content: मुंबई : लोकसभा निवडणुकीत केंद्रात भाजपप्रणित एनडीएचं सरकार बहुमताने स्थापन झालं. मात्र, एकहाती सत्ता घेण्याचा, स्पष्ट बहुमत मिळविण्याचा भाजपचा संकल्प मार्गी लागला नाही. त्यामुळे, एनडीएमधील घटक पक्षांच्या आधारावरच भाजपला केंद्रात सत्ता स्थापन करावी लागली. दुसरीकडे महाराष्ट्रात भाजपने (BJP) घवघवीत यश मिळवलं असून महायुतीने 237 जागा जिंकत सरकार स्थापन केलं. मात्र, अद्यापही भाजपकडून काँग्रेस व राष्ट्रवादीच्या नेत्यांना ऑफर दिल्या जात आहेत. भाजप नेते आणि मंत्री चंद्रकांत पाटील यांनी अपक्ष खासदार आणि काँग्रेस समर्थक विशाल पाटील यांना थेट ऑफर दिलीय. आता, या ऑफरवरुन शेतकरी संघटनेचे नेते राजू शेट्टी चांगलेच संतापल्याचं पाहायला मिळालं. भाजपला अजून सुद्धा दुसऱ्याचीच पोर चांगली का वाटतायत? असा टोला राजू शेट्टी यांनी लगावला आहे. दरम्यान, विशाल पाटील यांनी भाजपची ऑफर स्वीकारली नसल्याचे दिसून येते. जर खासदार विशाल पाटील भाजपसोबत आले तर केंद्रातील भाजपची खासदारांची संख्या वाढेल आणि सांगली जिल्ह्याच्या विकासालाही गती मिळेल, असे म्हणत चंद्रकांत पाटील यांनी विशाल पाटील यांना थेट भाजपसोबत येण्याची ऑफर दिली होती. सांगलीतील एका कार्यक्रमात हे दोन्ही नेते एकाच व्यासपीठावर होते. आता, भाजपच्या या ऑफरवर माजी खासदार व शेतकरी नेते राजू शेट्टी यांनी भाजपवर जोरदार हल्लाबोल केला आहे. ''रेडीमेड कार्यकर्ते घेण्यापेक्षा गेली अनेक वर्ष तळागाळामध्ये भाजपच्या कार्यकर्त्यांनी काम केलेले आहे, त्यांना आता संधी द्या. मात्र, अजून सुद्धा भाजपला दुसऱ्याचीच पोर चांगली का वाटतायत, अशा शब्दात राजू शेट्टी यांनी भाजप नेते चंद्रकांत पाटील यांच्यावर निशाणा साधला आहे. मंत्री चंद्रकांत पाटलांनी सांगलीचे खासदार विशाल पाटील यांना दिलेल्या भाजप प्रवेशाच्या ऑफरवर राजू शेट्टीनी शेलक्या शब्दात टीका केली. विशाल पाटलांनी अशा पद्धतीच्या कोणत्याही ऑफरला बळी न पडता वसंतदादांचा खराखुरा वारसा दाखवून द्यावा, एवढी त्यांच्याकडून माझी अपेक्षा आहे, असेही शेट्टी यांनी म्हटले. भाजपने आयात उमेदवार घेण्यापेक्षा जे त्याचे कार्यकर्ते आहेत त्यांना पुढे करावे. जरा स्वतःच्या पोरांना शिकवा, शहाणे करा आणि त्यांना जगासमोर आणा, असा माझा चंद्रकांत पाटील सल्ला असेल असे म्हणत राजू शेट्टी यांनी भाजपाकडून विशाल पाटील यांना दिलेल्या प्रवेशाच्या ऑफरवरती टोला लगावला आहे. आता, राजू शेट्टींच्या टीकेवर भाजपकडून काय प्रतिक्रिया येते हे पाहावे लागेल. We use cookies to improve your experience, analyze traffic, and personalize content. By clicking "Allow All Cookies", you agree to our use of cookies.</w:t>
       </w:r>
     </w:p>
     <w:p>
@@ -3869,16 +4337,16 @@
       </w:pPr>
       <w:r>
         <w:rPr/>
-        <w:t>Article 100</w:t>
-      </w:r>
-    </w:p>
-    <w:p>
-      <w:pPr>
-        <w:pStyle w:val="Normal"/>
-      </w:pPr>
-      <w:r>
-        <w:rPr/>
-        <w:t>Title: Mahayuti Guardian Minister : चंद्रकांत पाटलांना सांगलीला आणलं, तर मुश्रीफांना थेट विदर्भात धाडलं; आबिटकरांना शिंदेंचं मोठं गिफ्ट</w:t>
+        <w:t>Article 112</w:t>
+      </w:r>
+    </w:p>
+    <w:p>
+      <w:pPr>
+        <w:pStyle w:val="Normal"/>
+      </w:pPr>
+      <w:r>
+        <w:rPr/>
+        <w:t>Title: Chandrakant Patil: चंद्रकांत पाटील ॲक्शन मोडमध्ये; ‘या’ कार्यालयात दिली अचानक भेट, प्रकरणे निकाली काढण्याचे निर्देश</w:t>
       </w:r>
     </w:p>
     <w:p>
@@ -3890,16 +4358,16 @@
         <w:t xml:space="preserve">URL: </w:t>
       </w:r>
       <w:r>
-        <w:t xml:space="preserve"> https://sarkarnama.esakal.com/maharashtra/paschim-maharashtra/chandrakant-patil-sangli-hasan-mushrif-washim-prakash-abitkar-kolhapur-guardian-ministers-dk88-rg93</w:t>
-      </w:r>
-    </w:p>
-    <w:p>
-      <w:pPr>
-        <w:pStyle w:val="Normal"/>
-      </w:pPr>
-      <w:r>
-        <w:rPr/>
-        <w:t>Content: Kolhapur News : विधानसभा निवडणूक झाल्यानंतर मंत्रिमंडळाचा विस्तार झाला. या मंत्रिमंडळाच्या विस्तारानंतर कोल्हापूर जिल्ह्यावर पालकमंत्री पदावर कोण राहणार याची? महायुतीमध्ये स्पर्धा लागली होती. राष्ट्रवादी आणि शिवसेनेत चांगलीच रस्सीखेच निर्माण झाली होती. वैद्यकीय शिक्षण मंत्री हसन मुश्रीफ आणि आरोग्य मंत्री प्रकाश आबिटकर यांच्यात कोल्हापूरच्या पालकमंत्रीपदावरून दावा प्रति दावा केला जात होता. शनिवारी (ता.18) पालकमंत्री पदाची यादी जाहीर करण्यात आली. या यादीत कोल्हापूरच्या पालकमंत्री पदावर अखेर शिंदे यांच्या शिवसेनेने विजय मिळवला आहे. शिंदेंच्या शिवसेनेकडून आरोग्य मंत्री प्रकाश आबिटकर यांना कोल्हापूरचे पालकमंत्री पद देण्यात आले आहे. तर मुश्रीफ यांना वाशिम जिल्ह्याचे पालकमंत्री पद देण्यात आले आहे. गेल्या पाच वर्षाच्या कार्यकाळात कोल्हापूर पासून संपर्क तुटलेल्या उच्च शिक्षण मंत्री चंद्रकांत पाटील यांना कोल्हापूरच्या जवळ आणून सांगलीचे पालकमंत्री पद दिले आहेत. महायुती सरकारच्या मागच्या अडीच वर्षाच्या कार्यकाळात कोल्हापूरच्या पालकमंत्री पदावर वैद्यकीय शिक्षणमंत्री हसन मुश्रीफ यांनी काम पाहिले होते. विधानसभा निवडणूक झाल्यानंतर कोल्हापूरचे पालकमंत्री पद मिळावे यासाठी मुश्रीफ आग्रही होते. भाजपच्या सूत्रानुसार ज्येष्ठ आणि अनुभव असणाऱ्या नेत्यांना पालकमंत्री पदाची धुरा दिली जाईल अशी शक्यता वर्तवली जात होती. मात्र, कोल्हापूर जिल्ह्यात शिंदेंच्या शिवसेनेचे जास्त आमदार असल्याने उपमुख्यमंत्री शिंदे यांनी कोल्हापूरच्या पालकमंत्री पदावरचा दावा कायम ठेवला होता. राष्ट्रवादी आणि शिंदे यांच्या शिवसेनेमध्ये या जिल्ह्याच्या पालकमंत्री पदावरून चांगलीच स्पर्धा लागली होती. मात्र यात शिंदेंच्या शिवसेनेने विजय मिळवला. आबिटकर यांना पालकमंत्री पद मिळताच कार्यकर्त्यांकडून जल्लोष साजरा केला जात आहे. तर हसन मुश्रीफ यांना वाशिम जिल्ह्याचे पालकमंत्री पद दिले आहे. महाविकास आघाडीच्या काळात ग्रामविकास मंत्री असताना मुश्रीफ यांनी अहमदनगर जिल्ह्याचे पालकमंत्री पद स्वीकारले होते. त्यानंतर महायुतीच्या काळात त्यांनी कोल्हापूरच्या पालकमंत्री पदावर मोहर उमटवली होती. मात्र आता वाशिमच्या जिल्ह्याचे पालकमंत्री पद मिळाल्याने कार्यकर्त्यांमध्ये निराशा आहे. तर दुसरीकडे सांगली जिल्ह्याला मंत्रिमंडळ विस्तारात एकही स्थान मिळाले नसल्याने, सांगली जिल्ह्याचा पालकमंत्री पदावर कोण येणार याची चर्चा लागून राहिली होती. मात्र गेल्या पाच वर्षाच्या कार्यकाळात कोल्हापूर पासून दुरावलेले उच्च शिक्षण मंत्री चंद्रकांत पाटील यांना सांगलीचा पदभार देण्यात आला आहे. यापूर्वी युतीच्या काळात चंद्रकांत पाटील हे कोल्हापूरचे, तर महायुतीच्या अडीच वर्षाच्या कार्यकाळात त्यांनी सोलापूर जिल्ह्याचे पालकमंत्री पद स्वीकारले होते. दरम्यान, कोल्हापूरला यावेळी दोन पालकमंत्री पद देण्यात आले आहे. आरोग्य मंत्री प्रकाश आबिटकर यांच्यासोबत राज्यमंत्री माधुरी मिसाळ यांना सह पालकमंत्री पदाची जबाबदारी देण्यात आली आहे सरकारनामाचे सदस्य व्हा शॉपिंगसाठी 'सकाळ प्राईम डील्स'च्या भन्नाट ऑफर्स पाहण्यासाठी क्लिक करा. Read Latest Marathi Political News, Breaking Political News from Maharashtra, India, Pune &amp; Mumbai at Sarkarnama. To Get Live Political Marathi News on Mobile, Download the Sarkarnama Mobile App for Android and IOS. सरकारनामा आता सर्व सोशल मीडिया प्लॅटफॉर्मवर. ताज्या राजकीय घडामोडींसाठी फेसबुक, ट्विटर, इन्स्टाग्राम, शेअर चॅट, टेलिग्रामवर आणि व्हॉट्सॲप आम्हाला फॉलो करा. तसेच, सरकारनामा यूट्यूब चॅनेलला आजच सबस्क्राइब करा. Follow Us Copyright © 2025 Sakal Media Group – All Rights Reserved Powered by Quintype वेबसाईटवर ब्राउझिंगचा अनुभव सर्वोत्तम असावा, यासाठी आम्ही कुकीजचा वापर करतो. कुकीजमुळे तुम्हाला तुमच्या आवडत्या मजकुराची शिफारस करता येते. आमचे गोपनीयता आणि कुकीजसंदर्भातील धोरण तुम्हाला मान्य आहे.</w:t>
+        <w:t xml:space="preserve"> https://www.navarashtra.com/latest-news/chandrakant-patil-instructions-to-no-case-should-remain-pending-higher-and-technical-education-department-marathi-news-775394.html</w:t>
+      </w:r>
+    </w:p>
+    <w:p>
+      <w:pPr>
+        <w:pStyle w:val="Normal"/>
+      </w:pPr>
+      <w:r>
+        <w:rPr/>
+        <w:t>Content: मंत्री चंद्रकांत पाटील (फोटो- ट्विटर) मुंबई: उच्च व तंत्र शिक्षण विभागातील प्रशासन अधिक लोकाभिमुख आणि गतिमान होण्यासाठी ‘झिरो पेंडन्सी अँड डेली डिस्पोजल ड्राइव्ह’ ही विशेष मोहीम राबविण्यात येत आहे. या उपक्रमांतर्गत मुंबई विभागातील ४१६ प्रकरणे तातडीने निकाली काढण्यात आली आहेत. विभागातील एकही प्रकरण प्रलंबित राहता कामा नये, सर्व प्रकरणे वेळेत निकाली काढावीत, असे निर्देश उच्च व तंत्र शिक्षणमंत्री चंद्रकांत पाटील यांनी दिले. मुंबई सहसंचालक कार्यालयात उच्च व तंत्र शिक्षणमंत्री यांनी अचानक भेट देऊन झिरो पेंडन्सी विशेष मोहिमेंतर्गत प्रलंबित प्रकरणांच्या कार्यवाहीचा आढावा घेतला.यावेळी उच्च शिक्षण विभागाचे उपसचिव अशोक मांडे, संचालक शैलेंद्र देवळणकर, तंत्र शिक्षण संचालक डॉ. विनोद मोहितकर, राज्य तंत्र शिक्षण मंडळाचे संचालक डॉ.प्रमोद नाईक,उच्च शिक्षण सहसंचालक रुपेश राऊत संबंधित अधिकारी उपस्थित होते. प्रत्येक प्रकरणाचा जलदगतीने निपटारा करावा विभागातील प्रत्येक प्रकरणाचा जलदगतीने निपटारा करावा. विलंबाच्या कारणांचा सखोल तपास करा. जाणूनबुजून दिरंगाई होत असल्यास जबाबदार अधिकाऱ्यांवर कठोर कारवाई केली जाईल. संपूर्ण विभागातील प्रलंबित प्रकरणांचा पुन्हा आढावा घेणार असून प्रकरणांच्या निपटाऱ्यात दिरंगाई खपवून घेतली जाणार नाही. विभागातील सर्व प्रकरणे वेळेत निकाली काढा.असे स्पष्ट निर्देश उच्च व तंत्र शिक्षणमंत्री चंद्रकांत पाटील यांनी यावेळी दिले. विभागाने ४१६ प्रकरणे निकाली काढली उच्च व तंत्र शिक्षण विभागात न्यायप्रविष्ट प्रलंबित प्रकरणे निकाली काढण्यासाठी ठोस नियोजन करून न्यायालयीन आणि प्रशासकीय प्रकरणांचे कालबद्ध नियोजन करावे, दि. ३१ डिसेंबर २०२४ पर्यंत मुंबई विभाग स्तरावर ४८५ प्रकरणे प्रलंबित होती. १ जानेवारी २०२५ ते १५ जानेवारी २०२५ या कालावधीत विभागाने ४१६ प्रकरणे निकाली काढली. उर्वरित प्रकरणांमध्ये काही त्रुटी असतील तर त्या संबंधित महाविद्यालयांना व संबंधितांना कळवाव्यात आणि प्रकरणे वेळेत निकाली काढावी. अशा सूचनाही पाटील यांनी यावेळी दिल्या. प्रशासन अधिक पारदर्शक आणि कार्यक्षम करण्याच्या दिशेने महत्त्वाचे पाऊल उच्च व तंत्र शिक्षण विभागात उच्च व सर्वोच्च न्यायालयांसह विविध न्यायालयांमध्ये विभागाची ३ हजार २०० हून अधिक प्रकरणे प्रलंबित आहेत. या पार्श्वभूमीवर, न्यायालयीन प्रकरणांचे कालबद्ध नियोजन करून ही प्रकरणे जलदगतीने निकाली काढण्यासाठी विशेष मोहीम हाती घेण्यात आली आहे.या मोहिमेत प्रलंबित प्रकरणे जलद सोडवली जात असल्याने वेळेची आणि आर्थिक बचत होत असून नागरिकांना अधिक समाधानकारक सेवा मिळत आहेत. प्रशासन अधिक पारदर्शक आणि कार्यक्षम करण्याच्या दिशेने एक महत्त्वाचे पाऊल ठरत आहे. ही समाधानाची बाब असल्याचेही पाटील यांनी यावेळी सांगितले. या विशेष मोहिमेत एकाच विषयावरील अनेक याचिका/खटले एकत्र करून त्यांचे एकत्रिकरण केले जात आहे. शासनावर मोठा वित्तीय भार येणारी प्रकरणे आणि विद्यार्थी हितासंदर्भातील महत्त्वाची प्रकरणे प्राधान्याने सोडवली जात आहेत. यामध्ये वेतनवाढ, वैद्यकीय प्रतिपूर्ती, पदोन्नती आणि निवृत्तीवेतनाशी संबंधित प्रलंबित प्रशासकीय प्रकरणे, अशासकीय अनुदानित महाविद्यालयांतील शिक्षक आणि शिक्षकेतर कर्मचाऱ्यांच्या वेतननिश्चिती, अनुकंपा, सेवाखंड, सेवानिवृत्ती लाभ, भविष्य निर्वाह निधी आणि वैयक्तिक लाभांच्या प्रकरणांची सोडवणूक असे विषय युद्धपातळीवर सोडवली जात असल्याचेही उच्च व तंत्र शिक्षण मंत्री पाटील यांनी सांगितले. Follow Us On © Copyright Navarashtra 2025 All rights reserved.</w:t>
       </w:r>
     </w:p>
     <w:p>
@@ -3908,16 +4376,16 @@
       </w:pPr>
       <w:r>
         <w:rPr/>
-        <w:t>Article 101</w:t>
-      </w:r>
-    </w:p>
-    <w:p>
-      <w:pPr>
-        <w:pStyle w:val="Normal"/>
-      </w:pPr>
-      <w:r>
-        <w:rPr/>
-        <w:t>Title: भाजपला अजूनसुद्धा दुसऱ्याचीच पोरं का आवडतात? राजू शेट्टींची चंद्रकांत पाटलांवर खरमरीत टीका</w:t>
+        <w:t>Article 113</w:t>
+      </w:r>
+    </w:p>
+    <w:p>
+      <w:pPr>
+        <w:pStyle w:val="Normal"/>
+      </w:pPr>
+      <w:r>
+        <w:rPr/>
+        <w:t>Title: Shaktipeeth Expressway |'शक्तिपीठ' महामार्गाविरोधात शेतकरी आक्रमक, चंद्रकांत पाटील यांचा ताफा अडवण्याचा प्रयत्न</w:t>
       </w:r>
     </w:p>
     <w:p>
@@ -3929,16 +4397,16 @@
         <w:t xml:space="preserve">URL: </w:t>
       </w:r>
       <w:r>
-        <w:t xml:space="preserve"> https://marathi.abplive.com/news/politics/why-does-bjp-still-like-other-people-children-raju-shetti-scathing-criticism-of-chandrakant-patil-offer-to-vishal-patil-1349730</w:t>
-      </w:r>
-    </w:p>
-    <w:p>
-      <w:pPr>
-        <w:pStyle w:val="Normal"/>
-      </w:pPr>
-      <w:r>
-        <w:rPr/>
-        <w:t>Content: मुंबई : लोकसभा निवडणुकीत केंद्रात भाजपप्रणित एनडीएचं सरकार बहुमताने स्थापन झालं. मात्र, एकहाती सत्ता घेण्याचा, स्पष्ट बहुमत मिळविण्याचा भाजपचा संकल्प मार्गी लागला नाही. त्यामुळे, एनडीएमधील घटक पक्षांच्या आधारावरच भाजपला केंद्रात सत्ता स्थापन करावी लागली. दुसरीकडे महाराष्ट्रात भाजपने (BJP) घवघवीत यश मिळवलं असून महायुतीने 237 जागा जिंकत सरकार स्थापन केलं. मात्र, अद्यापही भाजपकडून काँग्रेस व राष्ट्रवादीच्या नेत्यांना ऑफर दिल्या जात आहेत. भाजप नेते आणि मंत्री चंद्रकांत पाटील यांनी अपक्ष खासदार आणि काँग्रेस समर्थक विशाल पाटील यांना थेट ऑफर दिलीय. आता, या ऑफरवरुन शेतकरी संघटनेचे नेते राजू शेट्टी चांगलेच संतापल्याचं पाहायला मिळालं. भाजपला अजून सुद्धा दुसऱ्याचीच पोर चांगली का वाटतायत? असा टोला राजू शेट्टी यांनी लगावला आहे. दरम्यान, विशाल पाटील यांनी भाजपची ऑफर स्वीकारली नसल्याचे दिसून येते. जर खासदार विशाल पाटील भाजपसोबत आले तर केंद्रातील भाजपची खासदारांची संख्या वाढेल आणि सांगली जिल्ह्याच्या विकासालाही गती मिळेल, असे म्हणत चंद्रकांत पाटील यांनी विशाल पाटील यांना थेट भाजपसोबत येण्याची ऑफर दिली होती. सांगलीतील एका कार्यक्रमात हे दोन्ही नेते एकाच व्यासपीठावर होते. आता, भाजपच्या या ऑफरवर माजी खासदार व शेतकरी नेते राजू शेट्टी यांनी भाजपवर जोरदार हल्लाबोल केला आहे. ''रेडीमेड कार्यकर्ते घेण्यापेक्षा गेली अनेक वर्ष तळागाळामध्ये भाजपच्या कार्यकर्त्यांनी काम केलेले आहे, त्यांना आता संधी द्या. मात्र, अजून सुद्धा भाजपला दुसऱ्याचीच पोर चांगली का वाटतायत, अशा शब्दात राजू शेट्टी यांनी भाजप नेते चंद्रकांत पाटील यांच्यावर निशाणा साधला आहे. मंत्री चंद्रकांत पाटलांनी सांगलीचे खासदार विशाल पाटील यांना दिलेल्या भाजप प्रवेशाच्या ऑफरवर राजू शेट्टीनी शेलक्या शब्दात टीका केली. विशाल पाटलांनी अशा पद्धतीच्या कोणत्याही ऑफरला बळी न पडता वसंतदादांचा खराखुरा वारसा दाखवून द्यावा, एवढी त्यांच्याकडून माझी अपेक्षा आहे, असेही शेट्टी यांनी म्हटले. भाजपने आयात उमेदवार घेण्यापेक्षा जे त्याचे कार्यकर्ते आहेत त्यांना पुढे करावे. जरा स्वतःच्या पोरांना शिकवा, शहाणे करा आणि त्यांना जगासमोर आणा, असा माझा चंद्रकांत पाटील सल्ला असेल असे म्हणत राजू शेट्टी यांनी भाजपाकडून विशाल पाटील यांना दिलेल्या प्रवेशाच्या ऑफरवरती टोला लगावला आहे. आता, राजू शेट्टींच्या टीकेवर भाजपकडून काय प्रतिक्रिया येते हे पाहावे लागेल. We use cookies to improve your experience, analyze traffic, and personalize content. By clicking "Allow All Cookies", you agree to our use of cookies.</w:t>
+        <w:t xml:space="preserve"> https://pudhari.news/maharashtra/sangali/shaktipeeth-expressway-farmer-protest-chandrakant-patil-convoy-blocked-ss88</w:t>
+      </w:r>
+    </w:p>
+    <w:p>
+      <w:pPr>
+        <w:pStyle w:val="Normal"/>
+      </w:pPr>
+      <w:r>
+        <w:rPr/>
+        <w:t>Content: Shaktipeeth Expressway issue farmer protest Chandrakant Patil convoy blocked Sangli सांगली : शक्तिपीठ महामार्ग बाधित शेतकऱ्यांनी पालकमंत्री चंद्रकांत पाटील यांच्या वाहनांचा ताफा अडवण्याचा प्रयत्न केला. यावेळी पोलिस आणि आंदोलकात जोरदार झटापट झाली. शक्तिपीठ महामार्गाच्या भू-संपादन हरकतीच्या नोटीस शेतकऱ्यांना मिळाल्या आहेत. यापूर्वीही शक्तिपीठ महामार्गाविरोधी कृती समितीतर्फे सांगलीत निषेध आंदोलन करण्यात आले होते. शेतकऱ्यांना उद्ध्वस्त करणारा शक्तिपीठ रद्द न केल्यास हातात बंदुका घेऊ. प्रसंगी हातात शस्त्र घेऊ, एकही इंच जमीन देणार नाही, असा इशारा त्यावेळी समितीने दिला होता. त्यावेळी कर्नाळ, बुधगाव, माधवनगर येथील गावातील शेतकऱ्यांनी मिळालेल्या नोटिसांचे दहन केले होते. कारण निवडणुकीनंतर कोणत्याही परिस्थितीत महामार्ग करणारच, अशी भूमिका सरकारने घेतली आहे. त्यामुळेच आताही त्याचे पडसाद कायम उमटत आहेत. शक्तिपीठ महामार्ग हा रत्नागिरी-विजापूर महामार्गाला समांतरच आहे. रत्नागिरी-विजापूर रस्त्यावर वाहनांची गर्दीही नाही. आवश्यक तेवढा टोल त्या रस्त्यावर गोळा होत नाही. मग हा महामार्ग बनवण्याचा घाट कशासाठी होतोय? असा प्रश्न उपस्थित केला जात आहे? 'Pudhari' is excited to announce the relaunch of its Android and iOS apps. Stay updated with the latest news at your fingertips. Android and iOS Download now and stay updated, anytime, anywhere. Pudhari Publications Private Limited</w:t>
       </w:r>
     </w:p>
     <w:p>
@@ -3947,16 +4415,16 @@
       </w:pPr>
       <w:r>
         <w:rPr/>
-        <w:t>Article 102</w:t>
-      </w:r>
-    </w:p>
-    <w:p>
-      <w:pPr>
-        <w:pStyle w:val="Normal"/>
-      </w:pPr>
-      <w:r>
-        <w:rPr/>
-        <w:t>Title: पुणे पोलीस दलात लवकरच एक हजार पोलीस कर्मचारी; चंद्रकांत पाटील यांची माहिती</w:t>
+        <w:t>Article 114</w:t>
+      </w:r>
+    </w:p>
+    <w:p>
+      <w:pPr>
+        <w:pStyle w:val="Normal"/>
+      </w:pPr>
+      <w:r>
+        <w:rPr/>
+        <w:t>Title: Sangli Guardian Minister : सांगली जिल्ह्याचे पुन्‍हा चंद्रकांत पाटील पालक</w:t>
       </w:r>
     </w:p>
     <w:p>
@@ -3968,16 +4436,16 @@
         <w:t xml:space="preserve">URL: </w:t>
       </w:r>
       <w:r>
-        <w:t xml:space="preserve"> https://www.loksatta.com/pune/chandrakant-patil-says-there-will-soon-be-1000-police-personnel-in-the-pune-police-force-pune-print-news-amy-95-5209449/</w:t>
-      </w:r>
-    </w:p>
-    <w:p>
-      <w:pPr>
-        <w:pStyle w:val="Normal"/>
-      </w:pPr>
-      <w:r>
-        <w:rPr/>
-        <w:t>Content: पुणे : ‘पुणे पोलीस दलात लवकरच एक हजार पोलीस कर्मचारी दाखल होणार आहेत. शहराचा वाढता विस्तार विचारात घेऊन अतिरिक्त मनुष्यबळ उपलब्ध करून देण्यात आले आहे,’ अशी माहिती उच्च आणि तंत्र शिक्षणमंत्री चंद्रकांत पाटील यांनी रविवारी दिली. नगरविकास राज्यमंत्री माधुरी मिसाळ यांच्या आमदार निधीतून सिंहगड रस्त्यावरील विठ्ठलवाडी भागात आनंदनगर पोलीस चौकीची इमारत बांधण्यात आली आहे. नवीन पोलीस चौकीचे उद्घाटन चंद्रकांत पाटील यांच्या हस्ते करण्यात आले. त्यावेळी पाटील बोलत होते. पोलीस आयुक्त अमितेश कुमार, अतिरिक्त पोलीस आयुक्त राजेश बनसोडे, परिमंडळ तीनचे पोलीस उपायुक्त संभाजी कदम, सहायक पोलीस आयुक्त अजय परमार, सिंहगड रस्ता पोलीस ठाण्याचे वरिष्ठ पोलीस निरीक्षक दिलीप दाईगडे आदी या वेळी उपस्थित होते. ‘शहरातील कायदा सुव्यवस्था अबाधित ठेवणे, तसेच वाहतूक सुरळीत ठेवण्यासाठी नागरिक, लोकप्रतिनिधी आणि पोलिसांनी एकत्र येऊन काम करण्याची गरज आहे. महाराष्ट्र पाेलीस दलात २० हजार पोलीस कर्मचाऱ्यांची भरती करण्यात येणार आहे. भरती प्रक्रियेत निवड झालेल्या पोलीस कर्मचाऱ्यांचे सध्या प्रशिक्षण सुरू आहे. त्यापैकी एक हजार पोलीस कर्मचारी पुणे पोलीस दलाला उपलब्ध करून देण्यात आले आहेत’, असे पाटील यांनी नमूद केले. ‘पूर्वी राजाराम पुलापर्यंत पुणे शहर पोलिसांची हद्द होती. सिंहगड रस्ता भागातील नागरिकांना तक्रार देण्यासाठी ग्रामीण पोलीस दलातील हवेली पोलीस ठाण्यात तक्रार द्यायला जावे लागायचे. शहराचा वाढता विस्तार आणि नागरिकांची सूचना विचारात घेऊन सिंहगड रस्ता पोलीस ठाण्याची निर्मिती करण्यात आली. या भागाचा समावेश पुणे शहर पोलीस दलात करण्यात आला. आरक्षित जागेवर सिंहगड रस्ता पोलीस ठाण्याची नवीन इमारत बांधण्यात आली आहे. नवीन इमारतीत सायबर पोलीस ठाणे निर्माण करण्यात यावे, यासाठी मुख्यमंत्री देवेंद्र फडणवीस यांच्याकडे पाठपुरावा करण्यात येणार आहे,’ असे माधुरी मिसाळ यांनी सांगितले. पुणे शहराचा विस्तार वाढत आहे. गृहविभागाने सात नवीन पोलीस ठाण्यांना मंजुरी दिली आहे. सीसीटीव्ही यंत्रणेसाठी निधी उपलब्ध करून दिला आहे. पोलीस दलात मनुष्यबळ वाढवून देण्यात आले आहे. कायदा-सुव्यवस्था अबाधित ठेवण्यासाठी प्राधान्य देण्यात आले आहे, असे पोलीस आयुक्त अमितेश कुमार यांनी सांगितले. बॉलीवूड अभिनेत्री श्रद्धा कपूरने तिच्या सहज सुंदर अभिनयाने प्रेक्षकांच्या मनात स्थान निर्माण केले आहे. ती सोशल मीडियावर सक्रिय असून, तिच्या दैनंदिन जीवनातील घडामोडी चाहत्यांसह शेअर करते. श्रद्धा तिच्या बॉयफ्रेंड राहुल मोदीसह सार्वजनिक ठिकाणी दिसते. विमानातील क्रू मेंबर्सनी त्यांच्या नकळत फोटो काढल्याने अभिनेत्री रवीना टंडनने क्रू मेंबर्सना सुनावले आहे. रवीनाने गोपनीयतेचे उल्लंघन झाल्याचे म्हटले आहे.</w:t>
+        <w:t xml:space="preserve"> https://www.esakal.com/paschim-maharashtra/sangli-district-welcomes-reappointment-of-chandrakant-patil-as-guardian-minister-sdj87</w:t>
+      </w:r>
+    </w:p>
+    <w:p>
+      <w:pPr>
+        <w:pStyle w:val="Normal"/>
+      </w:pPr>
+      <w:r>
+        <w:rPr/>
+        <w:t>Content: सांगली : सांगलीच्या पालकमंत्रिपदी पुन्हा एकदा उच्च व तंत्र शिक्षण मंत्री चंद्रकांत पाटील यांना संधी देण्यात आली आहे. विधानसभा निवडणुकीनंतर जिल्ह्याचे पालकमंत्री कोण होणार, याकडे लक्ष होते. सातारा जिल्ह्यात चार मंत्रिपदे असल्याने साताऱ्यातील एखादा मंत्री सांगलीचे पालकमंत्री होणार का, याची चर्चा होती. यामध्ये जयकुमार गोरे आणि शंभूराज देसाई यांची नावे असल्याची चर्चा होती. मात्र, सांगलीच्या पालकमंत्रिपदाची सूत्रे पुन्हा एकदा चंद्रकांत पाटील यांच्याकडे देण्यात आली आहेत. २०१४ ते २०१६ या काळात पाटील सांगलीचे पालकमंत्री राहिले होते. Follow Us Copyright © 2025 - Sakal Media Pvt Ltd - All rights reserved. Powered by Quintype</w:t>
       </w:r>
     </w:p>
     <w:p>
@@ -3986,16 +4454,16 @@
       </w:pPr>
       <w:r>
         <w:rPr/>
-        <w:t>Article 103</w:t>
-      </w:r>
-    </w:p>
-    <w:p>
-      <w:pPr>
-        <w:pStyle w:val="Normal"/>
-      </w:pPr>
-      <w:r>
-        <w:rPr/>
-        <w:t>Title: सांगली जिल्ह्याचा विकासदर वाढवण्याचे उद्दिष्ट – चंद्रकांत पाटील</w:t>
+        <w:t>Article 115</w:t>
+      </w:r>
+    </w:p>
+    <w:p>
+      <w:pPr>
+        <w:pStyle w:val="Normal"/>
+      </w:pPr>
+      <w:r>
+        <w:rPr/>
+        <w:t>Title: Chandrakant Patil| 'मागच्या नेत्यांनी फक्त आपल्या तालुक्यापुरताच विकास केला'</w:t>
       </w:r>
     </w:p>
     <w:p>
@@ -4007,16 +4475,16 @@
         <w:t xml:space="preserve">URL: </w:t>
       </w:r>
       <w:r>
-        <w:t xml:space="preserve"> https://www.loksatta.com/maharashtra/sangli-district-developmet-plan-announced-by-guardian-minister-chandrakant-patil-rds-00-5309586/</w:t>
-      </w:r>
-    </w:p>
-    <w:p>
-      <w:pPr>
-        <w:pStyle w:val="Normal"/>
-      </w:pPr>
-      <w:r>
-        <w:rPr/>
-        <w:t>Content: सांगली : देशाच्या स्वातंत्र्याच्या शताब्दीपर्यंत विकसित भारत, विकसित महाराष्ट्र आणि विकसित जिल्हा अंतर्गत तीन टप्प्यांमध्ये जिल्ह्याचा विकास आराखडा निश्चित करण्यात आला आहे. जिल्ह्याच्या सर्वसमावेशक विकासाचे नियोजन केले असून, त्याची अंमलबजावणी सुरू करण्यात आली आहे. सर्व क्षेत्रांच्या योगदानातून जिल्ह्याचा विकासदर वाढवण्याचे उद्दिष्ट आहे. यातून जिल्ह्याचा शाश्वत विकास साधण्याची ग्वाही राज्याचे उच्च व तंत्र शिक्षण, संसदीय कार्य मंत्री तथा सांगली जिल्ह्याचे पालकमंत्री चंद्रकांत पाटील यांनी दिली. भारताच्या ७९ व्या स्वातंत्र्य दिनानिमित्त जिल्हाधिकारी कार्यालयाच्या प्रांगणात पालकमंत्री चंद्रकांत पाटील यांच्या हस्ते मुख्य शासकीय ध्वजारोहण करण्यात आले. त्यानंतर दिलेल्या शुभेच्छा संदेशात ते बोलत होते. यावेळी खासदार विशाल पाटील, आमदार सुधीर गाडगीळ, जिल्हाधिकारी अशोक काकडे, जिल्हा परिषद मुख्य कार्यकारी अधिकारी तृप्ती धोडमिसे, पोलीस अधीक्षक संदीप घुगे, महानगरपालिका आयुक्त सत्यम गांधी, अपर पोलीस अधीक्षक कल्पना बारवकर, निवासी उपजिल्हाधिकारी डॉ. स्नेहल कनिचे यांच्यासह विविध कार्यालय प्रमुख, स्वातंत्र्य सैनिक, वीरमाता, वीरपत्नी, नागरिक उपस्थित होते. मंत्री पाटील म्हणाले, केंद्र व राज्य शासन बळीराजासाठी अनेक कल्याणकारी योजना राबवत आहे. प्रधानमंत्री सूक्ष्म अन्न प्रक्रिया उद्योग योजना सुरू झाल्यापासून सांगली जिल्ह्यात वैयक्तिक घटकांमध्ये एक हजार ३४९ उद्योग उभारले आहेत. या योजनेचे प्रकल्प मंजूर करण्यात सांगली जिल्हा देशात तिसरा आहे. सांगली जिल्ह्यात सन २०२४-२५ मध्ये एकूण ६४ हजार १४६ मेट्रिक टन कृषी मालाची निर्यात केली आहे. यात फळे, भाजीपाला, अन्नधान्य व मसाला पिके यांचा समावेश आहे. प्रधानमंत्री किसान सन्मान निधी योजनेमधून जिल्ह्यातील ३ लाख ९१ हजारहून अधिक लाभार्थींना एकूण २० हप्त्यामध्ये १५३७ कोटी ६० लाख रुपये वितरीत केले असल्याचे त्यांनी सांगितले. सामान्य नागरिकांना दर्जेदार आरोग्य सेवा देण्यासाठी जिल्हा नियोजन समितीच्या निधीतून आरोग्य विभागाच्या एकूण कामास ९३ कोटी रुपयांची मान्यता देण्यात आली आहे. कर्करोग जनजागृती वाहनाद्वारे जवळपास ७ हजार महिलांची कर्करोग तपासणी करण्यात आली आहे. तसेच, सांगली मिरज कुपवाड महानगरपालिका क्षेत्रात जागतिक बँकेच्या सहकार्याने महाराष्ट्र प्रतिसादात्मक विकास कार्यक्रम अंतर्गत ५९१ कोटी २९ लाख रुपयांचा प्रकल्प मंजूर झाला असून, पुढील कार्यवाही सुरू आहे, असे त्यांनी सांगितले. यावेळी विविध क्षेत्रांत उल्लेखनीय कामगिरी केलेल्या अधिकारी, कर्मचारी, विद्यार्थ्यांना पालकमंत्री चंद्रकांत पाटील यांच्या हस्ते पारितोषिक वितरण करण्यात आले. बॉलीवूड दिग्दर्शक विवेक अग्निहोत्री यांनी मराठी जेवणाबद्दल केलेल्या वक्तव्यामुळे वाद निर्माण झाला होता. त्यांनी वरण-भात गरिबांचं जेवण म्हटल्याने टीका झाली. मात्र, त्यांनी स्पष्ट केलं की, हे वक्तव्य मजामस्करीत केलं होतं. पुढे त्यांनी मराठी जेवण आरोग्यदायी असल्याचं सांगितलं. सोशल मीडियावर त्यांच्या वक्तव्याचा विपर्यास झाल्याचंही त्यांनी नमूद केलं. विवेक लवकरच 'द बंगाल फाइल्स' चित्रपट घेऊन येणार आहेत.</w:t>
+        <w:t xml:space="preserve"> https://pudhari.news/maharashtra/sangali/chandrakant-patil-criticizes-former-congress-ncp-leaders-in-khanapur-dc95</w:t>
+      </w:r>
+    </w:p>
+    <w:p>
+      <w:pPr>
+        <w:pStyle w:val="Normal"/>
+      </w:pPr>
+      <w:r>
+        <w:rPr/>
+        <w:t>Content: विटा : सांगली जिल्ह्याचे नेतृत्व करणाऱ्या मागच्या नेत्यांनी विकासाचे श्रीखंड केवळ आपल्याच तालुक्यांच्या ताटात ओढून घेतले. त्यांनी जिल्ह्याचे नव्हे, तर फक्त आपल्या तालुक्याचे नेतृत्व केले. त्यामुळेच जत, आटपाडी, कवठेमहांकाळ आणि खानापूर हे चार तालुके विकासापासून वंचित राहिले, अशा शब्दांत सांगली जिल्ह्याचे पालकमंत्री चंद्रकांत पाटील यांनी माजी मंत्री जयंत पाटील, दिवंगत नेते पतंगराव कदम व दिवंगत नेते आर.आर. पाटील यांचे नाव न घेता त्यांच्यावर निशाना साधला. खानापूर येथे शिवाजी विद्यापीठाचे उपकेंद्र मंजूर केल्याबद्दल मंत्री चंद्रकांत पाटील यांचा शिवाजी विद्यापीठ उपकेंद्र जनचळवळीच्या वतीने सत्कार करण्यात आला. या कार्यक्रमात ते बोलत होते. यावेळी आमदार गोपीचंद पडळकर, आमदार सदाभाऊ खोत, ब्रह्मानंद पडळकर आणि कुलसचिव व्ही एम शिंदे यांची प्रमुख उपस्थिती होती. पुढे बोलताना मंत्री पाटील म्हणाले, जिल्ह्यातील नेतृत्व करणाऱ्या मंडळींनी केवळ आपल्या तालुक्यांपुरताच विकास पाहिल्यामुळे जत, आटपाडी, कवठेमहांकाळ आणि खानापूर हे तालुके दुष्काळीच राहिले. या तालुक्यांना पाणी आणि सिंचन योजना मिळाल्या नाहीत. पाणी नसल्याने पिके आली नाहीत आणि परिणामी श्रीमंती आली नाही. पण आम्ही आता संपूर्ण महाराष्ट्रात विकासाचा सपाटा लावला आहे. खानापूरपासून मंगळवेढ्यापर्यंत पाणी पोहोचल्याने जमीन ओलिताखाली आली आहे. त्यामुळे एक दिवस आमदार पडळकर आम्हाला खानापुरात विमानतळ करा, अशी मागणी करतील की काय ? अशी भीती वाटू लागली आहे, असा मिश्किल टोला मंत्री चंद्रकांत पाटील यांनी लगावला. खानापूर येथील शिवाजी विद्यापीठाच्या उपकेंद्राबद्दल बोलताना मंत्री पाटील म्हणाले, एका महिन्याच्या आत भाड्याच्या जागेत का होईना, पण शिवाजी विद्यापीठाचे उपकेंद्र येथे सुरू करू. सुचवलेल्या चार जागांपैकी लोकनेते हनुमंतराव चॅरिटेबल ट्रस्टच्या 'ॲपेक्स पब्लिक स्कूल'ची जागा निश्चित करत आहोत. वैभव पाटील यांनी हे मोठे काम आमच्या जागेत करा, आम्ही भाडे घेणार नाही, असे सांगितले आहे. मी त्यांच्याकडे चहाला जाणार आहे, तेव्हा एक रुपयाही भाडे घेणार नाही, हे पुन्हा एकदा त्यांच्याकडून वदवून घेईन,असे ते म्हणताच उपस्थितांमध्ये हशा पिकला. आमदार गोपीचंद पडळकर यांनी बोलताना खानापूर तालुक्याचे नाव बदलून 'भवानीपूर' करण्याची मागणी मंत्री चंद्रकांत पाटील यांच्याकडे केली. त्यावर बोलताना पाटील म्हणाले, नामांतरासाठी मोठा अभ्यास आणि ऐतिहासिक पुरावे गोळा करावे लागतात. औरंगाबादचे 'छत्रपती संभाजीनगर' करण्यासाठी ३८ वर्षे लागली तर इस्लामपूरचे 'ईश्वरपूर' करण्यासाठी किमान १०-१२ वर्षे गेली. यासाठी चिकाटी आणि सातत्यपूर्ण पाठपुरावा आवश्यक असतो. आता खानापूरचे नाव 'भवानीपूर' का करायचे याबाबत सर्व ऐतिहासिक, भौगोलिक आणि पूरक कागदपत्रे तुम्हाला गोळा करून शासनाकडे सातत्याने पाठपुरावा करावा लागेल, असा सल्लाही त्यांनी दिला. 'Pudhari' is excited to announce the relaunch of its Android and iOS apps. Stay updated with the latest news at your fingertips. Android and iOS Download now and stay updated, anytime, anywhere. Pudhari Publications Private Limited</w:t>
       </w:r>
     </w:p>
     <w:p>
@@ -4025,16 +4493,16 @@
       </w:pPr>
       <w:r>
         <w:rPr/>
-        <w:t>Article 104</w:t>
-      </w:r>
-    </w:p>
-    <w:p>
-      <w:pPr>
-        <w:pStyle w:val="Normal"/>
-      </w:pPr>
-      <w:r>
-        <w:rPr/>
-        <w:t>Title: Sangli Guardian Minister : सांगली जिल्ह्याचे पुन्‍हा चंद्रकांत पाटील पालक</w:t>
+        <w:t>Article 116</w:t>
+      </w:r>
+    </w:p>
+    <w:p>
+      <w:pPr>
+        <w:pStyle w:val="Normal"/>
+      </w:pPr>
+      <w:r>
+        <w:rPr/>
+        <w:t>Title: Chandrakant Patil : चंद्रकांत पाटील संतापले; म्हणाले, 'हे खपवून घेणार नाही, राजकीय दबावाला बळी पडू नका'</w:t>
       </w:r>
     </w:p>
     <w:p>
@@ -4046,16 +4514,16 @@
         <w:t xml:space="preserve">URL: </w:t>
       </w:r>
       <w:r>
-        <w:t xml:space="preserve"> https://www.esakal.com/paschim-maharashtra/sangli-district-welcomes-reappointment-of-chandrakant-patil-as-guardian-minister-sdj87</w:t>
-      </w:r>
-    </w:p>
-    <w:p>
-      <w:pPr>
-        <w:pStyle w:val="Normal"/>
-      </w:pPr>
-      <w:r>
-        <w:rPr/>
-        <w:t>Content: सांगली : सांगलीच्या पालकमंत्रिपदी पुन्हा एकदा उच्च व तंत्र शिक्षण मंत्री चंद्रकांत पाटील यांना संधी देण्यात आली आहे. विधानसभा निवडणुकीनंतर जिल्ह्याचे पालकमंत्री कोण होणार, याकडे लक्ष होते. सातारा जिल्ह्यात चार मंत्रिपदे असल्याने साताऱ्यातील एखादा मंत्री सांगलीचे पालकमंत्री होणार का, याची चर्चा होती. यामध्ये जयकुमार गोरे आणि शंभूराज देसाई यांची नावे असल्याची चर्चा होती. मात्र, सांगलीच्या पालकमंत्रिपदाची सूत्रे पुन्हा एकदा चंद्रकांत पाटील यांच्याकडे देण्यात आली आहेत. २०१४ ते २०१६ या काळात पाटील सांगलीचे पालकमंत्री राहिले होते. Follow Us Copyright © 2025 - Sakal Media Pvt Ltd - All rights reserved. Powered by Quintype</w:t>
+        <w:t xml:space="preserve"> https://sarkarnama.esakal.com/pune/chandrakant-patil-angry-political-pressure-statement-sw79-sm89</w:t>
+      </w:r>
+    </w:p>
+    <w:p>
+      <w:pPr>
+        <w:pStyle w:val="Normal"/>
+      </w:pPr>
+      <w:r>
+        <w:rPr/>
+        <w:t>Content: Pune News : कोथरूड विधानसभा मतदारसंघातील होणाऱ्या अनियमित पाणीपुरवठ्याबाबत राज्याचे उच्च व तंत्रशिक्षण आमदार चंद्रकांत पाटील चांगलेच संतप्त झाल्याचे पाहायला मिळाले. कोणत्याही राजकीय दबावाला बळी न पडता, नियमीत पाणीपुरवठा करावा, अशा सक्त सूचना त्यांनी यावेळी पाणीपुरवठा करणाऱ्या अधिकाऱ्यांना दिल्या आहेत. कोथरुड विधानसभा मतदारसंघातील पाणीपुरवठ्यासंदर्भात महापालिकेचे पाणी पुरवठा अधिकारी, व्हॉलमन आणि नागरीक अशी संयुक्त बैठक कोथरूडमधील अंबर हॉल येथे झाली. यावेळी चंद्रकांत पाटील (Chandrakant Patil) यांनी कोथरूडमधील विविध भागातील पाणी पुरवठ्याबाबतच्या अडचणी जाणून घेतल्या. यावेळी उपस्थित माजी नगरसेवकांनी अनियमित पाणी पुरवठ्याबाबतच्या तक्रारींचा पाढा वाचला. गेल्या काही वर्षांपासून महापालिका वेगवेगळ्या भागात दर गुरुवारी पाणीपुरवठा बंद असल्याचे जाहीर करते. मात्र, त्यानंतर पुढील दोन-चार दिवस पाणीपुरवठा सुरळीत होत नाही. त्यासोबतच बालेवाडी गावठाणमध्ये काही ठिकाणी दहा-दहा दिवस पाणीपुरवठा होत नाही. तर एसएनडीटी येथील समान पाणीपुरवठा योजनेतंर्गत पाण्याची टाकी उभारली असली, तरी ते काम निकृष्ट झाले असून, टाकी सुरु होण्यापूर्वीच गळती लागल्याचे निदर्शनास आणून दिले. त्यासोबतच अनेक भागात पाणीपुरवठा करणारे कर्मचारी कामात कुचराई करत असल्याचे निदर्शनास आणले. त्यावर पाटील यांनी संतप्त होत अधिकाऱ्यांना खडेबोल सुनावले. पुणे महापालिकेच्या २४×७ योजनेअंतर्गत पहिली पाण्याची टाकी बाणेर बालेवाडीमध्ये कार्यान्वित झाली. त्यानंतर उर्वरित पुण्याला मार्गदर्शक ठरेल, असे याचे कार्यन्वयन सुरू झाले. पाण्याच्या टाक्या बांधण्याचे काम सुरू आहे. समान पाणीपुरवठ्यासाठी प्रत्येक घरात मीटर लावण्याचा निर्णय झाला असून, त्याचेही काम सुरू होईल. 'दुसरीकडे पाणीपुरवठ्याबाबत अनेक तक्रारी वारंवार येत आहेत. या तक्रारीमध्ये अनेक भागात राजकीय दबावामुळे अनियमित पाणीपुरवठा होत असल्याचे समोर येत आहे. त्यामुळे ही बाब खपवून घेतली जाणार नाही. पाणीपुरवठा विभागाचे अधिकारी आणि कर्मचाऱ्यांनी कोणत्याही राजकीय दबावाला बळी पडू नये. पाणी ही अत्यावश्यक बाब असल्याने नागरिकांना त्यापासून वंचित ठेवण्याचा प्रयत्न केल्यास कठोर पावले उचलावी लागतील', अशी संतप्त प्रतिक्रिया व्यक्त केली. सरकारनामाचे सदस्य व्हा शॉपिंगसाठी 'सकाळ प्राईम डील्स'च्या भन्नाट ऑफर्स पाहण्यासाठी क्लिक करा. Read Latest Marathi Political News, Breaking Political News from Maharashtra, India, Pune &amp; Mumbai at Sarkarnama. To Get Live Political Marathi News on Mobile, Download the Sarkarnama Mobile App for Android and IOS. सरकारनामा आता सर्व सोशल मीडिया प्लॅटफॉर्मवर. ताज्या राजकीय घडामोडींसाठी फेसबुक, ट्विटर, इन्स्टाग्राम, शेअर चॅट, टेलिग्रामवर आणि व्हॉट्सॲप आम्हाला फॉलो करा. तसेच, सरकारनामा यूट्यूब चॅनेलला आजच सबस्क्राइब करा. Follow Us Copyright © 2025 Sakal Media Group – All Rights Reserved Powered by Quintype वेबसाईटवर ब्राउझिंगचा अनुभव सर्वोत्तम असावा, यासाठी आम्ही कुकीजचा वापर करतो. कुकीजमुळे तुम्हाला तुमच्या आवडत्या मजकुराची शिफारस करता येते. आमचे गोपनीयता आणि कुकीजसंदर्भातील धोरण तुम्हाला मान्य आहे.</w:t>
       </w:r>
     </w:p>
     <w:p>
@@ -4064,16 +4532,16 @@
       </w:pPr>
       <w:r>
         <w:rPr/>
-        <w:t>Article 105</w:t>
-      </w:r>
-    </w:p>
-    <w:p>
-      <w:pPr>
-        <w:pStyle w:val="Normal"/>
-      </w:pPr>
-      <w:r>
-        <w:rPr/>
-        <w:t>Title: Shaktipeeth Expressway |'शक्तिपीठ' महामार्गाविरोधात शेतकरी आक्रमक, चंद्रकांत पाटील यांचा ताफा अडवण्याचा प्रयत्न</w:t>
+        <w:t>Article 117</w:t>
+      </w:r>
+    </w:p>
+    <w:p>
+      <w:pPr>
+        <w:pStyle w:val="Normal"/>
+      </w:pPr>
+      <w:r>
+        <w:rPr/>
+        <w:t>Title: जयंत पाटलांच्या डोक्यातील त्यांच्या चेहऱ्यावरही दिसणार नाही; चंद्रकांत पाटील यांची कोटी</w:t>
       </w:r>
     </w:p>
     <w:p>
@@ -4085,16 +4553,16 @@
         <w:t xml:space="preserve">URL: </w:t>
       </w:r>
       <w:r>
-        <w:t xml:space="preserve"> https://pudhari.news/maharashtra/sangali/shaktipeeth-expressway-farmer-protest-chandrakant-patil-convoy-blocked-ss88</w:t>
-      </w:r>
-    </w:p>
-    <w:p>
-      <w:pPr>
-        <w:pStyle w:val="Normal"/>
-      </w:pPr>
-      <w:r>
-        <w:rPr/>
-        <w:t>Content: Shaktipeeth Expressway issue farmer protest Chandrakant Patil convoy blocked Sangli सांगली : शक्तिपीठ महामार्ग बाधित शेतकऱ्यांनी पालकमंत्री चंद्रकांत पाटील यांच्या वाहनांचा ताफा अडवण्याचा प्रयत्न केला. यावेळी पोलिस आणि आंदोलकात जोरदार झटापट झाली. शक्तिपीठ महामार्गाच्या भू-संपादन हरकतीच्या नोटीस शेतकऱ्यांना मिळाल्या आहेत. यापूर्वीही शक्तिपीठ महामार्गाविरोधी कृती समितीतर्फे सांगलीत निषेध आंदोलन करण्यात आले होते. शेतकऱ्यांना उद्ध्वस्त करणारा शक्तिपीठ रद्द न केल्यास हातात बंदुका घेऊ. प्रसंगी हातात शस्त्र घेऊ, एकही इंच जमीन देणार नाही, असा इशारा त्यावेळी समितीने दिला होता. त्यावेळी कर्नाळ, बुधगाव, माधवनगर येथील गावातील शेतकऱ्यांनी मिळालेल्या नोटिसांचे दहन केले होते. कारण निवडणुकीनंतर कोणत्याही परिस्थितीत महामार्ग करणारच, अशी भूमिका सरकारने घेतली आहे. त्यामुळेच आताही त्याचे पडसाद कायम उमटत आहेत. शक्तिपीठ महामार्ग हा रत्नागिरी-विजापूर महामार्गाला समांतरच आहे. रत्नागिरी-विजापूर रस्त्यावर वाहनांची गर्दीही नाही. आवश्यक तेवढा टोल त्या रस्त्यावर गोळा होत नाही. मग हा महामार्ग बनवण्याचा घाट कशासाठी होतोय? असा प्रश्न उपस्थित केला जात आहे? 'Pudhari' is excited to announce the relaunch of its Android and iOS apps. Stay updated with the latest news at your fingertips. Android and iOS Download now and stay updated, anytime, anywhere. Pudhari Publications Private Limited</w:t>
+        <w:t xml:space="preserve"> https://www.loksatta.com/maharashtra/guardian-minister-chandrakant-patil-reacted-to-jayant-patil-while-interacting-with-the-media-phm-00-5244552/</w:t>
+      </w:r>
+    </w:p>
+    <w:p>
+      <w:pPr>
+        <w:pStyle w:val="Normal"/>
+      </w:pPr>
+      <w:r>
+        <w:rPr/>
+        <w:t>Content: सांगली : जयंत पाटील यांच्या डोक्यात काय सुरू आहे याचा लवलेशही चेहऱ्यावर आढळत नाही. यामुळे त्यांच्या नाराजीबाबत एखाद्या माध्यम प्रतिनिधीलाच समजू शकेल, अशी मिश्किल प्रतिक्रीया पालकमंत्री चंद्रकांत पाटील यांनी सोमवारी माध्यमांशी संवाद साधताना व्यक्त केली. आज सांगली दौऱ्यावेळी आल्यानंतर त्यांनी वसंतदादा पाटील यांच्या स्मारकाची जिल्हा बँकेचे उपाध्यक्षा जयश्री पाटील, जनसुराज्य शक्तीचे प्रदेशाध्यक्ष समित कदम यांच्यासमवेत पाहणी केली. यावेळी जिल्हाधिकारी अशोक काकडे यांच्यासह विविध विभागाचे अधिकारी उपस्थित होते. यावेळी माध्यम प्रतिनिधींनी त्यांना आमदार पाटील हे नाराज आहेत का, असे विचारले असता ते म्हणाले, त्यांच्या डोक्यात काय सुरू आहे याचा थांगपत्ता चेहऱ्यावरील हावभावावरून लावता येत नाही. एखाद्या पत्रकारांशी ते बोलत असतील तर त्याचे नाव मला सांगा मी त्या पत्रकाराच्या कानात विचारतो, असे सांगून विषय टाळला. महापालिका निवडणुका डिसेंबरमध्ये होणार असा अंदाज व्यक्त करत असताना त्यांनी असेही सांगितले, मी निवडणूक आयोग नाही त्यामुळे मी बोलतोय ही शक्यताच आहे. एकदा का निवडणुका जाहीर झाल्या की स्थानिक स्वराज्य संस्थांच्या संपूर्ण निवडणुका होईपर्यंत आचारसंहिता लागू राहील. यामुळे विकास कामाचा प्रारंभ सप्टेंबरपर्यंत करता येतील. विधिमंडळात झालेल्या गदारोळाबाबत विचारले असता अधिवेशन काळात कुणाला प्रवेश द्यायचा, किती जणांना प्रवेश द्यायचा याची नियमावली तयार करावी लागेल. सध्या विधानसभा अध्यक्षांनी आमदार व त्यांचा अधिकृत स्वीय सहायक अशा दोघांनाच प्रवेश देण्यात येईल, असे सांगितले असले तरी हा नियम कठोर आहे. अपवादात्मक स्थितीत काय करायचे असा प्रश्न निर्माण होतो. यामुळे मी संसदीय कामकाजमंत्री असल्याने याबाबत जुन्या नियमांचे पुनर्विलोकन करावे लागेल असेही ते म्हणाले. पुढील निवडणुका मतपत्रिकेवर व्हाव्यात, अशी मागणी उध्दव ठाकरे यांनी केली आहे, याबाबत विचारले असता ते म्हणाले, ज्यावेळी अपयश येते त्यावेळी त्यांना मतदान यंत्र नको असे वाटते. आम्ही कोणत्याही पध्दतीने निवडणुकीला सामोरे जाण्यास तयार आहोत. आणि जिंकणारही आहोत असेही मंत्री पाटील म्हणाले. गेल्या काही दिवसांत भारतीय मतदार राजकीय घडामोडींमध्ये व्यग्र असताना, बाजारपेठेत जेन स्ट्रीट कंपनीच्या ४३,८०० कोटींच्या घोटाळ्याची महत्त्वाची घटना घडली. SEBI ने कंपनीला ४,८४३ कोटींचा दंड भरल्यानंतर पुन्हा व्यवहार करण्यास परवानगी दिली. निर्बंध उठवले असले तरी काही प्रश्न कायम आहेत. संपादक गिरीश कुबेर यांनी 'दृष्टीकोन' या व्हिडीओतून या मुद्द्यांवर भाष्य केले आहे.</w:t>
       </w:r>
     </w:p>
     <w:p>
@@ -4103,16 +4571,16 @@
       </w:pPr>
       <w:r>
         <w:rPr/>
-        <w:t>Article 106</w:t>
-      </w:r>
-    </w:p>
-    <w:p>
-      <w:pPr>
-        <w:pStyle w:val="Normal"/>
-      </w:pPr>
-      <w:r>
-        <w:rPr/>
-        <w:t>Title: जयंत पाटलांच्या डोक्यातील त्यांच्या चेहऱ्यावरही दिसणार नाही; चंद्रकांत पाटील यांची कोटी</w:t>
+        <w:t>Article 118</w:t>
+      </w:r>
+    </w:p>
+    <w:p>
+      <w:pPr>
+        <w:pStyle w:val="Normal"/>
+      </w:pPr>
+      <w:r>
+        <w:rPr/>
+        <w:t>Title: Chandrakant Patil Dhananjay Mahadik : भाजपमधील संघर्षाचा वणवा स्थानिकला पेटणार? वर्चस्व ठेवण्यासाठी मंत्री पाटील-महाडिकांच्यात ईर्षा</w:t>
       </w:r>
     </w:p>
     <w:p>
@@ -4124,16 +4592,16 @@
         <w:t xml:space="preserve">URL: </w:t>
       </w:r>
       <w:r>
-        <w:t xml:space="preserve"> https://www.loksatta.com/maharashtra/guardian-minister-chandrakant-patil-reacted-to-jayant-patil-while-interacting-with-the-media-phm-00-5244552/</w:t>
-      </w:r>
-    </w:p>
-    <w:p>
-      <w:pPr>
-        <w:pStyle w:val="Normal"/>
-      </w:pPr>
-      <w:r>
-        <w:rPr/>
-        <w:t>Content: सांगली : जयंत पाटील यांच्या डोक्यात काय सुरू आहे याचा लवलेशही चेहऱ्यावर आढळत नाही. यामुळे त्यांच्या नाराजीबाबत एखाद्या माध्यम प्रतिनिधीलाच समजू शकेल, अशी मिश्किल प्रतिक्रीया पालकमंत्री चंद्रकांत पाटील यांनी सोमवारी माध्यमांशी संवाद साधताना व्यक्त केली. आज सांगली दौऱ्यावेळी आल्यानंतर त्यांनी वसंतदादा पाटील यांच्या स्मारकाची जिल्हा बँकेचे उपाध्यक्षा जयश्री पाटील, जनसुराज्य शक्तीचे प्रदेशाध्यक्ष समित कदम यांच्यासमवेत पाहणी केली. यावेळी जिल्हाधिकारी अशोक काकडे यांच्यासह विविध विभागाचे अधिकारी उपस्थित होते. यावेळी माध्यम प्रतिनिधींनी त्यांना आमदार पाटील हे नाराज आहेत का, असे विचारले असता ते म्हणाले, त्यांच्या डोक्यात काय सुरू आहे याचा थांगपत्ता चेहऱ्यावरील हावभावावरून लावता येत नाही. एखाद्या पत्रकारांशी ते बोलत असतील तर त्याचे नाव मला सांगा मी त्या पत्रकाराच्या कानात विचारतो, असे सांगून विषय टाळला. महापालिका निवडणुका डिसेंबरमध्ये होणार असा अंदाज व्यक्त करत असताना त्यांनी असेही सांगितले, मी निवडणूक आयोग नाही त्यामुळे मी बोलतोय ही शक्यताच आहे. एकदा का निवडणुका जाहीर झाल्या की स्थानिक स्वराज्य संस्थांच्या संपूर्ण निवडणुका होईपर्यंत आचारसंहिता लागू राहील. यामुळे विकास कामाचा प्रारंभ सप्टेंबरपर्यंत करता येतील. विधिमंडळात झालेल्या गदारोळाबाबत विचारले असता अधिवेशन काळात कुणाला प्रवेश द्यायचा, किती जणांना प्रवेश द्यायचा याची नियमावली तयार करावी लागेल. सध्या विधानसभा अध्यक्षांनी आमदार व त्यांचा अधिकृत स्वीय सहायक अशा दोघांनाच प्रवेश देण्यात येईल, असे सांगितले असले तरी हा नियम कठोर आहे. अपवादात्मक स्थितीत काय करायचे असा प्रश्न निर्माण होतो. यामुळे मी संसदीय कामकाजमंत्री असल्याने याबाबत जुन्या नियमांचे पुनर्विलोकन करावे लागेल असेही ते म्हणाले. पुढील निवडणुका मतपत्रिकेवर व्हाव्यात, अशी मागणी उध्दव ठाकरे यांनी केली आहे, याबाबत विचारले असता ते म्हणाले, ज्यावेळी अपयश येते त्यावेळी त्यांना मतदान यंत्र नको असे वाटते. आम्ही कोणत्याही पध्दतीने निवडणुकीला सामोरे जाण्यास तयार आहोत. आणि जिंकणारही आहोत असेही मंत्री पाटील म्हणाले. गेल्या काही दिवसांत भारतीय मतदार राजकीय घडामोडींमध्ये व्यग्र असताना, बाजारपेठेत जेन स्ट्रीट कंपनीच्या ४३,८०० कोटींच्या घोटाळ्याची महत्त्वाची घटना घडली. SEBI ने कंपनीला ४,८४३ कोटींचा दंड भरल्यानंतर पुन्हा व्यवहार करण्यास परवानगी दिली. निर्बंध उठवले असले तरी काही प्रश्न कायम आहेत. संपादक गिरीश कुबेर यांनी 'दृष्टीकोन' या व्हिडीओतून या मुद्द्यांवर भाष्य केले आहे.</w:t>
+        <w:t xml:space="preserve"> https://sarkarnama.esakal.com/maharashtra/paschim-maharashtra/silent-clash-between-chandrakant-patil-and-dhananjay-mahadik-ahead-of-local-body-elections-as11-rg93</w:t>
+      </w:r>
+    </w:p>
+    <w:p>
+      <w:pPr>
+        <w:pStyle w:val="Normal"/>
+      </w:pPr>
+      <w:r>
+        <w:rPr/>
+        <w:t>Content: Kolhapur News : कोल्हापूर जिल्ह्यातील भाजपमधील जुन्या-नव्या कार्यकर्त्यावरून अंतर्गत वाद अद्याप न मिटल्याचे चित्र आहे. भाजप जिल्ह्याध्यक्ष निवडीवरून तो आणखी गडद झाला आहे. राज्याचे उच्च तंत्र शिक्षण मंत्री चंद्रकांत पाटील आणि राज्यसभेचे खासदार धनंजय महाडिक यांच्यातील सुप्त संघर्ष यानिमित्ताने पुन्हा चव्हाट्यावर आला आहे. त्याला आगामी स्थानिक स्वराज्य संस्थेच्या निवडणुकीची पार्श्वभूमीवर यामागे आहे. या निवडणुकीचे नेतृत्व कोणाकडे असावे यावरून सुरु असलेली ईर्षा आता भाजपच्या वर्तुळात चांगलीच रंगलीय. नुकत्याच पार पडलेल्या विधासभा निवडणुकीत महायुतीचा झेंडा जिल्ह्यातील दहा मतदार संघात फडकला. तर कोल्हापूर दक्षिण, इचलकरंजी आणि चंदगड विधानसभा मतदार संघात भाजपचे उमेदवार निवडून आले. त्यामुळे जिल्ह्यात आता भाजपची ताकद वाढली आहे. नुकतीच भाजपच्या संघटनात्मक निवडी झाल्या. यामध्ये ग्रामीण जिल्हाध्यक्ष म्हणून नाथाजी पाटील, राजवर्धन निंबाळकर यांची फेरनियुक्ती झाली. या नावांना कोणाचाच विरोध नव्हता. तर दुसरीकडे कोल्हापूर महानगर अध्यक्षावरून भाजपमधील ईर्षा चांगलीच पेटली होती. या पदासाठी माजी नगरसेवक अजित ठाणेकर आणि विद्यमान अध्यक्ष जाधव हे दोघेही इच्छुक होते. पक्षातील काही वरिष्ठ पदाधिकारी आणि खासदार धनंजय महाडिक यांनी ठाणेकर यांचे नाव सुचवले होते. तर मंत्री चंद्रकांत पाटील यांनी जाधव यांच्या नावाचा आग्रह धरला होता. खासदार महाडिक यांनी माजी नगरसेवक अजित तर, मंत्री पाटील विजय जाधव यांच्या नावावर ठाम होते. दोन दिवसापूर्वी रखडलेली जिल्ह्याध्यक्ष पदाची यादी जाहीर झाली. त्यात मंत्री चंद्रकांत पाटील यांनी बाजी मारली. मात्र यावरून भाजपमधील संघर्ष आणखी गडद झाला आहे. आगामी महापालिका आणि जिल्हा परिषद निवडणुकीच्या अनुषंगाने हा अंतर्गत संघर्ष समोर आला आहे. कारण वस्तुस्थिती माहित गेलेल्या काही दिवसापासून महाडिक यांनी स्थानिक स्वराज्य संस्थेच्या निवडणुकीसाठी यंत्रणा सज्ज ठेवली आहे. महापालिका, जिल्हा परिषद आणि नगरपालिका निवडणुकीची सगळी सूत्रे पक्षाने खासदार धनंजय महाडिक यांच्याकडेच उमेदवार निश्‍चित करणे, निवडणुकीची रणनीती आखणे याची जबाबदारी दिली आहे. मंत्री पाटील यांच्याकडून कोल्हापूर दौऱ्यावर आल्यानंतर जोडण्याचा सपाटा सुरु ठेवला आहे. महाडिक गटाच्या राजकारणात सक्रिय असणारे सुहार लटोरे हे सध्या मंत्री चंद्रकांत पाटील यांना स्थानिक राजकारणात साहाय्य करत असल्याचे दिसतात. तर माजी नगरसेवक प्रा. जयंत पाटील हे खासदार धनंजय महाडिक यांच्या साहाय्यकाच्या भूमिकेत दिसत आहेत. त्यामुळे स्थानिक स्वराज्य संस्थेच्या निवडणुकांवर वर्चस्व राखण्यासाठी आपल्या मर्जीतील अध्यक्ष असावा यासाठी दोन नेत्यांमधील ईर्षा दिसून आली. सरकारनामाचे सदस्य व्हा शॉपिंगसाठी 'सकाळ प्राईम डील्स'च्या भन्नाट ऑफर्स पाहण्यासाठी क्लिक करा. Read Latest Marathi Political News, Breaking Political News from Maharashtra, India, Pune &amp; Mumbai at Sarkarnama. To Get Live Political Marathi News on Mobile, Download the Sarkarnama Mobile App for Android and IOS. सरकारनामा आता सर्व सोशल मीडिया प्लॅटफॉर्मवर. ताज्या राजकीय घडामोडींसाठी फेसबुक, ट्विटर, इन्स्टाग्राम, शेअर चॅट, टेलिग्रामवर आणि व्हॉट्सॲप आम्हाला फॉलो करा. तसेच, सरकारनामा यूट्यूब चॅनेलला आजच सबस्क्राइब करा. Follow Us Copyright © 2025 Sakal Media Group – All Rights Reserved Powered by Quintype वेबसाईटवर ब्राउझिंगचा अनुभव सर्वोत्तम असावा, यासाठी आम्ही कुकीजचा वापर करतो. कुकीजमुळे तुम्हाला तुमच्या आवडत्या मजकुराची शिफारस करता येते. आमचे गोपनीयता आणि कुकीजसंदर्भातील धोरण तुम्हाला मान्य आहे.</w:t>
       </w:r>
     </w:p>
     <w:p>
@@ -4142,16 +4610,16 @@
       </w:pPr>
       <w:r>
         <w:rPr/>
-        <w:t>Article 107</w:t>
-      </w:r>
-    </w:p>
-    <w:p>
-      <w:pPr>
-        <w:pStyle w:val="Normal"/>
-      </w:pPr>
-      <w:r>
-        <w:rPr/>
-        <w:t>Title: Chandrakant Patil| 'मागच्या नेत्यांनी फक्त आपल्या तालुक्यापुरताच विकास केला'</w:t>
+        <w:t>Article 119</w:t>
+      </w:r>
+    </w:p>
+    <w:p>
+      <w:pPr>
+        <w:pStyle w:val="Normal"/>
+      </w:pPr>
+      <w:r>
+        <w:rPr/>
+        <w:t>Title: चंद्रकांत पाटील म्हणतात, भारतीय जनता पार्टीच्या नेत्यांनी धंगेकरांना घेण्याचा निर्णय केला असता तर…</w:t>
       </w:r>
     </w:p>
     <w:p>
@@ -4163,16 +4631,16 @@
         <w:t xml:space="preserve">URL: </w:t>
       </w:r>
       <w:r>
-        <w:t xml:space="preserve"> https://pudhari.news/maharashtra/sangali/chandrakant-patil-criticizes-former-congress-ncp-leaders-in-khanapur-dc95</w:t>
-      </w:r>
-    </w:p>
-    <w:p>
-      <w:pPr>
-        <w:pStyle w:val="Normal"/>
-      </w:pPr>
-      <w:r>
-        <w:rPr/>
-        <w:t>Content: विटा : सांगली जिल्ह्याचे नेतृत्व करणाऱ्या मागच्या नेत्यांनी विकासाचे श्रीखंड केवळ आपल्याच तालुक्यांच्या ताटात ओढून घेतले. त्यांनी जिल्ह्याचे नव्हे, तर फक्त आपल्या तालुक्याचे नेतृत्व केले. त्यामुळेच जत, आटपाडी, कवठेमहांकाळ आणि खानापूर हे चार तालुके विकासापासून वंचित राहिले, अशा शब्दांत सांगली जिल्ह्याचे पालकमंत्री चंद्रकांत पाटील यांनी माजी मंत्री जयंत पाटील, दिवंगत नेते पतंगराव कदम व दिवंगत नेते आर.आर. पाटील यांचे नाव न घेता त्यांच्यावर निशाना साधला. खानापूर येथे शिवाजी विद्यापीठाचे उपकेंद्र मंजूर केल्याबद्दल मंत्री चंद्रकांत पाटील यांचा शिवाजी विद्यापीठ उपकेंद्र जनचळवळीच्या वतीने सत्कार करण्यात आला. या कार्यक्रमात ते बोलत होते. यावेळी आमदार गोपीचंद पडळकर, आमदार सदाभाऊ खोत, ब्रह्मानंद पडळकर आणि कुलसचिव व्ही एम शिंदे यांची प्रमुख उपस्थिती होती. पुढे बोलताना मंत्री पाटील म्हणाले, जिल्ह्यातील नेतृत्व करणाऱ्या मंडळींनी केवळ आपल्या तालुक्यांपुरताच विकास पाहिल्यामुळे जत, आटपाडी, कवठेमहांकाळ आणि खानापूर हे तालुके दुष्काळीच राहिले. या तालुक्यांना पाणी आणि सिंचन योजना मिळाल्या नाहीत. पाणी नसल्याने पिके आली नाहीत आणि परिणामी श्रीमंती आली नाही. पण आम्ही आता संपूर्ण महाराष्ट्रात विकासाचा सपाटा लावला आहे. खानापूरपासून मंगळवेढ्यापर्यंत पाणी पोहोचल्याने जमीन ओलिताखाली आली आहे. त्यामुळे एक दिवस आमदार पडळकर आम्हाला खानापुरात विमानतळ करा, अशी मागणी करतील की काय ? अशी भीती वाटू लागली आहे, असा मिश्किल टोला मंत्री चंद्रकांत पाटील यांनी लगावला. खानापूर येथील शिवाजी विद्यापीठाच्या उपकेंद्राबद्दल बोलताना मंत्री पाटील म्हणाले, एका महिन्याच्या आत भाड्याच्या जागेत का होईना, पण शिवाजी विद्यापीठाचे उपकेंद्र येथे सुरू करू. सुचवलेल्या चार जागांपैकी लोकनेते हनुमंतराव चॅरिटेबल ट्रस्टच्या 'ॲपेक्स पब्लिक स्कूल'ची जागा निश्चित करत आहोत. वैभव पाटील यांनी हे मोठे काम आमच्या जागेत करा, आम्ही भाडे घेणार नाही, असे सांगितले आहे. मी त्यांच्याकडे चहाला जाणार आहे, तेव्हा एक रुपयाही भाडे घेणार नाही, हे पुन्हा एकदा त्यांच्याकडून वदवून घेईन,असे ते म्हणताच उपस्थितांमध्ये हशा पिकला. आमदार गोपीचंद पडळकर यांनी बोलताना खानापूर तालुक्याचे नाव बदलून 'भवानीपूर' करण्याची मागणी मंत्री चंद्रकांत पाटील यांच्याकडे केली. त्यावर बोलताना पाटील म्हणाले, नामांतरासाठी मोठा अभ्यास आणि ऐतिहासिक पुरावे गोळा करावे लागतात. औरंगाबादचे 'छत्रपती संभाजीनगर' करण्यासाठी ३८ वर्षे लागली तर इस्लामपूरचे 'ईश्वरपूर' करण्यासाठी किमान १०-१२ वर्षे गेली. यासाठी चिकाटी आणि सातत्यपूर्ण पाठपुरावा आवश्यक असतो. आता खानापूरचे नाव 'भवानीपूर' का करायचे याबाबत सर्व ऐतिहासिक, भौगोलिक आणि पूरक कागदपत्रे तुम्हाला गोळा करून शासनाकडे सातत्याने पाठपुरावा करावा लागेल, असा सल्लाही त्यांनी दिला. 'Pudhari' is excited to announce the relaunch of its Android and iOS apps. Stay updated with the latest news at your fingertips. Android and iOS Download now and stay updated, anytime, anywhere. Pudhari Publications Private Limited</w:t>
+        <w:t xml:space="preserve"> https://www.loksatta.com/pune/chandrakant-patil-statement-after-ravindra-dhangekar-entry-into-shinde-group-svk-88-amy-95-4945089/</w:t>
+      </w:r>
+    </w:p>
+    <w:p>
+      <w:pPr>
+        <w:pStyle w:val="Normal"/>
+      </w:pPr>
+      <w:r>
+        <w:rPr/>
+        <w:t>Content: पुणे: पुण्यातील कसबा पेठ विधानसभा मतदारसंघाचे माजी आमदार आणि काँग्रेस नेते रवींद्र धंगेकर यांनी काल उपमुख्यमंत्री एकनाथ शिंदे यांच्या उपस्थितीत शिवसेना (एकनाथ शिंदे) पक्षात प्रवेश केला. यावेळी माजी आमदार धंगेकर यांच्यासह त्यांच्या असंख्य कार्यकर्त्यांनीही शिवसेनेत प्रवेश केला.यावेळी उपसभापती शिवसेना नेत्या नीलम गोऱ्हे, उद्योग मंत्री उदय सामंत यांच्यासह आजी माजी पदाधिकारी उपस्थित होते. २०२३ मध्ये कसबा विधानसभेच्या पोटनिवडणुकीत रवींद्र धंगेकर यांनी भाजपाच्या बालेकिल्ल्यात सध्याचे आमदार हेमंत रासने यांचा पराभव केला होता. त्यानंतर त्यांची राज्यभरात चर्चा झाली होती. मात्र,गेल्या वर्षी झालेल्या लोकसभा आणि विधानसभा निवडणुकीत धंगेकर यांना पराभव स्वीकारावा लागला होता.त्यानंतर त्यांनी शिवसेनेत प्रवेश करण्याचा निर्णय घेतला आणि काल रविंद्र धंगेकर यांनी उपमुख्यमंत्री एकनाथ शिंदे यांच्या उपस्थितीत शिवसेनेमध्ये प्रवेश केला.या पक्ष प्रवेशामुळे पुणे शहराच्या राजकीय वर्तुळात एकच खळबळ उडाली आहे. मागील पाच वर्षाच्या कालावधीत रविंद्र धंगेकर यांनी पंतप्रधान नरेंद्र मोदी यांच्यासह मुख्यमंत्री देवेंद्र फडणवीस यांच्यावर अनेक वेळा टीका केली आहे आणि रविंद्र धंगेकर यांचा महायुतीमधील शिवसेनेमध्ये प्रवेश झाल्याने,पुणे शहरातील भाजपच्या पदाधिकारी,कार्यकर्त्यांमध्ये नाराजीचा सुरू ऐकण्यास मिळत आहे. त्याबाबत भाजपचे ज्येष्ठ मंत्री चंद्रकांत पाटील यांना विचारले असता ते म्हणाले,धंगेकर यांच्यासोबत आमचा नुसता पंगा नाही.तर आम्ही एकमेकांविरोधात निवडणुक लढवली होती.एकदा हरलो पण त्यांना दोनदा हरवल, राजकारण आणि समाजकारणामध्ये एखादी गोष्ट ही काळच्या ओघात बदलत असते,याची मानसिक तयारी असणारे आम्ही आहोत,त्याबाबत सांगायच झाल्यास तीन पक्षाचे सरकार आहे. भारतीय जनता पार्टीच्या नेत्यांनी धंगेकरांना घेण्याचा निर्णय केला असता, तर मग मी त्या विरोधात भांडलो असतो. कोणाला घ्यायचे आणि कोणाला नाही याचे स्वातंत्र्य त्या त्या पक्षाला आहे.तसेच तिघांचं मिळून सरकार आहे तिघे एकत्रित मर्ज झालेले नाहीत किंवा तिघांची एकत्रित घटना तयार केलेली नाही. त्यामुळे एकनाथ शिंदे यांना वाटलं असावं की, पुण्यामध्ये काम वाढवायचे आहे त्या हेतूने कदाचित त्यांनी धंगेकरांना घेतले असावे. ते पुढे म्हणाले, ते आता आमच्या सहयोगी पक्षाचे सदस्य झालेले आहेत. कार्यकर्ता हा त्यांच्या मनातील भावना व्यक्त करणार,एवढं तरी आमच्या पक्षात स्वातंत्र्य आहे. त्यामुळे आता संघर्ष होऊ नये हा आमचा प्रयत्न राहणार असल्याची भूमिका यावेळी त्यांनी मांडली. प्रसिद्ध दाक्षिणात्य दिग्दर्शक एसएस राजामौली यांच्या 'SSMB29' चित्रपटात महेश बाबू आणि प्रियंका चोप्रा महत्त्वाच्या भूमिकेत आहेत. नाना पाटेकरांना महेश बाबूच्या वडिलांच्या भूमिकेसाठी विचारण्यात आले होते, परंतु त्यांनी ती ऑफर नाकारली. भूमिकेत वेगळं काही करण्यासारखं नसल्याने त्यांनी चित्रपटातून एक्झिट घेतली. दरम्यान, या चित्रपटाचे बजेट सुमारे १००० कोटी रुपये असून, २५ मार्च २०२७ रोजी प्रदर्शित होण्याची शक्यता आहे.</w:t>
       </w:r>
     </w:p>
     <w:p>
@@ -4181,16 +4649,16 @@
       </w:pPr>
       <w:r>
         <w:rPr/>
-        <w:t>Article 108</w:t>
-      </w:r>
-    </w:p>
-    <w:p>
-      <w:pPr>
-        <w:pStyle w:val="Normal"/>
-      </w:pPr>
-      <w:r>
-        <w:rPr/>
-        <w:t>Title: Chandrakant Patil : चंद्रकांत पाटील संतापले; म्हणाले, 'हे खपवून घेणार नाही, राजकीय दबावाला बळी पडू नका'</w:t>
+        <w:t>Article 120</w:t>
+      </w:r>
+    </w:p>
+    <w:p>
+      <w:pPr>
+        <w:pStyle w:val="Normal"/>
+      </w:pPr>
+      <w:r>
+        <w:rPr/>
+        <w:t>Title: Chandrakant Patil: पुणे पोलिस दलात लवकरच एक हजार जणांना घेणार; चंद्रकांत पाटील यांची माहिती</w:t>
       </w:r>
     </w:p>
     <w:p>
@@ -4202,16 +4670,16 @@
         <w:t xml:space="preserve">URL: </w:t>
       </w:r>
       <w:r>
-        <w:t xml:space="preserve"> https://sarkarnama.esakal.com/pune/chandrakant-patil-angry-political-pressure-statement-sw79-sm89</w:t>
-      </w:r>
-    </w:p>
-    <w:p>
-      <w:pPr>
-        <w:pStyle w:val="Normal"/>
-      </w:pPr>
-      <w:r>
-        <w:rPr/>
-        <w:t>Content: Pune News : कोथरूड विधानसभा मतदारसंघातील होणाऱ्या अनियमित पाणीपुरवठ्याबाबत राज्याचे उच्च व तंत्रशिक्षण आमदार चंद्रकांत पाटील चांगलेच संतप्त झाल्याचे पाहायला मिळाले. कोणत्याही राजकीय दबावाला बळी न पडता, नियमीत पाणीपुरवठा करावा, अशा सक्त सूचना त्यांनी यावेळी पाणीपुरवठा करणाऱ्या अधिकाऱ्यांना दिल्या आहेत. कोथरुड विधानसभा मतदारसंघातील पाणीपुरवठ्यासंदर्भात महापालिकेचे पाणी पुरवठा अधिकारी, व्हॉलमन आणि नागरीक अशी संयुक्त बैठक कोथरूडमधील अंबर हॉल येथे झाली. यावेळी चंद्रकांत पाटील (Chandrakant Patil) यांनी कोथरूडमधील विविध भागातील पाणी पुरवठ्याबाबतच्या अडचणी जाणून घेतल्या. यावेळी उपस्थित माजी नगरसेवकांनी अनियमित पाणी पुरवठ्याबाबतच्या तक्रारींचा पाढा वाचला. गेल्या काही वर्षांपासून महापालिका वेगवेगळ्या भागात दर गुरुवारी पाणीपुरवठा बंद असल्याचे जाहीर करते. मात्र, त्यानंतर पुढील दोन-चार दिवस पाणीपुरवठा सुरळीत होत नाही. त्यासोबतच बालेवाडी गावठाणमध्ये काही ठिकाणी दहा-दहा दिवस पाणीपुरवठा होत नाही. तर एसएनडीटी येथील समान पाणीपुरवठा योजनेतंर्गत पाण्याची टाकी उभारली असली, तरी ते काम निकृष्ट झाले असून, टाकी सुरु होण्यापूर्वीच गळती लागल्याचे निदर्शनास आणून दिले. त्यासोबतच अनेक भागात पाणीपुरवठा करणारे कर्मचारी कामात कुचराई करत असल्याचे निदर्शनास आणले. त्यावर पाटील यांनी संतप्त होत अधिकाऱ्यांना खडेबोल सुनावले. पुणे महापालिकेच्या २४×७ योजनेअंतर्गत पहिली पाण्याची टाकी बाणेर बालेवाडीमध्ये कार्यान्वित झाली. त्यानंतर उर्वरित पुण्याला मार्गदर्शक ठरेल, असे याचे कार्यन्वयन सुरू झाले. पाण्याच्या टाक्या बांधण्याचे काम सुरू आहे. समान पाणीपुरवठ्यासाठी प्रत्येक घरात मीटर लावण्याचा निर्णय झाला असून, त्याचेही काम सुरू होईल. 'दुसरीकडे पाणीपुरवठ्याबाबत अनेक तक्रारी वारंवार येत आहेत. या तक्रारीमध्ये अनेक भागात राजकीय दबावामुळे अनियमित पाणीपुरवठा होत असल्याचे समोर येत आहे. त्यामुळे ही बाब खपवून घेतली जाणार नाही. पाणीपुरवठा विभागाचे अधिकारी आणि कर्मचाऱ्यांनी कोणत्याही राजकीय दबावाला बळी पडू नये. पाणी ही अत्यावश्यक बाब असल्याने नागरिकांना त्यापासून वंचित ठेवण्याचा प्रयत्न केल्यास कठोर पावले उचलावी लागतील', अशी संतप्त प्रतिक्रिया व्यक्त केली. सरकारनामाचे सदस्य व्हा शॉपिंगसाठी 'सकाळ प्राईम डील्स'च्या भन्नाट ऑफर्स पाहण्यासाठी क्लिक करा. Read Latest Marathi Political News, Breaking Political News from Maharashtra, India, Pune &amp; Mumbai at Sarkarnama. To Get Live Political Marathi News on Mobile, Download the Sarkarnama Mobile App for Android and IOS. सरकारनामा आता सर्व सोशल मीडिया प्लॅटफॉर्मवर. ताज्या राजकीय घडामोडींसाठी फेसबुक, ट्विटर, इन्स्टाग्राम, शेअर चॅट, टेलिग्रामवर आणि व्हॉट्सॲप आम्हाला फॉलो करा. तसेच, सरकारनामा यूट्यूब चॅनेलला आजच सबस्क्राइब करा. Follow Us Copyright © 2025 Sakal Media Group – All Rights Reserved Powered by Quintype वेबसाईटवर ब्राउझिंगचा अनुभव सर्वोत्तम असावा, यासाठी आम्ही कुकीजचा वापर करतो. कुकीजमुळे तुम्हाला तुमच्या आवडत्या मजकुराची शिफारस करता येते. आमचे गोपनीयता आणि कुकीजसंदर्भातील धोरण तुम्हाला मान्य आहे.</w:t>
+        <w:t xml:space="preserve"> https://www.esakal.com/pune/1000-new-recruits-to-join-pune-police-soon-minister-chandrakant-patil-vsb99</w:t>
+      </w:r>
+    </w:p>
+    <w:p>
+      <w:pPr>
+        <w:pStyle w:val="Normal"/>
+      </w:pPr>
+      <w:r>
+        <w:rPr/>
+        <w:t>Content: पुणे/सिंहगड रस्ता : पोलिस भरतीत निवड झालेल्या वीस हजार उमेदवारांचे सध्या प्रशिक्षण सुरू असून, लवकरच त्यापैकी किमान एक हजार प्रशिक्षणार्थींना पुणे शहर पोलिस दलात सहभागी करून घेतले जाईल, अशी माहिती उच्च व तंत्रशिक्षणमंत्री चंद्रकांत पाटील यांनी दिली. Follow Us Copyright © 2025 - Sakal Media Pvt Ltd - All rights reserved. Powered by Quintype</w:t>
       </w:r>
     </w:p>
     <w:p>
@@ -4220,16 +4688,16 @@
       </w:pPr>
       <w:r>
         <w:rPr/>
-        <w:t>Article 109</w:t>
-      </w:r>
-    </w:p>
-    <w:p>
-      <w:pPr>
-        <w:pStyle w:val="Normal"/>
-      </w:pPr>
-      <w:r>
-        <w:rPr/>
-        <w:t>Title: चंद्रकांत पाटील म्हणतात, भारतीय जनता पार्टीच्या नेत्यांनी धंगेकरांना घेण्याचा निर्णय केला असता तर…</w:t>
+        <w:t>Article 121</w:t>
+      </w:r>
+    </w:p>
+    <w:p>
+      <w:pPr>
+        <w:pStyle w:val="Normal"/>
+      </w:pPr>
+      <w:r>
+        <w:rPr/>
+        <w:t>Title: संजय राऊतांना प्रत्येक गोष्टीत पिवळे दिसते, लवकरच औषध मिळेल, मंत्री चंद्रकांत पाटील यांचा मिश्कील टोला</w:t>
       </w:r>
     </w:p>
     <w:p>
@@ -4241,16 +4709,16 @@
         <w:t xml:space="preserve">URL: </w:t>
       </w:r>
       <w:r>
-        <w:t xml:space="preserve"> https://www.loksatta.com/pune/chandrakant-patil-statement-after-ravindra-dhangekar-entry-into-shinde-group-svk-88-amy-95-4945089/</w:t>
-      </w:r>
-    </w:p>
-    <w:p>
-      <w:pPr>
-        <w:pStyle w:val="Normal"/>
-      </w:pPr>
-      <w:r>
-        <w:rPr/>
-        <w:t>Content: पुणे: पुण्यातील कसबा पेठ विधानसभा मतदारसंघाचे माजी आमदार आणि काँग्रेस नेते रवींद्र धंगेकर यांनी काल उपमुख्यमंत्री एकनाथ शिंदे यांच्या उपस्थितीत शिवसेना (एकनाथ शिंदे) पक्षात प्रवेश केला. यावेळी माजी आमदार धंगेकर यांच्यासह त्यांच्या असंख्य कार्यकर्त्यांनीही शिवसेनेत प्रवेश केला.यावेळी उपसभापती शिवसेना नेत्या नीलम गोऱ्हे, उद्योग मंत्री उदय सामंत यांच्यासह आजी माजी पदाधिकारी उपस्थित होते. २०२३ मध्ये कसबा विधानसभेच्या पोटनिवडणुकीत रवींद्र धंगेकर यांनी भाजपाच्या बालेकिल्ल्यात सध्याचे आमदार हेमंत रासने यांचा पराभव केला होता. त्यानंतर त्यांची राज्यभरात चर्चा झाली होती. मात्र,गेल्या वर्षी झालेल्या लोकसभा आणि विधानसभा निवडणुकीत धंगेकर यांना पराभव स्वीकारावा लागला होता.त्यानंतर त्यांनी शिवसेनेत प्रवेश करण्याचा निर्णय घेतला आणि काल रविंद्र धंगेकर यांनी उपमुख्यमंत्री एकनाथ शिंदे यांच्या उपस्थितीत शिवसेनेमध्ये प्रवेश केला.या पक्ष प्रवेशामुळे पुणे शहराच्या राजकीय वर्तुळात एकच खळबळ उडाली आहे. मागील पाच वर्षाच्या कालावधीत रविंद्र धंगेकर यांनी पंतप्रधान नरेंद्र मोदी यांच्यासह मुख्यमंत्री देवेंद्र फडणवीस यांच्यावर अनेक वेळा टीका केली आहे आणि रविंद्र धंगेकर यांचा महायुतीमधील शिवसेनेमध्ये प्रवेश झाल्याने,पुणे शहरातील भाजपच्या पदाधिकारी,कार्यकर्त्यांमध्ये नाराजीचा सुरू ऐकण्यास मिळत आहे. त्याबाबत भाजपचे ज्येष्ठ मंत्री चंद्रकांत पाटील यांना विचारले असता ते म्हणाले,धंगेकर यांच्यासोबत आमचा नुसता पंगा नाही.तर आम्ही एकमेकांविरोधात निवडणुक लढवली होती.एकदा हरलो पण त्यांना दोनदा हरवल, राजकारण आणि समाजकारणामध्ये एखादी गोष्ट ही काळच्या ओघात बदलत असते,याची मानसिक तयारी असणारे आम्ही आहोत,त्याबाबत सांगायच झाल्यास तीन पक्षाचे सरकार आहे. भारतीय जनता पार्टीच्या नेत्यांनी धंगेकरांना घेण्याचा निर्णय केला असता, तर मग मी त्या विरोधात भांडलो असतो. कोणाला घ्यायचे आणि कोणाला नाही याचे स्वातंत्र्य त्या त्या पक्षाला आहे.तसेच तिघांचं मिळून सरकार आहे तिघे एकत्रित मर्ज झालेले नाहीत किंवा तिघांची एकत्रित घटना तयार केलेली नाही. त्यामुळे एकनाथ शिंदे यांना वाटलं असावं की, पुण्यामध्ये काम वाढवायचे आहे त्या हेतूने कदाचित त्यांनी धंगेकरांना घेतले असावे. ते पुढे म्हणाले, ते आता आमच्या सहयोगी पक्षाचे सदस्य झालेले आहेत. कार्यकर्ता हा त्यांच्या मनातील भावना व्यक्त करणार,एवढं तरी आमच्या पक्षात स्वातंत्र्य आहे. त्यामुळे आता संघर्ष होऊ नये हा आमचा प्रयत्न राहणार असल्याची भूमिका यावेळी त्यांनी मांडली. प्रसिद्ध दाक्षिणात्य दिग्दर्शक एसएस राजामौली यांच्या 'SSMB29' चित्रपटात महेश बाबू आणि प्रियंका चोप्रा महत्त्वाच्या भूमिकेत आहेत. नाना पाटेकरांना महेश बाबूच्या वडिलांच्या भूमिकेसाठी विचारण्यात आले होते, परंतु त्यांनी ती ऑफर नाकारली. भूमिकेत वेगळं काही करण्यासारखं नसल्याने त्यांनी चित्रपटातून एक्झिट घेतली. दरम्यान, या चित्रपटाचे बजेट सुमारे १००० कोटी रुपये असून, २५ मार्च २०२७ रोजी प्रदर्शित होण्याची शक्यता आहे.</w:t>
+        <w:t xml:space="preserve"> https://www.lokmat.com/maharashtra/sanjay-raut-sees-yellow-in-everything-will-get-medicine-soon-minister-chandrakant-patil-criticism-a-a746/</w:t>
+      </w:r>
+    </w:p>
+    <w:p>
+      <w:pPr>
+        <w:pStyle w:val="Normal"/>
+      </w:pPr>
+      <w:r>
+        <w:rPr/>
+        <w:t>Content: हिंदी | English सोमवार १ सप्टेंबर २०२५ FOLLOW US : शहरं व्हिडीओ सखी आणखी By ऑनलाइन लोकमत | Updated: June 16, 2025 13:48 IST2025-06-16T13:47:49+5:302025-06-16T13:48:23+5:30 सांगली : संजय राऊतांना प्रत्येक गोष्टीत पिवळे दिसते. कावीळ झाल्यावर सारे पिवळे दिसते, तसे झाले आहे. या कावीळवर औषध मिळते, ते लवकरच त्यांना मिळेल, असा मिश्कील टोला जिल्ह्याचे पालकमंत्रीचंद्रकांत पाटील यांनी लगावला.सांगली मारुती चौकात भाजप सांगली शहरतर्फे मोदी सरकारच्या ११ वर्षांतील उल्लेखनीय विकासकामांच्या चित्रप्रदर्शनाचे उद्घाटन पालकमंत्री पाटील यांच्या हस्ते झाले. याप्रसंगी आमदार सुधीर गाडगीळ, माजी आमदार दिनकर पाटील, शहर जिल्हाध्यक्ष प्रकाश ढंग, भाजप किसान मोर्चाचे प्रदेश उपाध्यक्ष पृथ्वीराज पवार यांच्यासह पदाधिकारी उपस्थित होते.पालकमंत्री पाटील म्हणाले, संजय राऊत यांची प्रत्येक गोष्टीत छिद्र दिसते. त्यांची नजर पिवळी वाटते. त्यांना कावीळ झाली असून, मला माहिती आहे त्याच्यावर काय औषध आहे. ते औषध मिळेपर्यंत असेच करत राहतील. पंतप्रधान नरेंद्र मोदी तब्बल पंधरा वर्षे गुजरातचे मुख्यमंत्री राहिले होते. त्यानंतर देशाचे पंतप्रधान झाले असून, अकरा वर्षे काम करीत आहे. मुख्यमंत्री आणि पंतप्रधान असे मिळून तब्बल २६ वर्षे एका उच्चपदावर राहण्याचा त्यांनी विक्रम केला. भारतात सोडा जगातही असा विक्रम कुणाला करता आला नाही. त्यांनी केलेल्या कामांचा लेखाजोखा आम्ही प्रदर्शनाच्या माध्यमातून मांडला आहे. मागील अकरा वर्षांत पंचवीस कोटी लोकांना मोदींनी दारिद्र्यरेषेतून वर आणले. ज्यांना घर नाही, गॅस नाही, नळपाणी नसलेल्या लोकांना मदत केली. नागरिकांना मोफत धान्य, आयुष्मान भारतमधून आरोग्य सुविधा मिळाल्या. झोपडपट्टीपासून ते अंबानीपर्यंत असा एकही घटक नाही, ज्यांना काही मिळाले नाही, अशी मोदींची अकरा वर्षांची कारकीर्द प्रदर्शनातून मांडण्यात आली आहे. राज ठाकरेंचा अंदाज येणे कठीणराज ठाकरे हे वादळी व्यक्तिमत्त्व आहे. वादळाचा जसा अंदाज येत नाही, तसा त्यांचाही अंदाज कोणी सांगू शकत नाही. लवकरच आपल्याला कळेल, वादळाची दिशा काय ते समजेल, असे उच्च तंत्रशिक्षण मंत्री चंद्रकांत पाटील यांनी सांगितले. FOLLOW US : Copyright © 2025 Lokmat Media Pvt Ltd</w:t>
       </w:r>
     </w:p>
     <w:p>
@@ -4259,16 +4727,16 @@
       </w:pPr>
       <w:r>
         <w:rPr/>
-        <w:t>Article 110</w:t>
-      </w:r>
-    </w:p>
-    <w:p>
-      <w:pPr>
-        <w:pStyle w:val="Normal"/>
-      </w:pPr>
-      <w:r>
-        <w:rPr/>
-        <w:t>Title: Chandrakant Patil Dhananjay Mahadik : भाजपमधील संघर्षाचा वणवा स्थानिकला पेटणार? वर्चस्व ठेवण्यासाठी मंत्री पाटील-महाडिकांच्यात ईर्षा</w:t>
+        <w:t>Article 122</w:t>
+      </w:r>
+    </w:p>
+    <w:p>
+      <w:pPr>
+        <w:pStyle w:val="Normal"/>
+      </w:pPr>
+      <w:r>
+        <w:rPr/>
+        <w:t>Title: पुण्यात वारकऱ्यांसाठी ‘फिरता दवाखाना’; मंत्री चंद्रकांत पाटील यांच्या हस्ते उद्घाटन</w:t>
       </w:r>
     </w:p>
     <w:p>
@@ -4280,16 +4748,16 @@
         <w:t xml:space="preserve">URL: </w:t>
       </w:r>
       <w:r>
-        <w:t xml:space="preserve"> https://sarkarnama.esakal.com/maharashtra/paschim-maharashtra/silent-clash-between-chandrakant-patil-and-dhananjay-mahadik-ahead-of-local-body-elections-as11-rg93</w:t>
-      </w:r>
-    </w:p>
-    <w:p>
-      <w:pPr>
-        <w:pStyle w:val="Normal"/>
-      </w:pPr>
-      <w:r>
-        <w:rPr/>
-        <w:t>Content: Kolhapur News : कोल्हापूर जिल्ह्यातील भाजपमधील जुन्या-नव्या कार्यकर्त्यावरून अंतर्गत वाद अद्याप न मिटल्याचे चित्र आहे. भाजप जिल्ह्याध्यक्ष निवडीवरून तो आणखी गडद झाला आहे. राज्याचे उच्च तंत्र शिक्षण मंत्री चंद्रकांत पाटील आणि राज्यसभेचे खासदार धनंजय महाडिक यांच्यातील सुप्त संघर्ष यानिमित्ताने पुन्हा चव्हाट्यावर आला आहे. त्याला आगामी स्थानिक स्वराज्य संस्थेच्या निवडणुकीची पार्श्वभूमीवर यामागे आहे. या निवडणुकीचे नेतृत्व कोणाकडे असावे यावरून सुरु असलेली ईर्षा आता भाजपच्या वर्तुळात चांगलीच रंगलीय. नुकत्याच पार पडलेल्या विधासभा निवडणुकीत महायुतीचा झेंडा जिल्ह्यातील दहा मतदार संघात फडकला. तर कोल्हापूर दक्षिण, इचलकरंजी आणि चंदगड विधानसभा मतदार संघात भाजपचे उमेदवार निवडून आले. त्यामुळे जिल्ह्यात आता भाजपची ताकद वाढली आहे. नुकतीच भाजपच्या संघटनात्मक निवडी झाल्या. यामध्ये ग्रामीण जिल्हाध्यक्ष म्हणून नाथाजी पाटील, राजवर्धन निंबाळकर यांची फेरनियुक्ती झाली. या नावांना कोणाचाच विरोध नव्हता. तर दुसरीकडे कोल्हापूर महानगर अध्यक्षावरून भाजपमधील ईर्षा चांगलीच पेटली होती. या पदासाठी माजी नगरसेवक अजित ठाणेकर आणि विद्यमान अध्यक्ष जाधव हे दोघेही इच्छुक होते. पक्षातील काही वरिष्ठ पदाधिकारी आणि खासदार धनंजय महाडिक यांनी ठाणेकर यांचे नाव सुचवले होते. तर मंत्री चंद्रकांत पाटील यांनी जाधव यांच्या नावाचा आग्रह धरला होता. खासदार महाडिक यांनी माजी नगरसेवक अजित तर, मंत्री पाटील विजय जाधव यांच्या नावावर ठाम होते. दोन दिवसापूर्वी रखडलेली जिल्ह्याध्यक्ष पदाची यादी जाहीर झाली. त्यात मंत्री चंद्रकांत पाटील यांनी बाजी मारली. मात्र यावरून भाजपमधील संघर्ष आणखी गडद झाला आहे. आगामी महापालिका आणि जिल्हा परिषद निवडणुकीच्या अनुषंगाने हा अंतर्गत संघर्ष समोर आला आहे. कारण वस्तुस्थिती माहित गेलेल्या काही दिवसापासून महाडिक यांनी स्थानिक स्वराज्य संस्थेच्या निवडणुकीसाठी यंत्रणा सज्ज ठेवली आहे. महापालिका, जिल्हा परिषद आणि नगरपालिका निवडणुकीची सगळी सूत्रे पक्षाने खासदार धनंजय महाडिक यांच्याकडेच उमेदवार निश्‍चित करणे, निवडणुकीची रणनीती आखणे याची जबाबदारी दिली आहे. मंत्री पाटील यांच्याकडून कोल्हापूर दौऱ्यावर आल्यानंतर जोडण्याचा सपाटा सुरु ठेवला आहे. महाडिक गटाच्या राजकारणात सक्रिय असणारे सुहार लटोरे हे सध्या मंत्री चंद्रकांत पाटील यांना स्थानिक राजकारणात साहाय्य करत असल्याचे दिसतात. तर माजी नगरसेवक प्रा. जयंत पाटील हे खासदार धनंजय महाडिक यांच्या साहाय्यकाच्या भूमिकेत दिसत आहेत. त्यामुळे स्थानिक स्वराज्य संस्थेच्या निवडणुकांवर वर्चस्व राखण्यासाठी आपल्या मर्जीतील अध्यक्ष असावा यासाठी दोन नेत्यांमधील ईर्षा दिसून आली. सरकारनामाचे सदस्य व्हा शॉपिंगसाठी 'सकाळ प्राईम डील्स'च्या भन्नाट ऑफर्स पाहण्यासाठी क्लिक करा. Read Latest Marathi Political News, Breaking Political News from Maharashtra, India, Pune &amp; Mumbai at Sarkarnama. To Get Live Political Marathi News on Mobile, Download the Sarkarnama Mobile App for Android and IOS. सरकारनामा आता सर्व सोशल मीडिया प्लॅटफॉर्मवर. ताज्या राजकीय घडामोडींसाठी फेसबुक, ट्विटर, इन्स्टाग्राम, शेअर चॅट, टेलिग्रामवर आणि व्हॉट्सॲप आम्हाला फॉलो करा. तसेच, सरकारनामा यूट्यूब चॅनेलला आजच सबस्क्राइब करा. Follow Us Copyright © 2025 Sakal Media Group – All Rights Reserved Powered by Quintype वेबसाईटवर ब्राउझिंगचा अनुभव सर्वोत्तम असावा, यासाठी आम्ही कुकीजचा वापर करतो. कुकीजमुळे तुम्हाला तुमच्या आवडत्या मजकुराची शिफारस करता येते. आमचे गोपनीयता आणि कुकीजसंदर्भातील धोरण तुम्हाला मान्य आहे.</w:t>
+        <w:t xml:space="preserve"> https://www.loksatta.com/pune/in-pune-chandrakant-patil-inaugurated-free-medical-aid-through-mobile-clinic-for-warkaris-pune-print-news-tss-19-asj-82-5169425/</w:t>
+      </w:r>
+    </w:p>
+    <w:p>
+      <w:pPr>
+        <w:pStyle w:val="Normal"/>
+      </w:pPr>
+      <w:r>
+        <w:rPr/>
+        <w:t>Content: पुणे : ‘टाळ-मृदूंगाच्या नादात, विठू नामाच्या गजरात पंढरीच्या दिशेने ज्ञानोबा-तुकोबाची पालखी खांद्यावर घेऊन निघालेल्या वारकऱ्यांची सेवा म्हणजे साक्षात पांडुरंगाचा आशीर्वाद असतो,’ अशी भावना राज्याचे उच्च व तंत्रशिक्षण मंत्री चंद्रकांत पाटील यांनी गुरुवारी व्यक्त केली. सिम्बायोसिस आंतरराष्ट्रीय अभिमत विद्यापीठ आणि शीला राज साळवे ट्रस्ट यांच्या वतीने वारकऱ्यांसाठी सुरू करण्यात आलेल्या ‘फिरता दवाखाना’ या उपक्रमाचे उद्घाटन मंत्री चंद्रकांत पाटील यांच्या हस्ते करण्यात आले. त्यावेळी ते बोलत होते. ‘काँग्रेस’चे ज्येष्ठ नेते उल्हास पवार, ‘रिपब्लिकन पक्षा’चे राजेंद्र गवई, महापालिकेचे शहर अभियंता प्रशांत वाघमारे, माजी नगरसेवक ॲड. अविनाश साळवे, ‘सिंबायोसिस सोसायटी’चे संस्थापक डॉ. शां. ब. मुजुमदार, विश्वस्त संजीवनी मुजुमदार, प्रधान संचालिका डॉ. विद्या येरवडेकर, सिंबायोसिस आंतरराष्ट्रीय विद्यापीठाचे कुलगुरू डॉ. आर. रमण या वेळी उपस्थित होते. मंत्री पाटील म्हणाले,‘दरवर्षी लाखोंच्या संख्येने पांडुरंगाच्या दर्शनासाठी लाखो वारकरी जात असतात. त्यात भक्ती आणि शिस्त असते. आषाढी वारीसाठी निघालेल्या या वारकऱ्यांची सेवा करण्याची संधी मिळणे, हे भाग्य असते. वारकर्‍यांच्या सेवेत विठ्ठल-रुक्मिणीचा आशिर्वाद असतो. त्यामुळे अनेक लहान- मोठ्या संस्था, संघटना आणि व्यक्ती आपापल्यापरीने वारकऱ्यांची सेवा करतो.’ ‘वारकऱ्यांचा शीण उतरण्याचे काम करणारा हा ‘फिरता दवाखाना’ पर्यंत वारी असेल तोपर्यंत अविरतपणे चालू राहील,’ असा विश्वास डॉ. मुजुमदार यांनी व्यक्त केला. पालखी सोहळ्यात सहभागी होणाऱ्या वारकऱ्यांना पुण्यापासून जेजुरीपर्यंत औषधोपचार, प्रथमोपचार आणि सर्व प्रकारच्या मोफत वैद्यकीय सुविधा तज्ज्ञ डॉक्टरांमार्फत या दवाखान्यात उपलब्ध करून देण्यात येणार आहेत, असे ॲड. अविनाश साळवे यांनी सांगितले. बॉलीवूड अभिनेत्री दीपिका पादुकोणने 'स्पिरीट' चित्रपटातून एक्झिट घेतली कारण तिने आठ तासांच्या शिफ्टमध्ये काम करण्याची अट घातली होती, जी दिग्दर्शक संदीप रेड्डी वांगाने मान्य केली नाही. यावर अभिनेत्री रेणुका शहाणे यांनी प्रतिक्रिया देत, कामाचे तास वैयक्तिक निर्णय असल्याचे सांगितले. त्यांनी म्हटले की, कलाकार आणि निर्मात्यामध्ये आदर असावा. सोशल मीडियावर दीपिकाच्या निर्णयावर विविध प्रतिक्रिया उमटत आहेत.</w:t>
       </w:r>
     </w:p>
     <w:p>
@@ -4298,16 +4766,16 @@
       </w:pPr>
       <w:r>
         <w:rPr/>
-        <w:t>Article 111</w:t>
-      </w:r>
-    </w:p>
-    <w:p>
-      <w:pPr>
-        <w:pStyle w:val="Normal"/>
-      </w:pPr>
-      <w:r>
-        <w:rPr/>
-        <w:t>Title: संजय राऊतांना प्रत्येक गोष्टीत पिवळे दिसते, लवकरच औषध मिळेल, मंत्री चंद्रकांत पाटील यांचा मिश्कील टोला</w:t>
+        <w:t>Article 123</w:t>
+      </w:r>
+    </w:p>
+    <w:p>
+      <w:pPr>
+        <w:pStyle w:val="Normal"/>
+      </w:pPr>
+      <w:r>
+        <w:rPr/>
+        <w:t>Title: EPS Employees Pension | ईपीएस कर्मचाऱ्यांना निवृत्तीवेतन मिळण्यासाठी पाठपुरावा करू : चंद्रकांत पाटील</w:t>
       </w:r>
     </w:p>
     <w:p>
@@ -4319,16 +4787,16 @@
         <w:t xml:space="preserve">URL: </w:t>
       </w:r>
       <w:r>
-        <w:t xml:space="preserve"> https://www.lokmat.com/maharashtra/sanjay-raut-sees-yellow-in-everything-will-get-medicine-soon-minister-chandrakant-patil-criticism-a-a746/</w:t>
-      </w:r>
-    </w:p>
-    <w:p>
-      <w:pPr>
-        <w:pStyle w:val="Normal"/>
-      </w:pPr>
-      <w:r>
-        <w:rPr/>
-        <w:t>Content: हिंदी | English सोमवार १ सप्टेंबर २०२५ FOLLOW US : शहरं व्हिडीओ सखी आणखी By ऑनलाइन लोकमत | Updated: June 16, 2025 13:48 IST2025-06-16T13:47:49+5:302025-06-16T13:48:23+5:30 सांगली : संजय राऊतांना प्रत्येक गोष्टीत पिवळे दिसते. कावीळ झाल्यावर सारे पिवळे दिसते, तसे झाले आहे. या कावीळवर औषध मिळते, ते लवकरच त्यांना मिळेल, असा मिश्कील टोला जिल्ह्याचे पालकमंत्रीचंद्रकांत पाटील यांनी लगावला.सांगली मारुती चौकात भाजप सांगली शहरतर्फे मोदी सरकारच्या ११ वर्षांतील उल्लेखनीय विकासकामांच्या चित्रप्रदर्शनाचे उद्घाटन पालकमंत्री पाटील यांच्या हस्ते झाले. याप्रसंगी आमदार सुधीर गाडगीळ, माजी आमदार दिनकर पाटील, शहर जिल्हाध्यक्ष प्रकाश ढंग, भाजप किसान मोर्चाचे प्रदेश उपाध्यक्ष पृथ्वीराज पवार यांच्यासह पदाधिकारी उपस्थित होते.पालकमंत्री पाटील म्हणाले, संजय राऊत यांची प्रत्येक गोष्टीत छिद्र दिसते. त्यांची नजर पिवळी वाटते. त्यांना कावीळ झाली असून, मला माहिती आहे त्याच्यावर काय औषध आहे. ते औषध मिळेपर्यंत असेच करत राहतील. पंतप्रधान नरेंद्र मोदी तब्बल पंधरा वर्षे गुजरातचे मुख्यमंत्री राहिले होते. त्यानंतर देशाचे पंतप्रधान झाले असून, अकरा वर्षे काम करीत आहे. मुख्यमंत्री आणि पंतप्रधान असे मिळून तब्बल २६ वर्षे एका उच्चपदावर राहण्याचा त्यांनी विक्रम केला. भारतात सोडा जगातही असा विक्रम कुणाला करता आला नाही. त्यांनी केलेल्या कामांचा लेखाजोखा आम्ही प्रदर्शनाच्या माध्यमातून मांडला आहे. मागील अकरा वर्षांत पंचवीस कोटी लोकांना मोदींनी दारिद्र्यरेषेतून वर आणले. ज्यांना घर नाही, गॅस नाही, नळपाणी नसलेल्या लोकांना मदत केली. नागरिकांना मोफत धान्य, आयुष्मान भारतमधून आरोग्य सुविधा मिळाल्या. झोपडपट्टीपासून ते अंबानीपर्यंत असा एकही घटक नाही, ज्यांना काही मिळाले नाही, अशी मोदींची अकरा वर्षांची कारकीर्द प्रदर्शनातून मांडण्यात आली आहे. राज ठाकरेंचा अंदाज येणे कठीणराज ठाकरे हे वादळी व्यक्तिमत्त्व आहे. वादळाचा जसा अंदाज येत नाही, तसा त्यांचाही अंदाज कोणी सांगू शकत नाही. लवकरच आपल्याला कळेल, वादळाची दिशा काय ते समजेल, असे उच्च तंत्रशिक्षण मंत्री चंद्रकांत पाटील यांनी सांगितले. FOLLOW US : Copyright © 2025 Lokmat Media Pvt Ltd</w:t>
+        <w:t xml:space="preserve"> https://pudhari.news/maharashtra/kolhapur/chandrakant-patil-pledges-pursuit-for-eps-employees-pension-rights-as80</w:t>
+      </w:r>
+    </w:p>
+    <w:p>
+      <w:pPr>
+        <w:pStyle w:val="Normal"/>
+      </w:pPr>
+      <w:r>
+        <w:rPr/>
+        <w:t>Content: EPS Employees Retirement benefits गुडाळ : मी सुद्धा गिरणी कामगाराचा मुलगा असल्यामुळे निवृत्तीनंतर च्या काळातील कामगारांच्या व्यथांची मला जाणीव आहे. ईपीएस 95 मधील कर्मचाऱ्यांना पुरेसे निवृत्तीवेतन मिळावे, यासाठी आपण पाठपुरावा करू, अशी ग्वाही भाजपचे ज्येष्ठ नेते आणि उच्च व तंत्र शिक्षण मंत्री चंद्रकांत पाटील यांनी दिली. गुडाळ (ता. राधानगरी) येथे ई पी एस 95 आंदोलनातील कर्मचाऱ्यांनी मंत्री पाटील यांची भेट घेऊन त्यांना संघटनेचे मागण्यांचे निवेदन सादर केले. यावेळी ते बोलत होते. ईपीएस कर्मचाऱ्यांचे हजारो कोटी रुपये सरकारकडे शिल्लक असूनही सहकारी संस्थांमधून निवृत्त झालेल्या कर्मचाऱ्यांना अतिशय तुटपुंजी पेन्शन मिळत आहे. याकडे शिष्टमंडळाने त्यांचे लक्ष वेधले. निवृत्त कर्मचाऱ्यांना किमान दहा हजार मासिक निवृत्ती वेतन मिळावे, अशी आग्रही मागणीही शिष्टमंडळाने केली. या शिष्टमंडळात शिवाजी सावंत (खिंडी व्हरवडे ), एम टी डोंगळे (घोटवडे), शामराव चौगले (सोन्याची शिरोली), सखाराम पाटील (गुडाळ), हिंदुराव खांडेकर (खिंडी व्हरवडे), सुनील पाटील (आवळी खुर्द), बंडोपंत मोहिते (करंजफेण) आदींचा समावेश होता. यावेळी भाजपचे जिल्हा उपाध्यक्ष संभाजीराव आरडे, राज्य कार्यकारणी सदस्य लहूसो जरग, पांडुरंग आवळकर हेही उपस्थित होते. 'Pudhari' is excited to announce the relaunch of its Android and iOS apps. Stay updated with the latest news at your fingertips. Android and iOS Download now and stay updated, anytime, anywhere. Pudhari Publications Private Limited</w:t>
       </w:r>
     </w:p>
     <w:p>
@@ -4337,16 +4805,16 @@
       </w:pPr>
       <w:r>
         <w:rPr/>
-        <w:t>Article 112</w:t>
-      </w:r>
-    </w:p>
-    <w:p>
-      <w:pPr>
-        <w:pStyle w:val="Normal"/>
-      </w:pPr>
-      <w:r>
-        <w:rPr/>
-        <w:t>Title: Chandrakant Patil: पुणे पोलिस दलात लवकरच एक हजार जणांना घेणार; चंद्रकांत पाटील यांची माहिती</w:t>
+        <w:t>Article 124</w:t>
+      </w:r>
+    </w:p>
+    <w:p>
+      <w:pPr>
+        <w:pStyle w:val="Normal"/>
+      </w:pPr>
+      <w:r>
+        <w:rPr/>
+        <w:t>Title: Jalgaon Politics | शेतकऱ्यांचे आंदोलन चिघळले : आमदार चंद्रकांत पाटील पोलिसांच्या ताब्यात !</w:t>
       </w:r>
     </w:p>
     <w:p>
@@ -4358,16 +4826,16 @@
         <w:t xml:space="preserve">URL: </w:t>
       </w:r>
       <w:r>
-        <w:t xml:space="preserve"> https://www.esakal.com/pune/1000-new-recruits-to-join-pune-police-soon-minister-chandrakant-patil-vsb99</w:t>
-      </w:r>
-    </w:p>
-    <w:p>
-      <w:pPr>
-        <w:pStyle w:val="Normal"/>
-      </w:pPr>
-      <w:r>
-        <w:rPr/>
-        <w:t>Content: पुणे/सिंहगड रस्ता : पोलिस भरतीत निवड झालेल्या वीस हजार उमेदवारांचे सध्या प्रशिक्षण सुरू असून, लवकरच त्यापैकी किमान एक हजार प्रशिक्षणार्थींना पुणे शहर पोलिस दलात सहभागी करून घेतले जाईल, अशी माहिती उच्च व तंत्रशिक्षणमंत्री चंद्रकांत पाटील यांनी दिली. Follow Us Copyright © 2025 - Sakal Media Pvt Ltd - All rights reserved. Powered by Quintype</w:t>
+        <w:t xml:space="preserve"> https://pudhari.news/maharashtra/north-maharashtra/jalgaon/jalgaon-politics-farmers-protest-escalates-mla-chandrakant-patil-in-police-custody-ar84</w:t>
+      </w:r>
+    </w:p>
+    <w:p>
+      <w:pPr>
+        <w:pStyle w:val="Normal"/>
+      </w:pPr>
+      <w:r>
+        <w:rPr/>
+        <w:t>Content: जळगाव : मुक्ताईनगर तालुक्यातील खामखेडा येथील राष्ट्रीय महामार्गाच्या कामातील भूमी अधिग्रहणातील घोटाळाबाबत शेतकऱ्यांचे आंदोलन चिघळले आहे. यामध्ये मंगळवार (दि.22) रोजी आमदार चंद्रकांत पाटील यांना ताब्यात घेण्यात आल्याने आंदोलनाला तीव्र स्वरुप प्राप्त झाले आहे. सध्या इंदूर ते हैदराबाद महामार्गाच्या चौपदरीकरणाचे काम सुरू असून यात खामखेडा परिसरातील शेतकऱ्यांना योग्य तो मोबदला न मिळाल्याने या भागातील शेतकऱ्यांनी आंदोलन सुरू केले आहे. काही दिवसांपासून सदर कामाच्या ठेकेदाराने अरेरावी करत शेतकऱ्यांच्या केळी पिकामध्ये जेसीबी घालून ते पीक जमीनदोस्त करत केळी उत्पादकांच्या नाकी नऊ आणले. त्यामुळे शेतकऱ्यांनी जलसमाधी आंदोलन देखील केले होते. याप्रसंगी पोलीस व शेतकऱ्यांमध्ये झटापट झाली होती. त्यानंतरही शेतकऱ्यांचे आंदोलन सुरू असून आंदोलनाला तीव्र स्वरुप प्राप्त झाले आहे. दरम्यान, आमदार चंद्रकांत पाटील हे देखील या आंदोलनात सहभागी झाले असून आज मंगळवार (दि.22) रोजी आंदोलनाच्या ठिकाणी शेतकऱ्यांनी जोरदार घोषणा दिल्या. त्यानंतर वातावरण चिघळल्याने पोलिसांनी आंदोलनकर्ते शेतकऱ्यांसह आमदार चंद्रकांत पाटील यांना ताब्यात घेतले आहे. त्यांना ताब्यात घेऊन भुसावळ तालुका पोलीस स्थानकात आणले आहे. आमदार चंद्रकांत पाटील यांना पोलिसांनी ताब्यात घेतल्यानंतर पत्रकारांशी संवाद साधला असते ते म्हणाले, ताब्यात घेणे हे चुकीचं असून ही जुलूम शाही आहे. पोलिसांचे इतर विषयांवर लक्ष नाही का. याप्रकरणी मुक्ताईनगर पोलीस स्टेशन मध्ये गुन्हा दाखल करण्याची प्रक्रिया सुरू असल्याची माहिती पोलीस अधिकाऱ्यांनी दिली. आमदार चंद्रकांत पाटील यांना पोलिसांनी ताब्यात घेतल्यानंतर मुक्ताईनगर पोलीस स्टेशन मध्ये गुन्हा दाखल करण्यात आला असून लगेचच त्यांना सोडण्यात आले आहे. अशोक नखाते, जळगाव जिल्हा पोलीस अपर अधीक्षक 'Pudhari' is excited to announce the relaunch of its Android and iOS apps. Stay updated with the latest news at your fingertips. Android and iOS Download now and stay updated, anytime, anywhere. Pudhari Publications Private Limited</w:t>
       </w:r>
     </w:p>
     <w:p>
@@ -4376,16 +4844,16 @@
       </w:pPr>
       <w:r>
         <w:rPr/>
-        <w:t>Article 113</w:t>
-      </w:r>
-    </w:p>
-    <w:p>
-      <w:pPr>
-        <w:pStyle w:val="Normal"/>
-      </w:pPr>
-      <w:r>
-        <w:rPr/>
-        <w:t>Title: Jalgaon Politics | शेतकऱ्यांचे आंदोलन चिघळले : आमदार चंद्रकांत पाटील पोलिसांच्या ताब्यात !</w:t>
+        <w:t>Article 125</w:t>
+      </w:r>
+    </w:p>
+    <w:p>
+      <w:pPr>
+        <w:pStyle w:val="Normal"/>
+      </w:pPr>
+      <w:r>
+        <w:rPr/>
+        <w:t>Title: Vaibhav Patil joins BJP | वैभव पाटील यांच्या प्रवेशामुळे भाजप आणखी बळकट : चंद्रकांत पाटील</w:t>
       </w:r>
     </w:p>
     <w:p>
@@ -4397,16 +4865,16 @@
         <w:t xml:space="preserve">URL: </w:t>
       </w:r>
       <w:r>
-        <w:t xml:space="preserve"> https://pudhari.news/maharashtra/north-maharashtra/jalgaon/jalgaon-politics-farmers-protest-escalates-mla-chandrakant-patil-in-police-custody-ar84</w:t>
-      </w:r>
-    </w:p>
-    <w:p>
-      <w:pPr>
-        <w:pStyle w:val="Normal"/>
-      </w:pPr>
-      <w:r>
-        <w:rPr/>
-        <w:t>Content: जळगाव : मुक्ताईनगर तालुक्यातील खामखेडा येथील राष्ट्रीय महामार्गाच्या कामातील भूमी अधिग्रहणातील घोटाळाबाबत शेतकऱ्यांचे आंदोलन चिघळले आहे. यामध्ये मंगळवार (दि.22) रोजी आमदार चंद्रकांत पाटील यांना ताब्यात घेण्यात आल्याने आंदोलनाला तीव्र स्वरुप प्राप्त झाले आहे. सध्या इंदूर ते हैदराबाद महामार्गाच्या चौपदरीकरणाचे काम सुरू असून यात खामखेडा परिसरातील शेतकऱ्यांना योग्य तो मोबदला न मिळाल्याने या भागातील शेतकऱ्यांनी आंदोलन सुरू केले आहे. काही दिवसांपासून सदर कामाच्या ठेकेदाराने अरेरावी करत शेतकऱ्यांच्या केळी पिकामध्ये जेसीबी घालून ते पीक जमीनदोस्त करत केळी उत्पादकांच्या नाकी नऊ आणले. त्यामुळे शेतकऱ्यांनी जलसमाधी आंदोलन देखील केले होते. याप्रसंगी पोलीस व शेतकऱ्यांमध्ये झटापट झाली होती. त्यानंतरही शेतकऱ्यांचे आंदोलन सुरू असून आंदोलनाला तीव्र स्वरुप प्राप्त झाले आहे. दरम्यान, आमदार चंद्रकांत पाटील हे देखील या आंदोलनात सहभागी झाले असून आज मंगळवार (दि.22) रोजी आंदोलनाच्या ठिकाणी शेतकऱ्यांनी जोरदार घोषणा दिल्या. त्यानंतर वातावरण चिघळल्याने पोलिसांनी आंदोलनकर्ते शेतकऱ्यांसह आमदार चंद्रकांत पाटील यांना ताब्यात घेतले आहे. त्यांना ताब्यात घेऊन भुसावळ तालुका पोलीस स्थानकात आणले आहे. आमदार चंद्रकांत पाटील यांना पोलिसांनी ताब्यात घेतल्यानंतर पत्रकारांशी संवाद साधला असते ते म्हणाले, ताब्यात घेणे हे चुकीचं असून ही जुलूम शाही आहे. पोलिसांचे इतर विषयांवर लक्ष नाही का. याप्रकरणी मुक्ताईनगर पोलीस स्टेशन मध्ये गुन्हा दाखल करण्याची प्रक्रिया सुरू असल्याची माहिती पोलीस अधिकाऱ्यांनी दिली. आमदार चंद्रकांत पाटील यांना पोलिसांनी ताब्यात घेतल्यानंतर मुक्ताईनगर पोलीस स्टेशन मध्ये गुन्हा दाखल करण्यात आला असून लगेचच त्यांना सोडण्यात आले आहे. अशोक नखाते, जळगाव जिल्हा पोलीस अपर अधीक्षक 'Pudhari' is excited to announce the relaunch of its Android and iOS apps. Stay updated with the latest news at your fingertips. Android and iOS Download now and stay updated, anytime, anywhere. Pudhari Publications Private Limited</w:t>
+        <w:t xml:space="preserve"> https://pudhari.news/maharashtra/sangali/ncp-leader-vaibhav-patil-joins-bjp-chandrakant-patil-says-party-strengthened-as80</w:t>
+      </w:r>
+    </w:p>
+    <w:p>
+      <w:pPr>
+        <w:pStyle w:val="Normal"/>
+      </w:pPr>
+      <w:r>
+        <w:rPr/>
+        <w:t>Content: Vaibhav Patil joins BJP Chandrakant Patil विटा: खानापूर आटपाडी मतदारसंघाने नेहमी भाजप च्या पाठीशी उभे राहण्याची भूमिका घेतली. आता वैभव पाटील यांच्या प्रवेशाने या मतदार संघातील भाजप आणखी बळकट झाला आहे, असे उद्गार राज्याचे उच्च व तंत्रशिक्षण मंत्री चंद्रकांत पाटील यांनी काढले. विट्याचे माजी नगराध्यक्ष वैभव पाटील यांनी आपल्या समर्थकांसह मंगळवारी (दि.१०) मुंबई येथे भाजपमध्ये जाहीर प्रवेश केला. पक्षाचे कार्याध्यक्ष आमदार रवींद्र चव्हाण यांनी त्यांचे स्वागत केले. यावेळी मंत्री चंद्रकांत पाटील, जिल्हाध्यक्ष सम्राट महाडिक आणि आमदार सत्यजित देशमुख प्रमुख उपस्थित होते. चंद्रकांत पाटील म्हणाले की, वैभव पाटील यांच्या येण्याने खानापूर आटपाडी विधानसभा मतदार संघात भाजपची ताकद वाढली आहे. वैभव पाटील यांनी विधानसभा निवडणूक राष्ट्रवादी शरद पवार पक्षातून लढवली होती. वैभव पाटील व माजी आमदार सदाशिवराव पाटील यांची वर्षानुवर्षे विटा शहरावर सत्ता आहे. विट्यात आमचे विनोद गोसावी वकील, अनिल अप्पा बाबर असे जुने कार्यकर्ते आहेत. तसेच आमदार गोपीचंद पडळकर यांचे बंधू ब्रह्मानंद पडळकर व आटपाडीचे जिल्हा परिषदेचे माजी अध्यक्ष अमरसिंह देशमुख हे मोठे नेते देखील भाजपमध्ये काम करत आहेत. या सर्वांच्या बरोबर आता वैभव पाटील आल्याने पक्षाची मतदारसंघात मोठी ताकद वाढली आहे. विकासासाठी वैभव पाटील यांच्या पाठीशी राहू, असेही पाटील म्हणाले. दरम्यान, मुंबईत पक्षप्रवेश झाल्यानंतर विट्यात पाटील गटाने चौकात शक्तिप्रदर्शन केले. वैभव पाटील यांच्या प्रवेशासाठी युवक नेते पद्मसिंह पाटील व पृथ्वीराज पाटील यांच्या नेतृत्वाखाली हजारो कार्यकर्ते आज मुंबईला गेले होते. तिकडे प्रवेश होताच इकडे विट्याच्या शिवाजी चौकात फटाक्यांची आतषबाजी करण्यात आली. येत्या काही दिवसात विटा शहरात भाजपचा मोठा मेळावा घेऊन आम्ही शक्तिप्रदर्शन करणार असल्याचे जल्लोष करणाऱ्या पाटील समर्थकांनी सांगितले. 'Pudhari' is excited to announce the relaunch of its Android and iOS apps. Stay updated with the latest news at your fingertips. Android and iOS Download now and stay updated, anytime, anywhere. Pudhari Publications Private Limited</w:t>
       </w:r>
     </w:p>
     <w:p>
@@ -4415,16 +4883,16 @@
       </w:pPr>
       <w:r>
         <w:rPr/>
-        <w:t>Article 114</w:t>
-      </w:r>
-    </w:p>
-    <w:p>
-      <w:pPr>
-        <w:pStyle w:val="Normal"/>
-      </w:pPr>
-      <w:r>
-        <w:rPr/>
-        <w:t>Title: पुण्यात वारकऱ्यांसाठी ‘फिरता दवाखाना’; मंत्री चंद्रकांत पाटील यांच्या हस्ते उद्घाटन</w:t>
+        <w:t>Article 126</w:t>
+      </w:r>
+    </w:p>
+    <w:p>
+      <w:pPr>
+        <w:pStyle w:val="Normal"/>
+      </w:pPr>
+      <w:r>
+        <w:rPr/>
+        <w:t>Title: अहिल्यादेवी होळकरांचे कार्य प्रेरणादायी – चंद्रकांत पाटील</w:t>
       </w:r>
     </w:p>
     <w:p>
@@ -4436,16 +4904,16 @@
         <w:t xml:space="preserve">URL: </w:t>
       </w:r>
       <w:r>
-        <w:t xml:space="preserve"> https://www.loksatta.com/pune/in-pune-chandrakant-patil-inaugurated-free-medical-aid-through-mobile-clinic-for-warkaris-pune-print-news-tss-19-asj-82-5169425/</w:t>
-      </w:r>
-    </w:p>
-    <w:p>
-      <w:pPr>
-        <w:pStyle w:val="Normal"/>
-      </w:pPr>
-      <w:r>
-        <w:rPr/>
-        <w:t>Content: पुणे : ‘टाळ-मृदूंगाच्या नादात, विठू नामाच्या गजरात पंढरीच्या दिशेने ज्ञानोबा-तुकोबाची पालखी खांद्यावर घेऊन निघालेल्या वारकऱ्यांची सेवा म्हणजे साक्षात पांडुरंगाचा आशीर्वाद असतो,’ अशी भावना राज्याचे उच्च व तंत्रशिक्षण मंत्री चंद्रकांत पाटील यांनी गुरुवारी व्यक्त केली. सिम्बायोसिस आंतरराष्ट्रीय अभिमत विद्यापीठ आणि शीला राज साळवे ट्रस्ट यांच्या वतीने वारकऱ्यांसाठी सुरू करण्यात आलेल्या ‘फिरता दवाखाना’ या उपक्रमाचे उद्घाटन मंत्री चंद्रकांत पाटील यांच्या हस्ते करण्यात आले. त्यावेळी ते बोलत होते. ‘काँग्रेस’चे ज्येष्ठ नेते उल्हास पवार, ‘रिपब्लिकन पक्षा’चे राजेंद्र गवई, महापालिकेचे शहर अभियंता प्रशांत वाघमारे, माजी नगरसेवक ॲड. अविनाश साळवे, ‘सिंबायोसिस सोसायटी’चे संस्थापक डॉ. शां. ब. मुजुमदार, विश्वस्त संजीवनी मुजुमदार, प्रधान संचालिका डॉ. विद्या येरवडेकर, सिंबायोसिस आंतरराष्ट्रीय विद्यापीठाचे कुलगुरू डॉ. आर. रमण या वेळी उपस्थित होते. मंत्री पाटील म्हणाले,‘दरवर्षी लाखोंच्या संख्येने पांडुरंगाच्या दर्शनासाठी लाखो वारकरी जात असतात. त्यात भक्ती आणि शिस्त असते. आषाढी वारीसाठी निघालेल्या या वारकऱ्यांची सेवा करण्याची संधी मिळणे, हे भाग्य असते. वारकर्‍यांच्या सेवेत विठ्ठल-रुक्मिणीचा आशिर्वाद असतो. त्यामुळे अनेक लहान- मोठ्या संस्था, संघटना आणि व्यक्ती आपापल्यापरीने वारकऱ्यांची सेवा करतो.’ ‘वारकऱ्यांचा शीण उतरण्याचे काम करणारा हा ‘फिरता दवाखाना’ पर्यंत वारी असेल तोपर्यंत अविरतपणे चालू राहील,’ असा विश्वास डॉ. मुजुमदार यांनी व्यक्त केला. पालखी सोहळ्यात सहभागी होणाऱ्या वारकऱ्यांना पुण्यापासून जेजुरीपर्यंत औषधोपचार, प्रथमोपचार आणि सर्व प्रकारच्या मोफत वैद्यकीय सुविधा तज्ज्ञ डॉक्टरांमार्फत या दवाखान्यात उपलब्ध करून देण्यात येणार आहेत, असे ॲड. अविनाश साळवे यांनी सांगितले. बॉलीवूड अभिनेत्री दीपिका पादुकोणने 'स्पिरीट' चित्रपटातून एक्झिट घेतली कारण तिने आठ तासांच्या शिफ्टमध्ये काम करण्याची अट घातली होती, जी दिग्दर्शक संदीप रेड्डी वांगाने मान्य केली नाही. यावर अभिनेत्री रेणुका शहाणे यांनी प्रतिक्रिया देत, कामाचे तास वैयक्तिक निर्णय असल्याचे सांगितले. त्यांनी म्हटले की, कलाकार आणि निर्मात्यामध्ये आदर असावा. सोशल मीडियावर दीपिकाच्या निर्णयावर विविध प्रतिक्रिया उमटत आहेत.</w:t>
+        <w:t xml:space="preserve"> https://www.loksatta.com/maharashtra/ahilyadevi-holkar-jayanti-2025-bjp-chandrakant-patil-in-solapur-css-98-5126268/</w:t>
+      </w:r>
+    </w:p>
+    <w:p>
+      <w:pPr>
+        <w:pStyle w:val="Normal"/>
+      </w:pPr>
+      <w:r>
+        <w:rPr/>
+        <w:t>Content: सोलापूर : पुण्यश्लोक अहिल्यादेवी होळकरांनी संपूर्ण देशभरात १२ हजारांहून अधिक मंदिरांचा जीर्णोद्धार केला. पाण्यासाठी पाणवठे आणि बारवांची निर्मिती करून जलव्यवस्थापनाचे उत्कृष्ट कार्य केले. त्यांचा आदर्श राज्य कारभार, युद्धनीती आणि न्यायव्यवस्थेतून आजही नव्या पिढीला प्रेरणा मिळते, असे गौरवोद्गार उच्च व तंत्र शिक्षण मंत्री चंद्रकांत पाटील यांनी काढले. पुण्यश्लोक अहिल्यादेवी होळकर सोलापूर विद्यापीठात पुण्यश्लोक अहिल्यादेवींच्या त्रिशताब्दी जयंतीनिमित्त आयोजित कार्यक्रमात ते बोलत होते. यावेळी व्यासपीठावर ग्रामविकास, पंचायतराज तथा सोलापूरचे पालकमंत्री जयकुमार गोरे, आमदार रणजितसिंह मोहिते-पाटील, विद्यापीठाचे कुलगुरू प्रा. डॉ. प्रकाश महानवर आदी उपस्थित होते. पुण्यश्लोक अहिल्यादेवी होळकर सोलापूर विद्यापीठात सुमारे १४ कोटी रुपये खर्च करून उभारण्यात येणाऱ्या अहिल्यादेवींच्या स्मारकाचे काम येत्या दोन दिवसांत पूर्ण होईल, असा विश्वास सोलापूरचे पालकमंत्री जयकुमार गोरे यांनी यावेळी बोलताना व्यक्त केला. अहिल्यादेवींच्या आदर्श समाज व्यवस्था आणि न्यायव्यवस्थेचे अनुकरण आजच्या पिढीने केले पाहिजे, अशी अपेक्षा त्यांनी व्यक्त केली. विद्यापीठाच्या नवीन प्रशासकीय इमारतीकडे जाणाऱ्या रस्त्याच्या कामासाठी निधी मंजूर झाला आहे. वन विभागाच्या मालकीच्या जमिनीवरून विद्यापीठात रस्ता जात असल्याने होणारी कायदेशीर अडचण दूर केली जात असल्याचा दावा त्यांनी केला. कुलगुरू प्रा. डॉ. महानवर यांनी विद्यापीठाच्या प्रगतिपथावरील कामकाजाचा आढावा घेतला. यावेळी सोलापूर महानगरपालिकेचे आयुक्त डॉ. सचिन ओंबासे यांच्यासह विद्यापीठाचे प्र-कुलगुरू प्रा. लक्ष्मीकांत दामा, प्रभारी कुलसचिव डॉ. अतुल लकडे, भाजपच्या शहराध्यक्षा रोहिणी तडवळकर, जिल्हाध्यक्ष शशिकांत चव्हाण, विद्यापीठाचे व्यवस्थापन परिषदेचे सदस्य तथा रिपाइं आठवले गटाचे प्रदेशाध्यक्ष राजा सरवदे आदींची उपस्थिती होती. डॉ. तेजस्विनी कांबळे व प्रा. श्रुती देवळे यांनी कार्यक्रमाचे सूत्रसंचालन केले. अभिनेत्री अंकिता लोखंडेला इंडस्ट्रीत १६ वर्षं पूर्ण झाली आहेत आणि 'पवित्र रिश्ता' मालिकेलाही १६ वर्षं पूर्ण झाली आहेत. अंकितानं अर्चना ही भूमिका साकारली होती, तर दिवंगत अभिनेता सुशांत सिंह राजपूत मुख्य भूमिकेत होता. अंकितानं यूट्यूब चॅनेलवर मालिकेबद्दलच्या आठवणी सांगितल्या. उषा नाडकर्णी यांनी भावूक होऊन एकटेपणाची भावना व्यक्त केली. अंकितानं सुशांतच्या मदतीबद्दलही कृतज्ञता व्यक्त केली.</w:t>
       </w:r>
     </w:p>
     <w:p>
@@ -4454,16 +4922,16 @@
       </w:pPr>
       <w:r>
         <w:rPr/>
-        <w:t>Article 115</w:t>
-      </w:r>
-    </w:p>
-    <w:p>
-      <w:pPr>
-        <w:pStyle w:val="Normal"/>
-      </w:pPr>
-      <w:r>
-        <w:rPr/>
-        <w:t>Title: EPS Employees Pension | ईपीएस कर्मचाऱ्यांना निवृत्तीवेतन मिळण्यासाठी पाठपुरावा करू : चंद्रकांत पाटील</w:t>
+        <w:t>Article 127</w:t>
+      </w:r>
+    </w:p>
+    <w:p>
+      <w:pPr>
+        <w:pStyle w:val="Normal"/>
+      </w:pPr>
+      <w:r>
+        <w:rPr/>
+        <w:t>Title: Art Diploma Admission: कला पदविका अभ्यासक्रमाला प्रवेश घेण्याची संधी: चंद्रकांत पाटील</w:t>
       </w:r>
     </w:p>
     <w:p>
@@ -4475,16 +4943,16 @@
         <w:t xml:space="preserve">URL: </w:t>
       </w:r>
       <w:r>
-        <w:t xml:space="preserve"> https://pudhari.news/maharashtra/kolhapur/chandrakant-patil-pledges-pursuit-for-eps-employees-pension-rights-as80</w:t>
-      </w:r>
-    </w:p>
-    <w:p>
-      <w:pPr>
-        <w:pStyle w:val="Normal"/>
-      </w:pPr>
-      <w:r>
-        <w:rPr/>
-        <w:t>Content: EPS Employees Retirement benefits गुडाळ : मी सुद्धा गिरणी कामगाराचा मुलगा असल्यामुळे निवृत्तीनंतर च्या काळातील कामगारांच्या व्यथांची मला जाणीव आहे. ईपीएस 95 मधील कर्मचाऱ्यांना पुरेसे निवृत्तीवेतन मिळावे, यासाठी आपण पाठपुरावा करू, अशी ग्वाही भाजपचे ज्येष्ठ नेते आणि उच्च व तंत्र शिक्षण मंत्री चंद्रकांत पाटील यांनी दिली. गुडाळ (ता. राधानगरी) येथे ई पी एस 95 आंदोलनातील कर्मचाऱ्यांनी मंत्री पाटील यांची भेट घेऊन त्यांना संघटनेचे मागण्यांचे निवेदन सादर केले. यावेळी ते बोलत होते. ईपीएस कर्मचाऱ्यांचे हजारो कोटी रुपये सरकारकडे शिल्लक असूनही सहकारी संस्थांमधून निवृत्त झालेल्या कर्मचाऱ्यांना अतिशय तुटपुंजी पेन्शन मिळत आहे. याकडे शिष्टमंडळाने त्यांचे लक्ष वेधले. निवृत्त कर्मचाऱ्यांना किमान दहा हजार मासिक निवृत्ती वेतन मिळावे, अशी आग्रही मागणीही शिष्टमंडळाने केली. या शिष्टमंडळात शिवाजी सावंत (खिंडी व्हरवडे ), एम टी डोंगळे (घोटवडे), शामराव चौगले (सोन्याची शिरोली), सखाराम पाटील (गुडाळ), हिंदुराव खांडेकर (खिंडी व्हरवडे), सुनील पाटील (आवळी खुर्द), बंडोपंत मोहिते (करंजफेण) आदींचा समावेश होता. यावेळी भाजपचे जिल्हा उपाध्यक्ष संभाजीराव आरडे, राज्य कार्यकारणी सदस्य लहूसो जरग, पांडुरंग आवळकर हेही उपस्थित होते. 'Pudhari' is excited to announce the relaunch of its Android and iOS apps. Stay updated with the latest news at your fingertips. Android and iOS Download now and stay updated, anytime, anywhere. Pudhari Publications Private Limited</w:t>
+        <w:t xml:space="preserve"> https://pudhari.news/maharashtra/pune/chandrakant-patil-on-art-diploma-admission-sb97</w:t>
+      </w:r>
+    </w:p>
+    <w:p>
+      <w:pPr>
+        <w:pStyle w:val="Normal"/>
+      </w:pPr>
+      <w:r>
+        <w:rPr/>
+        <w:t>Content: पुणे: दहावीनंतरच्या कला पदविका अभ्यासक्रमासाठी कला संचालनालय, महाराष्ट्र राज्य यांच्यामार्फत शैक्षणिक वर्ष 2025-26 करिता प्रवेश प्रक्रिया सुरू झाली असून, इच्छुक आणि पात्र विद्यार्थ्यांनी वेळापत्रक पाहून प्रवेश घ्यावा, असे आवाहन राज्याचे उच्च व तंत्रशिक्षणमंत्री चंद्रकांत पाटील यांनी केले आहे. कला पदविका अभ्यासक्रमाच्या प्रवेश संख्या वाढविण्याच्या द़ृष्टीने ज्या विद्यार्थ्यांनी शैक्षणिक वर्ष 2024-25 मध्ये एलिमेंटरी व इंटरमिजिएट ड्रॉईंग ग्रेड परीक्षा दिलेली आहे, अशा दहावीत शिक्षण घेत असलेल्या विद्यार्थ्यांना कला पदविका अभ्यासक्रमास प्रवेश घेता येतो. शैक्षणिक वर्ष 2025-26 मध्ये प्रवेश घेण्यासाठी 1 लाख 20 हजार 741 विद्यार्थ्यांच्या भ्रमणध्वनीवर संदेश पाठविण्यात आलेला आहे असेही पाटील यांनी स्पष्ट केले. (Latest Pune News) शैक्षणिक वर्ष 2025-26 करीता 1 वर्ष, 2 वर्षे व 3 वर्षे कालावधीच्या पदविका/प्रमाणपत्र अभ्यासक्रम शासकीय, शासनमान्य अनुदानित, विनाअनुदानित व कायम विनाअनुदानित कला संस्थांच्या प्रथम वर्षाच्या प्रवेश प्रक्रियेसाठी ऑनलाईन नोंदणी करणे, कागदपत्रांच्या स्कॅन छायाप्रती अपलोड करणे, कागदपत्रे पडताळणी करणे या प्रक्रियेच्या माहितीसाठी सूचना दि. 6 जून 2025 रोजीच प्रसिध्द करण्यात आली आहे. त्यानुसार, ऑनलाईन अर्ज करण्याची अंतिम मुदत 20 जून होती. परंतु काही विद्यार्थ्यांकडून ऑनलाईन अर्ज करण्याची मुदत वाढविण्याबाबत विचारणा झाल्यानंतर प्रथम वर्ष प्रवेश प्रक्रिया वेळापत्रक सुधारित करण्यात आले आहे. आता विद्यार्थी 5 जुलै 2025 पर्यंत आर्ज सादर करू शकतात. या प्रवेशाची पहिली तात्पुरती निवड यादी 8 जुलै 2025 रोजी प्रकाशित केली जाणार आहे. तसेच सर्व प्रकारच्या उमेदवारांसाठी निवड यादीबाबत काही तक्रार असल्यास त्यांना त्यांच्या लॉगिनमधून 9 जुलै पर्यंत तक्रार सादर करणे आवश्यक असेल. उमेदवारांसाठी पहिली निवड यादी 14 जुलै रोजी प्रसिद्ध होईल आणि संबधित महाविद्यालयात विद्यार्थ्यांना 15 जुलै 2025 ते 18 जुलै 2025 या कालावधीत प्रवेश घेता येणार असल्याचे स्पष्ट करण्यात आले आहे. 'Pudhari' is excited to announce the relaunch of its Android and iOS apps. Stay updated with the latest news at your fingertips. Android and iOS Download now and stay updated, anytime, anywhere. Pudhari Publications Private Limited</w:t>
       </w:r>
     </w:p>
     <w:p>
@@ -4493,16 +4961,16 @@
       </w:pPr>
       <w:r>
         <w:rPr/>
-        <w:t>Article 116</w:t>
-      </w:r>
-    </w:p>
-    <w:p>
-      <w:pPr>
-        <w:pStyle w:val="Normal"/>
-      </w:pPr>
-      <w:r>
-        <w:rPr/>
-        <w:t>Title: अहिल्यादेवी होळकरांचे कार्य प्रेरणादायी – चंद्रकांत पाटील</w:t>
+        <w:t>Article 128</w:t>
+      </w:r>
+    </w:p>
+    <w:p>
+      <w:pPr>
+        <w:pStyle w:val="Normal"/>
+      </w:pPr>
+      <w:r>
+        <w:rPr/>
+        <w:t>Title: Chandrakant Patil : भाजपचं महायुतीत मोठा भाऊ ? शासकीय कमिट्यांवर 50 टक्के नियुक्त्या; चंद्रकांत पाटलांचे कार्यकर्यांना आदेश</w:t>
       </w:r>
     </w:p>
     <w:p>
@@ -4514,16 +4982,16 @@
         <w:t xml:space="preserve">URL: </w:t>
       </w:r>
       <w:r>
-        <w:t xml:space="preserve"> https://www.loksatta.com/maharashtra/ahilyadevi-holkar-jayanti-2025-bjp-chandrakant-patil-in-solapur-css-98-5126268/</w:t>
-      </w:r>
-    </w:p>
-    <w:p>
-      <w:pPr>
-        <w:pStyle w:val="Normal"/>
-      </w:pPr>
-      <w:r>
-        <w:rPr/>
-        <w:t>Content: सोलापूर : पुण्यश्लोक अहिल्यादेवी होळकरांनी संपूर्ण देशभरात १२ हजारांहून अधिक मंदिरांचा जीर्णोद्धार केला. पाण्यासाठी पाणवठे आणि बारवांची निर्मिती करून जलव्यवस्थापनाचे उत्कृष्ट कार्य केले. त्यांचा आदर्श राज्य कारभार, युद्धनीती आणि न्यायव्यवस्थेतून आजही नव्या पिढीला प्रेरणा मिळते, असे गौरवोद्गार उच्च व तंत्र शिक्षण मंत्री चंद्रकांत पाटील यांनी काढले. पुण्यश्लोक अहिल्यादेवी होळकर सोलापूर विद्यापीठात पुण्यश्लोक अहिल्यादेवींच्या त्रिशताब्दी जयंतीनिमित्त आयोजित कार्यक्रमात ते बोलत होते. यावेळी व्यासपीठावर ग्रामविकास, पंचायतराज तथा सोलापूरचे पालकमंत्री जयकुमार गोरे, आमदार रणजितसिंह मोहिते-पाटील, विद्यापीठाचे कुलगुरू प्रा. डॉ. प्रकाश महानवर आदी उपस्थित होते. पुण्यश्लोक अहिल्यादेवी होळकर सोलापूर विद्यापीठात सुमारे १४ कोटी रुपये खर्च करून उभारण्यात येणाऱ्या अहिल्यादेवींच्या स्मारकाचे काम येत्या दोन दिवसांत पूर्ण होईल, असा विश्वास सोलापूरचे पालकमंत्री जयकुमार गोरे यांनी यावेळी बोलताना व्यक्त केला. अहिल्यादेवींच्या आदर्श समाज व्यवस्था आणि न्यायव्यवस्थेचे अनुकरण आजच्या पिढीने केले पाहिजे, अशी अपेक्षा त्यांनी व्यक्त केली. विद्यापीठाच्या नवीन प्रशासकीय इमारतीकडे जाणाऱ्या रस्त्याच्या कामासाठी निधी मंजूर झाला आहे. वन विभागाच्या मालकीच्या जमिनीवरून विद्यापीठात रस्ता जात असल्याने होणारी कायदेशीर अडचण दूर केली जात असल्याचा दावा त्यांनी केला. कुलगुरू प्रा. डॉ. महानवर यांनी विद्यापीठाच्या प्रगतिपथावरील कामकाजाचा आढावा घेतला. यावेळी सोलापूर महानगरपालिकेचे आयुक्त डॉ. सचिन ओंबासे यांच्यासह विद्यापीठाचे प्र-कुलगुरू प्रा. लक्ष्मीकांत दामा, प्रभारी कुलसचिव डॉ. अतुल लकडे, भाजपच्या शहराध्यक्षा रोहिणी तडवळकर, जिल्हाध्यक्ष शशिकांत चव्हाण, विद्यापीठाचे व्यवस्थापन परिषदेचे सदस्य तथा रिपाइं आठवले गटाचे प्रदेशाध्यक्ष राजा सरवदे आदींची उपस्थिती होती. डॉ. तेजस्विनी कांबळे व प्रा. श्रुती देवळे यांनी कार्यक्रमाचे सूत्रसंचालन केले. अभिनेत्री अंकिता लोखंडेला इंडस्ट्रीत १६ वर्षं पूर्ण झाली आहेत आणि 'पवित्र रिश्ता' मालिकेलाही १६ वर्षं पूर्ण झाली आहेत. अंकितानं अर्चना ही भूमिका साकारली होती, तर दिवंगत अभिनेता सुशांत सिंह राजपूत मुख्य भूमिकेत होता. अंकितानं यूट्यूब चॅनेलवर मालिकेबद्दलच्या आठवणी सांगितल्या. उषा नाडकर्णी यांनी भावूक होऊन एकटेपणाची भावना व्यक्त केली. अंकितानं सुशांतच्या मदतीबद्दलही कृतज्ञता व्यक्त केली.</w:t>
+        <w:t xml:space="preserve"> https://sarkarnama.esakal.com/maharashtra/paschim-maharashtra/guardian-minister-chandrakant-patil-announces-opportunities-for-party-workers-in-district-and-taluka-committees-in-sangli-district-as11</w:t>
+      </w:r>
+    </w:p>
+    <w:p>
+      <w:pPr>
+        <w:pStyle w:val="Normal"/>
+      </w:pPr>
+      <w:r>
+        <w:rPr/>
+        <w:t>Content: Sangli News : आगामी स्थानिक स्वराज्य संस्थांच्या निवडणुका कधीही जाहीर होण्याची शक्यता आहे. याआधी सर्वच पक्ष आपली तयारी करताना दिसत असून आपल्या स्थानिक नेत्यांना बळ देण्याचे काम करत आहेत. अशातच सांगली जिल्ह्यात भाजप नेते तथा पालकमंत्री चंद्रकांत पाटील यांनी जिल्हा, तालुकास्तरावरील विविध सत्तावीस शासकीय कमिट्यांवर कार्यकर्त्यांना लवकरच संधी दिली जाईल, असे सुतोवाच केले आहेत. तसेच लवकरच 'महायुती'चा फॉर्म्युला ठरेल, असे सांगताना भाजप कार्यकर्त्यांची यादी तयार ठेवा, असे आदेश दिले आहेत. यामुळे जिल्ह्यात भाजपच मोठा भाऊ असून 50 टक्के नियुक्तीच्या जागा भाजपच्या वाट्याला येतील अशी चर्चा रंगली आहे. चंद्रकांत पाटील सोमवारी (ता.10) जिल्हा दौऱ्यावर होते. यावेळी त्यांनी भाजप जिल्हा कार्यकारिणीची बैठक घेतली. यावेळी आमदार सुरेश खाडे, आमदार सुधीर गाडगीळ, आमदार गोपीचंद पडळकर, भाजपचे पश्चिम महाराष्ट्र संघटन मंत्री मकरंद देशपांडे, भाजपचे जिल्हाध्यक्ष दीपक शिंदे, शहर जिल्हाध्यक्ष प्रकाश ढंग यांच्यासह इतर नेते उपस्थित होते. यावेळी चंद्रकांत पाटील यांनी, जिल्हा, तालुकास्तरीय विविध कमिट्या, जिल्हा नियोजन समिती, विशेष कार्यकारी अधिकारी आदी पदांवर कार्यकर्त्यांना संधी दिली जाईल. पण समाजातील सर्व घटकांतील कार्यकर्त्यांना ती देण्यात येईल. तर पक्षाशी एकनिष्ठ, पार्श्वभूमी आणि शिक्षण पाहिले जाणार आहे. महायुतीत भाजप, शिवसेना, राष्ट्रवादीसह घटकपक्ष आहेत. त्यामुळे सर्वांना संधी द्यावी लागणार आहे. याबाबत महालीचा अद्याप फॉर्म्युला ठरलेला नसून तो ही लवकरच ठरेल. यानंतरच भाजपच्या कार्यकर्त्यांना संधी दिली जाणार आहे. त्यामुळे यादी तयार करा, असे आदेश चंद्रकांत पाटील यांनी म्हटले आहे. दरम्यान महायुतीत स्थानिक समित्यांसाठी जागा वाटपाचा फॉर्म्युला ठरल्याचे बोलले जातेय. भाजप 50, राष्ट्रवादी काँग्रेस (अजित पवार) आणि शिवसेना (शिंदे) 25-25 टक्के जागा मिळण्याची शक्यता आहे. याची सुरूवात जिल्हा नियोजन समितीच्या 12 जागांपासून होणार असून सध्या पालकमंत्र्यांच्या शिफारशीवरून निश्चितीची प्रक्रिया सुरू आहे. सांगलीत जिल्ह्यात महायुतीत भाजप मोठा भाऊ असून भाजपला 50 टक्के जागा मिळतील. यामुळे जिल्हा नियोजन समितीत भाजपला सहा आणि राष्ट्रवादी गटाला तीन, तर शिंदे सेनेला तीन जागा मिळणार आहेत. सध्या या नियुक्त्या जागांच्या निश्चितीमुळे रखडल्या होत्या. पण आता जागा वाटपाचा फॉर्म्युला ठरल्याच्या चर्चा सुरू झाल्याने महायुतीतील घटक पक्षांमध्ये चुळबूळ सुरू झाली आहे. आमदार सदाभाऊ खोत यांच्या रयत क्रांती संघटनेला आणि आमदार विनय कोरे यांच्या जनसुराज्य पक्षाला वाटा मिळणार का असा सवाल आता दोन्ही संघटनांकडून केला जातोय. तर जिल्हा नियोजन समितीवर दावा केला जाण्याची शक्यता आहे. सरकारनामाचे सदस्य व्हा शॉपिंगसाठी 'सकाळ प्राईम डील्स'च्या भन्नाट ऑफर्स पाहण्यासाठी क्लिक करा. Read Latest Marathi Political News, Breaking Political News from Maharashtra, India, Pune &amp; Mumbai at Sarkarnama. To Get Live Political Marathi News on Mobile, Download the Sarkarnama Mobile App for Android and IOS. सरकारनामा आता सर्व सोशल मीडिया प्लॅटफॉर्मवर. ताज्या राजकीय घडामोडींसाठी फेसबुक, ट्विटर, इन्स्टाग्राम, शेअर चॅट, टेलिग्रामवर आणि व्हॉट्सॲप आम्हाला फॉलो करा. तसेच, सरकारनामा यूट्यूब चॅनेलला आजच सबस्क्राइब करा. Follow Us Copyright © 2025 Sakal Media Group – All Rights Reserved Powered by Quintype वेबसाईटवर ब्राउझिंगचा अनुभव सर्वोत्तम असावा, यासाठी आम्ही कुकीजचा वापर करतो. कुकीजमुळे तुम्हाला तुमच्या आवडत्या मजकुराची शिफारस करता येते. आमचे गोपनीयता आणि कुकीजसंदर्भातील धोरण तुम्हाला मान्य आहे.</w:t>
       </w:r>
     </w:p>
     <w:p>
@@ -4532,16 +5000,16 @@
       </w:pPr>
       <w:r>
         <w:rPr/>
-        <w:t>Article 117</w:t>
-      </w:r>
-    </w:p>
-    <w:p>
-      <w:pPr>
-        <w:pStyle w:val="Normal"/>
-      </w:pPr>
-      <w:r>
-        <w:rPr/>
-        <w:t>Title: Vaibhav Patil joins BJP | वैभव पाटील यांच्या प्रवेशामुळे भाजप आणखी बळकट : चंद्रकांत पाटील</w:t>
+        <w:t>Article 129</w:t>
+      </w:r>
+    </w:p>
+    <w:p>
+      <w:pPr>
+        <w:pStyle w:val="Normal"/>
+      </w:pPr>
+      <w:r>
+        <w:rPr/>
+        <w:t>Title: राष्ट्रवादीचे अस्तित्व केवळ पवार कुटुंबापुरतेच मर्यादित, मंत्री चंद्रकांत पाटील यांचे टीकास्त्र</w:t>
       </w:r>
     </w:p>
     <w:p>
@@ -4553,16 +5021,16 @@
         <w:t xml:space="preserve">URL: </w:t>
       </w:r>
       <w:r>
-        <w:t xml:space="preserve"> https://pudhari.news/maharashtra/sangali/ncp-leader-vaibhav-patil-joins-bjp-chandrakant-patil-says-party-strengthened-as80</w:t>
-      </w:r>
-    </w:p>
-    <w:p>
-      <w:pPr>
-        <w:pStyle w:val="Normal"/>
-      </w:pPr>
-      <w:r>
-        <w:rPr/>
-        <w:t>Content: Vaibhav Patil joins BJP Chandrakant Patil विटा: खानापूर आटपाडी मतदारसंघाने नेहमी भाजप च्या पाठीशी उभे राहण्याची भूमिका घेतली. आता वैभव पाटील यांच्या प्रवेशाने या मतदार संघातील भाजप आणखी बळकट झाला आहे, असे उद्गार राज्याचे उच्च व तंत्रशिक्षण मंत्री चंद्रकांत पाटील यांनी काढले. विट्याचे माजी नगराध्यक्ष वैभव पाटील यांनी आपल्या समर्थकांसह मंगळवारी (दि.१०) मुंबई येथे भाजपमध्ये जाहीर प्रवेश केला. पक्षाचे कार्याध्यक्ष आमदार रवींद्र चव्हाण यांनी त्यांचे स्वागत केले. यावेळी मंत्री चंद्रकांत पाटील, जिल्हाध्यक्ष सम्राट महाडिक आणि आमदार सत्यजित देशमुख प्रमुख उपस्थित होते. चंद्रकांत पाटील म्हणाले की, वैभव पाटील यांच्या येण्याने खानापूर आटपाडी विधानसभा मतदार संघात भाजपची ताकद वाढली आहे. वैभव पाटील यांनी विधानसभा निवडणूक राष्ट्रवादी शरद पवार पक्षातून लढवली होती. वैभव पाटील व माजी आमदार सदाशिवराव पाटील यांची वर्षानुवर्षे विटा शहरावर सत्ता आहे. विट्यात आमचे विनोद गोसावी वकील, अनिल अप्पा बाबर असे जुने कार्यकर्ते आहेत. तसेच आमदार गोपीचंद पडळकर यांचे बंधू ब्रह्मानंद पडळकर व आटपाडीचे जिल्हा परिषदेचे माजी अध्यक्ष अमरसिंह देशमुख हे मोठे नेते देखील भाजपमध्ये काम करत आहेत. या सर्वांच्या बरोबर आता वैभव पाटील आल्याने पक्षाची मतदारसंघात मोठी ताकद वाढली आहे. विकासासाठी वैभव पाटील यांच्या पाठीशी राहू, असेही पाटील म्हणाले. दरम्यान, मुंबईत पक्षप्रवेश झाल्यानंतर विट्यात पाटील गटाने चौकात शक्तिप्रदर्शन केले. वैभव पाटील यांच्या प्रवेशासाठी युवक नेते पद्मसिंह पाटील व पृथ्वीराज पाटील यांच्या नेतृत्वाखाली हजारो कार्यकर्ते आज मुंबईला गेले होते. तिकडे प्रवेश होताच इकडे विट्याच्या शिवाजी चौकात फटाक्यांची आतषबाजी करण्यात आली. येत्या काही दिवसात विटा शहरात भाजपचा मोठा मेळावा घेऊन आम्ही शक्तिप्रदर्शन करणार असल्याचे जल्लोष करणाऱ्या पाटील समर्थकांनी सांगितले. 'Pudhari' is excited to announce the relaunch of its Android and iOS apps. Stay updated with the latest news at your fingertips. Android and iOS Download now and stay updated, anytime, anywhere. Pudhari Publications Private Limited</w:t>
+        <w:t xml:space="preserve"> https://www.lokmat.com/sangli/ncp-existence-is-limited-to-the-pawar-family-only-minister-chandrakant-patils-criticism-a-a746/</w:t>
+      </w:r>
+    </w:p>
+    <w:p>
+      <w:pPr>
+        <w:pStyle w:val="Normal"/>
+      </w:pPr>
+      <w:r>
+        <w:rPr/>
+        <w:t>Content: हिंदी | English बुधवार ३ सप्टेंबर २०२५ FOLLOW US : शहरं व्हिडीओ सखी आणखी By ऑनलाइन लोकमत | Updated: May 15, 2025 11:39 IST2025-05-15T11:37:50+5:302025-05-15T11:39:04+5:30 सांगली : राष्ट्रवादी पक्ष हा राज्याचे उपमुख्यमंत्री अजित पवार, ज्येष्ठ नेते शरद पवार व खासदार सुप्रिया सुळे या पवार कुटुंबापुरता मर्यादित आहे. राष्ट्रवादी एकत्रिकरणाची केवळ चर्चाच आहे, अशी टीका जिल्ह्याचे पालकमंत्री चंद्रकांत पाटील यांनी बुधवारी सांगलीत पत्रकारांशी बोलताना केली. सांगलीत घरेलू कामगार आरोग्य तपासणी कार्यक्रमासाठी पालकमंत्री पाटील हे सांगली दौऱ्यावर आले होते. यावेळी पत्रकारांच्या प्रश्नावर ते म्हणाले, ‘दोन राष्ट्रवादी पक्ष एकत्र येणार अशा प्रकारच्या चर्चा पवार कुटुंबाबाबत नेहमीच होतात; पण, पुढे जाऊन त्या प्रत्यक्षात होत नाहीत. आताही सारखी चर्चा चालली आहे. अजित पवार, शरद पवार आणि सुप्रिया सुळे एवढाच त्यांचा पक्ष आहे. जयंत पाटील वगैरे हे सर्वजण लांब उभे असतात. तुम्ही काय निर्णय घेणार ते सांगा. या तिघांचा मिळून पक्ष आहे. रोहित पवार वगैरे हेदेखील सर्वजण लांबच आहेत. या तिघांच्या एकत्रीकरणाची अशी चर्चा खूप वेळा होते; पण ती काय अजून प्रत्यक्षात आलेली नाही,’ असे त्यांनी म्हटले आहे.जयंत पाटील, रोहित पवारांना चिमटापवार कुटुंबाच्या एकत्रित येण्याच्या चर्चेत पक्षातील अन्य कुणी नेते नसतात. अगदी राष्ट्रवादी शरदचंद्र पवार पक्षाचे प्रदेशाध्यक्ष जयंत पाटील हेही लांब थांबलेले आहेत. त्यांच्या निर्णयाची प्रतीक्षा करीत आहेत. काय निर्णय झाला, याची विचारणा करण्यासाठी लांबच थांबलेत. रोहित पवार हे या चर्चेपासून दूरच असतात, असा टोला पालकमंत्री पाटील यांनी लगावला. FOLLOW US : Copyright © 2025 Lokmat Media Pvt Ltd</w:t>
       </w:r>
     </w:p>
     <w:p>
@@ -4571,16 +5039,16 @@
       </w:pPr>
       <w:r>
         <w:rPr/>
-        <w:t>Article 118</w:t>
-      </w:r>
-    </w:p>
-    <w:p>
-      <w:pPr>
-        <w:pStyle w:val="Normal"/>
-      </w:pPr>
-      <w:r>
-        <w:rPr/>
-        <w:t>Title: Art Diploma Admission: कला पदविका अभ्यासक्रमाला प्रवेश घेण्याची संधी: चंद्रकांत पाटील</w:t>
+        <w:t>Article 130</w:t>
+      </w:r>
+    </w:p>
+    <w:p>
+      <w:pPr>
+        <w:pStyle w:val="Normal"/>
+      </w:pPr>
+      <w:r>
+        <w:rPr/>
+        <w:t>Title: Dhananjay Munde Resignation: ...तर देवेंद्र फडणवीस धनंजय मुंडेंना राजीनामा द्यायला लावतील; चंद्रकांत पाटलांचं सूचक वक्तव्य</w:t>
       </w:r>
     </w:p>
     <w:p>
@@ -4592,16 +5060,16 @@
         <w:t xml:space="preserve">URL: </w:t>
       </w:r>
       <w:r>
-        <w:t xml:space="preserve"> https://pudhari.news/maharashtra/pune/chandrakant-patil-on-art-diploma-admission-sb97</w:t>
-      </w:r>
-    </w:p>
-    <w:p>
-      <w:pPr>
-        <w:pStyle w:val="Normal"/>
-      </w:pPr>
-      <w:r>
-        <w:rPr/>
-        <w:t>Content: पुणे: दहावीनंतरच्या कला पदविका अभ्यासक्रमासाठी कला संचालनालय, महाराष्ट्र राज्य यांच्यामार्फत शैक्षणिक वर्ष 2025-26 करिता प्रवेश प्रक्रिया सुरू झाली असून, इच्छुक आणि पात्र विद्यार्थ्यांनी वेळापत्रक पाहून प्रवेश घ्यावा, असे आवाहन राज्याचे उच्च व तंत्रशिक्षणमंत्री चंद्रकांत पाटील यांनी केले आहे. कला पदविका अभ्यासक्रमाच्या प्रवेश संख्या वाढविण्याच्या द़ृष्टीने ज्या विद्यार्थ्यांनी शैक्षणिक वर्ष 2024-25 मध्ये एलिमेंटरी व इंटरमिजिएट ड्रॉईंग ग्रेड परीक्षा दिलेली आहे, अशा दहावीत शिक्षण घेत असलेल्या विद्यार्थ्यांना कला पदविका अभ्यासक्रमास प्रवेश घेता येतो. शैक्षणिक वर्ष 2025-26 मध्ये प्रवेश घेण्यासाठी 1 लाख 20 हजार 741 विद्यार्थ्यांच्या भ्रमणध्वनीवर संदेश पाठविण्यात आलेला आहे असेही पाटील यांनी स्पष्ट केले. (Latest Pune News) शैक्षणिक वर्ष 2025-26 करीता 1 वर्ष, 2 वर्षे व 3 वर्षे कालावधीच्या पदविका/प्रमाणपत्र अभ्यासक्रम शासकीय, शासनमान्य अनुदानित, विनाअनुदानित व कायम विनाअनुदानित कला संस्थांच्या प्रथम वर्षाच्या प्रवेश प्रक्रियेसाठी ऑनलाईन नोंदणी करणे, कागदपत्रांच्या स्कॅन छायाप्रती अपलोड करणे, कागदपत्रे पडताळणी करणे या प्रक्रियेच्या माहितीसाठी सूचना दि. 6 जून 2025 रोजीच प्रसिध्द करण्यात आली आहे. त्यानुसार, ऑनलाईन अर्ज करण्याची अंतिम मुदत 20 जून होती. परंतु काही विद्यार्थ्यांकडून ऑनलाईन अर्ज करण्याची मुदत वाढविण्याबाबत विचारणा झाल्यानंतर प्रथम वर्ष प्रवेश प्रक्रिया वेळापत्रक सुधारित करण्यात आले आहे. आता विद्यार्थी 5 जुलै 2025 पर्यंत आर्ज सादर करू शकतात. या प्रवेशाची पहिली तात्पुरती निवड यादी 8 जुलै 2025 रोजी प्रकाशित केली जाणार आहे. तसेच सर्व प्रकारच्या उमेदवारांसाठी निवड यादीबाबत काही तक्रार असल्यास त्यांना त्यांच्या लॉगिनमधून 9 जुलै पर्यंत तक्रार सादर करणे आवश्यक असेल. उमेदवारांसाठी पहिली निवड यादी 14 जुलै रोजी प्रसिद्ध होईल आणि संबधित महाविद्यालयात विद्यार्थ्यांना 15 जुलै 2025 ते 18 जुलै 2025 या कालावधीत प्रवेश घेता येणार असल्याचे स्पष्ट करण्यात आले आहे. 'Pudhari' is excited to announce the relaunch of its Android and iOS apps. Stay updated with the latest news at your fingertips. Android and iOS Download now and stay updated, anytime, anywhere. Pudhari Publications Private Limited</w:t>
+        <w:t xml:space="preserve"> https://marathi.abplive.com/news/politics/bjp-leader-chandrkant-patil-on-dhananjay-munde-resignation-and-walmik-karad-connection-on-beed-massajog-santosh-deshmukh-case-1340832</w:t>
+      </w:r>
+    </w:p>
+    <w:p>
+      <w:pPr>
+        <w:pStyle w:val="Normal"/>
+      </w:pPr>
+      <w:r>
+        <w:rPr/>
+        <w:t>Content: सांगली: मस्साजोग गावचे सरपंच संतोष देशमुख हत्याप्रकरणात चौकशी सुरू आहे. प्रत्येक गोष्ट वेगळी आहे. राज्याचे प्रमुख म्हणून देवेंद्र फडणवीस निर्णय घेण्यास समर्थ आहेत. त्यांना जर वाटलं की या प्रकरणात काही तथ्य आहे, तर ते ताबडतोब धनंजय मुंडे (Dhananjay Munde) यांना राजीनामा द्यायला सांगतील, असे वक्तव्य राज्याचे उच्च व तंत्रशिक्षण मंत्री चंद्रकांत पाटील (Chandrakant Patil) यांनी केले. संतोष देशमुख हत्याप्रकरणात अद्याप पोलीस यंत्रणा चौकशी करत आहेत. एसआयटी नेमण्यात आली आहे. निवृत्त न्यायाधीशांची समिती नेमण्यात आली आहे. वाल्मिक कराड (Walmik Karad) याच्यासह आरोपींना मकोका लावण्यापर्यंत तसेच वाल्मिक कराड याची संपत्ती जप्त करण्यात पर्यंतची प्रक्रिया टप्प्याटप्प्याने सुरु आहे. वाल्मिक कराड याला देखील 302च्या गुन्ह्यात घेतील, असे चंद्रकांत पाटील यांनी म्हटले. ते रविवारी सांगलीत प्रसारमाध्यमांशी बोलत होते. यावेळी चंद्रकांत पाटील यांनी मनोज जरांगे पाटील यांनी आंतरवाली सराटी येथे मराठा आरक्षणासाठी सुरु केलेल्या उपोषण आंदोलनाविषयी भाष्य केले. उपोषण करणं, धरणे आंदोलन करणं हे लोकशाहीमध्ये प्रत्येकाला अधिकार आहे. परंतु मनोज जरांगे पाटील यांनी ज्या ज्या वेळी मागण्या मागितले आहेत. त्या पूर्ण केल्या आहेत. १८०० विद्यार्थ्यांनी केंद्राच्या ईडब्ल्यूएस सर्टिफिकेटवर प्रवेश घेतला आहे. केंद्रात ईडब्ल्यूएस आहे. पण महाराष्ट्रात मराठा समाजाला वेगळं आरक्षण दिल्यानंतर ईडब्ल्यूएस मध्ये राहता येत नाही. परंतु असं असलं तरी त्या विद्यार्थ्यांना या वर्षापुर्ता केंद्राचं ईडब्ल्यूएस सर्टिफिकेट मान्य करून प्रवेश दिलं आहे. त्यामुळे आता मागणी मांडा, चर्चा करा मार्ग निघेल. मनोज जरांगे पाटील यांनी आता मुंबईत येणं सुरू केलं पाहिजे. तसेच शिष्टमंडळासह निवेदन घेऊन चर्चेला आलं पाहिजे व येताना कायदेशीर बाजू माहिती असणारीच लोक आणली पाहिजेत, असा सल्ला चंद्रकांत पाटील यांनी मनोज जरागेंना दिला. जिवंत माणसांनाच एखादी गोष्ट आवडते आणि नावडते. त्यामुळे जिवंत माणसांमध्ये रुसवे फुगवे असतात. कुटुंब प्रमुख रुसवे फुगवे संपवतात. तसे आमचे कुटुंब प्रमुख दाओसला गेले होते. ते आता परतले आहेत. ते रुसवे फुगवे काढतील, असे चंद्रकांत पाटील यांनी म्हटले. सांगली पोलिसांनी काही दिवसापूर्वी फार मोठा ड्रग्जचा साठा जप्त केला आहे. जे लोक ड्रगसंबंधी माहिती देतील. त्या माहितीच्या आधारे मुद्देमाल जप्त केला गेला तर माझ्या सॅलरी अकाउंट मधून दहा हजार रुपयांचं बक्षीस देण्यात येईल. ड्रग्जची कारवाई केली जातेच. नाही झाली तरी मी रस्त्यावर उतरेन, असा इशाराही चंद्रकांत पाटील यांनी दिला. दुष्काळामुळे जत तालुक्यात पिण्याचे आणि शेतीचे पाणी पुरेसे मिळत नव्हते. त्यामुळे दोन वर्षांपूर्वी तेथील नागरिक कर्नाटकामध्ये जाण्यास इच्छुक होते. परंतु आता टेंभू योजनेतून जत तालुक्याला प्रत्येक कानाकोपऱ्यात तलावत पाणी पोहोचण्याचे काम जवळजवळ 60% पूर्ण झाले आहे. लवकरात लवकर ते पूर्ण होईल, त्यामुळे जत तालुक्यातील दुष्काळाचा प्रश्न मिटल्याचा दावा चंद्रकांत पाटील यांनी केला. आणखी वाचा वाल्मिक कराडला बीड जिल्हा रुग्णालयात व्हीआयपी ट्रीटमेंट, चकाचक वॉर्डमध्ये उपचार, फक्त एकट्यासाठी 11 बेड रिकामे ठेवले We use cookies to improve your experience, analyze traffic, and personalize content. By clicking "Allow All Cookies", you agree to our use of cookies.</w:t>
       </w:r>
     </w:p>
     <w:p>
@@ -4610,16 +5078,16 @@
       </w:pPr>
       <w:r>
         <w:rPr/>
-        <w:t>Article 119</w:t>
-      </w:r>
-    </w:p>
-    <w:p>
-      <w:pPr>
-        <w:pStyle w:val="Normal"/>
-      </w:pPr>
-      <w:r>
-        <w:rPr/>
-        <w:t>Title: सीमाप्रश्नी चंद्रकांत पाटील, शंभूराज देसाई पुन्हा समन्वयकमंत्री</w:t>
+        <w:t>Article 131</w:t>
+      </w:r>
+    </w:p>
+    <w:p>
+      <w:pPr>
+        <w:pStyle w:val="Normal"/>
+      </w:pPr>
+      <w:r>
+        <w:rPr/>
+        <w:t>Title: Chandrakant Patil : व्हिजन ठेवल्यास समाजाचा सर्वांगीण विकास, मंत्री चंद्रकांत पाटील यांचा सल्ला; ‘सकाळ प्लस स्टडीरूम’च्या ई-पेपरचे प्रकाशन</w:t>
       </w:r>
     </w:p>
     <w:p>
@@ -4631,16 +5099,16 @@
         <w:t xml:space="preserve">URL: </w:t>
       </w:r>
       <w:r>
-        <w:t xml:space="preserve"> https://pudhari.news/maharashtra/kolhapur/chandrakant-patil-shambhuraj-desai-reappointed-border-issue-coordination-ministers</w:t>
-      </w:r>
-    </w:p>
-    <w:p>
-      <w:pPr>
-        <w:pStyle w:val="Normal"/>
-      </w:pPr>
-      <w:r>
-        <w:rPr/>
-        <w:t>Content: कोल्हापूर : सीमाप्रश्नी समन्वयकमंत्री म्हणून उच्च व तंत्रशिक्षणमंत्री तथा सांगलीचे पालकमंत्री चंद्रकांत पाटील आणि पर्यटन व खनिकर्ममंत्री तथा सातार्‍याचे पालकमंत्री शंभूराज देसाई यांची फेरनियुक्ती केली आहे. विधानसभा निवडणुकीपूर्वी पाटील आणि देसाई यांच्याकडेच ही जबाबदारी होती. महाराष्ट्र-कर्नाटक सीमा प्रश्नासंदर्भात महाराष्ट्र शासनाने 2004 मध्ये सर्वोच्च न्यायालयात दावा दाखल केला आहे. दाखल केलेल्या या दाव्याचा प्रभावी पाठपुरावा करून विषयाला चालना देणे, सर्वोच्च न्यायालयात दाखल दाव्यात शासनाची बाजू मांडण्यासाठी नियुक्त केलेले विधिज्ञ, वरिष्ठ वकील आणि सीमाभागातील मध्यवर्ती महाराष्ट्र एकीकरण समिती यांच्यात समन्वय साधणे. सीमाभागातील मराठी भाषिक जनतेचे विविध प्रश्न सोडवण्याकरिता 22 नोव्हेंबर 2022 रोजी मंत्री चंद्रकांत पाटील व मंत्री शंभूराज देसाई यांची नियुक्ती केली होती. विधानसभा निवडणूक झाल्यानंतर नव्याने सरकार अस्तित्वात आले. यानंतर सीमा प्रश्नासंदर्भात समन्वयकमंत्री म्हणून पुन्हा एकदा पाटील आणि देसाई यांच्याकडेच जबाबदारी देण्यात आली आहे. याबाबतचे आदेश शुक्रवारी काढण्यात आले. 'Pudhari' is excited to announce the relaunch of its Android and iOS apps. Stay updated with the latest news at your fingertips. Android and iOS Download now and stay updated, anytime, anywhere. Pudhari Publications Private Limited</w:t>
+        <w:t xml:space="preserve"> https://www.esakal.com/pune/chandrakant-patil-sakal-plus-study-room-e-paper-launched-with-focus-on-student-guidance-amp17</w:t>
+      </w:r>
+    </w:p>
+    <w:p>
+      <w:pPr>
+        <w:pStyle w:val="Normal"/>
+      </w:pPr>
+      <w:r>
+        <w:rPr/>
+        <w:t>Content: पुणे : ‘‘एकीकडे अधिकाऱ्यांची बदली होऊ नये म्हणून मोर्चे काढले जातात, तर दुसरीकडे अधिकाऱ्याच्या बदलीसाठी मोर्चे काढले जातात. त्यामुळे कोणते अधिकारी व्हायचे हे तुम्ही ठरवा. स्पर्धा परीक्षेच्या विद्यार्थ्यांनी संधीचे सोने करावे. राज्यकर्ते आणि प्रशासकीय अधिकाऱ्यांनी एक व्हिजन समोर ठेवून काम केले तर समाजाचा सर्वांगीण विकास होतो,’’ असे प्रतिपादन उच्च व तंत्रशिक्षणमंत्री चंद्रकांत पाटील यांनी केले. तसेच ‘‘प्रामाणिकपणा हा सरकारी नोकरीत महत्त्वाचा आहे,’’ असा मूलमंत्रही स्पर्धा परीक्षेची तयारी करणाऱ्या विद्यार्थ्यांना त्यांनी दिला. Follow Us Copyright © 2025 - Sakal Media Pvt Ltd - All rights reserved. Powered by Quintype</w:t>
       </w:r>
     </w:p>
     <w:p>
@@ -4649,16 +5117,16 @@
       </w:pPr>
       <w:r>
         <w:rPr/>
-        <w:t>Article 120</w:t>
-      </w:r>
-    </w:p>
-    <w:p>
-      <w:pPr>
-        <w:pStyle w:val="Normal"/>
-      </w:pPr>
-      <w:r>
-        <w:rPr/>
-        <w:t>Title: Chandrakant Patil : भाजपचं महायुतीत मोठा भाऊ ? शासकीय कमिट्यांवर 50 टक्के नियुक्त्या; चंद्रकांत पाटलांचे कार्यकर्यांना आदेश</w:t>
+        <w:t>Article 132</w:t>
+      </w:r>
+    </w:p>
+    <w:p>
+      <w:pPr>
+        <w:pStyle w:val="Normal"/>
+      </w:pPr>
+      <w:r>
+        <w:rPr/>
+        <w:t>Title: Chandrakant Patil: लवकरच प्राचार्यांच्या निवृत्तीचे वय बदलणार; चंद्रकांतदादांचा महत्त्वपूर्ण निर्णय</w:t>
       </w:r>
     </w:p>
     <w:p>
@@ -4670,16 +5138,16 @@
         <w:t xml:space="preserve">URL: </w:t>
       </w:r>
       <w:r>
-        <w:t xml:space="preserve"> https://sarkarnama.esakal.com/maharashtra/paschim-maharashtra/guardian-minister-chandrakant-patil-announces-opportunities-for-party-workers-in-district-and-taluka-committees-in-sangli-district-as11</w:t>
-      </w:r>
-    </w:p>
-    <w:p>
-      <w:pPr>
-        <w:pStyle w:val="Normal"/>
-      </w:pPr>
-      <w:r>
-        <w:rPr/>
-        <w:t>Content: Sangli News : आगामी स्थानिक स्वराज्य संस्थांच्या निवडणुका कधीही जाहीर होण्याची शक्यता आहे. याआधी सर्वच पक्ष आपली तयारी करताना दिसत असून आपल्या स्थानिक नेत्यांना बळ देण्याचे काम करत आहेत. अशातच सांगली जिल्ह्यात भाजप नेते तथा पालकमंत्री चंद्रकांत पाटील यांनी जिल्हा, तालुकास्तरावरील विविध सत्तावीस शासकीय कमिट्यांवर कार्यकर्त्यांना लवकरच संधी दिली जाईल, असे सुतोवाच केले आहेत. तसेच लवकरच 'महायुती'चा फॉर्म्युला ठरेल, असे सांगताना भाजप कार्यकर्त्यांची यादी तयार ठेवा, असे आदेश दिले आहेत. यामुळे जिल्ह्यात भाजपच मोठा भाऊ असून 50 टक्के नियुक्तीच्या जागा भाजपच्या वाट्याला येतील अशी चर्चा रंगली आहे. चंद्रकांत पाटील सोमवारी (ता.10) जिल्हा दौऱ्यावर होते. यावेळी त्यांनी भाजप जिल्हा कार्यकारिणीची बैठक घेतली. यावेळी आमदार सुरेश खाडे, आमदार सुधीर गाडगीळ, आमदार गोपीचंद पडळकर, भाजपचे पश्चिम महाराष्ट्र संघटन मंत्री मकरंद देशपांडे, भाजपचे जिल्हाध्यक्ष दीपक शिंदे, शहर जिल्हाध्यक्ष प्रकाश ढंग यांच्यासह इतर नेते उपस्थित होते. यावेळी चंद्रकांत पाटील यांनी, जिल्हा, तालुकास्तरीय विविध कमिट्या, जिल्हा नियोजन समिती, विशेष कार्यकारी अधिकारी आदी पदांवर कार्यकर्त्यांना संधी दिली जाईल. पण समाजातील सर्व घटकांतील कार्यकर्त्यांना ती देण्यात येईल. तर पक्षाशी एकनिष्ठ, पार्श्वभूमी आणि शिक्षण पाहिले जाणार आहे. महायुतीत भाजप, शिवसेना, राष्ट्रवादीसह घटकपक्ष आहेत. त्यामुळे सर्वांना संधी द्यावी लागणार आहे. याबाबत महालीचा अद्याप फॉर्म्युला ठरलेला नसून तो ही लवकरच ठरेल. यानंतरच भाजपच्या कार्यकर्त्यांना संधी दिली जाणार आहे. त्यामुळे यादी तयार करा, असे आदेश चंद्रकांत पाटील यांनी म्हटले आहे. दरम्यान महायुतीत स्थानिक समित्यांसाठी जागा वाटपाचा फॉर्म्युला ठरल्याचे बोलले जातेय. भाजप 50, राष्ट्रवादी काँग्रेस (अजित पवार) आणि शिवसेना (शिंदे) 25-25 टक्के जागा मिळण्याची शक्यता आहे. याची सुरूवात जिल्हा नियोजन समितीच्या 12 जागांपासून होणार असून सध्या पालकमंत्र्यांच्या शिफारशीवरून निश्चितीची प्रक्रिया सुरू आहे. सांगलीत जिल्ह्यात महायुतीत भाजप मोठा भाऊ असून भाजपला 50 टक्के जागा मिळतील. यामुळे जिल्हा नियोजन समितीत भाजपला सहा आणि राष्ट्रवादी गटाला तीन, तर शिंदे सेनेला तीन जागा मिळणार आहेत. सध्या या नियुक्त्या जागांच्या निश्चितीमुळे रखडल्या होत्या. पण आता जागा वाटपाचा फॉर्म्युला ठरल्याच्या चर्चा सुरू झाल्याने महायुतीतील घटक पक्षांमध्ये चुळबूळ सुरू झाली आहे. आमदार सदाभाऊ खोत यांच्या रयत क्रांती संघटनेला आणि आमदार विनय कोरे यांच्या जनसुराज्य पक्षाला वाटा मिळणार का असा सवाल आता दोन्ही संघटनांकडून केला जातोय. तर जिल्हा नियोजन समितीवर दावा केला जाण्याची शक्यता आहे. सरकारनामाचे सदस्य व्हा शॉपिंगसाठी 'सकाळ प्राईम डील्स'च्या भन्नाट ऑफर्स पाहण्यासाठी क्लिक करा. Read Latest Marathi Political News, Breaking Political News from Maharashtra, India, Pune &amp; Mumbai at Sarkarnama. To Get Live Political Marathi News on Mobile, Download the Sarkarnama Mobile App for Android and IOS. सरकारनामा आता सर्व सोशल मीडिया प्लॅटफॉर्मवर. ताज्या राजकीय घडामोडींसाठी फेसबुक, ट्विटर, इन्स्टाग्राम, शेअर चॅट, टेलिग्रामवर आणि व्हॉट्सॲप आम्हाला फॉलो करा. तसेच, सरकारनामा यूट्यूब चॅनेलला आजच सबस्क्राइब करा. Follow Us Copyright © 2025 Sakal Media Group – All Rights Reserved Powered by Quintype वेबसाईटवर ब्राउझिंगचा अनुभव सर्वोत्तम असावा, यासाठी आम्ही कुकीजचा वापर करतो. कुकीजमुळे तुम्हाला तुमच्या आवडत्या मजकुराची शिफारस करता येते. आमचे गोपनीयता आणि कुकीजसंदर्भातील धोरण तुम्हाला मान्य आहे.</w:t>
+        <w:t xml:space="preserve"> https://sarkarnama.esakal.com/maharashtra/maharashtra-principals-retirement-age-65-for-college-principals-chandrakant-patil-announcement-mm76</w:t>
+      </w:r>
+    </w:p>
+    <w:p>
+      <w:pPr>
+        <w:pStyle w:val="Normal"/>
+      </w:pPr>
+      <w:r>
+        <w:rPr/>
+        <w:t>Content: सेवानिवृत्ती वयोमर्यादेत वाढ: महाराष्ट्रातील महाविद्यालयीन प्राचार्यांचे निवृत्ती वय 62 वरून 65 वर्षे करण्याचा निर्णय लवकरच घेतला जाणार असल्याची घोषणा उच्च शिक्षणमंत्री चंद्रकांत पाटील यांनी केली. शैक्षणिक सुधारणा चर्चेत: प्राचार्य संघटनेच्या अधिवेशनात शिक्षक भरती, नविन शैक्षणिक धोरण आणि नेतृत्वाखालील सुधारणांवर चर्चा झाली. नवीन शिक्षण पद्धतीचा आग्रह: व्यावसायिक, प्रात्यक्षिक आधारित शिक्षण, कृत्रिम बुद्धिमत्ता आणि मातृभाषेतील अभ्यासक्रम यावर भर देण्याची आवश्यकता त्यांनी अधोरेखित केली. अनेक दिवसापासून प्राचार्यांच्या निवृत्तीच्या वयाचा मुद्दा चर्चेत आहे. निवृत्तीचे वय वाढविण्यासाठी अनेक वेळा मागणी करण्यात येत होती, या मागणीचा विचार करुन उच्च व तंत्र शिक्षण मंत्री चंद्रकांत पाटील यांनी मोठी घोषणा केली आहे. या निर्णयामुळे राज्यातील प्राचार्यांना मोठा दिलासा मिळाला आहे. प्राचार्यांच्या सेवानिवृत्तीचे वय ६२ वरून ६५ वर्षे करण्याचा महत्त्वपूर्ण निर्णय लवकरच घेतला जाईल, अशी घोषणा प्रतिपादन उच्च व तंत्र शिक्षण मंत्री चंद्रकांत पाटील यांनी अमरावती येथे केली आहे. श्री शिवाजी शिक्षण संस्थेच्या छत्रपती शिवाजी महाराज सभागृहात आयोजित अखिल महाराष्ट्र फेडरेशन ऑफ प्रिन्सिपल असोसिएशन ऑफ नॉन-गव्हर्नमेंट कॉलेजेसच्या ४० व्या वार्षिक राज्यस्तरीय अधिवेशनाचे उद्घाटन पाटील यांच्या हस्ते झाले. त्यावेळी त्यांनी ही घोषणा केली. चंद्रकांत पाटील म्हणाले, "प्राचार्यांच्या निवृत्तीचं वय 62 वरुन 65 करण्यात येणार आहे. त्यामुळे 65 वर्षांपर्यंत सेवेत काम करण्याची संधी मिळणार आहे.या निर्णयामुळे उच्चशिक्षण क्षेत्रातील अनुभवसंपन्न व्यक्ती अधिक काळ कार्यरत राहणार आहेत," प्राचार्यांच्या सेवानिवृत्ती वयात वाढ, शिक्षक भरती आणि शैक्षणिक धोरणातील सुधारणा यावर या अधिवेशनात सविस्तर चर्चा करण्यात आली.प्राचार्यांच्या नेतृत्वातील शैक्षणिक सुधारणा, नव्या धोरणांची अंमलबजावणी आणि शिक्षकांच्या हिताच्या मुद्द्यांवर सखोल चर्चा झाली. राज्यातील उच्च शिक्षण क्षेत्राच्या भविष्याचा आराखडा ठरवण्यासाठी हे अधिवेशन महत्त्वाचे ठरणार आहे. गेली वीस वर्षे प्राध्यापकांची भरती झाली नव्हती. ती आमच्या सरकारने केली आहे. शैक्षणिक धोरणावर चर्चा करणे आवश्यक असले, केवळ मागण्या मांडून चालणार नाही. बदलांसाठी सर्वांनी एकत्रितपणे प्रयत्न करणे गरजेचे आहे, असे चंद्रकांत पाटील म्हणाले. जगात सर्वात मोठा तरुणांचा देश म्हणून भारताची ओळख आहे. पारंपरिक शिक्षणाऐवजी व्यावसायिक आणि प्रात्यक्षिक-आधारित शिक्षणाची आज गरज आहे. नवीन राष्ट्रीय शैक्षणिक धोरण ही गरज पूर्ण करेल. विद्यार्थी हित जोपासून शिक्षण क्षेत्रात महाराष्ट्राला अग्रस्थान मिळवून देण्यासाठी नवीन शैक्षणिक धोरणाची प्रभावी अंमलबजावणी आवश्यक आहे. विद्यार्थ्यांना संशोधनाच्या संधी उपलब्ध करून देणे, कृत्रिम बुद्धिमत्तेचा वापर करून आधुनिक अभ्यासक्रम तयार करणे आणि मातृभाषेतून शिक्षण देणे आवश्यक आहे. अभियांत्रिकी विद्यार्थ्यांना कारखान्यात प्रात्यक्षिक प्रशिक्षण आणि सायंकाळी सैद्धांतिक अभ्यास अशी शिक्षण पद्धती राबवली जावी. यामुळे रोजगारनिर्मिती आणि संशोधनाला चालना मिळेल, असेही त्यांनी सांगितले. ❓ 4 FAQs with One-line Answers: Q1: प्राचार्यांच्या निवृत्ती वयात काय बदल होणार आहे?A1: प्राचार्यांचे निवृत्ती वय 62 वरून 65 वर्षांपर्यंत वाढवले जाणार आहे. Q2: शिक्षणमंत्र्यांनी कोणत्या कार्यक्रमात ही घोषणा केली?A2: अमरावतीतील प्राचार्य संघटनेच्या राज्य अधिवेशनात ही घोषणा करण्यात आली. Q3: नवीन शैक्षणिक धोरणावर भर कशावर आहे?A3: व्यावसायिक, प्रात्यक्षिक-आधारित शिक्षण आणि मातृभाषेतील शिक्षणावर भर आहे. Q4: अभियांत्रिकी विद्यार्थ्यांसाठी काय प्रस्ताव आहे?A4: विद्यार्थ्यांना कारखान्यांमध्ये प्रात्यक्षिक प्रशिक्षण आणि सायंकाळी सैद्धांतिक अभ्यासाची योजना सुचवण्यात आली आहे सरकारनामाचे सदस्य व्हा शॉपिंगसाठी 'सकाळ प्राईम डील्स'च्या भन्नाट ऑफर्स पाहण्यासाठी क्लिक करा. Read Latest Marathi Political News, Breaking Political News from Maharashtra, India, Pune &amp; Mumbai at Sarkarnama. To Get Live Political Marathi News on Mobile, Download the Sarkarnama Mobile App for Android and IOS. सरकारनामा आता सर्व सोशल मीडिया प्लॅटफॉर्मवर. ताज्या राजकीय घडामोडींसाठी फेसबुक, ट्विटर, इन्स्टाग्राम, शेअर चॅट, टेलिग्रामवर आणि व्हॉट्सॲप आम्हाला फॉलो करा. तसेच, सरकारनामा यूट्यूब चॅनेलला आजच सबस्क्राइब करा. Follow Us Copyright © 2025 Sakal Media Group – All Rights Reserved Powered by Quintype वेबसाईटवर ब्राउझिंगचा अनुभव सर्वोत्तम असावा, यासाठी आम्ही कुकीजचा वापर करतो. कुकीजमुळे तुम्हाला तुमच्या आवडत्या मजकुराची शिफारस करता येते. आमचे गोपनीयता आणि कुकीजसंदर्भातील धोरण तुम्हाला मान्य आहे.</w:t>
       </w:r>
     </w:p>
     <w:p>
@@ -4688,16 +5156,16 @@
       </w:pPr>
       <w:r>
         <w:rPr/>
-        <w:t>Article 121</w:t>
-      </w:r>
-    </w:p>
-    <w:p>
-      <w:pPr>
-        <w:pStyle w:val="Normal"/>
-      </w:pPr>
-      <w:r>
-        <w:rPr/>
-        <w:t>Title: Chandrakant Patil: लवकरच प्राचार्यांच्या निवृत्तीचे वय बदलणार; चंद्रकांतदादांचा महत्त्वपूर्ण निर्णय</w:t>
+        <w:t>Article 133</w:t>
+      </w:r>
+    </w:p>
+    <w:p>
+      <w:pPr>
+        <w:pStyle w:val="Normal"/>
+      </w:pPr>
+      <w:r>
+        <w:rPr/>
+        <w:t>Title: ‘राजकारण्यांसमोर वाकू नका…’ चंद्रकांत पाटील यांनी कोणाला दिला सल्ला?</w:t>
       </w:r>
     </w:p>
     <w:p>
@@ -4709,16 +5177,16 @@
         <w:t xml:space="preserve">URL: </w:t>
       </w:r>
       <w:r>
-        <w:t xml:space="preserve"> https://sarkarnama.esakal.com/maharashtra/maharashtra-principals-retirement-age-65-for-college-principals-chandrakant-patil-announcement-mm76</w:t>
-      </w:r>
-    </w:p>
-    <w:p>
-      <w:pPr>
-        <w:pStyle w:val="Normal"/>
-      </w:pPr>
-      <w:r>
-        <w:rPr/>
-        <w:t>Content: सेवानिवृत्ती वयोमर्यादेत वाढ: महाराष्ट्रातील महाविद्यालयीन प्राचार्यांचे निवृत्ती वय 62 वरून 65 वर्षे करण्याचा निर्णय लवकरच घेतला जाणार असल्याची घोषणा उच्च शिक्षणमंत्री चंद्रकांत पाटील यांनी केली. शैक्षणिक सुधारणा चर्चेत: प्राचार्य संघटनेच्या अधिवेशनात शिक्षक भरती, नविन शैक्षणिक धोरण आणि नेतृत्वाखालील सुधारणांवर चर्चा झाली. नवीन शिक्षण पद्धतीचा आग्रह: व्यावसायिक, प्रात्यक्षिक आधारित शिक्षण, कृत्रिम बुद्धिमत्ता आणि मातृभाषेतील अभ्यासक्रम यावर भर देण्याची आवश्यकता त्यांनी अधोरेखित केली. अनेक दिवसापासून प्राचार्यांच्या निवृत्तीच्या वयाचा मुद्दा चर्चेत आहे. निवृत्तीचे वय वाढविण्यासाठी अनेक वेळा मागणी करण्यात येत होती, या मागणीचा विचार करुन उच्च व तंत्र शिक्षण मंत्री चंद्रकांत पाटील यांनी मोठी घोषणा केली आहे. या निर्णयामुळे राज्यातील प्राचार्यांना मोठा दिलासा मिळाला आहे. प्राचार्यांच्या सेवानिवृत्तीचे वय ६२ वरून ६५ वर्षे करण्याचा महत्त्वपूर्ण निर्णय लवकरच घेतला जाईल, अशी घोषणा प्रतिपादन उच्च व तंत्र शिक्षण मंत्री चंद्रकांत पाटील यांनी अमरावती येथे केली आहे. श्री शिवाजी शिक्षण संस्थेच्या छत्रपती शिवाजी महाराज सभागृहात आयोजित अखिल महाराष्ट्र फेडरेशन ऑफ प्रिन्सिपल असोसिएशन ऑफ नॉन-गव्हर्नमेंट कॉलेजेसच्या ४० व्या वार्षिक राज्यस्तरीय अधिवेशनाचे उद्घाटन पाटील यांच्या हस्ते झाले. त्यावेळी त्यांनी ही घोषणा केली. चंद्रकांत पाटील म्हणाले, "प्राचार्यांच्या निवृत्तीचं वय 62 वरुन 65 करण्यात येणार आहे. त्यामुळे 65 वर्षांपर्यंत सेवेत काम करण्याची संधी मिळणार आहे.या निर्णयामुळे उच्चशिक्षण क्षेत्रातील अनुभवसंपन्न व्यक्ती अधिक काळ कार्यरत राहणार आहेत," प्राचार्यांच्या सेवानिवृत्ती वयात वाढ, शिक्षक भरती आणि शैक्षणिक धोरणातील सुधारणा यावर या अधिवेशनात सविस्तर चर्चा करण्यात आली.प्राचार्यांच्या नेतृत्वातील शैक्षणिक सुधारणा, नव्या धोरणांची अंमलबजावणी आणि शिक्षकांच्या हिताच्या मुद्द्यांवर सखोल चर्चा झाली. राज्यातील उच्च शिक्षण क्षेत्राच्या भविष्याचा आराखडा ठरवण्यासाठी हे अधिवेशन महत्त्वाचे ठरणार आहे. गेली वीस वर्षे प्राध्यापकांची भरती झाली नव्हती. ती आमच्या सरकारने केली आहे. शैक्षणिक धोरणावर चर्चा करणे आवश्यक असले, केवळ मागण्या मांडून चालणार नाही. बदलांसाठी सर्वांनी एकत्रितपणे प्रयत्न करणे गरजेचे आहे, असे चंद्रकांत पाटील म्हणाले. जगात सर्वात मोठा तरुणांचा देश म्हणून भारताची ओळख आहे. पारंपरिक शिक्षणाऐवजी व्यावसायिक आणि प्रात्यक्षिक-आधारित शिक्षणाची आज गरज आहे. नवीन राष्ट्रीय शैक्षणिक धोरण ही गरज पूर्ण करेल. विद्यार्थी हित जोपासून शिक्षण क्षेत्रात महाराष्ट्राला अग्रस्थान मिळवून देण्यासाठी नवीन शैक्षणिक धोरणाची प्रभावी अंमलबजावणी आवश्यक आहे. विद्यार्थ्यांना संशोधनाच्या संधी उपलब्ध करून देणे, कृत्रिम बुद्धिमत्तेचा वापर करून आधुनिक अभ्यासक्रम तयार करणे आणि मातृभाषेतून शिक्षण देणे आवश्यक आहे. अभियांत्रिकी विद्यार्थ्यांना कारखान्यात प्रात्यक्षिक प्रशिक्षण आणि सायंकाळी सैद्धांतिक अभ्यास अशी शिक्षण पद्धती राबवली जावी. यामुळे रोजगारनिर्मिती आणि संशोधनाला चालना मिळेल, असेही त्यांनी सांगितले. ❓ 4 FAQs with One-line Answers: Q1: प्राचार्यांच्या निवृत्ती वयात काय बदल होणार आहे?A1: प्राचार्यांचे निवृत्ती वय 62 वरून 65 वर्षांपर्यंत वाढवले जाणार आहे. Q2: शिक्षणमंत्र्यांनी कोणत्या कार्यक्रमात ही घोषणा केली?A2: अमरावतीतील प्राचार्य संघटनेच्या राज्य अधिवेशनात ही घोषणा करण्यात आली. Q3: नवीन शैक्षणिक धोरणावर भर कशावर आहे?A3: व्यावसायिक, प्रात्यक्षिक-आधारित शिक्षण आणि मातृभाषेतील शिक्षणावर भर आहे. Q4: अभियांत्रिकी विद्यार्थ्यांसाठी काय प्रस्ताव आहे?A4: विद्यार्थ्यांना कारखान्यांमध्ये प्रात्यक्षिक प्रशिक्षण आणि सायंकाळी सैद्धांतिक अभ्यासाची योजना सुचवण्यात आली आहे सरकारनामाचे सदस्य व्हा शॉपिंगसाठी 'सकाळ प्राईम डील्स'च्या भन्नाट ऑफर्स पाहण्यासाठी क्लिक करा. Read Latest Marathi Political News, Breaking Political News from Maharashtra, India, Pune &amp; Mumbai at Sarkarnama. To Get Live Political Marathi News on Mobile, Download the Sarkarnama Mobile App for Android and IOS. सरकारनामा आता सर्व सोशल मीडिया प्लॅटफॉर्मवर. ताज्या राजकीय घडामोडींसाठी फेसबुक, ट्विटर, इन्स्टाग्राम, शेअर चॅट, टेलिग्रामवर आणि व्हॉट्सॲप आम्हाला फॉलो करा. तसेच, सरकारनामा यूट्यूब चॅनेलला आजच सबस्क्राइब करा. Follow Us Copyright © 2025 Sakal Media Group – All Rights Reserved Powered by Quintype वेबसाईटवर ब्राउझिंगचा अनुभव सर्वोत्तम असावा, यासाठी आम्ही कुकीजचा वापर करतो. कुकीजमुळे तुम्हाला तुमच्या आवडत्या मजकुराची शिफारस करता येते. आमचे गोपनीयता आणि कुकीजसंदर्भातील धोरण तुम्हाला मान्य आहे.</w:t>
+        <w:t xml:space="preserve"> https://www.loksatta.com/pune/do-not-bow-to-politicians-says-education-minister-urges-teachers-to-uphold-dignity-of-profession-pune-print-news-ccp-14-ocd-94-5253062/</w:t>
+      </w:r>
+    </w:p>
+    <w:p>
+      <w:pPr>
+        <w:pStyle w:val="Normal"/>
+      </w:pPr>
+      <w:r>
+        <w:rPr/>
+        <w:t>Content: पुणे : ‘शिक्षकाचे समाजातील स्थान खूप मोलाचे आहे. प्रभू राम आणि श्रीकृष्ण यांच्यापासून गुरू परंपरा चालत आली आहे. त्याचा आब प्रत्येकाने राखला पाहिजे. त्यामुळे शिक्षकांनो, राजकारण्यांपुढे वाकू नका, चुकीचा पायंडा पाडू नका,’ असा सल्ला उच्च व तंत्रशिक्षणमंत्री चंद्रकांत पाटील यांनी शिक्षकांना दिला. अखिल भारतीय राष्ट्रीय शैक्षणिक महासंघ, उच्च शिक्षण संवर्ग महाराष्ट्र प्रदेश आणि प्रोग्रेसिव्ह एज्युकेशन सोसायटी यांच्यातर्फे मॉडर्न अभियांत्रिकी महाविद्यालयाच्या सभागृहात आयोजित विकसित महाराष्ट्र २०४७ जाणीव जागृती कार्यशाळेत पाटील बोलत होते. उच्च शिक्षण संचालक डॉ. शैलेंद्र देवळाणकर, सावित्रीबाई फुले पुणे विद्यापीठाचे माजी कुलगुरू डॉ. नितीन करमळकर, सावित्रीबाई फुले पुणे विद्यापीठाचे प्र-कुलगुरू डॉ. पराग काळकर, प्रोग्रेसिव्ह एज्युकेशन सोसायटीचे कार्याध्यक्ष डॉ. गजानन एकबोटे, सहकार्यवाह डॉ. ज्योत्स्ना एकबोटे, प्रा. प्रदीप खेडकर या वेळी आदी उपस्थित होते. याच कार्यक्रमात खेडकर यांनी २०१६ ते १९ पगारवाढ, जुनी पेन्शन योजना, नेट-सेट धारक यांचा प्रश्न सरकारने सोडवण्याची मागणी केली. पाटील म्हणाले, रोज भेडसावणारे अनेक प्रश्न सोडवले जातील. त्याबरोबरच विकसित महाराष्ट्र २०२४ हे उद्दिष्ट पूर्ण करण्याबाबत कुठेही कमी पडता कामा नये. त्यात येणारी मनुष्यबळाची समस्या दूर केली जाणार आहे. त्याचा पहिला टप्पा म्हणजे २०२९ हे वर्ष असेल. तोपर्यंत राज्यातील सर्व विद्यापीठांनी आपला दर्जा सुधारणे आवश्यक आहे. सावित्रीबाई फुले पुणे विद्यापीठाचे जागतिक क्रमवारीत स्थान उंचावले आहे. येत्या पाच वर्षांत जगातील आघाडीच्या ५०० विद्यापीठांच्या यादीत स्थान मिळवण्याची अपेक्षा कुलगुरूंसह सर्व प्रमुखांकडे व्यक्त केली आहे. ही अपेक्षा राज्यभरातील विद्यापीठांकडे आहे. आजवर संशोधनाला दुय्यम स्थान दिले गेले. मात्र, गेल्या काही वर्षांत नवउद्यमी क्षेत्रात भारतातील महिला जगात अव्वल, तर पुरुष द्वितीय स्थानी आहेत. त्यात शिक्षक, संशोधकांचे योगदान आहे. हल्ली शिक्षणात संस्कार मिळत नाहीत. कारण संस्कार हे सांगून नाही, तर वर्तनातून होत असतात. सध्या त्याची कमतरता दिसत आहे, असेही पाटील यांनी सांगितले. देशातील विद्यापीठात जागा रिक्त राहत आहेत, ही वस्तुस्थिती आहे. त्यात बदल घडवायचा असेल, देशाला जागतिक महासत्ता बनवायचे असेल तर शिक्षण, आरोग्य, ऊर्जा, पर्यावरण व संरक्षण या क्षेत्रांमध्ये धोरणात्मक बदल करणे, त्या दृष्टीने नवीन राष्ट्रीय शैक्षणिक धोरण राबविणे अत्यावश्यक आहे, असे डॉ. देवळाणकर यांनी सांगितले. स्वायत्त विद्यापीठांमध्ये भरती प्रक्रियेत रोलिंग पद्धतीने जाहिरात देऊन चांगल्या उमेदवारांचा शोध घेतला जातो. जागतिक दर्जाच्या विद्यापीठात अध्यापन आणि संशोधन यांचा वेगळा विचार केला जात नाही, असे डॉ. करमळकर यांनी नमूद केले. मराठी अभिनेत्री ऐश्वर्या नारकर यांनी दीप अमावस्येनिमित्त खास व्हिडीओ शेअर केला आहे. त्यांनी पारंपरिक पद्धतीने पूजा केली असून, जांभळ्या साडीत नेसल्याचं पाहायला मिळतं. व्हिडीओमध्ये त्यांनी देवघरात दिव्यांची आणि फुलांची सजावट केली आहे. ऐश्वर्या सोशल मीडियावर सक्रिय असून, पती अविनाश नारकर यांच्यासह व्हिडीओ शेअर करतात. शेवटच्या 'सातव्या मुलीची सातवी मुलगी' मालिकेनंतर त्या नवीन प्रोजेक्टमध्ये दिसल्या नाहीत.</w:t>
       </w:r>
     </w:p>
     <w:p>
@@ -4727,16 +5195,16 @@
       </w:pPr>
       <w:r>
         <w:rPr/>
-        <w:t>Article 122</w:t>
-      </w:r>
-    </w:p>
-    <w:p>
-      <w:pPr>
-        <w:pStyle w:val="Normal"/>
-      </w:pPr>
-      <w:r>
-        <w:rPr/>
-        <w:t>Title: Chandrakant Patil : व्हिजन ठेवल्यास समाजाचा सर्वांगीण विकास, मंत्री चंद्रकांत पाटील यांचा सल्ला; ‘सकाळ प्लस स्टडीरूम’च्या ई-पेपरचे प्रकाशन</w:t>
+        <w:t>Article 134</w:t>
+      </w:r>
+    </w:p>
+    <w:p>
+      <w:pPr>
+        <w:pStyle w:val="Normal"/>
+      </w:pPr>
+      <w:r>
+        <w:rPr/>
+        <w:t>Title: Chandrakant Patil : राज्याला पुढे नेणारे निर्णय; उच्च व तंत्रशिक्षणमंत्री चंद्रकांत पाटील यांची माहिती</w:t>
       </w:r>
     </w:p>
     <w:p>
@@ -4748,16 +5216,16 @@
         <w:t xml:space="preserve">URL: </w:t>
       </w:r>
       <w:r>
-        <w:t xml:space="preserve"> https://www.esakal.com/pune/chandrakant-patil-sakal-plus-study-room-e-paper-launched-with-focus-on-student-guidance-amp17</w:t>
-      </w:r>
-    </w:p>
-    <w:p>
-      <w:pPr>
-        <w:pStyle w:val="Normal"/>
-      </w:pPr>
-      <w:r>
-        <w:rPr/>
-        <w:t>Content: पुणे : ‘‘एकीकडे अधिकाऱ्यांची बदली होऊ नये म्हणून मोर्चे काढले जातात, तर दुसरीकडे अधिकाऱ्याच्या बदलीसाठी मोर्चे काढले जातात. त्यामुळे कोणते अधिकारी व्हायचे हे तुम्ही ठरवा. स्पर्धा परीक्षेच्या विद्यार्थ्यांनी संधीचे सोने करावे. राज्यकर्ते आणि प्रशासकीय अधिकाऱ्यांनी एक व्हिजन समोर ठेवून काम केले तर समाजाचा सर्वांगीण विकास होतो,’’ असे प्रतिपादन उच्च व तंत्रशिक्षणमंत्री चंद्रकांत पाटील यांनी केले. तसेच ‘‘प्रामाणिकपणा हा सरकारी नोकरीत महत्त्वाचा आहे,’’ असा मूलमंत्रही स्पर्धा परीक्षेची तयारी करणाऱ्या विद्यार्थ्यांना त्यांनी दिला. Follow Us Copyright © 2025 - Sakal Media Pvt Ltd - All rights reserved. Powered by Quintype</w:t>
+        <w:t xml:space="preserve"> https://www.esakal.com/pune/chandrakant-patil-monsoon-session-highlights-major-reforms-but-security-concerns-raised-amp17</w:t>
+      </w:r>
+    </w:p>
+    <w:p>
+      <w:pPr>
+        <w:pStyle w:val="Normal"/>
+      </w:pPr>
+      <w:r>
+        <w:rPr/>
+        <w:t>Content: पुणे : पावसाळी अधिवेशनात अतिशय चांगल्या प्रकारे कामकाज झाले. राज्य सरकारने अनेक विधेयके मंजूर केली. राज्याला पुढे नेण्यासाठी विकासाच्या दृष्टीने अनेक महत्त्वाचे निर्णय झाले आहेत. पण विधिमंडळाच्या आवारातील आमदारांमधील वादावादी, कार्यकर्त्यांमधील मारामारीमुळे अधिवेशनाला गालबोट लागले. त्यामुळे विधिमंडळाच्या आवारात प्रवेश करण्यासाठीची नियमावली कडक केली जाणार आहे, असे संसदीय कामकाज, उच्च व तंत्रशिक्षणमंत्री चंद्रकांत पाटील यांनी स्पष्ट केले. Follow Us Copyright © 2025 - Sakal Media Pvt Ltd - All rights reserved. Powered by Quintype</w:t>
       </w:r>
     </w:p>
     <w:p>
@@ -4766,16 +5234,16 @@
       </w:pPr>
       <w:r>
         <w:rPr/>
-        <w:t>Article 123</w:t>
-      </w:r>
-    </w:p>
-    <w:p>
-      <w:pPr>
-        <w:pStyle w:val="Normal"/>
-      </w:pPr>
-      <w:r>
-        <w:rPr/>
-        <w:t>Title: Chandrakant Patil : शिक्षकांनी गुरूंचे स्थान उंचावले पाहिजे, चंद्रकांत पाटील यांचे मत; विकसित भारताबाबत परिसंवाद</w:t>
+        <w:t>Article 135</w:t>
+      </w:r>
+    </w:p>
+    <w:p>
+      <w:pPr>
+        <w:pStyle w:val="Normal"/>
+      </w:pPr>
+      <w:r>
+        <w:rPr/>
+        <w:t>Title: कोल्हापूर महापालिका निवडणुकीसाठी चंद्रकांत पाटील यांच्या गाठीभेटी</w:t>
       </w:r>
     </w:p>
     <w:p>
@@ -4787,16 +5255,16 @@
         <w:t xml:space="preserve">URL: </w:t>
       </w:r>
       <w:r>
-        <w:t xml:space="preserve"> https://www.esakal.com/pune/chandrakant-patil-emphasizes-role-of-education-in-building-developed-india-by-2047-amp17</w:t>
-      </w:r>
-    </w:p>
-    <w:p>
-      <w:pPr>
-        <w:pStyle w:val="Normal"/>
-      </w:pPr>
-      <w:r>
-        <w:rPr/>
-        <w:t>Content: पुणे : ‘भारत २०४७ पर्यंत विकसित राष्ट्र होण्यासाठी शिक्षण क्षेत्राला महत्त्वपूर्ण भूमिका पार पाडावी लागणार आहे. नवोन्मेष, संशोधन आणि विद्यार्थ्यांमध्ये जागतिक क्षमतेचा विकास हे आपले ध्येय असले पाहिजे. शिक्षकांनी गुरूपदाचे स्थान उंचावले पाहिजे,’’ असे प्रतिपादन उच्च व तंत्रशिक्षणमंत्री चंद्रकांत पाटील यांनी केले. Follow Us Copyright © 2025 - Sakal Media Pvt Ltd - All rights reserved. Powered by Quintype</w:t>
+        <w:t xml:space="preserve"> https://www.loksatta.com/maharashtra/chandrakant-patil-holds-key-meetings-ahead-of-kolhapur-municipal-corporation-elections-ocd-94-5188525/</w:t>
+      </w:r>
+    </w:p>
+    <w:p>
+      <w:pPr>
+        <w:pStyle w:val="Normal"/>
+      </w:pPr>
+      <w:r>
+        <w:rPr/>
+        <w:t>Content: कोल्हापूर : उपमुख्यमंत्री एकनाथ शिंदे यांनी कोल्हापूर शहरात दे धक्का द्यायला सुरुवात केल्यानंतर आता मित्रपक्षांनी प्राथमिक चाचपणी करायला सुरुवात केली आहे. उच्च व तंत्रशिक्षण मंत्री चंद्रकांत पाटील यांनी शुक्रवारी स्थानिक स्वराज्य संस्था निवडणुकीमध्ये लक्ष घातले आहे. त्यांनी कोल्हापुरातील माजी नगरसेवकांच्या भेटी घेतल्या. स्थानिक स्वराज्य संस्थांच्या निवडणुकांच्या पार्श्वभूमीवर भाजपाने निवडणुकीची तयारी सुरू केली आहे. मुख्यमंत्री देवेंद्र फडणवीस यांच्या सूचनेप्रमाणे आज मंत्री पाटील यांनी आगामी पहिला टप्पा म्हणून कोल्हापुरातील नगरसेवकांच्या भेटी घेऊन त्यांच्याशी निवडणुकी संदर्भात संवाद साधला. यावेळी खासदार धनंजय महाडिक, प्रा. जयंत पाटील, महेश जाधव, विजय जाधव, राहुल चिकोडे यांची उपस्थिती होती. भाजपाने महानगरपालिका निवडणुकीत मागील वेळच्या विजयी ३३ जागांवर आग्रही राहातानाच अन्य ठिकाणी सक्षम उमेदवार असणाऱ्या प्रभागात महायुतीकडून आणखीन जागा मागून घेऊन कोल्हापूरचा महापौर महायुतीचाच करण्याचा निर्धार करण्यात आला. प्रमुख पदाधिकारी, माजी नगरसेवकांनी केंद्रात व राज्यात सत्ता असल्यामुळे महानगरपालिकेत देखील सत्ता आल्यास कोल्हापूरचा सर्वांगीण विकास होण्यास सहाय्यभूत ठरेल, असा विश्वास व्यक्त केला. ४० वर्षीय तेलगू न्यूज अँकर स्वेच्छा वोर्तकारचा मृतदेह तिच्या घरात गळफास लावलेल्या अवस्थेत आढळला. पोलिसांनी आत्महत्येचा गुन्हा दाखल केला आहे. स्वेच्छाची मुलगी शाळेतून परतल्यावर आईला पंख्याला लटकलेल्या अवस्थेत पाहिले. बीआरएसचे अध्यक्ष के. टी. रामाराव यांनी शोक व्यक्त केला. स्वेच्छाच्या वडिलांनी तिच्या वैयक्तिक नातेसंबंधातील तणावामुळे आत्महत्या केल्याचा दावा केला आहे.</w:t>
       </w:r>
     </w:p>
     <w:p>
@@ -4805,16 +5273,16 @@
       </w:pPr>
       <w:r>
         <w:rPr/>
-        <w:t>Article 124</w:t>
-      </w:r>
-    </w:p>
-    <w:p>
-      <w:pPr>
-        <w:pStyle w:val="Normal"/>
-      </w:pPr>
-      <w:r>
-        <w:rPr/>
-        <w:t>Title: कोल्हापूर महापालिका निवडणुकीसाठी चंद्रकांत पाटील यांच्या गाठीभेटी</w:t>
+        <w:t>Article 136</w:t>
+      </w:r>
+    </w:p>
+    <w:p>
+      <w:pPr>
+        <w:pStyle w:val="Normal"/>
+      </w:pPr>
+      <w:r>
+        <w:rPr/>
+        <w:t>Title: Pune News : समाजाचा आत्‍मविश्‍वास वाढविण्याची गरज, चंद्रकांत पाटील यांचे आवाहन; गुरुपौर्णिमेनिमित्त विविध क्षेत्रांतील नामवंतांचा सत्कार</w:t>
       </w:r>
     </w:p>
     <w:p>
@@ -4826,16 +5294,16 @@
         <w:t xml:space="preserve">URL: </w:t>
       </w:r>
       <w:r>
-        <w:t xml:space="preserve"> https://www.loksatta.com/maharashtra/chandrakant-patil-holds-key-meetings-ahead-of-kolhapur-municipal-corporation-elections-ocd-94-5188525/</w:t>
-      </w:r>
-    </w:p>
-    <w:p>
-      <w:pPr>
-        <w:pStyle w:val="Normal"/>
-      </w:pPr>
-      <w:r>
-        <w:rPr/>
-        <w:t>Content: कोल्हापूर : उपमुख्यमंत्री एकनाथ शिंदे यांनी कोल्हापूर शहरात दे धक्का द्यायला सुरुवात केल्यानंतर आता मित्रपक्षांनी प्राथमिक चाचपणी करायला सुरुवात केली आहे. उच्च व तंत्रशिक्षण मंत्री चंद्रकांत पाटील यांनी शुक्रवारी स्थानिक स्वराज्य संस्था निवडणुकीमध्ये लक्ष घातले आहे. त्यांनी कोल्हापुरातील माजी नगरसेवकांच्या भेटी घेतल्या. स्थानिक स्वराज्य संस्थांच्या निवडणुकांच्या पार्श्वभूमीवर भाजपाने निवडणुकीची तयारी सुरू केली आहे. मुख्यमंत्री देवेंद्र फडणवीस यांच्या सूचनेप्रमाणे आज मंत्री पाटील यांनी आगामी पहिला टप्पा म्हणून कोल्हापुरातील नगरसेवकांच्या भेटी घेऊन त्यांच्याशी निवडणुकी संदर्भात संवाद साधला. यावेळी खासदार धनंजय महाडिक, प्रा. जयंत पाटील, महेश जाधव, विजय जाधव, राहुल चिकोडे यांची उपस्थिती होती. भाजपाने महानगरपालिका निवडणुकीत मागील वेळच्या विजयी ३३ जागांवर आग्रही राहातानाच अन्य ठिकाणी सक्षम उमेदवार असणाऱ्या प्रभागात महायुतीकडून आणखीन जागा मागून घेऊन कोल्हापूरचा महापौर महायुतीचाच करण्याचा निर्धार करण्यात आला. प्रमुख पदाधिकारी, माजी नगरसेवकांनी केंद्रात व राज्यात सत्ता असल्यामुळे महानगरपालिकेत देखील सत्ता आल्यास कोल्हापूरचा सर्वांगीण विकास होण्यास सहाय्यभूत ठरेल, असा विश्वास व्यक्त केला. ४० वर्षीय तेलगू न्यूज अँकर स्वेच्छा वोर्तकारचा मृतदेह तिच्या घरात गळफास लावलेल्या अवस्थेत आढळला. पोलिसांनी आत्महत्येचा गुन्हा दाखल केला आहे. स्वेच्छाची मुलगी शाळेतून परतल्यावर आईला पंख्याला लटकलेल्या अवस्थेत पाहिले. बीआरएसचे अध्यक्ष के. टी. रामाराव यांनी शोक व्यक्त केला. स्वेच्छाच्या वडिलांनी तिच्या वैयक्तिक नातेसंबंधातील तणावामुळे आत्महत्या केल्याचा दावा केला आहे.</w:t>
+        <w:t xml:space="preserve"> https://www.esakal.com/pune/indias-ancient-brilliance-first-surgery-dictionary-stadium-were-ours-chandrakant-patil-amp17</w:t>
+      </w:r>
+    </w:p>
+    <w:p>
+      <w:pPr>
+        <w:pStyle w:val="Normal"/>
+      </w:pPr>
+      <w:r>
+        <w:rPr/>
+        <w:t>Content: पुणे : ‘‘गुलामगिरीची मानसिकता इंग्रजांनी आपल्‍यावर सातत्‍याने लादली. परंतु, जगातील पहिली वैद्यकीय शस्त्रक्रिया भारतात दोन हजार ८०० वर्षांपूर्वी झाली. याचबरोबर पहिला शब्दकोश, पहिले स्टेडियम भारतात होते. गुलामगिरीच्‍या मानसिकतेमधून बाहेर पडण्‍यासाठी आपल्‍याकडील वेगवेगळ्या क्षेत्रांतील उत्तुंग व्यक्तिमत्त्वांना जगासमोर आणून समाजाचा आत्‍मविश्‍वास वाढवण्‍यासाठी प्रयत्‍न करायला हवेत,’’ असे प्रतिपादन उच्च व तंत्रशिक्षणमंत्री चंद्रकांत पाटील यांनी केले. Follow Us Copyright © 2025 - Sakal Media Pvt Ltd - All rights reserved. Powered by Quintype</w:t>
       </w:r>
     </w:p>
     <w:p>
@@ -4844,16 +5312,16 @@
       </w:pPr>
       <w:r>
         <w:rPr/>
-        <w:t>Article 125</w:t>
-      </w:r>
-    </w:p>
-    <w:p>
-      <w:pPr>
-        <w:pStyle w:val="Normal"/>
-      </w:pPr>
-      <w:r>
-        <w:rPr/>
-        <w:t>Title: Chandrakant Patil : राज्याला पुढे नेणारे निर्णय; उच्च व तंत्रशिक्षणमंत्री चंद्रकांत पाटील यांची माहिती</w:t>
+        <w:t>Article 137</w:t>
+      </w:r>
+    </w:p>
+    <w:p>
+      <w:pPr>
+        <w:pStyle w:val="Normal"/>
+      </w:pPr>
+      <w:r>
+        <w:rPr/>
+        <w:t>Title: चंद्रकांत पाटील यांच्याकडून त्रुटींची कबुली… विषयतज्ज्ञांना कारणे दाखवा नोटिस</w:t>
       </w:r>
     </w:p>
     <w:p>
@@ -4865,16 +5333,16 @@
         <w:t xml:space="preserve">URL: </w:t>
       </w:r>
       <w:r>
-        <w:t xml:space="preserve"> https://www.esakal.com/pune/chandrakant-patil-monsoon-session-highlights-major-reforms-but-security-concerns-raised-amp17</w:t>
-      </w:r>
-    </w:p>
-    <w:p>
-      <w:pPr>
-        <w:pStyle w:val="Normal"/>
-      </w:pPr>
-      <w:r>
-        <w:rPr/>
-        <w:t>Content: पुणे : पावसाळी अधिवेशनात अतिशय चांगल्या प्रकारे कामकाज झाले. राज्य सरकारने अनेक विधेयके मंजूर केली. राज्याला पुढे नेण्यासाठी विकासाच्या दृष्टीने अनेक महत्त्वाचे निर्णय झाले आहेत. पण विधिमंडळाच्या आवारातील आमदारांमधील वादावादी, कार्यकर्त्यांमधील मारामारीमुळे अधिवेशनाला गालबोट लागले. त्यामुळे विधिमंडळाच्या आवारात प्रवेश करण्यासाठीची नियमावली कडक केली जाणार आहे, असे संसदीय कामकाज, उच्च व तंत्रशिक्षणमंत्री चंद्रकांत पाटील यांनी स्पष्ट केले. Follow Us Copyright © 2025 - Sakal Media Pvt Ltd - All rights reserved. Powered by Quintype</w:t>
+        <w:t xml:space="preserve"> https://www.loksatta.com/pune/chandrakant-patil-admits-errorsin-mht-cet-math-paper-takes-disciplinary-action-pune-print-news-ccp-14-rds-00-5198879/</w:t>
+      </w:r>
+    </w:p>
+    <w:p>
+      <w:pPr>
+        <w:pStyle w:val="Normal"/>
+      </w:pPr>
+      <w:r>
+        <w:rPr/>
+        <w:t>Content: पुणे : राज्य सामाईक प्रवेश परीक्षा कक्षातर्फे (सीईटी सेल) घेण्यात आलेल्या परीक्षेत त्रुटी असल्याची कबुली राज्याचे उच्च व तंत्रशिक्षण मंत्री चंद्रकांत पाटील यांनी दिली. या प्रकरणी संबंधित विषय तज्ज्ञांना कारणे दाखवा नोटिस बजावण्यात आल्याची माहितीही त्यांनी दिली. यंदाच्या एमएचटी-सीईटीमध्ये गणित विषयाच्या प्रश्नपत्रिकेत २१ प्रश्न चुकीचे असल्याचा प्रकार समोर आला होता. या अनुषंगाने विधीमंडळाच्या पावसाळी अधिवेशात लोकप्रतिनिधींकडून सीईटीसंबंधित उपस्थित केलेल्या तारांकित प्रश्नाला पाटील यांनी उत्तर दिले. राज्य सामाईक प्रवेश परीक्षा कक्षामार्फत एमएचटी-सीईटी ही परीक्षा पीसीबी आणि पीसीएम या गटांसाठी ९ ते २७ एप्रिल या कालावधीत २८ सत्रांत घेण्यात आली. २८ पैकी २७ सत्रांमध्ये ६ लाख ७७ हजार ५६० उमेदवारांची परीक्षा सुरळीतपणे पार पडली. २७ एप्रिल रोजीच्या सकाळच्या सत्रातील मराठी, इंग्रजी, ऊर्दू या तीन भाषांमध्ये घेण्यात आलेल्या पीसीए गटाच्या परीक्षेदरम्या २७ हजार ८३७ विद्यार्थी उपस्थित होते. या उमेदवारांना गणित विषयाशी संबंधित इंग्लिश भाषांतरामधील २१ प्रश्नांमध्ये चुका असल्यामुळे अडचणी निर्माण झाल्या होत्या. मराठी आणि उर्दू प्रश्नांमध्ये कोणतीही त्रुटी किंवा चूक नव्हती. इंग्लिश भाषांतरामध्ये त्रुटी, चुका आढळल्याने २७ एप्रिल रोजी सकाळच्या सत्रात परीक्षा दिलेल्या उमेदवारांचे शैक्षणिक नुकसान टाळण्यासाठी ५ मे रोजी फेरपरीक्षा घेण्यात आली. ही फेरपरीक्षा सुरळीतपणे पार पडली. या प्रकरणी संबंधित विषय तज्ज्ञांना कारणे दाखवा नोटीस बजावली आहे. त्या अनुषंगाने राज्य समाइक प्रवेश परीक्षा कक्षाकडे पुढील कार्यवाही करण्यात येत आहे, असेही पाटील यांनी उत्तरात नमूद केले. भारताचा ग्रँड मास्टर गुकेशने नॉर्वेच्या मॅग्नस कार्लसनला सलग दुसऱ्यांदा पराभूत केले आहे. झॅग्रेबमध्ये झालेल्या सुपर युनायटेड रॅपिड अँड ब्लिट्झ क्रोएशिया २०२५ स्पर्धेत गुकेशने कार्लसनला रॅपिड अँड ब्लिट्झ प्रकारात हरवले. स्पर्धा सुरू होण्यापूर्वी कार्लसनने गुकेशला कमजोर खेळाडू म्हटले होते, परंतु गुकेशने आपल्या खेळातून त्याला सडेतोड उत्तर दिले.</w:t>
       </w:r>
     </w:p>
     <w:p>
@@ -4883,16 +5351,16 @@
       </w:pPr>
       <w:r>
         <w:rPr/>
-        <w:t>Article 126</w:t>
-      </w:r>
-    </w:p>
-    <w:p>
-      <w:pPr>
-        <w:pStyle w:val="Normal"/>
-      </w:pPr>
-      <w:r>
-        <w:rPr/>
-        <w:t>Title: Pune News : समाजाचा आत्‍मविश्‍वास वाढविण्याची गरज, चंद्रकांत पाटील यांचे आवाहन; गुरुपौर्णिमेनिमित्त विविध क्षेत्रांतील नामवंतांचा सत्कार</w:t>
+        <w:t>Article 138</w:t>
+      </w:r>
+    </w:p>
+    <w:p>
+      <w:pPr>
+        <w:pStyle w:val="Normal"/>
+      </w:pPr>
+      <w:r>
+        <w:rPr/>
+        <w:t>Title: Jayashree Patil : जयश्रीताईंचा निर्णय झाला, चंद्रकांत पाटलांनी सूत्रं हलवली अन् फडणवीसांनी शब्दही दिला; आता बुधवारी भाजप प्रवेश</w:t>
       </w:r>
     </w:p>
     <w:p>
@@ -4904,16 +5372,16 @@
         <w:t xml:space="preserve">URL: </w:t>
       </w:r>
       <w:r>
-        <w:t xml:space="preserve"> https://www.esakal.com/pune/indias-ancient-brilliance-first-surgery-dictionary-stadium-were-ours-chandrakant-patil-amp17</w:t>
-      </w:r>
-    </w:p>
-    <w:p>
-      <w:pPr>
-        <w:pStyle w:val="Normal"/>
-      </w:pPr>
-      <w:r>
-        <w:rPr/>
-        <w:t>Content: पुणे : ‘‘गुलामगिरीची मानसिकता इंग्रजांनी आपल्‍यावर सातत्‍याने लादली. परंतु, जगातील पहिली वैद्यकीय शस्त्रक्रिया भारतात दोन हजार ८०० वर्षांपूर्वी झाली. याचबरोबर पहिला शब्दकोश, पहिले स्टेडियम भारतात होते. गुलामगिरीच्‍या मानसिकतेमधून बाहेर पडण्‍यासाठी आपल्‍याकडील वेगवेगळ्या क्षेत्रांतील उत्तुंग व्यक्तिमत्त्वांना जगासमोर आणून समाजाचा आत्‍मविश्‍वास वाढवण्‍यासाठी प्रयत्‍न करायला हवेत,’’ असे प्रतिपादन उच्च व तंत्रशिक्षणमंत्री चंद्रकांत पाटील यांनी केले. Follow Us Copyright © 2025 - Sakal Media Pvt Ltd - All rights reserved. Powered by Quintype</w:t>
+        <w:t xml:space="preserve"> https://sarkarnama.esakal.com/maharashtra/paschim-maharashtra/ex-cm-of-maharashtra-vasantdada-patils-granddaughter-in-law-jayshree-patil-to-join-bjp-in-presence-of-devendra-fadnavis-as11</w:t>
+      </w:r>
+    </w:p>
+    <w:p>
+      <w:pPr>
+        <w:pStyle w:val="Normal"/>
+      </w:pPr>
+      <w:r>
+        <w:rPr/>
+        <w:t>Content: Sangli News : सांगलीच्या राजकारण सध्या मोठ्या घडामोडी होताना दिसत असून मोठे पक्ष प्रवेश होत आहेत. महाराष्ट्राचे माजी मुख्यमंत्री वसंतदादा पाटील यांच्या नातसून, तथा माजी मंत्री दिवंगत मदन पाटील यांच्या पत्नी श्रीमती जयश्री पाटील यांनी भाजपमध्ये प्रवेश करण्याचा निर्णय आज (ता.16) जाहीर केला. बुधवारी (ता.18) मुंबईत मुख्यमंत्री देवेंद्र फडणवीस यांच्या प्रमुख उपस्थितीत त्यांचा प्रवेश होईल. दरम्यान पालकमंत्री चंद्रकांत पाटील यांनी आज सकाळी ‘विजय’ बंगल्यावर जयश्री पाटील यांची भेट घेतली. त्याआधी रविवारी रात्री उशीरापर्यंत मदनभाऊ गटाशी भाजप नेत्यांनी चर्चा सुरू होती. यावेळी मुख्यमंत्री देवेंद्र फडणवीस यांच्याशी जयश्री पाटील यांची मोबाईलवरून चर्चा झाली. त्यानंतर हा निर्णय घेण्यात आला. ‘विधानसभा निवडणुकीत बंडखोरी केल्यानंतर काँग्रेसने निलंबित केले होते. त्यानंतर आम्हाला कोणत्या तरी पक्षात जाणे गरजेचे होते. कार्यकर्त्यांची भावना राष्ट्रीय पक्षात जावे, अशाच होत्या. त्या मताचा आदर करत कार्यकर्त्यांना बळ देण्यासाठी आपण भाजप प्रवेशाचा निर्णय घेतल्याचे श्रीमती पाटील यांनी यावेळी सांगितले आहे. फडणवीस यांनी कार्यकर्त्यांना न्याय देण्याचा शब्द दिला आहे. त्यांचे नेतृत्व आश्वासक वाटतं असल्याचेही जयश्री पाटील यांनी म्हटलं आहे. यावेळी चंद्रकांत पाटील म्हणाले, ‘‘वसंतदादा पाटील यांनी सामान्य माणसाच्या हिताचे राजकारण केले. तळातील माणसाच्या विकासासाठी ते काम करायचे. त्यांचे नेचर हे भाजपच्या नेचरशी मिळते जुळते आहे. त्यामुळे वसंतदादा घराण्यातील जयश्री पाटील या भाजपमध्ये चांगले काम करू शकतील.’’ दरम्यान, वसंतदादा पाटील यांच्या घराण्यातील भाजपमध्ये प्रवेश करणाऱ्या जयश्री पाटील या पहिल्या व्यक्ती ठरल्या आहेत. याआधी माजी मंत्री प्रतीक पाटील यांच्या भाजप प्रवेशाबाबत वावड्या उठल्या होत्या. अलिकडे खासदार विशाल पाटील यांनादेखील सतत भाजपसोबत येण्याचे आवतन दिले जात आहे. त्याआधी वसंतदादांचे पुतणे विष्णूअण्णा पाटील यांनी राष्ट्रवादीच्या स्थापनेनंतर काँग्रेसचा राजीनामा दिला होता. त्यावेळी मदन पाटील हेही राष्ट्रवादीत गेले होते. पुढे 2004 मध्ये विधानसभा निवडणुकीत त्यांनी आघाडीविरोधात बंड केले. ते अपक्ष निवडणूक जिंकले. त्यानंतर त्यांनी काँग्रेसचे सहयोगी सदस्यत्व स्विकारले आणि पुढे ते कॅबिनेट मंत्रीही झाले. 2015-16 ला त्यांच्या निधनानंतर जयश्री पाटील यांनी त्यांच्या गटाचे नेतृत्व स्विकारले. गेल्या विधानसभा निवडणूकीत त्या अपक्ष लढल्या होत्या. त्यामुळे काँग्रेसने त्यांच्यावर निलंबनाची कारवाई केली होती. आता त्यांनी भाजपमध्ये प्रवेश करत असल्याची अधिकृत घोषणा केलीय. ही घोषणा काँग्रेससह अजित पवार यांच्या राष्ट्रवादीसाठी धोक्याची घंटा मानली जातेय. तर जयश्री पाटील यांच्या भाजप प्रवेशाने आगामी महापालिका, जिल्हा परिषद निवडणुकांसाठी कार्यकर्त्यांना अधिक बळ मिळणार आहे. सरकारनामाचे सदस्य व्हा शॉपिंगसाठी 'सकाळ प्राईम डील्स'च्या भन्नाट ऑफर्स पाहण्यासाठी क्लिक करा. Read Latest Marathi Political News, Breaking Political News from Maharashtra, India, Pune &amp; Mumbai at Sarkarnama. To Get Live Political Marathi News on Mobile, Download the Sarkarnama Mobile App for Android and IOS. सरकारनामा आता सर्व सोशल मीडिया प्लॅटफॉर्मवर. ताज्या राजकीय घडामोडींसाठी फेसबुक, ट्विटर, इन्स्टाग्राम, शेअर चॅट, टेलिग्रामवर आणि व्हॉट्सॲप आम्हाला फॉलो करा. तसेच, सरकारनामा यूट्यूब चॅनेलला आजच सबस्क्राइब करा. Follow Us Copyright © 2025 Sakal Media Group – All Rights Reserved Powered by Quintype वेबसाईटवर ब्राउझिंगचा अनुभव सर्वोत्तम असावा, यासाठी आम्ही कुकीजचा वापर करतो. कुकीजमुळे तुम्हाला तुमच्या आवडत्या मजकुराची शिफारस करता येते. आमचे गोपनीयता आणि कुकीजसंदर्भातील धोरण तुम्हाला मान्य आहे.</w:t>
       </w:r>
     </w:p>
     <w:p>
@@ -4922,16 +5390,16 @@
       </w:pPr>
       <w:r>
         <w:rPr/>
-        <w:t>Article 127</w:t>
-      </w:r>
-    </w:p>
-    <w:p>
-      <w:pPr>
-        <w:pStyle w:val="Normal"/>
-      </w:pPr>
-      <w:r>
-        <w:rPr/>
-        <w:t>Title: Jayashree Patil : जयश्रीताईंचा निर्णय झाला, चंद्रकांत पाटलांनी सूत्रं हलवली अन् फडणवीसांनी शब्दही दिला; आता बुधवारी भाजप प्रवेश</w:t>
+        <w:t>Article 139</w:t>
+      </w:r>
+    </w:p>
+    <w:p>
+      <w:pPr>
+        <w:pStyle w:val="Normal"/>
+      </w:pPr>
+      <w:r>
+        <w:rPr/>
+        <w:t>Title: चंद्रकांत पाटलांकडून अपक्ष खासदाराला खुली ऑफर:म्हणाले - विशाल पाटील सोबत आल्यास सांगलीच्या विकासाला गती मिळेल, त्यांनी विचार करावा</w:t>
       </w:r>
     </w:p>
     <w:p>
@@ -4943,16 +5411,16 @@
         <w:t xml:space="preserve">URL: </w:t>
       </w:r>
       <w:r>
-        <w:t xml:space="preserve"> https://sarkarnama.esakal.com/maharashtra/paschim-maharashtra/ex-cm-of-maharashtra-vasantdada-patils-granddaughter-in-law-jayshree-patil-to-join-bjp-in-presence-of-devendra-fadnavis-as11</w:t>
-      </w:r>
-    </w:p>
-    <w:p>
-      <w:pPr>
-        <w:pStyle w:val="Normal"/>
-      </w:pPr>
-      <w:r>
-        <w:rPr/>
-        <w:t>Content: Sangli News : सांगलीच्या राजकारण सध्या मोठ्या घडामोडी होताना दिसत असून मोठे पक्ष प्रवेश होत आहेत. महाराष्ट्राचे माजी मुख्यमंत्री वसंतदादा पाटील यांच्या नातसून, तथा माजी मंत्री दिवंगत मदन पाटील यांच्या पत्नी श्रीमती जयश्री पाटील यांनी भाजपमध्ये प्रवेश करण्याचा निर्णय आज (ता.16) जाहीर केला. बुधवारी (ता.18) मुंबईत मुख्यमंत्री देवेंद्र फडणवीस यांच्या प्रमुख उपस्थितीत त्यांचा प्रवेश होईल. दरम्यान पालकमंत्री चंद्रकांत पाटील यांनी आज सकाळी ‘विजय’ बंगल्यावर जयश्री पाटील यांची भेट घेतली. त्याआधी रविवारी रात्री उशीरापर्यंत मदनभाऊ गटाशी भाजप नेत्यांनी चर्चा सुरू होती. यावेळी मुख्यमंत्री देवेंद्र फडणवीस यांच्याशी जयश्री पाटील यांची मोबाईलवरून चर्चा झाली. त्यानंतर हा निर्णय घेण्यात आला. ‘विधानसभा निवडणुकीत बंडखोरी केल्यानंतर काँग्रेसने निलंबित केले होते. त्यानंतर आम्हाला कोणत्या तरी पक्षात जाणे गरजेचे होते. कार्यकर्त्यांची भावना राष्ट्रीय पक्षात जावे, अशाच होत्या. त्या मताचा आदर करत कार्यकर्त्यांना बळ देण्यासाठी आपण भाजप प्रवेशाचा निर्णय घेतल्याचे श्रीमती पाटील यांनी यावेळी सांगितले आहे. फडणवीस यांनी कार्यकर्त्यांना न्याय देण्याचा शब्द दिला आहे. त्यांचे नेतृत्व आश्वासक वाटतं असल्याचेही जयश्री पाटील यांनी म्हटलं आहे. यावेळी चंद्रकांत पाटील म्हणाले, ‘‘वसंतदादा पाटील यांनी सामान्य माणसाच्या हिताचे राजकारण केले. तळातील माणसाच्या विकासासाठी ते काम करायचे. त्यांचे नेचर हे भाजपच्या नेचरशी मिळते जुळते आहे. त्यामुळे वसंतदादा घराण्यातील जयश्री पाटील या भाजपमध्ये चांगले काम करू शकतील.’’ दरम्यान, वसंतदादा पाटील यांच्या घराण्यातील भाजपमध्ये प्रवेश करणाऱ्या जयश्री पाटील या पहिल्या व्यक्ती ठरल्या आहेत. याआधी माजी मंत्री प्रतीक पाटील यांच्या भाजप प्रवेशाबाबत वावड्या उठल्या होत्या. अलिकडे खासदार विशाल पाटील यांनादेखील सतत भाजपसोबत येण्याचे आवतन दिले जात आहे. त्याआधी वसंतदादांचे पुतणे विष्णूअण्णा पाटील यांनी राष्ट्रवादीच्या स्थापनेनंतर काँग्रेसचा राजीनामा दिला होता. त्यावेळी मदन पाटील हेही राष्ट्रवादीत गेले होते. पुढे 2004 मध्ये विधानसभा निवडणुकीत त्यांनी आघाडीविरोधात बंड केले. ते अपक्ष निवडणूक जिंकले. त्यानंतर त्यांनी काँग्रेसचे सहयोगी सदस्यत्व स्विकारले आणि पुढे ते कॅबिनेट मंत्रीही झाले. 2015-16 ला त्यांच्या निधनानंतर जयश्री पाटील यांनी त्यांच्या गटाचे नेतृत्व स्विकारले. गेल्या विधानसभा निवडणूकीत त्या अपक्ष लढल्या होत्या. त्यामुळे काँग्रेसने त्यांच्यावर निलंबनाची कारवाई केली होती. आता त्यांनी भाजपमध्ये प्रवेश करत असल्याची अधिकृत घोषणा केलीय. ही घोषणा काँग्रेससह अजित पवार यांच्या राष्ट्रवादीसाठी धोक्याची घंटा मानली जातेय. तर जयश्री पाटील यांच्या भाजप प्रवेशाने आगामी महापालिका, जिल्हा परिषद निवडणुकांसाठी कार्यकर्त्यांना अधिक बळ मिळणार आहे. सरकारनामाचे सदस्य व्हा शॉपिंगसाठी 'सकाळ प्राईम डील्स'च्या भन्नाट ऑफर्स पाहण्यासाठी क्लिक करा. Read Latest Marathi Political News, Breaking Political News from Maharashtra, India, Pune &amp; Mumbai at Sarkarnama. To Get Live Political Marathi News on Mobile, Download the Sarkarnama Mobile App for Android and IOS. सरकारनामा आता सर्व सोशल मीडिया प्लॅटफॉर्मवर. ताज्या राजकीय घडामोडींसाठी फेसबुक, ट्विटर, इन्स्टाग्राम, शेअर चॅट, टेलिग्रामवर आणि व्हॉट्सॲप आम्हाला फॉलो करा. तसेच, सरकारनामा यूट्यूब चॅनेलला आजच सबस्क्राइब करा. Follow Us Copyright © 2025 Sakal Media Group – All Rights Reserved Powered by Quintype वेबसाईटवर ब्राउझिंगचा अनुभव सर्वोत्तम असावा, यासाठी आम्ही कुकीजचा वापर करतो. कुकीजमुळे तुम्हाला तुमच्या आवडत्या मजकुराची शिफारस करता येते. आमचे गोपनीयता आणि कुकीजसंदर्भातील धोरण तुम्हाला मान्य आहे.</w:t>
+        <w:t xml:space="preserve"> https://divyamarathi.bhaskar.com/local/maharashtra/mumbai/news/chandrakant-patil-open-offer-to-independent-mp-vishal-patil-to-join-bjp-134651805.html</w:t>
+      </w:r>
+    </w:p>
+    <w:p>
+      <w:pPr>
+        <w:pStyle w:val="Normal"/>
+      </w:pPr>
+      <w:r>
+        <w:rPr/>
+        <w:t>Content: भाजपचे आमदार आणि मंत्री चंद्रकांत पाटील यांनी सांगलीचे अपक्ष खासदार विशाल पाटील यांना भाजपसोबत येण्याची जाहीर ऑफर दिली आहे. विशाल पाटील आमच्यासोबत आल्यास केंद्रातील आमची संख्या वाढेल आणि सांगलीच्या विकासालाही गती मिळेल, असे चंद्रकांत पाटील म्हणाले. त राज्यातील लोकसभा आणि विधानसभा निवडणुका संपल्यानंतरही राजकीय पक्षांमध्ये नेत्यांच्या पक्ष बदलण्याचा सिलसिला सुरूच आहे. काही दिवसांपूर्वी काँग्रेसचे नेते आणि पुण्यातील माजी आमदार रवींद्र धंगेकर यांनी काँग्रेसला सोडचिठ्ठी देत शिवसेना शिंदे गटात प्रवेश करत शिवधनुष्य हाती घेतले. त्यानंतर आता भाजपचे नेते आणि मंत्री चंद्रकांत पाटील यांनी काँग्रेसमधून बंडखोरी करणारे सांगलीचे अपक्ष खासदार विशाल पाटील यांना भाजपमध्ये सामील होण्याची खुली ऑफर दिली आहे. काय म्हणाले चंद्रकांत पाटील? राजकारणात नेहमी वर्तमानावर चालावे लागते पुढे काय होईल माहित नाही, वर्तमान काळात त्यांच्या हाताशी अजूनही चार वर्ष दोन महिने आहेत. या कालावधीचा आम्ही विचार करतो, असे चंद्रकांत पाटील म्हणालेत. जर ते बरोबर आले तर आमची केंद्रातली संख्या देखील वाढते, सोबतच सांगली जिल्ह्यातील विकासाच्या कामाला त्यांना जे काय करायचे आहे. त्याला देखील सोपे जाईल, म्हणून आम्ही त्यांना जाहीर ऑफर पुन्हा एकदा देत आहोत, त्याचा त्यांनी विचार करावा, असेही चंद्रकांत पाटील यांनी म्हटले. ऑफरवर विशाल पाटलांची प्रतिक्रिया चंद्रकांत पाटील यांनी भाजपसोबत येण्याच्या ऑफरवर खासदार विशाल पाटील यांनीही प्रतिक्रिया दिली. मी ज्या पद्धतीने संसदेत प्रश्न मांडतोय, ही चंद्रकांत दादांना माझ्या कामाची पद्धत आवडली असेल. मला सतत भाजप प्रवेशाची ऑफर येत असेल तर मी चांगलं काम करतोय असे मी समजतो, असे विशाल पाटील म्हणाले. पण भाजप प्रवेशाबाबत मी कोणताही विचार करत नाही. मी आता कायद्यानेच दुसऱ्या कोणत्याही पक्षात जाऊ शकत नाही. सर्व लोकप्रतिनिधींनी पक्ष गट तट बाजूला ठेवून सांगली जिल्ह्याच्या विकासासाठी विचार करतोय हे माझे धोरण आहे, असे विशाल पाटील यांनी सांगितले. विशाल पाटलांचा सुमारे 1 लाख मतांनी विजय पश्चिम महाराष्ट्रातील सांगली लोकसभा मतदारसंघात विशाल पाटील यांनी अपक्ष म्हणून निवडणूक लढवून विजय मिळवला आहे. या मतदारसंघातून उद्धव ठाकरे गटाने चंद्रहार पाटील यांना आधीच उमेदवारी दिली होती. काँग्रेसचे विशाल पाटील यांची या मतदारसंघात दोन वर्षांपासून निवडणूक लढवण्यासाठी तयारी सुरू होती. पण ठाकरे गटाच्या उमेदवाराला तिकीट जाहीर झाल्याने विशाल पाटील बंडखोरी करत लोकसभेच्या रिंगणात उतरले आणि त्यांनी भाजपचे संजय काका पाटील यांचा पराभव करत ठाकरे गटाला मोठा धक्का देत निवडणूक जिंकली. विशाल पाटील यांनी 5 लाख 71 हजार 666 मतांनी विजय मिळवला, तर त्यांचे प्रतिस्पर्धी भाजपचे संजय काका पाटील यांना 4 लाख 71 हजार 613 मते मिळाली. शिवसेना ठाकरे गटाचे उमेदवार चंद्रहार सुभाष पाटील तिसऱ्या क्रमांकावर राहिले आणि त्यांना फक्त 60 हजार 860 मते मिळाली होती. Copyright © 2024-25 DB Corp ltd., All Rights Reserved This website follows the DNPA Code of Ethics.</w:t>
       </w:r>
     </w:p>
     <w:p>
@@ -4961,16 +5429,16 @@
       </w:pPr>
       <w:r>
         <w:rPr/>
-        <w:t>Article 128</w:t>
-      </w:r>
-    </w:p>
-    <w:p>
-      <w:pPr>
-        <w:pStyle w:val="Normal"/>
-      </w:pPr>
-      <w:r>
-        <w:rPr/>
-        <w:t>Title: 'महाराष्ट्र एज्युकेशन अँड कॉर्पोरेट आयकॉन्स 2025' सन्मान सोहळा:उद्योग आणि शिक्षण संस्थांमधील परस्पर समन्वय वाढवण्याला प्राधान्य - मंत्री चंद्रकांत पाटील</w:t>
+        <w:t>Article 140</w:t>
+      </w:r>
+    </w:p>
+    <w:p>
+      <w:pPr>
+        <w:pStyle w:val="Normal"/>
+      </w:pPr>
+      <w:r>
+        <w:rPr/>
+        <w:t>Title: Sangli Politics : पालकमंत्री चंद्रकांत पाटील यांनी सांगली जिल्हा नियोजन समितीची यादी केली फायनल, कोणाची लागणारवर्णी?</w:t>
       </w:r>
     </w:p>
     <w:p>
@@ -4982,16 +5450,16 @@
         <w:t xml:space="preserve">URL: </w:t>
       </w:r>
       <w:r>
-        <w:t xml:space="preserve"> https://divyamarathi.bhaskar.com/local/maharashtra/pune/news/education-industry-collaboration-essential-skilled-workforce-chandrakant-patil-135447177.html</w:t>
-      </w:r>
-    </w:p>
-    <w:p>
-      <w:pPr>
-        <w:pStyle w:val="Normal"/>
-      </w:pPr>
-      <w:r>
-        <w:rPr/>
-        <w:t>Content: उद्योगांना आवश्यक कुशल मनुष्यबळ निर्माण होण्यासाठी शिक्षण संस्थांनी विद्यार्थ्यांना प्रात्यक्षिक ज्ञान देण्यावर भर दिला पाहिजे. रोजागाराभिमुख व कौशल्याधारित शिक्षणासाठी शैक्षणिक संस्था व उद्योग यांच्यात परस्पर समन्वय वाढण्याची गरज असून, नवीन शिक्षण ध सनीज् वर्ल्ड येथे आयोजित सोहळ्यात 'जॉबिझा'चे संस्थापक गौरव शर्मा, स्वामी रामानंद तीर्थ मराठवाडा विद्यापीठाचे कुलगुरू डॉ. पंडित विद्यासागर, सावित्रीबाई फुले पुणे विद्यापीठाचे प्र-कुलगुरू डॉ. पराग काळकर, माजी कुलगुरू डॉ. नितीन करमाळकर, माजी संचालक डॉ. विश्वास गायकवाड, डॉ. गिरीश देसाई, रामकृष्ण रमण, डॉ. सुनील भिरूड, डॉ. सिद्धार्थ जबडे, अनिल कश्यप, संजीव बजाज, नीरज व्यवहारे, डॉ. माधुरी खांबेटे, डॉ. सुनीता कराड, डॉ. सोमनाथ पाटील, यांना शिक्षण क्षेत्रातील उल्लेखनीय कार्याबद्दल, तर असेंचर टेक्नॉलॉजीचे व्यवस्थापकीय संचालक श्रीकांत सारडा, टेराडाटाचे वरिष्ठ व्यवस्थापक कौस्तुभ कुलकर्णी, फोक्सवॅगन स्कोडाचे सरव्यवस्थापक अजित कवडे, सिम्प्लिफाय हेल्थकेअरचे वरिष्ठ संचालक संगीता सिंग, आयडॉक्स पीएलसीचे मुख्य कार्यकारी अधिकारी कैलास मसेकर, आय-सोर्स इन्फोसिस्टीम्सचे संस्थापक जितेंद्र सरदेसाई आदींना सन्मानित करण्यात आले. सॉफ्टलिंक ग्लोबलचे मुख्य कार्यकारी अधिकारी अमित माहेश्वरी यांचे 'परिवर्तनशील शिक्षण व भविष्यातील कॉर्पोरेट कार्यपद्धती' यावर बीजभाषण झाले. इनोव्हेशन आणि मानवी विकासात परिवर्तनशील योगदान देणाऱ्या मान्यवरांचा गौरव करण्यात आला. 'शिक्षण' विभागातून ग्रामीण भागातील विद्यार्थ्यांना घडवणाऱ्या, महिला शिक्षणात कार्य करणाऱ्या, शिक्षण व उद्योग यांच्यातील परस्पर संबंध दृढ करणाऱ्या, दूरदृष्टीने व प्रेरक शिक्षण देणाऱ्या, तंत्र शिक्षणात भर घालणाऱ्या, शिक्षण क्षेत्रात इनोव्हेशन व मूल्यांकनासाठी भरीव योगदान देणाऱ्या व्यक्तिमत्वाचा, तसेच 'कॉर्पोरेट' विभागातून 'आयकॉनिक एचआर लीडर', 'बेस्ट आंत्रप्रेन्युअर', 'बेस्ट इन लर्निंग अँड डेव्हलपमेंट', 'एचआर लीडरशिप अँड डायव्हर्सिटी चॅम्पियन', 'यंग एचआर लीडर अँड ट्रेलब्लेझर', 'बेस्ट इन टॅलेंट मॅनेजमेंट' असे पुरस्कार देण्यात आले. चंद्रकांत पाटील म्हणाले, उद्योग व शिक्षण क्षेत्रातील गुणवंतांना एकाच व्यासपीठावर आणून सन्मानित करण्याचा हा उपक्रम स्तुत्य आहे. यातून दोन्ही क्षेत्रांना आवश्यक गोष्टींची, कौशल्यांची देवाणघेवाण होईल. त्यातून विद्यार्थ्यांना भविष्याच्या दृष्टीकोनातून चांगले, रोजगारक्षम व कौशल्याचे, तसेच प्रात्यक्षिक शिक्षणाचे धडे मिळतील. Copyright © 2024-25 DB Corp ltd., All Rights Reserved This website follows the DNPA Code of Ethics.</w:t>
+        <w:t xml:space="preserve"> https://www.esakal.com/paschim-maharashtra/guardian-minister-chandrakant-patil-has-finalized-list-of-sangli-district-planning-committee-members-whose-name-will-be-required-srs92</w:t>
+      </w:r>
+    </w:p>
+    <w:p>
+      <w:pPr>
+        <w:pStyle w:val="Normal"/>
+      </w:pPr>
+      <w:r>
+        <w:rPr/>
+        <w:t>Content: Sangli : राज्यात महायुतीचे सरकार आल्यानंतर सहा महिन्यांनंतर अखेर जिल्हा नियोजन समितीच्या सदस्य निवडीला मुहूर्त लागला आहे. पालकमंत्री चंद्रकांत पाटील यांनी समिती सदस्यांची नावे निश्चित केली असून, ती अंतिम मान्यतेसाठी मंत्रालयात रवाना करण्यात आली आहेत. येत्या दोन दिवसांत त्या नावांना मान्यता मिळण्याची शक्यता असून, त्यात कोणाचा नंबर लागतो, याकडे लक्ष आहे. Follow Us Copyright © 2025 - Sakal Media Pvt Ltd - All rights reserved. Powered by Quintype</w:t>
       </w:r>
     </w:p>
     <w:p>
@@ -5000,16 +5468,16 @@
       </w:pPr>
       <w:r>
         <w:rPr/>
-        <w:t>Article 129</w:t>
-      </w:r>
-    </w:p>
-    <w:p>
-      <w:pPr>
-        <w:pStyle w:val="Normal"/>
-      </w:pPr>
-      <w:r>
-        <w:rPr/>
-        <w:t>Title: चंद्रकांत पाटील यांच्याकडून त्रुटींची कबुली… विषयतज्ज्ञांना कारणे दाखवा नोटिस</w:t>
+        <w:t>Article 141</w:t>
+      </w:r>
+    </w:p>
+    <w:p>
+      <w:pPr>
+        <w:pStyle w:val="Normal"/>
+      </w:pPr>
+      <w:r>
+        <w:rPr/>
+        <w:t>Title: हिंदी सक्तीवरून चंद्रकांत पाटलांचा राज ठाकरेंना सल्ला, म्हणाले, मुख्यमंत्र्यांसोबत…</w:t>
       </w:r>
     </w:p>
     <w:p>
@@ -5021,16 +5489,16 @@
         <w:t xml:space="preserve">URL: </w:t>
       </w:r>
       <w:r>
-        <w:t xml:space="preserve"> https://www.loksatta.com/pune/chandrakant-patil-admits-errorsin-mht-cet-math-paper-takes-disciplinary-action-pune-print-news-ccp-14-rds-00-5198879/</w:t>
-      </w:r>
-    </w:p>
-    <w:p>
-      <w:pPr>
-        <w:pStyle w:val="Normal"/>
-      </w:pPr>
-      <w:r>
-        <w:rPr/>
-        <w:t>Content: पुणे : राज्य सामाईक प्रवेश परीक्षा कक्षातर्फे (सीईटी सेल) घेण्यात आलेल्या परीक्षेत त्रुटी असल्याची कबुली राज्याचे उच्च व तंत्रशिक्षण मंत्री चंद्रकांत पाटील यांनी दिली. या प्रकरणी संबंधित विषय तज्ज्ञांना कारणे दाखवा नोटिस बजावण्यात आल्याची माहितीही त्यांनी दिली. यंदाच्या एमएचटी-सीईटीमध्ये गणित विषयाच्या प्रश्नपत्रिकेत २१ प्रश्न चुकीचे असल्याचा प्रकार समोर आला होता. या अनुषंगाने विधीमंडळाच्या पावसाळी अधिवेशात लोकप्रतिनिधींकडून सीईटीसंबंधित उपस्थित केलेल्या तारांकित प्रश्नाला पाटील यांनी उत्तर दिले. राज्य सामाईक प्रवेश परीक्षा कक्षामार्फत एमएचटी-सीईटी ही परीक्षा पीसीबी आणि पीसीएम या गटांसाठी ९ ते २७ एप्रिल या कालावधीत २८ सत्रांत घेण्यात आली. २८ पैकी २७ सत्रांमध्ये ६ लाख ७७ हजार ५६० उमेदवारांची परीक्षा सुरळीतपणे पार पडली. २७ एप्रिल रोजीच्या सकाळच्या सत्रातील मराठी, इंग्रजी, ऊर्दू या तीन भाषांमध्ये घेण्यात आलेल्या पीसीए गटाच्या परीक्षेदरम्या २७ हजार ८३७ विद्यार्थी उपस्थित होते. या उमेदवारांना गणित विषयाशी संबंधित इंग्लिश भाषांतरामधील २१ प्रश्नांमध्ये चुका असल्यामुळे अडचणी निर्माण झाल्या होत्या. मराठी आणि उर्दू प्रश्नांमध्ये कोणतीही त्रुटी किंवा चूक नव्हती. इंग्लिश भाषांतरामध्ये त्रुटी, चुका आढळल्याने २७ एप्रिल रोजी सकाळच्या सत्रात परीक्षा दिलेल्या उमेदवारांचे शैक्षणिक नुकसान टाळण्यासाठी ५ मे रोजी फेरपरीक्षा घेण्यात आली. ही फेरपरीक्षा सुरळीतपणे पार पडली. या प्रकरणी संबंधित विषय तज्ज्ञांना कारणे दाखवा नोटीस बजावली आहे. त्या अनुषंगाने राज्य समाइक प्रवेश परीक्षा कक्षाकडे पुढील कार्यवाही करण्यात येत आहे, असेही पाटील यांनी उत्तरात नमूद केले. भारताचा ग्रँड मास्टर गुकेशने नॉर्वेच्या मॅग्नस कार्लसनला सलग दुसऱ्यांदा पराभूत केले आहे. झॅग्रेबमध्ये झालेल्या सुपर युनायटेड रॅपिड अँड ब्लिट्झ क्रोएशिया २०२५ स्पर्धेत गुकेशने कार्लसनला रॅपिड अँड ब्लिट्झ प्रकारात हरवले. स्पर्धा सुरू होण्यापूर्वी कार्लसनने गुकेशला कमजोर खेळाडू म्हटले होते, परंतु गुकेशने आपल्या खेळातून त्याला सडेतोड उत्तर दिले.</w:t>
+        <w:t xml:space="preserve"> https://www.tv9marathi.com/politics/chandrakant-patil-suggest-raj-thackeray-that-seat-with-devendra-fadnavis-to-understand-hindi-language-education-policy-1429296.html</w:t>
+      </w:r>
+    </w:p>
+    <w:p>
+      <w:pPr>
+        <w:pStyle w:val="Normal"/>
+      </w:pPr>
+      <w:r>
+        <w:rPr/>
+        <w:t>Content: By signing in or creating an account, you agree with Associated Broadcasting Company's Terms &amp; Conditions and Privacy Policy. Chandrakant Patil On Raj Thackeray : इयत्ता पहिलीपासून विद्यार्थ्यांना हिंदी विषय लागू करण्याच्या राज्य सरकारच्या धोरणाचा महाराष्ट्रात अनेक पातळ्यांवर विरोध केला जात आहे. विरोधकांनीदेखील हिंदी सक्ती नसायला हवी, अशी भूमिका घेतली आहे. मनसेचे राज ठाकरे यांनी तर या धोरणाला कठोर विरोध केल आहे. यावरच आता भाजपाचे नेते तथा उच्चं व तंत्रशिक्षणमंत्री चंद्रकांत पाटील यांनी राज ठाकरे यांना एक सल्ला दिला आहे. फडणवीसांसोबत बसून हा विषय समूजन घ्यावा, असं ते म्हणालेत. हिंदी भाषेची सक्ती केली आहे, हे समज चुकीचा आहे. लोकांमध्ये हा गैरसमज आहे. अशी एखादी तिसरी भाषा देशभरात जाण्यासाठी, देशभरातील गोष्टी समजून घेण्यासाठी उपयोगी असेल तर विरोध करण्याचं कारण नाही. त्यामुळे सक्तीचा शब्द कुठून आला हेच मला समजत नाही, असं मत चंद्रकांत पाटील यांनी व्यक्त केलं. तसेच राज ठाकरे यांनी हिंदी भाषेच्या सक्तीला विरोध केलेला आहे. त्याबाबत विचारले असता, राज ठाकरे हे खूप चांगले नेते आहेत. ते खूप गोष्टी परखडपणे मांडतात. पण या विषयात त्यांनी मुख्यमंत्री देवेंद्र फडणवीस यांच्यासोबत बसून ही भूमिका समजून घेण्याची आवश्यकता आहे, असा सल्ला चंद्रकात पाटील यांनी राज ठाकरे यांनी दिला. राज ठाकरे यांनी काही दिवसांपूर्वी सोशल मीडियाच्या माध्यमातून त्यांची हिंदी भाषा शिकवली जाण्याच्या धोरणावर आपली भूमिका स्पष्ट केली होती. हिंदी भाषेच्या सक्तीचा प्रश्नच येत नाही. कारण हिंदी ही काही राष्ट्रभाषा नाही. ती उत्तरेतल्या काही प्रांतांमध्ये बोलली जाणारी भाषा आहे. म्हणजे एका अर्थाने ती असलीच तर राज्यभाषा आहे. त्यात ती ज्या राज्यांमध्ये बोलली जाते तिथे पण अनेक स्थानिक भाषा आहेत, ज्या हिंदीच्या वरवंट्याखाली येऊ लागल्यात आणि अशी भीती आहे की तिथल्या स्थानिक बोलीभाषा काळाच्या ओघात नष्ट होतील. अर्थात आपली स्थानिक बोलीभाषा मरु द्यायची का नाही हा निर्णय त्यांनी घ्यायचा आहे, आपल्या काय देणंघेणं त्याच्याशी. पण महाराष्ट्रात जेंव्हा अशी सक्ती आली तेंव्हा मात्र आम्ही आवाज उठवला आणि यापुढे पण उठवत राहणार, अशी भूमिका राज ठाकरे यांनी घेतली आहे.</w:t>
       </w:r>
     </w:p>
     <w:p>
@@ -5039,16 +5507,16 @@
       </w:pPr>
       <w:r>
         <w:rPr/>
-        <w:t>Article 130</w:t>
-      </w:r>
-    </w:p>
-    <w:p>
-      <w:pPr>
-        <w:pStyle w:val="Normal"/>
-      </w:pPr>
-      <w:r>
-        <w:rPr/>
-        <w:t>Title: चंद्रकांत पाटलांकडून अपक्ष खासदाराला खुली ऑफर:म्हणाले - विशाल पाटील सोबत आल्यास सांगलीच्या विकासाला गती मिळेल, त्यांनी विचार करावा</w:t>
+        <w:t>Article 142</w:t>
+      </w:r>
+    </w:p>
+    <w:p>
+      <w:pPr>
+        <w:pStyle w:val="Normal"/>
+      </w:pPr>
+      <w:r>
+        <w:rPr/>
+        <w:t>Title: अमली पदार्थ विरोधी टास्क फोर्सने कायद्याचा धाक निर्माण करावा – चंद्रकांत पाटील</w:t>
       </w:r>
     </w:p>
     <w:p>
@@ -5060,16 +5528,16 @@
         <w:t xml:space="preserve">URL: </w:t>
       </w:r>
       <w:r>
-        <w:t xml:space="preserve"> https://divyamarathi.bhaskar.com/local/maharashtra/mumbai/news/chandrakant-patil-open-offer-to-independent-mp-vishal-patil-to-join-bjp-134651805.html</w:t>
-      </w:r>
-    </w:p>
-    <w:p>
-      <w:pPr>
-        <w:pStyle w:val="Normal"/>
-      </w:pPr>
-      <w:r>
-        <w:rPr/>
-        <w:t>Content: भाजपचे आमदार आणि मंत्री चंद्रकांत पाटील यांनी सांगलीचे अपक्ष खासदार विशाल पाटील यांना भाजपसोबत येण्याची जाहीर ऑफर दिली आहे. विशाल पाटील आमच्यासोबत आल्यास केंद्रातील आमची संख्या वाढेल आणि सांगलीच्या विकासालाही गती मिळेल, असे चंद्रकांत पाटील म्हणाले. त राज्यातील लोकसभा आणि विधानसभा निवडणुका संपल्यानंतरही राजकीय पक्षांमध्ये नेत्यांच्या पक्ष बदलण्याचा सिलसिला सुरूच आहे. काही दिवसांपूर्वी काँग्रेसचे नेते आणि पुण्यातील माजी आमदार रवींद्र धंगेकर यांनी काँग्रेसला सोडचिठ्ठी देत शिवसेना शिंदे गटात प्रवेश करत शिवधनुष्य हाती घेतले. त्यानंतर आता भाजपचे नेते आणि मंत्री चंद्रकांत पाटील यांनी काँग्रेसमधून बंडखोरी करणारे सांगलीचे अपक्ष खासदार विशाल पाटील यांना भाजपमध्ये सामील होण्याची खुली ऑफर दिली आहे. काय म्हणाले चंद्रकांत पाटील? राजकारणात नेहमी वर्तमानावर चालावे लागते पुढे काय होईल माहित नाही, वर्तमान काळात त्यांच्या हाताशी अजूनही चार वर्ष दोन महिने आहेत. या कालावधीचा आम्ही विचार करतो, असे चंद्रकांत पाटील म्हणालेत. जर ते बरोबर आले तर आमची केंद्रातली संख्या देखील वाढते, सोबतच सांगली जिल्ह्यातील विकासाच्या कामाला त्यांना जे काय करायचे आहे. त्याला देखील सोपे जाईल, म्हणून आम्ही त्यांना जाहीर ऑफर पुन्हा एकदा देत आहोत, त्याचा त्यांनी विचार करावा, असेही चंद्रकांत पाटील यांनी म्हटले. ऑफरवर विशाल पाटलांची प्रतिक्रिया चंद्रकांत पाटील यांनी भाजपसोबत येण्याच्या ऑफरवर खासदार विशाल पाटील यांनीही प्रतिक्रिया दिली. मी ज्या पद्धतीने संसदेत प्रश्न मांडतोय, ही चंद्रकांत दादांना माझ्या कामाची पद्धत आवडली असेल. मला सतत भाजप प्रवेशाची ऑफर येत असेल तर मी चांगलं काम करतोय असे मी समजतो, असे विशाल पाटील म्हणाले. पण भाजप प्रवेशाबाबत मी कोणताही विचार करत नाही. मी आता कायद्यानेच दुसऱ्या कोणत्याही पक्षात जाऊ शकत नाही. सर्व लोकप्रतिनिधींनी पक्ष गट तट बाजूला ठेवून सांगली जिल्ह्याच्या विकासासाठी विचार करतोय हे माझे धोरण आहे, असे विशाल पाटील यांनी सांगितले. विशाल पाटलांचा सुमारे 1 लाख मतांनी विजय पश्चिम महाराष्ट्रातील सांगली लोकसभा मतदारसंघात विशाल पाटील यांनी अपक्ष म्हणून निवडणूक लढवून विजय मिळवला आहे. या मतदारसंघातून उद्धव ठाकरे गटाने चंद्रहार पाटील यांना आधीच उमेदवारी दिली होती. काँग्रेसचे विशाल पाटील यांची या मतदारसंघात दोन वर्षांपासून निवडणूक लढवण्यासाठी तयारी सुरू होती. पण ठाकरे गटाच्या उमेदवाराला तिकीट जाहीर झाल्याने विशाल पाटील बंडखोरी करत लोकसभेच्या रिंगणात उतरले आणि त्यांनी भाजपचे संजय काका पाटील यांचा पराभव करत ठाकरे गटाला मोठा धक्का देत निवडणूक जिंकली. विशाल पाटील यांनी 5 लाख 71 हजार 666 मतांनी विजय मिळवला, तर त्यांचे प्रतिस्पर्धी भाजपचे संजय काका पाटील यांना 4 लाख 71 हजार 613 मते मिळाली. शिवसेना ठाकरे गटाचे उमेदवार चंद्रहार सुभाष पाटील तिसऱ्या क्रमांकावर राहिले आणि त्यांना फक्त 60 हजार 860 मते मिळाली होती. Copyright © 2024-25 DB Corp ltd., All Rights Reserved This website follows the DNPA Code of Ethics.</w:t>
+        <w:t xml:space="preserve"> https://www.loksatta.com/maharashtra/chandrakant-patil-says-anti-drug-task-force-should-create-fear-of-law-mrj-95-4882600/</w:t>
+      </w:r>
+    </w:p>
+    <w:p>
+      <w:pPr>
+        <w:pStyle w:val="Normal"/>
+      </w:pPr>
+      <w:r>
+        <w:rPr/>
+        <w:t>Content: लोकसत्ता प्रतिनिधी सांगली : अमली पदार्थ प्रतिबंधक उपाययोजनांची कडक अंमलबजावणी करावी. अमली पदार्थ विरोधी टास्क फोर्सने कायद्याचा धाक निर्माण करावा. अमली पदार्थ लागवड, वाहतूक, विक्री व तस्करी करणार्‍यांची कसलीही गय करू नये, असे निर्देश राज्याचे उच्च व तंत्र शिक्षण, संसदीय कार्य मंत्री तथा जिल्ह्याचे पालकमंत्री चंद्रकांत पाटील यांनी सोमवारी दिले. अमली पदार्थ टास्क फोर्सच्या बैठकीच्या अध्यक्षस्थानावरून ते बोलत होते. जिल्हाधिकारी कार्यालयातील बैठक सभागृहात आयोजित या बैठकीस जिल्हाधिकारी डॉ. राजा दयानिधी, पोलीस अधीक्षक संदीप घुगे, महाराष्ट्र औद्योगिक विकास महामंडळच्या प्रादेशिक अधिकारी वसुंधरा बिरजे, जिल्हा उद्योग केंद्राच्या महाव्यवस्थापक विद्या कुलकर्णी, स्थानिक गुन्हे अन्वेषण विभागाचे पोलीस निरीक्षक सतीश शिंदे आदि उपस्थित होते. अमली पदार्थ प्रतिबंधक उपाययोजनांसाठी पालकमंत्री पाटील यांच्या अध्यक्षतेखाली अमली पदार्थ प्रतिबंधक उपाययोजना समिती (टास्क फोर्स) स्थापन करण्यात आली असून, या टास्क फोर्समध्ये जिल्हाधिकारी, पोलीस अधीक्षक, जिल्हा उद्योग केंद्राच्या महाव्यवस्थापक, एम. आय. डी. सी. च्या प्रादेशिक अधिकारी, स्थानिक गुन्हे अन्वेषण विभागाचे पोलीस निरीक्षक, सहाय्यक आयुक्त, औषध विभाग हे सदस्य आहेत. या टास्क फोर्सच्या कामगिरीचा पालकमंत्री दर आठवड्याला आढावा घेणार आहेत. पालकमंत्री म्हणाले, अमली पदार्थांच्या दुष्परिणामसंदर्भात सार्वजनिक ठिकाणी जनजागृती करावी. त्यासाठी अमली पदार्थांचे दुष्परिणाम सांगणारी लघुचित्रफीत तयार करावी. शाळा महाविद्यालयातील मुले, युवकांना अमली पदार्थांचे दुष्परिणाम समजून सांगावेत, जेणेकरून भावी पिढी यापासून दूर राहू शकेल. आगामी कालावधीत आपण वैयक्तिकरीत्या शाळा महाविद्यालयांना भेट देऊ, असे ते म्हणाले. पोलिस दलाने गस्त वाढवावी. गोपनीय खबर मिळण्याचे प्रमाण वाढविण्यासाठी प्रयत्न करावेत. अमली पदार्थ विरोधी कारवाई केल्यानंतर अशा खटल्यात कोणतीही त्रृटी ठेवू नका. अमली पदार्थ तस्करांना कडक शिक्षा होण्यासाठी जास्तीत जास्त पुरावे गोळा करा. त्याचबरोबर माहिती देणार्‍यांना सुरक्षा द्यावी, असे निर्देश त्यांनी दिले. विवेक अग्निहोत्री दिग्दर्शित 'द काश्मीर फाइल्स' चित्रपट ११ मार्च २०२२ रोजी प्रदर्शित झाला. चित्रपटाला संमिश्र प्रतिसाद मिळाला; काहींनी कौतुक केले तर काहींनी प्रचारकी असल्याची टीका केली. पल्लवी जोशी यांनी टीकाकारांना उत्तर देत, काश्मिरी पंडितांच्या त्रासाबद्दल चित्रपट असल्याचे स्पष्ट केले. याबद्दल त्यांनी "हा चित्रपट आणण्याचा उद्देशच हा होता, की ही काश्मीरची गोष्ट नाही तर ही आपल्या भारताची गोष्ट आहे. काश्मीरला तुम्ही वेगळं नका समजू" असं म्हटलं.</w:t>
       </w:r>
     </w:p>
     <w:p>
@@ -5078,16 +5546,16 @@
       </w:pPr>
       <w:r>
         <w:rPr/>
-        <w:t>Article 131</w:t>
-      </w:r>
-    </w:p>
-    <w:p>
-      <w:pPr>
-        <w:pStyle w:val="Normal"/>
-      </w:pPr>
-      <w:r>
-        <w:rPr/>
-        <w:t>Title: Sangli Politics : पालकमंत्री चंद्रकांत पाटील यांनी सांगली जिल्हा नियोजन समितीची यादी केली फायनल, कोणाची लागणारवर्णी?</w:t>
+        <w:t>Article 143</w:t>
+      </w:r>
+    </w:p>
+    <w:p>
+      <w:pPr>
+        <w:pStyle w:val="Normal"/>
+      </w:pPr>
+      <w:r>
+        <w:rPr/>
+        <w:t>Title: Jayshree Patil | जयश्री पाटील भाजपच्या वाटेवर?; चंद्रकांत पाटील आज भेटणार</w:t>
       </w:r>
     </w:p>
     <w:p>
@@ -5099,16 +5567,16 @@
         <w:t xml:space="preserve">URL: </w:t>
       </w:r>
       <w:r>
-        <w:t xml:space="preserve"> https://www.esakal.com/paschim-maharashtra/guardian-minister-chandrakant-patil-has-finalized-list-of-sangli-district-planning-committee-members-whose-name-will-be-required-srs92</w:t>
-      </w:r>
-    </w:p>
-    <w:p>
-      <w:pPr>
-        <w:pStyle w:val="Normal"/>
-      </w:pPr>
-      <w:r>
-        <w:rPr/>
-        <w:t>Content: Sangli : राज्यात महायुतीचे सरकार आल्यानंतर सहा महिन्यांनंतर अखेर जिल्हा नियोजन समितीच्या सदस्य निवडीला मुहूर्त लागला आहे. पालकमंत्री चंद्रकांत पाटील यांनी समिती सदस्यांची नावे निश्चित केली असून, ती अंतिम मान्यतेसाठी मंत्रालयात रवाना करण्यात आली आहेत. येत्या दोन दिवसांत त्या नावांना मान्यता मिळण्याची शक्यता असून, त्यात कोणाचा नंबर लागतो, याकडे लक्ष आहे. Follow Us Copyright © 2025 - Sakal Media Pvt Ltd - All rights reserved. Powered by Quintype</w:t>
+        <w:t xml:space="preserve"> https://pudhari.news/maharashtra/sangali/is-jayshree-patil-joining-bjp-chandrakant-patil-to-meet-today-sk95</w:t>
+      </w:r>
+    </w:p>
+    <w:p>
+      <w:pPr>
+        <w:pStyle w:val="Normal"/>
+      </w:pPr>
+      <w:r>
+        <w:rPr/>
+        <w:t>Content: सांगली : काँग्रेसच्या बंडखोर नेत्या व जिल्हा मध्यवर्ती बँकेच्या उपाध्यक्षा जयश्री मदन पाटील भाजपच्या वाटेवर असल्याचे समजते. सोमवारी पालकमंत्री चंद्रकांत पाटील हे त्यांच्या निवासस्थानी सदिच्छा भेट देणार आहेत. यावेळी पाटील यांच्याकडून त्यांना भाजप प्रवेशाचे निमंत्रण दिले जाण्याची शक्यता आहे. तर मंगळवारी श्रीमती पाटील या उपमुख्यमंत्री अजित पवार यांची भेट घेणार आहेत. येत्या दोन दिवसांत त्यांचा राजकीय निर्णय होणार असल्याचे राजकीय सूत्रांनी सांगितले. विधानसभा निवडणुकीवेळी मदनभाऊ गटाच्या नेत्या जयश्री पाटील यांनी काँग्रेसविरोधात बंडखोरी केली. त्यानंतर काँग्रेसमधून त्यांचे निलंबन करण्यात आले. आगामी स्थानिक स्वराज्य संस्थांच्या निवडणुकीच्या पार्श्वभूमीवर कार्यकर्त्यांकडून राजकीय भूमिका जाहीर करण्याबाबतचा दबावही श्रीमती पाटील यांच्यावर वाढत होता. गेल्या आठवड्यात राजकीय दिशा ठरविण्यासाठी कळंबी (ता. मिरज) येथे मदनभाऊ गटातील निष्ठावंत कार्यकर्ते, माजी नगरसेवकांची बैठक झाली. या बैठकीत काही कार्यकर्त्यांनी भाजपसोबत, तर काहींनी राष्ट्रवादी अजित पवार पक्षात जाण्याबाबत मत मांडले. पण अंतिम निर्णय जयश्री पाटील यांच्यावर सोपविण्यात आला होता. श्रीमती पाटील यांनीही कार्यकर्त्यांना वार्‍यावर सोडणार नाही, आठ दिवसांत कार्यकर्त्यांच्या हिताचा निर्णय घेऊ, अशी ग्वाही दिली होती.त्यानंतर आता त्यांच्या भाजप प्रवेशाची चर्चा रंगली आहे. या पार्श्वभूमीवर सोमवारी पालकमंत्री चंद्रकांत पाटील हे त्यांच्या निवासस्थानी भेट देणार असल्याचे सांगण्यात येत आहे. या भेटीत त्यांच्या भाजप प्रवेशावर शिक्कामोर्तब केले जाईल, असेही समजते. दरम्यान, जयश्री पाटील या मंगळवारी अजित पवार यांचीही भेट घेणार आहेत. त्यांच्याशी चर्चेनंतर त्या आपला अंतिम निर्णय देतील, असे एका कार्यकर्त्याने सांगितले. 'Pudhari' is excited to announce the relaunch of its Android and iOS apps. Stay updated with the latest news at your fingertips. Android and iOS Download now and stay updated, anytime, anywhere. Pudhari Publications Private Limited</w:t>
       </w:r>
     </w:p>
     <w:p>
@@ -5117,16 +5585,16 @@
       </w:pPr>
       <w:r>
         <w:rPr/>
-        <w:t>Article 132</w:t>
-      </w:r>
-    </w:p>
-    <w:p>
-      <w:pPr>
-        <w:pStyle w:val="Normal"/>
-      </w:pPr>
-      <w:r>
-        <w:rPr/>
-        <w:t>Title: हिंदी सक्तीवरून चंद्रकांत पाटलांचा राज ठाकरेंना सल्ला, म्हणाले, मुख्यमंत्र्यांसोबत…</w:t>
+        <w:t>Article 144</w:t>
+      </w:r>
+    </w:p>
+    <w:p>
+      <w:pPr>
+        <w:pStyle w:val="Normal"/>
+      </w:pPr>
+      <w:r>
+        <w:rPr/>
+        <w:t>Title: Teacher Recruitment : अध्यापकांच्या भरती प्रकियेस मान्यता; उच्च व तंत्र शिक्षण मंत्री चंद्रकांत पाटील यांची माहिती</w:t>
       </w:r>
     </w:p>
     <w:p>
@@ -5138,16 +5606,16 @@
         <w:t xml:space="preserve">URL: </w:t>
       </w:r>
       <w:r>
-        <w:t xml:space="preserve"> https://www.tv9marathi.com/politics/chandrakant-patil-suggest-raj-thackeray-that-seat-with-devendra-fadnavis-to-understand-hindi-language-education-policy-1429296.html</w:t>
-      </w:r>
-    </w:p>
-    <w:p>
-      <w:pPr>
-        <w:pStyle w:val="Normal"/>
-      </w:pPr>
-      <w:r>
-        <w:rPr/>
-        <w:t>Content: By signing in or creating an account, you agree with Associated Broadcasting Company's Terms &amp; Conditions and Privacy Policy. Chandrakant Patil On Raj Thackeray : इयत्ता पहिलीपासून विद्यार्थ्यांना हिंदी विषय लागू करण्याच्या राज्य सरकारच्या धोरणाचा महाराष्ट्रात अनेक पातळ्यांवर विरोध केला जात आहे. विरोधकांनीदेखील हिंदी सक्ती नसायला हवी, अशी भूमिका घेतली आहे. मनसेचे राज ठाकरे यांनी तर या धोरणाला कठोर विरोध केल आहे. यावरच आता भाजपाचे नेते तथा उच्चं व तंत्रशिक्षणमंत्री चंद्रकांत पाटील यांनी राज ठाकरे यांना एक सल्ला दिला आहे. फडणवीसांसोबत बसून हा विषय समूजन घ्यावा, असं ते म्हणालेत. हिंदी भाषेची सक्ती केली आहे, हे समज चुकीचा आहे. लोकांमध्ये हा गैरसमज आहे. अशी एखादी तिसरी भाषा देशभरात जाण्यासाठी, देशभरातील गोष्टी समजून घेण्यासाठी उपयोगी असेल तर विरोध करण्याचं कारण नाही. त्यामुळे सक्तीचा शब्द कुठून आला हेच मला समजत नाही, असं मत चंद्रकांत पाटील यांनी व्यक्त केलं. तसेच राज ठाकरे यांनी हिंदी भाषेच्या सक्तीला विरोध केलेला आहे. त्याबाबत विचारले असता, राज ठाकरे हे खूप चांगले नेते आहेत. ते खूप गोष्टी परखडपणे मांडतात. पण या विषयात त्यांनी मुख्यमंत्री देवेंद्र फडणवीस यांच्यासोबत बसून ही भूमिका समजून घेण्याची आवश्यकता आहे, असा सल्ला चंद्रकात पाटील यांनी राज ठाकरे यांनी दिला. राज ठाकरे यांनी काही दिवसांपूर्वी सोशल मीडियाच्या माध्यमातून त्यांची हिंदी भाषा शिकवली जाण्याच्या धोरणावर आपली भूमिका स्पष्ट केली होती. हिंदी भाषेच्या सक्तीचा प्रश्नच येत नाही. कारण हिंदी ही काही राष्ट्रभाषा नाही. ती उत्तरेतल्या काही प्रांतांमध्ये बोलली जाणारी भाषा आहे. म्हणजे एका अर्थाने ती असलीच तर राज्यभाषा आहे. त्यात ती ज्या राज्यांमध्ये बोलली जाते तिथे पण अनेक स्थानिक भाषा आहेत, ज्या हिंदीच्या वरवंट्याखाली येऊ लागल्यात आणि अशी भीती आहे की तिथल्या स्थानिक बोलीभाषा काळाच्या ओघात नष्ट होतील. अर्थात आपली स्थानिक बोलीभाषा मरु द्यायची का नाही हा निर्णय त्यांनी घ्यायचा आहे, आपल्या काय देणंघेणं त्याच्याशी. पण महाराष्ट्रात जेंव्हा अशी सक्ती आली तेंव्हा मात्र आम्ही आवाज उठवला आणि यापुढे पण उठवत राहणार, अशी भूमिका राज ठाकरे यांनी घेतली आहे.</w:t>
+        <w:t xml:space="preserve"> https://www.navarashtra.com/politics/minister-chandrakant-patil-informs-that-recruitment-for-teaching-posts-will-be-done-799732.html</w:t>
+      </w:r>
+    </w:p>
+    <w:p>
+      <w:pPr>
+        <w:pStyle w:val="Normal"/>
+      </w:pPr>
+      <w:r>
+        <w:rPr/>
+        <w:t>Content: 'संजय राऊतांना राजकीय कावीळ, औषध मी देतो'; मंत्री चंद्रकांत पाटील यांचा निशाणा (फोटो - सोशल मीडिया) मुंबई : राज्यातील अकृषी विद्यापीठांमधील अध्यापक पदांच्या भरती प्रक्रियेस मान्यता देण्यात आली आहे. निवड प्रक्रियेत अधिक पारदर्शकता आणि निष्पक्षता येण्यासाठी यापुढे राज्यात अध्यापक पदांची भरती प्रक्रियेसाठी नवीन कार्यपद्धतीचा अवलंब होणार आहे, अशी माहिती उच्च व तंत्र शिक्षणमंत्री चंद्रकांत पाटील यांनी दिली. याबाबत माहिती देताना मंत्री चंद्रकांत पाटील म्हणाले की, राज्याचे राज्यपाल तथा कुलपती यांच्या मार्गदर्शनानुसार राज्यातील विद्यापीठांमध्ये सहाय्यक प्राध्यापक, सहयोगी प्राध्यापक आणि प्राध्यापक पदांच्या निवड प्रक्रियेसाठी गुणांकन पद्धती निश्चित करण्यात आली आहे. यामध्ये शैक्षणिक क्रेडेन्शियल आणि त्यांची मुलाखतीमधील कामगिरी गृहीत धरण्यात येणार आहे. या दोन्ही बाबी एकत्रित करून अधिक पारदर्शक, निष्पक्ष निवड प्रक्रिया राबविण्यात येणार आहे. शैक्षणिक गुणवत्ता, संशोधन आणि अध्यापनाला ८० टक्के गुण (वेटेज) तर मुलाखतीसाठी २०टक्के गुण (वेटेज) देण्यात येणार आहे. एकत्रित १०० गुणांपैकी किमान ५० टक्के गुण मिळवलेल्या उमेदवारांनाच अंतिम निवडीसाठी पात्र असतील. राजकीय बातम्या वाचण्यासाठी क्लिक करा अध्यापन क्षमता अथवा संशोधन प्राविण्य (aptitude) यांचे मुल्यमापन परिसंवाद (seminar) अथवा व्याख्यान प्रात्यक्षिक (lecture in a classroom situation) अथवा अध्यापन आणि संशोधन यामधील नवीनतम तंत्रज्ञान वापरण्याच्या क्षमतेवरील चर्चा या बाबी मुलाखतीच्या टप्प्यावर विचारात घेण्यात येतील. निवड समितीच्या बैठकांचे दृक-श्राव्य चित्रिकरण करण्यात येणार आहे. निवड प्रक्रिया पूर्ण झाल्यानंतर दृक-श्राव्य चित्रिकरण,बैठकीला उपस्थित असलेल्या निवड समितीच्या सर्व सदस्यांच्या स्वाक्षरीने सीलबंद करण्यात येईल. मुलाखती पूर्ण होताच त्याच दिवशी अथवा दुसऱ्या दिवशी निकाल जाहीर करण्यात येईल. ही सर्व निवड प्रकिया सहायक प्राध्यापक पदासह सहयोगी प्राध्यापक आणि प्राध्यापक पदांच्या निवड प्रक्रियेसाठी लागू राहील. नवीन निवडप्रक्रियेच्या अधीन राहून विद्यापीठांमधील सध्या सुरू असलेली अध्यापकांची निवड प्रक्रिया पूर्ण करण्यास मान्यता देण्यात येत आहे. तसेच भविष्यात होणाऱ्या विद्यापीठांमधील अध्यापकांच्या निवड प्रक्रियेकरिता याच कार्यपध्दतीचा अवलंब करण्यात येणार आहे. यामुळे विद्यापीठांमध्ये पारदर्शक आणि जलद निवड प्रक्रिया राबविणे शक्य होणार आहे. या सुधारित कार्यपद्धतीमुळे गुणवत्ताधिष्ठित अध्यपकांची निवड होईल. तसेच उच्च शिक्षणाचा दर्जा उंचावण्यास मदत होईल, असे उच्च व तंत्र शिक्षण मंत्री चंद्रकांत पाटील यांनी सांगितले. महाराष्ट्रसंबंधित बातम्या वाचण्यासाठी क्लिक करा योगेश कदम यांच्यावरुन राजकारण रंगलं गृहराज्यमंत्री योगेश कदम यांनी स्वारगेट बसस्थानकावर जाऊन पाहणी केली. तसेच पुणे पोलीस आयुक्त अमितेश कुमार यांच्यासोबतचर्चा करुन प्रकरणाचा आढावा घेतला. यानंतर पत्रकार परिषद घेत योगेश कदम यांनी पोलिसांची गस्त सुरु होती. स्वतः पीआय गस्त घालत असल्याचे देखील स्पष्ट केले. तसेच या प्रकरणामध्ये पोलीस पूर्ण प्रयत्नांनी तपास करत आहेत. असे सांगितले. याचबरोबर पीडित मुलीने घटना होत असताना आरडाओरड केली नाही. यामुळे आरोपीला क्राईम करताना सोपे गेले. आरडाओरड केली असती तर आसपासच्या लोकांनी मदत केली असती. बसस्थानकावर 10 ते 12 लोक असल्याचे सीसीटीव्हीमध्ये दिसत असल्याचे योगेश कदम म्हणाले आहेत. यामुळे नवीन वादाला तोंड फुटले आहे. यावरुन ठाकरे गटाचे नेते व खासदार संजय राऊत यांनी जोरदार टीका केली. खासदार राऊत यांनी नाशिकमध्ये माध्यमांशी संवाद साधला. यावेळी त्यांनी योगेश कदम यांच्यावर जोरदार टीका केली आहे. Follow Us On © Copyright Navarashtra 2025 All rights reserved.</w:t>
       </w:r>
     </w:p>
     <w:p>
@@ -5156,16 +5624,16 @@
       </w:pPr>
       <w:r>
         <w:rPr/>
-        <w:t>Article 133</w:t>
-      </w:r>
-    </w:p>
-    <w:p>
-      <w:pPr>
-        <w:pStyle w:val="Normal"/>
-      </w:pPr>
-      <w:r>
-        <w:rPr/>
-        <w:t>Title: Jayshree Patil | जयश्री पाटील भाजपच्या वाटेवर?; चंद्रकांत पाटील आज भेटणार</w:t>
+        <w:t>Article 145</w:t>
+      </w:r>
+    </w:p>
+    <w:p>
+      <w:pPr>
+        <w:pStyle w:val="Normal"/>
+      </w:pPr>
+      <w:r>
+        <w:rPr/>
+        <w:t>Title: मुंबईकडे कूच नको, कागद-पेन घ्या अन् चर्चेला या:शांततेने मागण्या मांडल्या तर सरकार ऐकेल, चंद्रकांत पाटलांचा मनोज जरांगेंना सल्ला</w:t>
       </w:r>
     </w:p>
     <w:p>
@@ -5177,16 +5645,16 @@
         <w:t xml:space="preserve">URL: </w:t>
       </w:r>
       <w:r>
-        <w:t xml:space="preserve"> https://pudhari.news/maharashtra/sangali/is-jayshree-patil-joining-bjp-chandrakant-patil-to-meet-today-sk95</w:t>
-      </w:r>
-    </w:p>
-    <w:p>
-      <w:pPr>
-        <w:pStyle w:val="Normal"/>
-      </w:pPr>
-      <w:r>
-        <w:rPr/>
-        <w:t>Content: सांगली : काँग्रेसच्या बंडखोर नेत्या व जिल्हा मध्यवर्ती बँकेच्या उपाध्यक्षा जयश्री मदन पाटील भाजपच्या वाटेवर असल्याचे समजते. सोमवारी पालकमंत्री चंद्रकांत पाटील हे त्यांच्या निवासस्थानी सदिच्छा भेट देणार आहेत. यावेळी पाटील यांच्याकडून त्यांना भाजप प्रवेशाचे निमंत्रण दिले जाण्याची शक्यता आहे. तर मंगळवारी श्रीमती पाटील या उपमुख्यमंत्री अजित पवार यांची भेट घेणार आहेत. येत्या दोन दिवसांत त्यांचा राजकीय निर्णय होणार असल्याचे राजकीय सूत्रांनी सांगितले. विधानसभा निवडणुकीवेळी मदनभाऊ गटाच्या नेत्या जयश्री पाटील यांनी काँग्रेसविरोधात बंडखोरी केली. त्यानंतर काँग्रेसमधून त्यांचे निलंबन करण्यात आले. आगामी स्थानिक स्वराज्य संस्थांच्या निवडणुकीच्या पार्श्वभूमीवर कार्यकर्त्यांकडून राजकीय भूमिका जाहीर करण्याबाबतचा दबावही श्रीमती पाटील यांच्यावर वाढत होता. गेल्या आठवड्यात राजकीय दिशा ठरविण्यासाठी कळंबी (ता. मिरज) येथे मदनभाऊ गटातील निष्ठावंत कार्यकर्ते, माजी नगरसेवकांची बैठक झाली. या बैठकीत काही कार्यकर्त्यांनी भाजपसोबत, तर काहींनी राष्ट्रवादी अजित पवार पक्षात जाण्याबाबत मत मांडले. पण अंतिम निर्णय जयश्री पाटील यांच्यावर सोपविण्यात आला होता. श्रीमती पाटील यांनीही कार्यकर्त्यांना वार्‍यावर सोडणार नाही, आठ दिवसांत कार्यकर्त्यांच्या हिताचा निर्णय घेऊ, अशी ग्वाही दिली होती.त्यानंतर आता त्यांच्या भाजप प्रवेशाची चर्चा रंगली आहे. या पार्श्वभूमीवर सोमवारी पालकमंत्री चंद्रकांत पाटील हे त्यांच्या निवासस्थानी भेट देणार असल्याचे सांगण्यात येत आहे. या भेटीत त्यांच्या भाजप प्रवेशावर शिक्कामोर्तब केले जाईल, असेही समजते. दरम्यान, जयश्री पाटील या मंगळवारी अजित पवार यांचीही भेट घेणार आहेत. त्यांच्याशी चर्चेनंतर त्या आपला अंतिम निर्णय देतील, असे एका कार्यकर्त्याने सांगितले. 'Pudhari' is excited to announce the relaunch of its Android and iOS apps. Stay updated with the latest news at your fingertips. Android and iOS Download now and stay updated, anytime, anywhere. Pudhari Publications Private Limited</w:t>
+        <w:t xml:space="preserve"> https://divyamarathi.bhaskar.com/local/maharashtra/mumbai/news/manoj-jarange-protest-warning-chandrakant-patil-135741950.html</w:t>
+      </w:r>
+    </w:p>
+    <w:p>
+      <w:pPr>
+        <w:pStyle w:val="Normal"/>
+      </w:pPr>
+      <w:r>
+        <w:rPr/>
+        <w:t>Content: मराठा आरक्षणाच्या मुद्द्यावरून पुन्हा एकदा वातावरण तापू लागले आहे. मराठा समाजाच्या आरक्षणासाठी लढा देणारे आंदोलक मनोज जरांगे पाटील यांनी पुन्हा आंदोलनाचा इशारा दिला असून, यावर उच्च व तंत्र शिक्षण मंत्री चंद्रकांत पाटील यांनी थेट प्रतिक्रिया दिली आहे. चंद्रकांत पाटील म्हणाले की, मनोज जरांगे यांनी कागद-पेन घ्या आणि सरकारसमोर चर्चेला यावे. आरक्षणाबाबत-च्या मागण्या शांततेत मांडल्यास त्यावर सकारात्मक निर्णय होऊ शकतो, असे पाटील यांनी म्हटले आहे. एकाच माणसाने किती वेळ काम करायचं? राज्य सरकारने मराठा आरक्षण उपसमितीचे पुनर्गठन केले असून, आता या समितीच्या अध्यक्षपदी राधाकृष्ण विखे पाटील यांची निवड करण्यात आली आहे. यापूर्वी चंद्रकांत पाटील हेच या समितीचे अध्यक्ष होते. या बदलावर बोलताना पाटील म्हणाले, एकाच माणसाने किती वेळ काम करायचं? मी बराच काळ अध्यक्ष होतो, पण मी अजूनही समितीत आहे. माझ्या कार्यकाळात अनेक लोकांना कुणबी प्रमाणपत्र मिळाले आहे. मराठा-ओबीसी दोन्ही समाज प्रमुख घटक उद्योग मंत्री उदय सामंत यांनी मराठा आरक्षणाबाबत आपली भूमिका मांडली. ते म्हणाले की, मराठा आणि ओबीसी दोन्ही समाज महाराष्ट्रातील प्रमुख घटक आहेत आणि ओबीसी समाजावर कोणताही अन्याय होणार नाही, याची काळजी घेतली पाहिजे. जरांगे पाटील यांच्या मागण्या किंवा मराठा समाजाच्या उन्नती साठीच्या मागण्या चांगल्या पद्धतीने कशा पुढे नेता येतील, यावर सरकार लक्ष देईल. आंदोलन करणे हा प्रत्येकाचा वैयक्तिक प्रश्न आहे, परंतु मराठा समाजाच्या उन्नतीसाठी जे काही करणे आवश्यक असेल ते सरकार करेल, असे त्यांनी स्पष्ट केले. Copyright © 2024-25 DB Corp ltd., All Rights Reserved This website follows the DNPA Code of Ethics.</w:t>
       </w:r>
     </w:p>
     <w:p>
@@ -5195,7 +5663,7 @@
       </w:pPr>
       <w:r>
         <w:rPr/>
-        <w:t>Article 134</w:t>
+        <w:t>Article 146</w:t>
       </w:r>
     </w:p>
     <w:p>
@@ -5234,7 +5702,7 @@
       </w:pPr>
       <w:r>
         <w:rPr/>
-        <w:t>Article 135</w:t>
+        <w:t>Article 147</w:t>
       </w:r>
     </w:p>
     <w:p>
@@ -5273,16 +5741,16 @@
       </w:pPr>
       <w:r>
         <w:rPr/>
-        <w:t>Article 136</w:t>
-      </w:r>
-    </w:p>
-    <w:p>
-      <w:pPr>
-        <w:pStyle w:val="Normal"/>
-      </w:pPr>
-      <w:r>
-        <w:rPr/>
-        <w:t>Title: मुंबईकडे कूच नको, कागद-पेन घ्या अन् चर्चेला या:शांततेने मागण्या मांडल्या तर सरकार ऐकेल, चंद्रकांत पाटलांचा मनोज जरांगेंना सल्ला</w:t>
+        <w:t>Article 148</w:t>
+      </w:r>
+    </w:p>
+    <w:p>
+      <w:pPr>
+        <w:pStyle w:val="Normal"/>
+      </w:pPr>
+      <w:r>
+        <w:rPr/>
+        <w:t>Title: आम्ही काही सोन्याचा चमचा घेऊन जन्माला आलोय असं नाही… अजित पवार यांचा चंद्रकांतदादांना टोला</w:t>
       </w:r>
     </w:p>
     <w:p>
@@ -5294,16 +5762,16 @@
         <w:t xml:space="preserve">URL: </w:t>
       </w:r>
       <w:r>
-        <w:t xml:space="preserve"> https://divyamarathi.bhaskar.com/local/maharashtra/mumbai/news/manoj-jarange-protest-warning-chandrakant-patil-135741950.html</w:t>
-      </w:r>
-    </w:p>
-    <w:p>
-      <w:pPr>
-        <w:pStyle w:val="Normal"/>
-      </w:pPr>
-      <w:r>
-        <w:rPr/>
-        <w:t>Content: मराठा आरक्षणाच्या मुद्द्यावरून पुन्हा एकदा वातावरण तापू लागले आहे. मराठा समाजाच्या आरक्षणासाठी लढा देणारे आंदोलक मनोज जरांगे पाटील यांनी पुन्हा आंदोलनाचा इशारा दिला असून, यावर उच्च व तंत्र शिक्षण मंत्री चंद्रकांत पाटील यांनी थेट प्रतिक्रिया दिली आहे. चंद्रकांत पाटील म्हणाले की, मनोज जरांगे यांनी कागद-पेन घ्या आणि सरकारसमोर चर्चेला यावे. आरक्षणाबाबत-च्या मागण्या शांततेत मांडल्यास त्यावर सकारात्मक निर्णय होऊ शकतो, असे पाटील यांनी म्हटले आहे. एकाच माणसाने किती वेळ काम करायचं? राज्य सरकारने मराठा आरक्षण उपसमितीचे पुनर्गठन केले असून, आता या समितीच्या अध्यक्षपदी राधाकृष्ण विखे पाटील यांची निवड करण्यात आली आहे. यापूर्वी चंद्रकांत पाटील हेच या समितीचे अध्यक्ष होते. या बदलावर बोलताना पाटील म्हणाले, एकाच माणसाने किती वेळ काम करायचं? मी बराच काळ अध्यक्ष होतो, पण मी अजूनही समितीत आहे. माझ्या कार्यकाळात अनेक लोकांना कुणबी प्रमाणपत्र मिळाले आहे. मराठा-ओबीसी दोन्ही समाज प्रमुख घटक उद्योग मंत्री उदय सामंत यांनी मराठा आरक्षणाबाबत आपली भूमिका मांडली. ते म्हणाले की, मराठा आणि ओबीसी दोन्ही समाज महाराष्ट्रातील प्रमुख घटक आहेत आणि ओबीसी समाजावर कोणताही अन्याय होणार नाही, याची काळजी घेतली पाहिजे. जरांगे पाटील यांच्या मागण्या किंवा मराठा समाजाच्या उन्नती साठीच्या मागण्या चांगल्या पद्धतीने कशा पुढे नेता येतील, यावर सरकार लक्ष देईल. आंदोलन करणे हा प्रत्येकाचा वैयक्तिक प्रश्न आहे, परंतु मराठा समाजाच्या उन्नतीसाठी जे काही करणे आवश्यक असेल ते सरकार करेल, असे त्यांनी स्पष्ट केले. Copyright © 2024-25 DB Corp ltd., All Rights Reserved This website follows the DNPA Code of Ethics.</w:t>
+        <w:t xml:space="preserve"> https://www.tv9marathi.com/maharashtra/ajit-pawars-attack-on-chandrakant-patil-in-islampur-1471041.html</w:t>
+      </w:r>
+    </w:p>
+    <w:p>
+      <w:pPr>
+        <w:pStyle w:val="Normal"/>
+      </w:pPr>
+      <w:r>
+        <w:rPr/>
+        <w:t>Content: By signing in or creating an account, you agree with Associated Broadcasting Company's Terms &amp; Conditions and Privacy Policy. इस्लामपूरात महात्मा फुले शिक्षण संस्थेच्या प्रा.डॉ.एन.डी.पाटील विधी महाविद्यालय आणि इतर उपक्रमाचा उद्घाटन सोहळा झाला. या सोहळ्यात उपमुख्यमंत्री अजित पवार,भाजपा नेते चंद्रकांत पाटील, जयंत पाटील, रोहित पवार यांच्या भाषणाने खसखस पिकली. या भाषणात रोहित पवार यांनी यावेळी या प्रा.डॉ.एन.डी. पाटील महाविद्यालयाला मी ४० लाख देतोय त्यावर चंद्रकांत दादांनी एक शून्य वाढवावे. जयंत पाटील एक शून्य वाढवतील आणि अजितदादा यांच्याकडे वित्त खातं असल्याने ते आणखी दोन शून्य वाढवतील अशा कोपरखळ्या मारल्या. यावर चंद्रकांतदादांनी रोहित पवार यांनी टोमणा मारत आम्ही काय सोन्याचा चमचा घेऊन आलेलो नाही असे म्हटले. त्यावर अजित पवार यांनी पवार कुटुंबातील शेंडेफळाची बाजू लावून धरली. इस्लामपूरमध्ये महात्मा फुले शिक्षण संस्थेच्या प्रा. डॉ.एन.डी.पाटील विधी महाविद्यालय, श्रीमती सरोज नारायण पाटील (माई) मानसशास्त्र संशोधन केंद्र आणि प्रा. डॉ. एन. डी. पाटील बहुउद्देशीय सभागृहाचा उद्घाटन सोहळा पार पडला. या सोहळ्यात भाषण करताना आमदार रोहित पवार यांनी आपण या संस्थेला ४० लाख देतो त्यावर एक शून्य चंद्रकांत दादांनी जोडावे. त्यानंतर जयंत पाटील यांनी एक शून्य जोडावे. आणि राज्याच्या खजिन्याचा मालक येथे बसले आहे. त्यांनी दोन शून्य जोडावे असे आपल्या भाषणात रोहित पवार यांनी म्हटले होते. भाजपाचे नेते चंद्रकांतदादा पाटील यांनी रोहित पवार यांनी केलेल्या भाषणाचा धागा पकडून सुरुवात केली. चंद्रकांत दादा म्हणाले की मी अनेक वर्ष मुंबईत होतो. १३ वर्ष संघटनेसाठी काम केलं. राज्यभर फिरलो. त्यानंतर कोल्हापुरात स्थिर झालो. तेव्हापासून एनडी पाटलांशी माझा परिचय झाला. एखादा प्रश्न सुस्पष्ट शब्दात कसा मांडायचा हे एनडी पाटलांकडून शिकले पाहिजे. रोहित यांनी केलेल्या आवाहनबाबत ते म्हणाले की मी एका गिरणी कामगाराचा मुलगा. माझे आई -वडील दोन्ही गिरणी कामगार. तुमच्यासारखा सोन्याचा चमचा घेऊन मी जन्माला आलेलो नाही. माझ्या वडिलांना पहिला पगार महिन्याला १० रुपये. रिटायरमेंटच्यावेळी महिन्याला १४०० रुपये मिळाले. त्यामुळे मी अशी घोषणा करीत नाही असे चंद्रकांत दादा पाटील यांनी स्पष्ट केले, ते पुढे म्हणाले की वेळ पडली तर घरदार विकून सामाजिक कार्य करण्याची सवय लागलीय आम्हाला. पण ती वेळ इथे येणार नाही. शासकीय निधी, प्रशासकीय अधिकार हातात आहेत. दादांनी सूचना केली आहे. अर्धा पार्ट माझ्याकडे आहे. त्याची मी घोषणा करतो असे उत्तर चंद्रकांत पाटील यांनी रोहित पवार यांना दिले. यावर अजित पवार यांनी आपल्या भाषणात पुतण्या रोहीत पवार यांची बाजू घेतली.अजितदादा म्हणाले की एनडींना आम्ही एनडी मामा म्हणायचो. मला या कार्यक्रमाचं आमंत्रण मला आलं आहे. संगिता आणि प्रशांत आमंत्रण घेऊन आले होते. तसं मी माई आत्यांना माई म्हणत आलोय. त्यामुळे मी सरोज पाटील यांना माईसाहेब वगैरे म्हणणार नाही. मी पाहत होतो.रोहित सारखा माई.. माई करत होता.त्याची आजी आहे.तरी माई माई करतोय.ठिक आहे.बघतो घरी गेल्यावर काय आहे ते असे अजित पवार यावेळी म्हणाले. चंद्रकांत पाटील यांच्याकडे वळून अजित पवार म्हणाले की चंद्रकांतदादा तुम्ही सांगता मी गिरणी कामगाराचा मुलगा, एवढ्या घरात राहायचो. आम्ही देखील तिथे माझ्या माहिती प्रमाणे दोनच खोल्या होत्या. आम्ही प्रशांत कित्येकदा गॅलरीत झोपायचो. विचारा त्याला. म्हणजे आम्हीही फार काही वरणं पडलेलो नाहीये.आम्ही पण काही तोंडात सोन्याचा चमचा घेऊन जन्माला आलोय असं नाहीए. नंतर रोहितच्यावेळी परिस्थिती बदलली ती गोष्ट वेगळी. त्या खोलात जात नाही. पण आम्हीपण अतिशय खडतर परिस्थितीतून आलोय. प्रशांत आम्हाला वरच्या मजल्यावर जायला पायऱ्याही नसायच्या. सांगाडा होता त्यावरून जायचो असेही अजित पवार यावेळी म्हणाले.</w:t>
       </w:r>
     </w:p>
     <w:p>
@@ -5312,7 +5780,7 @@
       </w:pPr>
       <w:r>
         <w:rPr/>
-        <w:t>Article 137</w:t>
+        <w:t>Article 149</w:t>
       </w:r>
     </w:p>
     <w:p>
@@ -5351,16 +5819,16 @@
       </w:pPr>
       <w:r>
         <w:rPr/>
-        <w:t>Article 138</w:t>
-      </w:r>
-    </w:p>
-    <w:p>
-      <w:pPr>
-        <w:pStyle w:val="Normal"/>
-      </w:pPr>
-      <w:r>
-        <w:rPr/>
-        <w:t>Title: शाश्वत कृषी संजीवनीचे पुस्तकाचे प्रकाशन:चंद्रकांत पाटील यांच्या हस्ते अनावरण, नैसर्गिक शेतीचे महत्त्व पटवून देणारे पुस्तक</w:t>
+        <w:t>Article 150</w:t>
+      </w:r>
+    </w:p>
+    <w:p>
+      <w:pPr>
+        <w:pStyle w:val="Normal"/>
+      </w:pPr>
+      <w:r>
+        <w:rPr/>
+        <w:t>Title: Jayshree Patil : जयश्री पाटलांना भाजपचे रिटर्न गिफ्ट! प्रवेशाच्या आधीच चंद्रकांत पाटलांची मोठी घोषणा</w:t>
       </w:r>
     </w:p>
     <w:p>
@@ -5372,16 +5840,16 @@
         <w:t xml:space="preserve">URL: </w:t>
       </w:r>
       <w:r>
-        <w:t xml:space="preserve"> https://divyamarathi.bhaskar.com/local/maharashtra/pune/news/chandrakant-patil-natural-farming-book-release-135379530.html</w:t>
-      </w:r>
-    </w:p>
-    <w:p>
-      <w:pPr>
-        <w:pStyle w:val="Normal"/>
-      </w:pPr>
-      <w:r>
-        <w:rPr/>
-        <w:t>Content: देशाच्या आर्थिक विकासात शेतीचा सर्वाधिक वाटा आहे. मात्र अलिकडच्या काळात रासायनिक खतांच्या अतिवापरामुळे मातीचा कस कमी होत आहे.तो वाढविण्यासाठी शास्त्रशुद्ध नैसर्गिक शेतीची गरज आहे, असे मत देशाचे उच्च व तंत्रशिक्षण मंत्री चंद्रकांत पाटील यांनी मांडले. सर अल्बर्ट हॉवर्ड यांनी १०० वर्षांपूर्वी लिहिलेल्या 'अॅन अॅग्रिकल्चरल टेस्टामेंट' इंग्रजी पुस्तकाचे प्रा. अनिल व्यास यांनी अनुवाद केला आहे. डॉ. शिरनामे सभागृहात आयोजित कार्यक्रमाला राहुरी कृषी विद्यापीठाचे कुलगुरू आणि कार्यक्रमाचे अध्यक्ष डॉ. शरद गडाख, खासदार मेधा कुलकर्णी, आनंद कृषी विद्यापीठाचे माजी कुलगुरू डॉ. मदनगोपाल वार्ष्णेय, भारतीय किसान संघाच्या प्रांत उपाध्यक्षा स्नेहलता सावंत, सेवावर्धिनीचे कार्यवाह सोमदत्त पटवर्धन, प्रकाशक रविंद्र घाटपांडे उपस्थित होते. चंद्रकांत पाटील पुढे म्हणाले, शेतीच्या उत्पन्नवाढीसाठी सरकार प्रयत्न करत असून, सेंद्रीय शेती, माती परिक्षण आणि बियाणांच्या निर्मितीसाठी प्रयत्नशील आहे. या पुस्तकाचा विद्यार्थी आणि संशोधकांना कृषी संशोधनात नक्कीच फायदा होईल. देशाच्या प्रगतीत कृषी क्षेत्राचा सर्वाधिक वाटा असल्याचे मत खासदार मेधा कुलकर्णी यांनी व्यक्त केले. त्या म्हणाल्या,रासायनिक खते आणि किटकनाशकांच्या वापरातून शेतीचे अपरिमित नुकसान होत आहे. त्यामुळे आपल्याला जैविक शेतीकडे वळायला हवे. आधुनिकतेबरोबरच शाश्वत पारंपारिक शास्त्राचाही वापर व्हायला हवा. कृषी उत्पादनांच्या वाढीसाठी भूमी सुपोषण होणे गरजेचे असल्याचे सांगत प्रा. वार्ष्णेय म्हणाले, भारतीय शेतीचा २५ वर्षे अभ्यास आणि संशोधन करणाऱ्या सर अल्बर्ट हार्वर्ड यांनी १०० वर्षांपूर्वी हे पुस्तक लिहिले. त्यांनी नैसर्गिक शेतीचा आणि एकात्म कृषी संशोधनाचा केवळ पुरस्कार केला नाही तर इंदोरच्या होळकारांनी दिलेल्या ७५ एकर जमिनीवर कृषी संशोधन केंद्रही स्थापन केले. प्रा. गडाख यावेळी म्हणाले, यांत्रिक शेतीकडून आपण आता डिजीटल शेतीकडे जात आहोत. देशाची अन्नधान्याची गरज भागवत भारतीय शेतकऱ्यांनी जगभरात निर्यात सुरू केली आहे. रासायनिक शेतीमुळे आज जीवनशैलीशी निगडीत गंभीर आजारांत वाढ झाली आहे. त्यामुळे आज जगाला विषमुक्त अन्नाची गरज आहे. विद्यापीठ म्हणून आम्ही जैविक आणि नैसर्गिक शेतीवर संशोधन करत आहोत. लवकरच त्याचे निष्कर्ष आपल्या हाती लागतील. तसेच शेतकऱ्यांच्या उत्पादनवाढीसाठीही कृषी विद्यापीठात संशोधन होत आहे. पुस्तकाचे लेखक प्रा. अनिल व्यास म्हणाले, जमीनीची सुपिकता ही राष्ट्राची संपत्ती असल्याचे ऋग्वेदातील श्री सुक्तात सांगितले आहे. तोच धागा १०० वर्षांपूर्वी सर अल्बर्ट हावर्ड यांनी पकडला होता. या सुक्तामध्ये मातीच्या ह्युमस (कर्बक), कवक आणि मुळांच्या सहअस्तित्वातून जमिनीची सुपिकता वाढते हे सांगण्यात आले आहे. Copyright © 2024-25 DB Corp ltd., All Rights Reserved This website follows the DNPA Code of Ethics.</w:t>
+        <w:t xml:space="preserve"> https://sarkarnama.esakal.com/maharashtra/paschim-maharashtra/jayshree-patil-joins-bjp-and-appointed-to-sangli-district-planning-committee-by-chandrakant-patil-as11</w:t>
+      </w:r>
+    </w:p>
+    <w:p>
+      <w:pPr>
+        <w:pStyle w:val="Normal"/>
+      </w:pPr>
+      <w:r>
+        <w:rPr/>
+        <w:t>Content: Sangli News : राष्ट्रवादीच्या वाटेवर असलेल्या काँग्रेसच्या बंडखोर नेत्या जयश्रीताई पाटील या आता भाजपमध्ये प्रवेश करणार आहेत. पालकमंत्री चंद्रकांत पाटील यांनी त्यांना भाजपमध्ये आणले आहे. अद्याप त्यांचा प्रवेश झाला नसून तो उद्या (बुधवार ता. 18) मुंबईत होणार आहे. पण याआधीच चंद्राकांत पाटील यांनी जयश्री पाटलांच्याबाबत मोठी घोषणा केली आहे. यामुळे आता प्रवेशाच्या आधीच भाजपने रिटर्न गिफ्ट दिल्याची चर्चा सांगलीत सुरू झाली आहे. राज्याचे मुख्यमंत्री देवेंद्र फडणवीस यांच्या उपस्थितीत त्यांचा भाजप प्रवेश होणार आहे. पण या प्रवेशाच्या आधीच सांगलीत चंद्रकांत पाटील यांनी जयश्री पाटील यांची वर्णी जिल्हा नियोजन समितीवर लागल्याची घोषणा केलीय. ही घोषणा त्यांनी सोमवारी पत्रकार परिषदेत केली. तर जयश्री पाटील यांच्याबरोबरच विट्याचे वैभव पाटील यांचाही नियोजन समितीत समावेश करण्यात आला आहे. तसेच इतर सर्व मित्र पक्षांच्या नावासह 11 जणांची यादी निश्चित केल्याची माहितीही चंद्रकांत पाटील यांनी दिली आहे. सोमवारी जिल्हा नियोजन समितीची बैठक झाली. पण ती नियोजन समितीवरील निमंत्रित सदस्यांच्या शिवाय झाली. यावरून पाटील यांना विचारले असताना त्यांनी, नियोजन समितीवरील निमंत्रित सदस्यांची नावे अंतिम केली आहेत. फक्त दोन सदस्यांची नावे राहिली होती. आता ती देखील अंतिम झाली असून जयश्री पाटील व वैभव पाटील यांना संधी देण्यात आली आहे. सर्व 11 सदस्यांची यादी अंतिम मान्यतेसाठी मंत्रालयात पाठवल्याचेही ते म्हणाले. दरम्यान, पालकमंत्री चंद्रकांत पाटील यांनी सोमवारी सकाळीच जयश्री पाटील यांच्या ‘विजय’ या निवासस्थानी भेट घेतली. त्यांच्या भाजप प्रवेशाच्या निर्णयाचे स्वागत केले. जयश्री पाटील यांना दिलेले शब्द पाळले जातील. त्यांचा व कार्यकर्त्यांचा योग्य मान राखला जाईल, असा शब्द दिला होता. त्यानंतर काही वेळात झालेल्या नियोजन बैठकीनंतर त्यांनी जयश्री पाटील यांची नियोजनवर वर्णी लावल्याचे जाहीर केले. भारती दिगडे, दीपक शिंदे, संग्राम देशमुख, सम्राट महाडिक, निशिकांत पाटील, पद्माकर जगदाळे, समित कदम, जयश्री पाटील, वैभव पाटील, अमोल पाटील, राजेंद्र खरात, आनंदराव पवार व तानाजी पाटील ही नावे नियोजन समितीवर निमंत्रित व विशेष निमंत्रित म्हणून निश्चित केली आहेत. चंद्रकांत पाटील यांनी जयश्री पाटील यांना काही शब्द दिले आहेत. ते पाळले जातील असेही त्यांनी म्हटलं आहे. यावेळी त्यांनी जयश्रीताई आणि त्यांच्या दोन्ही मुलींना तातडीने वसंतदादा बँकेच्या प्रकरणातून मोकळं करण्याचा शब्द दिला आहे. त्यामुळे त्यांचा भाजप प्रवेश हा वसंतदादा बँकेच्या प्रकरण असल्याचे आता समोर येत आहे. मात्र जयश्री पाटील यांनी ‘फक्त आमचं नको, सर्वांचा विषय एकदम सोडवा.’ असा आग्रहही धरल्याचे कळत आहे. यावर त्या सर्वांचा विचार करतात, हेच समोर आल्याचे चंद्रकांत पाटील यांनी म्हटलं आहे. सरकारनामाचे सदस्य व्हा शॉपिंगसाठी 'सकाळ प्राईम डील्स'च्या भन्नाट ऑफर्स पाहण्यासाठी क्लिक करा. Read Latest Marathi Political News, Breaking Political News from Maharashtra, India, Pune &amp; Mumbai at Sarkarnama. To Get Live Political Marathi News on Mobile, Download the Sarkarnama Mobile App for Android and IOS. सरकारनामा आता सर्व सोशल मीडिया प्लॅटफॉर्मवर. ताज्या राजकीय घडामोडींसाठी फेसबुक, ट्विटर, इन्स्टाग्राम, शेअर चॅट, टेलिग्रामवर आणि व्हॉट्सॲप आम्हाला फॉलो करा. तसेच, सरकारनामा यूट्यूब चॅनेलला आजच सबस्क्राइब करा. Follow Us Copyright © 2025 Sakal Media Group – All Rights Reserved Powered by Quintype वेबसाईटवर ब्राउझिंगचा अनुभव सर्वोत्तम असावा, यासाठी आम्ही कुकीजचा वापर करतो. कुकीजमुळे तुम्हाला तुमच्या आवडत्या मजकुराची शिफारस करता येते. आमचे गोपनीयता आणि कुकीजसंदर्भातील धोरण तुम्हाला मान्य आहे.</w:t>
       </w:r>
     </w:p>
     <w:p>
@@ -5390,16 +5858,16 @@
       </w:pPr>
       <w:r>
         <w:rPr/>
-        <w:t>Article 139</w:t>
-      </w:r>
-    </w:p>
-    <w:p>
-      <w:pPr>
-        <w:pStyle w:val="Normal"/>
-      </w:pPr>
-      <w:r>
-        <w:rPr/>
-        <w:t>Title: आम्ही काही सोन्याचा चमचा घेऊन जन्माला आलोय असं नाही… अजित पवार यांचा चंद्रकांतदादांना टोला</w:t>
+        <w:t>Article 151</w:t>
+      </w:r>
+    </w:p>
+    <w:p>
+      <w:pPr>
+        <w:pStyle w:val="Normal"/>
+      </w:pPr>
+      <w:r>
+        <w:rPr/>
+        <w:t>Title: Chandrakant Patil : ‘शक्तिपीठ’विरोधातील शक्ती तपासावी लागेल</w:t>
       </w:r>
     </w:p>
     <w:p>
@@ -5411,16 +5879,16 @@
         <w:t xml:space="preserve">URL: </w:t>
       </w:r>
       <w:r>
-        <w:t xml:space="preserve"> https://www.tv9marathi.com/maharashtra/ajit-pawars-attack-on-chandrakant-patil-in-islampur-1471041.html</w:t>
-      </w:r>
-    </w:p>
-    <w:p>
-      <w:pPr>
-        <w:pStyle w:val="Normal"/>
-      </w:pPr>
-      <w:r>
-        <w:rPr/>
-        <w:t>Content: By signing in or creating an account, you agree with Associated Broadcasting Company's Terms &amp; Conditions and Privacy Policy. इस्लामपूरात महात्मा फुले शिक्षण संस्थेच्या प्रा.डॉ.एन.डी.पाटील विधी महाविद्यालय आणि इतर उपक्रमाचा उद्घाटन सोहळा झाला. या सोहळ्यात उपमुख्यमंत्री अजित पवार,भाजपा नेते चंद्रकांत पाटील, जयंत पाटील, रोहित पवार यांच्या भाषणाने खसखस पिकली. या भाषणात रोहित पवार यांनी यावेळी या प्रा.डॉ.एन.डी. पाटील महाविद्यालयाला मी ४० लाख देतोय त्यावर चंद्रकांत दादांनी एक शून्य वाढवावे. जयंत पाटील एक शून्य वाढवतील आणि अजितदादा यांच्याकडे वित्त खातं असल्याने ते आणखी दोन शून्य वाढवतील अशा कोपरखळ्या मारल्या. यावर चंद्रकांतदादांनी रोहित पवार यांनी टोमणा मारत आम्ही काय सोन्याचा चमचा घेऊन आलेलो नाही असे म्हटले. त्यावर अजित पवार यांनी पवार कुटुंबातील शेंडेफळाची बाजू लावून धरली. इस्लामपूरमध्ये महात्मा फुले शिक्षण संस्थेच्या प्रा. डॉ.एन.डी.पाटील विधी महाविद्यालय, श्रीमती सरोज नारायण पाटील (माई) मानसशास्त्र संशोधन केंद्र आणि प्रा. डॉ. एन. डी. पाटील बहुउद्देशीय सभागृहाचा उद्घाटन सोहळा पार पडला. या सोहळ्यात भाषण करताना आमदार रोहित पवार यांनी आपण या संस्थेला ४० लाख देतो त्यावर एक शून्य चंद्रकांत दादांनी जोडावे. त्यानंतर जयंत पाटील यांनी एक शून्य जोडावे. आणि राज्याच्या खजिन्याचा मालक येथे बसले आहे. त्यांनी दोन शून्य जोडावे असे आपल्या भाषणात रोहित पवार यांनी म्हटले होते. भाजपाचे नेते चंद्रकांतदादा पाटील यांनी रोहित पवार यांनी केलेल्या भाषणाचा धागा पकडून सुरुवात केली. चंद्रकांत दादा म्हणाले की मी अनेक वर्ष मुंबईत होतो. १३ वर्ष संघटनेसाठी काम केलं. राज्यभर फिरलो. त्यानंतर कोल्हापुरात स्थिर झालो. तेव्हापासून एनडी पाटलांशी माझा परिचय झाला. एखादा प्रश्न सुस्पष्ट शब्दात कसा मांडायचा हे एनडी पाटलांकडून शिकले पाहिजे. रोहित यांनी केलेल्या आवाहनबाबत ते म्हणाले की मी एका गिरणी कामगाराचा मुलगा. माझे आई -वडील दोन्ही गिरणी कामगार. तुमच्यासारखा सोन्याचा चमचा घेऊन मी जन्माला आलेलो नाही. माझ्या वडिलांना पहिला पगार महिन्याला १० रुपये. रिटायरमेंटच्यावेळी महिन्याला १४०० रुपये मिळाले. त्यामुळे मी अशी घोषणा करीत नाही असे चंद्रकांत दादा पाटील यांनी स्पष्ट केले, ते पुढे म्हणाले की वेळ पडली तर घरदार विकून सामाजिक कार्य करण्याची सवय लागलीय आम्हाला. पण ती वेळ इथे येणार नाही. शासकीय निधी, प्रशासकीय अधिकार हातात आहेत. दादांनी सूचना केली आहे. अर्धा पार्ट माझ्याकडे आहे. त्याची मी घोषणा करतो असे उत्तर चंद्रकांत पाटील यांनी रोहित पवार यांना दिले. यावर अजित पवार यांनी आपल्या भाषणात पुतण्या रोहीत पवार यांची बाजू घेतली.अजितदादा म्हणाले की एनडींना आम्ही एनडी मामा म्हणायचो. मला या कार्यक्रमाचं आमंत्रण मला आलं आहे. संगिता आणि प्रशांत आमंत्रण घेऊन आले होते. तसं मी माई आत्यांना माई म्हणत आलोय. त्यामुळे मी सरोज पाटील यांना माईसाहेब वगैरे म्हणणार नाही. मी पाहत होतो.रोहित सारखा माई.. माई करत होता.त्याची आजी आहे.तरी माई माई करतोय.ठिक आहे.बघतो घरी गेल्यावर काय आहे ते असे अजित पवार यावेळी म्हणाले. चंद्रकांत पाटील यांच्याकडे वळून अजित पवार म्हणाले की चंद्रकांतदादा तुम्ही सांगता मी गिरणी कामगाराचा मुलगा, एवढ्या घरात राहायचो. आम्ही देखील तिथे माझ्या माहिती प्रमाणे दोनच खोल्या होत्या. आम्ही प्रशांत कित्येकदा गॅलरीत झोपायचो. विचारा त्याला. म्हणजे आम्हीही फार काही वरणं पडलेलो नाहीये.आम्ही पण काही तोंडात सोन्याचा चमचा घेऊन जन्माला आलोय असं नाहीए. नंतर रोहितच्यावेळी परिस्थिती बदलली ती गोष्ट वेगळी. त्या खोलात जात नाही. पण आम्हीपण अतिशय खडतर परिस्थितीतून आलोय. प्रशांत आम्हाला वरच्या मजल्यावर जायला पायऱ्याही नसायच्या. सांगाडा होता त्यावरून जायचो असेही अजित पवार यावेळी म्हणाले.</w:t>
+        <w:t xml:space="preserve"> https://pudhari.news/maharashtra/sangali/guardian-minister-chandrakant-patil-warns-on-shaktipith-opposition-sk95</w:t>
+      </w:r>
+    </w:p>
+    <w:p>
+      <w:pPr>
+        <w:pStyle w:val="Normal"/>
+      </w:pPr>
+      <w:r>
+        <w:rPr/>
+        <w:t>Content: सांगली : ‘शक्तिपीठ’ला काही लोकांचाच विरोध आहे. यामागे कोणती शक्ती आहे, याची तपासणी करावी लागेल, असे प्रतिपादन पालकमंत्री चंद्रकांत पाटील यांनी केले. जिल्हाधिकारी कार्यालयात शुक्रवारी ध्वजारोहणाचा मुख्य शासकीय सोहळा पार पडला. यानंतर पालकमंत्री चंद्रकांत पाटील पत्रकारांशी बोलत होते. चंद्रकांत पाटील म्हणाले, ‘शक्तिपीठ’ने सर्व धर्मस्थळे जोडली जाणार आहेत. यामुळे विकासालाच चालना मिळणार आहे. शक्तिपीठला काही लोकांचाच विरोध आहे. या विरोधामागे कोणती शक्ती कार्यरत आहे, त्याचा तपास करावा लागेल. शेतकर्‍याने विकासाला विरोध करू नये. बहुतांश शेतकर्‍यांचे यामध्ये हितच आहे. कोयना धरण झाले नसते, तर आज आम्हाला शेतीसाठी पाणी आणि वीज मिळाली नसती. कोयना धरणामुळे आपल्या परिसराचा मोठा विकास झाला आहे. त्याचप्रमाणे शक्तिपीठमुळे उद्योग, व्यवसायाला चालना मिळणार आहे. शेतकर्‍यांनी याला विरोध करू नये. शेतकर्‍यांबरोबर चर्चेसाठी आम्ही नेहमी तयारच आहोत. काही मूठभर लोक विरोधासाठी विरोध म्हणून यामध्ये सामील झाले आहेत. बहुतांश शेतकर्‍यांचा या ‘शक्तिपीठ’ला पाठिंबाच आहे. याबाबत शेतकर्‍यांनी सकारात्मक राहिले पाहिजे, असे आवाहनही त्यांनी केले. 'Pudhari' is excited to announce the relaunch of its Android and iOS apps. Stay updated with the latest news at your fingertips. Android and iOS Download now and stay updated, anytime, anywhere. Pudhari Publications Private Limited</w:t>
       </w:r>
     </w:p>
     <w:p>
@@ -5429,16 +5897,16 @@
       </w:pPr>
       <w:r>
         <w:rPr/>
-        <w:t>Article 140</w:t>
-      </w:r>
-    </w:p>
-    <w:p>
-      <w:pPr>
-        <w:pStyle w:val="Normal"/>
-      </w:pPr>
-      <w:r>
-        <w:rPr/>
-        <w:t>Title: Teacher Recruitment : अध्यापकांच्या भरती प्रकियेस मान्यता; उच्च व तंत्र शिक्षण मंत्री चंद्रकांत पाटील यांची माहिती</w:t>
+        <w:t>Article 152</w:t>
+      </w:r>
+    </w:p>
+    <w:p>
+      <w:pPr>
+        <w:pStyle w:val="Normal"/>
+      </w:pPr>
+      <w:r>
+        <w:rPr/>
+        <w:t>Title: Chandrakant Patil : शक्तिपीठ महामार्गावरून मंत्री चंद्रकांत पाटील आणि शेतकऱ्यांमध्ये खडाजंगी</w:t>
       </w:r>
     </w:p>
     <w:p>
@@ -5450,16 +5918,16 @@
         <w:t xml:space="preserve">URL: </w:t>
       </w:r>
       <w:r>
-        <w:t xml:space="preserve"> https://www.navarashtra.com/politics/minister-chandrakant-patil-informs-that-recruitment-for-teaching-posts-will-be-done-799732.html</w:t>
-      </w:r>
-    </w:p>
-    <w:p>
-      <w:pPr>
-        <w:pStyle w:val="Normal"/>
-      </w:pPr>
-      <w:r>
-        <w:rPr/>
-        <w:t>Content: 'संजय राऊतांना राजकीय कावीळ, औषध मी देतो'; मंत्री चंद्रकांत पाटील यांचा निशाणा (फोटो - सोशल मीडिया) मुंबई : राज्यातील अकृषी विद्यापीठांमधील अध्यापक पदांच्या भरती प्रक्रियेस मान्यता देण्यात आली आहे. निवड प्रक्रियेत अधिक पारदर्शकता आणि निष्पक्षता येण्यासाठी यापुढे राज्यात अध्यापक पदांची भरती प्रक्रियेसाठी नवीन कार्यपद्धतीचा अवलंब होणार आहे, अशी माहिती उच्च व तंत्र शिक्षणमंत्री चंद्रकांत पाटील यांनी दिली. याबाबत माहिती देताना मंत्री चंद्रकांत पाटील म्हणाले की, राज्याचे राज्यपाल तथा कुलपती यांच्या मार्गदर्शनानुसार राज्यातील विद्यापीठांमध्ये सहाय्यक प्राध्यापक, सहयोगी प्राध्यापक आणि प्राध्यापक पदांच्या निवड प्रक्रियेसाठी गुणांकन पद्धती निश्चित करण्यात आली आहे. यामध्ये शैक्षणिक क्रेडेन्शियल आणि त्यांची मुलाखतीमधील कामगिरी गृहीत धरण्यात येणार आहे. या दोन्ही बाबी एकत्रित करून अधिक पारदर्शक, निष्पक्ष निवड प्रक्रिया राबविण्यात येणार आहे. शैक्षणिक गुणवत्ता, संशोधन आणि अध्यापनाला ८० टक्के गुण (वेटेज) तर मुलाखतीसाठी २०टक्के गुण (वेटेज) देण्यात येणार आहे. एकत्रित १०० गुणांपैकी किमान ५० टक्के गुण मिळवलेल्या उमेदवारांनाच अंतिम निवडीसाठी पात्र असतील. राजकीय बातम्या वाचण्यासाठी क्लिक करा अध्यापन क्षमता अथवा संशोधन प्राविण्य (aptitude) यांचे मुल्यमापन परिसंवाद (seminar) अथवा व्याख्यान प्रात्यक्षिक (lecture in a classroom situation) अथवा अध्यापन आणि संशोधन यामधील नवीनतम तंत्रज्ञान वापरण्याच्या क्षमतेवरील चर्चा या बाबी मुलाखतीच्या टप्प्यावर विचारात घेण्यात येतील. निवड समितीच्या बैठकांचे दृक-श्राव्य चित्रिकरण करण्यात येणार आहे. निवड प्रक्रिया पूर्ण झाल्यानंतर दृक-श्राव्य चित्रिकरण,बैठकीला उपस्थित असलेल्या निवड समितीच्या सर्व सदस्यांच्या स्वाक्षरीने सीलबंद करण्यात येईल. मुलाखती पूर्ण होताच त्याच दिवशी अथवा दुसऱ्या दिवशी निकाल जाहीर करण्यात येईल. ही सर्व निवड प्रकिया सहायक प्राध्यापक पदासह सहयोगी प्राध्यापक आणि प्राध्यापक पदांच्या निवड प्रक्रियेसाठी लागू राहील. नवीन निवडप्रक्रियेच्या अधीन राहून विद्यापीठांमधील सध्या सुरू असलेली अध्यापकांची निवड प्रक्रिया पूर्ण करण्यास मान्यता देण्यात येत आहे. तसेच भविष्यात होणाऱ्या विद्यापीठांमधील अध्यापकांच्या निवड प्रक्रियेकरिता याच कार्यपध्दतीचा अवलंब करण्यात येणार आहे. यामुळे विद्यापीठांमध्ये पारदर्शक आणि जलद निवड प्रक्रिया राबविणे शक्य होणार आहे. या सुधारित कार्यपद्धतीमुळे गुणवत्ताधिष्ठित अध्यपकांची निवड होईल. तसेच उच्च शिक्षणाचा दर्जा उंचावण्यास मदत होईल, असे उच्च व तंत्र शिक्षण मंत्री चंद्रकांत पाटील यांनी सांगितले. महाराष्ट्रसंबंधित बातम्या वाचण्यासाठी क्लिक करा योगेश कदम यांच्यावरुन राजकारण रंगलं गृहराज्यमंत्री योगेश कदम यांनी स्वारगेट बसस्थानकावर जाऊन पाहणी केली. तसेच पुणे पोलीस आयुक्त अमितेश कुमार यांच्यासोबतचर्चा करुन प्रकरणाचा आढावा घेतला. यानंतर पत्रकार परिषद घेत योगेश कदम यांनी पोलिसांची गस्त सुरु होती. स्वतः पीआय गस्त घालत असल्याचे देखील स्पष्ट केले. तसेच या प्रकरणामध्ये पोलीस पूर्ण प्रयत्नांनी तपास करत आहेत. असे सांगितले. याचबरोबर पीडित मुलीने घटना होत असताना आरडाओरड केली नाही. यामुळे आरोपीला क्राईम करताना सोपे गेले. आरडाओरड केली असती तर आसपासच्या लोकांनी मदत केली असती. बसस्थानकावर 10 ते 12 लोक असल्याचे सीसीटीव्हीमध्ये दिसत असल्याचे योगेश कदम म्हणाले आहेत. यामुळे नवीन वादाला तोंड फुटले आहे. यावरुन ठाकरे गटाचे नेते व खासदार संजय राऊत यांनी जोरदार टीका केली. खासदार राऊत यांनी नाशिकमध्ये माध्यमांशी संवाद साधला. यावेळी त्यांनी योगेश कदम यांच्यावर जोरदार टीका केली आहे. Follow Us On © Copyright Navarashtra 2025 All rights reserved.</w:t>
+        <w:t xml:space="preserve"> https://agrowon.esakal.com/agro-special/tensions-rise-between-minister-chandrakant-patil-and-farmers-patil-loses-cool</w:t>
+      </w:r>
+    </w:p>
+    <w:p>
+      <w:pPr>
+        <w:pStyle w:val="Normal"/>
+      </w:pPr>
+      <w:r>
+        <w:rPr/>
+        <w:t>Content: Shaktipith Highway: राज्याचे उच्च व तंत्रशिक्षण मंत्री आणि सांगलीचे पालक मंत्री चंद्रकांत पाटील यांची शेतकऱ्यांबरोबर गुरुवारी (ता. 1) सांगली येथे जोरदार खडाजंगी झाली. सांगलीतील शक्तिपीठ महामार्ग बाधित शेतकरी संघर्ष समितीच्या वतीने सांगली जिल्हाधिकारी कार्यालयासमोर एकदिवसीय अन्नत्याग आंदोलन सुरू होते. या आंदोलनावेळी मंत्री पाटील जिल्हाधिकारी कार्यालयात आले होते. आंदोलक शेतकऱ्यांनी त्यांना निवेदन दिलं. परंतु निवेदन देण्यावरून मंत्री पाटील शेतकऱ्यांवर भडकले. पाटील म्हणाले, "शक्तिपीठ महामार्गाला शेतकऱ्यांचा विरोध नाही. मग तुम्ही कोण? जमीन ताब्यात घेतल्या आहेत का? उभं राहून बोला, मी थांबलो आहे ना. पळून चाललो आहे का?" असंही पाटील म्हणाले. माझ्यासमोर मोठ्या आवाजात बोलायचं नाही, असा दम देत पाटील यांनी शेतकऱ्यांना दबाव टाकला. तसेच महामार्गाला केवळ पाच शेतकऱ्यांचा विरोध असल्याचं पाटील म्हणाले. त्यांच्या या विधानामुळे शेतकऱ्यांनी आक्रमक भूमिका घेतली. यावेळी पोलिस पुढे आले. त्यामुळे मंत्री पाटील पोलिसांवर रागावल्याचे पाहायला मिळाले. त्यावर शेतकऱ्यांनी मात्र आमच्या मागण्या पूर्णपणे ऐकून न घेतल्याचा आरोप करत जिल्हाधिकारी कार्यालयाच्या गेटवर मंत्री पाटील यांची गाडी रोखण्याचा प्रयत्न केला. यावेळी पोलिसांनी आंदोलकांना गेटवर अडवले. त्यावेळी शेतकऱ्यांनी मुख्यमंत्री आणि पालकमंत्र्यांचा निषेध करत जोरदार घोषणा दिल्या. शेतकरी कामगार पक्षाचे जिल्हाध्यक्ष दिगंबर कांबळे यांनी चंद्रकांत पाटलांना शेतकऱ्यांच्या डोळ्यातील अश्रु दिसत नाहीत का, असा सवाल केला. श्री. कांबळे म्हणाले, "सांगलीमधील बाधित शेतकरी टाहो फोडून सांगत आहे. जिल्हाधिकारी कार्यालयासमोर हजारो शेतकऱ्यांनी मोर्चा काढून निषेध नोंदवला आहे. पण पालकमंत्री पाटील म्हणत आहेत की फक्त पाच लोकांचा विरोध आहे. बाकी शेपाचशे लोकांचं समर्थन आहे, असा दावा ते करत आहेत." शक्तिपीठ महामार्गाला शेतकऱ्यांचा विरोध कायम आहे. त्यामुळे शेतकरी आंदोलन करत आहेत. परंतु राज्य सरकारकडून महामार्ग रेटला जात असल्याचा आरोप आंदोलक शेतकरी करत आहेत. शेतकऱ्यांना उद्ध्वस्त करणारा शक्तिपीठ रद्द न केल्यास बंदुका हाती घेऊ, असा इशाराही संघर्ष समितीनं यापूर्वी दिला होता. परंतु तरीही राज्य सरकार मात्र महामार्गावर ठाम आहे. ॲग्रोवनचे सदस्य व्हा शॉपिंगसाठी 'सकाळ प्राईम डील्स'च्या भन्नाट ऑफर्स पाहण्यासाठी क्लिक करा. Read the Latest Agriculture News in Marathi &amp; Watch Agriculture videos on Agrowon. Get the Latest Farming Updates on Market Intelligence, Market updates, Bazar Bhav, Animal Care, Weather Updates and Farmer Success Stories in Marathi. ताज्या कृषी घडामोडींसाठी फेसबुक, ट्विटर, इन्स्टाग्राम , टेलिग्रामवर आणि व्हॉट्सॲप आम्हाला फॉलो करा. तसेच, ॲग्रोवनच्या यूट्यूब चॅनेलला आजच सबस्क्राइब करा. Follow Us Copyright © 2025 Sakal Media Group – All Rights Reserved Powered by Quintype</w:t>
       </w:r>
     </w:p>
     <w:p>
@@ -5468,16 +5936,16 @@
       </w:pPr>
       <w:r>
         <w:rPr/>
-        <w:t>Article 141</w:t>
-      </w:r>
-    </w:p>
-    <w:p>
-      <w:pPr>
-        <w:pStyle w:val="Normal"/>
-      </w:pPr>
-      <w:r>
-        <w:rPr/>
-        <w:t>Title: Jayshree Patil : जयश्री पाटलांना भाजपचे रिटर्न गिफ्ट! प्रवेशाच्या आधीच चंद्रकांत पाटलांची मोठी घोषणा</w:t>
+        <w:t>Article 153</w:t>
+      </w:r>
+    </w:p>
+    <w:p>
+      <w:pPr>
+        <w:pStyle w:val="Normal"/>
+      </w:pPr>
+      <w:r>
+        <w:rPr/>
+        <w:t>Title: “राज ठाकरे यांना जवळ करणे राजकीय सोय, ठाकरे गटाचे ७५ नगरसेवक शिंदेंकडे गेले”: चंद्रकांत पाटील</w:t>
       </w:r>
     </w:p>
     <w:p>
@@ -5489,16 +5957,16 @@
         <w:t xml:space="preserve">URL: </w:t>
       </w:r>
       <w:r>
-        <w:t xml:space="preserve"> https://sarkarnama.esakal.com/maharashtra/paschim-maharashtra/jayshree-patil-joins-bjp-and-appointed-to-sangli-district-planning-committee-by-chandrakant-patil-as11</w:t>
-      </w:r>
-    </w:p>
-    <w:p>
-      <w:pPr>
-        <w:pStyle w:val="Normal"/>
-      </w:pPr>
-      <w:r>
-        <w:rPr/>
-        <w:t>Content: Sangli News : राष्ट्रवादीच्या वाटेवर असलेल्या काँग्रेसच्या बंडखोर नेत्या जयश्रीताई पाटील या आता भाजपमध्ये प्रवेश करणार आहेत. पालकमंत्री चंद्रकांत पाटील यांनी त्यांना भाजपमध्ये आणले आहे. अद्याप त्यांचा प्रवेश झाला नसून तो उद्या (बुधवार ता. 18) मुंबईत होणार आहे. पण याआधीच चंद्राकांत पाटील यांनी जयश्री पाटलांच्याबाबत मोठी घोषणा केली आहे. यामुळे आता प्रवेशाच्या आधीच भाजपने रिटर्न गिफ्ट दिल्याची चर्चा सांगलीत सुरू झाली आहे. राज्याचे मुख्यमंत्री देवेंद्र फडणवीस यांच्या उपस्थितीत त्यांचा भाजप प्रवेश होणार आहे. पण या प्रवेशाच्या आधीच सांगलीत चंद्रकांत पाटील यांनी जयश्री पाटील यांची वर्णी जिल्हा नियोजन समितीवर लागल्याची घोषणा केलीय. ही घोषणा त्यांनी सोमवारी पत्रकार परिषदेत केली. तर जयश्री पाटील यांच्याबरोबरच विट्याचे वैभव पाटील यांचाही नियोजन समितीत समावेश करण्यात आला आहे. तसेच इतर सर्व मित्र पक्षांच्या नावासह 11 जणांची यादी निश्चित केल्याची माहितीही चंद्रकांत पाटील यांनी दिली आहे. सोमवारी जिल्हा नियोजन समितीची बैठक झाली. पण ती नियोजन समितीवरील निमंत्रित सदस्यांच्या शिवाय झाली. यावरून पाटील यांना विचारले असताना त्यांनी, नियोजन समितीवरील निमंत्रित सदस्यांची नावे अंतिम केली आहेत. फक्त दोन सदस्यांची नावे राहिली होती. आता ती देखील अंतिम झाली असून जयश्री पाटील व वैभव पाटील यांना संधी देण्यात आली आहे. सर्व 11 सदस्यांची यादी अंतिम मान्यतेसाठी मंत्रालयात पाठवल्याचेही ते म्हणाले. दरम्यान, पालकमंत्री चंद्रकांत पाटील यांनी सोमवारी सकाळीच जयश्री पाटील यांच्या ‘विजय’ या निवासस्थानी भेट घेतली. त्यांच्या भाजप प्रवेशाच्या निर्णयाचे स्वागत केले. जयश्री पाटील यांना दिलेले शब्द पाळले जातील. त्यांचा व कार्यकर्त्यांचा योग्य मान राखला जाईल, असा शब्द दिला होता. त्यानंतर काही वेळात झालेल्या नियोजन बैठकीनंतर त्यांनी जयश्री पाटील यांची नियोजनवर वर्णी लावल्याचे जाहीर केले. भारती दिगडे, दीपक शिंदे, संग्राम देशमुख, सम्राट महाडिक, निशिकांत पाटील, पद्माकर जगदाळे, समित कदम, जयश्री पाटील, वैभव पाटील, अमोल पाटील, राजेंद्र खरात, आनंदराव पवार व तानाजी पाटील ही नावे नियोजन समितीवर निमंत्रित व विशेष निमंत्रित म्हणून निश्चित केली आहेत. चंद्रकांत पाटील यांनी जयश्री पाटील यांना काही शब्द दिले आहेत. ते पाळले जातील असेही त्यांनी म्हटलं आहे. यावेळी त्यांनी जयश्रीताई आणि त्यांच्या दोन्ही मुलींना तातडीने वसंतदादा बँकेच्या प्रकरणातून मोकळं करण्याचा शब्द दिला आहे. त्यामुळे त्यांचा भाजप प्रवेश हा वसंतदादा बँकेच्या प्रकरण असल्याचे आता समोर येत आहे. मात्र जयश्री पाटील यांनी ‘फक्त आमचं नको, सर्वांचा विषय एकदम सोडवा.’ असा आग्रहही धरल्याचे कळत आहे. यावर त्या सर्वांचा विचार करतात, हेच समोर आल्याचे चंद्रकांत पाटील यांनी म्हटलं आहे. सरकारनामाचे सदस्य व्हा शॉपिंगसाठी 'सकाळ प्राईम डील्स'च्या भन्नाट ऑफर्स पाहण्यासाठी क्लिक करा. Read Latest Marathi Political News, Breaking Political News from Maharashtra, India, Pune &amp; Mumbai at Sarkarnama. To Get Live Political Marathi News on Mobile, Download the Sarkarnama Mobile App for Android and IOS. सरकारनामा आता सर्व सोशल मीडिया प्लॅटफॉर्मवर. ताज्या राजकीय घडामोडींसाठी फेसबुक, ट्विटर, इन्स्टाग्राम, शेअर चॅट, टेलिग्रामवर आणि व्हॉट्सॲप आम्हाला फॉलो करा. तसेच, सरकारनामा यूट्यूब चॅनेलला आजच सबस्क्राइब करा. Follow Us Copyright © 2025 Sakal Media Group – All Rights Reserved Powered by Quintype वेबसाईटवर ब्राउझिंगचा अनुभव सर्वोत्तम असावा, यासाठी आम्ही कुकीजचा वापर करतो. कुकीजमुळे तुम्हाला तुमच्या आवडत्या मजकुराची शिफारस करता येते. आमचे गोपनीयता आणि कुकीजसंदर्भातील धोरण तुम्हाला मान्य आहे.</w:t>
+        <w:t xml:space="preserve"> https://www.lokmat.com/maharashtra/bjp-chandrakant-patil-said-this-is-political-convenience-that-raj-thackeray-and-uddhav-thackeray-closer-a-a719/</w:t>
+      </w:r>
+    </w:p>
+    <w:p>
+      <w:pPr>
+        <w:pStyle w:val="Normal"/>
+      </w:pPr>
+      <w:r>
+        <w:rPr/>
+        <w:t>Content: हिंदी | English सोमवार १ सप्टेंबर २०२५ FOLLOW US : शहरं व्हिडीओ सखी आणखी By ऑनलाइन लोकमत | Updated: July 6, 2025 17:27 IST2025-07-06T17:25:14+5:302025-07-06T17:27:10+5:30 BJP Minister Chandrakant Patil News: राज्यातील महानगरपालिका, स्थानिक स्वराज्य संस्थेच्या निवडणुका पुढे ढकलण्याच्या मूडमध्ये नाही. सप्टेंबर महिन्याच्या पहिल्या आठवड्यात प्रभाग रचना पूर्ण होईल, मग रिझर्व्हेशन पडतील, मग नोटिफिकेशन निघेल. त्यामुळे साधारण ऑक्टोबर महिन्यात एक ग्रुप जिल्हा परिषदा किंवा नगरपालिका, नोव्हेंबर महिन्यात एक ग्रुप जिल्हा परिषदा, एकावेळेस निवडणुका घेता येणार नाहीत. असे करता करता महानगरपालिकेच्या निवडणुका शेवटी डिसेंबर महिन्यात होतील, असे सूतोवाच भाजपा नेते आणि राज्याचे मंत्री चंद्रकांत पाटील यांनी केले आहे. पत्रकारांशी बोलताना चंद्रकांत पाटील म्हणाले की, लोकशाहीत कोणी कोणावर बोलू शकते. उद्धव ठाकरे २०१९ ला मुख्यमंत्री झाल्यापासून अशा प्रकारची विधाने करत आहेत, जी सामान्य माणसाला आवडत नाहीत. पण उद्धव ठाकरेंना कोण आवरणार? त्याने काही फरक पडत नाही. दोन ठाकरे एकत्र आल्याचा हिंदू माणसाला आनंदच झालेला आहे. परंतु, ठाकरे बंधू किती दिवस एकत्र राहतात. निवडणुकांपर्यंत तरी एकत्र राहतात की त्या आधीच वेगळे होतात, हे काळच ठरवेल, असा टोला चंद्रकांत पाटील यांनी लगावला. आतापर्यंत हे दोन्ही भाऊ एकत्र का आले नाहीत? मुख्यमंत्री देवेंद्र फडणवीस यांनी म्हटले होतेच की, आता उद्धव ठाकरे हे पुढचा मुद्दा मुंबई तोडणार असल्याचाच मांडणार. कसली मुंबई तोडणार? कुणाची हिंमत आहे मुंबई तोडण्याची? आम्ही मेलोत का? मुंबई काही कुणी तोडत नाही. पण, दरवेळेस मराठी माणसांच्या भावनांशी खेळायचे, हिंदी-मराठी विषय असाच केला आहे. मराठी माणूस हुशार झालेला आहे. आतापर्यंत हे दोन्ही भाऊ एकत्र का आले नाहीत, मुंबई महानगरपालिका जाणार असे आता त्यांना दिसू लागले आहे. गेल्या २० वर्षांत कधी राज ठाकरेंना विचारले नाही. आम्हाला कुणीही नको, अशाच मानसिकतेत तुम्ही होतात. दिल्ली गेले, राज्य गेले आणि आता महापालिकाही गेली, तर ठाकरे सगळेच गमावून बसतील, अशी टीका चंद्रकांत पाटील यांनी केली. दरम्यान, हिंदुत्ववादी माणूस भावनिक आहे. मात्र राजकीय फायद्यासाठी ठाकरे बंधू एकत्र आले की कुटुंब म्हणून एकत्र आले, हे पाहावे लागेल. मुंबई महापालिकेतील ठाकरेंचे ७५ नगरसेवक एकनाथ शिंदे यांच्याकडे गेले. आता राजकीय सोय म्हणून उद्धव ठाकरे हे राज ठाकरे यांना जवळ करत आहे. मुंबई महापालिका ठेवण्यासाठी त्यांचे प्रयत्न सुरू आहेत. मुख्यमंत्री असताना उद्धव ठाकरे यांना राज ठाकरे आठवले नाहीत, राज ठाकरे यांच्या चिरंजिवाने विधानसभा निवडणूक लढवली, तेव्हा तुम्ही माघार घेतली नाहीत, या शब्दांत चंद्रकांत पाटील यांनी निशाणा साधला. FOLLOW US : Copyright © 2025 Lokmat Media Pvt Ltd</w:t>
       </w:r>
     </w:p>
     <w:p>
@@ -5507,16 +5975,16 @@
       </w:pPr>
       <w:r>
         <w:rPr/>
-        <w:t>Article 142</w:t>
-      </w:r>
-    </w:p>
-    <w:p>
-      <w:pPr>
-        <w:pStyle w:val="Normal"/>
-      </w:pPr>
-      <w:r>
-        <w:rPr/>
-        <w:t>Title: “राज ठाकरे यांना जवळ करणे राजकीय सोय, ठाकरे गटाचे ७५ नगरसेवक शिंदेंकडे गेले”: चंद्रकांत पाटील</w:t>
+        <w:t>Article 154</w:t>
+      </w:r>
+    </w:p>
+    <w:p>
+      <w:pPr>
+        <w:pStyle w:val="Normal"/>
+      </w:pPr>
+      <w:r>
+        <w:rPr/>
+        <w:t>Title: 'जिल्हा बँक मुश्रीफांकडे आहे म्हणून का?, मंत्री चंद्रकांत पाटलांच्या टिप्पणीची कोल्हापूर जिल्हयात रंगली 'चर्चा'; असं का म्हणाले.. वाचा</w:t>
       </w:r>
     </w:p>
     <w:p>
@@ -5528,16 +5996,16 @@
         <w:t xml:space="preserve">URL: </w:t>
       </w:r>
       <w:r>
-        <w:t xml:space="preserve"> https://www.lokmat.com/maharashtra/bjp-chandrakant-patil-said-this-is-political-convenience-that-raj-thackeray-and-uddhav-thackeray-closer-a-a719/</w:t>
-      </w:r>
-    </w:p>
-    <w:p>
-      <w:pPr>
-        <w:pStyle w:val="Normal"/>
-      </w:pPr>
-      <w:r>
-        <w:rPr/>
-        <w:t>Content: हिंदी | English सोमवार १ सप्टेंबर २०२५ FOLLOW US : शहरं व्हिडीओ सखी आणखी By ऑनलाइन लोकमत | Updated: July 6, 2025 17:27 IST2025-07-06T17:25:14+5:302025-07-06T17:27:10+5:30 BJP Minister Chandrakant Patil News: राज्यातील महानगरपालिका, स्थानिक स्वराज्य संस्थेच्या निवडणुका पुढे ढकलण्याच्या मूडमध्ये नाही. सप्टेंबर महिन्याच्या पहिल्या आठवड्यात प्रभाग रचना पूर्ण होईल, मग रिझर्व्हेशन पडतील, मग नोटिफिकेशन निघेल. त्यामुळे साधारण ऑक्टोबर महिन्यात एक ग्रुप जिल्हा परिषदा किंवा नगरपालिका, नोव्हेंबर महिन्यात एक ग्रुप जिल्हा परिषदा, एकावेळेस निवडणुका घेता येणार नाहीत. असे करता करता महानगरपालिकेच्या निवडणुका शेवटी डिसेंबर महिन्यात होतील, असे सूतोवाच भाजपा नेते आणि राज्याचे मंत्री चंद्रकांत पाटील यांनी केले आहे. पत्रकारांशी बोलताना चंद्रकांत पाटील म्हणाले की, लोकशाहीत कोणी कोणावर बोलू शकते. उद्धव ठाकरे २०१९ ला मुख्यमंत्री झाल्यापासून अशा प्रकारची विधाने करत आहेत, जी सामान्य माणसाला आवडत नाहीत. पण उद्धव ठाकरेंना कोण आवरणार? त्याने काही फरक पडत नाही. दोन ठाकरे एकत्र आल्याचा हिंदू माणसाला आनंदच झालेला आहे. परंतु, ठाकरे बंधू किती दिवस एकत्र राहतात. निवडणुकांपर्यंत तरी एकत्र राहतात की त्या आधीच वेगळे होतात, हे काळच ठरवेल, असा टोला चंद्रकांत पाटील यांनी लगावला. आतापर्यंत हे दोन्ही भाऊ एकत्र का आले नाहीत? मुख्यमंत्री देवेंद्र फडणवीस यांनी म्हटले होतेच की, आता उद्धव ठाकरे हे पुढचा मुद्दा मुंबई तोडणार असल्याचाच मांडणार. कसली मुंबई तोडणार? कुणाची हिंमत आहे मुंबई तोडण्याची? आम्ही मेलोत का? मुंबई काही कुणी तोडत नाही. पण, दरवेळेस मराठी माणसांच्या भावनांशी खेळायचे, हिंदी-मराठी विषय असाच केला आहे. मराठी माणूस हुशार झालेला आहे. आतापर्यंत हे दोन्ही भाऊ एकत्र का आले नाहीत, मुंबई महानगरपालिका जाणार असे आता त्यांना दिसू लागले आहे. गेल्या २० वर्षांत कधी राज ठाकरेंना विचारले नाही. आम्हाला कुणीही नको, अशाच मानसिकतेत तुम्ही होतात. दिल्ली गेले, राज्य गेले आणि आता महापालिकाही गेली, तर ठाकरे सगळेच गमावून बसतील, अशी टीका चंद्रकांत पाटील यांनी केली. दरम्यान, हिंदुत्ववादी माणूस भावनिक आहे. मात्र राजकीय फायद्यासाठी ठाकरे बंधू एकत्र आले की कुटुंब म्हणून एकत्र आले, हे पाहावे लागेल. मुंबई महापालिकेतील ठाकरेंचे ७५ नगरसेवक एकनाथ शिंदे यांच्याकडे गेले. आता राजकीय सोय म्हणून उद्धव ठाकरे हे राज ठाकरे यांना जवळ करत आहे. मुंबई महापालिका ठेवण्यासाठी त्यांचे प्रयत्न सुरू आहेत. मुख्यमंत्री असताना उद्धव ठाकरे यांना राज ठाकरे आठवले नाहीत, राज ठाकरे यांच्या चिरंजिवाने विधानसभा निवडणूक लढवली, तेव्हा तुम्ही माघार घेतली नाहीत, या शब्दांत चंद्रकांत पाटील यांनी निशाणा साधला. FOLLOW US : Copyright © 2025 Lokmat Media Pvt Ltd</w:t>
+        <w:t xml:space="preserve"> https://www.lokmat.com/kolhapur/discussion-in-the-district-over-minister-chandrakant-patil-comments-on-kolhapur-district-bank-deposits-a-a746/</w:t>
+      </w:r>
+    </w:p>
+    <w:p>
+      <w:pPr>
+        <w:pStyle w:val="Normal"/>
+      </w:pPr>
+      <w:r>
+        <w:rPr/>
+        <w:t>Content: हिंदी | English बुधवार ३ सप्टेंबर २०२५ FOLLOW US : शहरं व्हिडीओ सखी आणखी By ऑनलाइन लोकमत | Updated: August 25, 2025 13:42 IST2025-08-25T13:42:32+5:302025-08-25T13:42:56+5:30 गडहिंग्लज: ३२०० कोटी ठेवींच्या जनसेवा बँकेचे अध्यक्षपद हिरेमठ यांच्याकडे आहे. केडीसीसी वगळता आपल्या जिल्ह्यातील सगळ्या बँकाच्या मिळून तेवढ्या ठेवी नाहीत. केडीसीसीच्या ७००० कोटींच्या ठेवी असतील, हे बरोबर आहे ना? असा प्रश्न उच्च व तंत्रशिक्षणमंत्री चंद्रकांत पाटील यांनी स्वातीताईंना केला. यावर स्वातीताईंनी माहिती नाही असे सांगितले. राजकारणी लोकांना सगळं माहिती पाहिजे. 'बँक' मुश्रीफांकडेकडे आहे म्हणून माहिती नाही का? अशी मंत्री पाटील यांनी केलेल्या टिप्पणीची चर्चा गडहिंग्लजसह कोल्हापूर जिल्हयात रंगली.येथील माजी आमदार डॉ. एस. एस. घाळी यांच्या स्मृतिदिनी विद्या प्रसारक मंडळातर्फे 'बसर्गे'चे सुपुत्र डॉ. राजेंद्र हिरेमठ यांना 'डॉ. घाळी समाजभूषण पुरस्कार' प्रदानप्रसंगी ते बोलत होते. अध्यक्षस्थानी संस्थाध्यक्ष डॉ. सतीश घाळी होते. स्वत:च्या शारीरिक व्यंगाचा सूड न उगवता डॉ. राजेंद्र तथा राजू हिरेमठ स्वकर्तृत्वाने उभे राहिले. त्यांनी आपल्या कर्तृत्वाचा सर्वसामान्य माणसांबरोबरच समाजाच्या, राष्ट्राच्या विकासासाठी उपयोग केला, असे गौरवोद्गार उच्च व तंत्रशिक्षणमंत्री चंद्रकांत पाटील यांनी यावेळी काढले. पाटील म्हणाले, ‘सीओईपी’चे भाऊ इन्स्टिट्यूट, जनसेवा बँक व शासनाच्या ‘पीपीपी’च्या माध्यमातून हिरेमठ यांनी राज्याच्या विकासात मोलाचे योगदान दिले आहे. त्यांच्या कामगिरीची नोंद घाळी दाम्पत्याचा वारसा पुढे नेणाऱ्या संस्थेने घेतला याचा मनस्वी आनंद आहे.हिरेमठ म्हणाले, चंद्रकांतदादा, ज्येष्ठ बंधू शशीकांत, सर्व कुटुंबीय, शिक्षक आणि ‘अभाविप’ने मला घडवले. पुरस्कारापर्यंत न पोहोचलेल्यांचा प्रतिनिधी म्हणून हा पुरस्कार स्वीकारत असून, त्यांनाच तो समर्पित करीत आहे. डॉ. घाळी यांचेही अध्यक्षीय भाषण झाले. कार्यक्रमास प्रा. स्वाती कोरी, प्रकाश चव्हाण, संग्राम कुपेकर, उदय जोशी, हेमंत कोलेकर आदी उपस्थित होते. सहसचिव गजेंद्र बंदी यांनी प्रास्ताविक केले. प्राचार्य डॉ. दत्ता पाटील यांनी मानपत्र वाचले. सचिव ॲड. बाबूराव भोसकी यांनी आभार मानले. निवडणूक आली म्हणून नव्हे !स्वातीताईंसारखे अनेक मान्यवर खाली बसले आहेत. निवडणूक आली म्हणून मी असे म्हणत नाही. वडिलांच्या शिकवणुकीप्रमाणे त्या आमच्या विरोधातच राहणार आहेत. ‘त्या तिकडेच राहणार.. आम्ही इकडे राहू’, तरीही त्यांना व्यासपीठावर घ्या, असे मी अध्यक्षांना सांगत होतो. पण, 'निर्णय' लवकर झाला नाही, असे चंद्रकांत पाटील यांनी म्हणताच सभागृहात हशा पिकला. ‘गडकरीं’मुळेच आमदार झालो !२००७ मध्ये परममित्र नितीन गडकरी यांनी जोरजबरदस्तीने घोड्यावर बसविल्यामुळेच आपण पहिल्यांदाच थेट विधानपरिषदेची निवडणूक लढवली. जावडेकरांचा अवघ्या ९० मतांनी पराभव झालेल्या भाजपच्या पारंपरिक मतदारसंघात ९ हजार मतांनी विजयी झालो. त्यावेळी अनेक मित्रांप्रमाणे डॉ. सतीश घाळी यांनीही आपल्याला मोलाची मदत केली, असे मंत्री पाटील यांनी आवर्जून सांगितले. FOLLOW US : Copyright © 2025 Lokmat Media Pvt Ltd</w:t>
       </w:r>
     </w:p>
     <w:p>
@@ -5546,16 +6014,16 @@
       </w:pPr>
       <w:r>
         <w:rPr/>
-        <w:t>Article 143</w:t>
-      </w:r>
-    </w:p>
-    <w:p>
-      <w:pPr>
-        <w:pStyle w:val="Normal"/>
-      </w:pPr>
-      <w:r>
-        <w:rPr/>
-        <w:t>Title: Chandrakant Patil : ‘शक्तिपीठ’विरोधातील शक्ती तपासावी लागेल</w:t>
+        <w:t>Article 155</w:t>
+      </w:r>
+    </w:p>
+    <w:p>
+      <w:pPr>
+        <w:pStyle w:val="Normal"/>
+      </w:pPr>
+      <w:r>
+        <w:rPr/>
+        <w:t>Title: रोहित पवारांचा खोचक टोला, चंद्रकांतदादांचाही पलटवार; अजित पवारांचं जोरदार प्रत्युत्तर! म्हणाले, 'आम्ही काही...'</w:t>
       </w:r>
     </w:p>
     <w:p>
@@ -5567,16 +6035,16 @@
         <w:t xml:space="preserve">URL: </w:t>
       </w:r>
       <w:r>
-        <w:t xml:space="preserve"> https://pudhari.news/maharashtra/sangali/guardian-minister-chandrakant-patil-warns-on-shaktipith-opposition-sk95</w:t>
-      </w:r>
-    </w:p>
-    <w:p>
-      <w:pPr>
-        <w:pStyle w:val="Normal"/>
-      </w:pPr>
-      <w:r>
-        <w:rPr/>
-        <w:t>Content: सांगली : ‘शक्तिपीठ’ला काही लोकांचाच विरोध आहे. यामागे कोणती शक्ती आहे, याची तपासणी करावी लागेल, असे प्रतिपादन पालकमंत्री चंद्रकांत पाटील यांनी केले. जिल्हाधिकारी कार्यालयात शुक्रवारी ध्वजारोहणाचा मुख्य शासकीय सोहळा पार पडला. यानंतर पालकमंत्री चंद्रकांत पाटील पत्रकारांशी बोलत होते. चंद्रकांत पाटील म्हणाले, ‘शक्तिपीठ’ने सर्व धर्मस्थळे जोडली जाणार आहेत. यामुळे विकासालाच चालना मिळणार आहे. शक्तिपीठला काही लोकांचाच विरोध आहे. या विरोधामागे कोणती शक्ती कार्यरत आहे, त्याचा तपास करावा लागेल. शेतकर्‍याने विकासाला विरोध करू नये. बहुतांश शेतकर्‍यांचे यामध्ये हितच आहे. कोयना धरण झाले नसते, तर आज आम्हाला शेतीसाठी पाणी आणि वीज मिळाली नसती. कोयना धरणामुळे आपल्या परिसराचा मोठा विकास झाला आहे. त्याचप्रमाणे शक्तिपीठमुळे उद्योग, व्यवसायाला चालना मिळणार आहे. शेतकर्‍यांनी याला विरोध करू नये. शेतकर्‍यांबरोबर चर्चेसाठी आम्ही नेहमी तयारच आहोत. काही मूठभर लोक विरोधासाठी विरोध म्हणून यामध्ये सामील झाले आहेत. बहुतांश शेतकर्‍यांचा या ‘शक्तिपीठ’ला पाठिंबाच आहे. याबाबत शेतकर्‍यांनी सकारात्मक राहिले पाहिजे, असे आवाहनही त्यांनी केले. 'Pudhari' is excited to announce the relaunch of its Android and iOS apps. Stay updated with the latest news at your fingertips. Android and iOS Download now and stay updated, anytime, anywhere. Pudhari Publications Private Limited</w:t>
+        <w:t xml:space="preserve"> https://sarkarnama.esakal.com/maharashtra/paschim-maharashtra/chandrakant-patil-hits-back-at-rohit-pawar-with-golden-spoon-remark-ajit-pawar-responds-strongly-as11</w:t>
+      </w:r>
+    </w:p>
+    <w:p>
+      <w:pPr>
+        <w:pStyle w:val="Normal"/>
+      </w:pPr>
+      <w:r>
+        <w:rPr/>
+        <w:t>Content: रोहित पवार यांनी एनडी पाटील सभागृहासाठी 40 लाख देणगी जाहीर केली होती. त्यावर चंद्रकांत पाटील यांनी “मी गिरणी कामगाराचा मुलगा, सोन्याचा चमचा घेऊन जन्माला आलो नाही” असा टोला लगावला. अजित पवार यांनी लगेच प्रत्युत्तर देत चंद्रकांत पाटलांवर हल्लाबोल केला. Sangli News : सांगली जिल्ह्यातील इस्लामपूर येथील महात्मा फुले शिक्षण संस्थेचा कार्यक्रमात आज (ता.16) झाला. यावेळी एकाच व्यासपीठावर उपमुख्यमंत्री अजित पवार, भाजप नेते पालकमंत्री चंद्रकांत पाटील, राष्ट्रवादी काँग्रेस शरदचंद्र पवार पक्षाचे जयंत पाटील आणि आमदार रोहित पवार एकत्र होते. या कार्यक्रमात अजित पवार- रोहित पवार आणि त्यानंतर रोहित पवार-चंद्रकांत पाटील यांच्यात कलगीतुरा रंगल्याचे पाहायला मिळाले. चंद्रकांतदादांनी एका मुद्द्यावर थेट काका-पुतण्याचीच फिरकी घेतली. ज्यानंतर अजित पवार यांनीही चंद्रकांत पाटील यांचा चिमटा घेत हा विषय संपवला. यामुळे याची राज्यभर आता चर्चा होताना दिसत आहे. राज्याचे उच्च व तंत्र शिक्षण मंत्री आणि सांगलीचे पालकमंत्री चंद्रकांतदादा पाटील यांनी रोहित पवार यांची चांगलीच फिरकी घेतली. रोहित पवार यांनी, एनडी पाटील सभागृहाच्या इमारतीला 40 लाखांची देणगी जाहीर केली. त्यांनी, सध्या राज्याच्या तिजोरीच्या चाव्या सत्ताधाऱ्यांकडे आहेत. त्यामुळे चंद्रकांतदादांनी एक शून्य तर अजितदादा दोन शून्य वाढवतील अशी कोटी केली होती. त्यावरूनच व्यासपीठावरच राजकीय फटखेबाजी पाहायला मिळाली. यावेळी चंद्रकांतदादांनी त्यांच्या भाषणात रोहित पवार यांचे चिमटे काढण्याची संधी दवडली नाही. त्यांनी, रोहित पवारांना चांगलाच टोला लगावताना, रोहित पवार यांनी सांगितलं त्यांच्या आकड्यात मी एक शून्य घालावं. पण मी एक गिरणी कामगाराचा मुलगा. माझे आई वडील दोन्ही गिरणी कामगार. तुमच्यासारखा सोन्याचा चमचा घेऊन जन्माला आलो नाही. माझ्या वडिलांचा महिन्याचा पगार 10 रूपये आणि निवृत्तीच्या वेळी महिन्याला 1400 रूपये मिळत होते. त्यामुळे मी अशी घोषणा करणार नाही. पण सामाजीक काम करण्यासाठी घरदार विकण्याची सवय लागली आहे. पण आता ती वेळ येथे येणार नाही. शासकीय निधी, प्रशासकीय अधिकार हातात आहेत. एक-दोन शून्यांनी काही होणार नाही. त्यापेक्षा येथे आठ लाख कोटींच्या तिजोरीचा मालक बसलाय. त्यामुळे लागेल जेवढे मागा तेवढे दिले जातील. आता तर खुद्द दादांनीच सूचना केली आहे. अर्धा पार्ट माझ्याकडे आहे. त्याची घोषणा मी करतो, असे म्हणत चंद्रकांतदादांनी रोहित पवारांना टोला लगावला. अजितदादांना घेतला चिमटा यावेळी अजित पवारांनीही चंद्रकांत पाटील यांनी सोन्याचा चमचा हे वापरलेल्या शब्दावरून सौम्य भाषेत उत्तर दिले. ते म्हणाले. तुम्ही म्हणालात मी गिरणी कामगाराचा मुद्दा... आम्हीही काही आभाळातून पडलेलो नाही. आम्ही सुध्दा तुमच्या सारख्याच खडतर परिस्थितीमधून पुढे आलो आहोत. फक्त दोन रूम होत्या. मी आणि प्रशांत तर व्हाराड्यांत कधी कधी झोपायचो. त्यामुळे आम्ही काही तोंडात सोन्याच्या चमचा घेऊन जन्माला आलेलो नाहीय. पण रोहितच्या वेळी ही परिस्थीत बदलली ही बाब वेगळी असल्याचेही ते म्हणाले. प्र.1: रोहित पवारांनी किती देणगी जाहीर केली?उ.1: एनडी पाटील सभागृहासाठी 40 लाखांची देणगी जाहीर केली. प्र.2: चंद्रकांत पाटलांनी काय विधान केले?उ.2: “मी गिरणी कामगाराचा मुलगा, सोन्याचा चमचा घेऊन जन्माला आलो नाही” असे वक्तव्य केले. प्र.3: अजित पवारांनी काय प्रतिक्रिया दिली?उ.3: चंद्रकांत पाटलांच्या विधानाला जोरदार प्रत्युत्तर दिले. सरकारनामाचे सदस्य व्हा शॉपिंगसाठी 'सकाळ प्राईम डील्स'च्या भन्नाट ऑफर्स पाहण्यासाठी क्लिक करा. Read Latest Marathi Political News, Breaking Political News from Maharashtra, India, Pune &amp; Mumbai at Sarkarnama. To Get Live Political Marathi News on Mobile, Download the Sarkarnama Mobile App for Android and IOS. सरकारनामा आता सर्व सोशल मीडिया प्लॅटफॉर्मवर. ताज्या राजकीय घडामोडींसाठी फेसबुक, ट्विटर, इन्स्टाग्राम, शेअर चॅट, टेलिग्रामवर आणि व्हॉट्सॲप आम्हाला फॉलो करा. तसेच, सरकारनामा यूट्यूब चॅनेलला आजच सबस्क्राइब करा. Follow Us Copyright © 2025 Sakal Media Group – All Rights Reserved Powered by Quintype वेबसाईटवर ब्राउझिंगचा अनुभव सर्वोत्तम असावा, यासाठी आम्ही कुकीजचा वापर करतो. कुकीजमुळे तुम्हाला तुमच्या आवडत्या मजकुराची शिफारस करता येते. आमचे गोपनीयता आणि कुकीजसंदर्भातील धोरण तुम्हाला मान्य आहे.</w:t>
       </w:r>
     </w:p>
     <w:p>
@@ -5585,16 +6053,16 @@
       </w:pPr>
       <w:r>
         <w:rPr/>
-        <w:t>Article 144</w:t>
-      </w:r>
-    </w:p>
-    <w:p>
-      <w:pPr>
-        <w:pStyle w:val="Normal"/>
-      </w:pPr>
-      <w:r>
-        <w:rPr/>
-        <w:t>Title: 'जिल्हा बँक मुश्रीफांकडे आहे म्हणून का?, मंत्री चंद्रकांत पाटलांच्या टिप्पणीची कोल्हापूर जिल्हयात रंगली 'चर्चा'; असं का म्हणाले.. वाचा</w:t>
+        <w:t>Article 156</w:t>
+      </w:r>
+    </w:p>
+    <w:p>
+      <w:pPr>
+        <w:pStyle w:val="Normal"/>
+      </w:pPr>
+      <w:r>
+        <w:rPr/>
+        <w:t>Title: Kolhapur : समरजीत घाटगेंची भाजप प्रवेशाची तयारी पूर्ण, चंद्रकांत पाटील लवकरच काढणार मुहूर्त</w:t>
       </w:r>
     </w:p>
     <w:p>
@@ -5606,16 +6074,16 @@
         <w:t xml:space="preserve">URL: </w:t>
       </w:r>
       <w:r>
-        <w:t xml:space="preserve"> https://www.lokmat.com/kolhapur/discussion-in-the-district-over-minister-chandrakant-patil-comments-on-kolhapur-district-bank-deposits-a-a746/</w:t>
-      </w:r>
-    </w:p>
-    <w:p>
-      <w:pPr>
-        <w:pStyle w:val="Normal"/>
-      </w:pPr>
-      <w:r>
-        <w:rPr/>
-        <w:t>Content: हिंदी | English मंगळवार २ सप्टेंबर २०२५ FOLLOW US : शहरं व्हिडीओ सखी आणखी By ऑनलाइन लोकमत | Updated: August 25, 2025 13:42 IST2025-08-25T13:42:32+5:302025-08-25T13:42:56+5:30 गडहिंग्लज: ३२०० कोटी ठेवींच्या जनसेवा बँकेचे अध्यक्षपद हिरेमठ यांच्याकडे आहे. केडीसीसी वगळता आपल्या जिल्ह्यातील सगळ्या बँकाच्या मिळून तेवढ्या ठेवी नाहीत. केडीसीसीच्या ७००० कोटींच्या ठेवी असतील, हे बरोबर आहे ना? असा प्रश्न उच्च व तंत्रशिक्षणमंत्री चंद्रकांत पाटील यांनी स्वातीताईंना केला. यावर स्वातीताईंनी माहिती नाही असे सांगितले. राजकारणी लोकांना सगळं माहिती पाहिजे. 'बँक' मुश्रीफांकडेकडे आहे म्हणून माहिती नाही का? अशी मंत्री पाटील यांनी केलेल्या टिप्पणीची चर्चा गडहिंग्लजसह कोल्हापूर जिल्हयात रंगली.येथील माजी आमदार डॉ. एस. एस. घाळी यांच्या स्मृतिदिनी विद्या प्रसारक मंडळातर्फे 'बसर्गे'चे सुपुत्र डॉ. राजेंद्र हिरेमठ यांना 'डॉ. घाळी समाजभूषण पुरस्कार' प्रदानप्रसंगी ते बोलत होते. अध्यक्षस्थानी संस्थाध्यक्ष डॉ. सतीश घाळी होते. स्वत:च्या शारीरिक व्यंगाचा सूड न उगवता डॉ. राजेंद्र तथा राजू हिरेमठ स्वकर्तृत्वाने उभे राहिले. त्यांनी आपल्या कर्तृत्वाचा सर्वसामान्य माणसांबरोबरच समाजाच्या, राष्ट्राच्या विकासासाठी उपयोग केला, असे गौरवोद्गार उच्च व तंत्रशिक्षणमंत्री चंद्रकांत पाटील यांनी यावेळी काढले. पाटील म्हणाले, ‘सीओईपी’चे भाऊ इन्स्टिट्यूट, जनसेवा बँक व शासनाच्या ‘पीपीपी’च्या माध्यमातून हिरेमठ यांनी राज्याच्या विकासात मोलाचे योगदान दिले आहे. त्यांच्या कामगिरीची नोंद घाळी दाम्पत्याचा वारसा पुढे नेणाऱ्या संस्थेने घेतला याचा मनस्वी आनंद आहे.हिरेमठ म्हणाले, चंद्रकांतदादा, ज्येष्ठ बंधू शशीकांत, सर्व कुटुंबीय, शिक्षक आणि ‘अभाविप’ने मला घडवले. पुरस्कारापर्यंत न पोहोचलेल्यांचा प्रतिनिधी म्हणून हा पुरस्कार स्वीकारत असून, त्यांनाच तो समर्पित करीत आहे. डॉ. घाळी यांचेही अध्यक्षीय भाषण झाले. कार्यक्रमास प्रा. स्वाती कोरी, प्रकाश चव्हाण, संग्राम कुपेकर, उदय जोशी, हेमंत कोलेकर आदी उपस्थित होते. सहसचिव गजेंद्र बंदी यांनी प्रास्ताविक केले. प्राचार्य डॉ. दत्ता पाटील यांनी मानपत्र वाचले. सचिव ॲड. बाबूराव भोसकी यांनी आभार मानले. निवडणूक आली म्हणून नव्हे !स्वातीताईंसारखे अनेक मान्यवर खाली बसले आहेत. निवडणूक आली म्हणून मी असे म्हणत नाही. वडिलांच्या शिकवणुकीप्रमाणे त्या आमच्या विरोधातच राहणार आहेत. ‘त्या तिकडेच राहणार.. आम्ही इकडे राहू’, तरीही त्यांना व्यासपीठावर घ्या, असे मी अध्यक्षांना सांगत होतो. पण, 'निर्णय' लवकर झाला नाही, असे चंद्रकांत पाटील यांनी म्हणताच सभागृहात हशा पिकला. ‘गडकरीं’मुळेच आमदार झालो !२००७ मध्ये परममित्र नितीन गडकरी यांनी जोरजबरदस्तीने घोड्यावर बसविल्यामुळेच आपण पहिल्यांदाच थेट विधानपरिषदेची निवडणूक लढवली. जावडेकरांचा अवघ्या ९० मतांनी पराभव झालेल्या भाजपच्या पारंपरिक मतदारसंघात ९ हजार मतांनी विजयी झालो. त्यावेळी अनेक मित्रांप्रमाणे डॉ. सतीश घाळी यांनीही आपल्याला मोलाची मदत केली, असे मंत्री पाटील यांनी आवर्जून सांगितले. FOLLOW US : Copyright © 2025 Lokmat Media Pvt Ltd</w:t>
+        <w:t xml:space="preserve"> https://www.esakal.com/paschim-maharashtra/kolhapur/samarjeet-ghatage-set-to-join-bjp-major-blow-to-mva-in-kolhapur-ssy93</w:t>
+      </w:r>
+    </w:p>
+    <w:p>
+      <w:pPr>
+        <w:pStyle w:val="Normal"/>
+      </w:pPr>
+      <w:r>
+        <w:rPr/>
+        <w:t>Content: विधानसभा निवडणुकीआधी राष्ट्रवादी काँग्रेस शरदचंद्र पवार पक्षात प्रवेश केलेले समरजीत घाटगे लवकरच घरवापसी करणार असल्याची माहिती समोर येत आहे. समरजीत घाटगेंच्या भाजप प्रवेशाची तयारी पूर्ण झाली असून भाजपचे नेते आणि मंत्री चंद्रकांत पाटील हे प्रवेशाचा मुहूर्त काढणार असल्याचं समजते. महाविकास आघाडीकडून समरजीत घाटगेंनी कागल विधानसभा मतदारसंघातून निवडणूक लढवली होती. राज्याचे उच्च आणि तंत्र शिक्षण मंत्री चंद्रकांत पाटील हे या आठवड्यात कोल्हापूर दौऱ्यावर येणार आहेत. या दौऱ्यात घाटगे यांच्या प्रवेशाची पुढील दिशा ठरणार आहे. ऑगस्ट महिन्यात घाटगे यांना भाजपमध्ये घेण्याच्या हालचालींना वेग येणार असल्याची देखील माहिती आहे. Follow Us Copyright © 2025 - Sakal Media Pvt Ltd - All rights reserved. Powered by Quintype</w:t>
       </w:r>
     </w:p>
     <w:p>
@@ -5624,16 +6092,16 @@
       </w:pPr>
       <w:r>
         <w:rPr/>
-        <w:t>Article 145</w:t>
-      </w:r>
-    </w:p>
-    <w:p>
-      <w:pPr>
-        <w:pStyle w:val="Normal"/>
-      </w:pPr>
-      <w:r>
-        <w:rPr/>
-        <w:t>Title: Kolhapur : समरजीत घाटगेंची भाजप प्रवेशाची तयारी पूर्ण, चंद्रकांत पाटील लवकरच काढणार मुहूर्त</w:t>
+        <w:t>Article 157</w:t>
+      </w:r>
+    </w:p>
+    <w:p>
+      <w:pPr>
+        <w:pStyle w:val="Normal"/>
+      </w:pPr>
+      <w:r>
+        <w:rPr/>
+        <w:t>Title: नवनियुक्त आयुक्तांची भेट घेत चंद्रकांत पाटलांनी वाचला पुण्यातील अडचणींचा पाढा</w:t>
       </w:r>
     </w:p>
     <w:p>
@@ -5645,16 +6113,16 @@
         <w:t xml:space="preserve">URL: </w:t>
       </w:r>
       <w:r>
-        <w:t xml:space="preserve"> https://www.esakal.com/paschim-maharashtra/kolhapur/samarjeet-ghatage-set-to-join-bjp-major-blow-to-mva-in-kolhapur-ssy93</w:t>
-      </w:r>
-    </w:p>
-    <w:p>
-      <w:pPr>
-        <w:pStyle w:val="Normal"/>
-      </w:pPr>
-      <w:r>
-        <w:rPr/>
-        <w:t>Content: विधानसभा निवडणुकीआधी राष्ट्रवादी काँग्रेस शरदचंद्र पवार पक्षात प्रवेश केलेले समरजीत घाटगे लवकरच घरवापसी करणार असल्याची माहिती समोर येत आहे. समरजीत घाटगेंच्या भाजप प्रवेशाची तयारी पूर्ण झाली असून भाजपचे नेते आणि मंत्री चंद्रकांत पाटील हे प्रवेशाचा मुहूर्त काढणार असल्याचं समजते. महाविकास आघाडीकडून समरजीत घाटगेंनी कागल विधानसभा मतदारसंघातून निवडणूक लढवली होती. राज्याचे उच्च आणि तंत्र शिक्षण मंत्री चंद्रकांत पाटील हे या आठवड्यात कोल्हापूर दौऱ्यावर येणार आहेत. या दौऱ्यात घाटगे यांच्या प्रवेशाची पुढील दिशा ठरणार आहे. ऑगस्ट महिन्यात घाटगे यांना भाजपमध्ये घेण्याच्या हालचालींना वेग येणार असल्याची देखील माहिती आहे. Follow Us Copyright © 2025 - Sakal Media Pvt Ltd - All rights reserved. Powered by Quintype</w:t>
+        <w:t xml:space="preserve"> https://www.lokmat.com/pune/pune-news-chandrakant-patil-while-meeting-the-newly-appointed-commissioners-read-out-the-problems-in-pune-a-a1014-c1008/</w:t>
+      </w:r>
+    </w:p>
+    <w:p>
+      <w:pPr>
+        <w:pStyle w:val="Normal"/>
+      </w:pPr>
+      <w:r>
+        <w:rPr/>
+        <w:t>Content: हिंदी | English बुधवार ३ सप्टेंबर २०२५ FOLLOW US : शहरं व्हिडीओ सखी आणखी By किरण शिंदे | Updated: June 2, 2025 13:09 IST2025-06-02T13:08:56+5:302025-06-02T13:09:39+5:30 पुणे - पुणे महापालिकेचे नवनियुक्त आयुक्त नवल किशोर राम यांची भाजपचे ज्येष्ठ नेते आणि आमदार चंद्रकांत पाटील तसेच भाजपचे प्रमुख पदाधिकारी यांनी सदिच्छा भेट घेऊन शहराच्या विविध समस्या व विकासकामांबाबत सविस्तर चर्चा केली. या भेटीत प्रामुख्याने प्रभागरचना, निवडणूक आयोगाकडून आलेल्या सूचनांवर आधारित नियोजन, तसेच महापालिकेतील सध्याची स्थिती याबाबत महत्त्वपूर्ण मुद्दे उपस्थित करण्यात आले. गेल्या तीन वर्षांपासून पुणे महापालिकेत नगरसेवक नसल्यामुळे स्थानिक प्रश्न मार्गी लागत नसल्याची खंत चंद्रकांत पाटील यांनी व्यक्त केली. नागरिकांच्या समस्या वेळेवर ऐकून घेणं आणि त्यावर त्वरित कारवाई करणं कठीण झालं असल्याचं त्यांनी नमूद केलं. रस्त्यांची दयनीय स्थिती आणि निधीचा अपव्यय पुणे शहरातील रस्त्यांची अवस्था अत्यंत खराब असून, नुकतेच मंजूर झालेले ४०० कोटी रुपयांचे रस्ते काम अद्याप सुरु न होणे ही गंभीर बाब असल्याचं पाटील यांनी सांगितलं. या कामांमध्ये राजकीय यंत्रणांच्या हस्तक्षेपामुळे अडथळे येत असल्याची तक्रार त्यांनी आयुक्तांसमोर मांडली. पावसाळ्यापूर्वी उपाययोजना करण्याचे निर्देश पावसाळ्याच्या पार्श्वभूमीवर नालेसफाईच्या कामांबाबतही त्यांनी चिंता व्यक्त केली. "एका पावसात नाले तुंबत असतील, तर नागरिकांच्या समस्या अधिकच वाढतील. त्यामुळे पावसाळ्याची वाट न बघता आधीच तयारी केली पाहिजे," असा सल्ला त्यांनी आयुक्तांना दिला. ट्रॅफिक, अतिक्रमण आणि अधिग्रहणावर भर पुण्यातील वाहतूक कोंडी आणि अतिक्रमण हे देखील शहरवासीयांसाठी गंभीर समस्या बनल्या आहेत. "या बाबतीत महापालिकेने दीर्घकालीन आणि प्रभावी धोरण आखले पाहिजे. अधिग्रहणाची प्रक्रिया सुलभ करणे आणि अतिक्रमणावर कठोर पावले उचलणे गरजेचे आहे," असं पाटील यांनी नमूद केलं. पुणे मेट्रो आणि स्वच्छता मोहिमेवर भर पुणे मेट्रोच्या कामांबाबत सुद्धा अनेक बैठकांची गरज असल्याचे पाटील यांनी सांगितले. "योजना संथगतीने सुरु आहेत, त्यामुळे त्याला गती देणे आवश्यक आहे. नागरिकांच्या सहकार्याने आणि प्रशासनाच्या कार्यक्षमतेने हे शक्य आहे," असे ते म्हणाले. त्याचबरोबर ‘स्वच्छ कसबा’ मोहिमेचा उल्लेख करत, स्वच्छतेच्या बाबतीत पुण्याने ‘इंदोर’च्या धर्तीवर पुढे जाणे आवश्यक असल्याचे मत त्यांनी मांडले. “स्वच्छता ही फक्त अभियान न राहता ती नागरिकांच्या जीवनशैलीचा भाग व्हायला हवी,” असेही त्यांनी यावेळी स्पष्ट केले. FOLLOW US : Copyright © 2025 Lokmat Media Pvt Ltd</w:t>
       </w:r>
     </w:p>
     <w:p>
@@ -5663,16 +6131,16 @@
       </w:pPr>
       <w:r>
         <w:rPr/>
-        <w:t>Article 146</w:t>
-      </w:r>
-    </w:p>
-    <w:p>
-      <w:pPr>
-        <w:pStyle w:val="Normal"/>
-      </w:pPr>
-      <w:r>
-        <w:rPr/>
-        <w:t>Title: 'अशी दादागिरी चालणार नाही', चंद्रकांत पाटील आणि शेतकऱ्यांमध्ये जोरदार खडाजंगी, बाधित म्हणाले 'तुम्हाला टाहो फोडून'</w:t>
+        <w:t>Article 158</w:t>
+      </w:r>
+    </w:p>
+    <w:p>
+      <w:pPr>
+        <w:pStyle w:val="Normal"/>
+      </w:pPr>
+      <w:r>
+        <w:rPr/>
+        <w:t>Title: Chandrakant Patil : सांगलीचा उडता पंजाब? पालकमंत्रीही खवळले ; ठाण मांडून निष्क्रिय बसलेल्या अधिकाऱ्यांना घेतले रडारवर</w:t>
       </w:r>
     </w:p>
     <w:p>
@@ -5684,16 +6152,16 @@
         <w:t xml:space="preserve">URL: </w:t>
       </w:r>
       <w:r>
-        <w:t xml:space="preserve"> https://zeenews.india.com/marathi/maharashtra/chandrakant-patil-and-farmers-came-face-to-face-over-shaktipith-highway/903727</w:t>
-      </w:r>
-    </w:p>
-    <w:p>
-      <w:pPr>
-        <w:pStyle w:val="Normal"/>
-      </w:pPr>
-      <w:r>
-        <w:rPr/>
-        <w:t>Content: शक्तिपीठ महामार्ग आंदोलक आणि पालकमंत्री चंद्रकांत पाटलांच्या मध्ये सांगलीत तू-तू-मै-मै चा प्रकार घडला आहे. शक्तीपिठाच्या विरोधात शेतकरी कामगार पक्षाच्या नेतृत्वाखाली शेतकऱ्यांनी पालकमंत्री चंद्रकांत पाटलांची भेट घेऊन चर्चा करण्याची मागणी केली. मात्र चंद्रकांत पाटलांनी बसून नाही उभं राहूनच चर्चा होणार अशी भूमिका घेतली. यावेळी त्यांनी शांततेचं बोला असा दम देखील आंदोलकांना भरला. सांगलीच्या जिल्हाधिकारी कार्यालयामध्ये हा सर्व प्रकार घडला आहे. यावेळी मंत्री चंद्रकांत पाटलांनी महामार्गाला शेतकऱ्यांचा विरोध नाही मग तुम्ही कोण? जमीन ताब्यात घेतल्या आहेत का? असा सवाल करत शेतकऱ्यांनाच दमात घेण्याचा प्रयत्न केला. आम्ही मागील वर्षभरापासून टाहो फोडून सरकारला शक्तीपीठ महामार्गाचं करा. आम्ही उद्ध्वस्त, बेरोजगार होत आहोत. आमचं मरण आलं आहे असं सांगत चंद्रकांत पाटलांसमोर व्यथा मांडण्याचा प्रयत्न केला. चंद्रकांत पाटील यांनी आत बसून, नाही इथं उभं राहूनच बोलणार. अशी दादागिरी चालणार नाही असं सुनावलं. उभं राहून बोला, मी थांबलो आहे ना येथे. पळून चाललो आहे का ? अशी विचारणाही त्यांनी केली. यादरम्यान मोबाईलवर व्हिडीओ काढला जात असल्याने ते संतापले. शिष्टमंडळाला वेळ दिला आहे, मग काय पिक्चर बनवतो का, ते डिलीट करा. यामुळेच चळवळीचे घोटाळे झाले आहेत असाही संताप त्यांनी मांडला. त्यानंतर संतप्त शेतकऱ्यांकडून जिल्हाधिकारी कार्यालयासमोर चंद्रकांत पाटलांचा ताफा जात असताना जोरदार घोषणाबाजी करत निषेध नोंदवला. शक्तीपीठ महामार्गाच्या विरोधात बाधित शेतकऱ्यांच्या मागण्यांसाठी जिल्हाधिकारी कार्यालयासमोर अन्नत्याग आंदोलन करण्यात आलं होतं. यादरम्यान हा सर्व प्रकार घडला आहे शेतकरी कामगार पक्षाचे जिल्हाध्यक्ष दिगंबर कांबळे यावेळी म्हणाले की, "सांगलीमधील बाधित शेतकरी टाहो फोडून सांगत आहे. जिल्हाधिकारी कार्यालयावर हजारो शेतकऱ्यांनी मोर्चा काढून निषेध नोंदवला आहे. इतकं असूनही आज आमच्या जिल्ह्याचे पालकमंत्री चंद्रकांत पाटील फक्त 5 लोकांचा विरोध आहे असं म्हणत आहेत. बाकी शेपाचशे लोकांचं समर्थन आहे असा दावा करत आहेत. त्यांना शेतकऱ्यांच्या डोळ्यातून अश्रू का दिसत नाही हा बाधित शेतकऱ्यांचा प्रश्न आहे". शिवराज यादव, झी 24 तासमध्ये डेप्युटी न्यूज एडिटर पदावर कार्यरत आहेत. 2009 मध्ये न्यूज फोटोकॉर्प या न्यूज फोटो एजन्सीतून त्यांनी आपल्या पत्रकारितेला सुरुवात केली. 16 वर्षांच्या दीर्घ काराकिर्दीत त्यांनी टीव्ही 9, जय महाराष्ट्र, मी मराठी या टीव्ही चॅनेल्समध्ये इनपुट विभागात काम केलं. याशिवाय त्यांनी अनेक प्रसंगी रिपोर्टिंगही केलं आहे. इलेक्ट्रॉनिक मीडियानंतर त्यांनी ऑनलाइन मीडियामध्ये काम करण्यास सुरुवात केली. लोकमत, लोकसत्ता या आघाडीच्या वृत्तपत्रांच्या डिजिटल विभागात केल्यानंतर सध्या झी 24 तासमध्ये कार्यरत आहेत. चालू घडामोडी, राजकारण, क्राइम, स्पोर्ट्स आणि तंत्रज्ञान विषयांवर वाचण्याची आणि लिहिण्याची आवड आहे. याशिवाय सिनेमा, वेब सीरिज यांच्याकडे विश्लेषणात्मक दृष्टीकोनाकडे पाहत त्यावर चर्चेची आणि लिखाणाची आवड आहे. ...Read More शिवराज यादव, झी 24 तासमध्ये डेप्युटी न्यूज एडिटर पदावर कार्यरत आहेत. 2009 मध्ये न्यूज फोटोकॉर्प या न्यूज फोटो एजन्सीतून त्यांनी आपल्या पत्रकारितेला सुरुवात केली. 16 वर्षांच्या दीर्घ काराकिर्दीत त्यांनी टीव्ही 9, जय महाराष्ट्र, मी मराठी या टीव्ही चॅनेल्समध्ये इनपुट विभागात काम केलं. याशिवाय त्यांनी अनेक प्रसंगी रिपोर्टिंगही केलं आहे. इलेक्ट्रॉनिक मीडियानंतर त्यांनी ऑनलाइन मीडियामध्ये काम करण्यास सुरुवात केली. लोकमत, लोकसत्ता या आघाडीच्या वृत्तपत्रांच्या डिजिटल विभागात केल्यानंतर सध्या झी 24 तासमध्ये कार्यरत आहेत. चालू घडामोडी, राजकारण, क्राइम, स्पोर्ट्स आणि तंत्रज्ञान विषयांवर वाचण्याची आणि लिहिण्याची आवड आहे. याशिवाय सिनेमा, वेब सीरिज यांच्याकडे विश्लेषणात्मक दृष्टीकोनाकडे पाहत त्यावर चर्चेची आणि लिखाणाची आवड आहे. By accepting cookies, you agree to the storing of cookies on your device to enhance site navigation, analyze site usage, and assist in our marketing efforts. By continuing to use the site, you agree to the use of cookies. You can find out more by clicking this link</w:t>
+        <w:t xml:space="preserve"> https://sarkarnama.esakal.com/maharashtra/paschim-maharashtra/chandrakant-patil-appointed-task-force-in-sangli-district-to-dismantle-drug-factories-as11</w:t>
+      </w:r>
+    </w:p>
+    <w:p>
+      <w:pPr>
+        <w:pStyle w:val="Normal"/>
+      </w:pPr>
+      <w:r>
+        <w:rPr/>
+        <w:t>Content: Sangli News : सांगली जिल्ह्यात सध्या एमडी ड्रग्जचे प्रकरण चांगलेच तापले असून सांगलीचा उडता पंजाबकडे वाटचाल सुरू आहे. यावरून सर्वपक्षीय नेत्यांनी चिंता व्यक्त करताना पोलिस प्रशासनाला धारेवर धरले आहे. अशातच आता जिल्ह्यातील नशाबाजाराची पाळेमुळे उखडून टाकण्याचा निर्धार जिल्ह्या नियोजन समितीच्या बैठकीत करण्यात आला आहे. तर पालकमंत्री चंद्रकांत पाटील यांनी याबाबत पाच जणांच्या टास्क फोर्सची नियुक्ती केली आहे. ज्याचा दर आठवड्याच्या सोमवारी आढावा घेतला जाणार आहे. या समितीत पालकमंत्री, जिल्हाधिकारी, जिल्हा पोलिस अधीक्षक, स्थानिक गुन्हे अन्वेषण विभागाचे पोलिस निरीक्षक आणि अन्न औषध प्रशासनाचे सहायक आयुक्त असतील. जिल्ह्यातील वाढत्या नशाबाजारामुळे अनेकांचे आयुष्य वाया जात असून जिल्ह्याचे नाव खराब होत आहे. यावरून सर्व पक्षीय आमदारांनी नशाबाजार, रॅकेट, तरूणांचे नुकसान यावरून आक्रमक भूमिका मांडल्याचे चंद्रकांत पाटील यांनी पत्रकार परिषदेत सांगितले आहे. बैठकीत आमदारांनी प्रशासनावर सवाल उठवत पोलिस दल, अन्न औषध प्रशासन दिवसा झोपा काढतय का असा देखील तिखट सवाल उपस्थित केला. तर आता यात पालकमंत्र्यांनीच लक्ष घालावे अशी विनंती केली होती. त्यावरून कोणत्याही परिस्थितीत सांगलीला अमली पदार्थांच्या विळख्यातून बाहेर काढण्याचे आश्वासन चंद्रकांत पाटील यांनी दिले आहे. यावेळी चंद्रकांत पाटील यांनी, नशामुक्त सांगलीसाठी तीन स्तरावर काम करण्याची गरज असून यात पोलिसांनी महत्वाची भूमिका पार पाडायची आहे. पोलिसांनी, आवश्यक सुविधा, प्रोत्साहन पर बक्षीस योजना, समाजाचा सहभाग घ्यावा. यातील दोन व्यवस्था मी पाहिणं. पण आता सांगलीकरांची मोठी जबाबदारी असून त्यांनी साथ द्यावी. जिल्ह्यातील एनजीओंनी पुढे यावे. लोकांनी साथ देत नशाबाजाराची पाळेमुळे उखडून टाकण्यासाठी साथ द्यावी, असे आवाहन चंद्रकांत पाटील यांनी केले आहे. तर नशाबाजारावर फक्त मलमपट्टी करून चालणार नसून यावर योग्य ऑपरेशन करावे लागणार आहे. जे कठोरपणे केले जाईल. जेवढे आम्ही पुण्यासाठी गंभीर तेवढेच सांगलीबाबत आहोत. त्यामुळेच आता शाळांच्या बाहेर असणाऱ्या पानपट्ट्या हटवल्या जात आहेत, असेही पाटील यांनी म्हटलं आहे. तसेच आता फक्त नशाबाजारावरच कारवाई करणार असे नाही, तर जे पोलिस कित्येक वर्षांपासून एकाच ठाण्यात ठाण मांडून बसले आहेत. त्यांच्यावर देखील आता कारवाई केली जाणार आहे. असे कर्मचारी प्रत्यक्ष-अप्रत्यक्षपणे नशा बाजाराला पोषक ठरत आहेत. आता त्यांच्या बदल्या केल्या जातील असे संकेत पालकमंत्र्यांनी दिले आहेत. अमली पदार्थाविरोधात आता जिल्ह्यात कारवाई कडक आणि तडक करण्यात येणार आहे. एकीकडे पोलिसांनी खाक्या दाखवायचा आणि दुसरीकडे नेत्यांनी त्यांना सोडवण्यासाठी पुढे व्हायचे हे आता चालणार नसल्याचेही पालकमंत्र्यांनी म्हटलं आहे. तर सांगलीला नशामुक्त करण्यासाठी मी दडपण घेणार नाही आणि कोणाचीही गय करणार नाही, असा इशाराच जिल्ह्यातील राजकीय पुढाऱ्यांना दिला आहे. तसेच ही मोहीम राजकीय कार्यक्रम नसून ती सामाजिक जबाबदारी असल्याचेही चंद्रकांत पाटील यांनी म्हटलं आहे. सांगलीत राजरोसपणे ड्रग्जचे कारखाने सुरू असल्याचे आता कारवाईनंतर उघड झाले आहेत. यावरून सांगलीचा उडता पंजाब होत असल्याचा बातम्या आल्या होत्या. त्यावरून सर्वपक्षीय आमदारांनी आज जिल्हा नियोजन समितीच्या बैठकीत आक्रमक भूमिका घेतली. यावेळी आमदार विश्‍वजित कदम, गोपीचंद पडळकर, सुहास बाबर यांनी, जिल्ह्यात ड्रग्जसह नशेखोरी जोमात सुरू असून तरुणाई बरबाद होत आहे. मात्र अन्न औषध आणि पोलिस प्रशासन डोळेझाक करत असल्याचा आरोप केला आहे. सरकारनामाचे सदस्य व्हा शॉपिंगसाठी 'सकाळ प्राईम डील्स'च्या भन्नाट ऑफर्स पाहण्यासाठी क्लिक करा. Read Latest Marathi Political News, Breaking Political News from Maharashtra, India, Pune &amp; Mumbai at Sarkarnama. To Get Live Political Marathi News on Mobile, Download the Sarkarnama Mobile App for Android and IOS. सरकारनामा आता सर्व सोशल मीडिया प्लॅटफॉर्मवर. ताज्या राजकीय घडामोडींसाठी फेसबुक, ट्विटर, इन्स्टाग्राम, शेअर चॅट, टेलिग्रामवर आणि व्हॉट्सॲप आम्हाला फॉलो करा. तसेच, सरकारनामा यूट्यूब चॅनेलला आजच सबस्क्राइब करा. Follow Us Copyright © 2025 Sakal Media Group – All Rights Reserved Powered by Quintype वेबसाईटवर ब्राउझिंगचा अनुभव सर्वोत्तम असावा, यासाठी आम्ही कुकीजचा वापर करतो. कुकीजमुळे तुम्हाला तुमच्या आवडत्या मजकुराची शिफारस करता येते. आमचे गोपनीयता आणि कुकीजसंदर्भातील धोरण तुम्हाला मान्य आहे.</w:t>
       </w:r>
     </w:p>
     <w:p>
@@ -5702,16 +6170,16 @@
       </w:pPr>
       <w:r>
         <w:rPr/>
-        <w:t>Article 147</w:t>
-      </w:r>
-    </w:p>
-    <w:p>
-      <w:pPr>
-        <w:pStyle w:val="Normal"/>
-      </w:pPr>
-      <w:r>
-        <w:rPr/>
-        <w:t>Title: Chandrakant Patil : शक्तिपीठ महामार्गावरून मंत्री चंद्रकांत पाटील आणि शेतकऱ्यांमध्ये खडाजंगी</w:t>
+        <w:t>Article 159</w:t>
+      </w:r>
+    </w:p>
+    <w:p>
+      <w:pPr>
+        <w:pStyle w:val="Normal"/>
+      </w:pPr>
+      <w:r>
+        <w:rPr/>
+        <w:t>Title: Chandrakant Patil : तुमच्यासारखा सोन्याचा चमचा घेऊन जन्माला आलो नाही… चंद्रकांतदादांनी रोहित पवारांना तिथेच सुनावलं</w:t>
       </w:r>
     </w:p>
     <w:p>
@@ -5723,16 +6191,16 @@
         <w:t xml:space="preserve">URL: </w:t>
       </w:r>
       <w:r>
-        <w:t xml:space="preserve"> https://agrowon.esakal.com/agro-special/tensions-rise-between-minister-chandrakant-patil-and-farmers-patil-loses-cool</w:t>
-      </w:r>
-    </w:p>
-    <w:p>
-      <w:pPr>
-        <w:pStyle w:val="Normal"/>
-      </w:pPr>
-      <w:r>
-        <w:rPr/>
-        <w:t>Content: Shaktipith Highway: राज्याचे उच्च व तंत्रशिक्षण मंत्री आणि सांगलीचे पालक मंत्री चंद्रकांत पाटील यांची शेतकऱ्यांबरोबर गुरुवारी (ता. 1) सांगली येथे जोरदार खडाजंगी झाली. सांगलीतील शक्तिपीठ महामार्ग बाधित शेतकरी संघर्ष समितीच्या वतीने सांगली जिल्हाधिकारी कार्यालयासमोर एकदिवसीय अन्नत्याग आंदोलन सुरू होते. या आंदोलनावेळी मंत्री पाटील जिल्हाधिकारी कार्यालयात आले होते. आंदोलक शेतकऱ्यांनी त्यांना निवेदन दिलं. परंतु निवेदन देण्यावरून मंत्री पाटील शेतकऱ्यांवर भडकले. पाटील म्हणाले, "शक्तिपीठ महामार्गाला शेतकऱ्यांचा विरोध नाही. मग तुम्ही कोण? जमीन ताब्यात घेतल्या आहेत का? उभं राहून बोला, मी थांबलो आहे ना. पळून चाललो आहे का?" असंही पाटील म्हणाले. माझ्यासमोर मोठ्या आवाजात बोलायचं नाही, असा दम देत पाटील यांनी शेतकऱ्यांना दबाव टाकला. तसेच महामार्गाला केवळ पाच शेतकऱ्यांचा विरोध असल्याचं पाटील म्हणाले. त्यांच्या या विधानामुळे शेतकऱ्यांनी आक्रमक भूमिका घेतली. यावेळी पोलिस पुढे आले. त्यामुळे मंत्री पाटील पोलिसांवर रागावल्याचे पाहायला मिळाले. त्यावर शेतकऱ्यांनी मात्र आमच्या मागण्या पूर्णपणे ऐकून न घेतल्याचा आरोप करत जिल्हाधिकारी कार्यालयाच्या गेटवर मंत्री पाटील यांची गाडी रोखण्याचा प्रयत्न केला. यावेळी पोलिसांनी आंदोलकांना गेटवर अडवले. त्यावेळी शेतकऱ्यांनी मुख्यमंत्री आणि पालकमंत्र्यांचा निषेध करत जोरदार घोषणा दिल्या. शेतकरी कामगार पक्षाचे जिल्हाध्यक्ष दिगंबर कांबळे यांनी चंद्रकांत पाटलांना शेतकऱ्यांच्या डोळ्यातील अश्रु दिसत नाहीत का, असा सवाल केला. श्री. कांबळे म्हणाले, "सांगलीमधील बाधित शेतकरी टाहो फोडून सांगत आहे. जिल्हाधिकारी कार्यालयासमोर हजारो शेतकऱ्यांनी मोर्चा काढून निषेध नोंदवला आहे. पण पालकमंत्री पाटील म्हणत आहेत की फक्त पाच लोकांचा विरोध आहे. बाकी शेपाचशे लोकांचं समर्थन आहे, असा दावा ते करत आहेत." शक्तिपीठ महामार्गाला शेतकऱ्यांचा विरोध कायम आहे. त्यामुळे शेतकरी आंदोलन करत आहेत. परंतु राज्य सरकारकडून महामार्ग रेटला जात असल्याचा आरोप आंदोलक शेतकरी करत आहेत. शेतकऱ्यांना उद्ध्वस्त करणारा शक्तिपीठ रद्द न केल्यास बंदुका हाती घेऊ, असा इशाराही संघर्ष समितीनं यापूर्वी दिला होता. परंतु तरीही राज्य सरकार मात्र महामार्गावर ठाम आहे. ॲग्रोवनचे सदस्य व्हा शॉपिंगसाठी 'सकाळ प्राईम डील्स'च्या भन्नाट ऑफर्स पाहण्यासाठी क्लिक करा. Read the Latest Agriculture News in Marathi &amp; Watch Agriculture videos on Agrowon. Get the Latest Farming Updates on Market Intelligence, Market updates, Bazar Bhav, Animal Care, Weather Updates and Farmer Success Stories in Marathi. ताज्या कृषी घडामोडींसाठी फेसबुक, ट्विटर, इन्स्टाग्राम , टेलिग्रामवर आणि व्हॉट्सॲप आम्हाला फॉलो करा. तसेच, ॲग्रोवनच्या यूट्यूब चॅनेलला आजच सबस्क्राइब करा. Follow Us Copyright © 2025 Sakal Media Group – All Rights Reserved Powered by Quintype</w:t>
+        <w:t xml:space="preserve"> https://www.tv9marathi.com/maharashtra/mumbai/chandrakant-patil-criticized-rohit-pawar-i-was-not-born-with-a-golden-spoon-like-you-chandrakant-dada-told-rohit-pawar-right-there-1470964.html</w:t>
+      </w:r>
+    </w:p>
+    <w:p>
+      <w:pPr>
+        <w:pStyle w:val="Normal"/>
+      </w:pPr>
+      <w:r>
+        <w:rPr/>
+        <w:t>Content: By signing in or creating an account, you agree with Associated Broadcasting Company's Terms &amp; Conditions and Privacy Policy. राज्याचे उच्च व तंत्र शिक्षण मंत्री आणि सांगलीचे पालकमंत्री चंद्रकांतदादा पाटील यांनी एका कार्यक्रमात आमदार रोहित पवार यांची चांगलीच फिरकी घेतली. यावेळी मंचावर जयंत पाटील, अजितदादा उपस्थित होते. इस्लामपूरमध्ये एका कार्यक्रमानिमित्त अनेक दिग्गज मंचावर हजर होते. त्यांनी वेळ मिळताच एकमेकांना चिमटे काढण्याची संधी दवडली नाही. त्यावरून सभास्थानी चांगलीच खसखस पिकली. यावेळी चंद्रकांत पाटलांनी रोहित पवारांना चांगलाच टोला हाणला. एनडींची झाली आठवण “मी अनेक वर्ष मुंबईत होतो. १३ वर्ष संघटनेसाठी काम केलं. राज्यभर फिरलो. त्यानंतर कोल्हापुरात स्थिर झालो. तेव्हापासून एनडी पाटलांशी परिचय झाला. एखादा प्रश्न सुस्पष्ट शब्दात कसा मांडायचा हे एनडी पाटलांकडून शिकलं पाहिजे. अनेक नेत्यांचा प्रॉब्लेम हा आहे की त्यांना प्रश्नच मांडता येत नाही. त्यांना काय म्हणायचं तेच कळत नाही. पण एनडी पाटलांची मांडणी सुस्पष्ट असायची. त्यांचा विचार शेवटापर्यंत जाईपर्यंत जे ॲडजेस्टमेंट होऊ द्यायचे नाही.”, अशी आठवण चंद्रकांतदादांनी सांगितली. अन् टोलचा विषय कायमचा संपला टोलचा विषय त्यांनीही असाच हाताळला होता. मी अनेक प्रस्ताव मांडले. मी मंत्री होतो. आणि कोल्हापूरचा मंत्री होतो. मी एनडींना म्हणालो, आपण एक काम करू. एमएच ०९ म्हणजे कोल्हापूर जिल्ह्याची वाहने वगळून टोल घेऊ. बाकी कोल्हापूरला येणारे, अंबाबाईला येणारे, व्यापाराला येणारे यांचा तुम्ही आग्रह का धरता. त्यांनी अतिशय नेमके शब्द वापरले. ते म्हणाले, ही टोलची खोकी, इथून गेल्याशिवाय माझा लढा संपणार नाही. शेवटी सरकारला नमावं लागलं. त्याकाळात ३७३ कोटी कंत्राटदाराला सरकारने दिले आणि टोलचा विषय कायमचा संपला, असे चंद्रकांत पाटील यांनी सांगितले. एनडी मांडणी अगदी मुद्देसुद करायचे. ते म्हणायचे, एक गाडी विकत घेतली तर त्यावर ३० वर्ष टोल द्यावा लागेल. त्या ३० वर्षात टोलच्या पैशात दुसरी गाडी येते. एक गाडी खरेदी होईल इतका टोल देणं हेच मला मान्य नाही. त्यांनी शेवटी टोल घालवला, असे चंद्रकांतदादा म्हणाले. रोहित पवारांना टोला आगामी काळात अनेक गोष्टी पूर्ण कराव्यात असं दादा म्हणाले. दादांनी सूचना केली की जिल्हा नियोजनातून १० कोटीचा प्रस्ताव तयार केला. रोहित पवार यांनी ४० लाख दिल्यानंतर ते म्हणाले त्यावर मी एक शून्य वाढवावा. मी एका गिरणी कामगाराचा मुलगा. माझे आई वडील दोन्ही गिरणी कामगार. तुमच्यासारखा सोन्याचा चमचा घेऊन जन्माला आलो नाही, असा टोला चंद्रकांत दादांनी रोहित पवारांना लगावला. माझ्या वडिलांना पहिला पगार महिन्याला १० रुपये. रिटायरमेंटच्यावेळी महिन्याला १४०० रुपये. त्यामुळे मी अशी घोषणा करत नाही. वेळ पडली तर घरदार विकून सामाजिक कार्य करण्याची सवय लागली. पण ती वेळ इथे येणार नाही. शासकीय निधी, प्रशासकीय अधिकार हातात आहे. दादांनी सूचना केली आहे. अर्धा पार्ट माझ्याकडे आहे. त्याची मी घोषणा करतो, असे चंद्रकांत पाटील यांनी जाहीर केले. अजितदादांना घेतला चिमटा रोहित म्हणाले ४० लाख. त्यावर एक शून्य जोडले तर किती होतं बरं. गणितही कच्च आमचं. मग ते चार कोटी होतात. दादांनी दोन शून्य जोडल्यावर ४० कोटी होतात. अरे ८ लाख कोटीच्या महाराष्ट्राच्या खजिन्याचा मालक इथे बसला आहे. आपलं बजेटचं साईज ८ लाख कोटी आहे. तुम्ही ४० कोटी काय मागता अधिक मागायला पाहिजे. अजितदादांचा स्वभाव आहे. त्यांना पटलं तर ते लगेच घोषणा करतात, असा चिमटाही चंद्रकांत पाटील यांनी अजितदादांना काढला.</w:t>
       </w:r>
     </w:p>
     <w:p>
@@ -5741,16 +6209,16 @@
       </w:pPr>
       <w:r>
         <w:rPr/>
-        <w:t>Article 148</w:t>
-      </w:r>
-    </w:p>
-    <w:p>
-      <w:pPr>
-        <w:pStyle w:val="Normal"/>
-      </w:pPr>
-      <w:r>
-        <w:rPr/>
-        <w:t>Title: रोहित पवारांचा खोचक टोला, चंद्रकांतदादांचाही पलटवार; अजित पवारांचं जोरदार प्रत्युत्तर! म्हणाले, 'आम्ही काही...'</w:t>
+        <w:t>Article 160</w:t>
+      </w:r>
+    </w:p>
+    <w:p>
+      <w:pPr>
+        <w:pStyle w:val="Normal"/>
+      </w:pPr>
+      <w:r>
+        <w:rPr/>
+        <w:t>Title: कोल्हापुरातील शिवाजी विद्यापीठाचे उपकेंद्र खानापुरात, मंत्री चंद्रकांत पाटील यांची घोषणा</w:t>
       </w:r>
     </w:p>
     <w:p>
@@ -5762,16 +6230,16 @@
         <w:t xml:space="preserve">URL: </w:t>
       </w:r>
       <w:r>
-        <w:t xml:space="preserve"> https://sarkarnama.esakal.com/maharashtra/paschim-maharashtra/chandrakant-patil-hits-back-at-rohit-pawar-with-golden-spoon-remark-ajit-pawar-responds-strongly-as11</w:t>
-      </w:r>
-    </w:p>
-    <w:p>
-      <w:pPr>
-        <w:pStyle w:val="Normal"/>
-      </w:pPr>
-      <w:r>
-        <w:rPr/>
-        <w:t>Content: रोहित पवार यांनी एनडी पाटील सभागृहासाठी 40 लाख देणगी जाहीर केली होती. त्यावर चंद्रकांत पाटील यांनी “मी गिरणी कामगाराचा मुलगा, सोन्याचा चमचा घेऊन जन्माला आलो नाही” असा टोला लगावला. अजित पवार यांनी लगेच प्रत्युत्तर देत चंद्रकांत पाटलांवर हल्लाबोल केला. Sangli News : सांगली जिल्ह्यातील इस्लामपूर येथील महात्मा फुले शिक्षण संस्थेचा कार्यक्रमात आज (ता.16) झाला. यावेळी एकाच व्यासपीठावर उपमुख्यमंत्री अजित पवार, भाजप नेते पालकमंत्री चंद्रकांत पाटील, राष्ट्रवादी काँग्रेस शरदचंद्र पवार पक्षाचे जयंत पाटील आणि आमदार रोहित पवार एकत्र होते. या कार्यक्रमात अजित पवार- रोहित पवार आणि त्यानंतर रोहित पवार-चंद्रकांत पाटील यांच्यात कलगीतुरा रंगल्याचे पाहायला मिळाले. चंद्रकांतदादांनी एका मुद्द्यावर थेट काका-पुतण्याचीच फिरकी घेतली. ज्यानंतर अजित पवार यांनीही चंद्रकांत पाटील यांचा चिमटा घेत हा विषय संपवला. यामुळे याची राज्यभर आता चर्चा होताना दिसत आहे. राज्याचे उच्च व तंत्र शिक्षण मंत्री आणि सांगलीचे पालकमंत्री चंद्रकांतदादा पाटील यांनी रोहित पवार यांची चांगलीच फिरकी घेतली. रोहित पवार यांनी, एनडी पाटील सभागृहाच्या इमारतीला 40 लाखांची देणगी जाहीर केली. त्यांनी, सध्या राज्याच्या तिजोरीच्या चाव्या सत्ताधाऱ्यांकडे आहेत. त्यामुळे चंद्रकांतदादांनी एक शून्य तर अजितदादा दोन शून्य वाढवतील अशी कोटी केली होती. त्यावरूनच व्यासपीठावरच राजकीय फटखेबाजी पाहायला मिळाली. यावेळी चंद्रकांतदादांनी त्यांच्या भाषणात रोहित पवार यांचे चिमटे काढण्याची संधी दवडली नाही. त्यांनी, रोहित पवारांना चांगलाच टोला लगावताना, रोहित पवार यांनी सांगितलं त्यांच्या आकड्यात मी एक शून्य घालावं. पण मी एक गिरणी कामगाराचा मुलगा. माझे आई वडील दोन्ही गिरणी कामगार. तुमच्यासारखा सोन्याचा चमचा घेऊन जन्माला आलो नाही. माझ्या वडिलांचा महिन्याचा पगार 10 रूपये आणि निवृत्तीच्या वेळी महिन्याला 1400 रूपये मिळत होते. त्यामुळे मी अशी घोषणा करणार नाही. पण सामाजीक काम करण्यासाठी घरदार विकण्याची सवय लागली आहे. पण आता ती वेळ येथे येणार नाही. शासकीय निधी, प्रशासकीय अधिकार हातात आहेत. एक-दोन शून्यांनी काही होणार नाही. त्यापेक्षा येथे आठ लाख कोटींच्या तिजोरीचा मालक बसलाय. त्यामुळे लागेल जेवढे मागा तेवढे दिले जातील. आता तर खुद्द दादांनीच सूचना केली आहे. अर्धा पार्ट माझ्याकडे आहे. त्याची घोषणा मी करतो, असे म्हणत चंद्रकांतदादांनी रोहित पवारांना टोला लगावला. अजितदादांना घेतला चिमटा यावेळी अजित पवारांनीही चंद्रकांत पाटील यांनी सोन्याचा चमचा हे वापरलेल्या शब्दावरून सौम्य भाषेत उत्तर दिले. ते म्हणाले. तुम्ही म्हणालात मी गिरणी कामगाराचा मुद्दा... आम्हीही काही आभाळातून पडलेलो नाही. आम्ही सुध्दा तुमच्या सारख्याच खडतर परिस्थितीमधून पुढे आलो आहोत. फक्त दोन रूम होत्या. मी आणि प्रशांत तर व्हाराड्यांत कधी कधी झोपायचो. त्यामुळे आम्ही काही तोंडात सोन्याच्या चमचा घेऊन जन्माला आलेलो नाहीय. पण रोहितच्या वेळी ही परिस्थीत बदलली ही बाब वेगळी असल्याचेही ते म्हणाले. प्र.1: रोहित पवारांनी किती देणगी जाहीर केली?उ.1: एनडी पाटील सभागृहासाठी 40 लाखांची देणगी जाहीर केली. प्र.2: चंद्रकांत पाटलांनी काय विधान केले?उ.2: “मी गिरणी कामगाराचा मुलगा, सोन्याचा चमचा घेऊन जन्माला आलो नाही” असे वक्तव्य केले. प्र.3: अजित पवारांनी काय प्रतिक्रिया दिली?उ.3: चंद्रकांत पाटलांच्या विधानाला जोरदार प्रत्युत्तर दिले. सरकारनामाचे सदस्य व्हा शॉपिंगसाठी 'सकाळ प्राईम डील्स'च्या भन्नाट ऑफर्स पाहण्यासाठी क्लिक करा. Read Latest Marathi Political News, Breaking Political News from Maharashtra, India, Pune &amp; Mumbai at Sarkarnama. To Get Live Political Marathi News on Mobile, Download the Sarkarnama Mobile App for Android and IOS. सरकारनामा आता सर्व सोशल मीडिया प्लॅटफॉर्मवर. ताज्या राजकीय घडामोडींसाठी फेसबुक, ट्विटर, इन्स्टाग्राम, शेअर चॅट, टेलिग्रामवर आणि व्हॉट्सॲप आम्हाला फॉलो करा. तसेच, सरकारनामा यूट्यूब चॅनेलला आजच सबस्क्राइब करा. Follow Us Copyright © 2025 Sakal Media Group – All Rights Reserved Powered by Quintype वेबसाईटवर ब्राउझिंगचा अनुभव सर्वोत्तम असावा, यासाठी आम्ही कुकीजचा वापर करतो. कुकीजमुळे तुम्हाला तुमच्या आवडत्या मजकुराची शिफारस करता येते. आमचे गोपनीयता आणि कुकीजसंदर्भातील धोरण तुम्हाला मान्य आहे.</w:t>
+        <w:t xml:space="preserve"> https://www.lokmat.com/sangli/shivaji-university-sub-centre-to-be-set-up-in-khanapur-announced-by-minister-chandrakant-patil-a-a746/</w:t>
+      </w:r>
+    </w:p>
+    <w:p>
+      <w:pPr>
+        <w:pStyle w:val="Normal"/>
+      </w:pPr>
+      <w:r>
+        <w:rPr/>
+        <w:t>Content: हिंदी | English मंगळवार २६ ऑगस्ट २०२५ FOLLOW US : शहरं व्हिडीओ सखी आणखी By ऑनलाइन लोकमत | Updated: March 20, 2025 13:00 IST2025-03-20T13:00:06+5:302025-03-20T13:00:36+5:30 विटा/खानापूर : कोल्हापूरच्याशिवाजी विद्यापीठाचे उपकेंद्र खानापूर येथे होणार असून, त्यासाठी १४१ कोटी रुपयांचा निधी उपलब्ध करून देण्यात येणार असल्याची घोषणा उच्चशिक्षण मंत्री व पालकमंत्री चंद्रकांत पाटील यांनी बुधवारी विधानसभेत केली. तत्पूर्वी आमदार सुहास बाबर यांनी याबाबतचा प्रश्न उपस्थित करून उपकेंद्राची घोषणा आजच करावी, अशी मागणी सभागृहात केली होती. पालकमंत्र्यांच्या घोषणेनंतर खानापूर तालुक्यात जल्लोष करण्यात आला.शिवाजी विद्यापीठाचे उपकेंद्र खानापूर येथे व्हावे, यासाठी २०१३ पासून सर्वस्तरांतून पाठपुरावा सुरू होता. याबाबतचा अभ्यास करण्यासाठी शिवाजी विद्यापीठाने समिती स्थापन केली होती. या समितीने हे उपकेंद्र खानापूर येथे करावे, अशी शिफारस करणारा अहवाल विद्यापीठाला सादर केला होता. दिवंगत नेते अनिल बाबर, आमदार गोपीचंद पडळकर, ‘सिनेट’चे सदस्य ॲड. वैभव पाटील यांनीही या उपकेंद्रासाठी पाठपुरावा केला होता.आमदार बाबर यांनी बुधवारी विधानसभेत म्हणाले, विद्यापीठाच्या खानापूर उपकेंद्राची प्रक्रिया अनेक वर्षांपासून सुरू आहे. याबाबत आता लोक आंदोलनाच्या पवित्र्यात आहेत. त्यामुळे शिक्षणमंत्री चंद्रकांत पाटील यांनी उपकेंद्राचा निर्णय आजच जाहीर करावा. हा मुद्दा आमदार गोपीचंद पडळकर यांनीही हा मुद्दा उचलून धरला.गायरान जमीन देण्याची तयारीचंद्रकांत पाटील यांनी विद्यापीठ उपकेंद्राचा प्रस्ताव २७ फेब्रुवारी २०२४ला शासनाला मिळाला असून, या प्रस्तावानुसार खानापूर येथे उपकेंद्र करण्याचा निर्णय जाहीर करीत आहे. या उपकेंद्राला खानापूर येथील गट नं. ५७२/१ मधील ४२ हेक्टर ५६ आर गायरान जमीन देण्याची जिल्हाधिकाऱ्यांनी तयारी दर्शविली आहे. त्यासाठी १४१ कोटी रुपयांचा निधी उपलब्ध करून देत असल्याची घोषणा केली. घोषणेनंतर फटाक्यांची आतषबाजीनिर्णय जाहीर झाल्याचे समजताच विटा शहरासह खानापूर तालुक्यात फटाक्यांची आतषबाजी करत कार्यकर्ते व नागरिकांनी जल्लोष साजरा केला. आमदार सुहास बाबर, आमदार गोपीचंद पडळकर आणि माजी नगराध्यक्ष ॲड. वैभव पाटील यांच्या समर्थकांनी गुलालाची उधळण करत आनंदोत्सव साजरा केला. “दिवंगत नेते अनिल बाबर यांनी खानापूरला उपकेंद्र करण्याचा शब्द मतदारांना दिला होता. त्याचा पाठपुरावा केल्यानंतर उपकेंद्र मंजुरीसाठी यश आले. खानापूरच्या उपकेंद्रामुळे दुष्काळी तालुक्यांना न्याय मिळाला आहे. मतदारांना दिलेला शब्द पाळू शकलो, याचा सार्थ अभिमान वाटतो.” - सुहास बाबर, आमदार, खानापूर FOLLOW US : Copyright © 2025 Lokmat Media Pvt Ltd</w:t>
       </w:r>
     </w:p>
     <w:p>
@@ -5780,16 +6248,16 @@
       </w:pPr>
       <w:r>
         <w:rPr/>
-        <w:t>Article 149</w:t>
-      </w:r>
-    </w:p>
-    <w:p>
-      <w:pPr>
-        <w:pStyle w:val="Normal"/>
-      </w:pPr>
-      <w:r>
-        <w:rPr/>
-        <w:t>Title: अभियांत्रिकीच्या प्रवेशाच्या होणार चार प्रवेश फेऱ्या; व्यवस्थापन कोट्यातील जागांसाठीचे नियमही बदलणार</w:t>
+        <w:t>Article 161</w:t>
+      </w:r>
+    </w:p>
+    <w:p>
+      <w:pPr>
+        <w:pStyle w:val="Normal"/>
+      </w:pPr>
+      <w:r>
+        <w:rPr/>
+        <w:t>Title: ‘अजितदादा, शरद पवार, सुप्रिया सुळे एवढाच त्यांचा पक्ष…’ , राष्ट्रवादीच्या एकत्रीकरणाची चर्चा, चंद्रकांत पाटलांचा खोचक टोला</w:t>
       </w:r>
     </w:p>
     <w:p>
@@ -5801,16 +6269,16 @@
         <w:t xml:space="preserve">URL: </w:t>
       </w:r>
       <w:r>
-        <w:t xml:space="preserve"> https://www.loksatta.com/mumbai/engineering-admission-process-revision-four-cap-rounds-says-chandrakant-patil-mumbai-print-news-zws-70-5137735/</w:t>
-      </w:r>
-    </w:p>
-    <w:p>
-      <w:pPr>
-        <w:pStyle w:val="Normal"/>
-      </w:pPr>
-      <w:r>
-        <w:rPr/>
-        <w:t>Content: मुंबई : पॉलिटेक्निक (अभियांत्रिकी पदविका) अभ्यासक्रमाच्या प्रवेश प्रक्रियेमध्ये बदल करण्यात आल्यानंतर आता अभियांत्रिकी पदवी अभ्यासक्रमाच्या प्रवेश प्रक्रियेमध्येही बदल करण्याचा निर्णय उच्च व तंत्र शिक्षण विभागाने घेतला आहे. त्यानुसार अभियांत्रिकी पदवी अभ्यासक्रमाच्या आता तीन ऐवजी चार प्रवेश फेऱ्या होतील. तसेच व्यवस्थापन कोट्यातून भरण्यात येणाऱ्या जागांचे अर्ज महाविद्यालयांबरोबरच राज्य सामाईक प्रवेश परीक्षा कक्षाच्या (सीईटी कक्ष) संकेतस्थळावर उपलब्ध करून देण्यात येणार आहेत. याबाबतचा शासन निर्णय लवकरच जाहीर होईल, असे उच्च व तंत्रशिक्षण मंत्री चंद्रकांत पाटील यांनी सांगितले. राज्याच्या सामायिक प्रवेश परीक्षा कक्षाने अभियांत्रिकीच्या पदवी अभ्यासक्रमांच्या प्रवेशासाठी घेतलेल्या प्रवेश परीक्षेचा निकाल १६ जूनपर्यंत जाहीर होणे अपेक्षित असताना उच्च व तंत्रशिक्षण विभागाने अभियांत्रिकी प्रवेश प्रक्रियेच्या नियमांमध्ये मोठा बदल करण्याचा निर्णय घेतला आहे. त्यानुसार आता तीनऐवजी चार फेऱ्या आयोजित केल्या जाणार आहेत. तसेच पहिल्या फेरीमध्ये प्रथम प्राधान्य, दुसऱ्या आणि तिसऱ्या फेरीमध्ये अनुक्रमे पहिले तीन व पहिले सहा महाविद्यालयांचे प्राधान्यक्रम बंधनकारक असेल. फेरीनुसार निश्चित केलेल्या प्राधान्यक्रमानुसार विद्यार्थ्यांनी त्या जागांवर प्रवेश न घेतल्यास त्यांचा त्या जागेवरील दावा आपोआप रद्द होईल. त्याचप्रमाणे हे विद्यार्थी पुढील फेरीसाठी पात्र ठरणार नाहीत. तसेच दुसऱ्या, तिसऱ्या आणि चौथ्या फेरीसाठी पात्र उमेदवारांना पुन्हा एकदा ऑनलाइन प्राधान्यक्रम भरण्याची किंवा त्यात बदल करण्याची मुभा असेल, अशी माहिती उच्च व तंत्रशिक्षण मंत्री चंद्रकांत पाटील यांनी गुरुवारी पत्रकारांशी संवाद साधताना दिली. याबाबतचा शासन निर्णय लवकरच जाहीर करण्यात येईल, असेही त्यांनी सांगितले. व्यवस्थापन कोट्यातील उपलब्ध जागांची संपूर्ण माहिती संकेतस्थळावर टाकणे महाविद्यालयांसाठी बंधनकारक असेल. विद्यार्थी सीईटी कक्षाच्या संकेतस्थळावरून या जागांसाठी अर्ज करू शकतील. तसेच थेट संस्थेकडे जाऊनही अर्ज करू शकतील. हे प्रवेश पूर्णपणे गुणवत्तेच्या आधारावर करण्याच्या सूचना महाविद्यालयांना देण्यात आल्या आहेत. शुल्क नियामक प्राधिकरणाच्या निर्देशानुसार या विद्यार्थ्यांकडून नियमित शुल्काच्या तिप्पट शुल्क आणि एनआरआय विद्यार्थ्यांकडून नियमित शुल्काच्या पाच पट शुल्क आकारण्याची मुभा संस्थांना असेल. एनआरआय कोट्याच्या नियमातही बदल एनआरआय कोट्यातून प्रवेश घेताना विद्यार्थ्यांना आयकर विभागाचे प्रमाणपत्र सादर करायचे आहे. तसेच पाल्य-पालक कायद्यानुसारच हे प्रवेश भरले जाणार असून त्याची काटेकोर अमलबजावणी होणार आहे. Don't Eat This Things before Sleeping: आजकालच्या धावपळीच्या जीवनात अनेक लोक झोप न येण्याच्या समस्येने त्रस्त असतात. काही लोकांची अवस्था इतकी वाईट होते की त्यांना डॉक्टरांकडे जाऊन उपचार घ्यावे लागतात. अशा वेळी तुम्हालाही झोप न येण्याचा त्रास होत असेल, तर तुम्ही तुमच्या जीवनशैलीबरोबरच आहाराकडेही लक्ष देणे गरजेचे आहे. कारण अनेक वेळा बिघडलेली जीवनशैली किंवा चुकीचा आहार घेतल्यामुळेही रात्रीची झोप उडू शकते.</w:t>
+        <w:t xml:space="preserve"> https://www.tv9marathi.com/maharashtra/ajit-pawar-sharad-pawar-will-come-together-chandrakant-patil-first-reaction-1404550.html</w:t>
+      </w:r>
+    </w:p>
+    <w:p>
+      <w:pPr>
+        <w:pStyle w:val="Normal"/>
+      </w:pPr>
+      <w:r>
+        <w:rPr/>
+        <w:t>Content: By signing in or creating an account, you agree with Associated Broadcasting Company's Terms &amp; Conditions and Privacy Policy. मोठी बातमी समोर येत आहे, ती म्हणजे आता पुन्हा एकदा राष्ट्रवादी शरद पवार गट आणि राष्ट्रवादी अजित पवार गट एकत्र येणार असल्याची चर्चा सुरू झाली आहे. यावर प्रतिक्रिया देताना भाजप नेते आणि मंत्री चंद्रकांत पाटील यांनी खोचक टोला लगावला आहे. नेमकं काय म्हणाले चंद्रकांत पाटील? उपमुख्यमंत्री अजित पवार आणि राष्ट्रवादी शरद पवार गटाचे अध्यक्ष शरद पवार हे पुन्हा एकदा एकत्र येणार असल्याची चर्चा सुरू आहे, या प्रश्नावर प्रतिक्रिया देताना त्यांनी खोचक टोला लगावला आहे. ‘अशा प्रकारच्या चर्चा पवार कुटुंबाबाबत नेहमीच होतात. पण पुढे जाऊन त्या प्रत्यक्षात येत नाहीत. आताही सारखी चर्चा चालली आहे. अजितदादा, शरद पवार आणि सुप्रिया सुळे एवढाच त्यांचा पक्ष आहे. जयंत पाटील वगैरे हे सर्व जण असे लांब उभे असतात. काय तुम्ही निर्णय घेणार ते सांगा. हे तीन जण मिळून पक्ष होता. रोहित पवार वगैरे हे देखील सर्वजण लांबच आहेत. या तीन जणांच्या एकत्रीकरणाची अशी चर्चा खूप वेळा होते, पण गेल्या अडीच ते तीन वर्षांमध्ये ती काय अजून प्रत्यक्षात आलेली नाहीये,’ असं चंद्रकांत पाटील यांनी म्हटलं आहे. दरम्यान ठाकरे बंधू एकत्र येतायेत म्हणून दोन्ही पवारांच्या एकत्रीकरणाची चर्चा सुरू झाली आहे का? असा प्रश्नही यावेळी चंद्रकांत पाटील यांना विचारण्यात आला, यावर उत्तर देणं त्यांनी टाळलं, माहीत नाही असं त्यांनी म्हटलं आहे. दरम्यान दुसरीकडे शरद पवार आणि अजित पवार हे एकत्र येणार असल्याची चर्चा सुरू झाल्यानंतर महाविकास आघाडीच्या गोटात देखील हालचालींना वेग आला आहे. काँग्रेसचे प्रदेशाध्यक्ष हर्षवर्धन सपकाळ यांनी शरद पवार यांची भेट घेतली होती, त्यानंतर आता शिवसेना ठाकरे गटाचे आमदार सचिन आहिर यांनी देखील पवार यांची भेट घेतली आहे. दोन्ही पवार एकत्रीत येणार असल्याच्या चर्चेच्या पार्श्वभूमीवर या भेटींना विशेष महत्त्व प्राप्त झालं आहे.</w:t>
       </w:r>
     </w:p>
     <w:p>
@@ -5819,16 +6287,16 @@
       </w:pPr>
       <w:r>
         <w:rPr/>
-        <w:t>Article 150</w:t>
-      </w:r>
-    </w:p>
-    <w:p>
-      <w:pPr>
-        <w:pStyle w:val="Normal"/>
-      </w:pPr>
-      <w:r>
-        <w:rPr/>
-        <w:t>Title: कोल्हापुरातील शिवाजी विद्यापीठाचे उपकेंद्र खानापुरात, मंत्री चंद्रकांत पाटील यांची घोषणा</w:t>
+        <w:t>Article 162</w:t>
+      </w:r>
+    </w:p>
+    <w:p>
+      <w:pPr>
+        <w:pStyle w:val="Normal"/>
+      </w:pPr>
+      <w:r>
+        <w:rPr/>
+        <w:t>Title: Vishal Patil : विशाल पाटलांचा चंद्रकांतदादांवर पलटवार; ‘आमचं काही व्हायचं ते होऊ दे, आमची तुरुंगात जायचीही तयारी; पण आम्ही काँग्रेस सोडणार नाही’</w:t>
       </w:r>
     </w:p>
     <w:p>
@@ -5840,16 +6308,16 @@
         <w:t xml:space="preserve">URL: </w:t>
       </w:r>
       <w:r>
-        <w:t xml:space="preserve"> https://www.lokmat.com/sangli/shivaji-university-sub-centre-to-be-set-up-in-khanapur-announced-by-minister-chandrakant-patil-a-a746/</w:t>
-      </w:r>
-    </w:p>
-    <w:p>
-      <w:pPr>
-        <w:pStyle w:val="Normal"/>
-      </w:pPr>
-      <w:r>
-        <w:rPr/>
-        <w:t>Content: हिंदी | English मंगळवार २६ ऑगस्ट २०२५ FOLLOW US : शहरं व्हिडीओ सखी आणखी By ऑनलाइन लोकमत | Updated: March 20, 2025 13:00 IST2025-03-20T13:00:06+5:302025-03-20T13:00:36+5:30 विटा/खानापूर : कोल्हापूरच्याशिवाजी विद्यापीठाचे उपकेंद्र खानापूर येथे होणार असून, त्यासाठी १४१ कोटी रुपयांचा निधी उपलब्ध करून देण्यात येणार असल्याची घोषणा उच्चशिक्षण मंत्री व पालकमंत्री चंद्रकांत पाटील यांनी बुधवारी विधानसभेत केली. तत्पूर्वी आमदार सुहास बाबर यांनी याबाबतचा प्रश्न उपस्थित करून उपकेंद्राची घोषणा आजच करावी, अशी मागणी सभागृहात केली होती. पालकमंत्र्यांच्या घोषणेनंतर खानापूर तालुक्यात जल्लोष करण्यात आला.शिवाजी विद्यापीठाचे उपकेंद्र खानापूर येथे व्हावे, यासाठी २०१३ पासून सर्वस्तरांतून पाठपुरावा सुरू होता. याबाबतचा अभ्यास करण्यासाठी शिवाजी विद्यापीठाने समिती स्थापन केली होती. या समितीने हे उपकेंद्र खानापूर येथे करावे, अशी शिफारस करणारा अहवाल विद्यापीठाला सादर केला होता. दिवंगत नेते अनिल बाबर, आमदार गोपीचंद पडळकर, ‘सिनेट’चे सदस्य ॲड. वैभव पाटील यांनीही या उपकेंद्रासाठी पाठपुरावा केला होता.आमदार बाबर यांनी बुधवारी विधानसभेत म्हणाले, विद्यापीठाच्या खानापूर उपकेंद्राची प्रक्रिया अनेक वर्षांपासून सुरू आहे. याबाबत आता लोक आंदोलनाच्या पवित्र्यात आहेत. त्यामुळे शिक्षणमंत्री चंद्रकांत पाटील यांनी उपकेंद्राचा निर्णय आजच जाहीर करावा. हा मुद्दा आमदार गोपीचंद पडळकर यांनीही हा मुद्दा उचलून धरला.गायरान जमीन देण्याची तयारीचंद्रकांत पाटील यांनी विद्यापीठ उपकेंद्राचा प्रस्ताव २७ फेब्रुवारी २०२४ला शासनाला मिळाला असून, या प्रस्तावानुसार खानापूर येथे उपकेंद्र करण्याचा निर्णय जाहीर करीत आहे. या उपकेंद्राला खानापूर येथील गट नं. ५७२/१ मधील ४२ हेक्टर ५६ आर गायरान जमीन देण्याची जिल्हाधिकाऱ्यांनी तयारी दर्शविली आहे. त्यासाठी १४१ कोटी रुपयांचा निधी उपलब्ध करून देत असल्याची घोषणा केली. घोषणेनंतर फटाक्यांची आतषबाजीनिर्णय जाहीर झाल्याचे समजताच विटा शहरासह खानापूर तालुक्यात फटाक्यांची आतषबाजी करत कार्यकर्ते व नागरिकांनी जल्लोष साजरा केला. आमदार सुहास बाबर, आमदार गोपीचंद पडळकर आणि माजी नगराध्यक्ष ॲड. वैभव पाटील यांच्या समर्थकांनी गुलालाची उधळण करत आनंदोत्सव साजरा केला. “दिवंगत नेते अनिल बाबर यांनी खानापूरला उपकेंद्र करण्याचा शब्द मतदारांना दिला होता. त्याचा पाठपुरावा केल्यानंतर उपकेंद्र मंजुरीसाठी यश आले. खानापूरच्या उपकेंद्रामुळे दुष्काळी तालुक्यांना न्याय मिळाला आहे. मतदारांना दिलेला शब्द पाळू शकलो, याचा सार्थ अभिमान वाटतो.” - सुहास बाबर, आमदार, खानापूर FOLLOW US : Copyright © 2025 Lokmat Media Pvt Ltd</w:t>
+        <w:t xml:space="preserve"> https://sarkarnama.esakal.com/maharashtra/paschim-maharashtra/vishal-patil-rejects-chandrakant-patils-bjp-entry-offer-vd83</w:t>
+      </w:r>
+    </w:p>
+    <w:p>
+      <w:pPr>
+        <w:pStyle w:val="Normal"/>
+      </w:pPr>
+      <w:r>
+        <w:rPr/>
+        <w:t>Content: Solapur, 26 June : राज्याचे उच्च व तंत्र शिक्षण मंत्री चंद्रकांत पाटील यांनी मध्यंतरी खासदार विशाल पाटील यांना भाजप प्रवेशाचे ऑफर दिली होती. तसेच, जयश्रीताई मदन पाटील यांच्या भाजप प्रवेशानंतर चंद्रकांतदादांनी विशाल पाटील यांच्यासाठी चांगलाच जोर लावला आहे. मात्र, चंद्रकांत पाटील यांनी दिलेल्या भाजप प्रवेशाच्या ऑफरवर विशाल पाटील यांनी अक्कलकोटमधून जोरदार उत्तर दिले आहे. ‘आमचं काही व्हायचं आहे ते होऊ दे, आम्हाला तुरुंगात जायला लागलं, तरी चालेल पण आम्ही काँग्रेस सोडणार नाही,’ असा पलटवार विशाल पाटलांनी चंद्रकांतदादांवर केला आहे. अक्कलकोट येथील काँग्रेस पक्षाच्या मेळाव्यात बोलताना खासदार विशाल पाटील (Vishal Patil) यांनी चंद्रकांत पाटील यांना सडेतोड उत्तर दिले आहे. या मेळाव्याला आमदार सतेज ऊर्फ बंटी पाटील, खासदार प्रणिती शिंदे, सुवर्णा मलगोंडा आणि मेळाव्याचे आयोजक मल्लिकार्जून पाटील उपस्थित होते. खासदार विशाल पाटील म्हणाले, भाजपने आमच्याही घरात फूट पाडली आहे. आमच्या घरातील एका वहिनींना (जयश्रीताई पाटील) भाजपने फूट पाडण्यासाठी त्यांच्या पक्षात घेतले आहे. आमचे (सांगलीचे) पालकमंत्री (चंद्रकांत पाटील Chandrakant Patil) रोज भाषण करतात की, विशाल पाटलांना आम्ही घेणार आहे. मी अपक्ष निवडून आलो आहे. भाजपच्या दोन टर्म निवडून आलेल्या खासदाराला पाडून मी अपक्ष म्हणून निवडून आलो आहे. मी जरी अपक्ष असलो तरी काँग्रेसच्या विचारांचा आहे, असं मी लोकांना सांगितलं, त्यामुळे मी निवडून आलो, असे पाटील यांनी नमूद केले. काँग्रेसचा विचार एवढा मोठा आहे की, तो सहजा सहजी दाबता येत नाही. काँग्रेस विचारांचा असल्यामुळे मी एकमेव अपक्ष खासदार म्हणून निवडून आलो आहे., त्यामुळे काही व्हायचं आहे ते होऊ दे. आम्हाला तुरुंगात जायला लागलं, अडचणीत यायला लागलं, तरी असले दहा-वीस विशाल पाटील तुमच्यातून तयार होतील. आमची काँग्रेससोबत थांबयाची क्षमता आहे, असे सांगून चंद्रकांतदादांची ऑफर विशाल पाटलांनी फेटाळून लावली. चंद्रकांत पाटील यांनी काय म्हटले होते? विशाल पाटील हे अभ्यासू खासदार आहेत. पण ते थोडे आक्रमक आणि आक्रस्ताळे आहेत, त्यात त्यांनी बदल केला पाहिजे. याची जाणीव त्यांनाही आहे. त्यांचा हा गुण मला आवडतो. त्यांच्यासारख्या व्यक्तीने भाजपमध्ये आले पाहिजे. आमचे त्यांचे स्वागतच करू. विशाल पाटील यांना भाजप प्रवेशाची ऑफर आहे.पण त्यांनी गांभीर्याने विचार न केल्यास आम्ही २०२९ साठी आमचा उमेदवार तयार करू, असा इशाराही दिला आहे. मात्र, विशाल पाटील अजून तरी त्यांना बधले नाहीत. सरकारनामाचे सदस्य व्हा शॉपिंगसाठी 'सकाळ प्राईम डील्स'च्या भन्नाट ऑफर्स पाहण्यासाठी क्लिक करा. Read Latest Marathi Political News, Breaking Political News from Maharashtra, India, Pune &amp; Mumbai at Sarkarnama. To Get Live Political Marathi News on Mobile, Download the Sarkarnama Mobile App for Android and IOS. सरकारनामा आता सर्व सोशल मीडिया प्लॅटफॉर्मवर. ताज्या राजकीय घडामोडींसाठी फेसबुक, ट्विटर, इन्स्टाग्राम, शेअर चॅट, टेलिग्रामवर आणि व्हॉट्सॲप आम्हाला फॉलो करा. तसेच, सरकारनामा यूट्यूब चॅनेलला आजच सबस्क्राइब करा. Follow Us Copyright © 2025 Sakal Media Group – All Rights Reserved Powered by Quintype वेबसाईटवर ब्राउझिंगचा अनुभव सर्वोत्तम असावा, यासाठी आम्ही कुकीजचा वापर करतो. कुकीजमुळे तुम्हाला तुमच्या आवडत्या मजकुराची शिफारस करता येते. आमचे गोपनीयता आणि कुकीजसंदर्भातील धोरण तुम्हाला मान्य आहे.</w:t>
       </w:r>
     </w:p>
     <w:p>
@@ -5858,16 +6326,16 @@
       </w:pPr>
       <w:r>
         <w:rPr/>
-        <w:t>Article 151</w:t>
-      </w:r>
-    </w:p>
-    <w:p>
-      <w:pPr>
-        <w:pStyle w:val="Normal"/>
-      </w:pPr>
-      <w:r>
-        <w:rPr/>
-        <w:t>Title: Chandrakant Patil : तुमच्यासारखा सोन्याचा चमचा घेऊन जन्माला आलो नाही… चंद्रकांतदादांनी रोहित पवारांना तिथेच सुनावलं</w:t>
+        <w:t>Article 163</w:t>
+      </w:r>
+    </w:p>
+    <w:p>
+      <w:pPr>
+        <w:pStyle w:val="Normal"/>
+      </w:pPr>
+      <w:r>
+        <w:rPr/>
+        <w:t>Title: Chandrakant Patil : जन्मभूमीतच दादांचा करिष्मा ओसरला, भाजपचे पदाधिकारी शोधण्याची वेळ</w:t>
       </w:r>
     </w:p>
     <w:p>
@@ -5879,16 +6347,16 @@
         <w:t xml:space="preserve">URL: </w:t>
       </w:r>
       <w:r>
-        <w:t xml:space="preserve"> https://www.tv9marathi.com/maharashtra/mumbai/chandrakant-patil-criticized-rohit-pawar-i-was-not-born-with-a-golden-spoon-like-you-chandrakant-dada-told-rohit-pawar-right-there-1470964.html</w:t>
-      </w:r>
-    </w:p>
-    <w:p>
-      <w:pPr>
-        <w:pStyle w:val="Normal"/>
-      </w:pPr>
-      <w:r>
-        <w:rPr/>
-        <w:t>Content: By signing in or creating an account, you agree with Associated Broadcasting Company's Terms &amp; Conditions and Privacy Policy. राज्याचे उच्च व तंत्र शिक्षण मंत्री आणि सांगलीचे पालकमंत्री चंद्रकांतदादा पाटील यांनी एका कार्यक्रमात आमदार रोहित पवार यांची चांगलीच फिरकी घेतली. यावेळी मंचावर जयंत पाटील, अजितदादा उपस्थित होते. इस्लामपूरमध्ये एका कार्यक्रमानिमित्त अनेक दिग्गज मंचावर हजर होते. त्यांनी वेळ मिळताच एकमेकांना चिमटे काढण्याची संधी दवडली नाही. त्यावरून सभास्थानी चांगलीच खसखस पिकली. यावेळी चंद्रकांत पाटलांनी रोहित पवारांना चांगलाच टोला हाणला. एनडींची झाली आठवण “मी अनेक वर्ष मुंबईत होतो. १३ वर्ष संघटनेसाठी काम केलं. राज्यभर फिरलो. त्यानंतर कोल्हापुरात स्थिर झालो. तेव्हापासून एनडी पाटलांशी परिचय झाला. एखादा प्रश्न सुस्पष्ट शब्दात कसा मांडायचा हे एनडी पाटलांकडून शिकलं पाहिजे. अनेक नेत्यांचा प्रॉब्लेम हा आहे की त्यांना प्रश्नच मांडता येत नाही. त्यांना काय म्हणायचं तेच कळत नाही. पण एनडी पाटलांची मांडणी सुस्पष्ट असायची. त्यांचा विचार शेवटापर्यंत जाईपर्यंत जे ॲडजेस्टमेंट होऊ द्यायचे नाही.”, अशी आठवण चंद्रकांतदादांनी सांगितली. अन् टोलचा विषय कायमचा संपला टोलचा विषय त्यांनीही असाच हाताळला होता. मी अनेक प्रस्ताव मांडले. मी मंत्री होतो. आणि कोल्हापूरचा मंत्री होतो. मी एनडींना म्हणालो, आपण एक काम करू. एमएच ०९ म्हणजे कोल्हापूर जिल्ह्याची वाहने वगळून टोल घेऊ. बाकी कोल्हापूरला येणारे, अंबाबाईला येणारे, व्यापाराला येणारे यांचा तुम्ही आग्रह का धरता. त्यांनी अतिशय नेमके शब्द वापरले. ते म्हणाले, ही टोलची खोकी, इथून गेल्याशिवाय माझा लढा संपणार नाही. शेवटी सरकारला नमावं लागलं. त्याकाळात ३७३ कोटी कंत्राटदाराला सरकारने दिले आणि टोलचा विषय कायमचा संपला, असे चंद्रकांत पाटील यांनी सांगितले. एनडी मांडणी अगदी मुद्देसुद करायचे. ते म्हणायचे, एक गाडी विकत घेतली तर त्यावर ३० वर्ष टोल द्यावा लागेल. त्या ३० वर्षात टोलच्या पैशात दुसरी गाडी येते. एक गाडी खरेदी होईल इतका टोल देणं हेच मला मान्य नाही. त्यांनी शेवटी टोल घालवला, असे चंद्रकांतदादा म्हणाले. रोहित पवारांना टोला आगामी काळात अनेक गोष्टी पूर्ण कराव्यात असं दादा म्हणाले. दादांनी सूचना केली की जिल्हा नियोजनातून १० कोटीचा प्रस्ताव तयार केला. रोहित पवार यांनी ४० लाख दिल्यानंतर ते म्हणाले त्यावर मी एक शून्य वाढवावा. मी एका गिरणी कामगाराचा मुलगा. माझे आई वडील दोन्ही गिरणी कामगार. तुमच्यासारखा सोन्याचा चमचा घेऊन जन्माला आलो नाही, असा टोला चंद्रकांत दादांनी रोहित पवारांना लगावला. माझ्या वडिलांना पहिला पगार महिन्याला १० रुपये. रिटायरमेंटच्यावेळी महिन्याला १४०० रुपये. त्यामुळे मी अशी घोषणा करत नाही. वेळ पडली तर घरदार विकून सामाजिक कार्य करण्याची सवय लागली. पण ती वेळ इथे येणार नाही. शासकीय निधी, प्रशासकीय अधिकार हातात आहे. दादांनी सूचना केली आहे. अर्धा पार्ट माझ्याकडे आहे. त्याची मी घोषणा करतो, असे चंद्रकांत पाटील यांनी जाहीर केले. अजितदादांना घेतला चिमटा रोहित म्हणाले ४० लाख. त्यावर एक शून्य जोडले तर किती होतं बरं. गणितही कच्च आमचं. मग ते चार कोटी होतात. दादांनी दोन शून्य जोडल्यावर ४० कोटी होतात. अरे ८ लाख कोटीच्या महाराष्ट्राच्या खजिन्याचा मालक इथे बसला आहे. आपलं बजेटचं साईज ८ लाख कोटी आहे. तुम्ही ४० कोटी काय मागता अधिक मागायला पाहिजे. अजितदादांचा स्वभाव आहे. त्यांना पटलं तर ते लगेच घोषणा करतात, असा चिमटाही चंद्रकांत पाटील यांनी अजितदादांना काढला.</w:t>
+        <w:t xml:space="preserve"> https://sarkarnama.esakal.com/maharashtra/paschim-maharashtra/no-bjp-celebration-for-minister-chandrakant-patil-birthday-this-year-as11-rg93</w:t>
+      </w:r>
+    </w:p>
+    <w:p>
+      <w:pPr>
+        <w:pStyle w:val="Normal"/>
+      </w:pPr>
+      <w:r>
+        <w:rPr/>
+        <w:t>Content: Kolhapur News : उच्च शिक्षण मंत्री चंद्रकांत पाटील म्हणजे भाजपमधील एक ज्येष्ठ आणि आदराचे नाव. त्यांची कोल्हापूर जन्मभूमी असली तरी सध्या ते पुण्यातील कोथरूड विधानसभा मतदारसंघाचे आमदार आहेत. कोल्हापूर जिल्ह्यात भाजपला अच्छे दिन आणण्यासाठी विशेष प्रयत्न त्यांनीच केलेत. महानगरपालिकेच्या निवडणुकीत भाजपचे पहिल्यांदाच दुहेरी आकडा गाठत 14 नगरसेवक निवडून आणले. गरजू पदाधिकाऱ्यांसह नगरसेवकांना स्थानिक कार्यकर्त्यांना मंत्री चंद्रकांत पाटील यांनी सातत्याने आर्थिक मदतीसह हातभार लावला होता. पण सध्याची परिस्थिती पाहता मंत्री चंद्रकांत पाटील यांचा कोल्हापुरातील बहर ओसरल्याचे चित्र आहे. दोन दिवसांपूर्वी मंत्री पाटील यांचा वाढदिवस झाला. आज ते कोल्हापूर दौऱ्यावर येत आहेत. पण केवळ दादांच्या जवळच असणाऱ्या पदाधिकाऱ्यांनी त्यांच्या स्वागताचे फलक झळकवले आहेत. बहुतांश नगरसेवकांनी मात्र दादांच्या वाढदिवसाच्या स्वागताकडेच पाठ फिरवल्याचे चित्र आहे. मागील काही वर्षांपासून मंत्री चंद्रकांत पाटील यांचा वाढदिवस म्हणजे कोल्हापूर भाजप जिल्ह्यासाठी एक उत्सवच होता. मंत्री पाटील यांच्या वाढदिवसानिमित्त अनेक सामाजिक संस्थेत उपक्रमांचा आयोजन केले जात होते. अनेक तालीम संस्थांना आर्थिक हातभार देत त्या पुनर्जीवित करण्यासाठी मंत्री पाटील यांच्याकडून प्रयत्न होत असे. मात्र यंदा मंत्री पाटील यांच्या जन्मभूमीतच दादांच्या करिश्माचा बहर ओसरल्याचे चित्र आहे. दोन दिवसांपूर्वी दादांचा वाढदिवस झाला. मात्र यंदा कोणत्याच उपक्रमाचा आयोजन पदाधिकाऱ्यांनी केलेले दिसून आले नाही. शिवाय भाजपच्या नगरसेवकांकडून देखील प्रकारे हा उपक्रम टाळल्याचे चित्र आहे. वास्तविक मागील तीन ते चार वर्षापासून मंत्री पाटील आणि कोल्हापुरातील इतर पदाधिकाऱ्यांचा संपर्क कमी झाला आहे. दादा कधी कोल्हापुरात आले आणि गेले याची माहिती केवळ आजूबाजू असणाऱ्या केवळ दोघा तिघांनाच माहिती असते. शिवाय दादापर्यंत जाण्यासाठी काही मोजक्याच जवळच्या व्यक्तींना नेहमी संपर्क करावा लागतो. त्यांनी त्याला परवानगी दिली तरच मंत्री पाटील यांची भेट घडून येते. असा समज कोल्हापूरकरांचा झाला आहे. त्यामुळे अनेकांना दादांना भेटणे म्हणजे तारेवरची कसरत वाटू लागले आहे. कोथरूडचे आमदार झाल्यापासून कोल्हापूरची बहुतांश संपर्क होत नाही. शिवाय दादांनी ज्या लोकांना जवळ केले आहे. ते लोक दादांना इतरांपासून भेटण्यासाठी दूर ठेवतात असा समज लोकांचाच झाला आहे. शिवाय भाजपमधील अंतर्गत वाद देखील त्याला कारणीभूत आहे. जे पदाधिकारी मंत्री पाटील यांना भेटतील किंवा भाजपच्या जिल्ह्यातील वरिष्ठ नेत्यांना भेटतील, त्यांच्याबद्दल 'त्यांच्या जवळचा, ह्यांच्या जवळचा' असा गैरसमज निर्माण होत असल्याने शक्यतो अनेक पदाधिकारी मंत्री पाटील यांची भेट टाळण्याचे देखील दिसून येत आहे. सरकारनामाचे सदस्य व्हा शॉपिंगसाठी 'सकाळ प्राईम डील्स'च्या भन्नाट ऑफर्स पाहण्यासाठी क्लिक करा. Read Latest Marathi Political News, Breaking Political News from Maharashtra, India, Pune &amp; Mumbai at Sarkarnama. To Get Live Political Marathi News on Mobile, Download the Sarkarnama Mobile App for Android and IOS. सरकारनामा आता सर्व सोशल मीडिया प्लॅटफॉर्मवर. ताज्या राजकीय घडामोडींसाठी फेसबुक, ट्विटर, इन्स्टाग्राम, शेअर चॅट, टेलिग्रामवर आणि व्हॉट्सॲप आम्हाला फॉलो करा. तसेच, सरकारनामा यूट्यूब चॅनेलला आजच सबस्क्राइब करा. Follow Us Copyright © 2025 Sakal Media Group – All Rights Reserved Powered by Quintype वेबसाईटवर ब्राउझिंगचा अनुभव सर्वोत्तम असावा, यासाठी आम्ही कुकीजचा वापर करतो. कुकीजमुळे तुम्हाला तुमच्या आवडत्या मजकुराची शिफारस करता येते. आमचे गोपनीयता आणि कुकीजसंदर्भातील धोरण तुम्हाला मान्य आहे.</w:t>
       </w:r>
     </w:p>
     <w:p>
@@ -5897,16 +6365,16 @@
       </w:pPr>
       <w:r>
         <w:rPr/>
-        <w:t>Article 152</w:t>
-      </w:r>
-    </w:p>
-    <w:p>
-      <w:pPr>
-        <w:pStyle w:val="Normal"/>
-      </w:pPr>
-      <w:r>
-        <w:rPr/>
-        <w:t>Title: ‘अजितदादा, शरद पवार, सुप्रिया सुळे एवढाच त्यांचा पक्ष…’ , राष्ट्रवादीच्या एकत्रीकरणाची चर्चा, चंद्रकांत पाटलांचा खोचक टोला</w:t>
+        <w:t>Article 164</w:t>
+      </w:r>
+    </w:p>
+    <w:p>
+      <w:pPr>
+        <w:pStyle w:val="Normal"/>
+      </w:pPr>
+      <w:r>
+        <w:rPr/>
+        <w:t>Title: Pune Police: पुण्याला मिळणार एक हजार नवीन पोलिस; चंद्रकांत पाटील यांची माहिती</w:t>
       </w:r>
     </w:p>
     <w:p>
@@ -5918,16 +6386,16 @@
         <w:t xml:space="preserve">URL: </w:t>
       </w:r>
       <w:r>
-        <w:t xml:space="preserve"> https://www.tv9marathi.com/maharashtra/ajit-pawar-sharad-pawar-will-come-together-chandrakant-patil-first-reaction-1404550.html</w:t>
-      </w:r>
-    </w:p>
-    <w:p>
-      <w:pPr>
-        <w:pStyle w:val="Normal"/>
-      </w:pPr>
-      <w:r>
-        <w:rPr/>
-        <w:t>Content: By signing in or creating an account, you agree with Associated Broadcasting Company's Terms &amp; Conditions and Privacy Policy. मोठी बातमी समोर येत आहे, ती म्हणजे आता पुन्हा एकदा राष्ट्रवादी शरद पवार गट आणि राष्ट्रवादी अजित पवार गट एकत्र येणार असल्याची चर्चा सुरू झाली आहे. यावर प्रतिक्रिया देताना भाजप नेते आणि मंत्री चंद्रकांत पाटील यांनी खोचक टोला लगावला आहे. नेमकं काय म्हणाले चंद्रकांत पाटील? उपमुख्यमंत्री अजित पवार आणि राष्ट्रवादी शरद पवार गटाचे अध्यक्ष शरद पवार हे पुन्हा एकदा एकत्र येणार असल्याची चर्चा सुरू आहे, या प्रश्नावर प्रतिक्रिया देताना त्यांनी खोचक टोला लगावला आहे. ‘अशा प्रकारच्या चर्चा पवार कुटुंबाबाबत नेहमीच होतात. पण पुढे जाऊन त्या प्रत्यक्षात येत नाहीत. आताही सारखी चर्चा चालली आहे. अजितदादा, शरद पवार आणि सुप्रिया सुळे एवढाच त्यांचा पक्ष आहे. जयंत पाटील वगैरे हे सर्व जण असे लांब उभे असतात. काय तुम्ही निर्णय घेणार ते सांगा. हे तीन जण मिळून पक्ष होता. रोहित पवार वगैरे हे देखील सर्वजण लांबच आहेत. या तीन जणांच्या एकत्रीकरणाची अशी चर्चा खूप वेळा होते, पण गेल्या अडीच ते तीन वर्षांमध्ये ती काय अजून प्रत्यक्षात आलेली नाहीये,’ असं चंद्रकांत पाटील यांनी म्हटलं आहे. दरम्यान ठाकरे बंधू एकत्र येतायेत म्हणून दोन्ही पवारांच्या एकत्रीकरणाची चर्चा सुरू झाली आहे का? असा प्रश्नही यावेळी चंद्रकांत पाटील यांना विचारण्यात आला, यावर उत्तर देणं त्यांनी टाळलं, माहीत नाही असं त्यांनी म्हटलं आहे. दरम्यान दुसरीकडे शरद पवार आणि अजित पवार हे एकत्र येणार असल्याची चर्चा सुरू झाल्यानंतर महाविकास आघाडीच्या गोटात देखील हालचालींना वेग आला आहे. काँग्रेसचे प्रदेशाध्यक्ष हर्षवर्धन सपकाळ यांनी शरद पवार यांची भेट घेतली होती, त्यानंतर आता शिवसेना ठाकरे गटाचे आमदार सचिन आहिर यांनी देखील पवार यांची भेट घेतली आहे. दोन्ही पवार एकत्रीत येणार असल्याच्या चर्चेच्या पार्श्वभूमीवर या भेटींना विशेष महत्त्व प्राप्त झालं आहे.</w:t>
+        <w:t xml:space="preserve"> https://pudhari.news/maharashtra/pune/pune-to-get-1000-new-police-sb97</w:t>
+      </w:r>
+    </w:p>
+    <w:p>
+      <w:pPr>
+        <w:pStyle w:val="Normal"/>
+      </w:pPr>
+      <w:r>
+        <w:rPr/>
+        <w:t>Content: धायरी: ‘पोलिस भरतीत निवड झालेल्या वीस हजार उमेदवारांचे सध्या प्रशिक्षण सुरू असून, लवकरच त्यापैकी किमान एक हजार उमेदवारांचा पुणे पोलिस दलात समावेश केला जाईल,’ अशी माहिती उच्च व तंत्रशिक्षणमंत्री चंद्रकांत पाटील यांनी दिली. सिंहगड रस्ता परिसरातील सिंहगड रोड पोलिस ठाण्यातंर्गत विठ्ठलवाडी येथील आनंदनगर पोलिस चौकीच्या उद्घाटनप्रसंगी ते बोलत होते. नगर विकास राज्यमंत्री माधुरी मिसाळ यांच्या आमदार निधीतून या पोलिस चौकीची इमारत उभारण्यात आली आहे. (Latest Pune News) माधुरी मिसाळ म्हणाल्या की, राजाराम पूल परिसरात पुणे शहर पोलिसांची हद्द संपत होती. त्यामुळे या भागातील नागरिकांना ग्रामीण पोलिसांच्या हद्दीतील हवेली पोलिस ठाण्यामध्ये जावे लागत होते. त्यामुळे शहर पोलिसांची हद्द वाढवण्यात आली आहे. आता आंनदनगर येथे पोलिस चौकीचे लोकार्पण झाल्याने नागरिकांची गैरसोय दूर होणार आहे . आमदार भीमराव तापकीर, पोलिस आयुक्त अमितेश कुमार, माजी नगरसेवक प्रसन्न जगताप, श्रीकांत जगताप, माजी नगरसेविका मंजुषा नागपुरे, ज्योती गोसावी, अप्पर पोलिस आयुक्त राजेश बनसोडे, पोलिस उपायुक्त संभाजी कदम, सहाय्यक पोलिस आयुक्त अजय परमार, वरिष्ठ पोलिस निरीक्षक दिलिप दाइंगडे, बाबाशेठ मिसाळ आदी उपस्थित होते. 'Pudhari' is excited to announce the relaunch of its Android and iOS apps. Stay updated with the latest news at your fingertips. Android and iOS Download now and stay updated, anytime, anywhere. Pudhari Publications Private Limited</w:t>
       </w:r>
     </w:p>
     <w:p>
@@ -5936,16 +6404,16 @@
       </w:pPr>
       <w:r>
         <w:rPr/>
-        <w:t>Article 153</w:t>
-      </w:r>
-    </w:p>
-    <w:p>
-      <w:pPr>
-        <w:pStyle w:val="Normal"/>
-      </w:pPr>
-      <w:r>
-        <w:rPr/>
-        <w:t>Title: Chandrakant Patil : सांगलीचा उडता पंजाब? पालकमंत्रीही खवळले ; ठाण मांडून निष्क्रिय बसलेल्या अधिकाऱ्यांना घेतले रडारवर</w:t>
+        <w:t>Article 165</w:t>
+      </w:r>
+    </w:p>
+    <w:p>
+      <w:pPr>
+        <w:pStyle w:val="Normal"/>
+      </w:pPr>
+      <w:r>
+        <w:rPr/>
+        <w:t>Title: Chandrakant Patil Politics: सत्ताधारी आमदारालाच अटक, मुक्ताईनगर कडकडीत बंद, काय आहे कारण?</w:t>
       </w:r>
     </w:p>
     <w:p>
@@ -5957,16 +6425,16 @@
         <w:t xml:space="preserve">URL: </w:t>
       </w:r>
       <w:r>
-        <w:t xml:space="preserve"> https://sarkarnama.esakal.com/maharashtra/paschim-maharashtra/chandrakant-patil-appointed-task-force-in-sangli-district-to-dismantle-drug-factories-as11</w:t>
-      </w:r>
-    </w:p>
-    <w:p>
-      <w:pPr>
-        <w:pStyle w:val="Normal"/>
-      </w:pPr>
-      <w:r>
-        <w:rPr/>
-        <w:t>Content: Sangli News : सांगली जिल्ह्यात सध्या एमडी ड्रग्जचे प्रकरण चांगलेच तापले असून सांगलीचा उडता पंजाबकडे वाटचाल सुरू आहे. यावरून सर्वपक्षीय नेत्यांनी चिंता व्यक्त करताना पोलिस प्रशासनाला धारेवर धरले आहे. अशातच आता जिल्ह्यातील नशाबाजाराची पाळेमुळे उखडून टाकण्याचा निर्धार जिल्ह्या नियोजन समितीच्या बैठकीत करण्यात आला आहे. तर पालकमंत्री चंद्रकांत पाटील यांनी याबाबत पाच जणांच्या टास्क फोर्सची नियुक्ती केली आहे. ज्याचा दर आठवड्याच्या सोमवारी आढावा घेतला जाणार आहे. या समितीत पालकमंत्री, जिल्हाधिकारी, जिल्हा पोलिस अधीक्षक, स्थानिक गुन्हे अन्वेषण विभागाचे पोलिस निरीक्षक आणि अन्न औषध प्रशासनाचे सहायक आयुक्त असतील. जिल्ह्यातील वाढत्या नशाबाजारामुळे अनेकांचे आयुष्य वाया जात असून जिल्ह्याचे नाव खराब होत आहे. यावरून सर्व पक्षीय आमदारांनी नशाबाजार, रॅकेट, तरूणांचे नुकसान यावरून आक्रमक भूमिका मांडल्याचे चंद्रकांत पाटील यांनी पत्रकार परिषदेत सांगितले आहे. बैठकीत आमदारांनी प्रशासनावर सवाल उठवत पोलिस दल, अन्न औषध प्रशासन दिवसा झोपा काढतय का असा देखील तिखट सवाल उपस्थित केला. तर आता यात पालकमंत्र्यांनीच लक्ष घालावे अशी विनंती केली होती. त्यावरून कोणत्याही परिस्थितीत सांगलीला अमली पदार्थांच्या विळख्यातून बाहेर काढण्याचे आश्वासन चंद्रकांत पाटील यांनी दिले आहे. यावेळी चंद्रकांत पाटील यांनी, नशामुक्त सांगलीसाठी तीन स्तरावर काम करण्याची गरज असून यात पोलिसांनी महत्वाची भूमिका पार पाडायची आहे. पोलिसांनी, आवश्यक सुविधा, प्रोत्साहन पर बक्षीस योजना, समाजाचा सहभाग घ्यावा. यातील दोन व्यवस्था मी पाहिणं. पण आता सांगलीकरांची मोठी जबाबदारी असून त्यांनी साथ द्यावी. जिल्ह्यातील एनजीओंनी पुढे यावे. लोकांनी साथ देत नशाबाजाराची पाळेमुळे उखडून टाकण्यासाठी साथ द्यावी, असे आवाहन चंद्रकांत पाटील यांनी केले आहे. तर नशाबाजारावर फक्त मलमपट्टी करून चालणार नसून यावर योग्य ऑपरेशन करावे लागणार आहे. जे कठोरपणे केले जाईल. जेवढे आम्ही पुण्यासाठी गंभीर तेवढेच सांगलीबाबत आहोत. त्यामुळेच आता शाळांच्या बाहेर असणाऱ्या पानपट्ट्या हटवल्या जात आहेत, असेही पाटील यांनी म्हटलं आहे. तसेच आता फक्त नशाबाजारावरच कारवाई करणार असे नाही, तर जे पोलिस कित्येक वर्षांपासून एकाच ठाण्यात ठाण मांडून बसले आहेत. त्यांच्यावर देखील आता कारवाई केली जाणार आहे. असे कर्मचारी प्रत्यक्ष-अप्रत्यक्षपणे नशा बाजाराला पोषक ठरत आहेत. आता त्यांच्या बदल्या केल्या जातील असे संकेत पालकमंत्र्यांनी दिले आहेत. अमली पदार्थाविरोधात आता जिल्ह्यात कारवाई कडक आणि तडक करण्यात येणार आहे. एकीकडे पोलिसांनी खाक्या दाखवायचा आणि दुसरीकडे नेत्यांनी त्यांना सोडवण्यासाठी पुढे व्हायचे हे आता चालणार नसल्याचेही पालकमंत्र्यांनी म्हटलं आहे. तर सांगलीला नशामुक्त करण्यासाठी मी दडपण घेणार नाही आणि कोणाचीही गय करणार नाही, असा इशाराच जिल्ह्यातील राजकीय पुढाऱ्यांना दिला आहे. तसेच ही मोहीम राजकीय कार्यक्रम नसून ती सामाजिक जबाबदारी असल्याचेही चंद्रकांत पाटील यांनी म्हटलं आहे. सांगलीत राजरोसपणे ड्रग्जचे कारखाने सुरू असल्याचे आता कारवाईनंतर उघड झाले आहेत. यावरून सांगलीचा उडता पंजाब होत असल्याचा बातम्या आल्या होत्या. त्यावरून सर्वपक्षीय आमदारांनी आज जिल्हा नियोजन समितीच्या बैठकीत आक्रमक भूमिका घेतली. यावेळी आमदार विश्‍वजित कदम, गोपीचंद पडळकर, सुहास बाबर यांनी, जिल्ह्यात ड्रग्जसह नशेखोरी जोमात सुरू असून तरुणाई बरबाद होत आहे. मात्र अन्न औषध आणि पोलिस प्रशासन डोळेझाक करत असल्याचा आरोप केला आहे. सरकारनामाचे सदस्य व्हा शॉपिंगसाठी 'सकाळ प्राईम डील्स'च्या भन्नाट ऑफर्स पाहण्यासाठी क्लिक करा. Read Latest Marathi Political News, Breaking Political News from Maharashtra, India, Pune &amp; Mumbai at Sarkarnama. To Get Live Political Marathi News on Mobile, Download the Sarkarnama Mobile App for Android and IOS. सरकारनामा आता सर्व सोशल मीडिया प्लॅटफॉर्मवर. ताज्या राजकीय घडामोडींसाठी फेसबुक, ट्विटर, इन्स्टाग्राम, शेअर चॅट, टेलिग्रामवर आणि व्हॉट्सॲप आम्हाला फॉलो करा. तसेच, सरकारनामा यूट्यूब चॅनेलला आजच सबस्क्राइब करा. Follow Us Copyright © 2025 Sakal Media Group – All Rights Reserved Powered by Quintype वेबसाईटवर ब्राउझिंगचा अनुभव सर्वोत्तम असावा, यासाठी आम्ही कुकीजचा वापर करतो. कुकीजमुळे तुम्हाला तुमच्या आवडत्या मजकुराची शिफारस करता येते. आमचे गोपनीयता आणि कुकीजसंदर्भातील धोरण तुम्हाला मान्य आहे.</w:t>
+        <w:t xml:space="preserve"> https://sarkarnama.esakal.com/maharashtra/uttar-maharashtra/chandrakant-patil-farmers-angry-over-compensation-for-acquired-lands-for-highway-sd67</w:t>
+      </w:r>
+    </w:p>
+    <w:p>
+      <w:pPr>
+        <w:pStyle w:val="Normal"/>
+      </w:pPr>
+      <w:r>
+        <w:rPr/>
+        <w:t>Content: Chandrakant Patil News: राज्याच्या विविध भागात महामार्गांच्या कामावरून शेतकऱ्यांमध्ये असंतोष आहे. हैदराबाद- इंदूर रस्त्याचे भूसंपादन देखील वादात सापडले आहे. या प्रश्नावरून मुक्ताईनगरचे शेतकरी संतापल्याने तणावाची स्थिती निर्माण झाली. डबल इंजीन सरकारच्या सत्ताधारी आमदारांनाच आंदोलनात उतरावे लागले. केंद्रात आणि राज्यात भारतीय जनता पक्षाचे डबल इंजिन सरकार आहे. जळगाव जिल्ह्यातील बहुतांशी संस्थांवर देखील भाजपचीच सत्ता आहे. मात्र शेतकऱ्यांच्या प्रश्नांसाठी सत्ताधाऱ्यांनाच आंदोलनात उतरण्याची वेळ आली आहे. मुक्ताईनगर शहरात सध्या आंदोलनामुळे वातावरण चांगलेच तापले आहेत. मुक्ताईनगर (जळगाव) येथे हैदराबाद- इंदूर महामार्गाच्या भूसंपादनाचा तिढा अधिक किचकट झाला आहे. या महामार्गासाठी संपादित केलेल्या जमिनींना अतिशय कमी भाव मिळाल्याची भावना शेतकऱ्यांमध्ये आहे. त्या विरोधात सातत्याने आवाज उठवूनही न्याय न मिळाल्याने यापूर्वी नागरिकांनी आंदोलन केले होते. दोन महिन्यांपूर्वी झालेल्या आंदोलनात शेतकऱ्यांनी महामार्गाचे काम बंद पाडले. कंत्राटदाराकडून या संदर्भात लिखित हमी घेण्यात आली होती. मात्र अचानक कंत्राट दाराने पोलीस बंदोबस्तात पुन्हा काम सुरू केल्याने शेतकरी संतप्त झाले आहेत. उत्पादित केलेल्या जमिनींना ज्यादा भाव मिळावा यासाठी संतापलेल्या शेतकऱ्यांनी पुन्हा एकदा महामार्गाचे काम बंद पाडले. यावेळी झालेल्या रस्ता रोको आंदोलनात सबंध गावकरी उतरल्याने आमदार चंद्रकांत पाटील यांनीही शेतकऱ्यांची बाजू घेत आंदोलन केले. या आंदोलनानंतर पोलिसांनी कठोर भूमिका घेत आमदार चंद्रकांत पाटील यांसह आंदोलकांना अटक केली. अटकेनंतर वातावरण आणखी चिघळले असून मुक्ताईनगर शहर कडकडीत बंद करण्यात आले. काल दिवसभर बंद आणि आंदोलनामुळे परिसरात तणावाची स्थिती होती. संपादित केलेल्या जमिनींना मोबदला देताना राज्य शासनाने दुजाभाव केल्याची तक्रार शेतकऱ्यांनी केली आहे. अन्य प्रकल्प आणि महामार्ग यांच्यासाठी संपादित केलेल्या जमिनींना ज्यादा भाव देण्यात आला आहे. मुक्ताईनगरच्या शेतकऱ्यांवर मात्र अन्याय झाल्याने जादा भाव वेळेपर्यंत महामार्गाचे काम सुरू होऊ देणार नाही, असा ठाम इशारा ग्रामस्थांनी दिला आहे. यांचीही राजकीय कोंडी होण्याची शक्यता आहे. आमदार पाटील यांनी यासंदर्भात सार्वजनिक बांधकाम मंत्र्यांची चर्चा केली. जमिनींना मोबदला देण्याबाबत फेरविचार करावा अशी मागणी आमदार पाटील यांनी केली आहे. त्यामुळे शेतकऱ्यांच्या मागण्यांसाठी सत्ताधारी आमदारांनाच आंदोलन करण्याची वेळ आली आहे. या आंदोलनामुळे पालकमंत्री गुलाबराव पाटील यांचीही अडचण होण्याची चिन्हे आहेत. -------- सरकारनामाचे सदस्य व्हा शॉपिंगसाठी 'सकाळ प्राईम डील्स'च्या भन्नाट ऑफर्स पाहण्यासाठी क्लिक करा. Read Latest Marathi Political News, Breaking Political News from Maharashtra, India, Pune &amp; Mumbai at Sarkarnama. To Get Live Political Marathi News on Mobile, Download the Sarkarnama Mobile App for Android and IOS. सरकारनामा आता सर्व सोशल मीडिया प्लॅटफॉर्मवर. ताज्या राजकीय घडामोडींसाठी फेसबुक, ट्विटर, इन्स्टाग्राम, शेअर चॅट, टेलिग्रामवर आणि व्हॉट्सॲप आम्हाला फॉलो करा. तसेच, सरकारनामा यूट्यूब चॅनेलला आजच सबस्क्राइब करा. Follow Us Copyright © 2025 Sakal Media Group – All Rights Reserved Powered by Quintype वेबसाईटवर ब्राउझिंगचा अनुभव सर्वोत्तम असावा, यासाठी आम्ही कुकीजचा वापर करतो. कुकीजमुळे तुम्हाला तुमच्या आवडत्या मजकुराची शिफारस करता येते. आमचे गोपनीयता आणि कुकीजसंदर्भातील धोरण तुम्हाला मान्य आहे.</w:t>
       </w:r>
     </w:p>
     <w:p>
@@ -5975,16 +6443,16 @@
       </w:pPr>
       <w:r>
         <w:rPr/>
-        <w:t>Article 154</w:t>
-      </w:r>
-    </w:p>
-    <w:p>
-      <w:pPr>
-        <w:pStyle w:val="Normal"/>
-      </w:pPr>
-      <w:r>
-        <w:rPr/>
-        <w:t>Title: Vishal Patil : विशाल पाटलांचा चंद्रकांतदादांवर पलटवार; ‘आमचं काही व्हायचं ते होऊ दे, आमची तुरुंगात जायचीही तयारी; पण आम्ही काँग्रेस सोडणार नाही’</w:t>
+        <w:t>Article 166</w:t>
+      </w:r>
+    </w:p>
+    <w:p>
+      <w:pPr>
+        <w:pStyle w:val="Normal"/>
+      </w:pPr>
+      <w:r>
+        <w:rPr/>
+        <w:t>Title: Modi Solapur Tour : मोदींना सोलापुरात आणण्याची जबाबदारी जयकुमार गोरेंनी सोपवली चंद्रकांत पाटलांवर....</w:t>
       </w:r>
     </w:p>
     <w:p>
@@ -5996,16 +6464,16 @@
         <w:t xml:space="preserve">URL: </w:t>
       </w:r>
       <w:r>
-        <w:t xml:space="preserve"> https://sarkarnama.esakal.com/maharashtra/paschim-maharashtra/vishal-patil-rejects-chandrakant-patils-bjp-entry-offer-vd83</w:t>
-      </w:r>
-    </w:p>
-    <w:p>
-      <w:pPr>
-        <w:pStyle w:val="Normal"/>
-      </w:pPr>
-      <w:r>
-        <w:rPr/>
-        <w:t>Content: Solapur, 26 June : राज्याचे उच्च व तंत्र शिक्षण मंत्री चंद्रकांत पाटील यांनी मध्यंतरी खासदार विशाल पाटील यांना भाजप प्रवेशाचे ऑफर दिली होती. तसेच, जयश्रीताई मदन पाटील यांच्या भाजप प्रवेशानंतर चंद्रकांतदादांनी विशाल पाटील यांच्यासाठी चांगलाच जोर लावला आहे. मात्र, चंद्रकांत पाटील यांनी दिलेल्या भाजप प्रवेशाच्या ऑफरवर विशाल पाटील यांनी अक्कलकोटमधून जोरदार उत्तर दिले आहे. ‘आमचं काही व्हायचं आहे ते होऊ दे, आम्हाला तुरुंगात जायला लागलं, तरी चालेल पण आम्ही काँग्रेस सोडणार नाही,’ असा पलटवार विशाल पाटलांनी चंद्रकांतदादांवर केला आहे. अक्कलकोट येथील काँग्रेस पक्षाच्या मेळाव्यात बोलताना खासदार विशाल पाटील (Vishal Patil) यांनी चंद्रकांत पाटील यांना सडेतोड उत्तर दिले आहे. या मेळाव्याला आमदार सतेज ऊर्फ बंटी पाटील, खासदार प्रणिती शिंदे, सुवर्णा मलगोंडा आणि मेळाव्याचे आयोजक मल्लिकार्जून पाटील उपस्थित होते. खासदार विशाल पाटील म्हणाले, भाजपने आमच्याही घरात फूट पाडली आहे. आमच्या घरातील एका वहिनींना (जयश्रीताई पाटील) भाजपने फूट पाडण्यासाठी त्यांच्या पक्षात घेतले आहे. आमचे (सांगलीचे) पालकमंत्री (चंद्रकांत पाटील Chandrakant Patil) रोज भाषण करतात की, विशाल पाटलांना आम्ही घेणार आहे. मी अपक्ष निवडून आलो आहे. भाजपच्या दोन टर्म निवडून आलेल्या खासदाराला पाडून मी अपक्ष म्हणून निवडून आलो आहे. मी जरी अपक्ष असलो तरी काँग्रेसच्या विचारांचा आहे, असं मी लोकांना सांगितलं, त्यामुळे मी निवडून आलो, असे पाटील यांनी नमूद केले. काँग्रेसचा विचार एवढा मोठा आहे की, तो सहजा सहजी दाबता येत नाही. काँग्रेस विचारांचा असल्यामुळे मी एकमेव अपक्ष खासदार म्हणून निवडून आलो आहे., त्यामुळे काही व्हायचं आहे ते होऊ दे. आम्हाला तुरुंगात जायला लागलं, अडचणीत यायला लागलं, तरी असले दहा-वीस विशाल पाटील तुमच्यातून तयार होतील. आमची काँग्रेससोबत थांबयाची क्षमता आहे, असे सांगून चंद्रकांतदादांची ऑफर विशाल पाटलांनी फेटाळून लावली. चंद्रकांत पाटील यांनी काय म्हटले होते? विशाल पाटील हे अभ्यासू खासदार आहेत. पण ते थोडे आक्रमक आणि आक्रस्ताळे आहेत, त्यात त्यांनी बदल केला पाहिजे. याची जाणीव त्यांनाही आहे. त्यांचा हा गुण मला आवडतो. त्यांच्यासारख्या व्यक्तीने भाजपमध्ये आले पाहिजे. आमचे त्यांचे स्वागतच करू. विशाल पाटील यांना भाजप प्रवेशाची ऑफर आहे.पण त्यांनी गांभीर्याने विचार न केल्यास आम्ही २०२९ साठी आमचा उमेदवार तयार करू, असा इशाराही दिला आहे. मात्र, विशाल पाटील अजून तरी त्यांना बधले नाहीत. सरकारनामाचे सदस्य व्हा शॉपिंगसाठी 'सकाळ प्राईम डील्स'च्या भन्नाट ऑफर्स पाहण्यासाठी क्लिक करा. Read Latest Marathi Political News, Breaking Political News from Maharashtra, India, Pune &amp; Mumbai at Sarkarnama. To Get Live Political Marathi News on Mobile, Download the Sarkarnama Mobile App for Android and IOS. सरकारनामा आता सर्व सोशल मीडिया प्लॅटफॉर्मवर. ताज्या राजकीय घडामोडींसाठी फेसबुक, ट्विटर, इन्स्टाग्राम, शेअर चॅट, टेलिग्रामवर आणि व्हॉट्सॲप आम्हाला फॉलो करा. तसेच, सरकारनामा यूट्यूब चॅनेलला आजच सबस्क्राइब करा. Follow Us Copyright © 2025 Sakal Media Group – All Rights Reserved Powered by Quintype वेबसाईटवर ब्राउझिंगचा अनुभव सर्वोत्तम असावा, यासाठी आम्ही कुकीजचा वापर करतो. कुकीजमुळे तुम्हाला तुमच्या आवडत्या मजकुराची शिफारस करता येते. आमचे गोपनीयता आणि कुकीजसंदर्भातील धोरण तुम्हाला मान्य आहे.</w:t>
+        <w:t xml:space="preserve"> https://sarkarnama.esakal.com/maharashtra/paschim-maharashtra/jaykumar-gore-entrusted-responsibility-of-bringing-narendra-modi-in-solapur-to-chandrakant-patil-vd83</w:t>
+      </w:r>
+    </w:p>
+    <w:p>
+      <w:pPr>
+        <w:pStyle w:val="Normal"/>
+      </w:pPr>
+      <w:r>
+        <w:rPr/>
+        <w:t>Content: Solapur, 31 May : पुण्यश्लोक अहिल्यादेवी होळकर सोलापूर विद्यापीठात अहिल्यादेवी होळकर यांचे स्मारक उभारण्यात येत आहे. त्या स्मारकाचे लोकार्पण देशाचे पंतप्रधान नरेंद्र मोदी यांच्या हस्ते करण्याचा विद्यापीठाचा संकल्प आहे. चंद्रकांतदादा पाटील हे मोदींच्या अत्यंत जवळचे आहेत. त्यामुळे अहिल्यादेवींच्या स्मारकारच्या उद्‌घाटन कार्यक्रमाला मोदींना आणण्याची जबाबदारी आपण चंद्रकांदादांवर सोपवूया, असे सांगून पालकमंत्री जयकुमार गोरे यांनी स्मारकाच्या उद्‌घाटनासाठी मोदींना आणण्याची जबाबदारी गोरे यांनी चंद्रकांत पाटील यांच्यावर सोपवली आहे. अहिल्यादेवी होळकर यांची 300 वी जयंती सोलापूर विद्यापीठात साजरी करण्यात आली. जयंतीनिमित्त विद्यापीठात विविध कार्यक्रमांचे आयोजन करण्यात आले होते. त्या कार्यक्रमात बोलताना जयकुमार गोरे (Jaykumar Gore) यांनी चंद्रकांत पाटील (Chandrakant Patil) यांना मोदींना सोलापुरात आणण्याची जबाबदारी देऊन टाकली आहे. जयकुमार गोरे हा अहिल्यादेवी होळकरांच्या विचाराचा पाईक आहे, असेही पालकमंत्र्यांनी स्पष्ट केले. पालकमंत्री जयकुमार गोरे म्हणाले, ज्या सोलापूर विद्यापीठाचे नावं राजमाता अहिल्यादेवी होळकर यांच्या नावाने झालं आहे, त्या विद्यापीठात आज जयंतीचा उत्सव होत आहे. अहिल्यादेवी होळकर यांचे भव्य स्मारक विद्यापीठात उभं राहत आहे. अहिल्यादेवींची 300 वी जयंती संपूर्ण वर्षे साजरी करण्याचा निर्णय प्रधानमंत्री नरेंद्र मोदी (Narendra Modi) यांनी घेतला आहे, त्यामुळेच आज देशभरात अहिल्यादेवी यांच्या विचारांचे वातावरण दिसतंय. सुमारे 300 वर्षांपूर्वी समाजकारण, न्यायकारण जरं आपण केलं असतं, तर आपण खूप पुढे असतो. अहिल्यादेवींनी त्यावेळी शिक्षणाचे, पाण्याचे महत्व सांगितलं होतं. आपण आज ते धोरण अंमलात आणतोय. म्हणजे अहिल्यादेवींना किती मोठी दूरदृष्टी होते, हे दिसून येते, असेही गोरे यांनी नमूद केले. मोगलांचे आक्रमण झालं, तेव्हा हिंदू धर्म संपविण्यासाठी प्रयत्न केलं गेले. मंदिरं उद्‌ध्वस्त करण्यात आली, तेव्हा अहिल्यादेवी होळकर यांनी अनेक मंदिरांचा जीर्णोद्धार केला. त्यात काशीविश्वेश्वर मंदिराचा समावेश होता. त्याकाळी अहिल्यादेवी होळकर यांनी जीर्णोद्धार केला, त्यानंतर आता नरेंद्र मोदींनीच काशीविश्वेश्वर मंदिराचा जीर्णोद्धार केला आहे, असेही गोरे यांनी स्पष्ट केले. कृषिमंत्री कोकाटेंना दिला सल्ला माणिकराव कोकाटे यांनी कृषिमंत्री म्हणजे ओसाड गावची पाटीलकी असे विधान केले होते. त्यावर बोलताना गोरे म्हणाले, कृषिमंत्री कोकाटे यांनी काय म्हटलंय, हे मला माहिती नाही. मात्र, हा देश कृषिप्रधान आहे, त्यामुळे या देशातील शेतकरी हा आमच्या दृष्टीने सर्वात महत्वाचा घटक आहे. शेतीप्रधान देशामध्ये शेतकरी आणि अनुषंगाने असलेले पूरक उद्योग हे या देशासाठी आणि जीवनासाठी गरजेचा विषय आहे, त्यासाठी बळीराजा हा भक्कम असला पाहिजे आणि राज्याचं कृषीखातंही भक्कम असलं पाहिजे, त्या दृष्टीने कृषी मंत्र्यांनी ही भूमिका घेतली पाहिजे, असा सल्लाही गोरे यांनी कोकाटे यांना दिला. सरकारनामाचे सदस्य व्हा शॉपिंगसाठी 'सकाळ प्राईम डील्स'च्या भन्नाट ऑफर्स पाहण्यासाठी क्लिक करा. Read Latest Marathi Political News, Breaking Political News from Maharashtra, India, Pune &amp; Mumbai at Sarkarnama. To Get Live Political Marathi News on Mobile, Download the Sarkarnama Mobile App for Android and IOS. सरकारनामा आता सर्व सोशल मीडिया प्लॅटफॉर्मवर. ताज्या राजकीय घडामोडींसाठी फेसबुक, ट्विटर, इन्स्टाग्राम, शेअर चॅट, टेलिग्रामवर आणि व्हॉट्सॲप आम्हाला फॉलो करा. तसेच, सरकारनामा यूट्यूब चॅनेलला आजच सबस्क्राइब करा. Follow Us Copyright © 2025 Sakal Media Group – All Rights Reserved Powered by Quintype वेबसाईटवर ब्राउझिंगचा अनुभव सर्वोत्तम असावा, यासाठी आम्ही कुकीजचा वापर करतो. कुकीजमुळे तुम्हाला तुमच्या आवडत्या मजकुराची शिफारस करता येते. आमचे गोपनीयता आणि कुकीजसंदर्भातील धोरण तुम्हाला मान्य आहे.</w:t>
       </w:r>
     </w:p>
     <w:p>
@@ -6014,16 +6482,16 @@
       </w:pPr>
       <w:r>
         <w:rPr/>
-        <w:t>Article 155</w:t>
-      </w:r>
-    </w:p>
-    <w:p>
-      <w:pPr>
-        <w:pStyle w:val="Normal"/>
-      </w:pPr>
-      <w:r>
-        <w:rPr/>
-        <w:t>Title: Pune Police: पुण्याला मिळणार एक हजार नवीन पोलिस; चंद्रकांत पाटील यांची माहिती</w:t>
+        <w:t>Article 167</w:t>
+      </w:r>
+    </w:p>
+    <w:p>
+      <w:pPr>
+        <w:pStyle w:val="Normal"/>
+      </w:pPr>
+      <w:r>
+        <w:rPr/>
+        <w:t>Title: शिंदे गटाच्या जळगावच्या आमदाराला अटक:इंदूर - हैदराबाद महामार्गाच्या भूसंपादनाला करत होते विरोध; शेतकरी संतापले</w:t>
       </w:r>
     </w:p>
     <w:p>
@@ -6035,16 +6503,16 @@
         <w:t xml:space="preserve">URL: </w:t>
       </w:r>
       <w:r>
-        <w:t xml:space="preserve"> https://pudhari.news/maharashtra/pune/pune-to-get-1000-new-police-sb97</w:t>
-      </w:r>
-    </w:p>
-    <w:p>
-      <w:pPr>
-        <w:pStyle w:val="Normal"/>
-      </w:pPr>
-      <w:r>
-        <w:rPr/>
-        <w:t>Content: धायरी: ‘पोलिस भरतीत निवड झालेल्या वीस हजार उमेदवारांचे सध्या प्रशिक्षण सुरू असून, लवकरच त्यापैकी किमान एक हजार उमेदवारांचा पुणे पोलिस दलात समावेश केला जाईल,’ अशी माहिती उच्च व तंत्रशिक्षणमंत्री चंद्रकांत पाटील यांनी दिली. सिंहगड रस्ता परिसरातील सिंहगड रोड पोलिस ठाण्यातंर्गत विठ्ठलवाडी येथील आनंदनगर पोलिस चौकीच्या उद्घाटनप्रसंगी ते बोलत होते. नगर विकास राज्यमंत्री माधुरी मिसाळ यांच्या आमदार निधीतून या पोलिस चौकीची इमारत उभारण्यात आली आहे. (Latest Pune News) माधुरी मिसाळ म्हणाल्या की, राजाराम पूल परिसरात पुणे शहर पोलिसांची हद्द संपत होती. त्यामुळे या भागातील नागरिकांना ग्रामीण पोलिसांच्या हद्दीतील हवेली पोलिस ठाण्यामध्ये जावे लागत होते. त्यामुळे शहर पोलिसांची हद्द वाढवण्यात आली आहे. आता आंनदनगर येथे पोलिस चौकीचे लोकार्पण झाल्याने नागरिकांची गैरसोय दूर होणार आहे . आमदार भीमराव तापकीर, पोलिस आयुक्त अमितेश कुमार, माजी नगरसेवक प्रसन्न जगताप, श्रीकांत जगताप, माजी नगरसेविका मंजुषा नागपुरे, ज्योती गोसावी, अप्पर पोलिस आयुक्त राजेश बनसोडे, पोलिस उपायुक्त संभाजी कदम, सहाय्यक पोलिस आयुक्त अजय परमार, वरिष्ठ पोलिस निरीक्षक दिलिप दाइंगडे, बाबाशेठ मिसाळ आदी उपस्थित होते. 'Pudhari' is excited to announce the relaunch of its Android and iOS apps. Stay updated with the latest news at your fingertips. Android and iOS Download now and stay updated, anytime, anywhere. Pudhari Publications Private Limited</w:t>
+        <w:t xml:space="preserve"> https://divyamarathi.bhaskar.com/local/maharashtra/jalgaon/news/jalgaon-chandrakant-patil-arrest-land-acquisition-protest-indore-hyderabad-highway-135504175.html</w:t>
+      </w:r>
+    </w:p>
+    <w:p>
+      <w:pPr>
+        <w:pStyle w:val="Normal"/>
+      </w:pPr>
+      <w:r>
+        <w:rPr/>
+        <w:t>Content: उपमुख्यमंत्री एकनाथ शिंदे यांच्या नेतृत्वातील सत्ताधारी शिवसेनेचे मुक्ताईनगरचे आमदार चंद्रकांत पाटील यांना पोलिसांनी अटक केली आहे. त्यांच्यावर इंदूर - हैदराबाद राष्ट्रीय महामार्गाच्या भूसंपादनाला विरोध करण्याचा ठपका ठेवण्यात आला आहे. त्यांच्यावरील का सध्या जळगाव जिल्ह्यातील खामखेडा परिसरात इंदूर - हैदराबाद राष्ट्रीय महामार्गाच्या भूसंपादनाचे काम सुरू आहे. पण सरकार या प्रकरणी योग्य मोबदला देत नसल्यामुळे शेतकऱ्यांनी या भूसंपादनाला कडाडून विरोध केला आहे. यामुळे वातावरण तापले आहे. भूसंपादन अधिकाऱ्यांनी मंगळवारी पोलिसांच्या फौजफाट्यासह आपली कारवाई सुरू केली. यावेळी पोलिस व शेतकऱ्यांत जोरदार झटापट झाली. मुक्ताईनगरचे शिंदे गटाचे आमदार चंद्रकांत पाटीलही या आंदोलनात सहभागी झाले. यावेळी पोलिसांनी त्यांच्यासह आंदोलक शेतकऱ्यांना अटक केली. सध्या चंद्रकांत पाटील व शेतकऱ्यांना भुसावळ तालुका पोलिस ठाण्यात आणले जात आहे. विशेष म्हणजे इंदूर - हैदराबाद महामार्गाचे काम करणाऱ्या ठेकेदाराने काही दिवसांपूर्वी दादागिरी करत शेतकऱ्यांच्या केळीच्या बागांवर जेसीबी चालवला होता. यामुळे हातचे पीक वाया केले होते. ठेकेदाराच्या या दडपशाहीविरोधात शेतकऱ्यांनी जलसमाधी आंदोलनही केले होते. यामुळे या भागातील वातावरण चांगलेच तापले आहे. भूसंपादनावरून खडसे, महाजनांत झाला होता वाद दुसरीकडे, या महामार्गाच्या भूसंपादनावरून मंत्री गिरीश महाजन व एकनाथ खडसे यांच्यात नुकताच वाद झाला होता. मुक्ताईनगर तालुक्यातील या महामार्गासाठी करण्यात आलेल्या भूसंपादनावरून या दोघांनी एकमेकांवर गंभीर आरोप केले होते. महाजन या प्रकरणी खडसेंवर आरोप करताना म्हणाले होते, एकनाथ खडसे यांनी जाणीवपूर्वक रस्ता होणार असलेल्या जागेतील शेतजमीन वर्षभरापूर्वी खरेदी केली. या खरेदीचा हेतू मोबदला मिळवण्याचाच होता. माझ्याकडे यासंबंधीचे ठोस पुरावे आहेत. एका शिक्षकाच्या मुलाकडे एवढी संपत्ती आली कशी? असा थेट सवालही त्यांनी यासंबंधी उपस्थित केला होता. गिरीश महाजन यांच्या या टीकेला एकनाथ खडसे यांनी जशास तसे प्रत्युत्तर दिले होते. मी सधन कुटुंबातून आलो आहे. माझ्या नावावर 1959 पासून शेती आहे. माझा भूतकाळ पारदर्शक आहे. उलट महाजन यांच्याच कुटुंबाने धरण होणार असल्याची माहिती मिळताच शेतजमीन खरेदी केली आणि त्यातून 10 कोटी रुपये मोबदला घेतला. गिरीश महाजन यांच्याकडे एवढी संपत्ती कशी आली? हेच संशयास्पद आहे, असे ते म्हणाले होते. दरम्यान, मुक्ताईनगर तालुक्यातील शेतकऱ्यांच्या शेतजमिनी महामार्गासाठी संपादित करण्यात आल्यामुळे स्थानिकांमध्ये प्रचंड असंतोष पसरला आहे. एकनाथ खडसे स्वतः शेतकऱ्यांच्या आंदोलनात सहभागी झाले होते. पण महाजन यांनी त्यांच्या भूमिकेवरच प्रश्नचिन्ह उपस्थित केल्याने त्यांच्यातील वाद एका नव्या उंचीवर पोहोचला आहे. Copyright © 2024-25 DB Corp ltd., All Rights Reserved This website follows the DNPA Code of Ethics.</w:t>
       </w:r>
     </w:p>
     <w:p>
@@ -6053,16 +6521,16 @@
       </w:pPr>
       <w:r>
         <w:rPr/>
-        <w:t>Article 156</w:t>
-      </w:r>
-    </w:p>
-    <w:p>
-      <w:pPr>
-        <w:pStyle w:val="Normal"/>
-      </w:pPr>
-      <w:r>
-        <w:rPr/>
-        <w:t>Title: Chandrakant Patil : जन्मभूमीतच दादांचा करिष्मा ओसरला, भाजपचे पदाधिकारी शोधण्याची वेळ</w:t>
+        <w:t>Article 168</w:t>
+      </w:r>
+    </w:p>
+    <w:p>
+      <w:pPr>
+        <w:pStyle w:val="Normal"/>
+      </w:pPr>
+      <w:r>
+        <w:rPr/>
+        <w:t>Title: चंद्रकांतदादांनी वेटिंगवर ठेवलेल्या 'संजयकाकांचा' भाजप प्रवेश फिक्स : प्रदेशाध्यक्ष रवींद्र चव्हाणांचे संकेत</w:t>
       </w:r>
     </w:p>
     <w:p>
@@ -6074,16 +6542,16 @@
         <w:t xml:space="preserve">URL: </w:t>
       </w:r>
       <w:r>
-        <w:t xml:space="preserve"> https://sarkarnama.esakal.com/maharashtra/paschim-maharashtra/no-bjp-celebration-for-minister-chandrakant-patil-birthday-this-year-as11-rg93</w:t>
-      </w:r>
-    </w:p>
-    <w:p>
-      <w:pPr>
-        <w:pStyle w:val="Normal"/>
-      </w:pPr>
-      <w:r>
-        <w:rPr/>
-        <w:t>Content: Kolhapur News : उच्च शिक्षण मंत्री चंद्रकांत पाटील म्हणजे भाजपमधील एक ज्येष्ठ आणि आदराचे नाव. त्यांची कोल्हापूर जन्मभूमी असली तरी सध्या ते पुण्यातील कोथरूड विधानसभा मतदारसंघाचे आमदार आहेत. कोल्हापूर जिल्ह्यात भाजपला अच्छे दिन आणण्यासाठी विशेष प्रयत्न त्यांनीच केलेत. महानगरपालिकेच्या निवडणुकीत भाजपचे पहिल्यांदाच दुहेरी आकडा गाठत 14 नगरसेवक निवडून आणले. गरजू पदाधिकाऱ्यांसह नगरसेवकांना स्थानिक कार्यकर्त्यांना मंत्री चंद्रकांत पाटील यांनी सातत्याने आर्थिक मदतीसह हातभार लावला होता. पण सध्याची परिस्थिती पाहता मंत्री चंद्रकांत पाटील यांचा कोल्हापुरातील बहर ओसरल्याचे चित्र आहे. दोन दिवसांपूर्वी मंत्री पाटील यांचा वाढदिवस झाला. आज ते कोल्हापूर दौऱ्यावर येत आहेत. पण केवळ दादांच्या जवळच असणाऱ्या पदाधिकाऱ्यांनी त्यांच्या स्वागताचे फलक झळकवले आहेत. बहुतांश नगरसेवकांनी मात्र दादांच्या वाढदिवसाच्या स्वागताकडेच पाठ फिरवल्याचे चित्र आहे. मागील काही वर्षांपासून मंत्री चंद्रकांत पाटील यांचा वाढदिवस म्हणजे कोल्हापूर भाजप जिल्ह्यासाठी एक उत्सवच होता. मंत्री पाटील यांच्या वाढदिवसानिमित्त अनेक सामाजिक संस्थेत उपक्रमांचा आयोजन केले जात होते. अनेक तालीम संस्थांना आर्थिक हातभार देत त्या पुनर्जीवित करण्यासाठी मंत्री पाटील यांच्याकडून प्रयत्न होत असे. मात्र यंदा मंत्री पाटील यांच्या जन्मभूमीतच दादांच्या करिश्माचा बहर ओसरल्याचे चित्र आहे. दोन दिवसांपूर्वी दादांचा वाढदिवस झाला. मात्र यंदा कोणत्याच उपक्रमाचा आयोजन पदाधिकाऱ्यांनी केलेले दिसून आले नाही. शिवाय भाजपच्या नगरसेवकांकडून देखील प्रकारे हा उपक्रम टाळल्याचे चित्र आहे. वास्तविक मागील तीन ते चार वर्षापासून मंत्री पाटील आणि कोल्हापुरातील इतर पदाधिकाऱ्यांचा संपर्क कमी झाला आहे. दादा कधी कोल्हापुरात आले आणि गेले याची माहिती केवळ आजूबाजू असणाऱ्या केवळ दोघा तिघांनाच माहिती असते. शिवाय दादापर्यंत जाण्यासाठी काही मोजक्याच जवळच्या व्यक्तींना नेहमी संपर्क करावा लागतो. त्यांनी त्याला परवानगी दिली तरच मंत्री पाटील यांची भेट घडून येते. असा समज कोल्हापूरकरांचा झाला आहे. त्यामुळे अनेकांना दादांना भेटणे म्हणजे तारेवरची कसरत वाटू लागले आहे. कोथरूडचे आमदार झाल्यापासून कोल्हापूरची बहुतांश संपर्क होत नाही. शिवाय दादांनी ज्या लोकांना जवळ केले आहे. ते लोक दादांना इतरांपासून भेटण्यासाठी दूर ठेवतात असा समज लोकांचाच झाला आहे. शिवाय भाजपमधील अंतर्गत वाद देखील त्याला कारणीभूत आहे. जे पदाधिकारी मंत्री पाटील यांना भेटतील किंवा भाजपच्या जिल्ह्यातील वरिष्ठ नेत्यांना भेटतील, त्यांच्याबद्दल 'त्यांच्या जवळचा, ह्यांच्या जवळचा' असा गैरसमज निर्माण होत असल्याने शक्यतो अनेक पदाधिकारी मंत्री पाटील यांची भेट टाळण्याचे देखील दिसून येत आहे. सरकारनामाचे सदस्य व्हा शॉपिंगसाठी 'सकाळ प्राईम डील्स'च्या भन्नाट ऑफर्स पाहण्यासाठी क्लिक करा. Read Latest Marathi Political News, Breaking Political News from Maharashtra, India, Pune &amp; Mumbai at Sarkarnama. To Get Live Political Marathi News on Mobile, Download the Sarkarnama Mobile App for Android and IOS. सरकारनामा आता सर्व सोशल मीडिया प्लॅटफॉर्मवर. ताज्या राजकीय घडामोडींसाठी फेसबुक, ट्विटर, इन्स्टाग्राम, शेअर चॅट, टेलिग्रामवर आणि व्हॉट्सॲप आम्हाला फॉलो करा. तसेच, सरकारनामा यूट्यूब चॅनेलला आजच सबस्क्राइब करा. Follow Us Copyright © 2025 Sakal Media Group – All Rights Reserved Powered by Quintype वेबसाईटवर ब्राउझिंगचा अनुभव सर्वोत्तम असावा, यासाठी आम्ही कुकीजचा वापर करतो. कुकीजमुळे तुम्हाला तुमच्या आवडत्या मजकुराची शिफारस करता येते. आमचे गोपनीयता आणि कुकीजसंदर्भातील धोरण तुम्हाला मान्य आहे.</w:t>
+        <w:t xml:space="preserve"> https://sarkarnama.esakal.com/maharashtra/paschim-maharashtra/sanjay-patils-return-to-bjp-gets-support-from-ravindra-chavan-despite-chandrakant-patils-objection-as11</w:t>
+      </w:r>
+    </w:p>
+    <w:p>
+      <w:pPr>
+        <w:pStyle w:val="Normal"/>
+      </w:pPr>
+      <w:r>
+        <w:rPr/>
+        <w:t>Content: माजी खासदार संजय पाटील यांच्या भाजपमध्ये पुनःप्रवेशावर पक्षात मतभेद निर्माण झाले आहेत. चंद्रकांत पाटील यांनी त्यांच्या प्रवेशाला नकार दिला, तर रवींद्र चव्हाण यांनी सकारात्मक प्रतिक्रिया दिली. या घडामोडींमुळे महाराष्ट्र भाजपच्या अंतर्गत राजकारणावर लक्ष केंद्रीत झाले आहे. Sangli News : सध्या सांगलीत मोठे पक्ष प्रवेश होताना दिसत असून प्रदेशाध्यक्ष रवींद्र चव्हाण देखील सांगली जिल्ह्याच्या दौऱ्यावर आहेत. तसेच त्यांच्या डिनर डिप्लोमेसीची सध्या चर्चा होत आहे. पालकमंत्री चंद्रकांत पाटील आणि भाजप प्रवेश केलेल्या जयश्री पाटील यांचा विरोध असणाऱ्या काँग्रेसचे शहर जिल्हाध्यक्ष पृथ्वीराज पाटील यांच्या प्रवेशावर चव्हाण यांनी शिक्कामोर्तब केला आहे. बुधवारी हा पक्ष प्रवेश होणार आहे. दरम्यान चव्हाण यांनी दादांनी वेटिंगवर ठेवलेल्या 'संजयकाकांचा' भाजप प्रवेशही फिक्स केल्याची चर्चा सुरू आहे. (Sanjay Patil’s BJP re-entry supported by Ravindra Chavan while Chandrakant Patil objects in Maharashtra political tussle) यावेळी चव्हाण यांनी, पतंप्रधान नरेंद्र मोदी, मुख्यमंत्री देवेंद्र फडणवीस यांचे नेतृत्व मान्य असणारे आणि राष्ट्रहिताच्या विचाराने येणाऱ्या प्रत्येकाचे भाजपमध्ये स्वागत होईल. त्यांचा योग्य सन्मान राखला जाईल, अशी ग्वाही दिली आहे. तसेच यांनी सांगली दौऱ्यात पत्रकरांशी संवाद साधला, यावेळी चव्हाण म्हणाले, भाजपचे संघटन पर्व आता अंतीम टप्प्यात आले आहे. पक्षात येणाऱ्या नवीन नेते, कार्यकर्त्यांचा योग्य तो सन्मान राखला जात आहे. जुन्या कार्यकर्त्यांनाही विविध पदांवर संधी दिली जात आहे. काही ठिकाणी वाद आहेत. मात्र पक्षाच्या निर्णयानंतर कोणी वेगळा विचार करत नाहीत. काँग्रेसचे शहर जिल्हाध्यक्ष पृथ्वीराज पाटील यांच्या पक्ष प्रवेशाबाबत ते म्हणाले, पतंप्रधान नरेंद्र मोदी, मुख्यमंत्री देवेंद्र फडणवीस यांच्या नेतृत्वाखाली काम करण्याची तयारी असलेल्या व आमचे राष्ट्रीयत्व मान्य असेल त्या सर्वांचे आम्ही स्वागत करतो. राज्यात फडणवीस यांच्या नेतृत्वात मजबूत सरकार काम करत आहे. त्यामुळे सरकारच्या माध्यमातून जनतेची कामे करण्याच्या उद्देशाने विविध पक्षातील नेते, कार्यकर्त्यांना महायुतीत येण्याची इच्छा असणे स्वाभविक आहे. खासदार विशाल पाटील यांना पालकमंत्री चंद्रकांत पाटील हे भाजपमध्ये येण्याचे आवाहन करत आहेत यावर बोलताना ते म्हणाले, चंद्रकांत पाटील हे चांगले काम करणाऱ्याला पक्षात येण्यासाठी ते प्रयत्न करतात. सांगलीला मंत्रीपदाबाबत बोलताना चव्हाण म्हणाले, भाजप बॅकलॉग भरायचा म्हणून कोणाला मंत्री करत नाहीत. मुख्यमंत्री देवेंद्र फडणवीस व उपमुख्यमंत्री एकनाथ शिंदे आणि अजित पवार यांनी मंत्र्यांची निवड केली आहे. सर्व मंत्री चांगले काम करत आहेत. सांगलीचे पालकमंत्री चंद्रकांत पाटील हे वरीष्ठ मंत्री आणि नेते आहेत त्यांनी सांगलीसाठी भरपूर काम केले आहे. त्यामुळे एक सक्षम मंत्री या जिल्ह्यात आहे. भाजपचे माजी खासदार संजय पाटील यांच्या पुन्हा भाजपमध्ये प्रवेशाबाबत विचारले असता रविंद्र चव्हाण म्हणाले, संजयकाका मध्यंतरीत वेगळ्या पक्षात गेले. आता ते पुन्हा भाजपमध्ये येऊ इच्छितात, त्यांच्या प्रवेशाबाबत पक्ष सकारात्मक आहे. दरम्यान संजयकाका हे अजित पवारांच्या राष्ट्रवादीत आहेत. तिथेच त्यांचे पुनर्वसन केलं पाहिजे. ते आमचे जुने नेते व मित्र असल्यामुळे त्यांचा राष्ट्रवादी अजित पवार पक्षातच पुनर्वसन करण्यासाठी आम्ही अजित पवारांना विनंती करू, अशी भूमिका चंद्रकांत पाटील यांनी घेतली होती. त्यांच्या या भूमिकेमुळेच संजयकाका पाटील यांच्या भाजप प्रवेशाच्या चर्चांनांच पूर्णविराम लागल्याचे बोलले जात होते. एकीकडे गेल्या दिवसांपासून प्रवेशासाठी प्रयत्न करणाऱ्या संजयकाकांना भाजपची दारे बंद असल्याचे न बोलताच सर्वकाही चंद्रकांत पाटील बोलून गेले. तर दुसरीकडे त्यांनी विद्यमान अपक्ष खासदार विशाल पाटील यांना भाजपसोबत येण्याची ऑफर आपण देतच राहू असेही म्हणाले होते. त्यामुळे संजयकाका काहीसे नाराज झाले होते. मात्र आता संजयकाका यांच्या भाजप प्रवेशाबाबत प्रदेशाध्यक्ष चव्हाण यांनी पक्ष सकारात्मक असल्याचा दावा केल्याने माजी खासदार संजय पाटील पुन्हा एकदा भाजपवासी होण्याची शक्यता निर्माण झाली आहे. प्र.१: संजय पाटील कोणत्या पक्षातून पुन्हा भाजपमध्ये प्रवेश करत आहेत?उ: ते दुसऱ्या पक्षातून परत भाजपमध्ये प्रवेश करण्याच्या तयारीत आहेत. प्र.२: त्यांच्या प्रवेशावर पक्षात मतभेद का झाले?उ: चंद्रकांत पाटील यांनी विरोध दर्शवला तर रवींद्र चव्हाण यांनी समर्थन दिले. प्र.३: या प्रकरणाचा महाराष्ट्र भाजपवर काय परिणाम होऊ शकतो?उ: पक्षातील गटबाजी आणि शक्ती समीकरणांवर परिणाम होण्याची शक्यता आहे. सरकारनामाचे सदस्य व्हा शॉपिंगसाठी 'सकाळ प्राईम डील्स'च्या भन्नाट ऑफर्स पाहण्यासाठी क्लिक करा. Read Latest Marathi Political News, Breaking Political News from Maharashtra, India, Pune &amp; Mumbai at Sarkarnama. To Get Live Political Marathi News on Mobile, Download the Sarkarnama Mobile App for Android and IOS. सरकारनामा आता सर्व सोशल मीडिया प्लॅटफॉर्मवर. ताज्या राजकीय घडामोडींसाठी फेसबुक, ट्विटर, इन्स्टाग्राम, शेअर चॅट, टेलिग्रामवर आणि व्हॉट्सॲप आम्हाला फॉलो करा. तसेच, सरकारनामा यूट्यूब चॅनेलला आजच सबस्क्राइब करा. Follow Us Copyright © 2025 Sakal Media Group – All Rights Reserved Powered by Quintype वेबसाईटवर ब्राउझिंगचा अनुभव सर्वोत्तम असावा, यासाठी आम्ही कुकीजचा वापर करतो. कुकीजमुळे तुम्हाला तुमच्या आवडत्या मजकुराची शिफारस करता येते. आमचे गोपनीयता आणि कुकीजसंदर्भातील धोरण तुम्हाला मान्य आहे.</w:t>
       </w:r>
     </w:p>
     <w:p>
@@ -6092,16 +6560,16 @@
       </w:pPr>
       <w:r>
         <w:rPr/>
-        <w:t>Article 157</w:t>
-      </w:r>
-    </w:p>
-    <w:p>
-      <w:pPr>
-        <w:pStyle w:val="Normal"/>
-      </w:pPr>
-      <w:r>
-        <w:rPr/>
-        <w:t>Title: Modi Solapur Tour : मोदींना सोलापुरात आणण्याची जबाबदारी जयकुमार गोरेंनी सोपवली चंद्रकांत पाटलांवर....</w:t>
+        <w:t>Article 169</w:t>
+      </w:r>
+    </w:p>
+    <w:p>
+      <w:pPr>
+        <w:pStyle w:val="Normal"/>
+      </w:pPr>
+      <w:r>
+        <w:rPr/>
+        <w:t>Title: Vishal Patil : जयश्रीताईंच्या निर्णयावर विशाल पाटलांची तिखट टीका; चंद्रकांत पाटलांचेही मानले आभार</w:t>
       </w:r>
     </w:p>
     <w:p>
@@ -6113,16 +6581,16 @@
         <w:t xml:space="preserve">URL: </w:t>
       </w:r>
       <w:r>
-        <w:t xml:space="preserve"> https://sarkarnama.esakal.com/maharashtra/paschim-maharashtra/jaykumar-gore-entrusted-responsibility-of-bringing-narendra-modi-in-solapur-to-chandrakant-patil-vd83</w:t>
-      </w:r>
-    </w:p>
-    <w:p>
-      <w:pPr>
-        <w:pStyle w:val="Normal"/>
-      </w:pPr>
-      <w:r>
-        <w:rPr/>
-        <w:t>Content: Solapur, 31 May : पुण्यश्लोक अहिल्यादेवी होळकर सोलापूर विद्यापीठात अहिल्यादेवी होळकर यांचे स्मारक उभारण्यात येत आहे. त्या स्मारकाचे लोकार्पण देशाचे पंतप्रधान नरेंद्र मोदी यांच्या हस्ते करण्याचा विद्यापीठाचा संकल्प आहे. चंद्रकांतदादा पाटील हे मोदींच्या अत्यंत जवळचे आहेत. त्यामुळे अहिल्यादेवींच्या स्मारकारच्या उद्‌घाटन कार्यक्रमाला मोदींना आणण्याची जबाबदारी आपण चंद्रकांदादांवर सोपवूया, असे सांगून पालकमंत्री जयकुमार गोरे यांनी स्मारकाच्या उद्‌घाटनासाठी मोदींना आणण्याची जबाबदारी गोरे यांनी चंद्रकांत पाटील यांच्यावर सोपवली आहे. अहिल्यादेवी होळकर यांची 300 वी जयंती सोलापूर विद्यापीठात साजरी करण्यात आली. जयंतीनिमित्त विद्यापीठात विविध कार्यक्रमांचे आयोजन करण्यात आले होते. त्या कार्यक्रमात बोलताना जयकुमार गोरे (Jaykumar Gore) यांनी चंद्रकांत पाटील (Chandrakant Patil) यांना मोदींना सोलापुरात आणण्याची जबाबदारी देऊन टाकली आहे. जयकुमार गोरे हा अहिल्यादेवी होळकरांच्या विचाराचा पाईक आहे, असेही पालकमंत्र्यांनी स्पष्ट केले. पालकमंत्री जयकुमार गोरे म्हणाले, ज्या सोलापूर विद्यापीठाचे नावं राजमाता अहिल्यादेवी होळकर यांच्या नावाने झालं आहे, त्या विद्यापीठात आज जयंतीचा उत्सव होत आहे. अहिल्यादेवी होळकर यांचे भव्य स्मारक विद्यापीठात उभं राहत आहे. अहिल्यादेवींची 300 वी जयंती संपूर्ण वर्षे साजरी करण्याचा निर्णय प्रधानमंत्री नरेंद्र मोदी (Narendra Modi) यांनी घेतला आहे, त्यामुळेच आज देशभरात अहिल्यादेवी यांच्या विचारांचे वातावरण दिसतंय. सुमारे 300 वर्षांपूर्वी समाजकारण, न्यायकारण जरं आपण केलं असतं, तर आपण खूप पुढे असतो. अहिल्यादेवींनी त्यावेळी शिक्षणाचे, पाण्याचे महत्व सांगितलं होतं. आपण आज ते धोरण अंमलात आणतोय. म्हणजे अहिल्यादेवींना किती मोठी दूरदृष्टी होते, हे दिसून येते, असेही गोरे यांनी नमूद केले. मोगलांचे आक्रमण झालं, तेव्हा हिंदू धर्म संपविण्यासाठी प्रयत्न केलं गेले. मंदिरं उद्‌ध्वस्त करण्यात आली, तेव्हा अहिल्यादेवी होळकर यांनी अनेक मंदिरांचा जीर्णोद्धार केला. त्यात काशीविश्वेश्वर मंदिराचा समावेश होता. त्याकाळी अहिल्यादेवी होळकर यांनी जीर्णोद्धार केला, त्यानंतर आता नरेंद्र मोदींनीच काशीविश्वेश्वर मंदिराचा जीर्णोद्धार केला आहे, असेही गोरे यांनी स्पष्ट केले. कृषिमंत्री कोकाटेंना दिला सल्ला माणिकराव कोकाटे यांनी कृषिमंत्री म्हणजे ओसाड गावची पाटीलकी असे विधान केले होते. त्यावर बोलताना गोरे म्हणाले, कृषिमंत्री कोकाटे यांनी काय म्हटलंय, हे मला माहिती नाही. मात्र, हा देश कृषिप्रधान आहे, त्यामुळे या देशातील शेतकरी हा आमच्या दृष्टीने सर्वात महत्वाचा घटक आहे. शेतीप्रधान देशामध्ये शेतकरी आणि अनुषंगाने असलेले पूरक उद्योग हे या देशासाठी आणि जीवनासाठी गरजेचा विषय आहे, त्यासाठी बळीराजा हा भक्कम असला पाहिजे आणि राज्याचं कृषीखातंही भक्कम असलं पाहिजे, त्या दृष्टीने कृषी मंत्र्यांनी ही भूमिका घेतली पाहिजे, असा सल्लाही गोरे यांनी कोकाटे यांना दिला. सरकारनामाचे सदस्य व्हा शॉपिंगसाठी 'सकाळ प्राईम डील्स'च्या भन्नाट ऑफर्स पाहण्यासाठी क्लिक करा. Read Latest Marathi Political News, Breaking Political News from Maharashtra, India, Pune &amp; Mumbai at Sarkarnama. To Get Live Political Marathi News on Mobile, Download the Sarkarnama Mobile App for Android and IOS. सरकारनामा आता सर्व सोशल मीडिया प्लॅटफॉर्मवर. ताज्या राजकीय घडामोडींसाठी फेसबुक, ट्विटर, इन्स्टाग्राम, शेअर चॅट, टेलिग्रामवर आणि व्हॉट्सॲप आम्हाला फॉलो करा. तसेच, सरकारनामा यूट्यूब चॅनेलला आजच सबस्क्राइब करा. Follow Us Copyright © 2025 Sakal Media Group – All Rights Reserved Powered by Quintype वेबसाईटवर ब्राउझिंगचा अनुभव सर्वोत्तम असावा, यासाठी आम्ही कुकीजचा वापर करतो. कुकीजमुळे तुम्हाला तुमच्या आवडत्या मजकुराची शिफारस करता येते. आमचे गोपनीयता आणि कुकीजसंदर्भातील धोरण तुम्हाला मान्य आहे.</w:t>
+        <w:t xml:space="preserve"> https://sarkarnama.esakal.com/maharashtra/paschim-maharashtra/vishal-patil-slams-bjp-over-jayshree-patil-bjp-entry-and-says-thanks-to-chandrakant-patil-about-offer-as11</w:t>
+      </w:r>
+    </w:p>
+    <w:p>
+      <w:pPr>
+        <w:pStyle w:val="Normal"/>
+      </w:pPr>
+      <w:r>
+        <w:rPr/>
+        <w:t>Content: Sangli News : नुकताच जिल्हा बँकेच्या उपाध्यक्षा, मदन पाटील गट आणि काँग्रेसच्या बंडखोर नेत्या जयश्री पाटील यांचा आज भाजप प्रवेश झाला. यावेळी सांगलीतील 10 ते 15 गावातील प्रमुख कार्यकर्तेही तेथे गेले उपस्थित होते. पण या प्रवेशाच्या आधी सांगलीचे अपक्ष खासदार विशाल पाटील यांनी या प्रवेशावर तिखट टीका केली आहे. यामुळे त्यांना हा पक्ष प्रवेश खटकला असल्याचे दिसत असून त्यांनी एक जुनी आठवण सांगितली आहे. तर जयश्रीताईंचे भाजपबरोबर जाणे म्हणजे अनैसर्गिक युती असल्याचा दावा केला आहे. (Independent MP Vishal Patil criticizes Jayshree Patil’s BJP entry) विशाल पाटील यांनी, जयश्री पाटील (Jayshree Patil) यांनी भाजपसोबत जाणे अनैसर्गिक युती आहे. त्यांनी हा निर्णय दबावाखाली घेतला असेल. त्यांचा निर्णय जनता स्वीकारणार नाही. शेवटपर्यंतहा निर्णय नेला, तर जशी पूर्वी 1999 साली अनैसर्गिक युती झाली. त्यावेळी निवडणुकीत फटका बसला होता. त्यामुळे तसा फटका न बसावा अशी त्यांची इच्छा असेल तर त्यांनी आपला निर्णय बदलावा, असे आपल्याला वाटतं असल्याचेही त्यांनी (MP Vishal Patil) म्हटलं आहे. दरम्यान जयश्री पाटलांच्या भाजप प्रवेशामुळे त्यांच्या गटाच्या महत्वाच्या नेत्यांमध्ये सध्या तळ्यात- मळ्यात सुरू असल्याचे दिसत आहे. काँग्रेसबरोबर असणाऱ्या पाच-सात मदन पाटील समर्थकांशी विशाल पाटील यांनी संपर्क करत ‘तुम्ही सोबत राहा,’ आमदार विश्वजित कदम यांना घेवून जयश्रीताईंची समजूत काढू,’ असे सांगितले आहे. तसेच त्यांनी जयश्री पाटील यांच्या प्रवेशावर प्रतिक्रिया देताना, ‘जयश्रीताईंचा हा निर्णय ‘अंडरस्टँडिंग’ने झालेला नाही,’ असेही म्हटलं आहे. यामुळे नाराज मदनभाऊ समर्थकांवर विशाल पाटील बारकाईने लक्ष ठेवून असल्याचेच आता दिसत आहेत. वसंतदादा घराण्याशी एकनिष्ठ कार्यकर्ते एकत्रित करण्याकडे त्याचा कल असून जयश्रीताईंच्या प्रवेशानंतर या हालचालींना सुरूवात झाली आहे. पालिका राजकारणात विशाल पाटील आता ‘ड्रायव्हिंग सीट’वर आले आहेत. शहर-जिल्हाध्यक्ष पृथ्वीराज पाटील यांची भूमिका तळ्यात-मळ्यात आहे. त्यांच्या भाजपप्रवेशाची जोरदार चर्चा मध्यतरी रंगल्या होत्या. पण ही संधी जयश्री पाटलांनी साधली. आणि त्यांनी पृथ्वीराज पाटलांची सीटच रिझर्व्ह केली आहे. यामुळे पृथ्वीराज पाटील सध्या गोंधळलेल्या स्थितीत दिसत आहेत. त्यांचे विशाल यांच्याशी किती सूर जुळतील अशीही साशंकता असून आमदार विश्वजित कदम यांनी जयश्रीताईंवर थेट टीका टाळली आहे. यामुळे आता विशाल-विश्वजीत काँग्रेससाठी एक होणार का हे देखील पाहावं लागणार आहे. दरम्यान भाजप नेते तथा पालकमंत्री चंद्रकांत पाटील यांनी विशाल पाटील यांची केलेली स्तुती आणि दिलेल्या ऑफरवर विशाल पाटील यांनी प्रतिक्रिया दिली आहे. त्यांनी, चंद्रकांत पाटलांनी दिलेल्या ऑफरबद्दल आभार मानले आहेत. (Vishal Patil sarcastically thanks Guardian Minister Chandrakant Patil) तसेच कदाचित त्यांना आपल्या कामाची पद्धत आवडली असेल. हीच कामाची पोहोचपावती आहे, असे आपण समजतो. पण तूर्त तरी भाजपबरोबर जाण्याचा कोणताही निर्णय माझ्याकडून होणार नसल्याचेही विशाल पाटील यांनी म्हटलं आहे. सरकारनामाचे सदस्य व्हा शॉपिंगसाठी 'सकाळ प्राईम डील्स'च्या भन्नाट ऑफर्स पाहण्यासाठी क्लिक करा. Read Latest Marathi Political News, Breaking Political News from Maharashtra, India, Pune &amp; Mumbai at Sarkarnama. To Get Live Political Marathi News on Mobile, Download the Sarkarnama Mobile App for Android and IOS. सरकारनामा आता सर्व सोशल मीडिया प्लॅटफॉर्मवर. ताज्या राजकीय घडामोडींसाठी फेसबुक, ट्विटर, इन्स्टाग्राम, शेअर चॅट, टेलिग्रामवर आणि व्हॉट्सॲप आम्हाला फॉलो करा. तसेच, सरकारनामा यूट्यूब चॅनेलला आजच सबस्क्राइब करा. Follow Us Copyright © 2025 Sakal Media Group – All Rights Reserved Powered by Quintype वेबसाईटवर ब्राउझिंगचा अनुभव सर्वोत्तम असावा, यासाठी आम्ही कुकीजचा वापर करतो. कुकीजमुळे तुम्हाला तुमच्या आवडत्या मजकुराची शिफारस करता येते. आमचे गोपनीयता आणि कुकीजसंदर्भातील धोरण तुम्हाला मान्य आहे.</w:t>
       </w:r>
     </w:p>
     <w:p>
@@ -6131,7 +6599,7 @@
       </w:pPr>
       <w:r>
         <w:rPr/>
-        <w:t>Article 158</w:t>
+        <w:t>Article 170</w:t>
       </w:r>
     </w:p>
     <w:p>
@@ -6170,16 +6638,16 @@
       </w:pPr>
       <w:r>
         <w:rPr/>
-        <w:t>Article 159</w:t>
-      </w:r>
-    </w:p>
-    <w:p>
-      <w:pPr>
-        <w:pStyle w:val="Normal"/>
-      </w:pPr>
-      <w:r>
-        <w:rPr/>
-        <w:t>Title: Chandrakant Patil Politics: सत्ताधारी आमदारालाच अटक, मुक्ताईनगर कडकडीत बंद, काय आहे कारण?</w:t>
+        <w:t>Article 171</w:t>
+      </w:r>
+    </w:p>
+    <w:p>
+      <w:pPr>
+        <w:pStyle w:val="Normal"/>
+      </w:pPr>
+      <w:r>
+        <w:rPr/>
+        <w:t>Title: Chandrakant Patil : झेडपी अध्यक्ष अन् महापालिकेत महापौर भाजपचाच; स्थानिकच्या निवडणुकांसाठी चंद्रकांत पाटलांनी सांगितली व्यूहरचना</w:t>
       </w:r>
     </w:p>
     <w:p>
@@ -6191,16 +6659,16 @@
         <w:t xml:space="preserve">URL: </w:t>
       </w:r>
       <w:r>
-        <w:t xml:space="preserve"> https://sarkarnama.esakal.com/maharashtra/uttar-maharashtra/chandrakant-patil-farmers-angry-over-compensation-for-acquired-lands-for-highway-sd67</w:t>
-      </w:r>
-    </w:p>
-    <w:p>
-      <w:pPr>
-        <w:pStyle w:val="Normal"/>
-      </w:pPr>
-      <w:r>
-        <w:rPr/>
-        <w:t>Content: Chandrakant Patil News: राज्याच्या विविध भागात महामार्गांच्या कामावरून शेतकऱ्यांमध्ये असंतोष आहे. हैदराबाद- इंदूर रस्त्याचे भूसंपादन देखील वादात सापडले आहे. या प्रश्नावरून मुक्ताईनगरचे शेतकरी संतापल्याने तणावाची स्थिती निर्माण झाली. डबल इंजीन सरकारच्या सत्ताधारी आमदारांनाच आंदोलनात उतरावे लागले. केंद्रात आणि राज्यात भारतीय जनता पक्षाचे डबल इंजिन सरकार आहे. जळगाव जिल्ह्यातील बहुतांशी संस्थांवर देखील भाजपचीच सत्ता आहे. मात्र शेतकऱ्यांच्या प्रश्नांसाठी सत्ताधाऱ्यांनाच आंदोलनात उतरण्याची वेळ आली आहे. मुक्ताईनगर शहरात सध्या आंदोलनामुळे वातावरण चांगलेच तापले आहेत. मुक्ताईनगर (जळगाव) येथे हैदराबाद- इंदूर महामार्गाच्या भूसंपादनाचा तिढा अधिक किचकट झाला आहे. या महामार्गासाठी संपादित केलेल्या जमिनींना अतिशय कमी भाव मिळाल्याची भावना शेतकऱ्यांमध्ये आहे. त्या विरोधात सातत्याने आवाज उठवूनही न्याय न मिळाल्याने यापूर्वी नागरिकांनी आंदोलन केले होते. दोन महिन्यांपूर्वी झालेल्या आंदोलनात शेतकऱ्यांनी महामार्गाचे काम बंद पाडले. कंत्राटदाराकडून या संदर्भात लिखित हमी घेण्यात आली होती. मात्र अचानक कंत्राट दाराने पोलीस बंदोबस्तात पुन्हा काम सुरू केल्याने शेतकरी संतप्त झाले आहेत. उत्पादित केलेल्या जमिनींना ज्यादा भाव मिळावा यासाठी संतापलेल्या शेतकऱ्यांनी पुन्हा एकदा महामार्गाचे काम बंद पाडले. यावेळी झालेल्या रस्ता रोको आंदोलनात सबंध गावकरी उतरल्याने आमदार चंद्रकांत पाटील यांनीही शेतकऱ्यांची बाजू घेत आंदोलन केले. या आंदोलनानंतर पोलिसांनी कठोर भूमिका घेत आमदार चंद्रकांत पाटील यांसह आंदोलकांना अटक केली. अटकेनंतर वातावरण आणखी चिघळले असून मुक्ताईनगर शहर कडकडीत बंद करण्यात आले. काल दिवसभर बंद आणि आंदोलनामुळे परिसरात तणावाची स्थिती होती. संपादित केलेल्या जमिनींना मोबदला देताना राज्य शासनाने दुजाभाव केल्याची तक्रार शेतकऱ्यांनी केली आहे. अन्य प्रकल्प आणि महामार्ग यांच्यासाठी संपादित केलेल्या जमिनींना ज्यादा भाव देण्यात आला आहे. मुक्ताईनगरच्या शेतकऱ्यांवर मात्र अन्याय झाल्याने जादा भाव वेळेपर्यंत महामार्गाचे काम सुरू होऊ देणार नाही, असा ठाम इशारा ग्रामस्थांनी दिला आहे. यांचीही राजकीय कोंडी होण्याची शक्यता आहे. आमदार पाटील यांनी यासंदर्भात सार्वजनिक बांधकाम मंत्र्यांची चर्चा केली. जमिनींना मोबदला देण्याबाबत फेरविचार करावा अशी मागणी आमदार पाटील यांनी केली आहे. त्यामुळे शेतकऱ्यांच्या मागण्यांसाठी सत्ताधारी आमदारांनाच आंदोलन करण्याची वेळ आली आहे. या आंदोलनामुळे पालकमंत्री गुलाबराव पाटील यांचीही अडचण होण्याची चिन्हे आहेत. -------- सरकारनामाचे सदस्य व्हा शॉपिंगसाठी 'सकाळ प्राईम डील्स'च्या भन्नाट ऑफर्स पाहण्यासाठी क्लिक करा. Read Latest Marathi Political News, Breaking Political News from Maharashtra, India, Pune &amp; Mumbai at Sarkarnama. To Get Live Political Marathi News on Mobile, Download the Sarkarnama Mobile App for Android and IOS. सरकारनामा आता सर्व सोशल मीडिया प्लॅटफॉर्मवर. ताज्या राजकीय घडामोडींसाठी फेसबुक, ट्विटर, इन्स्टाग्राम, शेअर चॅट, टेलिग्रामवर आणि व्हॉट्सॲप आम्हाला फॉलो करा. तसेच, सरकारनामा यूट्यूब चॅनेलला आजच सबस्क्राइब करा. Follow Us Copyright © 2025 Sakal Media Group – All Rights Reserved Powered by Quintype वेबसाईटवर ब्राउझिंगचा अनुभव सर्वोत्तम असावा, यासाठी आम्ही कुकीजचा वापर करतो. कुकीजमुळे तुम्हाला तुमच्या आवडत्या मजकुराची शिफारस करता येते. आमचे गोपनीयता आणि कुकीजसंदर्भातील धोरण तुम्हाला मान्य आहे.</w:t>
+        <w:t xml:space="preserve"> https://sarkarnama.esakal.com/maharashtra/paschim-maharashtra/maharashtra-local-elections-bjp-mahayuti-strategy-chandrakant-patil-jap93-rg93</w:t>
+      </w:r>
+    </w:p>
+    <w:p>
+      <w:pPr>
+        <w:pStyle w:val="Normal"/>
+      </w:pPr>
+      <w:r>
+        <w:rPr/>
+        <w:t>Content: Kolhapur News, 07 Aug : राज्याचे उच्च व तंत्र शिक्षण मंत्री चंद्रकांत पाटील यांनी आगामी जिल्हा परिषद, पंचायत समिती, नगरपालिका व महापालिका निवडणुकीसाठी भारतीय जनता पार्टी पूर्वतयारी करत असून सर्वच निवडणुकांमध्ये भाजपचे सक्षम आणि ताकदीचे कार्यकर्ते आहेत. पण राज्यात आणि केंद्रात महायुती म्हणून आपण काम करत असल्यामुळे महायुतीच्या माध्यमातूनच या निवडणुका लढवल्या जातील, असं स्पष्ट केलं आहे. मात्र, जिल्हा परिषद अध्यक्ष आणि महापौर भाजपचे केले जातील असा विश्वास पाटील यांनी व्यक्त केला आहे. भाजपच्या कोल्हापूर जिल्हा कार्यालयात भाजपच्या संघटनात्मक तीन जिल्ह्यांच्या वेगवेगळ्या बैठका मंत्री पाटील यांच्या प्रमुख उपस्थितीत पार पडल्या. यावेळी ते बोलत होते. जिल्ह्यातील येणाऱ्या एकूण 68 जिल्हा परिषद गट व महानगरपालिका, नगरपालिका, नगरपंचायत मधील राजकीय स्थिती काय आहे याचा अंदाज त्यांनी यावेळी घेतला. भाजपची कार्यप्रणाली महाराष्ट्राचे मुख्यमंत्री देवेंद्र फडणवीस यांच्या आश्वासक नेतृत्वावर विश्वास ठेवून या राज्यासाठी देण्यात आलेल्या अनेक महत्त्वाच्या योजना गोरगरिबांच्या कल्याणार्थ सरकार करत असलेले काम याचा सांगोपांग विचार करून हे सगळे काम जनतेपर्यंत भाजपच्या कार्यकर्त्यांनी घेऊन जावं. तसंच आगामी निवडणुकांसाठी समाजाच्या संपर्कात राहावे अशा सूचना चंद्रकांत पाटील कार्यकर्त्यांना दिल्या.मजबुत संघटनात्मक बांधणीच्या आधारेच भाजप नेहमीच जनतेपर्यंत पोहोचत असते अशा विकासाच्या अनेक माध्यमातून पक्षाच्या कार्यकर्त्यांनी घरोघरी संपर्क करावा असं आवाहनही त्यांनी यावेळी केलं. दरम्यान राज्यभरात घडलेल्या विविध घटना संदर्भात आणि कोल्हापुरातील महादेवी उर्फ माधुरी हत्तीबाबत प्रतिक्रिया जाणून घेण्यासाठी भाजप कार्यालयात मंत्री चंद्रकांत आल्याचे समजताच माध्यमांचा गराडा पडला. मात्र बैठक सुरू होण्यापूर्वी मंत्री पाटील यांची प्रतिक्रिया घ्यावी अशी विनंती त्यांच्याकडे करण्यात आली. मात्र पाटील यांनी लांबूनच हात जोडत माझं बरं चाललंय, अशी प्रतिक्रिया देत वेळ मारून नेली. सरकारनामाचे सदस्य व्हा शॉपिंगसाठी 'सकाळ प्राईम डील्स'च्या भन्नाट ऑफर्स पाहण्यासाठी क्लिक करा. Read Latest Marathi Political News, Breaking Political News from Maharashtra, India, Pune &amp; Mumbai at Sarkarnama. To Get Live Political Marathi News on Mobile, Download the Sarkarnama Mobile App for Android and IOS. सरकारनामा आता सर्व सोशल मीडिया प्लॅटफॉर्मवर. ताज्या राजकीय घडामोडींसाठी फेसबुक, ट्विटर, इन्स्टाग्राम, शेअर चॅट, टेलिग्रामवर आणि व्हॉट्सॲप आम्हाला फॉलो करा. तसेच, सरकारनामा यूट्यूब चॅनेलला आजच सबस्क्राइब करा. Follow Us Copyright © 2025 Sakal Media Group – All Rights Reserved Powered by Quintype वेबसाईटवर ब्राउझिंगचा अनुभव सर्वोत्तम असावा, यासाठी आम्ही कुकीजचा वापर करतो. कुकीजमुळे तुम्हाला तुमच्या आवडत्या मजकुराची शिफारस करता येते. आमचे गोपनीयता आणि कुकीजसंदर्भातील धोरण तुम्हाला मान्य आहे.</w:t>
       </w:r>
     </w:p>
     <w:p>
@@ -6209,16 +6677,16 @@
       </w:pPr>
       <w:r>
         <w:rPr/>
-        <w:t>Article 160</w:t>
-      </w:r>
-    </w:p>
-    <w:p>
-      <w:pPr>
-        <w:pStyle w:val="Normal"/>
-      </w:pPr>
-      <w:r>
-        <w:rPr/>
-        <w:t>Title: चंद्रकांतदादांनी वेटिंगवर ठेवलेल्या 'संजयकाकांचा' भाजप प्रवेश फिक्स : प्रदेशाध्यक्ष रवींद्र चव्हाणांचे संकेत</w:t>
+        <w:t>Article 172</w:t>
+      </w:r>
+    </w:p>
+    <w:p>
+      <w:pPr>
+        <w:pStyle w:val="Normal"/>
+      </w:pPr>
+      <w:r>
+        <w:rPr/>
+        <w:t>Title: पॉलिटेक्निकच्या प्रवेशाची तारीख जाहीर, ऑनलाईन प्रक्रियेसाठी संकेतस्थळाला द्या भेट; मंत्रीमहोदयांचं आवाहन</w:t>
       </w:r>
     </w:p>
     <w:p>
@@ -6230,16 +6698,16 @@
         <w:t xml:space="preserve">URL: </w:t>
       </w:r>
       <w:r>
-        <w:t xml:space="preserve"> https://sarkarnama.esakal.com/maharashtra/paschim-maharashtra/sanjay-patils-return-to-bjp-gets-support-from-ravindra-chavan-despite-chandrakant-patils-objection-as11</w:t>
-      </w:r>
-    </w:p>
-    <w:p>
-      <w:pPr>
-        <w:pStyle w:val="Normal"/>
-      </w:pPr>
-      <w:r>
-        <w:rPr/>
-        <w:t>Content: माजी खासदार संजय पाटील यांच्या भाजपमध्ये पुनःप्रवेशावर पक्षात मतभेद निर्माण झाले आहेत. चंद्रकांत पाटील यांनी त्यांच्या प्रवेशाला नकार दिला, तर रवींद्र चव्हाण यांनी सकारात्मक प्रतिक्रिया दिली. या घडामोडींमुळे महाराष्ट्र भाजपच्या अंतर्गत राजकारणावर लक्ष केंद्रीत झाले आहे. Sangli News : सध्या सांगलीत मोठे पक्ष प्रवेश होताना दिसत असून प्रदेशाध्यक्ष रवींद्र चव्हाण देखील सांगली जिल्ह्याच्या दौऱ्यावर आहेत. तसेच त्यांच्या डिनर डिप्लोमेसीची सध्या चर्चा होत आहे. पालकमंत्री चंद्रकांत पाटील आणि भाजप प्रवेश केलेल्या जयश्री पाटील यांचा विरोध असणाऱ्या काँग्रेसचे शहर जिल्हाध्यक्ष पृथ्वीराज पाटील यांच्या प्रवेशावर चव्हाण यांनी शिक्कामोर्तब केला आहे. बुधवारी हा पक्ष प्रवेश होणार आहे. दरम्यान चव्हाण यांनी दादांनी वेटिंगवर ठेवलेल्या 'संजयकाकांचा' भाजप प्रवेशही फिक्स केल्याची चर्चा सुरू आहे. (Sanjay Patil’s BJP re-entry supported by Ravindra Chavan while Chandrakant Patil objects in Maharashtra political tussle) यावेळी चव्हाण यांनी, पतंप्रधान नरेंद्र मोदी, मुख्यमंत्री देवेंद्र फडणवीस यांचे नेतृत्व मान्य असणारे आणि राष्ट्रहिताच्या विचाराने येणाऱ्या प्रत्येकाचे भाजपमध्ये स्वागत होईल. त्यांचा योग्य सन्मान राखला जाईल, अशी ग्वाही दिली आहे. तसेच यांनी सांगली दौऱ्यात पत्रकरांशी संवाद साधला, यावेळी चव्हाण म्हणाले, भाजपचे संघटन पर्व आता अंतीम टप्प्यात आले आहे. पक्षात येणाऱ्या नवीन नेते, कार्यकर्त्यांचा योग्य तो सन्मान राखला जात आहे. जुन्या कार्यकर्त्यांनाही विविध पदांवर संधी दिली जात आहे. काही ठिकाणी वाद आहेत. मात्र पक्षाच्या निर्णयानंतर कोणी वेगळा विचार करत नाहीत. काँग्रेसचे शहर जिल्हाध्यक्ष पृथ्वीराज पाटील यांच्या पक्ष प्रवेशाबाबत ते म्हणाले, पतंप्रधान नरेंद्र मोदी, मुख्यमंत्री देवेंद्र फडणवीस यांच्या नेतृत्वाखाली काम करण्याची तयारी असलेल्या व आमचे राष्ट्रीयत्व मान्य असेल त्या सर्वांचे आम्ही स्वागत करतो. राज्यात फडणवीस यांच्या नेतृत्वात मजबूत सरकार काम करत आहे. त्यामुळे सरकारच्या माध्यमातून जनतेची कामे करण्याच्या उद्देशाने विविध पक्षातील नेते, कार्यकर्त्यांना महायुतीत येण्याची इच्छा असणे स्वाभविक आहे. खासदार विशाल पाटील यांना पालकमंत्री चंद्रकांत पाटील हे भाजपमध्ये येण्याचे आवाहन करत आहेत यावर बोलताना ते म्हणाले, चंद्रकांत पाटील हे चांगले काम करणाऱ्याला पक्षात येण्यासाठी ते प्रयत्न करतात. सांगलीला मंत्रीपदाबाबत बोलताना चव्हाण म्हणाले, भाजप बॅकलॉग भरायचा म्हणून कोणाला मंत्री करत नाहीत. मुख्यमंत्री देवेंद्र फडणवीस व उपमुख्यमंत्री एकनाथ शिंदे आणि अजित पवार यांनी मंत्र्यांची निवड केली आहे. सर्व मंत्री चांगले काम करत आहेत. सांगलीचे पालकमंत्री चंद्रकांत पाटील हे वरीष्ठ मंत्री आणि नेते आहेत त्यांनी सांगलीसाठी भरपूर काम केले आहे. त्यामुळे एक सक्षम मंत्री या जिल्ह्यात आहे. भाजपचे माजी खासदार संजय पाटील यांच्या पुन्हा भाजपमध्ये प्रवेशाबाबत विचारले असता रविंद्र चव्हाण म्हणाले, संजयकाका मध्यंतरीत वेगळ्या पक्षात गेले. आता ते पुन्हा भाजपमध्ये येऊ इच्छितात, त्यांच्या प्रवेशाबाबत पक्ष सकारात्मक आहे. दरम्यान संजयकाका हे अजित पवारांच्या राष्ट्रवादीत आहेत. तिथेच त्यांचे पुनर्वसन केलं पाहिजे. ते आमचे जुने नेते व मित्र असल्यामुळे त्यांचा राष्ट्रवादी अजित पवार पक्षातच पुनर्वसन करण्यासाठी आम्ही अजित पवारांना विनंती करू, अशी भूमिका चंद्रकांत पाटील यांनी घेतली होती. त्यांच्या या भूमिकेमुळेच संजयकाका पाटील यांच्या भाजप प्रवेशाच्या चर्चांनांच पूर्णविराम लागल्याचे बोलले जात होते. एकीकडे गेल्या दिवसांपासून प्रवेशासाठी प्रयत्न करणाऱ्या संजयकाकांना भाजपची दारे बंद असल्याचे न बोलताच सर्वकाही चंद्रकांत पाटील बोलून गेले. तर दुसरीकडे त्यांनी विद्यमान अपक्ष खासदार विशाल पाटील यांना भाजपसोबत येण्याची ऑफर आपण देतच राहू असेही म्हणाले होते. त्यामुळे संजयकाका काहीसे नाराज झाले होते. मात्र आता संजयकाका यांच्या भाजप प्रवेशाबाबत प्रदेशाध्यक्ष चव्हाण यांनी पक्ष सकारात्मक असल्याचा दावा केल्याने माजी खासदार संजय पाटील पुन्हा एकदा भाजपवासी होण्याची शक्यता निर्माण झाली आहे. प्र.१: संजय पाटील कोणत्या पक्षातून पुन्हा भाजपमध्ये प्रवेश करत आहेत?उ: ते दुसऱ्या पक्षातून परत भाजपमध्ये प्रवेश करण्याच्या तयारीत आहेत. प्र.२: त्यांच्या प्रवेशावर पक्षात मतभेद का झाले?उ: चंद्रकांत पाटील यांनी विरोध दर्शवला तर रवींद्र चव्हाण यांनी समर्थन दिले. प्र.३: या प्रकरणाचा महाराष्ट्र भाजपवर काय परिणाम होऊ शकतो?उ: पक्षातील गटबाजी आणि शक्ती समीकरणांवर परिणाम होण्याची शक्यता आहे. सरकारनामाचे सदस्य व्हा शॉपिंगसाठी 'सकाळ प्राईम डील्स'च्या भन्नाट ऑफर्स पाहण्यासाठी क्लिक करा. Read Latest Marathi Political News, Breaking Political News from Maharashtra, India, Pune &amp; Mumbai at Sarkarnama. To Get Live Political Marathi News on Mobile, Download the Sarkarnama Mobile App for Android and IOS. सरकारनामा आता सर्व सोशल मीडिया प्लॅटफॉर्मवर. ताज्या राजकीय घडामोडींसाठी फेसबुक, ट्विटर, इन्स्टाग्राम, शेअर चॅट, टेलिग्रामवर आणि व्हॉट्सॲप आम्हाला फॉलो करा. तसेच, सरकारनामा यूट्यूब चॅनेलला आजच सबस्क्राइब करा. Follow Us Copyright © 2025 Sakal Media Group – All Rights Reserved Powered by Quintype वेबसाईटवर ब्राउझिंगचा अनुभव सर्वोत्तम असावा, यासाठी आम्ही कुकीजचा वापर करतो. कुकीजमुळे तुम्हाला तुमच्या आवडत्या मजकुराची शिफारस करता येते. आमचे गोपनीयता आणि कुकीजसंदर्भातील धोरण तुम्हाला मान्य आहे.</w:t>
+        <w:t xml:space="preserve"> https://marathi.abplive.com/education/polytechnic-admission-start-from-20-may-and-visit-the-website-for-online-process-chandrakant-patil-appeals-1359951</w:t>
+      </w:r>
+    </w:p>
+    <w:p>
+      <w:pPr>
+        <w:pStyle w:val="Normal"/>
+      </w:pPr>
+      <w:r>
+        <w:rPr/>
+        <w:t>Content: मुंबई : राज्यातील 12 वी बोर्ड परीक्षेचा निकाल हाती आल्यानंतर विद्यार्थ्यांकडून पुढील करिअरच्या संधी शोधत प्रवेश प्रक्रियेला सुरुवात झाली आहे. त्यानंतर, आता 10 वी बोर्ड परीक्षेचा निकाल जाहीर झाला असून कॉलेजला (Collage) प्रवेश मिळविण्याची ऑनलाईन प्रक्रिया सुरू झाली आहे. मात्र, तांत्रिक महाविद्यालयात प्रवेश घेण्यासाठी अद्याप सुरुवात झाली नव्हती. "दहावी नंतर अभियंता होण्याचा मार्ग खुला करणाऱ्या पॉलिटेक्निक पदविका अभ्यासक्रमांची प्रवेश प्रक्रिया येत्या 20 मे 2025 पासून सुरू होत आहे," अशी माहिती उच्च व तंत्र शिक्षण मंत्री चंद्रकांत पाटील (Chandrakant patil) यांनी दिली. त्यामुळे, शासकीय तंत्रनिकेतन विद्यालयात प्रवेश घेऊ इच्छिणाऱ्या विद्यार्थ्यांना आता प्रवेश प्रक्रिया पूर्ण करावी लागेल. पॉलिटेक्निक पदविका अभ्यासक्रम हा नोकरी आणि उद्योगासाठी उपयुक्त पर्याय असून, अल्पकालावधीत तांत्रिक कौशल्य मिळवून रोजगार किंवा उद्योजकतेकडे वाटचाल करणाऱ्या विद्यार्थ्यांसाठी हे शिक्षण महत्त्वाचे आहे. माहिती व तंत्रज्ञानाच्या युगात विद्यार्थ्यांना स्पर्धात्मक क्षमतांनी सज्ज करणाऱ्या या अभ्यासक्रमामध्ये अधिकाधिक विद्यार्थ्यांनी प्रवेश घ्यावा, असे आवाहन उच्च व तंत्र शिक्षण मंत्री चंद्रकांतदादा पाटील यांनी केले. तंत्र शिक्षण संचालनालयाने पदविका अभ्यासक्रमांमध्ये 100 टक्के प्रवेश सुनिश्चित करण्याचे उद्दिष्ट ठेवावे. विद्यार्थ्यांना या शाखेकडे आकर्षित करण्यासाठी सर्व महाविद्यालयांनी प्रयत्न करावेत, असे आवाहन देखील मंत्री महोदयांनी केले आहे. दरम्यान, पॉलिटेक्निक महाविद्यालयातून डिप्लोमा कोर्स पूर्ण केल्यानंतर विद्यार्थ्यांना अभियांत्रिकेच्या थेट द्वितीय वर्षाला प्रवेश मिळतो. त्यामुळे, पॉलिटेक्निक केल्यानंतर तीन वर्षात इंजिनिअरींगची पदवी मिळते. दरम्यान, दहावी उत्तीर्ण विद्यार्थ्यांसाठी अभियांत्रिकी, तंत्रज्ञान व वास्तुकला विषयक तीन वर्ष कालावधीच्या पदविका अभ्यासक्रमामार्फत विद्यार्थी तंत्रज्ञ, अभियंता व यशस्वी उद्योजक होऊ शकतात. शैक्षणिक वर्ष 2025-26 करिता प्रथम वर्ष पदविका अभ्यासक्रमांच्या प्रवेश प्रक्रियेचा तपशील, वेळापत्रक, नाव नोंदणी व अर्ज भरण्यासाठी https://dte.maharashtra.gov.in या अधिकृत संकेतस्थळाला भेट देण्याचे आवाहनही मंत्री चंद्रकांत पाटील यांनी केले आहे. 'वन नेशन, वन इलेक्शन' घेतल्यास 5 हजार कोटींचा फायदा; केंद्रीय समितीची महाराष्ट्रातील राजकीय पक्षांशी चर्चा Education Loan Information:Calculate Education Loan EMI We use cookies to improve your experience, analyze traffic, and personalize content. By clicking "Allow All Cookies", you agree to our use of cookies.</w:t>
       </w:r>
     </w:p>
     <w:p>
@@ -6248,16 +6716,16 @@
       </w:pPr>
       <w:r>
         <w:rPr/>
-        <w:t>Article 161</w:t>
-      </w:r>
-    </w:p>
-    <w:p>
-      <w:pPr>
-        <w:pStyle w:val="Normal"/>
-      </w:pPr>
-      <w:r>
-        <w:rPr/>
-        <w:t>Title: Vishal Patil : जयश्रीताईंच्या निर्णयावर विशाल पाटलांची तिखट टीका; चंद्रकांत पाटलांचेही मानले आभार</w:t>
+        <w:t>Article 173</w:t>
+      </w:r>
+    </w:p>
+    <w:p>
+      <w:pPr>
+        <w:pStyle w:val="Normal"/>
+      </w:pPr>
+      <w:r>
+        <w:rPr/>
+        <w:t>Title: शेंडा पार्क नव्या रुग्णालयाच्या आवारात दिग्विजय खानविलकरांचा पुतळा उभारू : चंद्रकांत पाटील</w:t>
       </w:r>
     </w:p>
     <w:p>
@@ -6269,16 +6737,16 @@
         <w:t xml:space="preserve">URL: </w:t>
       </w:r>
       <w:r>
-        <w:t xml:space="preserve"> https://sarkarnama.esakal.com/maharashtra/paschim-maharashtra/vishal-patil-slams-bjp-over-jayshree-patil-bjp-entry-and-says-thanks-to-chandrakant-patil-about-offer-as11</w:t>
-      </w:r>
-    </w:p>
-    <w:p>
-      <w:pPr>
-        <w:pStyle w:val="Normal"/>
-      </w:pPr>
-      <w:r>
-        <w:rPr/>
-        <w:t>Content: Sangli News : नुकताच जिल्हा बँकेच्या उपाध्यक्षा, मदन पाटील गट आणि काँग्रेसच्या बंडखोर नेत्या जयश्री पाटील यांचा आज भाजप प्रवेश झाला. यावेळी सांगलीतील 10 ते 15 गावातील प्रमुख कार्यकर्तेही तेथे गेले उपस्थित होते. पण या प्रवेशाच्या आधी सांगलीचे अपक्ष खासदार विशाल पाटील यांनी या प्रवेशावर तिखट टीका केली आहे. यामुळे त्यांना हा पक्ष प्रवेश खटकला असल्याचे दिसत असून त्यांनी एक जुनी आठवण सांगितली आहे. तर जयश्रीताईंचे भाजपबरोबर जाणे म्हणजे अनैसर्गिक युती असल्याचा दावा केला आहे. (Independent MP Vishal Patil criticizes Jayshree Patil’s BJP entry) विशाल पाटील यांनी, जयश्री पाटील (Jayshree Patil) यांनी भाजपसोबत जाणे अनैसर्गिक युती आहे. त्यांनी हा निर्णय दबावाखाली घेतला असेल. त्यांचा निर्णय जनता स्वीकारणार नाही. शेवटपर्यंतहा निर्णय नेला, तर जशी पूर्वी 1999 साली अनैसर्गिक युती झाली. त्यावेळी निवडणुकीत फटका बसला होता. त्यामुळे तसा फटका न बसावा अशी त्यांची इच्छा असेल तर त्यांनी आपला निर्णय बदलावा, असे आपल्याला वाटतं असल्याचेही त्यांनी (MP Vishal Patil) म्हटलं आहे. दरम्यान जयश्री पाटलांच्या भाजप प्रवेशामुळे त्यांच्या गटाच्या महत्वाच्या नेत्यांमध्ये सध्या तळ्यात- मळ्यात सुरू असल्याचे दिसत आहे. काँग्रेसबरोबर असणाऱ्या पाच-सात मदन पाटील समर्थकांशी विशाल पाटील यांनी संपर्क करत ‘तुम्ही सोबत राहा,’ आमदार विश्वजित कदम यांना घेवून जयश्रीताईंची समजूत काढू,’ असे सांगितले आहे. तसेच त्यांनी जयश्री पाटील यांच्या प्रवेशावर प्रतिक्रिया देताना, ‘जयश्रीताईंचा हा निर्णय ‘अंडरस्टँडिंग’ने झालेला नाही,’ असेही म्हटलं आहे. यामुळे नाराज मदनभाऊ समर्थकांवर विशाल पाटील बारकाईने लक्ष ठेवून असल्याचेच आता दिसत आहेत. वसंतदादा घराण्याशी एकनिष्ठ कार्यकर्ते एकत्रित करण्याकडे त्याचा कल असून जयश्रीताईंच्या प्रवेशानंतर या हालचालींना सुरूवात झाली आहे. पालिका राजकारणात विशाल पाटील आता ‘ड्रायव्हिंग सीट’वर आले आहेत. शहर-जिल्हाध्यक्ष पृथ्वीराज पाटील यांची भूमिका तळ्यात-मळ्यात आहे. त्यांच्या भाजपप्रवेशाची जोरदार चर्चा मध्यतरी रंगल्या होत्या. पण ही संधी जयश्री पाटलांनी साधली. आणि त्यांनी पृथ्वीराज पाटलांची सीटच रिझर्व्ह केली आहे. यामुळे पृथ्वीराज पाटील सध्या गोंधळलेल्या स्थितीत दिसत आहेत. त्यांचे विशाल यांच्याशी किती सूर जुळतील अशीही साशंकता असून आमदार विश्वजित कदम यांनी जयश्रीताईंवर थेट टीका टाळली आहे. यामुळे आता विशाल-विश्वजीत काँग्रेससाठी एक होणार का हे देखील पाहावं लागणार आहे. दरम्यान भाजप नेते तथा पालकमंत्री चंद्रकांत पाटील यांनी विशाल पाटील यांची केलेली स्तुती आणि दिलेल्या ऑफरवर विशाल पाटील यांनी प्रतिक्रिया दिली आहे. त्यांनी, चंद्रकांत पाटलांनी दिलेल्या ऑफरबद्दल आभार मानले आहेत. (Vishal Patil sarcastically thanks Guardian Minister Chandrakant Patil) तसेच कदाचित त्यांना आपल्या कामाची पद्धत आवडली असेल. हीच कामाची पोहोचपावती आहे, असे आपण समजतो. पण तूर्त तरी भाजपबरोबर जाण्याचा कोणताही निर्णय माझ्याकडून होणार नसल्याचेही विशाल पाटील यांनी म्हटलं आहे. सरकारनामाचे सदस्य व्हा शॉपिंगसाठी 'सकाळ प्राईम डील्स'च्या भन्नाट ऑफर्स पाहण्यासाठी क्लिक करा. Read Latest Marathi Political News, Breaking Political News from Maharashtra, India, Pune &amp; Mumbai at Sarkarnama. To Get Live Political Marathi News on Mobile, Download the Sarkarnama Mobile App for Android and IOS. सरकारनामा आता सर्व सोशल मीडिया प्लॅटफॉर्मवर. ताज्या राजकीय घडामोडींसाठी फेसबुक, ट्विटर, इन्स्टाग्राम, शेअर चॅट, टेलिग्रामवर आणि व्हॉट्सॲप आम्हाला फॉलो करा. तसेच, सरकारनामा यूट्यूब चॅनेलला आजच सबस्क्राइब करा. Follow Us Copyright © 2025 Sakal Media Group – All Rights Reserved Powered by Quintype वेबसाईटवर ब्राउझिंगचा अनुभव सर्वोत्तम असावा, यासाठी आम्ही कुकीजचा वापर करतो. कुकीजमुळे तुम्हाला तुमच्या आवडत्या मजकुराची शिफारस करता येते. आमचे गोपनीयता आणि कुकीजसंदर्भातील धोरण तुम्हाला मान्य आहे.</w:t>
+        <w:t xml:space="preserve"> https://pudhari.news/maharashtra/kolhapur/%E0%A4%B6%E0%A5%87%E0%A4%82%E0%A4%A1%E0%A4%BE-%E0%A4%AA%E0%A4%BE%E0%A4%B0%E0%A5%8D%E0%A4%95-%E0%A4%A8%E0%A4%B5%E0%A5%8D%E0%A4%AF%E0%A4%BE-%E0%A4%B0%E0%A5%81%E0%A4%97%E0%A5%8D%E0%A4%A3%E0%A4%BE%E0%A4%B2%E0%A4%AF%E0%A4%BE%E0%A4%9A%E0%A5%8D%E0%A4%AF%E0%A4%BE-%E0%A4%86%E0%A4%B5%E0%A4%BE%E0%A4%B0%E0%A4%BE%E0%A4%A4-%E0%A4%A6%E0%A4%BF%E0%A4%97%E0%A5%8D%E0%A4%B5%E0%A4%BF%E0%A4%9C%E0%A4%AF-%E0%A4%96%E0%A4%BE%E0%A4%A8%E0%A4%B5%E0%A4%BF%E0%A4%B2%E0%A4%95%E0%A4%B0%E0%A4%BE%E0%A4%82%E0%A4%9A%E0%A4%BE-%E0%A4%AA%E0%A5%81%E0%A4%A4%E0%A4%B3%E0%A4%BE-%E0%A4%89%E0%A4%AD%E0%A4%BE%E0%A4%B0%E0%A5%82-%E0%A4%9A%E0%A4%82%E0%A4%A6%E0%A5%8D%E0%A4%B0%E0%A4%95%E0%A4%BE%E0%A4%82%E0%A4%A4-%E0%A4%AA%E0%A4%BE%E0%A4%9F%E0%A5%80%E0%A4%B2</w:t>
+      </w:r>
+    </w:p>
+    <w:p>
+      <w:pPr>
+        <w:pStyle w:val="Normal"/>
+      </w:pPr>
+      <w:r>
+        <w:rPr/>
+        <w:t>Content: कोल्हापूर ः माजी मंत्री दिग्विजय खानविलकर कर्तृत्वाने मोठे होते. केवळ एका चौकाला नाव देऊन त्यांचे यथोचित स्मारक होणार नाही. म्हणून माजी आरोग्यमंत्री दिग्विजय खानविलकर यांचा पुतळा शेंडा पार्क येथील जागेत उभा करू, असे आश्वासन उच्च व तंत्रशिक्षणमंत्री चंद्रकांत पाटील यांनी रविवारी येथे दिले.चिमासाहेब चौक ते महावीर कॉलेज या मार्गावरील पेट्रोल पंपाशेजारील चौकाला खानविलकर चौक असे नाव देण्यात आले. या सोहळ्याप्रसंगी ते बोलत होते. खा. धैर्यशील माने, आ. राजेश क्षीरसागर, आ. चंद्रदीप नरके, राजलक्ष्मी खानविलकर यांच्या प्रमुख उपस्थितीत हा कार्यक्रम झाला. चंद्रकांत पाटील म्हणाले, खानविलकर कर्तृत्वाने फार मोठे होते. कोल्हापूरच्या आरोग्यसेवेमध्ये त्यांनी मोठी भर घातली. एवढ्या मोठ्या व्यक्तीचे स्मारक व्हायला थोडा वेळच लागला. पण आता गतीने कामे करू. त्यांच्या कार्यकर्त्यांच्या मागणीनुसार शेंडा पार्कच्या जागेत त्यांचा पुतळा उभा करू. त्यांच्या कुटुंबीयांनी त्यांच्या नावे एखादी संस्था सुरू करून लोकांची सेवा करावी. त्या संस्थेला पूर्ण मदत करू, असेही पाटील म्हणाले. खा. धैर्यशील माने म्हणाले, माजी मंत्री दिग्विजय खानविलकर यांनी गरिबांवर मोफत उपचार होण्यासाठी खूप प्रयत्न केले. त्यांच्याच काळात सीपीआरचा विकास झाला. येथे हदय शस्त्रक्रिया विभाग सुरू झाला. माझी आई माजी खासदार निवेदिता माने यांच्या राजकीय प्रवेशासाठी दिग्विजय खानविलकर आणि बाबासाहेब कुपेकर यांनी खूप प्रयत्न केले. आ. राजेश क्षीरसागर यांनीही खानविलकरांनी केलेल्या विकासकामाला उजाळा दिला. माजी आमदार मालोजीराजे म्हणाले, खानविलकरांमुळेच मी राजकारणात आलो. त्यांच्यामुळे 2004 मध्ये आमदार झाल्याचे सांगितले. विश्वविजय खानविलकर यांनी स्वागत केले. यावेळी मधुरिमाराजे, सुमित्रा खानविलकर, वीरविजय खानविलकर, सिद्धिविजय खानविलकर, यशराजे, यशस्विनीराजे, आरोग्यमित्र बंटी सावंत आदी उपस्थित होते. खा. धैर्यशील माने यांनी विश्वविजय खानविलकरांना राजकारणात संधी द्या, अशी मागणी मंत्री चंद्रकांत पाटील यांच्याकडे केली. पाटील यांनी विश्वविजय आणि त्यांच्या कुटंबियांनी तसा निर्णय घ्यावा आणि मग माझ्याशी चर्चा करावी, त्यांचे योग्य राजकीय पुनर्वसन करण्यात येईल, असे आश्वासन दिले. 'Pudhari' is excited to announce the relaunch of its Android and iOS apps. Stay updated with the latest news at your fingertips. Android and iOS Download now and stay updated, anytime, anywhere. Pudhari Publications Private Limited</w:t>
       </w:r>
     </w:p>
     <w:p>
@@ -6287,16 +6755,16 @@
       </w:pPr>
       <w:r>
         <w:rPr/>
-        <w:t>Article 162</w:t>
-      </w:r>
-    </w:p>
-    <w:p>
-      <w:pPr>
-        <w:pStyle w:val="Normal"/>
-      </w:pPr>
-      <w:r>
-        <w:rPr/>
-        <w:t>Title: शिंदे गटाच्या जळगावच्या आमदाराला अटक:इंदूर - हैदराबाद महामार्गाच्या भूसंपादनाला करत होते विरोध; शेतकरी संतापले</w:t>
+        <w:t>Article 174</w:t>
+      </w:r>
+    </w:p>
+    <w:p>
+      <w:pPr>
+        <w:pStyle w:val="Normal"/>
+      </w:pPr>
+      <w:r>
+        <w:rPr/>
+        <w:t>Title: मराठा आरक्षण : मनोज जरांगे-पाटील यांना सरकारचे चर्चेचे आवाहन</w:t>
       </w:r>
     </w:p>
     <w:p>
@@ -6308,16 +6776,16 @@
         <w:t xml:space="preserve">URL: </w:t>
       </w:r>
       <w:r>
-        <w:t xml:space="preserve"> https://divyamarathi.bhaskar.com/local/maharashtra/jalgaon/news/jalgaon-chandrakant-patil-arrest-land-acquisition-protest-indore-hyderabad-highway-135504175.html</w:t>
-      </w:r>
-    </w:p>
-    <w:p>
-      <w:pPr>
-        <w:pStyle w:val="Normal"/>
-      </w:pPr>
-      <w:r>
-        <w:rPr/>
-        <w:t>Content: उपमुख्यमंत्री एकनाथ शिंदे यांच्या नेतृत्वातील सत्ताधारी शिवसेनेचे मुक्ताईनगरचे आमदार चंद्रकांत पाटील यांना पोलिसांनी अटक केली आहे. त्यांच्यावर इंदूर - हैदराबाद राष्ट्रीय महामार्गाच्या भूसंपादनाला विरोध करण्याचा ठपका ठेवण्यात आला आहे. त्यांच्यावरील का सध्या जळगाव जिल्ह्यातील खामखेडा परिसरात इंदूर - हैदराबाद राष्ट्रीय महामार्गाच्या भूसंपादनाचे काम सुरू आहे. पण सरकार या प्रकरणी योग्य मोबदला देत नसल्यामुळे शेतकऱ्यांनी या भूसंपादनाला कडाडून विरोध केला आहे. यामुळे वातावरण तापले आहे. भूसंपादन अधिकाऱ्यांनी मंगळवारी पोलिसांच्या फौजफाट्यासह आपली कारवाई सुरू केली. यावेळी पोलिस व शेतकऱ्यांत जोरदार झटापट झाली. मुक्ताईनगरचे शिंदे गटाचे आमदार चंद्रकांत पाटीलही या आंदोलनात सहभागी झाले. यावेळी पोलिसांनी त्यांच्यासह आंदोलक शेतकऱ्यांना अटक केली. सध्या चंद्रकांत पाटील व शेतकऱ्यांना भुसावळ तालुका पोलिस ठाण्यात आणले जात आहे. विशेष म्हणजे इंदूर - हैदराबाद महामार्गाचे काम करणाऱ्या ठेकेदाराने काही दिवसांपूर्वी दादागिरी करत शेतकऱ्यांच्या केळीच्या बागांवर जेसीबी चालवला होता. यामुळे हातचे पीक वाया केले होते. ठेकेदाराच्या या दडपशाहीविरोधात शेतकऱ्यांनी जलसमाधी आंदोलनही केले होते. यामुळे या भागातील वातावरण चांगलेच तापले आहे. भूसंपादनावरून खडसे, महाजनांत झाला होता वाद दुसरीकडे, या महामार्गाच्या भूसंपादनावरून मंत्री गिरीश महाजन व एकनाथ खडसे यांच्यात नुकताच वाद झाला होता. मुक्ताईनगर तालुक्यातील या महामार्गासाठी करण्यात आलेल्या भूसंपादनावरून या दोघांनी एकमेकांवर गंभीर आरोप केले होते. महाजन या प्रकरणी खडसेंवर आरोप करताना म्हणाले होते, एकनाथ खडसे यांनी जाणीवपूर्वक रस्ता होणार असलेल्या जागेतील शेतजमीन वर्षभरापूर्वी खरेदी केली. या खरेदीचा हेतू मोबदला मिळवण्याचाच होता. माझ्याकडे यासंबंधीचे ठोस पुरावे आहेत. एका शिक्षकाच्या मुलाकडे एवढी संपत्ती आली कशी? असा थेट सवालही त्यांनी यासंबंधी उपस्थित केला होता. गिरीश महाजन यांच्या या टीकेला एकनाथ खडसे यांनी जशास तसे प्रत्युत्तर दिले होते. मी सधन कुटुंबातून आलो आहे. माझ्या नावावर 1959 पासून शेती आहे. माझा भूतकाळ पारदर्शक आहे. उलट महाजन यांच्याच कुटुंबाने धरण होणार असल्याची माहिती मिळताच शेतजमीन खरेदी केली आणि त्यातून 10 कोटी रुपये मोबदला घेतला. गिरीश महाजन यांच्याकडे एवढी संपत्ती कशी आली? हेच संशयास्पद आहे, असे ते म्हणाले होते. दरम्यान, मुक्ताईनगर तालुक्यातील शेतकऱ्यांच्या शेतजमिनी महामार्गासाठी संपादित करण्यात आल्यामुळे स्थानिकांमध्ये प्रचंड असंतोष पसरला आहे. एकनाथ खडसे स्वतः शेतकऱ्यांच्या आंदोलनात सहभागी झाले होते. पण महाजन यांनी त्यांच्या भूमिकेवरच प्रश्नचिन्ह उपस्थित केल्याने त्यांच्यातील वाद एका नव्या उंचीवर पोहोचला आहे. Copyright © 2024-25 DB Corp ltd., All Rights Reserved This website follows the DNPA Code of Ethics.</w:t>
+        <w:t xml:space="preserve"> https://marathi.freepressjournal.in/maharashtra/maratha-reservation-jarange-government-talks</w:t>
+      </w:r>
+    </w:p>
+    <w:p>
+      <w:pPr>
+        <w:pStyle w:val="Normal"/>
+      </w:pPr>
+      <w:r>
+        <w:rPr/>
+        <w:t>Content: मुंबई : मराठ्यांच्या आरक्षणासाठी आता निर्णायक लढा उभारण्याचा निर्धार करून मुंबईत आंदोलन पुकारण्यावर ठाम असलेले मराठा आंदोलनाचे नेते मनोज जरांगे पाटील यांना उच्च व तंत्रशिक्षण मंत्री चंद्रकांत पाटील यांनी त्यापूर्वी सरकारशी चर्चा करण्याचे आवाहन केले आहे. नव्याने आंदोलन आणि उपोषण करण्यापेक्षा जरांगे यांनी पेन-कागद घेऊन सरकारशी चर्चेला यावे, असे चंद्रकांत पाटील यांनी म्हटले आहे. कारवाईचा इशारा जरांगे यांनी २९ ऑगस्टपासून दक्षिण मुंबईतील आझाद मैदानात आंदोलन पुकारणार असल्याचे जाहीर केले असून त्यासाठी ते अंतरवाली सराटी येथून २७ऑगस्ट रोजी मुंबईकडे कूच करणार आहेत. त्यांनी मराठा समाजाला मोठ्या संख्येने हजर राहण्याचे आवाहनही केले आहे. मात्र कोणी बेकायदेशीर आंदोलन केले तर त्याच्यावर कडक कारवाई करण्याचा इशारा चंद्रकांत पाटील यांनी दिला आहे. या आंदोलनाच्या पार्श्वभूमीवर राज्य सरकारने कॅबिनेट उपसमितीची पुनर्रचना केली असून मंत्री राधाकृष्ण विखे-पाटील यांना समितीचे अध्यक्षपद दिले आहे. मात्र मराठा समाजाच्या मागण्यांच्या संदर्भात राज्य सरकारने पुनर्रचित केलेली मंत्रिमंडळ उपसमिती म्हणजे पोळ्याच्या दिवशी केलेला खांदेबदल आहे. उपसमिती आणि आमच्या मागण्या हे वेगळे विषय आहेत, असे जरांगे-पाटील यांनी म्हटले आहे. उपसमिती हे पूर्वीचेच खूळ असून त्यामध्ये नवीन काही नाही. दुपारी नांगरांचे बैल बदलावेत तसे हे आहे. हा झाला की तो याप्रमाणे नांगरांचे बैल बदलले जातात. आता पोळ्याच्या दिवशी उपसमितीमध्ये खांदे बदलले आहेत. आमच्या मागण्याच सरकारच्या डोक्यात येत नाहीत, असेही ते म्हणाले. दरम्यान, जरांगे यांनी मुंबईत मोर्चा काढण्याची घोषणा केल्यापासून ओबीसी समाजातील नेतेही सक्रिय झाले आहेत. ओबीसी नेते लक्ष्मण हाके तसेच ज्येष्ठ नेते छगन भुजबळ यांनी ओबीसी घटकांतील वेगवेगळ्या कार्यक्रमांना उपस्थित राहून ओबीसी समाजाचे ऐक्य कसे आवश्यक आहे, हे पटवून देण्याचा प्रयत्न सुरू केला आहे. या प्रयत्नांचा एक भाग म्हणून जागर लिंगायत प्रतिष्ठानच्या वतीने नाशिक रोड येथे लिंगायत समाजातील कार्यकर्त्यांचा सुसंवाद, परिसंवाद, खुले चर्चासत्र, मार्गदर्शन व सन्मान सोहळा असा कार्यक्रम छगन भुजबळ यांच्या प्रमुख उपस्थितीत झाला. या कार्यक्रमात भुजबळ यांनी ओबीसी समाजापुढील आव्हानांचीही मांडणी केली. ओबीसी समाजामध्ये रोटी-बेटी व्यवहार वाढवून आपसांत ऐक्य प्रस्थापित केले पाहिजे. तंत्रज्ञान, जागतिकीकरण, आर्थिक परिवर्तन यांना तोंड द्यावे लागत असल्याने शिक्षणाशिवाय आता पर्याय नाही. फक्त पदव्या घेऊन चालणार नाही. जास्तीत जास्त ज्ञान प्राप्त करून उच्चपदावर काम करावे लागेल, असे भुजबळ यांनी सांगितले. जातगणना राबवा टाइपरायटर गेले आणि कॉम्प्युटर आले. प्रत्येकाला कॉम्प्युटर लागतो. डॉक्टर, इंजिनिअर आणि शेतकऱ्यालाही कॉम्प्युटर लागतो. प्रत्येक क्षेत्रात महिला आघाडीवर आहेत. डॉ. बाबासाहेब आंबेडकर यांनी सर्व जाती-धर्म एकत्र आणण्याचे कार्य केले. देशात आदिवासी, ओबीसींसह विविध समाजातील साडेसहा हजार जाती आहेत. मात्र, ओबीसींची स्वतंत्र जातगणना होणे आवश्यक आहे. यासाठी जनगणना आयुक्तांनी राज्यांमध्ये जातगणनेची प्रक्रिया राबवावी, अशी अपेक्षा भुजबळ यांनी व्यक्त केली. मराठा समाजाला आमचा कुठलाही विरोध नाही. मात्र ओबीसी समाजाला लढाई जिंकायची असेल, तर एकत्रित राहण्याची गरज आहे, असे त्यांनी नमूद केले. सतर्कतेच्या सूचना आंदोलनाच्या पार्श्वभूमीवर राज्य सरकारकडून पोलीस प्रशासनाला सतर्कतेच्या सूचना देण्यात आल्या आहेत. मुंबई पोलिसांना विशेष यंत्रणा तयार ठेवण्याचे आदेश देण्यात आले आहेत. कारण, लाखोंच्या संख्येने आंदोलक मुंबईत दाखल झाल्यास वाहतूक, कायदा-सुव्यवस्थेवर मोठा ताण येऊ शकतो. गणेशोत्सवाच्या पार्श्वभूमीवर मुंबईत गर्दी प्रचंड वाढलेली असते आणि या वातावरणात आंदोलन झाल्यास परिस्थिती हाताबाहेर जाण्याची शक्यता आहे. दरम्यान मराठा आरक्षणाच्या आंदोलनासाठी गावोगावी जय्यत तयारी केली जात आहे. या आंदोलनाला मुंबईकरांचा प्रतिसाद कसा असणार, याकडे संपूर्ण महाराष्ट्राचे लक्ष लागले आहे. तसेच सरकार या आंदोलनाबाबत कोणते निर्णय घेणार हे पाहणे महत्त्वाचे ठरणार आहे. सरकारला दंगल भडकवायची आहे मराठा आरक्षणासाठी येत्या २९ ऑगस्टला लाखोंच्या संख्येने आंदोलक मुंबईकडे मार्गस्थ होणार आहेत. आंदोलनाला दोन वर्षे पूर्ण होत आहेत. मुंबईकर, आम्हाला लेकरे समजा, आम्ही शांततेत येतोय, पण सरकारला दंगल भडकवायची आहे, असे जरांगे यांनी म्हटले आहे. कोणाचाही बाप आडवा येऊ द्या. आम्ही शांततेत मुंबईत येणार आणि शांततेत आरक्षण घेणार आहोत, सरकारला १०० टक्के दंगल घडवायची आहे, त्यांना मराठ्यांच्या अंगावर जाळ फेकायचा आहे, असे जरांगे म्हणाले. © freepressjournal-marathi 2025</w:t>
       </w:r>
     </w:p>
     <w:p>
@@ -6326,16 +6794,16 @@
       </w:pPr>
       <w:r>
         <w:rPr/>
-        <w:t>Article 163</w:t>
-      </w:r>
-    </w:p>
-    <w:p>
-      <w:pPr>
-        <w:pStyle w:val="Normal"/>
-      </w:pPr>
-      <w:r>
-        <w:rPr/>
-        <w:t>Title: Chandrakant Patil : झेडपी अध्यक्ष अन् महापालिकेत महापौर भाजपचाच; स्थानिकच्या निवडणुकांसाठी चंद्रकांत पाटलांनी सांगितली व्यूहरचना</w:t>
+        <w:t>Article 175</w:t>
+      </w:r>
+    </w:p>
+    <w:p>
+      <w:pPr>
+        <w:pStyle w:val="Normal"/>
+      </w:pPr>
+      <w:r>
+        <w:rPr/>
+        <w:t>Title: Chandrakant Patil : 'सत्तेचा गैरफायदा घेतला, पण आता आमची सत्ता, न्याय...'; ‘सर्वोदय’वरून दादांनी जयंत पाटलांवर तोफ डागली</w:t>
       </w:r>
     </w:p>
     <w:p>
@@ -6347,16 +6815,16 @@
         <w:t xml:space="preserve">URL: </w:t>
       </w:r>
       <w:r>
-        <w:t xml:space="preserve"> https://sarkarnama.esakal.com/maharashtra/paschim-maharashtra/maharashtra-local-elections-bjp-mahayuti-strategy-chandrakant-patil-jap93-rg93</w:t>
-      </w:r>
-    </w:p>
-    <w:p>
-      <w:pPr>
-        <w:pStyle w:val="Normal"/>
-      </w:pPr>
-      <w:r>
-        <w:rPr/>
-        <w:t>Content: Kolhapur News, 07 Aug : राज्याचे उच्च व तंत्र शिक्षण मंत्री चंद्रकांत पाटील यांनी आगामी जिल्हा परिषद, पंचायत समिती, नगरपालिका व महापालिका निवडणुकीसाठी भारतीय जनता पार्टी पूर्वतयारी करत असून सर्वच निवडणुकांमध्ये भाजपचे सक्षम आणि ताकदीचे कार्यकर्ते आहेत. पण राज्यात आणि केंद्रात महायुती म्हणून आपण काम करत असल्यामुळे महायुतीच्या माध्यमातूनच या निवडणुका लढवल्या जातील, असं स्पष्ट केलं आहे. मात्र, जिल्हा परिषद अध्यक्ष आणि महापौर भाजपचे केले जातील असा विश्वास पाटील यांनी व्यक्त केला आहे. भाजपच्या कोल्हापूर जिल्हा कार्यालयात भाजपच्या संघटनात्मक तीन जिल्ह्यांच्या वेगवेगळ्या बैठका मंत्री पाटील यांच्या प्रमुख उपस्थितीत पार पडल्या. यावेळी ते बोलत होते. जिल्ह्यातील येणाऱ्या एकूण 68 जिल्हा परिषद गट व महानगरपालिका, नगरपालिका, नगरपंचायत मधील राजकीय स्थिती काय आहे याचा अंदाज त्यांनी यावेळी घेतला. भाजपची कार्यप्रणाली महाराष्ट्राचे मुख्यमंत्री देवेंद्र फडणवीस यांच्या आश्वासक नेतृत्वावर विश्वास ठेवून या राज्यासाठी देण्यात आलेल्या अनेक महत्त्वाच्या योजना गोरगरिबांच्या कल्याणार्थ सरकार करत असलेले काम याचा सांगोपांग विचार करून हे सगळे काम जनतेपर्यंत भाजपच्या कार्यकर्त्यांनी घेऊन जावं. तसंच आगामी निवडणुकांसाठी समाजाच्या संपर्कात राहावे अशा सूचना चंद्रकांत पाटील कार्यकर्त्यांना दिल्या.मजबुत संघटनात्मक बांधणीच्या आधारेच भाजप नेहमीच जनतेपर्यंत पोहोचत असते अशा विकासाच्या अनेक माध्यमातून पक्षाच्या कार्यकर्त्यांनी घरोघरी संपर्क करावा असं आवाहनही त्यांनी यावेळी केलं. दरम्यान राज्यभरात घडलेल्या विविध घटना संदर्भात आणि कोल्हापुरातील महादेवी उर्फ माधुरी हत्तीबाबत प्रतिक्रिया जाणून घेण्यासाठी भाजप कार्यालयात मंत्री चंद्रकांत आल्याचे समजताच माध्यमांचा गराडा पडला. मात्र बैठक सुरू होण्यापूर्वी मंत्री पाटील यांची प्रतिक्रिया घ्यावी अशी विनंती त्यांच्याकडे करण्यात आली. मात्र पाटील यांनी लांबूनच हात जोडत माझं बरं चाललंय, अशी प्रतिक्रिया देत वेळ मारून नेली. सरकारनामाचे सदस्य व्हा शॉपिंगसाठी 'सकाळ प्राईम डील्स'च्या भन्नाट ऑफर्स पाहण्यासाठी क्लिक करा. Read Latest Marathi Political News, Breaking Political News from Maharashtra, India, Pune &amp; Mumbai at Sarkarnama. To Get Live Political Marathi News on Mobile, Download the Sarkarnama Mobile App for Android and IOS. सरकारनामा आता सर्व सोशल मीडिया प्लॅटफॉर्मवर. ताज्या राजकीय घडामोडींसाठी फेसबुक, ट्विटर, इन्स्टाग्राम, शेअर चॅट, टेलिग्रामवर आणि व्हॉट्सॲप आम्हाला फॉलो करा. तसेच, सरकारनामा यूट्यूब चॅनेलला आजच सबस्क्राइब करा. Follow Us Copyright © 2025 Sakal Media Group – All Rights Reserved Powered by Quintype वेबसाईटवर ब्राउझिंगचा अनुभव सर्वोत्तम असावा, यासाठी आम्ही कुकीजचा वापर करतो. कुकीजमुळे तुम्हाला तुमच्या आवडत्या मजकुराची शिफारस करता येते. आमचे गोपनीयता आणि कुकीजसंदर्भातील धोरण तुम्हाला मान्य आहे.</w:t>
+        <w:t xml:space="preserve"> https://sarkarnama.esakal.com/maharashtra/paschim-maharashtra/bjp-leader-chandrakant-patil-challenges-ncp-sp-jayant-patil-over-sarvodaya-sugar-factory-as11</w:t>
+      </w:r>
+    </w:p>
+    <w:p>
+      <w:pPr>
+        <w:pStyle w:val="Normal"/>
+      </w:pPr>
+      <w:r>
+        <w:rPr/>
+        <w:t>Content: Sangli News : सांगलीतील सर्वोदय सहकारी साखर कारखान्यावरून सध्या भाजपचे नेते राष्ट्रवादी काँग्रेस शरदचंद्र पवार पक्षाचे प्रदेशाध्यक्ष जयंत पाटील यांच्या कारभाराचे वाभाडे काढले काढताना दिसत आहेत. मध्यंतरी आमदार गोपीचंद पडळकर यांनी जयंत पाटील यांच्यावर जोरदार टीका करताना सांगली जिल्हा सहकारी बँकेच्या चौकशीची मागणी केली होती. तसेच जयंत पाटील यांनी बँकेच्या माध्यमातून जतमधील सहकारी साखर कारखाना, सर्वोदय कारखाना यांनी कसा विकत घेतला. यावरून आरोप केले होते. यानंतर जिल्ह्यातील राजकीय वातावरण तापले होते. यानंतर आता पालकमंत्री चंद्रकांत पाटील यांनी देखील यावरून जयंत पाटलांवर जोरदार टीका करताना त्यांना, सर्वोदय सहकारी साखर कारखाना परत देण्यासाठी किती पैसे पाहिजेत? अशी विचारणाच केली आहे. यामुळे जिल्ह्याचे राजकारण पुन्हा तापण्याची शक्यता आहे. चंद्रकांत पाटील यांनी सर्वोदय सहकारी साखर कारखाना परत करण्यासाठी किती पैसे द्यावे लागतील याचा आकडा सांगावा. ते मी द्यायला तयार आहे असे म्हणत आव्हान दिले. ते भाजपच्या 11 वर्षांच्या सत्ताकाळातील विविध विकास कामांच्या फलकांचे अनावरण केल्यानंतर ते बोलत होते. यावेळी त्यांनी पृथ्वीराज पवार यांच्या संपर्क कार्यालयास भेट देऊन दिवंगत माजी आमदार संभाजी पवार यांना अभिवादन देखील केले. यावेळी पत्रकारांच्या एका प्रश्नाला उत्तर देताना त्यांनी जयंत पाटील यांच्यावर ‘सर्वोदय’प्रकरणी तोफ डागली. ते म्हणाले, हा खूप जुना विषय असून याचा तिढाही तितकाच जुना आहे. जो भाजपच्या सत्ताकाळात 2014 ते 2019 दरम्यान कायदेशीर मार्गाने सोडवत आणला होता. त्यावेळी हा कारखाना सभासदांच्या ताब्यात आलाच होता. त्यावर्षी गाळप परवानाही देण्यात येणार होता. मात्र तोवर महापूर आला. पुढे काही काळात सत्ता बदलली. जयंतरावांनी सत्तेचा गैरफायदा घेत कागदपत्रांत फेरबदल केले. त्यानंतर कोरोना आला. आता आमची सत्ता आहे, योग्य आणि न्याय होईल. जयंतरावांना आम्ही पैसे द्यायला तयार आहोत, त्यांनी सांगावे, किती पैसे द्यायचे, असे आव्हानच चंद्रकांत पाटील यांनी यावेळी केले आहे. चंद्रकांत पाटील यांनी पृथ्वीराज पवार यांना ‘आता कार्यालयाचं रुपडं बदला,’ अशी गंमतीशीर सूचना केली. ‘आप्पा याच ठिकाणी बसून चारवेळा आमदार झाले. इथं आलं की काम होतं, हे लोकांना माहिती होतं. आम्ही विद्यार्थीदशेत असताना आप्पा व रामचंद्र देशपांडे यांची भेट घेऊनच जायचो,’ अशा आठवणी त्यांनी सांगितल्या. ‘पृथ्वीराज पवार यांच्या पाठीवर हात ठेवा, त्यांना बळ द्या,’ असे आवाहन कार्यकर्त्यांनी केले. त्यावर चंद्रकांत पाटील म्हणाले, ‘‘माणसाच्या आयुष्यात कधी काय होईल, माहिती नसतं. त्यातच मजा असते. पृथ्वीराजच्या बाबत देर है, लेकिन अंधेर नहीं, मी त्याच्यासोबत आहे, असेही आश्वासन चंद्रकांत पाटील यांनी पृथ्वीराज पवार यांच्याबाबत दिलं आहे. सरकारनामाचे सदस्य व्हा शॉपिंगसाठी 'सकाळ प्राईम डील्स'च्या भन्नाट ऑफर्स पाहण्यासाठी क्लिक करा. Read Latest Marathi Political News, Breaking Political News from Maharashtra, India, Pune &amp; Mumbai at Sarkarnama. To Get Live Political Marathi News on Mobile, Download the Sarkarnama Mobile App for Android and IOS. सरकारनामा आता सर्व सोशल मीडिया प्लॅटफॉर्मवर. ताज्या राजकीय घडामोडींसाठी फेसबुक, ट्विटर, इन्स्टाग्राम, शेअर चॅट, टेलिग्रामवर आणि व्हॉट्सॲप आम्हाला फॉलो करा. तसेच, सरकारनामा यूट्यूब चॅनेलला आजच सबस्क्राइब करा. Follow Us Copyright © 2025 Sakal Media Group – All Rights Reserved Powered by Quintype वेबसाईटवर ब्राउझिंगचा अनुभव सर्वोत्तम असावा, यासाठी आम्ही कुकीजचा वापर करतो. कुकीजमुळे तुम्हाला तुमच्या आवडत्या मजकुराची शिफारस करता येते. आमचे गोपनीयता आणि कुकीजसंदर्भातील धोरण तुम्हाला मान्य आहे.</w:t>
       </w:r>
     </w:p>
     <w:p>
@@ -6365,16 +6833,16 @@
       </w:pPr>
       <w:r>
         <w:rPr/>
-        <w:t>Article 164</w:t>
-      </w:r>
-    </w:p>
-    <w:p>
-      <w:pPr>
-        <w:pStyle w:val="Normal"/>
-      </w:pPr>
-      <w:r>
-        <w:rPr/>
-        <w:t>Title: शेंडा पार्क नव्या रुग्णालयाच्या आवारात दिग्विजय खानविलकरांचा पुतळा उभारू : चंद्रकांत पाटील</w:t>
+        <w:t>Article 176</w:t>
+      </w:r>
+    </w:p>
+    <w:p>
+      <w:pPr>
+        <w:pStyle w:val="Normal"/>
+      </w:pPr>
+      <w:r>
+        <w:rPr/>
+        <w:t>Title: वसंतदादा पाटील यांच्या नातसूनेची भाजपवर मोहोर; एका 'अटी'साठी भाजपची निवड!</w:t>
       </w:r>
     </w:p>
     <w:p>
@@ -6386,16 +6854,16 @@
         <w:t xml:space="preserve">URL: </w:t>
       </w:r>
       <w:r>
-        <w:t xml:space="preserve"> https://pudhari.news/maharashtra/kolhapur/%E0%A4%B6%E0%A5%87%E0%A4%82%E0%A4%A1%E0%A4%BE-%E0%A4%AA%E0%A4%BE%E0%A4%B0%E0%A5%8D%E0%A4%95-%E0%A4%A8%E0%A4%B5%E0%A5%8D%E0%A4%AF%E0%A4%BE-%E0%A4%B0%E0%A5%81%E0%A4%97%E0%A5%8D%E0%A4%A3%E0%A4%BE%E0%A4%B2%E0%A4%AF%E0%A4%BE%E0%A4%9A%E0%A5%8D%E0%A4%AF%E0%A4%BE-%E0%A4%86%E0%A4%B5%E0%A4%BE%E0%A4%B0%E0%A4%BE%E0%A4%A4-%E0%A4%A6%E0%A4%BF%E0%A4%97%E0%A5%8D%E0%A4%B5%E0%A4%BF%E0%A4%9C%E0%A4%AF-%E0%A4%96%E0%A4%BE%E0%A4%A8%E0%A4%B5%E0%A4%BF%E0%A4%B2%E0%A4%95%E0%A4%B0%E0%A4%BE%E0%A4%82%E0%A4%9A%E0%A4%BE-%E0%A4%AA%E0%A5%81%E0%A4%A4%E0%A4%B3%E0%A4%BE-%E0%A4%89%E0%A4%AD%E0%A4%BE%E0%A4%B0%E0%A5%82-%E0%A4%9A%E0%A4%82%E0%A4%A6%E0%A5%8D%E0%A4%B0%E0%A4%95%E0%A4%BE%E0%A4%82%E0%A4%A4-%E0%A4%AA%E0%A4%BE%E0%A4%9F%E0%A5%80%E0%A4%B2</w:t>
-      </w:r>
-    </w:p>
-    <w:p>
-      <w:pPr>
-        <w:pStyle w:val="Normal"/>
-      </w:pPr>
-      <w:r>
-        <w:rPr/>
-        <w:t>Content: कोल्हापूर ः माजी मंत्री दिग्विजय खानविलकर कर्तृत्वाने मोठे होते. केवळ एका चौकाला नाव देऊन त्यांचे यथोचित स्मारक होणार नाही. म्हणून माजी आरोग्यमंत्री दिग्विजय खानविलकर यांचा पुतळा शेंडा पार्क येथील जागेत उभा करू, असे आश्वासन उच्च व तंत्रशिक्षणमंत्री चंद्रकांत पाटील यांनी रविवारी येथे दिले.चिमासाहेब चौक ते महावीर कॉलेज या मार्गावरील पेट्रोल पंपाशेजारील चौकाला खानविलकर चौक असे नाव देण्यात आले. या सोहळ्याप्रसंगी ते बोलत होते. खा. धैर्यशील माने, आ. राजेश क्षीरसागर, आ. चंद्रदीप नरके, राजलक्ष्मी खानविलकर यांच्या प्रमुख उपस्थितीत हा कार्यक्रम झाला. चंद्रकांत पाटील म्हणाले, खानविलकर कर्तृत्वाने फार मोठे होते. कोल्हापूरच्या आरोग्यसेवेमध्ये त्यांनी मोठी भर घातली. एवढ्या मोठ्या व्यक्तीचे स्मारक व्हायला थोडा वेळच लागला. पण आता गतीने कामे करू. त्यांच्या कार्यकर्त्यांच्या मागणीनुसार शेंडा पार्कच्या जागेत त्यांचा पुतळा उभा करू. त्यांच्या कुटुंबीयांनी त्यांच्या नावे एखादी संस्था सुरू करून लोकांची सेवा करावी. त्या संस्थेला पूर्ण मदत करू, असेही पाटील म्हणाले. खा. धैर्यशील माने म्हणाले, माजी मंत्री दिग्विजय खानविलकर यांनी गरिबांवर मोफत उपचार होण्यासाठी खूप प्रयत्न केले. त्यांच्याच काळात सीपीआरचा विकास झाला. येथे हदय शस्त्रक्रिया विभाग सुरू झाला. माझी आई माजी खासदार निवेदिता माने यांच्या राजकीय प्रवेशासाठी दिग्विजय खानविलकर आणि बाबासाहेब कुपेकर यांनी खूप प्रयत्न केले. आ. राजेश क्षीरसागर यांनीही खानविलकरांनी केलेल्या विकासकामाला उजाळा दिला. माजी आमदार मालोजीराजे म्हणाले, खानविलकरांमुळेच मी राजकारणात आलो. त्यांच्यामुळे 2004 मध्ये आमदार झाल्याचे सांगितले. विश्वविजय खानविलकर यांनी स्वागत केले. यावेळी मधुरिमाराजे, सुमित्रा खानविलकर, वीरविजय खानविलकर, सिद्धिविजय खानविलकर, यशराजे, यशस्विनीराजे, आरोग्यमित्र बंटी सावंत आदी उपस्थित होते. खा. धैर्यशील माने यांनी विश्वविजय खानविलकरांना राजकारणात संधी द्या, अशी मागणी मंत्री चंद्रकांत पाटील यांच्याकडे केली. पाटील यांनी विश्वविजय आणि त्यांच्या कुटंबियांनी तसा निर्णय घ्यावा आणि मग माझ्याशी चर्चा करावी, त्यांचे योग्य राजकीय पुनर्वसन करण्यात येईल, असे आश्वासन दिले. 'Pudhari' is excited to announce the relaunch of its Android and iOS apps. Stay updated with the latest news at your fingertips. Android and iOS Download now and stay updated, anytime, anywhere. Pudhari Publications Private Limited</w:t>
+        <w:t xml:space="preserve"> https://marathi.freepressjournal.in/maharashtra/jayashri-patil-joins-bjp-sangli</w:t>
+      </w:r>
+    </w:p>
+    <w:p>
+      <w:pPr>
+        <w:pStyle w:val="Normal"/>
+      </w:pPr>
+      <w:r>
+        <w:rPr/>
+        <w:t>Content: दिवंगत नेते वसंतदादा पाटील यांची नातसून तसेच दिवंगत नेते मदन पाटील यांच्या पत्नी जयश्री पाटील यांनी अखेर भाजप प्रवेशावर शिक्कामोर्तब केला. आज सकाळी सांगलीचे पालकमंत्री चंद्रकांत पाटील यांनी इतर पदाधिकऱ्यांसोबत जयश्री पाटील यांच्या निवासस्थानी भेट दिली. यावेळी चर्चेनंतर जयश्री पाटील यांनी भाजपमध्ये जाण्याचा निर्णय जाहीर केला. याआधी त्यांना राष्ट्रवादी कॉँग्रेसकडून प्रवेशाचे आमंत्रण आले होते. मात्र, ''माझी पक्षप्रवेशासंदर्भात एकच अट होती, ती अट भाजपने मान्य केल्याने मी भाजपमध्ये प्रवेश करत आहे,'' असे त्यांनी स्पष्ट केले. जयश्री पाटील १८ जून रोजी मुंबईत मुख्यमंत्री देवेंद्र फडणवीस यांच्या उपस्थितीत भाजप प्रवेश करणार आहेत. वसंतदादा पाटील यांच्या घराण्यातील भाजपमध्ये प्रवेश करणाऱ्या जयश्री पाटील या पहिल्या व्यक्ती आहेत. त्यांचे पती दिवंगत नेते मदन पाटील यांनी सुरुवातीला राष्ट्रवादीमध्ये प्रवेश केला. त्यानंतर त्यांनी राष्ट्रवादीसोबत बंडखोरी केली आणि अपक्ष निवडणूक लढवली. ही निवडणूक जिंकल्यावर त्यांनी कॉँग्रेसमध्ये प्रवेश केला. २०१५ रोजी त्यांच्या निधनानंतर कॉँग्रेसमध्ये मदन पाटील यांच्या गटाचे नेतृत्व जयश्री पाटील करत होत्या. मात्र, विधानसभा निवडणुकीमध्ये कॉँग्रेसने जागा न दिल्याने त्यांनी कॉँग्रेस सोबत बंडखोरी केली आणि अपक्ष राहून निवडणूक लढवली. यामुळे त्यांना कॉँग्रेस पक्षातून काढून टाकण्यात आले. त्यानंतर त्यांना राष्ट्रवादी कॉँग्रेसकडून पक्ष प्रवेशाचे आमंत्रण आले होते. मात्र, त्यांनी भाजपमध्ये जाण्याचा मार्ग निवडला आहे. सांगली जिल्हा मध्यवर्ती बँकेच्या उपाध्यक्षा मा. जयश्रीताई पाटील यांची आज त्यांच्या निवासस्थानी सदिच्छा भेट घेतली. या भेटीत स्थानिक विकास, सहकार आणि सामाजिक विषयांवर चर्चा झाली.या प्रसंगी आमदार सुधीरदादा गाडगीळ, भाजपा जिल्हाध्यक्ष सम्राट महाडिक, भाजपा नेते शेखर इनामदार, सी. बी.… pic.twitter.com/cSh6ZP2ptt जयश्री पाटील यांची अट - यावेळी आपल्या कार्यकर्त्यांना संबोधित करताना जयश्री पाटील म्हणाल्या, की ''आपल्याला कॉँग्रेस पक्षातून काढल्यामुळे आपला हा निर्णय झाला. भाजपने सन्मानाने आपल्या पक्षात येण्याचे आमंत्रण दिले. आमची एकच अट होती, की आमच्या कार्यकर्त्यांना इथे सन्मान मिळावा. ती अट भाजपने मान्य केली. मुख्यमंत्री देवेंद्र फडणवीस यांच्याशी मी बोलले. त्यांच्या उपस्थितीतच माझा प्रवेश व्हावा अशी इच्छा आहे. यावर त्यांनी मला ''तुम्ही काहीही काळजी करू नका. माझ्या उपस्थितीच तुमचा प्रवेश होईल'' असे सांगितले. सगळ्या कार्यकर्त्यांना न्याय देण्याचे आश्वासन चंद्रकांत पाटील यांनीही दिले आहे. मी आपल्या जिल्ह्यातल्या सर्व कार्यकर्त्यांच्या समस्या मांडल्या आहेत. भाजपकडून आपल्याला योग्य वागणूक आणि न्याय मिळेल. त्यासाठी आपल्या सर्वांना परवा (१८ जून) भाजप प्रवेश करायचा आहे.'' वसंतदादांचा स्वभाव भाजपसारखा - ''वसंतदादा पाटील यांनी हिताचे काम केले. त्यांनी तळागळाच्या माणसासाठी काम केले. त्यांचा स्वभाव हा भाजपसोबत मिळता जुळता आहे. त्यामुळे जयश्रीताई भाजपमध्ये चांगलं काम करू शकतील,'' अशी प्रतिक्रिया चंद्रकांत पाटील यांनी दिली. वसंतदादा पाटील यांच्या घराण्यात कॉँग्रेसचे खासदार विशाल पाटील आणि जयश्री पाटील असे दोन गट आहेत. आजतागायत झालेल्या सर्व निवडणुकीमध्ये या दोन्ही गटात एकोपा दिसून आला. मात्र, जयश्री पाटील यांच्या भाजपमध्ये जाण्याने हा एकोपा आगामी निवडणुकीत तसाच राहील की त्याला तडा जाईल हे पाहणे औत्सुक्याचे ठरणार आहे. © freepressjournal-marathi 2025</w:t>
       </w:r>
     </w:p>
     <w:p>
@@ -6404,16 +6872,16 @@
       </w:pPr>
       <w:r>
         <w:rPr/>
-        <w:t>Article 165</w:t>
-      </w:r>
-    </w:p>
-    <w:p>
-      <w:pPr>
-        <w:pStyle w:val="Normal"/>
-      </w:pPr>
-      <w:r>
-        <w:rPr/>
-        <w:t>Title: मराठा आरक्षण : मनोज जरांगे-पाटील यांना सरकारचे चर्चेचे आवाहन</w:t>
+        <w:t>Article 177</w:t>
+      </w:r>
+    </w:p>
+    <w:p>
+      <w:pPr>
+        <w:pStyle w:val="Normal"/>
+      </w:pPr>
+      <w:r>
+        <w:rPr/>
+        <w:t>Title: Ranjitsinh Mohite Patil : पालकमंत्र्यांची एन्ट्री होताच रणजितसिंह मोहिते पाटलांनी विद्यापीठाच्या कार्यक्रमातून काढता पाय घेतला!</w:t>
       </w:r>
     </w:p>
     <w:p>
@@ -6425,16 +6893,16 @@
         <w:t xml:space="preserve">URL: </w:t>
       </w:r>
       <w:r>
-        <w:t xml:space="preserve"> https://marathi.freepressjournal.in/maharashtra/maratha-reservation-jarange-government-talks</w:t>
-      </w:r>
-    </w:p>
-    <w:p>
-      <w:pPr>
-        <w:pStyle w:val="Normal"/>
-      </w:pPr>
-      <w:r>
-        <w:rPr/>
-        <w:t>Content: मुंबई : मराठ्यांच्या आरक्षणासाठी आता निर्णायक लढा उभारण्याचा निर्धार करून मुंबईत आंदोलन पुकारण्यावर ठाम असलेले मराठा आंदोलनाचे नेते मनोज जरांगे पाटील यांना उच्च व तंत्रशिक्षण मंत्री चंद्रकांत पाटील यांनी त्यापूर्वी सरकारशी चर्चा करण्याचे आवाहन केले आहे. नव्याने आंदोलन आणि उपोषण करण्यापेक्षा जरांगे यांनी पेन-कागद घेऊन सरकारशी चर्चेला यावे, असे चंद्रकांत पाटील यांनी म्हटले आहे. कारवाईचा इशारा जरांगे यांनी २९ ऑगस्टपासून दक्षिण मुंबईतील आझाद मैदानात आंदोलन पुकारणार असल्याचे जाहीर केले असून त्यासाठी ते अंतरवाली सराटी येथून २७ऑगस्ट रोजी मुंबईकडे कूच करणार आहेत. त्यांनी मराठा समाजाला मोठ्या संख्येने हजर राहण्याचे आवाहनही केले आहे. मात्र कोणी बेकायदेशीर आंदोलन केले तर त्याच्यावर कडक कारवाई करण्याचा इशारा चंद्रकांत पाटील यांनी दिला आहे. या आंदोलनाच्या पार्श्वभूमीवर राज्य सरकारने कॅबिनेट उपसमितीची पुनर्रचना केली असून मंत्री राधाकृष्ण विखे-पाटील यांना समितीचे अध्यक्षपद दिले आहे. मात्र मराठा समाजाच्या मागण्यांच्या संदर्भात राज्य सरकारने पुनर्रचित केलेली मंत्रिमंडळ उपसमिती म्हणजे पोळ्याच्या दिवशी केलेला खांदेबदल आहे. उपसमिती आणि आमच्या मागण्या हे वेगळे विषय आहेत, असे जरांगे-पाटील यांनी म्हटले आहे. उपसमिती हे पूर्वीचेच खूळ असून त्यामध्ये नवीन काही नाही. दुपारी नांगरांचे बैल बदलावेत तसे हे आहे. हा झाला की तो याप्रमाणे नांगरांचे बैल बदलले जातात. आता पोळ्याच्या दिवशी उपसमितीमध्ये खांदे बदलले आहेत. आमच्या मागण्याच सरकारच्या डोक्यात येत नाहीत, असेही ते म्हणाले. दरम्यान, जरांगे यांनी मुंबईत मोर्चा काढण्याची घोषणा केल्यापासून ओबीसी समाजातील नेतेही सक्रिय झाले आहेत. ओबीसी नेते लक्ष्मण हाके तसेच ज्येष्ठ नेते छगन भुजबळ यांनी ओबीसी घटकांतील वेगवेगळ्या कार्यक्रमांना उपस्थित राहून ओबीसी समाजाचे ऐक्य कसे आवश्यक आहे, हे पटवून देण्याचा प्रयत्न सुरू केला आहे. या प्रयत्नांचा एक भाग म्हणून जागर लिंगायत प्रतिष्ठानच्या वतीने नाशिक रोड येथे लिंगायत समाजातील कार्यकर्त्यांचा सुसंवाद, परिसंवाद, खुले चर्चासत्र, मार्गदर्शन व सन्मान सोहळा असा कार्यक्रम छगन भुजबळ यांच्या प्रमुख उपस्थितीत झाला. या कार्यक्रमात भुजबळ यांनी ओबीसी समाजापुढील आव्हानांचीही मांडणी केली. ओबीसी समाजामध्ये रोटी-बेटी व्यवहार वाढवून आपसांत ऐक्य प्रस्थापित केले पाहिजे. तंत्रज्ञान, जागतिकीकरण, आर्थिक परिवर्तन यांना तोंड द्यावे लागत असल्याने शिक्षणाशिवाय आता पर्याय नाही. फक्त पदव्या घेऊन चालणार नाही. जास्तीत जास्त ज्ञान प्राप्त करून उच्चपदावर काम करावे लागेल, असे भुजबळ यांनी सांगितले. जातगणना राबवा टाइपरायटर गेले आणि कॉम्प्युटर आले. प्रत्येकाला कॉम्प्युटर लागतो. डॉक्टर, इंजिनिअर आणि शेतकऱ्यालाही कॉम्प्युटर लागतो. प्रत्येक क्षेत्रात महिला आघाडीवर आहेत. डॉ. बाबासाहेब आंबेडकर यांनी सर्व जाती-धर्म एकत्र आणण्याचे कार्य केले. देशात आदिवासी, ओबीसींसह विविध समाजातील साडेसहा हजार जाती आहेत. मात्र, ओबीसींची स्वतंत्र जातगणना होणे आवश्यक आहे. यासाठी जनगणना आयुक्तांनी राज्यांमध्ये जातगणनेची प्रक्रिया राबवावी, अशी अपेक्षा भुजबळ यांनी व्यक्त केली. मराठा समाजाला आमचा कुठलाही विरोध नाही. मात्र ओबीसी समाजाला लढाई जिंकायची असेल, तर एकत्रित राहण्याची गरज आहे, असे त्यांनी नमूद केले. सतर्कतेच्या सूचना आंदोलनाच्या पार्श्वभूमीवर राज्य सरकारकडून पोलीस प्रशासनाला सतर्कतेच्या सूचना देण्यात आल्या आहेत. मुंबई पोलिसांना विशेष यंत्रणा तयार ठेवण्याचे आदेश देण्यात आले आहेत. कारण, लाखोंच्या संख्येने आंदोलक मुंबईत दाखल झाल्यास वाहतूक, कायदा-सुव्यवस्थेवर मोठा ताण येऊ शकतो. गणेशोत्सवाच्या पार्श्वभूमीवर मुंबईत गर्दी प्रचंड वाढलेली असते आणि या वातावरणात आंदोलन झाल्यास परिस्थिती हाताबाहेर जाण्याची शक्यता आहे. दरम्यान मराठा आरक्षणाच्या आंदोलनासाठी गावोगावी जय्यत तयारी केली जात आहे. या आंदोलनाला मुंबईकरांचा प्रतिसाद कसा असणार, याकडे संपूर्ण महाराष्ट्राचे लक्ष लागले आहे. तसेच सरकार या आंदोलनाबाबत कोणते निर्णय घेणार हे पाहणे महत्त्वाचे ठरणार आहे. सरकारला दंगल भडकवायची आहे मराठा आरक्षणासाठी येत्या २९ ऑगस्टला लाखोंच्या संख्येने आंदोलक मुंबईकडे मार्गस्थ होणार आहेत. आंदोलनाला दोन वर्षे पूर्ण होत आहेत. मुंबईकर, आम्हाला लेकरे समजा, आम्ही शांततेत येतोय, पण सरकारला दंगल भडकवायची आहे, असे जरांगे यांनी म्हटले आहे. कोणाचाही बाप आडवा येऊ द्या. आम्ही शांततेत मुंबईत येणार आणि शांततेत आरक्षण घेणार आहोत, सरकारला १०० टक्के दंगल घडवायची आहे, त्यांना मराठ्यांच्या अंगावर जाळ फेकायचा आहे, असे जरांगे म्हणाले. © freepressjournal-marathi 2025</w:t>
+        <w:t xml:space="preserve"> https://sarkarnama.esakal.com/maharashtra/paschim-maharashtra/as-soon-as-guardian-minister-jaykumar-gore-entered-ranjitsinh-mohite-patil-walked-out-of-the-program-vd83</w:t>
+      </w:r>
+    </w:p>
+    <w:p>
+      <w:pPr>
+        <w:pStyle w:val="Normal"/>
+      </w:pPr>
+      <w:r>
+        <w:rPr/>
+        <w:t>Content: Solapur, 31 May : आमदार रणजितसिंह मोहिते पाटील आणि भाजप नेते यांच्यात गेल्या काही दिवसांपासून वेगवेगळ्या घडामोडी घडत आहेत. प्रदेशाध्यक्ष चंद्रशेखर बावनकुळे यांना मोहिते पाटलांच्या उपस्थितीत त्यांच्यावरील कारवाईसंदर्भातील प्रश्न विचारण्यात आला होता. त्या वेळी रणजितदादांनी मान खाली घातली होती. रणजितसिंह मोहिते पाटील आजही उच्च व तंत्रशिक्षण मंत्री चंद्रकांत पाटील यांच्यासोबत विद्यापीठात आले होते. त्यांच्यानंतर पालकमंत्री जयकुमार गोरे आले. पण त्यानंतर अवघ्या पाचच मिनिटांत रणजितसिंह मोहिते पाटील हे गोरे यांच्या कानात बोलून कार्यक्रमस्थळावरून निघून गेले. ते कानात काय कुजबुले याची चर्चा जिल्ह्यात होत आहे. अहिल्यादेवी होळकर यांच्या जयंतीनिमित्त पुण्यश्लोक अहिल्यादेवी होळकर सोलापूर विद्यापीठात राज्याचे उच्च व तंत्रशिक्षण मंत्री चंद्रकांत पाटील, पालकमंत्री जयकुमार गोरे यांच्या उपस्थितीत विविध कार्यक्रमाचे आयोजन करण्यात आले होते. या कार्यक्रमासाठी चंद्रकांत पाटील आणि आमदार रणजितसिंह मोहिते पाटील (Ranjitsinh Mohite Patil ) एकत्र आले होते. विद्यापीठात चंद्रकांत पाटील (Chandrakant Patil), आमदार रणजितसिंह मोहिते पाटील यांच्या उपस्थितीत पीएम उषा योजनेतून दोन नवीन इमारतींची पायाभरणी करण्यात आली. विद्यापीठात चंद्रकांतदादांच्या हस्ते वृक्षारोपणही करण्यात आले. तसेच, विविध स्पर्धेतील विजेत्या विद्यार्थी, कर्मचाऱ्यांचा सन्मान करण्यात आला. यावेळी चंद्रकांतदादांसोबत आमदार रणजितसिंह माेहिते पाटील उपस्थित होते. पालकमंत्री जयकुमार गोरे (Jaykumar Gore) हे कार्यक्रमाला थोडे उशीरा आले. गोरे आल्यानंतर मुख्य कार्यक्रमाला सुरुवात झाली. सुरुवातीला विद्यापीठाच्या वतीने मंत्री, आमदार आणि इतर मान्यवरांचे पुण्यश्लोक अहिल्यादेवी होळकर विद्यापीठाच्या वतीने अहिल्यादेवींची मूर्ती देऊन स्वागत करण्यात आले. स्वागत समारंभानंतर काही वेळातच रणजितसिंह मोहिते पाटील जागेवरुन उठले. पालकमंत्री जयकुमार गोरे यांच्या कानात मोहिते पाटील यांनी काहीतरी सांगितले. त्यानंतर मंत्री चंद्रकांत पाटील यांच्या कानातही काही तरी सांगितले. त्या दोघांची परवानगी घेऊन आमदार रणजितसिंह मोहिते पाटील यांनी स्टेज सोडले. म्हणजेच पालकमंत्री जयकुमार गोरे यांनी एन्ट्री होताच अवघ्या पाच ते सात मिनिटांतच मोहिते पाटील यांनी कार्यक्रमातून काढता पाय घेतला. रणजितसिंह कानात काय बोलले? रणजितसिंह मोहिते पाटील हे चंद्रकांत पाटील आणि जयकुमार गोरे यांच्या कानात काय बोलले, याची माहिती मिळू शकली नाही. तसेच, ते कार्यक्रम सोडून लवकर का निघून गेले, याबाबतच कारण गुलदस्त्यात आहे. मात्र व्यासपीठावरील हालचाली पाहता मोहिते पाटील हे या दोघांची परवानगी घेऊन कार्यक्रमातून निघून गेल्याचे जाणवत होते. त्या घटनेची धास्ती दरम्यान, भाजपचे प्रदेशाध्यक्ष तथा महसूल मंत्री चंद्रशेखर बावनकुळे हे गुरुवारी (ता. २९ मे) सोलापूरच्या दौऱ्यावर आले होते. त्या वेळी पत्रकार परिषदेत आमदार रणजितसिंह मोहिते पाटील यांच्या समोरच त्यांच्यावरील कारवाईबाबतचा प्रश्न बावनकुळेंना विचारण्यात आला होता. बावनकुळे उत्तर देत असताना आमदार मोहिते पाटील यांनी मान खाली घातली होती. त्या घटनेची धास्ती मोहिते पाटील यांनी घेतली की काय असा प्रश्न निर्माण होत आहे. त्यामुळेच त्यांनी आज गोरे यांच्या एन्ट्रीनंतर अवघ्या काही मिनिटांतच रणजितसिंह मोहिते पाटील कार्यक्रमातून बाहेर पडणे पसंत केले. त्यांनी हा निर्णय का घेतला, याची कुजबूज कार्यक्रमस्थळी रंगली होती. सरकारनामाचे सदस्य व्हा शॉपिंगसाठी 'सकाळ प्राईम डील्स'च्या भन्नाट ऑफर्स पाहण्यासाठी क्लिक करा. Read Latest Marathi Political News, Breaking Political News from Maharashtra, India, Pune &amp; Mumbai at Sarkarnama. To Get Live Political Marathi News on Mobile, Download the Sarkarnama Mobile App for Android and IOS. सरकारनामा आता सर्व सोशल मीडिया प्लॅटफॉर्मवर. ताज्या राजकीय घडामोडींसाठी फेसबुक, ट्विटर, इन्स्टाग्राम, शेअर चॅट, टेलिग्रामवर आणि व्हॉट्सॲप आम्हाला फॉलो करा. तसेच, सरकारनामा यूट्यूब चॅनेलला आजच सबस्क्राइब करा. Follow Us Copyright © 2025 Sakal Media Group – All Rights Reserved Powered by Quintype वेबसाईटवर ब्राउझिंगचा अनुभव सर्वोत्तम असावा, यासाठी आम्ही कुकीजचा वापर करतो. कुकीजमुळे तुम्हाला तुमच्या आवडत्या मजकुराची शिफारस करता येते. आमचे गोपनीयता आणि कुकीजसंदर्भातील धोरण तुम्हाला मान्य आहे.</w:t>
       </w:r>
     </w:p>
     <w:p>
@@ -6443,16 +6911,16 @@
       </w:pPr>
       <w:r>
         <w:rPr/>
-        <w:t>Article 166</w:t>
-      </w:r>
-    </w:p>
-    <w:p>
-      <w:pPr>
-        <w:pStyle w:val="Normal"/>
-      </w:pPr>
-      <w:r>
-        <w:rPr/>
-        <w:t>Title: पॉलिटेक्निकच्या प्रवेशाची तारीख जाहीर, ऑनलाईन प्रक्रियेसाठी संकेतस्थळाला द्या भेट; मंत्रीमहोदयांचं आवाहन</w:t>
+        <w:t>Article 178</w:t>
+      </w:r>
+    </w:p>
+    <w:p>
+      <w:pPr>
+        <w:pStyle w:val="Normal"/>
+      </w:pPr>
+      <w:r>
+        <w:rPr/>
+        <w:t>Title: ग्रंथालयांच्या अनुदानात ४० टक्के वाढ करण्यास शासन सकारात्मक; उच्च व तंत्र शिक्षण मंत्री चंद्रकांत पाटील यांचे आश्वासन</w:t>
       </w:r>
     </w:p>
     <w:p>
@@ -6464,16 +6932,16 @@
         <w:t xml:space="preserve">URL: </w:t>
       </w:r>
       <w:r>
-        <w:t xml:space="preserve"> https://marathi.abplive.com/education/polytechnic-admission-start-from-20-may-and-visit-the-website-for-online-process-chandrakant-patil-appeals-1359951</w:t>
-      </w:r>
-    </w:p>
-    <w:p>
-      <w:pPr>
-        <w:pStyle w:val="Normal"/>
-      </w:pPr>
-      <w:r>
-        <w:rPr/>
-        <w:t>Content: मुंबई : राज्यातील 12 वी बोर्ड परीक्षेचा निकाल हाती आल्यानंतर विद्यार्थ्यांकडून पुढील करिअरच्या संधी शोधत प्रवेश प्रक्रियेला सुरुवात झाली आहे. त्यानंतर, आता 10 वी बोर्ड परीक्षेचा निकाल जाहीर झाला असून कॉलेजला (Collage) प्रवेश मिळविण्याची ऑनलाईन प्रक्रिया सुरू झाली आहे. मात्र, तांत्रिक महाविद्यालयात प्रवेश घेण्यासाठी अद्याप सुरुवात झाली नव्हती. "दहावी नंतर अभियंता होण्याचा मार्ग खुला करणाऱ्या पॉलिटेक्निक पदविका अभ्यासक्रमांची प्रवेश प्रक्रिया येत्या 20 मे 2025 पासून सुरू होत आहे," अशी माहिती उच्च व तंत्र शिक्षण मंत्री चंद्रकांत पाटील (Chandrakant patil) यांनी दिली. त्यामुळे, शासकीय तंत्रनिकेतन विद्यालयात प्रवेश घेऊ इच्छिणाऱ्या विद्यार्थ्यांना आता प्रवेश प्रक्रिया पूर्ण करावी लागेल. पॉलिटेक्निक पदविका अभ्यासक्रम हा नोकरी आणि उद्योगासाठी उपयुक्त पर्याय असून, अल्पकालावधीत तांत्रिक कौशल्य मिळवून रोजगार किंवा उद्योजकतेकडे वाटचाल करणाऱ्या विद्यार्थ्यांसाठी हे शिक्षण महत्त्वाचे आहे. माहिती व तंत्रज्ञानाच्या युगात विद्यार्थ्यांना स्पर्धात्मक क्षमतांनी सज्ज करणाऱ्या या अभ्यासक्रमामध्ये अधिकाधिक विद्यार्थ्यांनी प्रवेश घ्यावा, असे आवाहन उच्च व तंत्र शिक्षण मंत्री चंद्रकांतदादा पाटील यांनी केले. तंत्र शिक्षण संचालनालयाने पदविका अभ्यासक्रमांमध्ये 100 टक्के प्रवेश सुनिश्चित करण्याचे उद्दिष्ट ठेवावे. विद्यार्थ्यांना या शाखेकडे आकर्षित करण्यासाठी सर्व महाविद्यालयांनी प्रयत्न करावेत, असे आवाहन देखील मंत्री महोदयांनी केले आहे. दरम्यान, पॉलिटेक्निक महाविद्यालयातून डिप्लोमा कोर्स पूर्ण केल्यानंतर विद्यार्थ्यांना अभियांत्रिकेच्या थेट द्वितीय वर्षाला प्रवेश मिळतो. त्यामुळे, पॉलिटेक्निक केल्यानंतर तीन वर्षात इंजिनिअरींगची पदवी मिळते. दरम्यान, दहावी उत्तीर्ण विद्यार्थ्यांसाठी अभियांत्रिकी, तंत्रज्ञान व वास्तुकला विषयक तीन वर्ष कालावधीच्या पदविका अभ्यासक्रमामार्फत विद्यार्थी तंत्रज्ञ, अभियंता व यशस्वी उद्योजक होऊ शकतात. शैक्षणिक वर्ष 2025-26 करिता प्रथम वर्ष पदविका अभ्यासक्रमांच्या प्रवेश प्रक्रियेचा तपशील, वेळापत्रक, नाव नोंदणी व अर्ज भरण्यासाठी https://dte.maharashtra.gov.in या अधिकृत संकेतस्थळाला भेट देण्याचे आवाहनही मंत्री चंद्रकांत पाटील यांनी केले आहे. 'वन नेशन, वन इलेक्शन' घेतल्यास 5 हजार कोटींचा फायदा; केंद्रीय समितीची महाराष्ट्रातील राजकीय पक्षांशी चर्चा Education Loan Information:Calculate Education Loan EMI We use cookies to improve your experience, analyze traffic, and personalize content. By clicking "Allow All Cookies", you agree to our use of cookies.</w:t>
+        <w:t xml:space="preserve"> https://marathi.freepressjournal.in/maharashtra/maharashtra-library-grant-increase-40-percent-chandrakant-patil-assurance</w:t>
+      </w:r>
+    </w:p>
+    <w:p>
+      <w:pPr>
+        <w:pStyle w:val="Normal"/>
+      </w:pPr>
+      <w:r>
+        <w:rPr/>
+        <w:t>Content: मुंबई : आजच्या डिजिटल युगात ग्रंथालय चळवळ टिकेल का असा प्रश्न पडतो. पण आजची तरुण मंडळी अधिक ग्रंथालयाकडे वळली आहे. विविध वाचन उपक्रमात सक्रिय सहभाग घेत आहेत, त्यासाठी ग्रंथालयांना पुस्तकांनी समृद्ध करावे, असे आवाहन करून ग्रंथालयांच्या अनुदानात ४० टक्के वाढ करण्यासाठी शासन सकारात्मक आहे, असे आश्वासन उच्च व तंत्रशिक्षण मंत्री चंद्रकांतदादा पाटील यांनी दिले. एसएनडीटी महिला विद्यापीठ, पाटकर सभागृह येथे सन २०२३-२४ चे उत्कृष्ट ग्रंथालय आणि उत्कृष्ट ग्रंथालय कार्यकर्ता व सेवक पुरस्कार उच्च व तंत्र शिक्षण मंत्री चंद्रकांत पाटील, विधानपरिषद उपसभापती डॉ. नीलम गोऱ्हे यांच्या हस्ते वितरित करण्यात आले. यावेळी अपर मुख्य सचिव बी वेणुगोपाल रेड्डी, राज्य ग्रंथालय संचालक अशोक गाडेकर, उपसचिव अमोल मुत्याल, महाराष्ट्र राज्य ग्रंथालय संघाचे अध्यक्ष डॉ. गजानन कोटेवार आदी उपस्थित होते. मंत्री पाटील म्हणाले, ग्रंथालय चळवळीच्या विकासासाठी मान्यता रद्द झालेल्या २ हजार नवीन ग्रंथालयांना मान्यता देण्यात येणार आहे. तसेच ज्या सार्वजनिक वाचनालयाला ५०, ७५ व १०० वर्षे पूर्ण झाली आहेत त्यांना विशेष अनुदान देण्यात येणार असल्याची घोषणा मंत्री चंद्रकांत पाटील यांनी केली. यावेळी त्यांनी, यंदा ग्रंथ प्रदर्शन माध्यमातून जवळपास ४० कोटी पुस्तकांची विक्री झाली. १० लाख वाचकांनी या ग्रंथ प्रदर्शनास भेट दिली. यामध्ये ४ लाख शालेय आणि महाविद्यालयीन विद्यार्थी सहभागी झाले होते. ग्रंथालय चळवळ टिकावी आणि पुढे वाढत जावी यासाठी ‘एक तास शांतता… पुणे वाचत आहे’, ‘१५ दिवसात पुस्तक वाचून परीक्षण लिहिणे’ यासारखे अनेक उपक्रम राबवण्यात आले. यामध्ये ३ लाख ७५ हजार विद्यार्थ्यांनी सहभाग घेतला. या विद्यार्थ्यांनी पुस्तक परीक्षण सुद्धा लिहिले, असेही सांगितले. पालकमंत्र्यांनी निधी द्यावा - निलम गोऱ्हे राज्यातील जनतेचे सामाजिक, शैक्षणिक व सांस्कृतिक जीवन समृद्ध करण्यासाठी व वाचन संस्कृती वृध्दींगत होण्यासाठी वाचन चळवळ अधिक समृद्ध केली पाहिजे. पालकमंत्र्यांच्या निधीतील एक टक्के निधी ग्रंथालय चळवळीसाठी द्यावा, असे विधान परिषदेच्या उपसभापती डॉ. नीलम गोऱ्हे यांनी सांगितले. © freepressjournal-marathi 2025</w:t>
       </w:r>
     </w:p>
     <w:p>
@@ -6482,16 +6950,16 @@
       </w:pPr>
       <w:r>
         <w:rPr/>
-        <w:t>Article 167</w:t>
-      </w:r>
-    </w:p>
-    <w:p>
-      <w:pPr>
-        <w:pStyle w:val="Normal"/>
-      </w:pPr>
-      <w:r>
-        <w:rPr/>
-        <w:t>Title: Chandrakant Patil : 'सत्तेचा गैरफायदा घेतला, पण आता आमची सत्ता, न्याय...'; ‘सर्वोदय’वरून दादांनी जयंत पाटलांवर तोफ डागली</w:t>
+        <w:t>Article 179</w:t>
+      </w:r>
+    </w:p>
+    <w:p>
+      <w:pPr>
+        <w:pStyle w:val="Normal"/>
+      </w:pPr>
+      <w:r>
+        <w:rPr/>
+        <w:t>Title: Agriculture Crisis: कृषी पदवीधरांनी शेतीकडे पाठ फिरविणे चिंतेचे : चंद्रकांत पाटील</w:t>
       </w:r>
     </w:p>
     <w:p>
@@ -6503,16 +6971,16 @@
         <w:t xml:space="preserve">URL: </w:t>
       </w:r>
       <w:r>
-        <w:t xml:space="preserve"> https://sarkarnama.esakal.com/maharashtra/paschim-maharashtra/bjp-leader-chandrakant-patil-challenges-ncp-sp-jayant-patil-over-sarvodaya-sugar-factory-as11</w:t>
-      </w:r>
-    </w:p>
-    <w:p>
-      <w:pPr>
-        <w:pStyle w:val="Normal"/>
-      </w:pPr>
-      <w:r>
-        <w:rPr/>
-        <w:t>Content: Sangli News : सांगलीतील सर्वोदय सहकारी साखर कारखान्यावरून सध्या भाजपचे नेते राष्ट्रवादी काँग्रेस शरदचंद्र पवार पक्षाचे प्रदेशाध्यक्ष जयंत पाटील यांच्या कारभाराचे वाभाडे काढले काढताना दिसत आहेत. मध्यंतरी आमदार गोपीचंद पडळकर यांनी जयंत पाटील यांच्यावर जोरदार टीका करताना सांगली जिल्हा सहकारी बँकेच्या चौकशीची मागणी केली होती. तसेच जयंत पाटील यांनी बँकेच्या माध्यमातून जतमधील सहकारी साखर कारखाना, सर्वोदय कारखाना यांनी कसा विकत घेतला. यावरून आरोप केले होते. यानंतर जिल्ह्यातील राजकीय वातावरण तापले होते. यानंतर आता पालकमंत्री चंद्रकांत पाटील यांनी देखील यावरून जयंत पाटलांवर जोरदार टीका करताना त्यांना, सर्वोदय सहकारी साखर कारखाना परत देण्यासाठी किती पैसे पाहिजेत? अशी विचारणाच केली आहे. यामुळे जिल्ह्याचे राजकारण पुन्हा तापण्याची शक्यता आहे. चंद्रकांत पाटील यांनी सर्वोदय सहकारी साखर कारखाना परत करण्यासाठी किती पैसे द्यावे लागतील याचा आकडा सांगावा. ते मी द्यायला तयार आहे असे म्हणत आव्हान दिले. ते भाजपच्या 11 वर्षांच्या सत्ताकाळातील विविध विकास कामांच्या फलकांचे अनावरण केल्यानंतर ते बोलत होते. यावेळी त्यांनी पृथ्वीराज पवार यांच्या संपर्क कार्यालयास भेट देऊन दिवंगत माजी आमदार संभाजी पवार यांना अभिवादन देखील केले. यावेळी पत्रकारांच्या एका प्रश्नाला उत्तर देताना त्यांनी जयंत पाटील यांच्यावर ‘सर्वोदय’प्रकरणी तोफ डागली. ते म्हणाले, हा खूप जुना विषय असून याचा तिढाही तितकाच जुना आहे. जो भाजपच्या सत्ताकाळात 2014 ते 2019 दरम्यान कायदेशीर मार्गाने सोडवत आणला होता. त्यावेळी हा कारखाना सभासदांच्या ताब्यात आलाच होता. त्यावर्षी गाळप परवानाही देण्यात येणार होता. मात्र तोवर महापूर आला. पुढे काही काळात सत्ता बदलली. जयंतरावांनी सत्तेचा गैरफायदा घेत कागदपत्रांत फेरबदल केले. त्यानंतर कोरोना आला. आता आमची सत्ता आहे, योग्य आणि न्याय होईल. जयंतरावांना आम्ही पैसे द्यायला तयार आहोत, त्यांनी सांगावे, किती पैसे द्यायचे, असे आव्हानच चंद्रकांत पाटील यांनी यावेळी केले आहे. चंद्रकांत पाटील यांनी पृथ्वीराज पवार यांना ‘आता कार्यालयाचं रुपडं बदला,’ अशी गंमतीशीर सूचना केली. ‘आप्पा याच ठिकाणी बसून चारवेळा आमदार झाले. इथं आलं की काम होतं, हे लोकांना माहिती होतं. आम्ही विद्यार्थीदशेत असताना आप्पा व रामचंद्र देशपांडे यांची भेट घेऊनच जायचो,’ अशा आठवणी त्यांनी सांगितल्या. ‘पृथ्वीराज पवार यांच्या पाठीवर हात ठेवा, त्यांना बळ द्या,’ असे आवाहन कार्यकर्त्यांनी केले. त्यावर चंद्रकांत पाटील म्हणाले, ‘‘माणसाच्या आयुष्यात कधी काय होईल, माहिती नसतं. त्यातच मजा असते. पृथ्वीराजच्या बाबत देर है, लेकिन अंधेर नहीं, मी त्याच्यासोबत आहे, असेही आश्वासन चंद्रकांत पाटील यांनी पृथ्वीराज पवार यांच्याबाबत दिलं आहे. सरकारनामाचे सदस्य व्हा शॉपिंगसाठी 'सकाळ प्राईम डील्स'च्या भन्नाट ऑफर्स पाहण्यासाठी क्लिक करा. Read Latest Marathi Political News, Breaking Political News from Maharashtra, India, Pune &amp; Mumbai at Sarkarnama. To Get Live Political Marathi News on Mobile, Download the Sarkarnama Mobile App for Android and IOS. सरकारनामा आता सर्व सोशल मीडिया प्लॅटफॉर्मवर. ताज्या राजकीय घडामोडींसाठी फेसबुक, ट्विटर, इन्स्टाग्राम, शेअर चॅट, टेलिग्रामवर आणि व्हॉट्सॲप आम्हाला फॉलो करा. तसेच, सरकारनामा यूट्यूब चॅनेलला आजच सबस्क्राइब करा. Follow Us Copyright © 2025 Sakal Media Group – All Rights Reserved Powered by Quintype वेबसाईटवर ब्राउझिंगचा अनुभव सर्वोत्तम असावा, यासाठी आम्ही कुकीजचा वापर करतो. कुकीजमुळे तुम्हाला तुमच्या आवडत्या मजकुराची शिफारस करता येते. आमचे गोपनीयता आणि कुकीजसंदर्भातील धोरण तुम्हाला मान्य आहे.</w:t>
+        <w:t xml:space="preserve"> https://agrowon.esakal.com/agro-special/concern-over-agriculture-graduates-turning-their-backs-on-farming-chandrakant-patil-rat16</w:t>
+      </w:r>
+    </w:p>
+    <w:p>
+      <w:pPr>
+        <w:pStyle w:val="Normal"/>
+      </w:pPr>
+      <w:r>
+        <w:rPr/>
+        <w:t>Content: Pune News: ‘‘शेतकऱ्यांचे प्रश्‍न सोडविण्यासाठी सरकारने कृषी महाविद्यालयांत गुंतवणूक केली आहे, मात्र हा अभ्यासक्रम स्पर्धा परीक्षांसाठी उपयुक्त असल्याने त्या तयारीसाठी विद्यार्थी कृषी महाविद्यालयात प्रवेश घेतात. येथून पदवी घेतलेली मुले-मुली शेतीकडे जात नाहीत, हा चिंतेचा विषय आहे,’ असे उच्च आणि तंत्रशिक्षणमंत्री चंद्रकांत पाटील म्हणाले. ‘शाश्‍वत कृषी संजीवनी’ या पुस्तकाचे प्रकाशन करताना ते बोलत होते. सर अल्बर्ट हावर्ड यांच्या मूळ पुस्तकाचा अनिल व्यास यांनी मराठीत अनुवाद केला आहे. याप्रसंगी खासदार प्रा. डॉ. मेधा कुलकर्णी, राहुरी कृषी विद्यापीठाचे कुलगुरू डॉ. शरद गडाख, आणंद कृषी विद्यापीठाचे माजी कुलगुरू डॉ. मदनगोपाल वार्ष्णेय, भारतीय किसान संघाच्या प्रांत उपाध्यक्ष स्नेहलता सावंत, सेवावर्धिनीचे कार्यवाह सोमदत्त पटवर्धन, स्नेहल प्रकाशनचे रवींद्र घाटपांडे उपस्थित होते. पाटील म्हणाले, ‘‘कृषी महाविद्यालयात मुलींची वाढलेली संख्या सुखावह आहे. देशाच्या आर्थिक विकासात शेतीचा सर्वाधिक वाटा आहे. गेल्या काही वर्षांत मात्र रासायनिक खतांच्या अतिवापरामुळे मातीचा कस कमी होत आहे. तो वाढविण्यासाठी शास्त्रशुद्ध नैसर्गिक शेतीची गरज आहे.’’ डॉ. कुलकर्णी म्हणाल्या, ‘‘आज सगळीकडे प्लॉटिंग झालेले आणि डोंगर पोखरलेले दिसतात. त्यामुळे शेतजमिनीचा आता ‘बिगर कृषी’ (एनए) वापर करणे बंद व्हायला हवे, अन्यथा भारत हा कृषिप्रधान देश होता, असे म्हणण्याची वेळ येईल.’’ प्राचार्य डॉ. महानंद माने यांनी स्वागत केले. डॉ. सुश्मिता नांदे यांनी सूत्रसंचालन केले. डॉ. जनार्दन कदम यांनी आभार मानले. खासदार प्रा. डॉ. मेधा कुलकर्णी म्हणाल्या, ‘‘बहुसांस्कृतिकतेने नटलेल्या देशात नियमांची अंमलबजावणी करणे अवघड आहे. देशाला एक भाषाही चालत नाही, हे दुर्दैव आहे. शेतीला मात्र एका सूत्रामध्ये आणून ठेवावे लागेल.’’ ॲग्रोवनचे सदस्य व्हा शॉपिंगसाठी 'सकाळ प्राईम डील्स'च्या भन्नाट ऑफर्स पाहण्यासाठी क्लिक करा. Read the Latest Agriculture News in Marathi &amp; Watch Agriculture videos on Agrowon. Get the Latest Farming Updates on Market Intelligence, Market updates, Bazar Bhav, Animal Care, Weather Updates and Farmer Success Stories in Marathi. ताज्या कृषी घडामोडींसाठी फेसबुक, ट्विटर, इन्स्टाग्राम , टेलिग्रामवर आणि व्हॉट्सॲप आम्हाला फॉलो करा. तसेच, ॲग्रोवनच्या यूट्यूब चॅनेलला आजच सबस्क्राइब करा. Follow Us Copyright © 2025 Sakal Media Group – All Rights Reserved Powered by Quintype</w:t>
       </w:r>
     </w:p>
     <w:p>
@@ -6521,16 +6989,16 @@
       </w:pPr>
       <w:r>
         <w:rPr/>
-        <w:t>Article 168</w:t>
-      </w:r>
-    </w:p>
-    <w:p>
-      <w:pPr>
-        <w:pStyle w:val="Normal"/>
-      </w:pPr>
-      <w:r>
-        <w:rPr/>
-        <w:t>Title: Chandrakant Patil : मुंबई तोडण्याची ताकद कोणात नाही, चंद्रकांत पाटलांचा ठाकरेंवर निशाणा</w:t>
+        <w:t>Article 180</w:t>
+      </w:r>
+    </w:p>
+    <w:p>
+      <w:pPr>
+        <w:pStyle w:val="Normal"/>
+      </w:pPr>
+      <w:r>
+        <w:rPr/>
+        <w:t>Title: शरद पवारांना मोठा धक्का? 'जयंत पाटलांना भाजपात घेण्याचा निर्णय...', बड्या नेत्याचं सूचक विधान</w:t>
       </w:r>
     </w:p>
     <w:p>
@@ -6542,16 +7010,16 @@
         <w:t xml:space="preserve">URL: </w:t>
       </w:r>
       <w:r>
-        <w:t xml:space="preserve"> https://www.tv9marathi.com/videos/chandrakant-patil-slams-uddhav-thackeray-1439709.html</w:t>
-      </w:r>
-    </w:p>
-    <w:p>
-      <w:pPr>
-        <w:pStyle w:val="Normal"/>
-      </w:pPr>
-      <w:r>
-        <w:rPr/>
-        <w:t>Content: By signing in or creating an account, you agree with Associated Broadcasting Company's Terms &amp; Conditions and Privacy Policy. मुंबई महाराष्ट्रापासून तोडण्याची ताकद कोणात नाही, मुख्यमंत्री देवेंद्र फडणवीस यांनी आधीच हा मुद्दा सांगितला होता. मुंबई कशाला कोण तोडतंय, अशी आक्रमक प्रतिक्रिया मंत्री चंद्रकांत पाटील यांनी दिली आहे. मुंबई कोण तोडणार? आम्ही का मेलो आहोत? असंही त्यांनी म्हंटलं आहे. तसेच त्यांनी उद्धव ठाकरे यांच्यावर टीका करताना म्हटले की, मुख्यमंत्री असताना उद्धव ठाकरे यांना राज ठाकरे आठवले नाहीत, अगदी राज ठाकरे यांचा मुलगा विधानसभेत असतानाही त्यांना आठवण झाली नाही. आता राजकीय सोयीस्करपणामुळे त्यांनी राज ठाकरे यांना जवळ घेतले आहे. मात्र, ही जवळीक किती काळ टिकेल, निवडणुकीपर्यंत टिकेल की त्यापूर्वीच वेगळी होईल, हे सांगणे कठीण आहे, असेही पाटील म्हणाले. काल मुंबईतील एनएससीआय डोममध्ये ठाकरे बंधूंचा विजयी मेळावा पार पडला. तब्बल 19 वर्षांनंतर राज ठाकरे आणि उद्धव ठाकरे एकाच व्यासपीठावर दिसले. या मेळाव्याने संपूर्ण महाराष्ट्रात भावनिक वातावरण निर्माण झाले. या मेळाव्यात उद्धव ठाकरे यांनी मुख्यमंत्री देवेंद्र फडणवीस आणि उपमुख्यमंत्री एकनाथ शिंदे यांच्यावर जोरदार टीका केली. याला प्रत्युत्तर देताना भाजपने आता आपली भूमिका मांडली आहे.</w:t>
+        <w:t xml:space="preserve"> https://zeenews.india.com/marathi/maharashtra/chandrakant-patil-says-cm-devendra-fadnavis-will-decide-on-giving-chance-to-jayant-patil-in-bjp-supriya-sule-reacts/918835</w:t>
+      </w:r>
+    </w:p>
+    <w:p>
+      <w:pPr>
+        <w:pStyle w:val="Normal"/>
+      </w:pPr>
+      <w:r>
+        <w:rPr/>
+        <w:t>Content: Jayant Patil BJP Entry Comment: शरद पवारांच्या राष्ट्रवादी काँग्रेसचे प्रदेशाध्यक्ष जयंत पाटील हे भारतीय जनता पार्टीच्या वाटेवर आहेत की काय अशी चर्चा राजकीय वर्तुळात दबक्या आवाजात सुरु आहे. या चर्चेला कारण ठरत आहे भाजपाचे मंत्री आणि माजी प्रदेशाध्यक्ष चंद्रकांत पाटील यांनी केलेलं एक विधान. मुख्यमंत्री देवेंद्र फडणवीस यांचा उल्लेख करत चंद्रकांत पाटलांनी जयंत पाटलांच्या भाजपा प्रवेशासंदर्भात सूचक विधान केलं आहे. जयंत पाटलांच्या भाजप पक्षप्रवेशाच्या चर्चा सुरु असण्यावरुन चंद्रकांत पाटलांना शुक्रवारी पत्रकारांनी प्रश्न विचारला. याच चर्चांवरून चंद्रकांत पाटलांनी स्पष्टीकरण दिलं आहे. सांगलीमधील मिरज येथे पत्रकारांशी संवाद साधताना चंद्रकांत पाटलांनी, जयंत पाटलांना भाजपामध्ये घेण्याचा निर्णय देवेंद्र फडणवीसच घेतील असं म्हटलं आहे. तसेच असा निर्णय झाला तर ते काय करणार हे सुद्धा चंद्रकांत पाटलांनी यावेळी सांगितलं. "जयंत पाटलांना भाजपात घेण्याचा निर्णय देवेंद्र फडणवीसच घेतील. तसा निर्णय झाला तर जयंत पाटलांकडे पहिले आपणचं जाऊ आणि त्यांना भाजपात या म्हणू! मात्र देवेंद्र फडणवीस असा निर्णय करतील अशी कोणतीही शक्यता आज दिसत नाही," अश्या शब्दात भाजपाचे उच्च व तंत्र शिक्षण मंत्री चंद्रकांत पाटलांनी जयंत पाटलांच्या चंद्रकांत पाटलांनी दिलेल्या या उत्तरामुळे गेल्या काही महिन्यांपासून जयंत पाटील भाजपात जाणार या चर्चेचा पूर्णविराम दिला आहे. "मुख्यमंत्री देवेंद्र फडणवीस हे दूरदृष्टीचे नेते आहेत. त्यांच्या मनात काय चाललंय हे कोणालाही कळत नाही," असे देखील चंद्रकांत पाटलांनी स्पष्ट केले आहे. "जयंत पाटील भाजपात येण्याचे अप्लीकेशन आलं का?" असा सवाल चंद्रकांत पाटलांनी केलेल्या या विधानावरुन प्रश्न विचारला असता शरद पवारांच्या राष्ट्रवादीच्या खासदार सुप्रिया सुळे यांनी पत्रकारांना केला. तसेच पुढे बोलताना, " ॲडमीशन मागीतलीच नाही तर याचा प्रश्नच येतो कुठे?" असा खोचक टोलाही सुप्रिया सुळेंनी लगावला. दरम्यान, दुसरीकडे हिंदी सक्तीविरोधात राज ठाकरे आणि उद्धव ठाकरेंनी 5 जुलै रोजी मुंबईत मोर्चाचं आवाहन केलं असतानाच जयंत पाटलांनी या आंदोलनामध्ये शरद पवारांचा पक्ष सहभागी होईल असं पक्षाचा प्रदेशाध्यक्ष म्हणून जाहीर केलं आहे. "राज्य सरकार महाराष्ट्रात जी हिंदी सक्ती लादू इच्छित आहे त्याविरोधात दिनांक 5 जुलै 2025 रोजी मुंबईतील गिरगाव चौपाटीवरून मोर्चा आयोजित करण्यात आला आहे. प्रत्येक मराठी माणसाने या मोर्चात सहभागी होण्याचे आवाहन मी करत आहे," अशी पोस्ट जयंत पाटलांनी केली असून पक्षाचे प्रदेशाध्यक्ष म्हणून तसं पत्र जारी केल्याचा फोटोही पोस्ट केलाय. स्वप्निल घंगाळे हे मागील 12 वर्षांहून अधिक काळापासून डिजिटल पत्रकारितेमध्ये सक्रीय आहेत. 'महाराष्ट्र टाइम्स', 'लोकसत्ता' यासारख्या नामांकित कंपन्यांमध्ये त्यांनी यापूर्वी काम केलेलं आहे. राजकीय बातम्यांबरोबरच ताज्या घडामोडी, ट्रेण्डींग/ व्हायरल, टेक्नोलॉजी, क्रीडा, मनोरंजन अशा सर्वच क्षेत्रातील बातम्यांमध्ये हातखंडा आहे. अवांतर वाचनाबरोबरच बातम्यांव्यतिरिक्त सोशल मीडियावर लिहायची आवड आहे. फावल्या वेळात चित्रपट पाहणे, भटकंती करायला आवडतं. बातमी अचूक असावी असा त्यांचा कटाक्षाने प्रयत्न असतो. सध्या ते 'झी 24 तास'मध्ये 'डेप्युटी न्यूज एडिटर' म्हणून कार्यरत आहेत. ...Read More स्वप्निल घंगाळे हे मागील 12 वर्षांहून अधिक काळापासून डिजिटल पत्रकारितेमध्ये सक्रीय आहेत. 'महाराष्ट्र टाइम्स', 'लोकसत्ता' यासारख्या नामांकित कंपन्यांमध्ये त्यांनी यापूर्वी काम केलेलं आहे. राजकीय बातम्यांबरोबरच ताज्या घडामोडी, ट्रेण्डींग/ व्हायरल, टेक्नोलॉजी, क्रीडा, मनोरंजन अशा सर्वच क्षेत्रातील बातम्यांमध्ये हातखंडा आहे. अवांतर वाचनाबरोबरच बातम्यांव्यतिरिक्त सोशल मीडियावर लिहायची आवड आहे. फावल्या वेळात चित्रपट पाहणे, भटकंती करायला आवडतं. बातमी अचूक असावी असा त्यांचा कटाक्षाने प्रयत्न असतो. सध्या ते 'झी 24 तास'मध्ये 'डेप्युटी न्यूज एडिटर' म्हणून कार्यरत आहेत. By accepting cookies, you agree to the storing of cookies on your device to enhance site navigation, analyze site usage, and assist in our marketing efforts. By continuing to use the site, you agree to the use of cookies. You can find out more by clicking this link</w:t>
       </w:r>
     </w:p>
     <w:p>
@@ -6560,16 +7028,16 @@
       </w:pPr>
       <w:r>
         <w:rPr/>
-        <w:t>Article 169</w:t>
-      </w:r>
-    </w:p>
-    <w:p>
-      <w:pPr>
-        <w:pStyle w:val="Normal"/>
-      </w:pPr>
-      <w:r>
-        <w:rPr/>
-        <w:t>Title: वसंतदादा पाटील यांच्या नातसूनेची भाजपवर मोहोर; एका 'अटी'साठी भाजपची निवड!</w:t>
+        <w:t>Article 181</w:t>
+      </w:r>
+    </w:p>
+    <w:p>
+      <w:pPr>
+        <w:pStyle w:val="Normal"/>
+      </w:pPr>
+      <w:r>
+        <w:rPr/>
+        <w:t>Title: Chandrakant Patil: 'अमित शहांना भेटण्यासाठी आधी लोक माझ्याकडे पाहायचे, पण आता मलाही...'; चंद्रकांतदादांचं मोठं विधान</w:t>
       </w:r>
     </w:p>
     <w:p>
@@ -6581,16 +7049,16 @@
         <w:t xml:space="preserve">URL: </w:t>
       </w:r>
       <w:r>
-        <w:t xml:space="preserve"> https://marathi.freepressjournal.in/maharashtra/jayashri-patil-joins-bjp-sangli</w:t>
-      </w:r>
-    </w:p>
-    <w:p>
-      <w:pPr>
-        <w:pStyle w:val="Normal"/>
-      </w:pPr>
-      <w:r>
-        <w:rPr/>
-        <w:t>Content: दिवंगत नेते वसंतदादा पाटील यांची नातसून तसेच दिवंगत नेते मदन पाटील यांच्या पत्नी जयश्री पाटील यांनी अखेर भाजप प्रवेशावर शिक्कामोर्तब केला. आज सकाळी सांगलीचे पालकमंत्री चंद्रकांत पाटील यांनी इतर पदाधिकऱ्यांसोबत जयश्री पाटील यांच्या निवासस्थानी भेट दिली. यावेळी चर्चेनंतर जयश्री पाटील यांनी भाजपमध्ये जाण्याचा निर्णय जाहीर केला. याआधी त्यांना राष्ट्रवादी कॉँग्रेसकडून प्रवेशाचे आमंत्रण आले होते. मात्र, ''माझी पक्षप्रवेशासंदर्भात एकच अट होती, ती अट भाजपने मान्य केल्याने मी भाजपमध्ये प्रवेश करत आहे,'' असे त्यांनी स्पष्ट केले. जयश्री पाटील १८ जून रोजी मुंबईत मुख्यमंत्री देवेंद्र फडणवीस यांच्या उपस्थितीत भाजप प्रवेश करणार आहेत. वसंतदादा पाटील यांच्या घराण्यातील भाजपमध्ये प्रवेश करणाऱ्या जयश्री पाटील या पहिल्या व्यक्ती आहेत. त्यांचे पती दिवंगत नेते मदन पाटील यांनी सुरुवातीला राष्ट्रवादीमध्ये प्रवेश केला. त्यानंतर त्यांनी राष्ट्रवादीसोबत बंडखोरी केली आणि अपक्ष निवडणूक लढवली. ही निवडणूक जिंकल्यावर त्यांनी कॉँग्रेसमध्ये प्रवेश केला. २०१५ रोजी त्यांच्या निधनानंतर कॉँग्रेसमध्ये मदन पाटील यांच्या गटाचे नेतृत्व जयश्री पाटील करत होत्या. मात्र, विधानसभा निवडणुकीमध्ये कॉँग्रेसने जागा न दिल्याने त्यांनी कॉँग्रेस सोबत बंडखोरी केली आणि अपक्ष राहून निवडणूक लढवली. यामुळे त्यांना कॉँग्रेस पक्षातून काढून टाकण्यात आले. त्यानंतर त्यांना राष्ट्रवादी कॉँग्रेसकडून पक्ष प्रवेशाचे आमंत्रण आले होते. मात्र, त्यांनी भाजपमध्ये जाण्याचा मार्ग निवडला आहे. सांगली जिल्हा मध्यवर्ती बँकेच्या उपाध्यक्षा मा. जयश्रीताई पाटील यांची आज त्यांच्या निवासस्थानी सदिच्छा भेट घेतली. या भेटीत स्थानिक विकास, सहकार आणि सामाजिक विषयांवर चर्चा झाली.या प्रसंगी आमदार सुधीरदादा गाडगीळ, भाजपा जिल्हाध्यक्ष सम्राट महाडिक, भाजपा नेते शेखर इनामदार, सी. बी.… pic.twitter.com/cSh6ZP2ptt जयश्री पाटील यांची अट - यावेळी आपल्या कार्यकर्त्यांना संबोधित करताना जयश्री पाटील म्हणाल्या, की ''आपल्याला कॉँग्रेस पक्षातून काढल्यामुळे आपला हा निर्णय झाला. भाजपने सन्मानाने आपल्या पक्षात येण्याचे आमंत्रण दिले. आमची एकच अट होती, की आमच्या कार्यकर्त्यांना इथे सन्मान मिळावा. ती अट भाजपने मान्य केली. मुख्यमंत्री देवेंद्र फडणवीस यांच्याशी मी बोलले. त्यांच्या उपस्थितीतच माझा प्रवेश व्हावा अशी इच्छा आहे. यावर त्यांनी मला ''तुम्ही काहीही काळजी करू नका. माझ्या उपस्थितीच तुमचा प्रवेश होईल'' असे सांगितले. सगळ्या कार्यकर्त्यांना न्याय देण्याचे आश्वासन चंद्रकांत पाटील यांनीही दिले आहे. मी आपल्या जिल्ह्यातल्या सर्व कार्यकर्त्यांच्या समस्या मांडल्या आहेत. भाजपकडून आपल्याला योग्य वागणूक आणि न्याय मिळेल. त्यासाठी आपल्या सर्वांना परवा (१८ जून) भाजप प्रवेश करायचा आहे.'' वसंतदादांचा स्वभाव भाजपसारखा - ''वसंतदादा पाटील यांनी हिताचे काम केले. त्यांनी तळागळाच्या माणसासाठी काम केले. त्यांचा स्वभाव हा भाजपसोबत मिळता जुळता आहे. त्यामुळे जयश्रीताई भाजपमध्ये चांगलं काम करू शकतील,'' अशी प्रतिक्रिया चंद्रकांत पाटील यांनी दिली. वसंतदादा पाटील यांच्या घराण्यात कॉँग्रेसचे खासदार विशाल पाटील आणि जयश्री पाटील असे दोन गट आहेत. आजतागायत झालेल्या सर्व निवडणुकीमध्ये या दोन्ही गटात एकोपा दिसून आला. मात्र, जयश्री पाटील यांच्या भाजपमध्ये जाण्याने हा एकोपा आगामी निवडणुकीत तसाच राहील की त्याला तडा जाईल हे पाहणे औत्सुक्याचे ठरणार आहे. © freepressjournal-marathi 2025</w:t>
+        <w:t xml:space="preserve"> https://sarkarnama.esakal.com/pune/chandrakant-patil-says-he-now-needs-to-coordinate-with-murlidhar-mohol-to-reach-amit-shah-dk88-sm89</w:t>
+      </w:r>
+    </w:p>
+    <w:p>
+      <w:pPr>
+        <w:pStyle w:val="Normal"/>
+      </w:pPr>
+      <w:r>
+        <w:rPr/>
+        <w:t>Content: Pune News : पुण्याचे खासदार मुरलीधर मोहोळ यांना अनेपक्षितरित्या केंद्रात राज्यमंत्रिपद मिळालं. मोहोळ यांना थेट केंद्रात राज्यमंत्रिपद मिळेल याचा अंदाज कोणालाच नव्हता. तसेचआता मलाही केंद्रीय गृहमंत्री अमित शाह यांना भेटण्यासाठी मुरलीधर मोहोळ यांच्याशी बोलावं लागतं, असं मंत्री चंद्रकांत पाटील (Chandrakant Patil) यांनी एका कार्यक्रमादरम्यान सांगितले. केंद्रीय सहकार व नागरी विमान वाहतूक विभाग राज्यमंत्री आणि पुण्याचे खासदार मुरलीधर मोहोळ यांच्या पुढाकाराने "24 तास जनसंपर्क कार्यालय" शुभारंभ व प्रथम वर्ष कार्यअहवाल प्रकाशन तसेच कोरोना काळातील अनुभव कथन करणारे " प्रथम माणूस"पुस्तक प्रकाशन या कार्यक्रमांचे आयोजन शनिवारी बालगंधर्व रंगमंदिर येथे करण्यात आले. यावेळी भारतीय जनता पक्ष प्रदेशाध्यक्ष रवींद्र चव्हाण,उच्च व तंत्रशिक्षण मंत्री चंद्रकांत पाटील उपस्थित होते. चंद्रकांत पाटील म्हणाले, केंद्रामध्ये मुरलीधर मोहोळ (Murlidhar Mohol) यांना मंत्रिपद मिळणं हे अनपेक्षित होतं, कारण खासदार झाल्यानंतर मध्ये पाच-दहा वर्ष जावी लागतात. त्यानंतर मंत्रिपद मिळत असतं. मात्र, मोहोळ हे भाग्य घेऊनच जन्माला आले आहेत. नगरसेवक, स्थायी समिती सदस्य, नंतर अध्यक्ष, महापौर त्यानंतर त्यांनी डायरेक्ट उडी मारली आणि ते खासदार झाले. त्यानंतर लागणारं वेटिंग पिरेड चुकवत ते केंद्रात मंत्रीही झाले. चंद्रकांत पाटील म्हणाले, मुरलीधर मोहोळ यांच्याकडे केंद्रात दोन मंत्रिपद आहेत, तरीदेखील ते वेळ काढून शहरातील प्रश्नांवरती तोडगा काढण्यासाठी जनसंपर्क ठेवतात. त्यामुळे आण्णा माणसातला नेता आहेत, असं म्हणावं लागेल. मी गुजरातमध्ये दहा वर्ष काम केले असल्याने अमित शहा यांना भेटण्यासाठी आधी लोक माझ्याकडे पाहायचे. पण आता मलाही अमितभाईंसाठी अण्णाला भेटावे लागते, असं चंद्रकांत पाटील म्हणाले. मुरलीधर मोहोळ आता अण्णा झाले आहेत, आपल्याला आता लक्षात आले पाहिजेत. ते केंद्रीय मंत्री झाले आहेत. त्यांना केंद्राची कामं आहे, पण त्यांच्याकडून पुण्यातील लोकांच्या फार अपेक्षा आहेत. त्यामुळे अण्णाला सूचना करतो की, पुणेकरांशी असलेली नाळ तोडू नका, काम करत राहा असा सल्लाही चंद्रकांत पाटील यांनी यावेळी दिला. सरकारनामाचे सदस्य व्हा शॉपिंगसाठी 'सकाळ प्राईम डील्स'च्या भन्नाट ऑफर्स पाहण्यासाठी क्लिक करा. Read Latest Marathi Political News, Breaking Political News from Maharashtra, India, Pune &amp; Mumbai at Sarkarnama. To Get Live Political Marathi News on Mobile, Download the Sarkarnama Mobile App for Android and IOS. सरकारनामा आता सर्व सोशल मीडिया प्लॅटफॉर्मवर. ताज्या राजकीय घडामोडींसाठी फेसबुक, ट्विटर, इन्स्टाग्राम, शेअर चॅट, टेलिग्रामवर आणि व्हॉट्सॲप आम्हाला फॉलो करा. तसेच, सरकारनामा यूट्यूब चॅनेलला आजच सबस्क्राइब करा. Follow Us Copyright © 2025 Sakal Media Group – All Rights Reserved Powered by Quintype वेबसाईटवर ब्राउझिंगचा अनुभव सर्वोत्तम असावा, यासाठी आम्ही कुकीजचा वापर करतो. कुकीजमुळे तुम्हाला तुमच्या आवडत्या मजकुराची शिफारस करता येते. आमचे गोपनीयता आणि कुकीजसंदर्भातील धोरण तुम्हाला मान्य आहे.</w:t>
       </w:r>
     </w:p>
     <w:p>
@@ -6599,16 +7067,16 @@
       </w:pPr>
       <w:r>
         <w:rPr/>
-        <w:t>Article 170</w:t>
-      </w:r>
-    </w:p>
-    <w:p>
-      <w:pPr>
-        <w:pStyle w:val="Normal"/>
-      </w:pPr>
-      <w:r>
-        <w:rPr/>
-        <w:t>Title: शरद पवारांना मोठा धक्का? 'जयंत पाटलांना भाजपात घेण्याचा निर्णय...', बड्या नेत्याचं सूचक विधान</w:t>
+        <w:t>Article 182</w:t>
+      </w:r>
+    </w:p>
+    <w:p>
+      <w:pPr>
+        <w:pStyle w:val="Normal"/>
+      </w:pPr>
+      <w:r>
+        <w:rPr/>
+        <w:t>Title: उद्या शंभर एकर जागा देतो, कोल्हापुरातील आयटी पार्क प्रश्नावर मंत्री चंद्रकांत पाटलांचे मोठं वक्तव्य</w:t>
       </w:r>
     </w:p>
     <w:p>
@@ -6620,16 +7088,16 @@
         <w:t xml:space="preserve">URL: </w:t>
       </w:r>
       <w:r>
-        <w:t xml:space="preserve"> https://zeenews.india.com/marathi/maharashtra/chandrakant-patil-says-cm-devendra-fadnavis-will-decide-on-giving-chance-to-jayant-patil-in-bjp-supriya-sule-reacts/918835</w:t>
-      </w:r>
-    </w:p>
-    <w:p>
-      <w:pPr>
-        <w:pStyle w:val="Normal"/>
-      </w:pPr>
-      <w:r>
-        <w:rPr/>
-        <w:t>Content: Jayant Patil BJP Entry Comment: शरद पवारांच्या राष्ट्रवादी काँग्रेसचे प्रदेशाध्यक्ष जयंत पाटील हे भारतीय जनता पार्टीच्या वाटेवर आहेत की काय अशी चर्चा राजकीय वर्तुळात दबक्या आवाजात सुरु आहे. या चर्चेला कारण ठरत आहे भाजपाचे मंत्री आणि माजी प्रदेशाध्यक्ष चंद्रकांत पाटील यांनी केलेलं एक विधान. मुख्यमंत्री देवेंद्र फडणवीस यांचा उल्लेख करत चंद्रकांत पाटलांनी जयंत पाटलांच्या भाजपा प्रवेशासंदर्भात सूचक विधान केलं आहे. जयंत पाटलांच्या भाजप पक्षप्रवेशाच्या चर्चा सुरु असण्यावरुन चंद्रकांत पाटलांना शुक्रवारी पत्रकारांनी प्रश्न विचारला. याच चर्चांवरून चंद्रकांत पाटलांनी स्पष्टीकरण दिलं आहे. सांगलीमधील मिरज येथे पत्रकारांशी संवाद साधताना चंद्रकांत पाटलांनी, जयंत पाटलांना भाजपामध्ये घेण्याचा निर्णय देवेंद्र फडणवीसच घेतील असं म्हटलं आहे. तसेच असा निर्णय झाला तर ते काय करणार हे सुद्धा चंद्रकांत पाटलांनी यावेळी सांगितलं. "जयंत पाटलांना भाजपात घेण्याचा निर्णय देवेंद्र फडणवीसच घेतील. तसा निर्णय झाला तर जयंत पाटलांकडे पहिले आपणचं जाऊ आणि त्यांना भाजपात या म्हणू! मात्र देवेंद्र फडणवीस असा निर्णय करतील अशी कोणतीही शक्यता आज दिसत नाही," अश्या शब्दात भाजपाचे उच्च व तंत्र शिक्षण मंत्री चंद्रकांत पाटलांनी जयंत पाटलांच्या चंद्रकांत पाटलांनी दिलेल्या या उत्तरामुळे गेल्या काही महिन्यांपासून जयंत पाटील भाजपात जाणार या चर्चेचा पूर्णविराम दिला आहे. "मुख्यमंत्री देवेंद्र फडणवीस हे दूरदृष्टीचे नेते आहेत. त्यांच्या मनात काय चाललंय हे कोणालाही कळत नाही," असे देखील चंद्रकांत पाटलांनी स्पष्ट केले आहे. "जयंत पाटील भाजपात येण्याचे अप्लीकेशन आलं का?" असा सवाल चंद्रकांत पाटलांनी केलेल्या या विधानावरुन प्रश्न विचारला असता शरद पवारांच्या राष्ट्रवादीच्या खासदार सुप्रिया सुळे यांनी पत्रकारांना केला. तसेच पुढे बोलताना, " ॲडमीशन मागीतलीच नाही तर याचा प्रश्नच येतो कुठे?" असा खोचक टोलाही सुप्रिया सुळेंनी लगावला. दरम्यान, दुसरीकडे हिंदी सक्तीविरोधात राज ठाकरे आणि उद्धव ठाकरेंनी 5 जुलै रोजी मुंबईत मोर्चाचं आवाहन केलं असतानाच जयंत पाटलांनी या आंदोलनामध्ये शरद पवारांचा पक्ष सहभागी होईल असं पक्षाचा प्रदेशाध्यक्ष म्हणून जाहीर केलं आहे. "राज्य सरकार महाराष्ट्रात जी हिंदी सक्ती लादू इच्छित आहे त्याविरोधात दिनांक 5 जुलै 2025 रोजी मुंबईतील गिरगाव चौपाटीवरून मोर्चा आयोजित करण्यात आला आहे. प्रत्येक मराठी माणसाने या मोर्चात सहभागी होण्याचे आवाहन मी करत आहे," अशी पोस्ट जयंत पाटलांनी केली असून पक्षाचे प्रदेशाध्यक्ष म्हणून तसं पत्र जारी केल्याचा फोटोही पोस्ट केलाय. स्वप्निल घंगाळे हे मागील 12 वर्षांहून अधिक काळापासून डिजिटल पत्रकारितेमध्ये सक्रीय आहेत. 'महाराष्ट्र टाइम्स', 'लोकसत्ता' यासारख्या नामांकित कंपन्यांमध्ये त्यांनी यापूर्वी काम केलेलं आहे. राजकीय बातम्यांबरोबरच ताज्या घडामोडी, ट्रेण्डींग/ व्हायरल, टेक्नोलॉजी, क्रीडा, मनोरंजन अशा सर्वच क्षेत्रातील बातम्यांमध्ये हातखंडा आहे. अवांतर वाचनाबरोबरच बातम्यांव्यतिरिक्त सोशल मीडियावर लिहायची आवड आहे. फावल्या वेळात चित्रपट पाहणे, भटकंती करायला आवडतं. बातमी अचूक असावी असा त्यांचा कटाक्षाने प्रयत्न असतो. सध्या ते 'झी 24 तास'मध्ये 'डेप्युटी न्यूज एडिटर' म्हणून कार्यरत आहेत. ...Read More स्वप्निल घंगाळे हे मागील 12 वर्षांहून अधिक काळापासून डिजिटल पत्रकारितेमध्ये सक्रीय आहेत. 'महाराष्ट्र टाइम्स', 'लोकसत्ता' यासारख्या नामांकित कंपन्यांमध्ये त्यांनी यापूर्वी काम केलेलं आहे. राजकीय बातम्यांबरोबरच ताज्या घडामोडी, ट्रेण्डींग/ व्हायरल, टेक्नोलॉजी, क्रीडा, मनोरंजन अशा सर्वच क्षेत्रातील बातम्यांमध्ये हातखंडा आहे. अवांतर वाचनाबरोबरच बातम्यांव्यतिरिक्त सोशल मीडियावर लिहायची आवड आहे. फावल्या वेळात चित्रपट पाहणे, भटकंती करायला आवडतं. बातमी अचूक असावी असा त्यांचा कटाक्षाने प्रयत्न असतो. सध्या ते 'झी 24 तास'मध्ये 'डेप्युटी न्यूज एडिटर' म्हणून कार्यरत आहेत. By accepting cookies, you agree to the storing of cookies on your device to enhance site navigation, analyze site usage, and assist in our marketing efforts. By continuing to use the site, you agree to the use of cookies. You can find out more by clicking this link</w:t>
+        <w:t xml:space="preserve"> https://www.lokmat.com/kolhapur/tomorrow-i-will-give-100-acres-of-land-minister-chandrakant-patil-big-statement-on-the-it-park-issue-in-kolhapur-a-a746/</w:t>
+      </w:r>
+    </w:p>
+    <w:p>
+      <w:pPr>
+        <w:pStyle w:val="Normal"/>
+      </w:pPr>
+      <w:r>
+        <w:rPr/>
+        <w:t>Content: हिंदी | English बुधवार ३ सप्टेंबर २०२५ FOLLOW US : शहरं व्हिडीओ सखी आणखी By ऑनलाइन लोकमत | Updated: May 20, 2025 15:41 IST2025-05-20T15:36:57+5:302025-05-20T15:41:41+5:30 कोल्हापूर : कोल्हापूर जिल्ह्यातील सर्किट बेंच, इंडस्ट्री, आयटी यांसह विविध प्रश्न आहेत. हे प्रश्न सोडवण्यासाठी प्राधान्यक्रम ठरवण्याची गरज असून मी पुण्याचा आमदार, सांगलीचा पालकमंत्री असलो तरी माझ्यासाठी कोल्हापूर फर्स्ट असल्याने हे प्रश्न सोडवण्यासाठी मी पुढाकार घेईन, अशी ग्वाही उच्च व तंत्रशिक्षण मंत्रीचंद्रकांत पाटील यांनी सोमवारी दिली.जिल्ह्यातील १८ विविध संस्था, संघटनांनी एकत्र येऊन स्थापन केलेल्या कोल्हापूर फर्स्टच्या कार्यालयाचे उद्घाटन मंत्री पाटील यांच्या हस्ते झाले. पालकमंत्री प्रकाश आबिटकर अध्यक्षस्थानी होते. मंत्री पाटील म्हणाले, कोल्हापूर फर्स्ट ही चळवळ असून, या माध्यमातून जिल्ह्यातील प्रश्न सोडवण्यासाठी सर्वांनी हातभार लावण्याची गरज आहे. हे प्रश्न सोडवण्यासाठी आता प्राधान्यक्रम ठरवावा लागेल. जिल्ह्यातील उद्योगांना लागणारी वीज सौरऊर्जेवर उपलब्ध झाली तर वीजदर मोठ्या प्रमाणात कमी होईल. त्यामुळे सौरऊर्जेवरील विजेला प्राधान्य देणे गरजेचे आहे. मंत्री आबिटकर म्हणाले, कोल्हापूर फर्स्ट जिल्ह्याच्या विकासासाठी एक चांगल्या प्रकारे समन्वयाची भूमिका बजावेल. जिल्ह्यातील जे प्रश्न प्रलंबित आहेत ते प्रश्न सोडवण्यासाठी प्राधान्य देऊच; पण कोल्हापूर फर्स्टच्या माध्यमातून जे विषय, प्रश्न मांडले जातील त्यासाठी आम्ही त्यांच्या पाठीशी ठामपणे उभे राहणार आहोत.कोल्हापूर फर्स्टचे अध्यक्ष सुरेंद्र जैन यांनी प्रास्ताविक केले. सर्किट बेंच, आयटी इंडस्ट्री, कोल्हापूर-वैभववाडी रेल्वे, दक्षिण महाराष्ट्राचे पर्यटन हब हे प्रश्न सोडवण्यासाठी स्वतंत्र परिषद घेण्याची मागणी जैन यांनी केली. यावेळी बाळ पाटणकर, सर्जेराव खोत, सारंग जाधव, जयदीप पाटील, पद्मसिंह पाटील, स्वरूप कदम, अमोल कोडोलीकर, हरिश्चंद्र धोत्रे, विश्वजित देसाई, दिनकर पाटील, बाबासाे कोंडेकर उपस्थित होते. सिलिंडर रिफीलिंगचा प्रकल्प कोल्हापुरातज्याद्वारे रोजगार मिळेल असे प्रकल्प आणले पाहिजेत, असे सांगत मंत्री पाटील यांनी लवकरच कोल्हापुरात सिलिंडर रिफीलिंगचा प्रकल्प येत असल्याचे सांगितले. शिवाय शेतीमधील टाकाऊ पदार्थांपासून इथेनॉलचा प्रकल्प आणण्याचा मानस असल्याचेही त्यांनी जाहीर केले. उद्या आयटीसाठी शंभर एकर जागा देतोकोल्हापूरच्या कोणत्या प्रश्नांना पहिल्यांदा प्राधान्य द्यायचे हे आपणाला ठरवावे लागेल असे सांगत कोल्हापुरातील आयटी पार्कमध्ये पुण्या-मुंबईच्या किती कंपन्या येणार आहेत याची यादी द्या, उद्या आयटी पार्कसाठी शंभर एकर जागा देतो, असे मंत्री पाटील यांनी सांगितले. यावर आयटी असोसिएशनचे शांताराम सुर्वे यांनी जिल्ह्यात ३५० आयटी कंपन्या कार्यरत असल्याचा मुद्दा मांडला. FOLLOW US : Copyright © 2025 Lokmat Media Pvt Ltd</w:t>
       </w:r>
     </w:p>
     <w:p>
@@ -6638,16 +7106,16 @@
       </w:pPr>
       <w:r>
         <w:rPr/>
-        <w:t>Article 171</w:t>
-      </w:r>
-    </w:p>
-    <w:p>
-      <w:pPr>
-        <w:pStyle w:val="Normal"/>
-      </w:pPr>
-      <w:r>
-        <w:rPr/>
-        <w:t>Title: ग्रंथालयांच्या अनुदानात ४० टक्के वाढ करण्यास शासन सकारात्मक; उच्च व तंत्र शिक्षण मंत्री चंद्रकांत पाटील यांचे आश्वासन</w:t>
+        <w:t>Article 183</w:t>
+      </w:r>
+    </w:p>
+    <w:p>
+      <w:pPr>
+        <w:pStyle w:val="Normal"/>
+      </w:pPr>
+      <w:r>
+        <w:rPr/>
+        <w:t>Title: 'गोगावलेंची पूजा जनतेच्या कल्याणासाठी', अघोरी पूजेच्या आरोपांच्या वादात चंद्रकांत पाटलांची उडी</w:t>
       </w:r>
     </w:p>
     <w:p>
@@ -6659,718 +7127,16 @@
         <w:t xml:space="preserve">URL: </w:t>
       </w:r>
       <w:r>
-        <w:t xml:space="preserve"> https://marathi.freepressjournal.in/maharashtra/maharashtra-library-grant-increase-40-percent-chandrakant-patil-assurance</w:t>
-      </w:r>
-    </w:p>
-    <w:p>
-      <w:pPr>
-        <w:pStyle w:val="Normal"/>
-      </w:pPr>
-      <w:r>
-        <w:rPr/>
-        <w:t>Content: मुंबई : आजच्या डिजिटल युगात ग्रंथालय चळवळ टिकेल का असा प्रश्न पडतो. पण आजची तरुण मंडळी अधिक ग्रंथालयाकडे वळली आहे. विविध वाचन उपक्रमात सक्रिय सहभाग घेत आहेत, त्यासाठी ग्रंथालयांना पुस्तकांनी समृद्ध करावे, असे आवाहन करून ग्रंथालयांच्या अनुदानात ४० टक्के वाढ करण्यासाठी शासन सकारात्मक आहे, असे आश्वासन उच्च व तंत्रशिक्षण मंत्री चंद्रकांतदादा पाटील यांनी दिले. एसएनडीटी महिला विद्यापीठ, पाटकर सभागृह येथे सन २०२३-२४ चे उत्कृष्ट ग्रंथालय आणि उत्कृष्ट ग्रंथालय कार्यकर्ता व सेवक पुरस्कार उच्च व तंत्र शिक्षण मंत्री चंद्रकांत पाटील, विधानपरिषद उपसभापती डॉ. नीलम गोऱ्हे यांच्या हस्ते वितरित करण्यात आले. यावेळी अपर मुख्य सचिव बी वेणुगोपाल रेड्डी, राज्य ग्रंथालय संचालक अशोक गाडेकर, उपसचिव अमोल मुत्याल, महाराष्ट्र राज्य ग्रंथालय संघाचे अध्यक्ष डॉ. गजानन कोटेवार आदी उपस्थित होते. मंत्री पाटील म्हणाले, ग्रंथालय चळवळीच्या विकासासाठी मान्यता रद्द झालेल्या २ हजार नवीन ग्रंथालयांना मान्यता देण्यात येणार आहे. तसेच ज्या सार्वजनिक वाचनालयाला ५०, ७५ व १०० वर्षे पूर्ण झाली आहेत त्यांना विशेष अनुदान देण्यात येणार असल्याची घोषणा मंत्री चंद्रकांत पाटील यांनी केली. यावेळी त्यांनी, यंदा ग्रंथ प्रदर्शन माध्यमातून जवळपास ४० कोटी पुस्तकांची विक्री झाली. १० लाख वाचकांनी या ग्रंथ प्रदर्शनास भेट दिली. यामध्ये ४ लाख शालेय आणि महाविद्यालयीन विद्यार्थी सहभागी झाले होते. ग्रंथालय चळवळ टिकावी आणि पुढे वाढत जावी यासाठी ‘एक तास शांतता… पुणे वाचत आहे’, ‘१५ दिवसात पुस्तक वाचून परीक्षण लिहिणे’ यासारखे अनेक उपक्रम राबवण्यात आले. यामध्ये ३ लाख ७५ हजार विद्यार्थ्यांनी सहभाग घेतला. या विद्यार्थ्यांनी पुस्तक परीक्षण सुद्धा लिहिले, असेही सांगितले. पालकमंत्र्यांनी निधी द्यावा - निलम गोऱ्हे राज्यातील जनतेचे सामाजिक, शैक्षणिक व सांस्कृतिक जीवन समृद्ध करण्यासाठी व वाचन संस्कृती वृध्दींगत होण्यासाठी वाचन चळवळ अधिक समृद्ध केली पाहिजे. पालकमंत्र्यांच्या निधीतील एक टक्के निधी ग्रंथालय चळवळीसाठी द्यावा, असे विधान परिषदेच्या उपसभापती डॉ. नीलम गोऱ्हे यांनी सांगितले. © freepressjournal-marathi 2025</w:t>
-      </w:r>
-    </w:p>
-    <w:p>
-      <w:pPr>
-        <w:pStyle w:val="Heading3"/>
-      </w:pPr>
-      <w:r>
-        <w:rPr/>
-        <w:t>Article 172</w:t>
-      </w:r>
-    </w:p>
-    <w:p>
-      <w:pPr>
-        <w:pStyle w:val="Normal"/>
-      </w:pPr>
-      <w:r>
-        <w:rPr/>
-        <w:t>Title: Agriculture Crisis: कृषी पदवीधरांनी शेतीकडे पाठ फिरविणे चिंतेचे : चंद्रकांत पाटील</w:t>
-      </w:r>
-    </w:p>
-    <w:p>
-      <w:pPr>
-        <w:pStyle w:val="Normal"/>
-      </w:pPr>
-      <w:r>
-        <w:rPr/>
-        <w:t xml:space="preserve">URL: </w:t>
-      </w:r>
-      <w:r>
-        <w:t xml:space="preserve"> https://agrowon.esakal.com/agro-special/concern-over-agriculture-graduates-turning-their-backs-on-farming-chandrakant-patil-rat16</w:t>
-      </w:r>
-    </w:p>
-    <w:p>
-      <w:pPr>
-        <w:pStyle w:val="Normal"/>
-      </w:pPr>
-      <w:r>
-        <w:rPr/>
-        <w:t>Content: Pune News: ‘‘शेतकऱ्यांचे प्रश्‍न सोडविण्यासाठी सरकारने कृषी महाविद्यालयांत गुंतवणूक केली आहे, मात्र हा अभ्यासक्रम स्पर्धा परीक्षांसाठी उपयुक्त असल्याने त्या तयारीसाठी विद्यार्थी कृषी महाविद्यालयात प्रवेश घेतात. येथून पदवी घेतलेली मुले-मुली शेतीकडे जात नाहीत, हा चिंतेचा विषय आहे,’ असे उच्च आणि तंत्रशिक्षणमंत्री चंद्रकांत पाटील म्हणाले. ‘शाश्‍वत कृषी संजीवनी’ या पुस्तकाचे प्रकाशन करताना ते बोलत होते. सर अल्बर्ट हावर्ड यांच्या मूळ पुस्तकाचा अनिल व्यास यांनी मराठीत अनुवाद केला आहे. याप्रसंगी खासदार प्रा. डॉ. मेधा कुलकर्णी, राहुरी कृषी विद्यापीठाचे कुलगुरू डॉ. शरद गडाख, आणंद कृषी विद्यापीठाचे माजी कुलगुरू डॉ. मदनगोपाल वार्ष्णेय, भारतीय किसान संघाच्या प्रांत उपाध्यक्ष स्नेहलता सावंत, सेवावर्धिनीचे कार्यवाह सोमदत्त पटवर्धन, स्नेहल प्रकाशनचे रवींद्र घाटपांडे उपस्थित होते. पाटील म्हणाले, ‘‘कृषी महाविद्यालयात मुलींची वाढलेली संख्या सुखावह आहे. देशाच्या आर्थिक विकासात शेतीचा सर्वाधिक वाटा आहे. गेल्या काही वर्षांत मात्र रासायनिक खतांच्या अतिवापरामुळे मातीचा कस कमी होत आहे. तो वाढविण्यासाठी शास्त्रशुद्ध नैसर्गिक शेतीची गरज आहे.’’ डॉ. कुलकर्णी म्हणाल्या, ‘‘आज सगळीकडे प्लॉटिंग झालेले आणि डोंगर पोखरलेले दिसतात. त्यामुळे शेतजमिनीचा आता ‘बिगर कृषी’ (एनए) वापर करणे बंद व्हायला हवे, अन्यथा भारत हा कृषिप्रधान देश होता, असे म्हणण्याची वेळ येईल.’’ प्राचार्य डॉ. महानंद माने यांनी स्वागत केले. डॉ. सुश्मिता नांदे यांनी सूत्रसंचालन केले. डॉ. जनार्दन कदम यांनी आभार मानले. खासदार प्रा. डॉ. मेधा कुलकर्णी म्हणाल्या, ‘‘बहुसांस्कृतिकतेने नटलेल्या देशात नियमांची अंमलबजावणी करणे अवघड आहे. देशाला एक भाषाही चालत नाही, हे दुर्दैव आहे. शेतीला मात्र एका सूत्रामध्ये आणून ठेवावे लागेल.’’ ॲग्रोवनचे सदस्य व्हा शॉपिंगसाठी 'सकाळ प्राईम डील्स'च्या भन्नाट ऑफर्स पाहण्यासाठी क्लिक करा. Read the Latest Agriculture News in Marathi &amp; Watch Agriculture videos on Agrowon. Get the Latest Farming Updates on Market Intelligence, Market updates, Bazar Bhav, Animal Care, Weather Updates and Farmer Success Stories in Marathi. ताज्या कृषी घडामोडींसाठी फेसबुक, ट्विटर, इन्स्टाग्राम , टेलिग्रामवर आणि व्हॉट्सॲप आम्हाला फॉलो करा. तसेच, ॲग्रोवनच्या यूट्यूब चॅनेलला आजच सबस्क्राइब करा. Follow Us Copyright © 2025 Sakal Media Group – All Rights Reserved Powered by Quintype</w:t>
-      </w:r>
-    </w:p>
-    <w:p>
-      <w:pPr>
-        <w:pStyle w:val="Heading3"/>
-      </w:pPr>
-      <w:r>
-        <w:rPr/>
-        <w:t>Article 173</w:t>
-      </w:r>
-    </w:p>
-    <w:p>
-      <w:pPr>
-        <w:pStyle w:val="Normal"/>
-      </w:pPr>
-      <w:r>
-        <w:rPr/>
-        <w:t>Title: Chandrakant Patil: 'अमित शहांना भेटण्यासाठी आधी लोक माझ्याकडे पाहायचे, पण आता मलाही...'; चंद्रकांतदादांचं मोठं विधान</w:t>
-      </w:r>
-    </w:p>
-    <w:p>
-      <w:pPr>
-        <w:pStyle w:val="Normal"/>
-      </w:pPr>
-      <w:r>
-        <w:rPr/>
-        <w:t xml:space="preserve">URL: </w:t>
-      </w:r>
-      <w:r>
-        <w:t xml:space="preserve"> https://sarkarnama.esakal.com/pune/chandrakant-patil-says-he-now-needs-to-coordinate-with-murlidhar-mohol-to-reach-amit-shah-dk88-sm89</w:t>
-      </w:r>
-    </w:p>
-    <w:p>
-      <w:pPr>
-        <w:pStyle w:val="Normal"/>
-      </w:pPr>
-      <w:r>
-        <w:rPr/>
-        <w:t>Content: Pune News : पुण्याचे खासदार मुरलीधर मोहोळ यांना अनेपक्षितरित्या केंद्रात राज्यमंत्रिपद मिळालं. मोहोळ यांना थेट केंद्रात राज्यमंत्रिपद मिळेल याचा अंदाज कोणालाच नव्हता. तसेचआता मलाही केंद्रीय गृहमंत्री अमित शाह यांना भेटण्यासाठी मुरलीधर मोहोळ यांच्याशी बोलावं लागतं, असं मंत्री चंद्रकांत पाटील (Chandrakant Patil) यांनी एका कार्यक्रमादरम्यान सांगितले. केंद्रीय सहकार व नागरी विमान वाहतूक विभाग राज्यमंत्री आणि पुण्याचे खासदार मुरलीधर मोहोळ यांच्या पुढाकाराने "24 तास जनसंपर्क कार्यालय" शुभारंभ व प्रथम वर्ष कार्यअहवाल प्रकाशन तसेच कोरोना काळातील अनुभव कथन करणारे " प्रथम माणूस"पुस्तक प्रकाशन या कार्यक्रमांचे आयोजन शनिवारी बालगंधर्व रंगमंदिर येथे करण्यात आले. यावेळी भारतीय जनता पक्ष प्रदेशाध्यक्ष रवींद्र चव्हाण,उच्च व तंत्रशिक्षण मंत्री चंद्रकांत पाटील उपस्थित होते. चंद्रकांत पाटील म्हणाले, केंद्रामध्ये मुरलीधर मोहोळ (Murlidhar Mohol) यांना मंत्रिपद मिळणं हे अनपेक्षित होतं, कारण खासदार झाल्यानंतर मध्ये पाच-दहा वर्ष जावी लागतात. त्यानंतर मंत्रिपद मिळत असतं. मात्र, मोहोळ हे भाग्य घेऊनच जन्माला आले आहेत. नगरसेवक, स्थायी समिती सदस्य, नंतर अध्यक्ष, महापौर त्यानंतर त्यांनी डायरेक्ट उडी मारली आणि ते खासदार झाले. त्यानंतर लागणारं वेटिंग पिरेड चुकवत ते केंद्रात मंत्रीही झाले. चंद्रकांत पाटील म्हणाले, मुरलीधर मोहोळ यांच्याकडे केंद्रात दोन मंत्रिपद आहेत, तरीदेखील ते वेळ काढून शहरातील प्रश्नांवरती तोडगा काढण्यासाठी जनसंपर्क ठेवतात. त्यामुळे आण्णा माणसातला नेता आहेत, असं म्हणावं लागेल. मी गुजरातमध्ये दहा वर्ष काम केले असल्याने अमित शहा यांना भेटण्यासाठी आधी लोक माझ्याकडे पाहायचे. पण आता मलाही अमितभाईंसाठी अण्णाला भेटावे लागते, असं चंद्रकांत पाटील म्हणाले. मुरलीधर मोहोळ आता अण्णा झाले आहेत, आपल्याला आता लक्षात आले पाहिजेत. ते केंद्रीय मंत्री झाले आहेत. त्यांना केंद्राची कामं आहे, पण त्यांच्याकडून पुण्यातील लोकांच्या फार अपेक्षा आहेत. त्यामुळे अण्णाला सूचना करतो की, पुणेकरांशी असलेली नाळ तोडू नका, काम करत राहा असा सल्लाही चंद्रकांत पाटील यांनी यावेळी दिला. सरकारनामाचे सदस्य व्हा शॉपिंगसाठी 'सकाळ प्राईम डील्स'च्या भन्नाट ऑफर्स पाहण्यासाठी क्लिक करा. Read Latest Marathi Political News, Breaking Political News from Maharashtra, India, Pune &amp; Mumbai at Sarkarnama. To Get Live Political Marathi News on Mobile, Download the Sarkarnama Mobile App for Android and IOS. सरकारनामा आता सर्व सोशल मीडिया प्लॅटफॉर्मवर. ताज्या राजकीय घडामोडींसाठी फेसबुक, ट्विटर, इन्स्टाग्राम, शेअर चॅट, टेलिग्रामवर आणि व्हॉट्सॲप आम्हाला फॉलो करा. तसेच, सरकारनामा यूट्यूब चॅनेलला आजच सबस्क्राइब करा. Follow Us Copyright © 2025 Sakal Media Group – All Rights Reserved Powered by Quintype वेबसाईटवर ब्राउझिंगचा अनुभव सर्वोत्तम असावा, यासाठी आम्ही कुकीजचा वापर करतो. कुकीजमुळे तुम्हाला तुमच्या आवडत्या मजकुराची शिफारस करता येते. आमचे गोपनीयता आणि कुकीजसंदर्भातील धोरण तुम्हाला मान्य आहे.</w:t>
-      </w:r>
-    </w:p>
-    <w:p>
-      <w:pPr>
-        <w:pStyle w:val="Heading3"/>
-      </w:pPr>
-      <w:r>
-        <w:rPr/>
-        <w:t>Article 174</w:t>
-      </w:r>
-    </w:p>
-    <w:p>
-      <w:pPr>
-        <w:pStyle w:val="Normal"/>
-      </w:pPr>
-      <w:r>
-        <w:rPr/>
-        <w:t>Title: Sangli Politics : भाजप प्रदेशाध्यक्षांचं काँग्रेस जिल्हाध्यक्षांच्या घरी स्नेहभोजन : जेवताना पक्षप्रवेशाचा मुहूर्तही काढला</w:t>
-      </w:r>
-    </w:p>
-    <w:p>
-      <w:pPr>
-        <w:pStyle w:val="Normal"/>
-      </w:pPr>
-      <w:r>
-        <w:rPr/>
-        <w:t xml:space="preserve">URL: </w:t>
-      </w:r>
-      <w:r>
-        <w:t xml:space="preserve"> https://sarkarnama.esakal.com/maharashtra/paschim-maharashtra/angli-congress-leader-prithviraj-patil-joins-bjp-cm-devendra-fadnavis-maharashtra-political-switch-hn97</w:t>
-      </w:r>
-    </w:p>
-    <w:p>
-      <w:pPr>
-        <w:pStyle w:val="Normal"/>
-      </w:pPr>
-      <w:r>
-        <w:rPr/>
-        <w:t>Content: काँग्रेसचे सांगली शहर-जिल्हाध्यक्ष पृथ्वीराज पाटील यांच्या भाजपप्रवेशावर अखेर शिक्कामोर्तब झाले. बुधवारी (13 ऑगस्ट) दुपारी 3.30 वाजता मुंबई येथे मुख्यमंत्री देवेंद्र फडणवीस यांच्या उपस्थितीत त्यांचा पक्षप्रवेश होणार आहे. सोमवारी सांगली दौऱ्यावर असलेले भाजप प्रदेशाध्यक्ष रवींद्र चव्हाण, पालकमंत्री चंद्रकांत पाटील, ग्रामविकास मंत्री जयकुमार गोरे, आमदार सुरेश खाडे यांनी पृथ्वीराज पाटील यांच्या वसंत कॉलनीतील घरी जाऊन स्नेहभोजन केले. यावेळी पाटील यांच्या पक्षप्रवेश निश्चित झाला. मागील काही दिवसांपासून पृथ्वीराज पाटील यांच्या भाजप प्रवेशाबाबतच्या चर्चा सुरु आहे. यापूर्वी दोनवेळा त्यांचा भाजप प्रवेश लांबला होता. या दरम्यान, काँग्रेस नेत्यांनीही पाटील यांना थांबविण्यासाठी जोराचे प्रयत्न केले. पण या प्रयत्नांना आता अपयश येताना दिसत आहे. त्यांच्या भाजपप्रवेशाचा मुहूर्त एकदाचा ठरला आहे. जयकुमार गोरे हे पाटील यांच्या भाजप प्रवेशाबाबत सातत्याने आग्रही भूमिका मांडत होते. भाजप प्रवेश निशिचित झाल्यानंतर पृथ्वीराज पाटील आज काँग्रेसच्या शहर-जिल्हाध्यक्षपदाचा आणि क्षाच्या सदस्यत्वाचाही राजीनामा देणार आहेत. यावेळी रवींद्र चव्हाण म्हणाले, "पृथ्वीराज पाटील यांच्यासारखा सामाजिक क्षेत्राची जाण असलेला नेता आमच्या पक्षात येत आहे. त्यांच्या स्वप्नातील सांगलीचा विकास करण्यासाठी आम्ही त्यांच्यासमवेत असू. तर "भाजपमध्ये सर्वांचा सन्मान होईल. महापालिका, पदे, निधी यात कुणीही नाराज होणार नाही, असे आश्वासन मंत्री चंद्रकांत पाटील यांनी दिले. पृथ्वीराज पाटील यांनीही सांगलीच्या विकासाचा वसा घेऊन भाजपमध्ये प्रवेश करत आहे, माझ्यासाठी सांगली फर्स्ट असेल असे सांगलीकरांना आश्वासित केले. यावेळी 'जनसुराज्य' चे नेते समित कदम, माजी आमदार दिनकर पाटील, पृथ्वीराज पवार, नीता केळकर, शेखर इनामदार, प्रकाश ढंग, सिद्धार्थ गाडगीळ, बिपिन कदम, युवराज पाटील, टी डी पाटील, ए. डी. पाटील, बाळासाहेब गुरव, अशोकसिंह रजपूत, भारती भगत, कांचन तुपे, महावीर पाटील, आप्पासाहेब पाटील, अजय देशमुख, सनी धोत्रे आदी नेते आणि कार्यकर्ते उपस्थित होते. पृथ्वीराज पाटील, वीरेंद्र पाटील, विजया पाटील आणि कुटुंबीयांनी त्यांचे स्वागत केले. सरकारनामाचे सदस्य व्हा शॉपिंगसाठी 'सकाळ प्राईम डील्स'च्या भन्नाट ऑफर्स पाहण्यासाठी क्लिक करा. Read Latest Marathi Political News, Breaking Political News from Maharashtra, India, Pune &amp; Mumbai at Sarkarnama. To Get Live Political Marathi News on Mobile, Download the Sarkarnama Mobile App for Android and IOS. सरकारनामा आता सर्व सोशल मीडिया प्लॅटफॉर्मवर. ताज्या राजकीय घडामोडींसाठी फेसबुक, ट्विटर, इन्स्टाग्राम, शेअर चॅट, टेलिग्रामवर आणि व्हॉट्सॲप आम्हाला फॉलो करा. तसेच, सरकारनामा यूट्यूब चॅनेलला आजच सबस्क्राइब करा. Follow Us Copyright © 2025 Sakal Media Group – All Rights Reserved Powered by Quintype वेबसाईटवर ब्राउझिंगचा अनुभव सर्वोत्तम असावा, यासाठी आम्ही कुकीजचा वापर करतो. कुकीजमुळे तुम्हाला तुमच्या आवडत्या मजकुराची शिफारस करता येते. आमचे गोपनीयता आणि कुकीजसंदर्भातील धोरण तुम्हाला मान्य आहे.</w:t>
-      </w:r>
-    </w:p>
-    <w:p>
-      <w:pPr>
-        <w:pStyle w:val="Heading3"/>
-      </w:pPr>
-      <w:r>
-        <w:rPr/>
-        <w:t>Article 175</w:t>
-      </w:r>
-    </w:p>
-    <w:p>
-      <w:pPr>
-        <w:pStyle w:val="Normal"/>
-      </w:pPr>
-      <w:r>
-        <w:rPr/>
-        <w:t>Title: Rohit Pawar : अजितदादा यॉर्कर टाकतात, जयंतराव गुगली, तर चंद्रकांतदादा सोनं, पण या बेन्टेक्सचं काय करायचं?; रोहित पवार यांची तुफान टोलेबाजी</w:t>
-      </w:r>
-    </w:p>
-    <w:p>
-      <w:pPr>
-        <w:pStyle w:val="Normal"/>
-      </w:pPr>
-      <w:r>
-        <w:rPr/>
-        <w:t xml:space="preserve">URL: </w:t>
-      </w:r>
-      <w:r>
-        <w:t xml:space="preserve"> https://www.tv9marathi.com/maharashtra/rohit-pawar-praised-chandrakant-patil-and-taunts-gopichand-padalkar-know-what-he-said-1470906.html</w:t>
-      </w:r>
-    </w:p>
-    <w:p>
-      <w:pPr>
-        <w:pStyle w:val="Normal"/>
-      </w:pPr>
-      <w:r>
-        <w:rPr/>
-        <w:t>Content: By signing in or creating an account, you agree with Associated Broadcasting Company's Terms &amp; Conditions and Privacy Policy. चंद्रकांत पाटील भाजपमध्ये असले तरी भाजपचं खऱ्या अर्थाने सोनं आहेत. अनेक वर्ष त्या पक्षात तुम्ही आहात. तुम्हाला भेटतो तेव्हा तुम्ही ऐकता. विद्यार्थ्यांचा प्रश्न तुम्ही लगेच सोडवता. राजकारणाच्या ठिकाणी राजकारण आणि समाजकारणाच्या ठिकाणी समाजकारण हे तुमचं धोरण आहे. चंद्रकांत दादा तुम्ही सोनं आहात. पण आताच्या काळात काही बेन्टेक्सचे लोकं या जिल्ह्यात फिरत आहेत. खालच्या लेव्हलला जाऊन मोठ्या नेत्यांवर टीका करतात. त्यामुळे या बेन्टेक्सच्या सोन्याचं काय करायचं हे भाजपच्या खऱ्या सोन्याने पाहिलं पाहिजे असं म्हणत राष्ट्रवादी काँग्रेस शरद पवार गटाचे आमदार रोहित पवार यांनी भाजप आमदार गोपीचंद पडळकर यांचं नाव न घेता त्यांच्यावर टीकास्त्र सोडलं. इस्लामपूरमध्ये महात्मा फुले शिक्षण संस्थेच्या प्रा. डॉ. एन.डी. पाटील विधी महाविद्यालय, श्रीमती सरोज नारायण पाटील (माई) मानसशास्त्र संशोधन केंद्र आणि प्रा. डॉ. एन. डी. पाटील बहुउद्देशीय सभागृहाचा उद्घाटन सोहळा पार पडला, त्यावेळी भाषण करताना रोहित पवार यांनी तूफान फटकेबाजी केली. क्रिकेटच्या भाषेत अजित दादा यॉर्कर टाकणारे आहेत, फास्ट बॉलर आहेत. जयंत पाटलांबाबत बोलायचं झालं तर कधी ऑफ स्पिन टाकतात, कधी लेग स्पिन टाकतात पण कधीकधी गुगलीदेखील टाकतात आणि चंद्रकांत दादा मीडियम पेस बॉलर असं म्हणत रोहित पवारांनी क्रिकेटची अख्खी कुंडलीच मांडली. या भाषणादरम्यान त्यांनी फटकेबाजी तर केलीच पण पडळकरांचे नाव न घेता त्यांच्यावरही खरपूस टीका केली. अजित दादांच्या स्पीडची भीती वाटते – रोहित पवार क्रिकेटच्या भाषेत अजितदादांच्या बाबत बोलायचं झालं, दादा यॉर्कर टाकणारे आहेत. फास्ट बॉलर आहेत. त्यांच्या स्पीडची बॅटसमनला भीती वाटते अशी मिश्किल टिपण्णी रोहित पवार यांनी केली. चंद्रकांतदादा इथे आहेत. कधी बॉलिंग करतात तर कधी बॅटिंग करतात. पण मीडियम पेस बॉलर आहेत. पण बॉलिंगही चांगली टाकतात. जयंत पाटलांबाबत बोलायचं झालं तर कधी ऑफ स्पिन टाकतात, कधी लेग स्पिन टाकतात, कधी गुगली टाकतात. आणि कधी कधी बॉल हातातच असतो, पण बॅटसमनला वाटतं बॉलिंग टाकली. आणि आमच्यासारखे नवखे खेळाडू व्यासपिठावर आहोत. हे अनुभवी खेळाडू बॉल टाकतात, आम्ही जमेल तसा बॉल मारण्याचा प्रयत्न करत असतो असं रोहित पवार म्हणाले. तो विचार जपायचं काम आपण केलं पाहिजे. पुढे रोहित पवार म्हणाले, या पवित्र भूमीने अनेक मोठे नेते देशाला राज्याला दिले. यशवंतराव चव्हाण, अण्णाभाऊ साठे, क्रांतीसिंह नाना पाटील, राजाराम बापू, नागनाथ अण्णा नायकवडी, पतंगराव कदम, आर आर पाटील, वसंतदादा पाटील आणि आताच्या काळात या परिसराचं नाव पुढे नेलं ते जयंतराव पाटील साहेब आहेत. एनडी पाटीलही या भूमीतीलच. या संस्था महत्त्वाच्या आहेत. महात्मा फुले, सावित्री माई फुले यांनी प्रयत्न केले म्हणून बहुजन समाजाच्या मुला मुलींना शिकता आलं. त्यांच्या विचाराचा वारसा भाऊराव पाटील, एनडी पाटील आणि आमच्या माईने पुढे नेला. एनडी मामा म्हणायचे, या संस्था नसून तो विचार आहे. तो विचार जपायचं काम आपण केलं पाहिजे अशी भावना त्यांनी व्यक्त केली. राजकारणात वेगळे असले तरी कुटुंब म्हणून आम्ही एक आहोत एनडी पाटील यांच्याबद्दल बोलायचं म्हणजे कष्ट करणारं व्यक्तीमत्त्व. त्यांनी कर्मवीर भाऊराव पाटीलच्या संस्थेत शिक्षण घेतलं. तिथेच प्राध्यापक झाले. स्वत शाळेत जाऊन अडचणी सोडवायचे. महात्मा फुलेंना सावित्री माईंनी ताकद दिली. कर्मवीर भाऊराव पाटील यांना लक्ष्मीबाईंनी ताकद दिली. त्यांचाच वारसा विचाराचा वारसा पुढे घेऊन जातांना आमच्या माईंनी एनडी पाटलांना ताकद दिली. त्यांच्या पाठी भक्कम उभं राहून राजकारण, समाजकारण आणि शैक्षणिक काम केलं. एनडी पाटील यांचं कार्य मोठं होतं. आमदार आणि मंत्री होते. शेकापचे प्रमुख नेते होते. विधीमंडळात त्यांचं भाषण ऐकण्यासाठी पत्रकारही यायचे. अभ्यासू भाषण करायचे. आम्ही त्यांना जेव्हा भेटलो तेव्हा त्यांच्या हातात एक पुस्तक असायचं. सकाळी पुस्तक वाचायला घेतलं तर ते संध्याकाळपर्यंत संपायचं असं रोहित पवार यांनी सांगितलं. शरद पवार आणि एनडी पाटील यांनी एकत्र काम करायचे. एनडी पाटील यांनी नेहमी पवारांवर नेहमी टीका केली. पण ती सकारात्मक असायची. आजच्या काळातील खालच्या पातळीची टीका नसायची. पण कुटुंबातील कार्यक्रमात दोघेही एकत्र यायचे. राजकारणात वेगळे असले तरी कुटुंब म्हणून आम्ही एक आहोत असा उच्चारही त्यांनी केला. आता ते गावकीचा विचार करतात पण भावकीला… अजित दादांना लगावला टोला याच भाषणादरम्यान रोहित पवारांनी एक किस्सा तर सांगितलाच पण अजित पवारांना टोलाही लगावला. ते म्हणले, ‘ काही वर्षापूर्वी अधिवेशनात माझं भाषण झालं. सर्वांचे फोन आले अत्यंत चांगलं भाषण झालं म्हणून सांगितलं. मग मला अजितदादांचा फोन आला. तेव्हा पार्टी म्हणून एक होतो. त्यांनी घरी बोलावलं. माझी अपेक्षा होती की त्यांनी सांगावं भाषण चांगलं झालं. अजून चांगलं कर. त्यांनी सांगितलं भाषण चांगलं झालं. पण एक गोष्ट महत्त्वाची सांगतो, भाषण देत असताना, अधिवेशनात असताना तुझ्यावर कॅमेरा असतो. बटन बिटन जरा वर पर्यंत लावत जा. म्हणजे एवढं बारकाईने लक्ष त्याकाळात त्यांचं माझ्यावर होतं’ असा किस्सा त्यांनी सांगितल. मात्र आता ते गावकीचा विचार करतात, पण भावकीला कुठं तरी विसरले आहेत. अर्थमंत्री आहेत. कुठं तरी निधीच्या बाबतीत त्यांनी विचार करावा असा खोचक टोला रोहित पवार यांनी लगावला. धनंजय मुंडेंवरही साधला निशाणा मंत्रीपद जाऊन पाच महिने झाले तरी राष्ट्रवादी काँग्रेस अजित पवार गटाचे नेते धनंजय मुंडे यांनी सरकारी बंगला सोडलेला नाही. याच मुद्याचा समाचार घेत रोहित पवारांनी त्यावरूनही टीकास्त्र सोडलं. त्याबद्दल बोलताना ते म्हणाले, ” १९८०मध्ये पुलोदचं सरकार होतं. एनडी पाटील सहकार मंत्री होते. काही कारणाने सरकार पडलं. ज्या दिवशी सरकार पडलं त्याच दिवशी एनडी पाटलांनी शासकीय बंगला सोडला. आजच्या काळात तुम्ही पाहता पाच पाच महिने झाले तरी लोक बंगला सोडत नाही, पण त्यांनी सोडला. शासनाची गाडी सोडली. मुंबई सेंट्रलला गेले. बसमध्ये बसले आणि कोल्हापूरला गेले. अशा विचारांचे नेते होते”. हा किस्सा सांगत त्यांनी धनंजय मुंडेंवर अप्रत्यक्ष निशाणा साधला. पडळकरांवर निशाणा याच भाषणादरम्यान रोहित पवारांनी भाजपा नेते गोपीचंद पडळकरांनाही टोला लगावला. चंद्रकांत पाटील भाजपमध्ये असले तरी भाजपचं खऱ्या अर्थाने सोनं आहेत. अनेक वर्ष त्या पक्षात तुम्ही आहात. तुम्हाला भेटतो तेव्हा तुम्ही ऐकता. विद्यार्थ्यांचा प्रश्न तुम्ही लगेच सोडवता. राजकारणाच्या ठिकाणी राजकारण आणि समाजकारणाच्या ठिकाणी समाजकारण हे तुमचं धोरण आहे. चंद्रकांत दादा तुम्ही सोनं आहात. पण आताच्या काळात काही बेन्टेक्सचे लोकं या जिल्ह्यात फिरत आहेत. खालच्या लेव्हलला जाऊन मोठ्या नेत्यांवर टीका करतात. त्यामुळे या बेन्टेक्सच्या सोन्याचं काय करायचं हे भाजपच्या खऱ्या सोन्याने पाहिलं पाहिजे, असं म्हणत रोहित पवारांनी पडळकरांवर अप्रत्यक्षपणे टीका केली.</w:t>
-      </w:r>
-    </w:p>
-    <w:p>
-      <w:pPr>
-        <w:pStyle w:val="Heading3"/>
-      </w:pPr>
-      <w:r>
-        <w:rPr/>
-        <w:t>Article 176</w:t>
-      </w:r>
-    </w:p>
-    <w:p>
-      <w:pPr>
-        <w:pStyle w:val="Normal"/>
-      </w:pPr>
-      <w:r>
-        <w:rPr/>
-        <w:t>Title: Kolhapur Election: शिवसेनेत 'इन्कमिंग' सुसाट, भाजप 'अलर्ट'; कोल्हापूरचा 'चार्ज' महाडिकांऐवजी अनुभवी चंद्रकांतदादांच्या हाती...</w:t>
-      </w:r>
-    </w:p>
-    <w:p>
-      <w:pPr>
-        <w:pStyle w:val="Normal"/>
-      </w:pPr>
-      <w:r>
-        <w:rPr/>
-        <w:t xml:space="preserve">URL: </w:t>
-      </w:r>
-      <w:r>
-        <w:t xml:space="preserve"> https://sarkarnama.esakal.com/maharashtra/paschim-maharashtra/shiv-sena-gaining-ground-bjp-alert-chandrakant-patil-to-lead-kolhapur-civic-politics-dk88-rg93</w:t>
-      </w:r>
-    </w:p>
-    <w:p>
-      <w:pPr>
-        <w:pStyle w:val="Normal"/>
-      </w:pPr>
-      <w:r>
-        <w:rPr/>
-        <w:t>Content: Kolhapur News : स्थानिक स्वराज्य संस्थेच्या निवडणुकीच्या पार्श्वभूमीवर सर्वच पक्षांनी तयारीला वेग घेतला आहे. शिवसेनेकडून अनेक पदाधिकाऱ्यांचे पक्षप्रवेश सुरू आहेत. मात्र, भाजपच्या गोटात हालचाली अजूनही मंदावलेल्या दिसतात. एकीकडे कोल्हापूर महानगरपालिकेतील भाजपची जबाबदारी राज्यसभेचे खासदार धनंजय महाडिक यांच्याकडे असल्याचे सांगितले जाते. मात्र, पुन्हा एकदा ही जबाबदारी राज्याचे उच्च शिक्षण मंत्री चंद्रकांत पाटील (Chandrakant Patil) यांच्याकडे आली आहे. पुन्हा एकदा पाटील हे कोल्हापूरच्या मैदानात उतरले असून त्यांनी थेट महायुतीतून भाजपला 33 जागांवर दावा केला आहे. गतवेळच्या निवडणुकीत याच 33 जागांवर भाजप आणि ताराराणी आघाडीचे उमेदवार निवडून आले होते. मुख्यमंत्री देवेंद्र फडणवीस यांच्या सूचनेप्रमाणे उच्च व तंत्रशिक्षणमंत्री चंद्रकांत पाटील हे कोल्हापूर महानगरपालिकेच्या राजकारणात सक्रिय झाले आहेत. महापालिकेतील भाजप- ताराराणी आघाडीच्या माजी नगरसेवकांशी संवाद साधत मागील विजयी झालेल्या 33 जागांवर भाजप आग्रही असून, आणखी जागांवर सक्षम उमेदवार असल्यास आणखी जागा घेऊन महायुतीचाच महापौर बनवण्याचा निर्धार बोलून दाखवला आहे. एकीकडे शिवसेनेकडून शिवसेनेचाच (Shivsena) महापौर करूया अशा पद्धतीची घोषणा केली जात आहे . तर दुसरीकडे चंद्रकांत पाटील महायुतीचा महापौर करण्याची घोषणा केल्याने चर्चेला आणखी वाव मिळाला आहे. कोल्हापूर महानगरपालिका निवडणुकीच्या पार्श्वभूमीवर चंद्रकांत पाटील यांनी पहिल्यांदाच माजी नगरसेवकांसोबत प्राथमिक बैठक घेतली. यावेळी खासदार धनंजय महाडिक, प्रा. जयंत पाटील, महेश जाधव, राहुल चिकोडे आदी उपस्थित होते. प्रत्येकाशी स्वतंत्रपणे बोलून निवडणुकीसाठी पक्षाकडून काहीही कमी पडणार नसल्याने माजी नगरसेवकांनीही त्याच ताकदीने तयारीला लागावे, असे सांगितले. भाजप सक्षमपणे महानगरपालिका निवडणुकीत उतरणार असून, मागील विजयी ३३ जागांवर आग्रही आहे. इतर ठिकाणी सक्षम उमेदवार असतील तेथे महायुतीकडून आणखी जागा मागून घेऊ. कोणत्याही स्थितीत कोल्हापूरचा महापौर महायुतीचाच करण्यासाठी जास्तीत जास्त वेळ देऊन सर्वतोपरी मदत करण्याचे आश्वासनही दिले. तसेच स्थानिक स्वराज्य संस्थेच्या निवडणुका महायुती म्हणूनच लढवल्या जातील, असे स्पष्ट केले. ‘केंद्र व राज्यातील सत्तेमुळे महानगरपालिकेत सत्ता आल्यास कोल्हापूरचा सर्वांगीण विकास होण्यास मोठी मदत होईल’, असा विश्‍वास माजी नगरसेवकांनी व्यक्त केला. काँग्रेस- 30 राष्ट्रवादी- 15 शिवसेना- 04 ताराराणी आघाडी- 19 भाजप- 13 एकूण जागा – 81 सरकारनामाचे सदस्य व्हा शॉपिंगसाठी 'सकाळ प्राईम डील्स'च्या भन्नाट ऑफर्स पाहण्यासाठी क्लिक करा. Read Latest Marathi Political News, Breaking Political News from Maharashtra, India, Pune &amp; Mumbai at Sarkarnama. To Get Live Political Marathi News on Mobile, Download the Sarkarnama Mobile App for Android and IOS. सरकारनामा आता सर्व सोशल मीडिया प्लॅटफॉर्मवर. ताज्या राजकीय घडामोडींसाठी फेसबुक, ट्विटर, इन्स्टाग्राम, शेअर चॅट, टेलिग्रामवर आणि व्हॉट्सॲप आम्हाला फॉलो करा. तसेच, सरकारनामा यूट्यूब चॅनेलला आजच सबस्क्राइब करा. Follow Us Copyright © 2025 Sakal Media Group – All Rights Reserved Powered by Quintype वेबसाईटवर ब्राउझिंगचा अनुभव सर्वोत्तम असावा, यासाठी आम्ही कुकीजचा वापर करतो. कुकीजमुळे तुम्हाला तुमच्या आवडत्या मजकुराची शिफारस करता येते. आमचे गोपनीयता आणि कुकीजसंदर्भातील धोरण तुम्हाला मान्य आहे.</w:t>
-      </w:r>
-    </w:p>
-    <w:p>
-      <w:pPr>
-        <w:pStyle w:val="Heading3"/>
-      </w:pPr>
-      <w:r>
-        <w:rPr/>
-        <w:t>Article 177</w:t>
-      </w:r>
-    </w:p>
-    <w:p>
-      <w:pPr>
-        <w:pStyle w:val="Normal"/>
-      </w:pPr>
-      <w:r>
-        <w:rPr/>
-        <w:t>Title: सांगलीत पूर ओसरला; आता स्थलांतरितांची परतण्याची लगबग, पूरग्रस्त रस्ते, घाट स्वच्छता मोहीम…</w:t>
-      </w:r>
-    </w:p>
-    <w:p>
-      <w:pPr>
-        <w:pStyle w:val="Normal"/>
-      </w:pPr>
-      <w:r>
-        <w:rPr/>
-        <w:t xml:space="preserve">URL: </w:t>
-      </w:r>
-      <w:r>
-        <w:t xml:space="preserve"> https://www.loksatta.com/maharashtra/sangli-flood-recedes-chandrakant-patil-leads-inspection-ocd-94-5326644/</w:t>
-      </w:r>
-    </w:p>
-    <w:p>
-      <w:pPr>
-        <w:pStyle w:val="Normal"/>
-      </w:pPr>
-      <w:r>
-        <w:rPr/>
-        <w:t>Content: सांगली : कृष्णेचे पाणी पात्रात परतले असून, आता पुरामुळे स्थलांतर केलेल्या नागरिकांची घरी परतण्याची लगबग सुरू झाली आहे. चिखलमय झालेले रस्ते, नदीघाट स्वच्छ करण्याची मोहीम शनिवारी हाती घेण्यात आली होती. रहिवाशांनी घरातील अस्वच्छता दूर करण्यासाठी प्रयत्न सुरू केले आहेत. दरम्यान, पालकमंत्री चंद्रकांत पाटील यांनी आज विविध ठिकाणी भेट देऊन पूरग्रस्तांशी संवाद साधला. सांगली शहरातील मगरमच्छ कॉलनी, दत्तनगर, कर्नाळ रस्ता, पटवर्धन प्लॉट, जुना बुधगाव रोड आदी भागातील पुराचे पाणी ओसरले असून, सूर्यवंशी प्लॉट परिसरात अद्याप पाणी साचून आहे. उद्यापर्यंत या ठिकाणचेही पाणी ओसरेल अशी स्थिती आहे. गेल्या २४ तासांत ८ फुटांनी पाणीपातळी कमी झाली आहे. धरणातील पाण्याचा विसर्ग थांबविण्यात आल्याने आणि अलमट्टी धरणातील पाण्याचा विसर्ग अद्याप सुरूच असल्याने नदीतील पाण्याला गतीने उतार पडत आहे. काही पूरग्रस्त भागातील नागरिक आपल्या घरी परतू लागले असून, आज घरातील सांसारिक साहित्याची स्वच्छता सुरू केली आहे. महापालिकेच्या वतीने पुराच्या पाण्यामुळे आलेला कचरा संकलित करण्याबरोबरच पूरग्रस्त भागात औषध फवारणी करण्यात येत आहे. तसेच पूरग्रस्त भागात रोगराई पसरू नये यासाठी महापालिकेच्या आरोग्य विभागाकडून आवश्यक ती खबरदारी घेण्यात येत आहे. दरम्यान, दरम्यान, पालकमंत्री चंद्रकांत पाटील यांनी आज विविध ठिकाणी भेट देऊन पूरग्रस्तांशी संवाद साधला. पाटील यांनी आज वाळवा तालुक्यातील जुने खडे, पलूस तालुक्यातील भिलवडी येथे मौलानानगर येथे जाऊन पूरग्रस्तांशी संवाद साधला. तसेच औदुंबर येथे पुराचे पाणी शिरलेल्या दत्त मंदिरातील स्वच्छतेची पाहणी केली. सांगलीत त्यांनी मगरमच्छ कॉलनीत जाउन पाहणी केली. तसेच महापालिकेच्या वतीने पूरग्रस्तांसाठी उभारलेल्या निवारा केंद्रात जाऊन सेवांची माहितीही घेतली. दरम्यान कृष्णेचे पाणी पात्रात परतले असून, आता पुरामुळे स्थलांतर केलेल्या नागरिकांची घरी परतण्याची लगबग सुरू झाली आहे. काही पूरग्रस्त भागातील नागरिक आपल्या घरी परतू लागले असून, आज घरातील सांसारिक साहित्याची स्वच्छता सुरू केली आहे. पूर ओसरल्यावर सांगली महापालिकेच्या वतीने शहरातील पूरग्रस्त रस्ते, घाटांच्या स्वच्छता मोहीमेस शनिवारी सुरुवात केली आहे. पुराच्या पाण्यामुळे आलेला कचरा संकलित करण्याबरोबरच पूरग्रस्त भागात औषध फवारणी करण्यात येत आहे. तसेच पूरग्रस्त भागात रोगराई पसरू नये यासाठी महापालिकेच्या आरोग्य विभागाकडून आवश्यक ती खबरदारी घेण्यात येत आहे. Ganesh Chaturthi 2025 Date and Shubh Muhurat: गणेशोत्सव संपूर्ण देशात मोठ्या उत्साहात साजरा केला जातो. हिंदू पंचांगानुसार, प्रत्येक महिन्याच्या कृष्ण पक्ष आणि शुक्ल पक्षाच्या चतुर्थीला गणेश चतुर्थीचे व्रत केले जाते. पण, भाद्रपद महिन्याची शुक्ल पक्षातील चतुर्थी सर्वात खास मानली जाते, कारण या दिवसापासून पुढील दहा दिवस गणेशोत्सव साजरा होतो.</w:t>
-      </w:r>
-    </w:p>
-    <w:p>
-      <w:pPr>
-        <w:pStyle w:val="Heading3"/>
-      </w:pPr>
-      <w:r>
-        <w:rPr/>
-        <w:t>Article 178</w:t>
-      </w:r>
-    </w:p>
-    <w:p>
-      <w:pPr>
-        <w:pStyle w:val="Normal"/>
-      </w:pPr>
-      <w:r>
-        <w:rPr/>
-        <w:t>Title: Shaktipeeth Expressway : राज्यात अराजकता निर्माण करण्यासाठी काही शक्तींचे काम सुरू; शक्तिपीठ आंदोलनावर चंद्रकात पाटील काय म्हणाले?</w:t>
-      </w:r>
-    </w:p>
-    <w:p>
-      <w:pPr>
-        <w:pStyle w:val="Normal"/>
-      </w:pPr>
-      <w:r>
-        <w:rPr/>
-        <w:t xml:space="preserve">URL: </w:t>
-      </w:r>
-      <w:r>
-        <w:t xml:space="preserve"> https://marathi.abplive.com/news/sangli/chandrakant-patil-on-shaktipeeth-expressway-nagpur-goa-highway-claim-some-forces-working-to-disturb-maharashtra-marathi-1377295</w:t>
-      </w:r>
-    </w:p>
-    <w:p>
-      <w:pPr>
-        <w:pStyle w:val="Normal"/>
-      </w:pPr>
-      <w:r>
-        <w:rPr/>
-        <w:t>Content: सांगली : सध्या राज्यात काही झालं की सरकारला आणि राज्याचा अस्थिर करण्याचा प्रयत्न केला जातोय. एक प्रकारे राज्यात अराजकता पसरवण्याचे काम काही लोक करत आहेत. तशी अराजकता निर्माण व्हावी यासाठी काही शक्ती काम करताहेत का असा प्रश्न पडतोय असं वक्तव्य राज्याचे उच्च व तंत्र शिक्षण मंत्री आणि सांगलीचे पालकमंत्री चंद्रकांत पाटील यांनी केलं. सांगलीमध्ये स्वातंत्र्य दिनानिमित्त आयोजित झेंडावंदन सोहळ्यानंतर चंद्रकांत पाटील माध्यमांशी बोलत होते. शक्तिपीठ महामार्गाला जो विरोध होतोय तो वाढत जातोय. याबाबत विचारलेल्या प्रश्नावर चंद्रकांत पाटलांनी उत्तर दिलं. ते म्हणाले की, "जर कोयना धरण झालं नसतं तर आज महाराष्ट्राची वीज निर्मिती आणि शेतीला पाणी हे मिळालं नसतं. समृद्धी महामार्ग झाला नसता तर नागपूरहून मुंबईला आठ तासात शेतकऱ्यांचा शेतीमाल पोहोचला असता का?" शक्तिपीठ महामार्ग वेगवेगळ्या प्रकारच्या तीर्थक्षेत्रांना जोडणारा रस्ता आहे. हा महामार्ग होत असताना बाधित शेतकऱ्यांना भरपाई योग्य मिळाली पाहिजे, त्यांचं पुनर्वसन योग्य झालं पाहिजे. त्यामुळे शेतकऱ्यांनी शक्तिपीठला विरोध बंद करावा आणि आपल्याला भरपाई कशी चांगली मिळेल याबाबत विचार करावा असे आवाहन मंत्री चंद्रकांत पाटील यांनी शक्तिपीठ महामार्ग बाधित शेतकऱ्यांना केले. राज्यातील 12 जिल्ह्यातून जाणाऱ्या शक्तीपीठ महामार्गासाठी 371 गावांमधील 8024 हेक्टर जमीन संपादित केली जाणार आहे. त्यापैकी 7625 हेक्टर खाजगी जमीन म्हणजेच शेतकऱ्यांची जमीन असणार आहे. तर 262 हेक्टर शासकीय आणि 123 हेक्टर वनक्षेत्राची जमीन असणार आहे. सध्या सर्व 12 जिल्ह्यांमध्ये मोजणीची प्रक्रिया सुरु आहे. महामार्गाच्या सुरुवातीच्या म्हणजेच वर्धा, यवतमाळ आणि अंतिम टोकावरील सिंधुदुर्ग या तीन जिल्ह्यात संयुंक्त मोजणी प्रक्रिया जवळपास पूर्ण होत आली आहे. सोलापूरमध्ये ही मोजणीचे काम समाधानकारकरीत्या प्रगतीपथावर आहे. महामार्गाच्या मधल्या टप्प्यात म्हणजेच नांदेड, हिंगोली, परभणी, बीड धाराशिव या जिल्ह्यात अल्प गतीने मोजणीचे काम सुरु आहे. तर लातूर, सांगली आणि खासकरून कोल्हापूरमध्ये शेत जमिनीच्या मोजणीच्या कामाला तीव्र विरोध असल्याने या ठिकाणी मोजणी अत्यंत संथ गतीने सुरु आहे. अजून सरकार ने जमिनीसाठी किती मोबदला दिला जाईल त्याचे सूत्र जाहीर केलेले नाही. ही बातमी वाचा: We use cookies to improve your experience, analyze traffic, and personalize content. By clicking "Allow All Cookies", you agree to our use of cookies.</w:t>
-      </w:r>
-    </w:p>
-    <w:p>
-      <w:pPr>
-        <w:pStyle w:val="Heading3"/>
-      </w:pPr>
-      <w:r>
-        <w:rPr/>
-        <w:t>Article 179</w:t>
-      </w:r>
-    </w:p>
-    <w:p>
-      <w:pPr>
-        <w:pStyle w:val="Normal"/>
-      </w:pPr>
-      <w:r>
-        <w:rPr/>
-        <w:t>Title: Vishal Patil BJP Offer : चंद्रकांतदादांच्या भाजप प्रवेशाच्या गुगलीवर विशाल पाटलांचा सिक्सर; म्हणाले, "मी आता कायद्यानेच..."</w:t>
-      </w:r>
-    </w:p>
-    <w:p>
-      <w:pPr>
-        <w:pStyle w:val="Normal"/>
-      </w:pPr>
-      <w:r>
-        <w:rPr/>
-        <w:t xml:space="preserve">URL: </w:t>
-      </w:r>
-      <w:r>
-        <w:t xml:space="preserve"> https://sarkarnama.esakal.com/maharashtra/paschim-maharashtra/chandrakant-patil-open-offer-to-independent-mp-vishal-patil-to-join-bjp-sangli-political-news-jap93</w:t>
-      </w:r>
-    </w:p>
-    <w:p>
-      <w:pPr>
-        <w:pStyle w:val="Normal"/>
-      </w:pPr>
-      <w:r>
-        <w:rPr/>
-        <w:t>Content: Sangli News, 16 Mar : काँग्रेसमधून बंडखोरी करत प्रचंड बहुमताने विजयी झालेले सांगलीचे अपक्ष खासदार विशाल पाटील (Vishal Patil) यांनी भाजपमध्ये यावं अशी खुली ऑफर भाजप नेते तथा सांगली जिल्ह्याचे पालकमंत्री चंद्रकांतदादा पाटील यांनी दिली आहे. त्यांच्या या ऑफरमुळे राजकीय चर्चांना उधाण आलं आहे. शिवाय विशाल पाटील आता खरंच भाजपमध्ये (BJP) जाणार का? असा प्रश्न अनेकांना पडला आहे. अशातच आता चंद्रकांत पाटलांनी दिलेल्या ऑफरवर आता खासदार विशाल पाटील यांनी प्रत्युत्तर दिलं आहे. चंद्रकांतदादांना माझ्या कामाची पद्धत आवडली असेल, म्हणून ते ऑफर देत असतील असं खासदार पाटील यांनी म्हटलं आहे. पत्रकार परिषदेत बोलताना चंद्रकांत पाटील (Chandrakant Patil) म्हणाले, राजकारणात नेहमी वर्तमानात चालावं लागतं. "वर्तमानात त्यांच्याकडे अजून चार वर्षे २ महिन्यांचा कालावधी आहे. या कालावधीचा आम्ही विचार करतो. जर ते बरोबर आले तर आमची केंद्रातील एक संख्या वाढेल आणि जिल्ह्यातल्या विकासकामांना त्यांना जे करायचे आहे. ते देखील सोपं जाईल. म्हणून त्यांना ही जाहीर ऑफर पुन्हा देतोय. त्याचा त्यांनी विचार करावा." तर चंद्रकांत पाटील हे बोलत असतानाच विशाल पाटील यांनीही पुढे काय होईल माहीती नाही, असं म्हटल्याचं व्हिडिओत पाहायला मिळत आहे. मात्र, या ऑफरवर खासदार विशाल पाटील यांनी सविस्तर स्पष्टीकरण दिलं आहे. ते म्हणाले, मी ज्या पद्धतीने संसदेत प्रश्न मांडतोय, ही माझ्या कामाची पद्धत चंद्रकांतदादांना आवडली असेल. मला सतत भाजप प्रवेशाची ऑफर येत असेल तर मी चांगलं काम करतोय असं मी समजतो. पण भाजपमध्ये प्रवेशाबाबत मी कोणताही विचार करत नाही. मी आता कायद्यानेच दुसऱ्या कोणत्याही पक्षात जाऊ शकत नाही. सर्व पक्ष गट तट बाजूला ठेवून सांगलीच्या विकासासाठी विचार करणं हेच माझं धोरण आहे, असं म्हणत त्यांनी भाजपसोबत जाणार नसल्याचं स्पष्ट केलं आहे. विशाल पाटील यांनी लोकसभा निवडणुकीत भाजपचे संजय काका पाटील आणि महाविकास आघाडीचे चंद्रहार पाटील यांचा दारूण पराभव केला. या निवडणुकीत त्यांना 1 लाख 53 हजार मते मिळाली. २५ वर्षे पूर्ण करणारा ई-सकाळ आता का्ॅमस्कोअरमध्ये नंबर १. डिजिटल माध्यमांच्या क्षेत्रातली नवी झेप सरकारनामाचे सदस्य व्हा शॉपिंगसाठी 'सकाळ प्राईम डील्स'च्या भन्नाट ऑफर्स पाहण्यासाठी क्लिक करा. Read Latest Marathi Political News, Breaking Political News from Maharashtra, India, Pune &amp; Mumbai at Sarkarnama. To Get Live Political Marathi News on Mobile, Download the Sarkarnama Mobile App for Android and IOS. सरकारनामा आता सर्व सोशल मीडिया प्लॅटफॉर्मवर. ताज्या राजकीय घडामोडींसाठी फेसबुक, ट्विटर, इन्स्टाग्राम, शेअर चॅट, टेलिग्रामवर आणि व्हॉट्सॲप आम्हाला फॉलो करा. तसेच, सरकारनामा यूट्यूब चॅनेलला आजच सबस्क्राइब करा. Follow Us Copyright © 2025 Sakal Media Group – All Rights Reserved Powered by Quintype वेबसाईटवर ब्राउझिंगचा अनुभव सर्वोत्तम असावा, यासाठी आम्ही कुकीजचा वापर करतो. कुकीजमुळे तुम्हाला तुमच्या आवडत्या मजकुराची शिफारस करता येते. आमचे गोपनीयता आणि कुकीजसंदर्भातील धोरण तुम्हाला मान्य आहे.</w:t>
-      </w:r>
-    </w:p>
-    <w:p>
-      <w:pPr>
-        <w:pStyle w:val="Heading3"/>
-      </w:pPr>
-      <w:r>
-        <w:rPr/>
-        <w:t>Article 180</w:t>
-      </w:r>
-    </w:p>
-    <w:p>
-      <w:pPr>
-        <w:pStyle w:val="Normal"/>
-      </w:pPr>
-      <w:r>
-        <w:rPr/>
-        <w:t>Title: Jayant Patil Politics : विशाल पाटलांना येणाऱ्या ऑफरवर जयंत पाटलांची गुगली; म्हणाले, 'ते अपक्ष, त्यांनीच...'</w:t>
-      </w:r>
-    </w:p>
-    <w:p>
-      <w:pPr>
-        <w:pStyle w:val="Normal"/>
-      </w:pPr>
-      <w:r>
-        <w:rPr/>
-        <w:t xml:space="preserve">URL: </w:t>
-      </w:r>
-      <w:r>
-        <w:t xml:space="preserve"> https://sarkarnama.esakal.com/maharashtra/paschim-maharashtra/ncp-sp-jayant-patil-on-mp-vishal-patil-bjp-offer-says-he-should-decide-as11</w:t>
-      </w:r>
-    </w:p>
-    <w:p>
-      <w:pPr>
-        <w:pStyle w:val="Normal"/>
-      </w:pPr>
-      <w:r>
-        <w:rPr/>
-        <w:t>Content: Sangli News : सांगली लोकसभा मतदार संघातून खासदार विशाल पाटील अपक्ष म्हणून निवडूण आले आहेत. त्यांनी काँग्रेसला आपला पाठिंबा दिला असून ते लोकसभेत काँग्रेसचे 100 वे खासदार आहेत. पण त्याच्या प्रवेशासाठी जिल्ह्याचे पालकमंत्री चंद्रकांत पाटील यांनी चंग बांधला असून एक नाही तीर तीन तीन वेळी विशाल पाटील यांना भाजपची ऑफर मंत्री पाटील यांनी दिली आहे. तर विशाल पाटील यांनी देखील आगामी काळात आपण कोणत्या पक्षात असू याची शाश्वती नसल्याचे सांगत भाजप प्रवेशाचे संकेत दिले होते. यानंतर पुलाखालून बरेच पाणी गेले असून आता यावर राष्ट्रवादी काँग्रेस शरदचंद्र पवार पक्षाचे प्रदेशाध्यक्ष जयंत पाटील यांनी प्रतिक्रिया देताना गुगली टाकली आहे. ज्याची जिल्ह्यात जोरदार चर्चा सुरू झाली आहे. जयंत पाटील यांनी, खासदार विशाल पाटील हे सांगली लोकसभा मतदार संघातून अपक्ष निवडून आले आहेत. त्यामुळे त्यांना वेगवेगळ्या पक्षांचे ऑफर येत आहेत. पुढेही त्यांना अशा ऑफर येतच राहणार आहेत. यामुळे कुठे जायचे, काय करायचे? हा त्यांचा प्रश्न आहे. याबाबत त्यांनीच निर्णय घ्यायचा आहे, अशी प्रतिक्रिया जयंत पाटील यांनी दिली आहे. जयंत पाटील यांनी सांगलीच महापालिका आयुक्त सत्यम गांधी यांची भेट घेतली होती. यानंतर पत्रकारांनी विचारलेल्या प्रश्नावर बोलताना त्यांनी ही प्रतिक्रिया दिली आहे. यावेळी, विशाल यांना भाजपने दिलेल्या ऑफरबाबत विचारलेल्या प्रश्नावर जयंत पाटील यांनी प्रतिक्रिया दिली आहे. ते म्हणाले, ‘ऑफर दोन प्रकारच्या असतात. पहिला प्रकार म्हणजे खरंच बोलवून ऑफर दिली जाते. ज्याची माहिती बाहेर कळत नाही. दुसऱ्या प्रकारात उगाच बाहेर ऑफर देऊन चर्चा घडवत राहायची असते. त्याचा काहीच उपयोग होत नाही. सध्या अशीच चर्चा विशाल पाटील यांच्याबाबत राजकीय वर्तुळात सुरू आहे. पण विशाल पाटील हे अपक्ष निवडून आले असून त्यांना विविध पक्ष त्यांना बोलवत आहेत. ते बोलवतच राहणार. यामुळे कुठे जायचे, हा त्यांचा प्रश्न आहे, असेही जयंत पाटील यांनी म्हटलं आहे. तसेच विविध प्रलंबित प्रश्नांवर आयुक्त गांधी यांच्याशी चर्चा करताना नगरसेवकांनी केलेल्या आरोपावर देखील त्यांनी सूचना केल्या. गेल्या काही दिवसापासून शरद पवार गटातील नगरसेवकांवर निधी वाटपात अन्याय होत असल्याची तक्रार जयंत पाटील यांच्याकडे करण्यात आली होती. यावरच जयंत पाटील यांनी आयुक्त गांधी यांच्याशी चर्चा केली. त्यांनी, निधी वाटपात कोणताच दुजाभाव न करता समतोल राखण्यात यावा, अशा सूचना गांधी यांना दिल्या आहेत. ‘आलमट्टी’प्रश्नी मंत्र्यांना टोला यावेळी जयंत पाटील यांनी, ‘आलमट्टी’प्रश्नी राधाकृष्ण विखे पाटील यांनी बैठकीला विरोधकांना न बोलावण्याचा समाचार घेतला. जयंत पाटील म्हणाले, ‘नदीकाठचे आमदार न बोलावता दूरवरील आमदारांना बोलावून बैठक घेण्याची भूमिका काय? हे काही कळलं नाही? जलसंपदा मंत्री अनुभवी आहेत, तरीही असे का वागले हे देकील कळतं नाही. कदाचित आलमट्टी धरणाचा परिणाम होत नाही, अशी सरकारची बाजू दिसते आहे. पावसाळा सुरू झाल्यावर कळेल, काय होते, असा टोलाही त्यांनी लगावला आहे. दरम्यान कृषिमंत्री माणिकराव कोकाटे हे सातत्याने शेतकऱ्यांविषयी वादग्रस्त वक्तव्य करत आहेत. आताही त्यांनी, सिन्नर तालुक्यात काढून घेतलेल्या पिकांच्या ढेकाळाचे पंचनामे करायचे का? असा विधान केले होते. त्यावरून राज्यभर टीका होताना दिसत आहे. यावरून जयंत पाटील यांनी, मे महिन्याच्या अखेरीस सलग पडलेल्या पावसाने वेगवेगळ्या पद्धतीने शेतकऱ्यांचे नुकसान झाले आहे. एक पीक वाया जाण्याची भीती आहे. त्याअनुषंगाने सरकारने पंचनाम्याचे आदेश दिले पाहिजेत. त्याउलट ‘ढेकळाचे पंचनामे करायचे का,’ असे मंत्री म्हणत असतील तर ते खेदजनक असल्याचा टोला जयंत पाटील यांनी लगावला आहे. सरकारनामाचे सदस्य व्हा शॉपिंगसाठी 'सकाळ प्राईम डील्स'च्या भन्नाट ऑफर्स पाहण्यासाठी क्लिक करा. Read Latest Marathi Political News, Breaking Political News from Maharashtra, India, Pune &amp; Mumbai at Sarkarnama. To Get Live Political Marathi News on Mobile, Download the Sarkarnama Mobile App for Android and IOS. सरकारनामा आता सर्व सोशल मीडिया प्लॅटफॉर्मवर. ताज्या राजकीय घडामोडींसाठी फेसबुक, ट्विटर, इन्स्टाग्राम, शेअर चॅट, टेलिग्रामवर आणि व्हॉट्सॲप आम्हाला फॉलो करा. तसेच, सरकारनामा यूट्यूब चॅनेलला आजच सबस्क्राइब करा. Follow Us Copyright © 2025 Sakal Media Group – All Rights Reserved Powered by Quintype वेबसाईटवर ब्राउझिंगचा अनुभव सर्वोत्तम असावा, यासाठी आम्ही कुकीजचा वापर करतो. कुकीजमुळे तुम्हाला तुमच्या आवडत्या मजकुराची शिफारस करता येते. आमचे गोपनीयता आणि कुकीजसंदर्भातील धोरण तुम्हाला मान्य आहे.</w:t>
-      </w:r>
-    </w:p>
-    <w:p>
-      <w:pPr>
-        <w:pStyle w:val="Heading3"/>
-      </w:pPr>
-      <w:r>
-        <w:rPr/>
-        <w:t>Article 181</w:t>
-      </w:r>
-    </w:p>
-    <w:p>
-      <w:pPr>
-        <w:pStyle w:val="Normal"/>
-      </w:pPr>
-      <w:r>
-        <w:rPr/>
-        <w:t>Title: Dhananjay Mahadik : मंत्री चंद्रकांत दादा आणि मुन्ना महाडिक गटात सुप्त संघर्ष, जिल्हाध्यक्ष पदावरून टोकाची ईर्षा</w:t>
-      </w:r>
-    </w:p>
-    <w:p>
-      <w:pPr>
-        <w:pStyle w:val="Normal"/>
-      </w:pPr>
-      <w:r>
-        <w:rPr/>
-        <w:t xml:space="preserve">URL: </w:t>
-      </w:r>
-      <w:r>
-        <w:t xml:space="preserve"> https://www.esakal.com/paschim-maharashtra/kolhapur/latent-conflict-between-minister-chandrakant-patil-and-mp-dhananjay-mahadik-groups-in-bjp-over-election-of-district-president-srs92</w:t>
-      </w:r>
-    </w:p>
-    <w:p>
-      <w:pPr>
-        <w:pStyle w:val="Normal"/>
-      </w:pPr>
-      <w:r>
-        <w:rPr/>
-        <w:t>Content: BJP Kolhapur District President : भाजप महानगर जिल्हाध्यक्षांची निवड नुकतीच झाली. यावरून भाजपमध्ये मंत्री चंद्रकांत पाटील आणि खासदार धनंजय महाडिक गटांत सुप्त संघर्ष सुरू असल्याचे दिसून येते. खासदार महाडिक यांनी अध्यक्षपदासाठी माजी नगरसेवक अजित ठाणेकर यांचे नाव सुचवले होते, तर मंत्री पाटील विजय जाधव यांच्या नावावर ठाम होते. यामध्ये मंत्री पाटील यांची सरशी झाली. महापालिका आणि जिल्हा परिषद निवडणुकीच्या अनुषंगाने हा अंतर्गत संघर्ष समोर आला आहे. Follow Us Copyright © 2025 - Sakal Media Pvt Ltd - All rights reserved. Powered by Quintype</w:t>
-      </w:r>
-    </w:p>
-    <w:p>
-      <w:pPr>
-        <w:pStyle w:val="Heading3"/>
-      </w:pPr>
-      <w:r>
-        <w:rPr/>
-        <w:t>Article 182</w:t>
-      </w:r>
-    </w:p>
-    <w:p>
-      <w:pPr>
-        <w:pStyle w:val="Normal"/>
-      </w:pPr>
-      <w:r>
-        <w:rPr/>
-        <w:t>Title: Chandrakant Patil : राज ठाकरे चांगले नेते पण जरा समजून घेतलं पाहिजे आणि… हिंदी सक्तीवरून भाजपच्या बड्या नेत्यानं टोचले कान</w:t>
-      </w:r>
-    </w:p>
-    <w:p>
-      <w:pPr>
-        <w:pStyle w:val="Normal"/>
-      </w:pPr>
-      <w:r>
-        <w:rPr/>
-        <w:t xml:space="preserve">URL: </w:t>
-      </w:r>
-      <w:r>
-        <w:t xml:space="preserve"> https://www.tv9marathi.com/videos/bjp-chandrakant-patil-suggestion-to-mns-raj-thackeray-over-hindi-compulsory-in-maharashtra-school-1429353.html</w:t>
-      </w:r>
-    </w:p>
-    <w:p>
-      <w:pPr>
-        <w:pStyle w:val="Normal"/>
-      </w:pPr>
-      <w:r>
-        <w:rPr/>
-        <w:t>Content: By signing in or creating an account, you agree with Associated Broadcasting Company's Terms &amp; Conditions and Privacy Policy. हिंदी भाषा सक्तीची नाही, तिसरी भाषा म्हणून हिंदी हा पर्याय आहे, असं वक्तव्य भाजपाचे नेते तथा उच्चं व तंत्र शिक्षण मंत्री चंद्रकांत पाटील यांनी केलं. राज ठाकरे मोठे नेते आहेत. त्यांनी समजून घेतलं पाहिजे. राज ठाकरे हे खूप चांगले नेते आहेत. ते खूप गोष्टी परखडपणे मांडतात. पण या विषयात त्यांनी मुख्यमंत्री देवेंद्र फडणवीस यांच्यासोबत बसून ही भूमिका समजून घेण्याची आवश्यकता आहे, असं म्हणत हिंदी सक्तीवरून चंद्रकांत पाटलांनी राज ठाकरेंना सल्ला दिल्याचे पाहायला मिळत आहे. पुढे ते असेही म्हणाले, हिंदी भाषेची सक्ती केली आहे, लोकांमध्ये हा गैरसमज आहे. अशी एखादी तिसरी भाषा देशभरात जाण्यासाठी, देशभरातील गोष्टी समजून घेण्यासाठी उपयोगी असेल तर विरोध करण्याचं कारण नाही. त्यामुळे सक्तीचा शब्द कुठून आला हेच कळत नसल्याचेही चंद्रकांत पाटील म्हणाले.</w:t>
-      </w:r>
-    </w:p>
-    <w:p>
-      <w:pPr>
-        <w:pStyle w:val="Heading3"/>
-      </w:pPr>
-      <w:r>
-        <w:rPr/>
-        <w:t>Article 183</w:t>
-      </w:r>
-    </w:p>
-    <w:p>
-      <w:pPr>
-        <w:pStyle w:val="Normal"/>
-      </w:pPr>
-      <w:r>
-        <w:rPr/>
-        <w:t>Title: अनुदानित महाविद्यालयांमध्ये प्राध्यापक भरती होणार की नाही?; चंद्रकांत पाटील यांनी दिले उत्तर…</w:t>
-      </w:r>
-    </w:p>
-    <w:p>
-      <w:pPr>
-        <w:pStyle w:val="Normal"/>
-      </w:pPr>
-      <w:r>
-        <w:rPr/>
-        <w:t xml:space="preserve">URL: </w:t>
-      </w:r>
-      <w:r>
-        <w:t xml:space="preserve"> https://www.loksatta.com/pune/will-there-be-recruitment-of-professors-in-aided-colleges-or-not-chandrakant-patil-gave-the-answer-pune-print-news-ccp-14-ssb-93-4945869/</w:t>
-      </w:r>
-    </w:p>
-    <w:p>
-      <w:pPr>
-        <w:pStyle w:val="Normal"/>
-      </w:pPr>
-      <w:r>
-        <w:rPr/>
-        <w:t>Content: पुणे : राज्यातील अशासकीय अनुदानित महाविद्यालयातील अध्यापकांची ४ हजार ४३५ पदांसाठी भरती प्रक्रिया राबवण्यात येणार आहे. त्यासाठीचा प्रस्ताव वित्त विभागाकडे मान्यतेसाठी फेरसादर करण्यात येणार आहे, अशी माहिती राज्याचे उच्च व तंत्रशिक्षण मंत्री चंद्रकांत पाटील यांनी विधिमंडळात दिली. राज्यातील सार्वजनिक विद्यापीठे आणि अनुदानित महाविद्यालये, तसेच अकृषी विद्यापीठांमधील प्राध्यापक, सहायक प्राध्यापक आणि इतर कर्मचाऱ्यांच्या रिक्त पदांबाबत तारांकित प्रश्न उपस्थित करण्यात आला होता. या प्रश्नाला पाटील यांनी उत्तर दिले. ‘राज्यातील सार्वजनिक विद्यापीठे आणि अनुदानित महाविद्यालये येथील शिक्षकीय, शिक्षकेतर पदे ही सेवानिवृत्ती, राजीनामा, मृत्यू अशा कारणांमुळे रिक्त आहेत, ही बाब खरी आहे. राष्ट्रीय शिक्षण धोरण २०२० च्या अंमलबजावणीवर आधारित उच्च शिक्षण संस्थांचे मूल्यमापन करण्यासाठी प्रणाली विकसित करण्याचा निर्णय विद्यापीठ अनुदान आयोगाकडून (यूजीसी) घेण्यात आला आहे. शैक्षणिक संस्थेने किमान ७५ टक्के अध्यापकांची नियमित, कायमस्वरूपी नियुक्ती हा त्यापैकी एक मापदंड आहे. त्या संदर्भातील सूचना विद्यापीठ अनुदान आयोगाने प्रसिद्ध करून सूचना, प्रतिक्रिया मागविल्या आहेत. राज्यातील अशासकीय अनुदानित महाविद्यालयातील अध्यापकांची ४ हजार ४३५ पदे भरण्यास मान्यता देण्याचा प्रस्ताव वित्त विभागास सादर करण्यात आला होता. या प्रस्तावावर वित्त विभागाने उपस्थित केलेल्या मुद्द्यांची माहिती नमूद करून प्रस्ताव वित्त विभागाला फेरसादर करण्यात येत आहे. राज्यातील अकृषी विद्यापीठातील प्राध्यापक भरतीबाबत मान्यता, तसेच अन्य तांत्रिक प्रक्रिया पूर्ण करून जाहिरात प्रसिद्ध करण्यात आली असून, ही प्रक्रिया अंतिम टप्यात असताना विद्यापीठांचे कुलपती यांच्याकडून या भरती प्रक्रियेस काही अटी शर्तीच्या पुर्ततेच्या अधीन राहून स्थगिती देण्यात आली. राज्यातील अकृषी विद्यापीठांमधील शिक्षकीय पदांच्या ८० टक्के पदे भरण्यास मान्यता देण्यात आली आहे. त्यानुसार अध्यापकीय पदांच्या भरतीबाबत राज्यपाल यांची मान्यता घेऊन चालू वर्षी २८ फेब्रुवारी रोजी आदेश देण्यात आले आहेत, असेही पाटील यांनी उत्तरात नमूद केले आहे. बॉलीवूड अभिनेत्री जान्हवी कपूर सध्या कान्स फिल्म फेस्टिव्हलमधील पदार्पणामुळे चर्चेत आहे. करण जोहर निर्मित 'होमबाऊंड' चित्रपटाच्या निमित्ताने तीने कान्समध्ये हजेरी लावली होती. आता ती 'लग जा गले' या राज मेहता दिग्दर्शित चित्रपटात टायगर श्रॉफसोबत पहिल्यांदाच झळकणार आहे. तसेच, ती 'परमसुंदरी' आणि 'सनी संस्कार की तुलसी कुमारी' या आगामी चित्रपटांमध्येही दिसणार आहे.</w:t>
-      </w:r>
-    </w:p>
-    <w:p>
-      <w:pPr>
-        <w:pStyle w:val="Heading3"/>
-      </w:pPr>
-      <w:r>
-        <w:rPr/>
-        <w:t>Article 184</w:t>
-      </w:r>
-    </w:p>
-    <w:p>
-      <w:pPr>
-        <w:pStyle w:val="Normal"/>
-      </w:pPr>
-      <w:r>
-        <w:rPr/>
-        <w:t>Title: Pune in Assembly : प्रशासनापुढे मंत्र्यांसह आमदारांनीही हात टेकले; पाटील, मिसाळ, जगताप, रासनेंसह सगळ्यांचाच सुरात सूर</w:t>
-      </w:r>
-    </w:p>
-    <w:p>
-      <w:pPr>
-        <w:pStyle w:val="Normal"/>
-      </w:pPr>
-      <w:r>
-        <w:rPr/>
-        <w:t xml:space="preserve">URL: </w:t>
-      </w:r>
-      <w:r>
-        <w:t xml:space="preserve"> https://sarkarnama.esakal.com/pune/maharashtra-assembly-pune-mla-chandrakant-patil-madhuri-misal-shankar-jagtap-mla-meeting-post-session-unity-administration-rm82</w:t>
-      </w:r>
-    </w:p>
-    <w:p>
-      <w:pPr>
-        <w:pStyle w:val="Normal"/>
-      </w:pPr>
-      <w:r>
-        <w:rPr/>
-        <w:t>Content: Pune News : पुणे आणि पिंपरी चिंचवडमध्ये मागील काही वर्षांपासून ‘प्रशासन राज’ आहे. त्यामुळे अनेकदा स्थानिक नेते, आमदारांना नागरिकांचे प्रश्न मार्गी लावण्यासाठी अधिकाऱ्यांच्या मागे लागावे लागते. तरीही कामांना विलंब होतो. याबाबत पहिल्यांदाच पुणे आणि पिंपरी चिंचवडमधील मंत्री आणि आमदारांनी उघडपणे एकाच मंचावर नाराजी व्यक्त केली आहे. राज्याच्या विधिमंडळाचे पावसाळी अधिवेशनाचे नुकतेच सूप वाजले. या पार्श्‍वभूमीवर ‘सकाळ’ने आमदारांची बैठक घेत त्यांनी अधिवेशनात उपस्थित केलेल्या मुद्द्यांवर चर्चा झाली. विधान परिषद उपसभापती डॉ. नीलम गोऱ्हे, उच्च व तंत्रशिक्षणमंत्री चंद्रकांत पाटील, नगरविकास राज्यमंत्री माधुरी मिसाळ, आमदार भीमराव तापकीर, हेमंत रासने, बापू पठारे, सिद्धार्थ शिरोळे, सुनील कांबळे, शंकर जगताप, उमा खापरे, अमित गोरखे, हे बैठकीत उपस्थित होते. ‘सकाळ’च्या कार्यकारी संपादक शीतल पवार यांनी या वेळी त्यांचे स्वागत आणि प्रास्ताविक केले. विधिमंडळाच्या आवारात झालेली आमदारांच्या कार्यकर्त्यांमधील धक्काबुकी, आमदारांमधील वाद, कॅन्टीनमधील आमदारांची मारहाण आदी मुद्द्यांवरून चांगलेच गाजले. पण असे असले तरी अधिवेशन इतर अनेक मुद्द्यांवरही दोन्ही सभागृहात गंभीरपणे चर्चा झाली. काही महत्वाची विधेयके मांडण्यात आली, ती मंजूरही झाली. नगररचना विधेयकही मंजूर झाल्याचे बैठकीत आमदारांनी सांगितले. अधिकाऱ्यांकडून अंमलबजावणी नाही नागरिकांच्या सुविधांबाबत अधिवेशनात अनेक मुद्दे मांडले जातात. प्रश्न उपस्थित केले जातात. मंत्र्यांकडून सकारात्मक उत्तरेही मिळतात. पण पुढे अधिकाऱ्यांकडून हे प्रश्‍न सोडविण्यासाठी अंमलबजावणी केली जात नाही. प्रशासनाची अशी भूमिका असल्याने याविरोधात आश्‍वासन समितीकडे जाण्याचा विचार मनात येत आहे, अशी खंत आमदारांनी व्यक्त केली. मंत्री चंद्रकांत पाटील यांनीही हे मान्य केले आणि प्रशासनाच्या पाठीमागे लागून कामे करून घेतल्याशिवाय कामे मार्गी लागत नाहीत, असेही सांगितले. पुण्याला मेडिकल टुरिझमचे तसेच डिफेन्स स्टार्टअपचे हब बनविणे, अतिक्रमणमुक्त करणे, वाड्यांचा पुनर्विकास, मिळकतकरात सरसकट 40 टक्के सवलत, पिंपरी-चिंचवड शहराच्या विकास आराखड्यासह हिंजवडी आणि चाकणच्या वाहतूक कोंडीबाबत विधानसभेसह विधान परिषदेत आवाज उठविल्याचेही आमदारांनी सांगितले. मंत्र्यांनी या मुद्द्यांवर समाधानकारक उत्तरे दिली आहेत. पण हे प्रश्‍न एवढ्यावर न सोडता आगामी काळात प्रशासनाकडून ही कामे करून घेण्यासाठी पाठपुरावा करणार असल्याचा निर्धार आमदारांनी या बैठकीत व्यक्त केला. पुणे, खडकी कँटोन्मेंटसह राज्यातील सात कँटोन्मेंटच्या स्थानिक महापालिका, नगर परिषदांमध्ये विलीनीकरणासंदर्भात मुख्यमंत्र्यांनी महत्त्वाची बैठक घेतली. त्यात देहूरोड वगळता उर्वरित सर्व कँटोन्मेंट बोर्ड स्थानिक स्वराज्य संस्थांमध्ये समाविष्ट करण्याचा निर्णय झाला. या निर्णयामुळे पुणे शहरातील दोन कँटोन्मेंट बोर्डांचा प्रश्‍न संपण्याची शक्यता असल्याचे आमदारांनी सांगितले. सरकारने गणेशोत्सवाला राज्य उत्सवाचा दर्जा दिला आहे. हा पुण्यासाठीचा महत्त्वाचा निर्णय अधिवेशनात झाला असल्याचे सांगत आमदारांनी आनंद व्यक्त केला. हिंजवडीचा प्रश्न ऐरणीवर हिंजवडीमधील वाहतूक कोंडी, जोरदार पावसानंतर होणारी तेथील परिस्थितीवरूनही अधिवेशन गाजले. याविषयी सांगताना पाटील म्हणाले, हिंजवडीतील विविध प्रश्‍न सोडविण्यासाठी केवळ बैठका घेऊन किंवा अधिकाऱ्यांना सूचना देऊन चालणार नाही, तर हा प्रश्‍न सुटेपर्यंत पाठपुरावा करावा,’ अशा सूचना पाटील यांनी केली. उद्योग पुण्याला सोडून जाणार नाहीत; मात्र ते जाऊ नयेत याची आपणही काळजी घेणे आवश्‍यक असल्याचेही पाटील म्हणाले. विधानसभा अधिवेशनात हिंजवडीच्या मुद्द्यावर लक्ष वेधल्याचे आमदार जगतापांनी सांगितले. मुख्यमंत्री देवेंद्र फडणवीस यांनी बैठक घेतल्यानंतर प्रशासन कामाला लागले असल्याचेही ते म्हणाले. पुणे शहरातील 6 मीटर, 9 मीटर रुंदीच्या रस्त्यांवर बांधकामांसाठी मर्यादा आहेत, जर 6 मीटरच्या रस्त्यावर 50 मीटरपर्यंत शेवट (डेडएंड) असेल तर तेथे इमारतींचा पुनर्विकास करणे शक्य आहे. त्यासंदर्भातील निर्णय झाला असून, त्याबाबतचा आदेश लवकर निघणार आहे, असल्याची माहिती बैठकीत देण्यात आली. विकास आराखड्यात सुधारणा पिंपरी-चिंचवड महापालिकेने तयार केलेल्या विकास आराखड्यातील त्रुटींमध्ये सुधारणा करण्याबाबत राज्य सरकारने सकारात्मक प्रतिसाद दिला आहे. हिंजवडी येथील वाहतूक कोंडीमुळे आयटी क्षेत्रावर परिणाम होत आहे. त्यामुळे तेथील रस्त्यांचे रुंदीकरण, पायाभूत सुविधांचा विकास होणे गरजेचे आहे. त्यावर विधिमंडळात आवाज उठविण्यात आल्याचे पिंपरी-चिंचवडमधील आमदारांनी सांगितले. सरकारनामाचे सदस्य व्हा शॉपिंगसाठी 'सकाळ प्राईम डील्स'च्या भन्नाट ऑफर्स पाहण्यासाठी क्लिक करा. Read Latest Marathi Political News, Breaking Political News from Maharashtra, India, Pune &amp; Mumbai at Sarkarnama. To Get Live Political Marathi News on Mobile, Download the Sarkarnama Mobile App for Android and IOS. सरकारनामा आता सर्व सोशल मीडिया प्लॅटफॉर्मवर. ताज्या राजकीय घडामोडींसाठी फेसबुक, ट्विटर, इन्स्टाग्राम, शेअर चॅट, टेलिग्रामवर आणि व्हॉट्सॲप आम्हाला फॉलो करा. तसेच, सरकारनामा यूट्यूब चॅनेलला आजच सबस्क्राइब करा. Follow Us Copyright © 2025 Sakal Media Group – All Rights Reserved Powered by Quintype वेबसाईटवर ब्राउझिंगचा अनुभव सर्वोत्तम असावा, यासाठी आम्ही कुकीजचा वापर करतो. कुकीजमुळे तुम्हाला तुमच्या आवडत्या मजकुराची शिफारस करता येते. आमचे गोपनीयता आणि कुकीजसंदर्भातील धोरण तुम्हाला मान्य आहे.</w:t>
-      </w:r>
-    </w:p>
-    <w:p>
-      <w:pPr>
-        <w:pStyle w:val="Heading3"/>
-      </w:pPr>
-      <w:r>
-        <w:rPr/>
-        <w:t>Article 185</w:t>
-      </w:r>
-    </w:p>
-    <w:p>
-      <w:pPr>
-        <w:pStyle w:val="Normal"/>
-      </w:pPr>
-      <w:r>
-        <w:rPr/>
-        <w:t>Title: भाजपमध्ये प्रवेश करण्यापूर्वीच पृथ्वीराज पाटलांच्या पाच मागण्या : फडणवीसांनी चंद्रकांतदादांकडे दिली जबाबदारी</w:t>
-      </w:r>
-    </w:p>
-    <w:p>
-      <w:pPr>
-        <w:pStyle w:val="Normal"/>
-      </w:pPr>
-      <w:r>
-        <w:rPr/>
-        <w:t xml:space="preserve">URL: </w:t>
-      </w:r>
-      <w:r>
-        <w:t xml:space="preserve"> https://sarkarnama.esakal.com/maharashtra/congress-city-district-president-prithviraj-patil-joins-bjp-in-presence-of-ravindra-chavan-chandrakant-patil-and-bjp-leaders-as11</w:t>
-      </w:r>
-    </w:p>
-    <w:p>
-      <w:pPr>
-        <w:pStyle w:val="Normal"/>
-      </w:pPr>
-      <w:r>
-        <w:rPr/>
-        <w:t>Content: काँग्रेसचे शहर जिल्हाध्यक्ष पृथ्वीराज पाटील यांनी रवींद्र चव्हाण यांच्या उपस्थितीत भाजपमध्ये प्रवेश केला. प्रवेशावेळी सांगली विकासासाठी 5 मागण्या केल्या, त्यातील पहिली मागणी तात्काळ मंजूर झाली. चंद्रकांत पाटील यांनी सांगलीकरांना मोठं गिफ्ट दिल्याची घोषणा केली. Mumbai News : काँग्रेसचे शहर जिल्हाध्यक्ष पृथ्वीराज पाटील यांनी आज अधिकृतरीत्या प्रदेशाध्यक्ष रवींद्र चव्हाण यांच्या उपस्थितीत भाजपमध्ये प्रवेश केला. यावेळी पालकमंत्री चंद्रकांत पाटील, मंत्री जयकुमार गोरे, आमदार प्रविण दरेकर यांच्यासह भाजपचे इतर नेते उपस्थित होते. यावेळी पृथ्वीराज पाटील यांनी आपल्या भाजप प्रवेशामागे सांगलीचा विकास हाच ध्यास असल्याचे सांगत पाच मागण्या केल्या. यावेळी त्यांची पहिली मागणी आधीच मान्य झाल्याची माहिती चंद्रकांत पाटील यांनी दिली. यामुळे प्रवेश होताच सांगलीसाठी मोठं गिफ्ट भाजपकडून मिळाल्याचे बोलले जात आहे. यावेळी त्यांनी, माझ्यासह हजारो कार्यकर्त्यांचा आज भाजपमध्ये प्रवेश झाला. पण याधी मी सह्याद्री अतिगृहामध्ये मुख्यमंत्र्यांची भेट घेतली. त्यांना आपल्या मागण्या काय आहेत त्याचे निवेदन दिले. त्या लवकर पूर्ण करण्याचे आश्वासन फडणवीस यांनी दिलं आहे. मी गेली 35 वर्ष काँग्रेस पक्षामध्ये कार्यकर्ता म्हणून काम करत असून आता सांगली शहर जिल्हा काँग्रेसचे अध्यक्ष होतो. दोन वेळी विधानसभेच्या निवडणूक लढवली. पण बंडखोरी झाली नसती तर मी आमदार झालो असतो. पण या निवडणुका ही सांगलीच्या प्रश्नांसाठीच लढवल्या होत्या. त्यासाठी मी पंचसूत्री तयार केली होती. तीच आता मी प्रवेशावेळी मुख्यमंत्र्यांना दिली आहे. त्यामुळे माझ्या प्रवेशाचे मूळ हे आधी सांगली नंतर पक्ष आणि त्यानंतर मी असेच आहे. माझी पहिला मागणी सांगलीला शुद्ध व मुबलक पाणीपुरवठा ही आहे. त्यासाठी कोल्हापूरच्या धरतीवर चांदोली धरणातून थेट पाणी पुरवठा करण्याची योजना आखण्यात यावी. शहराच्या प्रदुषण मुक्तीसाठी असणारा 95 कोटींचा प्रस्ताव मंजूर करावा. या मागणी केल्या असत्या चंद्रकांतदादांनी शुद्ध व मुबलक पाणीपुरवठ्यासाठी सर्व्हे करून त्याचा प्रस्ताव पुढे पाठवला जाईल असे सांगितल्याचेही पृथ्वीराज पाटील म्हणाले. तसेच सांगलीच्या विकासासाठी महत्वाचा असणाऱ्या अॅग्रो टेक हबच्या निर्मितीसाठी कवलापूर विमानतळाला लवकर मान्यता देण्यात यावी. तसे झाल्यास येथील हळद, द्राक्ष, बेदाणा, डाळिंबासह इतर शेतीतून निघणारे उत्पादन बाहेर पाठवता येईल. तसेच सांगलीच्या पर्यटन विकासाला गती देण्यासाठी कृष्णा घाट डेव्हलप करण्यात यावा. तर येथील वर्ग दोनमध्ये असणाऱ्या जमिनी वर्ग एकमध्ये करून वर्षांनुवर्षे राहणाऱ्या नागरिकांना दिलासा द्यावा अशी मागणी केली आहे. त्याचबरोबर त्यांनी शहरातील महिलांच्या सुरक्षेला पाहता विविध ठिकाणी सीसीटीव्ही लावण्यात यावेत. तर 2005 असो की 2019 किंवा 2021 यावेळी सांगलीला पूराचा मोठा फटका बसला आहे. त्यामुळे आम्ही काही तज्ज्ञांच्या मदतीने तयार केलेल्या आराखड्याला मान्यता देवून त्यावर काम सुरू करावे, अशा मागण्या केल्या होत्या. त्यावर पालकमंत्री पाटील यांनी, 600 कोटींची निविदा याकामी आधीच काढण्यात आल्याची घोषणा केलीय. आमदार सुधीर गाडगीड यांना चिमटा यावेळी पृथ्वीराज पाटील यांनी, आपण आज भाजपमध्ये आलो असल्याने आता आमदार सुधीर गाडगीड हे मित्र झाले आहेत. त्यामुळे त्यांनी मदत करावी, दोघांनी मिळून सांगलीच्या विकासासाठी प्रयत्न करू... असे सांगत तुमची साथ असेल का आहे का असे दोनदा विचारणा केली. जर त्यांनी होकार दिला नाही, तर आपण अद्याप काँग्रेसमध्येच असल्याचे वाटेल असा चिमटा त्यांनी गाडगीळ यांचा काढला. सन्मान कार्यकर्त्यांनाही मिळावा भाजप प्रवेश करताना ज्या पद्धतीने मला सन्मान मिळाला. अध्यक्षांनी परकेपणाची वागणूक दिली नाही. तसाच सन्मान माझ्याबरोबर ज्यांनी भाजपमध्ये प्रवेश केला त्यांनाही मिळावा, अशी मागणी त्यांनी केली. यावेळी प्रदेशाध्यक्ष रवींद्र चव्हाण यांनी, भारतीय जनता पार्टी हे काम करण्याच्या मागं उभारणारी पार्टी आहे. तुम्ही 2019 ची निवडणूक थोडक्यात हरलात. 24 ला कदाचित काँग्रेसमध्ये बंडखोरी झाली नसती तर आज तुम्ही आमदारही झाला असता. त्यामुळेच तुमचा प्रवेश आज भाजपमध्ये झाला आहे. ज्या पद्धतीने तुमचा सन्मान पक्षात आहे. तसाच तुमच्या कार्यकर्त्यांनाही मिळेल असे आश्वासन रवींद्र चव्हाण यांनी यावेळी पृथ्वीराज पाटील यांना दिले आहे. प्र.१: पृथ्वीराज पाटील भाजपमध्ये का सामील झाले?उ: सांगलीच्या विकासासाठी आणि त्यांच्या मागण्या पूर्ण करण्यासाठी त्यांनी भाजपमध्ये प्रवेश केला. प्र.२: त्यांच्या किती मागण्या मान्य झाल्या?उ: पहिली मागणी प्रवेशाच्या दिवशीच मान्य झाली. प्र.३: या प्रवेशावेळी कोणते नेते उपस्थित होते?उ: रवींद्र चव्हाण, चंद्रकांत पाटील, जयकुमार गोरे, प्रविण दरेकर आणि इतर भाजप नेते उपस्थित होते. सरकारनामाचे सदस्य व्हा शॉपिंगसाठी 'सकाळ प्राईम डील्स'च्या भन्नाट ऑफर्स पाहण्यासाठी क्लिक करा. Read Latest Marathi Political News, Breaking Political News from Maharashtra, India, Pune &amp; Mumbai at Sarkarnama. To Get Live Political Marathi News on Mobile, Download the Sarkarnama Mobile App for Android and IOS. सरकारनामा आता सर्व सोशल मीडिया प्लॅटफॉर्मवर. ताज्या राजकीय घडामोडींसाठी फेसबुक, ट्विटर, इन्स्टाग्राम, शेअर चॅट, टेलिग्रामवर आणि व्हॉट्सॲप आम्हाला फॉलो करा. तसेच, सरकारनामा यूट्यूब चॅनेलला आजच सबस्क्राइब करा. Follow Us Copyright © 2025 Sakal Media Group – All Rights Reserved Powered by Quintype वेबसाईटवर ब्राउझिंगचा अनुभव सर्वोत्तम असावा, यासाठी आम्ही कुकीजचा वापर करतो. कुकीजमुळे तुम्हाला तुमच्या आवडत्या मजकुराची शिफारस करता येते. आमचे गोपनीयता आणि कुकीजसंदर्भातील धोरण तुम्हाला मान्य आहे.</w:t>
-      </w:r>
-    </w:p>
-    <w:p>
-      <w:pPr>
-        <w:pStyle w:val="Heading3"/>
-      </w:pPr>
-      <w:r>
-        <w:rPr/>
-        <w:t>Article 186</w:t>
-      </w:r>
-    </w:p>
-    <w:p>
-      <w:pPr>
-        <w:pStyle w:val="Normal"/>
-      </w:pPr>
-      <w:r>
-        <w:rPr/>
-        <w:t>Title: सावित्रीबाई फुले पुणे विद्यापीठात पुलंच्या नावाने अध्यासन, उच्च आणि तंत्र शिक्षणमंत्री चंद्रकांत पाटील यांची घोषणा</w:t>
-      </w:r>
-    </w:p>
-    <w:p>
-      <w:pPr>
-        <w:pStyle w:val="Normal"/>
-      </w:pPr>
-      <w:r>
-        <w:rPr/>
-        <w:t xml:space="preserve">URL: </w:t>
-      </w:r>
-      <w:r>
-        <w:t xml:space="preserve"> https://www.loksatta.com/pune/minister-chandrakant-patil-announces-teaching-course-on-p-l-deshpande-at-pune-university-pune-print-news-ocd-94-5146646/</w:t>
-      </w:r>
-    </w:p>
-    <w:p>
-      <w:pPr>
-        <w:pStyle w:val="Normal"/>
-      </w:pPr>
-      <w:r>
-        <w:rPr/>
-        <w:t>Content: पुणे : ‘माणसाचे जीवन समृद्ध होईल, यासाठी सदैव प्रयत्नशील असलेल्या पुलंच्या नावाने अध्यासन सुरू करावे,’ अशी मागणी ज्येष्ठ साहित्यिक मधु मंगेश कर्णिक यांनी करताच त्याची दखल घेऊन ‘सावित्रीबाई फुले पुणे विद्यापीठामध्ये पुलंच्या नावाने अध्यासन सुरू करण्यात येईल’, अशी घोषणा उच्च आणि तंत्र शिक्षणमंत्री चंद्रकांत पाटील यांनी केली. ‘महाराष्ट्राचं लाडकं व्यक्तिमत्त्व’ पु. ल. देशपांडे यांचा २५ वा स्मृतिदिन आणि सुनीताबाई देशपांडे यांच्या जन्मशताब्दीचे औचित्य साधून करोनाकाळात बंद पडलेल्या ‘ग्लोबल पुलोत्सव’चे उद्घाटन मधु मंगेश कर्णिक यांच्या हस्ते करण्यात आले. त्या प्रसंगी महोत्सवाचे निमंत्रक या नात्याने चंद्रकांत पाटील बोलत होते. सुनीताबाईंचे बंधू सर्वोत्तम ऊर्फ मोहन ठाकूर, ‘लोकमान्य मल्टिपर्पज को-ऑप. सोसायटीचे विभागीय प्रमुख सुशील जाधव, महोत्सवाचे संयोजक वीरेंद्र चित्राव आणि सतीश जकातदार या वेळी उपस्थित होते. ज्येष्ठ गायिका डाॅ. प्रभा अत्रे यांच्या ‘स्वरमयी गुरुकुल’ संस्थेस प्रदान करण्यात आलेला विशेष पु. ल. पुरस्कार डॉ. भारती एम. डी. आणि प्रसाद भडसावळे यांनी स्वीकारला. ‘महाराष्ट्राची सांस्कृतिक ओळख असलेल्या पुलंच्या नावाने अध्यासन लवकरात लवकर सुरू करण्यात येईल. सुरुवातीला प्रमाणपत्र अभ्यासक्रमाच्या माध्यमातून विद्यार्थी पुलंच्या साहित्याचा अभ्यास करतील. या अध्यासनाचा अभ्यासक्रम आशय निर्माण करण्यासाठी कर्णिक यांनी मदत करावी’, अशी अपेक्षा पाटील यांनी व्यक्त केली. पुलोत्सवाच्या काळात पुलंच्या साहित्यावर प्रकाशकांकडून देण्यात येणाऱ्या सवलतीसह अतिरिक्त मिळून ५० टक्के सवलत देण्याची घोषणा त्यांनी केली. पुण्यासह महाराष्ट्रातील दहा प्रमुख शहरांमध्ये हा पुलोत्सव आयोजित करावा, अशी सूचनाही त्यांनी आयोजकांना केली. कर्णिक म्हणाले, ‘जगभरातील सर्व मराठी माणसांना पुलं आणि त्यांचे साहित्य ज्ञात आहे. हसवता हसवता तुमच्या डोळ्यांच्या कडा ओलावणारे आणि प्रगल्भ करणारे पुलं त्यांच्या लेखणीतून वाचकाला चिंतनशील बनवत. डॉ. राम मनोहर लोहिया, सेनापती बापट, विनोबा भावे, रवींद्रनाथ टागोर, कोल्हापूरचे शाहू महाराज आणि कर्मयोगी बाबा आमटे अशा दिग्गजांची व्यक्तिचित्रे त्यांनी संवेदनशीलतेने रेखाटली आहेत. समाजाविषयी कळवळा आणि वात्सल्य असलेले पुलं हे समाजचिंतक होते.’ स्नेहल दामले यांनी कार्यक्रमाचे सूत्रसंचालन केले. काही वर्षांपूर्वी ईशा फाऊंडेशनचे संस्थापक सद्गुरू जग्गी वासुदेव आणि लेखक-गीतकार जावेद अख्तर यांच्यात मानवी तर्क, श्रद्धा व विश्वास यावर वाद झाला होता. जावेद अख्तर यांनी आध्यात्मिक गुरूंवर टीका करताना म्हटलं की, ते लोक निष्पापांवर धोकादायक खेळ खेळतात. सद्गुरूंनी जावेद अख्तर मेंदू वापरत नसल्याचं म्हटलं. अख्तर यांनी श्रद्धा आणि तर्क यावर जोर देत, पुरावे नसलेल्या गोष्टींवर विश्वास ठेवण्यावर प्रश्नचिन्ह उपस्थित केलं.</w:t>
-      </w:r>
-    </w:p>
-    <w:p>
-      <w:pPr>
-        <w:pStyle w:val="Heading3"/>
-      </w:pPr>
-      <w:r>
-        <w:rPr/>
-        <w:t>Article 187</w:t>
-      </w:r>
-    </w:p>
-    <w:p>
-      <w:pPr>
-        <w:pStyle w:val="Normal"/>
-      </w:pPr>
-      <w:r>
-        <w:rPr/>
-        <w:t>Title: Mohite Patil : भाजपच्या निमंत्रण पत्रिकेतून मोहिते पाटलांना डावलले; विमान कंपनीच्या पत्रिकेत मात्र सर्वांची नावे</w:t>
-      </w:r>
-    </w:p>
-    <w:p>
-      <w:pPr>
-        <w:pStyle w:val="Normal"/>
-      </w:pPr>
-      <w:r>
-        <w:rPr/>
-        <w:t xml:space="preserve">URL: </w:t>
-      </w:r>
-      <w:r>
-        <w:t xml:space="preserve"> https://sarkarnama.esakal.com/maharashtra/paschim-maharashtra/ranjitsinh-mohite-patils-name-omitted-from-bjps-invitation-letter-for-solapur-air-service-vd83</w:t>
-      </w:r>
-    </w:p>
-    <w:p>
-      <w:pPr>
-        <w:pStyle w:val="Normal"/>
-      </w:pPr>
-      <w:r>
-        <w:rPr/>
-        <w:t>Content: Solapur, 09 June : गेले काही वर्षांपासून चर्चेत असलेला सोलापूर येथील विमान सेवेच्या उद्‌घाटनाचा कार्यक्रम आज (ता. 09 जून) मुख्यमंत्री देवेंद्र फडणवीस यांच्या उपस्थितीत होणार आहे. भाजपकडून प्रसिद्ध करण्यात आलेल्या कार्यक्रमाच्या निमंत्रण पत्रिकेत जिल्ह्यातील सर्व आमदारांची नावे असताना विधान परिषदेचे आमदार रणजितसिंह मोहिते पाटील यांना या कार्यक्रमातून डावलण्यात आले आहे. या कार्यक्रम पत्रिकेत सर्व आमदारांची नावे असताना मोहिते पाटील यांचेच नाव वगळण्यात आले आहे. दुसरीकडे, प्लाय-९१ या विमान कंपनीच्या कार्यक्रम पत्रिकेत मात्र मोहिते पाटील यांच्या नावाचा समावेश आहे. त्यामुळे भाजपच्या कार्यक्रम पत्रिकेतून मोहिते पाटील यांना डावलण्याबाबत चर्चा होत आहे. दरम्यान, लोकसभा आणि विधानसभा निवडणुकीत पक्षाच्या विरोधात काम केल्याचे सांगून रणजितसिंह मोहिते पाटील (Ranjitsinh Mohite Patil) यांच्यावर कारवाई करण्याची मागणी माजी आमदार राम सातपुते यांनी पक्षाकडे केली आहे. त्याही परिस्थितीत मोहिते पाटील हे पक्षाच्या कार्यक्रमाला नियमितपणे हजेरी लावत आहेत. आजच्या कार्यक्रमालाही प्लाय 91 या विमान कंपनीच्या कार्यक्रम पत्रिकेत मोहिते पाटील यांच्यासह जिल्ह्यातील सर्व आमदार, खासदारांची नावे आहेत. मुख्यमंत्री देवेंद्र फडणवीस यांच्या उपस्थितीत आज सोलापूर (Solapur) ते गोवा विमानसेवेचे उद्‌घाटन होत आहे. केंद्रीय नागरी विमान वाहतूक मंत्री मुरलीधर मोहोळ, या पालकमंत्री जयकुमार गोरे यांच्या उपस्थितीत हा कार्यक्रम होत आहे. या कार्यक्रमाच्या निमंत्रण पत्रिकेत विजयकुमार देशमुख, सुभाष देशमुख, सचिन कल्याणशेट्टी, देवेंद्र कोठे, समाधान अवताडे या आमदारांसह जिल्हाध्यक्ष चेतनसिंह केदार-सावंत, शशिकांत चव्हाण आणि सोलापूरच्या शहराध्यक्ष रोहिणी तडवळकर यांची नावे छापण्यात आले आहेत. यातून भाजपचे आमदार रणजितसिंह मोहिते पाटील यांचे नाव वगळण्यात आले आहे, यातून भाजपने काय साध्य केले आहे, असा प्रश्न उपस्थित होत आहे. मध्यंतरी भाजपचे प्रदेशाध्यक्ष चंद्रशेखर बावनकुळे हे सोलापूरच्या दौऱ्यावर आले होते, त्यावेळी त्यांना रणजितसिंह मोहिते पाटील यांच्यावर कारवाई कधी होणार, असा प्रश्न विचारण्यात आला होता, त्यावेळी रणजितसिंह मोहिते पाटील व्यासपीठावर उपस्थित होते. त्या वेळी मोहिते पाटील हे खाली मान घालून बसले होते. त्यावरूनही राम सातपुते यांनी मोहिते पाटील यांच्यावर टीका केली होती. पुण्यश्लोक अहिल्यादेवी होळकर सोलापूर विद्यापीठात चंद्रकांत पाटील यांच्या उपस्थिती झालेल्या कार्यक्रमात पालकमंत्री जयकुमार गोरे यांची इंट्री होताच मोहिते पाटील यांनी काढता पाय घेतला होता. त्यांनी जाताना चंद्रकांत पाटील आणि पालकमंत्री गोरे यांच्या कानात काहीतरी सांगितले होते. त्यानंतरच मोहिते पाटील हे कार्यक्रमस्थळाहून निघून गेले होते. भाजपच्या एका गटाकडून मोहिते पाटील यांच्यावर कारवाईची मागणी होत असताना मोहिते पाटील हे नियमितपणे भाजपच्या कार्यक्रमाला हजेरी लावत आहेत, हे विशेष आहे. मात्र, आजच्या भाजपच्या निमंत्रण पत्रिकेतून मोहिते पाटील यांना डावलण्यात आले असले तरी विमान कंपनीच्या निमंत्रण पत्रिकेत मोहिते पाटील यांचे नाव आहे. भाजपने विमान सेवेच्या निमंत्रण पत्रिकेतून मोहिते पाटील यांचे नाव वगळून काय संदेश दिला आहे, असा सवाल उपस्थित होत आहे. सरकारनामाचे सदस्य व्हा शॉपिंगसाठी 'सकाळ प्राईम डील्स'च्या भन्नाट ऑफर्स पाहण्यासाठी क्लिक करा. Read Latest Marathi Political News, Breaking Political News from Maharashtra, India, Pune &amp; Mumbai at Sarkarnama. To Get Live Political Marathi News on Mobile, Download the Sarkarnama Mobile App for Android and IOS. सरकारनामा आता सर्व सोशल मीडिया प्लॅटफॉर्मवर. ताज्या राजकीय घडामोडींसाठी फेसबुक, ट्विटर, इन्स्टाग्राम, शेअर चॅट, टेलिग्रामवर आणि व्हॉट्सॲप आम्हाला फॉलो करा. तसेच, सरकारनामा यूट्यूब चॅनेलला आजच सबस्क्राइब करा. Follow Us Copyright © 2025 Sakal Media Group – All Rights Reserved Powered by Quintype वेबसाईटवर ब्राउझिंगचा अनुभव सर्वोत्तम असावा, यासाठी आम्ही कुकीजचा वापर करतो. कुकीजमुळे तुम्हाला तुमच्या आवडत्या मजकुराची शिफारस करता येते. आमचे गोपनीयता आणि कुकीजसंदर्भातील धोरण तुम्हाला मान्य आहे.</w:t>
-      </w:r>
-    </w:p>
-    <w:p>
-      <w:pPr>
-        <w:pStyle w:val="Heading3"/>
-      </w:pPr>
-      <w:r>
-        <w:rPr/>
-        <w:t>Article 188</w:t>
-      </w:r>
-    </w:p>
-    <w:p>
-      <w:pPr>
-        <w:pStyle w:val="Normal"/>
-      </w:pPr>
-      <w:r>
-        <w:rPr/>
-        <w:t>Title: Chandrakant Patil : ऑपरेशन सिंदूरवरून टीका करणाऱ्या राहुल गांधी, संजय राऊतांना भाजप नेत्याने झाप झापलं; म्हणाले, 'काही जणांना...'</w:t>
-      </w:r>
-    </w:p>
-    <w:p>
-      <w:pPr>
-        <w:pStyle w:val="Normal"/>
-      </w:pPr>
-      <w:r>
-        <w:rPr/>
-        <w:t xml:space="preserve">URL: </w:t>
-      </w:r>
-      <w:r>
-        <w:t xml:space="preserve"> https://sarkarnama.esakal.com/maharashtra/paschim-maharashtra/chandrakant-patil-slams-congress-leader-rahul-gandhi-and-shivsena-ubt-mp-sanjay-raut-over-operation-sindoor-as11</w:t>
-      </w:r>
-    </w:p>
-    <w:p>
-      <w:pPr>
-        <w:pStyle w:val="Normal"/>
-      </w:pPr>
-      <w:r>
-        <w:rPr/>
-        <w:t>Content: Sangli News : 'ऑपरेशन सिंदूर'बाबत परदेशात भारताची बाजू मांडण्यासाठी केंद्र सरकारने सर्वपक्षीय खासदारांचे सात शिष्टमंडळ परदेशात पाठली होती. ज्यात काँग्रेसच्या चार आणि उद्धव ठाकरे गटाच्या एका खासदाराचा समावेश होता. पण याच शिष्टमंडळ आणि भाजपवर काँग्रेसकडून आणि शिवसेनेकडून अनेकदा टीका करण्यात आली होती. याच टीकेचा आता उच्च व तंत्र शिक्षण मंत्री चंद्रकांत पाटील यांनी जोरदार समाचार घेतला असून त्यांनी, काही जणांना फक्त प्रश्न उपस्थित करणे एवढंच माहिती असतं असा टोला लगावला आहे. त्यांनी ही टीका काँग्रेस नेते राहुल गांधी आणि खासदार संजय राऊत यांच्यावर केली आहे. ते सांगलीमध्ये बोलत होते. 'ऑपरेशन सिंदूर'बाबत परदेशात भारताची बाजू मांडण्यासाठी सर्वपक्षीय खासदारांचे शिष्टमंडळ तयार करण्यात आली होती. ज्यात काँग्रेससह शिवसेना उद्धव बाळासाहेब ठाकरे पक्षाच्या खासदारासह 51 नेते आणि 8 राजदूतांचा समावेश होता. पण यावरून काँग्रेसने अनेकदा टीका केली होती. तसेच संजय राऊत यांनी देखील जोरदार हल्लाबोल केला होता. त्यावरूनच चंद्रकांत पाटील यांनी राहुल गांधी आणि संजय राऊत यांच्यावर टीका केलीय. चंद्रकांत पाटील यांनी, 'काही जणांना प्रश्न उपस्थित करणे आणि पळून जाणे, एवढंच माहिती आहे. 'ऑपरेशन सिंदूर'बाबत देशाची भूमिका मांडण्यासाठी जाणाऱ्या स्वपक्षाच्या खासदारांना देखील यांनी विरोध केला. तर सध्या काही जणांचा असा एक गट झाला आहे. जे सगळे एकमेकांचे शिष्य, भक्त आणि गुरु झाले आहेत, असाही टोलाही चंद्रकांत पाटलांनी लगावला आहे. सातत्याने वेगवेगळ्या घटनांवर उलट सुलट प्रतिक्रिया देणाऱ्या संजय राऊत यांना बहुतेक कावीळ झाली असावी असाही दावा चंद्रकांत पाटील यांनी यावेळी केला आहे. राऊत यांना सर्वच घटना एकसारख्याच पिवळ्या दिसतात. यामुळे आता राऊत यांना झालेल्या काविळीचे औषध तयार केले असून ते योग्य वेळी त्यांना मिळेल, असा टोलाही चंद्रकांत पाटील यांनी यावेळी लगावला. सरकारनामाचे सदस्य व्हा शॉपिंगसाठी 'सकाळ प्राईम डील्स'च्या भन्नाट ऑफर्स पाहण्यासाठी क्लिक करा. Read Latest Marathi Political News, Breaking Political News from Maharashtra, India, Pune &amp; Mumbai at Sarkarnama. To Get Live Political Marathi News on Mobile, Download the Sarkarnama Mobile App for Android and IOS. सरकारनामा आता सर्व सोशल मीडिया प्लॅटफॉर्मवर. ताज्या राजकीय घडामोडींसाठी फेसबुक, ट्विटर, इन्स्टाग्राम, शेअर चॅट, टेलिग्रामवर आणि व्हॉट्सॲप आम्हाला फॉलो करा. तसेच, सरकारनामा यूट्यूब चॅनेलला आजच सबस्क्राइब करा. Follow Us Copyright © 2025 Sakal Media Group – All Rights Reserved Powered by Quintype वेबसाईटवर ब्राउझिंगचा अनुभव सर्वोत्तम असावा, यासाठी आम्ही कुकीजचा वापर करतो. कुकीजमुळे तुम्हाला तुमच्या आवडत्या मजकुराची शिफारस करता येते. आमचे गोपनीयता आणि कुकीजसंदर्भातील धोरण तुम्हाला मान्य आहे.</w:t>
-      </w:r>
-    </w:p>
-    <w:p>
-      <w:pPr>
-        <w:pStyle w:val="Heading3"/>
-      </w:pPr>
-      <w:r>
-        <w:rPr/>
-        <w:t>Article 189</w:t>
-      </w:r>
-    </w:p>
-    <w:p>
-      <w:pPr>
-        <w:pStyle w:val="Normal"/>
-      </w:pPr>
-      <w:r>
-        <w:rPr/>
-        <w:t>Title: Chandrakant Patil | राज्य सरकार अलमट्टीची उंची वाढवू देणार नाही : पालकमंत्री पाटील</w:t>
-      </w:r>
-    </w:p>
-    <w:p>
-      <w:pPr>
-        <w:pStyle w:val="Normal"/>
-      </w:pPr>
-      <w:r>
-        <w:rPr/>
-        <w:t xml:space="preserve">URL: </w:t>
-      </w:r>
-      <w:r>
-        <w:t xml:space="preserve"> https://pudhari.news/maharashtra/sangali/state-government-will-not-allow-alamatti-height-increase-says-chandrakant-patil-sk95</w:t>
-      </w:r>
-    </w:p>
-    <w:p>
-      <w:pPr>
-        <w:pStyle w:val="Normal"/>
-      </w:pPr>
-      <w:r>
-        <w:rPr/>
-        <w:t>Content: इस्लामपूर : अलमट्टीतील पाणीसाठ्यामुळे सांगली आणि कोल्हापूर जिल्ह्यांतील शेती, घरांचे नुकसान तसेच जीवित हानी होत आहे. त्यामुळे अलमट्टीची उंची आणखी वाढवू नका, ही भूमिका ताकदीने केंद्रीय मंत्र्यांसमोर आणि सर्वोच्च न्यायालयात वकिलांच्या माध्यमातून सरकारने मांडली आहे. सरकार कदापी अलमट्टीची उंची वाढवू देणार नाही, असे पालकमंत्री चंद्रकांत पाटील यांनी येथे पत्रकारांना सांगितले. पाटील म्हणाले, सांगली, कोल्हापूर जिल्ह्यांच्या पूरस्थितीला अलमट्टी धरणातील पाणीसाठाच कारणीभूत आहे, हीच वस्तुस्थिती आहे. प्रत्येकवर्षी पुरामुळे होणारे नुकसान न परवडणारे आहे. अलमट्टी धरणाची उंची आणखी वाढली तर पुराचा धोकाही वाढणार आहे. त्यामुळे आहे त्यापेक्षा धरणाची उंची वाढवू नये, अशी मागणी आम्ही केली आहे. राज्य सरकार ही मागणी न्यायालयातही लावून धरत आहे. यावेळी आमदार सदाभाऊ खोत, आमदार सत्यजित देशमुख, भाजपचे जिल्हाध्यक्ष सम्राट महाडिक, प्रसाद पाटील उपस्थित होते. 'Pudhari' is excited to announce the relaunch of its Android and iOS apps. Stay updated with the latest news at your fingertips. Android and iOS Download now and stay updated, anytime, anywhere. Pudhari Publications Private Limited</w:t>
+        <w:t xml:space="preserve"> https://zeenews.india.com/marathi/maharashtra/chandrakant-patil-supports-bharat-gogawale-after-allegations-of-aghori-puja/916805</w:t>
+      </w:r>
+    </w:p>
+    <w:p>
+      <w:pPr>
+        <w:pStyle w:val="Normal"/>
+      </w:pPr>
+      <w:r>
+        <w:rPr/>
+        <w:t>Content: Chandrakant Patil : राज्याचे रोहयो मंत्री भरत गोगावले यांच्यावर अघोरी पूजा केल्याचा आरोप करण्यात आला आहे. ठाकरेंच्या शिवसेनेपाठोपाठ मित्रपक्ष राष्ट्रवादी काँग्रेसनेही भरत गोगावले यांचा पूजा करतानाचा व्हिडिओ ट्विट करत अघोरी पूजा केल्याचा आरोप केला आहे. मात्र मंत्री चंद्रकांत पाटील यांनी गोगावले यांची पाठराखण केली आहे. चंद्रकांत पाटील यांनी मात्र भरत गोगावले यांची ही पूजा जनतेच्या कल्याणासाठी केली असल्याचे वाटत आहे असं म्हटलं आहे. भाजपचे ज्येष्ठ नेते आणि राज्याचे उच्च आणि तंत्रशिक्षण मंत्री चंद्रकांत पाटील यांना भरत गोगावले यांच्यावर करण्यात आलेल्या अघोरी पूजेच्या आरोपांसंदर्भात विचारलं असता चंद्रकांत पाटील यांनी हे असं उत्तर दिलं आहे. विरोधक आणि मित्रपक्षांना ज्या अघोरी पूजेचे आरोप केलेत. जे व्हिड़िओ भरत गोगावले यांचे समोर आणलेत. त्या सगळ्या पूजा चंद्रकांत पाटील यांना जनतेच्या कल्याणासाठी आणि सुखसमाधानासाठी केल्याचं वाटत आहे. एखाद्या नेत्याची पाठराखण करत असताना आपण काय विधान करतोय हे ही कदाचित चंद्रकांत पाटील विसरलेले दिसत आहेत. झी 24 तासला दिलेल्या टू द पॉईंट या स्फोटक मुलाखतीत भरत गोगावले यांनी रश्मी ठाकरे यांच्यावर आरोप केला होता. या आरोपांनतर ठाकरेंच्या शिवसेनेचे नेते वसंत मोरे यांनी भरत गोगावले यांच्यावर अघोरी पूजा केल्याचा आरोप करत एक व्हिडिओ सोशल मीडियाव शेअर केला आहे. पालकमंत्रिपदासाठी भरत गोगावलेंची अघोरी पूजा, सूरज चव्हाण यांचा आरोप त्यानंतर तर वसंत मोरे यांच्या पाठोपाठ राष्ट्रवादीचे प्रवक्ते सुरज चव्हाण यांनी देखील भरत गोगावले यांच्या पुजेचा एक व्हिड़िओ समोर आणत अघोरी पूजेचा आरोप केला होता. पालकमत्रीपदासाठीच भरत गोगावले यांनी पूजा केल्याचा आरोपही सुरज चव्हाण यांनी केला होता. भरत गोगावलेंनी आरोप फेटाळले विरोधकांवर मात करण्यासाठी भरत गोगावले यांनी पूजा केल्याचा आरोप वसंत मोरे यांना केला आहे. तर मंत्री भरत गोगावले यांनी मात्र पुन्हा एकदा अघोरी पूजा केल्याचे आरोप फेटाळून लावले आहेत. पुरोगामी महाराष्ट्रातील मंत्री भरत गोगावले अशा पद्धतीने वेगवेगळ्या पूजा करत आहेत. स्वतः त्याचं समर्थनही करत आहेत. मात्र चंद्रकांत पाटलांसारखे ज्येष्ठ मंत्री ही पाठराखण करण्याच्या नादात ही पूजा जनतेच्या कल्याणासाठी आहे असं म्हणत आहेत. अशा आंधळ्या पाठराखण करण्यामुळे अंद्धश्रद्धेला आपण खतपाणी घालतोय हेच चंद्रकांत पाटील विसरून गेल्याचं दिसत आहे. सोनेश्वर भगवान पाटील हे 'झी 24 तास' डिजिटलमध्ये सिनिअर सब एडीटर पदावर कार्यरत आहेत. त्यांना मीडिया क्षेत्राचा 7 वर्षांचा अनुभव आहे. वयाच्या 20 व्या वर्षी त्यांनी TV9 मराठी News चॅनलमधून आपल्या कारकिर्दीची सुरुवात केली. तिथे त्यांना लेखन आणि रिपोर्टिंगचा मौल्यवान अनुभव मिळाला. तेव्हापासून त्यांनी डिजिटल मीडियासह व्हिडिओ प्रोड्यूसर म्हणून अनेक वर्ष काम केलं आहे. यामध्ये मनोरंजन, राजकीय घडामोडी, स्पोर्ट्स, टेक, व्हायरल व्हिडिओ तसेच राशी भविष्यसह चाणक्य नीति अशा या सर्व क्षेत्रांमध्ये त्यांनी काम केलं आहे. ...Read More सोनेश्वर भगवान पाटील हे 'झी 24 तास' डिजिटलमध्ये सिनिअर सब एडीटर पदावर कार्यरत आहेत. त्यांना मीडिया क्षेत्राचा 7 वर्षांचा अनुभव आहे. वयाच्या 20 व्या वर्षी त्यांनी TV9 मराठी News चॅनलमधून आपल्या कारकिर्दीची सुरुवात केली. तिथे त्यांना लेखन आणि रिपोर्टिंगचा मौल्यवान अनुभव मिळाला. तेव्हापासून त्यांनी डिजिटल मीडियासह व्हिडिओ प्रोड्यूसर म्हणून अनेक वर्ष काम केलं आहे. यामध्ये मनोरंजन, राजकीय घडामोडी, स्पोर्ट्स, टेक, व्हायरल व्हिडिओ तसेच राशी भविष्यसह चाणक्य नीति अशा या सर्व क्षेत्रांमध्ये त्यांनी काम केलं आहे. By accepting cookies, you agree to the storing of cookies on your device to enhance site navigation, analyze site usage, and assist in our marketing efforts. By continuing to use the site, you agree to the use of cookies. You can find out more by clicking this link</w:t>
       </w:r>
     </w:p>
     <w:sectPr>
